--- a/EXPORTS/DOCX/published/niveau2/English/Science.docx
+++ b/EXPORTS/DOCX/published/niveau2/English/Science.docx
@@ -188,7 +188,7 @@
           <w:rFonts w:ascii="Charis SIL Regular" w:hAnsi="Charis SIL Regular" w:eastAsia="Charis SIL Regular"/>
           <w:b w:val="0"/>
           <w:i w:val="0"/>
-          <w:color w:val="0066CC"/>
+          <w:color w:val="0000FF"/>
           <w:sz w:val="24"/>
           <w:u w:val="single"/>
         </w:rPr>
@@ -206,7 +206,7 @@
           <w:rFonts w:ascii="Charis SIL Regular" w:hAnsi="Charis SIL Regular" w:eastAsia="Charis SIL Regular"/>
           <w:b w:val="0"/>
           <w:i w:val="0"/>
-          <w:color w:val="0066CC"/>
+          <w:color w:val="0000FF"/>
           <w:sz w:val="24"/>
           <w:u w:val="single"/>
         </w:rPr>
@@ -217,7 +217,7 @@
           <w:rFonts w:ascii="Charis SIL Regular" w:hAnsi="Charis SIL Regular" w:eastAsia="Charis SIL Regular"/>
           <w:b w:val="0"/>
           <w:i w:val="0"/>
-          <w:color w:val="0066CC"/>
+          <w:color w:val="0000FF"/>
           <w:sz w:val="24"/>
           <w:u w:val="single"/>
         </w:rPr>
@@ -252,7 +252,7 @@
       </w:r>
       <w:r>
         <w:rPr>
-          <w:u w:val="single" w:color="0066cc"/>
+          <w:u w:val="single" w:color="0000ff"/>
           <w:rFonts w:ascii="Charis SIL Regular" w:hAnsi="Charis SIL Regular" w:eastAsia="Charis SIL Regular"/>
           <w:b w:val="0"/>
           <w:i w:val="0"/>
@@ -270,7 +270,7 @@
       </w:r>
       <w:r>
         <w:rPr>
-          <w:u w:val="single" w:color="0066cc"/>
+          <w:u w:val="single" w:color="0000ff"/>
           <w:rFonts w:ascii="Charis SIL Regular" w:hAnsi="Charis SIL Regular" w:eastAsia="Charis SIL Regular"/>
           <w:b w:val="0"/>
           <w:i w:val="0"/>
@@ -311,7 +311,7 @@
           <w:rFonts w:ascii="Charis SIL Regular" w:hAnsi="Charis SIL Regular" w:eastAsia="Charis SIL Regular"/>
           <w:b w:val="0"/>
           <w:i w:val="0"/>
-          <w:color w:val="0066CC"/>
+          <w:color w:val="0000FF"/>
           <w:sz w:val="24"/>
           <w:u w:val="single"/>
         </w:rPr>
@@ -329,7 +329,7 @@
           <w:rFonts w:ascii="Charis SIL Regular" w:hAnsi="Charis SIL Regular" w:eastAsia="Charis SIL Regular"/>
           <w:b w:val="0"/>
           <w:i w:val="0"/>
-          <w:color w:val="0066CC"/>
+          <w:color w:val="0000FF"/>
           <w:sz w:val="24"/>
           <w:u w:val="single"/>
         </w:rPr>
@@ -340,7 +340,7 @@
           <w:rFonts w:ascii="Charis SIL Regular" w:hAnsi="Charis SIL Regular" w:eastAsia="Charis SIL Regular"/>
           <w:b w:val="0"/>
           <w:i w:val="0"/>
-          <w:color w:val="0066CC"/>
+          <w:color w:val="0000FF"/>
           <w:sz w:val="24"/>
           <w:u w:val="single"/>
         </w:rPr>
@@ -358,7 +358,7 @@
           <w:rFonts w:ascii="Charis SIL Regular" w:hAnsi="Charis SIL Regular" w:eastAsia="Charis SIL Regular"/>
           <w:b w:val="0"/>
           <w:i w:val="0"/>
-          <w:color w:val="0066CC"/>
+          <w:color w:val="0000FF"/>
           <w:sz w:val="24"/>
           <w:u w:val="single"/>
         </w:rPr>
@@ -369,7 +369,7 @@
           <w:rFonts w:ascii="Charis SIL Regular" w:hAnsi="Charis SIL Regular" w:eastAsia="Charis SIL Regular"/>
           <w:b w:val="0"/>
           <w:i w:val="0"/>
-          <w:color w:val="0066CC"/>
+          <w:color w:val="0000FF"/>
           <w:sz w:val="24"/>
           <w:u w:val="single"/>
         </w:rPr>
@@ -424,7 +424,7 @@
       </w:r>
       <w:r>
         <w:rPr>
-          <w:u w:val="single" w:color="0066cc"/>
+          <w:u w:val="single" w:color="0000ff"/>
           <w:rFonts w:ascii="Charis SIL Regular" w:hAnsi="Charis SIL Regular" w:eastAsia="Charis SIL Regular"/>
           <w:b w:val="0"/>
           <w:i w:val="0"/>
@@ -442,7 +442,7 @@
       </w:r>
       <w:r>
         <w:rPr>
-          <w:u w:val="single" w:color="0066cc"/>
+          <w:u w:val="single" w:color="0000ff"/>
           <w:rFonts w:ascii="Charis SIL Regular" w:hAnsi="Charis SIL Regular" w:eastAsia="Charis SIL Regular"/>
           <w:b w:val="0"/>
           <w:i w:val="0"/>
@@ -460,7 +460,7 @@
       </w:r>
       <w:r>
         <w:rPr>
-          <w:u w:val="single" w:color="0066cc"/>
+          <w:u w:val="single" w:color="0000ff"/>
           <w:rFonts w:ascii="Charis SIL Regular" w:hAnsi="Charis SIL Regular" w:eastAsia="Charis SIL Regular"/>
           <w:b w:val="0"/>
           <w:i w:val="0"/>
@@ -478,7 +478,7 @@
       </w:r>
       <w:r>
         <w:rPr>
-          <w:u w:val="single" w:color="0066cc"/>
+          <w:u w:val="single" w:color="0000ff"/>
           <w:rFonts w:ascii="Charis SIL Regular" w:hAnsi="Charis SIL Regular" w:eastAsia="Charis SIL Regular"/>
           <w:b w:val="0"/>
           <w:i w:val="0"/>
@@ -496,7 +496,7 @@
       </w:r>
       <w:r>
         <w:rPr>
-          <w:u w:val="single" w:color="0066cc"/>
+          <w:u w:val="single" w:color="0000ff"/>
           <w:rFonts w:ascii="Charis SIL Regular" w:hAnsi="Charis SIL Regular" w:eastAsia="Charis SIL Regular"/>
           <w:b w:val="0"/>
           <w:i w:val="0"/>
@@ -737,7 +737,7 @@
           <w:rFonts w:ascii="Charis SIL Regular" w:hAnsi="Charis SIL Regular" w:eastAsia="Charis SIL Regular"/>
           <w:b w:val="0"/>
           <w:i w:val="0"/>
-          <w:color w:val="0066CC"/>
+          <w:color w:val="0000FF"/>
           <w:sz w:val="24"/>
           <w:u w:val="single"/>
         </w:rPr>
@@ -755,7 +755,7 @@
           <w:rFonts w:ascii="Charis SIL Regular" w:hAnsi="Charis SIL Regular" w:eastAsia="Charis SIL Regular"/>
           <w:b w:val="0"/>
           <w:i w:val="0"/>
-          <w:color w:val="0066CC"/>
+          <w:color w:val="0000FF"/>
           <w:sz w:val="24"/>
           <w:u w:val="single"/>
         </w:rPr>
@@ -766,7 +766,7 @@
           <w:rFonts w:ascii="Charis SIL Regular" w:hAnsi="Charis SIL Regular" w:eastAsia="Charis SIL Regular"/>
           <w:b w:val="0"/>
           <w:i w:val="0"/>
-          <w:color w:val="0066CC"/>
+          <w:color w:val="0000FF"/>
           <w:sz w:val="24"/>
           <w:u w:val="single"/>
         </w:rPr>
@@ -784,7 +784,7 @@
           <w:rFonts w:ascii="Charis SIL Regular" w:hAnsi="Charis SIL Regular" w:eastAsia="Charis SIL Regular"/>
           <w:b w:val="0"/>
           <w:i w:val="0"/>
-          <w:color w:val="0066CC"/>
+          <w:color w:val="0000FF"/>
           <w:sz w:val="24"/>
           <w:u w:val="single"/>
         </w:rPr>
@@ -795,7 +795,7 @@
           <w:rFonts w:ascii="Charis SIL Regular" w:hAnsi="Charis SIL Regular" w:eastAsia="Charis SIL Regular"/>
           <w:b w:val="0"/>
           <w:i w:val="0"/>
-          <w:color w:val="0066CC"/>
+          <w:color w:val="0000FF"/>
           <w:sz w:val="24"/>
           <w:u w:val="single"/>
         </w:rPr>
@@ -813,7 +813,7 @@
           <w:rFonts w:ascii="Charis SIL Regular" w:hAnsi="Charis SIL Regular" w:eastAsia="Charis SIL Regular"/>
           <w:b w:val="0"/>
           <w:i w:val="0"/>
-          <w:color w:val="0066CC"/>
+          <w:color w:val="0000FF"/>
           <w:sz w:val="24"/>
           <w:u w:val="single"/>
         </w:rPr>
@@ -824,7 +824,7 @@
           <w:rFonts w:ascii="Charis SIL Regular" w:hAnsi="Charis SIL Regular" w:eastAsia="Charis SIL Regular"/>
           <w:b w:val="0"/>
           <w:i w:val="0"/>
-          <w:color w:val="0066CC"/>
+          <w:color w:val="0000FF"/>
           <w:sz w:val="24"/>
           <w:u w:val="single"/>
         </w:rPr>
@@ -842,7 +842,7 @@
           <w:rFonts w:ascii="Charis SIL Regular" w:hAnsi="Charis SIL Regular" w:eastAsia="Charis SIL Regular"/>
           <w:b w:val="0"/>
           <w:i w:val="0"/>
-          <w:color w:val="0066CC"/>
+          <w:color w:val="0000FF"/>
           <w:sz w:val="24"/>
           <w:u w:val="single"/>
         </w:rPr>
@@ -853,7 +853,7 @@
           <w:rFonts w:ascii="Charis SIL Regular" w:hAnsi="Charis SIL Regular" w:eastAsia="Charis SIL Regular"/>
           <w:b w:val="0"/>
           <w:i w:val="0"/>
-          <w:color w:val="0066CC"/>
+          <w:color w:val="0000FF"/>
           <w:sz w:val="24"/>
           <w:u w:val="single"/>
         </w:rPr>
@@ -871,7 +871,7 @@
           <w:rFonts w:ascii="Charis SIL Regular" w:hAnsi="Charis SIL Regular" w:eastAsia="Charis SIL Regular"/>
           <w:b w:val="0"/>
           <w:i w:val="0"/>
-          <w:color w:val="0066CC"/>
+          <w:color w:val="0000FF"/>
           <w:sz w:val="24"/>
           <w:u w:val="single"/>
         </w:rPr>
@@ -882,7 +882,7 @@
           <w:rFonts w:ascii="Charis SIL Regular" w:hAnsi="Charis SIL Regular" w:eastAsia="Charis SIL Regular"/>
           <w:b w:val="0"/>
           <w:i w:val="0"/>
-          <w:color w:val="0066CC"/>
+          <w:color w:val="0000FF"/>
           <w:sz w:val="24"/>
           <w:u w:val="single"/>
         </w:rPr>
@@ -900,7 +900,7 @@
           <w:rFonts w:ascii="Charis SIL Regular" w:hAnsi="Charis SIL Regular" w:eastAsia="Charis SIL Regular"/>
           <w:b w:val="0"/>
           <w:i w:val="0"/>
-          <w:color w:val="0066CC"/>
+          <w:color w:val="0000FF"/>
           <w:sz w:val="24"/>
           <w:u w:val="single"/>
         </w:rPr>
@@ -911,7 +911,7 @@
           <w:rFonts w:ascii="Charis SIL Regular" w:hAnsi="Charis SIL Regular" w:eastAsia="Charis SIL Regular"/>
           <w:b w:val="0"/>
           <w:i w:val="0"/>
-          <w:color w:val="0066CC"/>
+          <w:color w:val="0000FF"/>
           <w:sz w:val="24"/>
           <w:u w:val="single"/>
         </w:rPr>
@@ -946,6 +946,7 @@
       </w:r>
       <w:r>
         <w:rPr>
+          <w:u w:val="single" w:color="0000ff"/>
           <w:rFonts w:ascii="Charis SIL Regular" w:hAnsi="Charis SIL Regular" w:eastAsia="Charis SIL Regular"/>
           <w:b w:val="0"/>
           <w:i w:val="0"/>
@@ -959,7 +960,7 @@
           <w:rFonts w:ascii="Charis SIL Regular" w:hAnsi="Charis SIL Regular" w:eastAsia="Charis SIL Regular"/>
           <w:b w:val="0"/>
           <w:i w:val="0"/>
-          <w:color w:val="0066CC"/>
+          <w:color w:val="0000FF"/>
           <w:sz w:val="24"/>
           <w:u w:val="single"/>
         </w:rPr>
@@ -977,7 +978,7 @@
           <w:rFonts w:ascii="Charis SIL Regular" w:hAnsi="Charis SIL Regular" w:eastAsia="Charis SIL Regular"/>
           <w:b w:val="0"/>
           <w:i w:val="0"/>
-          <w:color w:val="0066CC"/>
+          <w:color w:val="0000FF"/>
           <w:sz w:val="24"/>
           <w:u w:val="single"/>
         </w:rPr>
@@ -995,7 +996,7 @@
           <w:rFonts w:ascii="Charis SIL Regular" w:hAnsi="Charis SIL Regular" w:eastAsia="Charis SIL Regular"/>
           <w:b w:val="0"/>
           <w:i w:val="0"/>
-          <w:color w:val="0066CC"/>
+          <w:color w:val="0000FF"/>
           <w:sz w:val="24"/>
           <w:u w:val="single"/>
         </w:rPr>
@@ -1013,7 +1014,7 @@
           <w:rFonts w:ascii="Charis SIL Regular" w:hAnsi="Charis SIL Regular" w:eastAsia="Charis SIL Regular"/>
           <w:b w:val="0"/>
           <w:i w:val="0"/>
-          <w:color w:val="0066CC"/>
+          <w:color w:val="0000FF"/>
           <w:sz w:val="24"/>
           <w:u w:val="single"/>
         </w:rPr>
@@ -1024,7 +1025,7 @@
           <w:rFonts w:ascii="Charis SIL Regular" w:hAnsi="Charis SIL Regular" w:eastAsia="Charis SIL Regular"/>
           <w:b w:val="0"/>
           <w:i w:val="0"/>
-          <w:color w:val="0066CC"/>
+          <w:color w:val="0000FF"/>
           <w:sz w:val="24"/>
           <w:u w:val="single"/>
         </w:rPr>
@@ -1042,7 +1043,7 @@
           <w:rFonts w:ascii="Charis SIL Regular" w:hAnsi="Charis SIL Regular" w:eastAsia="Charis SIL Regular"/>
           <w:b w:val="0"/>
           <w:i w:val="0"/>
-          <w:color w:val="0066CC"/>
+          <w:color w:val="0000FF"/>
           <w:sz w:val="24"/>
           <w:u w:val="single"/>
         </w:rPr>
@@ -1060,11 +1061,11 @@
           <w:rFonts w:ascii="Charis SIL Regular" w:hAnsi="Charis SIL Regular" w:eastAsia="Charis SIL Regular"/>
           <w:b w:val="0"/>
           <w:i w:val="0"/>
-          <w:color w:val="0066CC"/>
+          <w:color w:val="0000FF"/>
           <w:sz w:val="24"/>
           <w:u w:val="single"/>
         </w:rPr>
-        <w:hyperlink r:id="rId12" w:history="1">
+        <w:hyperlink r:id="rId11" w:history="1">
           <w:r>
             <w:rPr>
               <w:rStyle w:val="Hyperlink"/>
@@ -1078,11 +1079,11 @@
           <w:rFonts w:ascii="Charis SIL Regular" w:hAnsi="Charis SIL Regular" w:eastAsia="Charis SIL Regular"/>
           <w:b w:val="0"/>
           <w:i w:val="0"/>
-          <w:color w:val="0066CC"/>
+          <w:color w:val="0000FF"/>
           <w:sz w:val="24"/>
           <w:u w:val="single"/>
         </w:rPr>
-        <w:hyperlink r:id="rId12" w:history="1">
+        <w:hyperlink r:id="rId11" w:history="1">
           <w:r>
             <w:rPr>
               <w:rStyle w:val="Hyperlink"/>
@@ -1096,7 +1097,7 @@
           <w:rFonts w:ascii="Charis SIL Regular" w:hAnsi="Charis SIL Regular" w:eastAsia="Charis SIL Regular"/>
           <w:b w:val="0"/>
           <w:i w:val="0"/>
-          <w:color w:val="0066CC"/>
+          <w:color w:val="0000FF"/>
           <w:sz w:val="24"/>
           <w:u w:val="single"/>
         </w:rPr>
@@ -1107,11 +1108,11 @@
           <w:rFonts w:ascii="Charis SIL Regular" w:hAnsi="Charis SIL Regular" w:eastAsia="Charis SIL Regular"/>
           <w:b w:val="0"/>
           <w:i w:val="0"/>
-          <w:color w:val="0066CC"/>
+          <w:color w:val="0000FF"/>
           <w:sz w:val="24"/>
           <w:u w:val="single"/>
         </w:rPr>
-        <w:hyperlink r:id="rId12" w:history="1">
+        <w:hyperlink r:id="rId11" w:history="1">
           <w:r>
             <w:rPr>
               <w:rStyle w:val="Hyperlink"/>
@@ -1125,7 +1126,7 @@
           <w:rFonts w:ascii="Charis SIL Regular" w:hAnsi="Charis SIL Regular" w:eastAsia="Charis SIL Regular"/>
           <w:b w:val="0"/>
           <w:i w:val="0"/>
-          <w:color w:val="0066CC"/>
+          <w:color w:val="0000FF"/>
           <w:sz w:val="24"/>
           <w:u w:val="single"/>
         </w:rPr>
@@ -1136,9 +1137,8 @@
           <w:rFonts w:ascii="Charis SIL Regular" w:hAnsi="Charis SIL Regular" w:eastAsia="Charis SIL Regular"/>
           <w:b w:val="0"/>
           <w:i w:val="0"/>
-          <w:color w:val="0066CC"/>
-          <w:sz w:val="24"/>
-          <w:u w:val="single"/>
+          <w:color w:val="0000FF"/>
+          <w:sz w:val="24"/>
         </w:rPr>
         <w:hyperlink r:id="rId12" w:history="1">
           <w:r>
@@ -1154,7 +1154,7 @@
           <w:rFonts w:ascii="Charis SIL Regular" w:hAnsi="Charis SIL Regular" w:eastAsia="Charis SIL Regular"/>
           <w:b w:val="0"/>
           <w:i w:val="0"/>
-          <w:color w:val="0066CC"/>
+          <w:color w:val="0000FF"/>
           <w:sz w:val="24"/>
           <w:u w:val="single"/>
         </w:rPr>
@@ -1172,7 +1172,7 @@
           <w:rFonts w:ascii="Charis SIL Regular" w:hAnsi="Charis SIL Regular" w:eastAsia="Charis SIL Regular"/>
           <w:b w:val="0"/>
           <w:i w:val="0"/>
-          <w:color w:val="0066CC"/>
+          <w:color w:val="0000FF"/>
           <w:sz w:val="24"/>
           <w:u w:val="single"/>
         </w:rPr>
@@ -1190,7 +1190,7 @@
           <w:rFonts w:ascii="Charis SIL Regular" w:hAnsi="Charis SIL Regular" w:eastAsia="Charis SIL Regular"/>
           <w:b w:val="0"/>
           <w:i w:val="0"/>
-          <w:color w:val="0066CC"/>
+          <w:color w:val="0000FF"/>
           <w:sz w:val="24"/>
           <w:u w:val="single"/>
         </w:rPr>
@@ -1201,7 +1201,7 @@
           <w:rFonts w:ascii="Charis SIL Regular" w:hAnsi="Charis SIL Regular" w:eastAsia="Charis SIL Regular"/>
           <w:b w:val="0"/>
           <w:i w:val="0"/>
-          <w:color w:val="0066CC"/>
+          <w:color w:val="0000FF"/>
           <w:sz w:val="24"/>
           <w:u w:val="single"/>
         </w:rPr>
@@ -1219,7 +1219,7 @@
           <w:rFonts w:ascii="Charis SIL Regular" w:hAnsi="Charis SIL Regular" w:eastAsia="Charis SIL Regular"/>
           <w:b w:val="0"/>
           <w:i w:val="0"/>
-          <w:color w:val="0066CC"/>
+          <w:color w:val="0000FF"/>
           <w:sz w:val="24"/>
           <w:u w:val="single"/>
         </w:rPr>
@@ -1237,7 +1237,7 @@
           <w:rFonts w:ascii="Charis SIL Regular" w:hAnsi="Charis SIL Regular" w:eastAsia="Charis SIL Regular"/>
           <w:b w:val="0"/>
           <w:i w:val="0"/>
-          <w:color w:val="0066CC"/>
+          <w:color w:val="0000FF"/>
           <w:sz w:val="24"/>
           <w:u w:val="single"/>
         </w:rPr>
@@ -1248,7 +1248,7 @@
           <w:rFonts w:ascii="Charis SIL Regular" w:hAnsi="Charis SIL Regular" w:eastAsia="Charis SIL Regular"/>
           <w:b w:val="0"/>
           <w:i w:val="0"/>
-          <w:color w:val="0066CC"/>
+          <w:color w:val="0000FF"/>
           <w:sz w:val="24"/>
           <w:u w:val="single"/>
         </w:rPr>
@@ -1266,7 +1266,7 @@
           <w:rFonts w:ascii="Charis SIL Regular" w:hAnsi="Charis SIL Regular" w:eastAsia="Charis SIL Regular"/>
           <w:b w:val="0"/>
           <w:i w:val="0"/>
-          <w:color w:val="0066CC"/>
+          <w:color w:val="0000FF"/>
           <w:sz w:val="24"/>
           <w:u w:val="single"/>
         </w:rPr>
@@ -1301,7 +1301,7 @@
       </w:r>
       <w:r>
         <w:rPr>
-          <w:u w:val="single" w:color="0066cc"/>
+          <w:u w:val="single" w:color="0000ff"/>
           <w:rFonts w:ascii="Charis SIL Regular" w:hAnsi="Charis SIL Regular" w:eastAsia="Charis SIL Regular"/>
           <w:b w:val="0"/>
           <w:i w:val="0"/>
@@ -1319,7 +1319,7 @@
       </w:r>
       <w:r>
         <w:rPr>
-          <w:u w:val="single" w:color="0066cc"/>
+          <w:u w:val="single" w:color="0000ff"/>
           <w:rFonts w:ascii="Charis SIL Regular" w:hAnsi="Charis SIL Regular" w:eastAsia="Charis SIL Regular"/>
           <w:b w:val="0"/>
           <w:i w:val="0"/>
@@ -1337,7 +1337,7 @@
       </w:r>
       <w:r>
         <w:rPr>
-          <w:u w:val="single" w:color="0066cc"/>
+          <w:u w:val="single" w:color="0000ff"/>
           <w:rFonts w:ascii="Charis SIL Regular" w:hAnsi="Charis SIL Regular" w:eastAsia="Charis SIL Regular"/>
           <w:b w:val="0"/>
           <w:i w:val="0"/>
@@ -1348,7 +1348,7 @@
       </w:r>
       <w:r>
         <w:rPr>
-          <w:u w:val="single" w:color="0066cc"/>
+          <w:u w:val="single" w:color="0000ff"/>
           <w:rFonts w:ascii="Charis SIL Regular" w:hAnsi="Charis SIL Regular" w:eastAsia="Charis SIL Regular"/>
           <w:b w:val="0"/>
           <w:i w:val="0"/>
@@ -1366,7 +1366,7 @@
       </w:r>
       <w:r>
         <w:rPr>
-          <w:u w:val="single" w:color="0066cc"/>
+          <w:u w:val="single" w:color="0000ff"/>
           <w:rFonts w:ascii="Charis SIL Regular" w:hAnsi="Charis SIL Regular" w:eastAsia="Charis SIL Regular"/>
           <w:b w:val="0"/>
           <w:i w:val="0"/>
@@ -1384,7 +1384,7 @@
       </w:r>
       <w:r>
         <w:rPr>
-          <w:u w:val="single" w:color="0066cc"/>
+          <w:u w:val="single" w:color="0000ff"/>
           <w:rFonts w:ascii="Charis SIL Regular" w:hAnsi="Charis SIL Regular" w:eastAsia="Charis SIL Regular"/>
           <w:b w:val="0"/>
           <w:i w:val="0"/>
@@ -1402,7 +1402,6 @@
       </w:r>
       <w:r>
         <w:rPr>
-          <w:u w:val="single" w:color="0066cc"/>
           <w:rFonts w:ascii="Charis SIL Regular" w:hAnsi="Charis SIL Regular" w:eastAsia="Charis SIL Regular"/>
           <w:b w:val="0"/>
           <w:i w:val="0"/>
@@ -1413,7 +1412,7 @@
       </w:r>
       <w:r>
         <w:rPr>
-          <w:u w:val="single" w:color="0066cc"/>
+          <w:u w:val="single" w:color="0000ff"/>
           <w:rFonts w:ascii="Charis SIL Regular" w:hAnsi="Charis SIL Regular" w:eastAsia="Charis SIL Regular"/>
           <w:b w:val="0"/>
           <w:i w:val="0"/>
@@ -1431,7 +1430,6 @@
       </w:r>
       <w:r>
         <w:rPr>
-          <w:u w:val="single" w:color="0066cc"/>
           <w:rFonts w:ascii="Charis SIL Regular" w:hAnsi="Charis SIL Regular" w:eastAsia="Charis SIL Regular"/>
           <w:b w:val="0"/>
           <w:i w:val="0"/>
@@ -1442,7 +1440,7 @@
       </w:r>
       <w:r>
         <w:rPr>
-          <w:u w:val="single" w:color="0066cc"/>
+          <w:u w:val="single" w:color="0000ff"/>
           <w:rFonts w:ascii="Charis SIL Regular" w:hAnsi="Charis SIL Regular" w:eastAsia="Charis SIL Regular"/>
           <w:b w:val="0"/>
           <w:i w:val="0"/>
@@ -1652,7 +1650,7 @@
           <w:rFonts w:ascii="Charis SIL Regular" w:hAnsi="Charis SIL Regular" w:eastAsia="Charis SIL Regular"/>
           <w:b w:val="0"/>
           <w:i w:val="0"/>
-          <w:color w:val="0066CC"/>
+          <w:color w:val="0000FF"/>
           <w:sz w:val="24"/>
           <w:u w:val="single"/>
         </w:rPr>
@@ -1670,7 +1668,7 @@
           <w:rFonts w:ascii="Charis SIL Regular" w:hAnsi="Charis SIL Regular" w:eastAsia="Charis SIL Regular"/>
           <w:b w:val="0"/>
           <w:i w:val="0"/>
-          <w:color w:val="0066CC"/>
+          <w:color w:val="0000FF"/>
           <w:sz w:val="24"/>
           <w:u w:val="single"/>
         </w:rPr>
@@ -1681,7 +1679,7 @@
           <w:rFonts w:ascii="Charis SIL Regular" w:hAnsi="Charis SIL Regular" w:eastAsia="Charis SIL Regular"/>
           <w:b w:val="0"/>
           <w:i w:val="0"/>
-          <w:color w:val="0066CC"/>
+          <w:color w:val="0000FF"/>
           <w:sz w:val="24"/>
           <w:u w:val="single"/>
         </w:rPr>
@@ -1699,7 +1697,7 @@
           <w:rFonts w:ascii="Charis SIL Regular" w:hAnsi="Charis SIL Regular" w:eastAsia="Charis SIL Regular"/>
           <w:b w:val="0"/>
           <w:i w:val="0"/>
-          <w:color w:val="0066CC"/>
+          <w:color w:val="0000FF"/>
           <w:sz w:val="24"/>
           <w:u w:val="single"/>
         </w:rPr>
@@ -1710,7 +1708,7 @@
           <w:rFonts w:ascii="Charis SIL Regular" w:hAnsi="Charis SIL Regular" w:eastAsia="Charis SIL Regular"/>
           <w:b w:val="0"/>
           <w:i w:val="0"/>
-          <w:color w:val="0066CC"/>
+          <w:color w:val="0000FF"/>
           <w:sz w:val="24"/>
           <w:u w:val="single"/>
         </w:rPr>
@@ -1738,7 +1736,7 @@
           <w:rFonts w:ascii="Charis SIL Regular" w:hAnsi="Charis SIL Regular" w:eastAsia="Charis SIL Regular"/>
           <w:b w:val="0"/>
           <w:i w:val="0"/>
-          <w:color w:val="0066CC"/>
+          <w:color w:val="0000FF"/>
           <w:sz w:val="24"/>
           <w:u w:val="single"/>
         </w:rPr>
@@ -1756,7 +1754,7 @@
           <w:rFonts w:ascii="Charis SIL Regular" w:hAnsi="Charis SIL Regular" w:eastAsia="Charis SIL Regular"/>
           <w:b w:val="0"/>
           <w:i w:val="0"/>
-          <w:color w:val="0066CC"/>
+          <w:color w:val="0000FF"/>
           <w:sz w:val="24"/>
           <w:u w:val="single"/>
         </w:rPr>
@@ -1767,7 +1765,7 @@
           <w:rFonts w:ascii="Charis SIL Regular" w:hAnsi="Charis SIL Regular" w:eastAsia="Charis SIL Regular"/>
           <w:b w:val="0"/>
           <w:i w:val="0"/>
-          <w:color w:val="0066CC"/>
+          <w:color w:val="0000FF"/>
           <w:sz w:val="24"/>
           <w:u w:val="single"/>
         </w:rPr>
@@ -1798,104 +1796,11 @@
           <w:color w:val="000000"/>
           <w:sz w:val="24"/>
         </w:rPr>
-        <w:t>archive of Ut</w:t>
-      </w:r>
-      <w:r>
-        <w:rPr>
-          <w:u w:val="single" w:color="0066cc"/>
-          <w:rFonts w:ascii="Charis SIL Regular" w:hAnsi="Charis SIL Regular" w:eastAsia="Charis SIL Regular"/>
-          <w:b w:val="0"/>
-          <w:i w:val="0"/>
-          <w:color w:val="000000"/>
-          <w:sz w:val="24"/>
-        </w:rPr>
-        <w:hyperlink r:id="rId13" w:history="1">
-          <w:r>
-            <w:rPr>
-              <w:rStyle w:val="Hyperlink"/>
-            </w:rPr>
-            <w:t>recht Unive</w:t>
-          </w:r>
-        </w:hyperlink>
-      </w:r>
-      <w:r>
-        <w:rPr>
-          <w:u w:val="single" w:color="0066cc"/>
-          <w:rFonts w:ascii="Charis SIL Regular" w:hAnsi="Charis SIL Regular" w:eastAsia="Charis SIL Regular"/>
-          <w:b w:val="0"/>
-          <w:i w:val="0"/>
-          <w:color w:val="000000"/>
-          <w:sz w:val="24"/>
-        </w:rPr>
-        <w:hyperlink r:id="rId13" w:history="1">
-          <w:r>
-            <w:rPr>
-              <w:rStyle w:val="Hyperlink"/>
-            </w:rPr>
-            <w:t>r</w:t>
-          </w:r>
-        </w:hyperlink>
-      </w:r>
-      <w:r>
-        <w:rPr>
-          <w:u w:val="single" w:color="0066cc"/>
-          <w:rFonts w:ascii="Charis SIL Regular" w:hAnsi="Charis SIL Regular" w:eastAsia="Charis SIL Regular"/>
-          <w:b w:val="0"/>
-          <w:i w:val="0"/>
-          <w:color w:val="000000"/>
-          <w:sz w:val="24"/>
-        </w:rPr>
-        <w:hyperlink r:id="rId13" w:history="1">
-          <w:r>
-            <w:rPr>
-              <w:rStyle w:val="Hyperlink"/>
-            </w:rPr>
-            <w:t>sity</w:t>
-          </w:r>
-        </w:hyperlink>
-      </w:r>
-      <w:r>
-        <w:rPr>
-          <w:u w:val="single" w:color="0066cc"/>
-          <w:rFonts w:ascii="Charis SIL Regular" w:hAnsi="Charis SIL Regular" w:eastAsia="Charis SIL Regular"/>
-          <w:b w:val="0"/>
-          <w:i w:val="0"/>
-          <w:color w:val="000000"/>
-          <w:sz w:val="24"/>
-        </w:rPr>
-        <w:t xml:space="preserve"> </w:t>
-      </w:r>
-      <w:r>
-        <w:rPr>
-          <w:u w:val="single" w:color="0066cc"/>
-          <w:rFonts w:ascii="Charis SIL Regular" w:hAnsi="Charis SIL Regular" w:eastAsia="Charis SIL Regular"/>
-          <w:b w:val="0"/>
-          <w:i w:val="0"/>
-          <w:color w:val="000000"/>
-          <w:sz w:val="24"/>
-        </w:rPr>
-        <w:hyperlink r:id="rId13" w:history="1">
-          <w:r>
-            <w:rPr>
-              <w:rStyle w:val="Hyperlink"/>
-            </w:rPr>
-            <w:t>can be f</w:t>
-          </w:r>
-        </w:hyperlink>
-      </w:r>
-      <w:r>
-        <w:rPr>
-          <w:rFonts w:ascii="Charis SIL Regular" w:hAnsi="Charis SIL Regular" w:eastAsia="Charis SIL Regular"/>
-          <w:b w:val="0"/>
-          <w:i w:val="0"/>
-          <w:color w:val="000000"/>
-          <w:sz w:val="24"/>
-        </w:rPr>
-        <w:t>o</w:t>
-      </w:r>
-      <w:r>
-        <w:rPr>
-          <w:u w:val="single" w:color="0066cc"/>
+        <w:t>archive of Utrecht University can be fo</w:t>
+      </w:r>
+      <w:r>
+        <w:rPr>
+          <w:u w:val="single" w:color="0000ff"/>
           <w:rFonts w:ascii="Charis SIL Regular" w:hAnsi="Charis SIL Regular" w:eastAsia="Charis SIL Regular"/>
           <w:b w:val="0"/>
           <w:i w:val="0"/>
@@ -1913,7 +1818,7 @@
       </w:r>
       <w:r>
         <w:rPr>
-          <w:u w:val="single" w:color="0066cc"/>
+          <w:u w:val="single" w:color="0000ff"/>
           <w:rFonts w:ascii="Charis SIL Regular" w:hAnsi="Charis SIL Regular" w:eastAsia="Charis SIL Regular"/>
           <w:b w:val="0"/>
           <w:i w:val="0"/>
@@ -1924,7 +1829,7 @@
       </w:r>
       <w:r>
         <w:rPr>
-          <w:u w:val="single" w:color="0066cc"/>
+          <w:u w:val="single" w:color="0000ff"/>
           <w:rFonts w:ascii="Charis SIL Regular" w:hAnsi="Charis SIL Regular" w:eastAsia="Charis SIL Regular"/>
           <w:b w:val="0"/>
           <w:i w:val="0"/>
@@ -1955,7 +1860,7 @@
           <w:rFonts w:ascii="Charis SIL Regular" w:hAnsi="Charis SIL Regular" w:eastAsia="Charis SIL Regular"/>
           <w:b w:val="0"/>
           <w:i w:val="0"/>
-          <w:color w:val="0066CC"/>
+          <w:color w:val="0000FF"/>
           <w:sz w:val="24"/>
           <w:u w:val="single"/>
         </w:rPr>
@@ -1973,7 +1878,7 @@
           <w:rFonts w:ascii="Charis SIL Regular" w:hAnsi="Charis SIL Regular" w:eastAsia="Charis SIL Regular"/>
           <w:b w:val="0"/>
           <w:i w:val="0"/>
-          <w:color w:val="0066CC"/>
+          <w:color w:val="0000FF"/>
           <w:sz w:val="24"/>
           <w:u w:val="single"/>
         </w:rPr>
@@ -1984,7 +1889,7 @@
           <w:rFonts w:ascii="Charis SIL Regular" w:hAnsi="Charis SIL Regular" w:eastAsia="Charis SIL Regular"/>
           <w:b w:val="0"/>
           <w:i w:val="0"/>
-          <w:color w:val="0066CC"/>
+          <w:color w:val="0000FF"/>
           <w:sz w:val="24"/>
           <w:u w:val="single"/>
         </w:rPr>
@@ -2163,7 +2068,7 @@
           <w:rFonts w:ascii="Charis SIL Regular" w:hAnsi="Charis SIL Regular" w:eastAsia="Charis SIL Regular"/>
           <w:b w:val="0"/>
           <w:i w:val="0"/>
-          <w:color w:val="0066CC"/>
+          <w:color w:val="0000FF"/>
           <w:sz w:val="24"/>
           <w:u w:val="single"/>
         </w:rPr>
@@ -2181,7 +2086,7 @@
           <w:rFonts w:ascii="Charis SIL Regular" w:hAnsi="Charis SIL Regular" w:eastAsia="Charis SIL Regular"/>
           <w:b w:val="0"/>
           <w:i w:val="0"/>
-          <w:color w:val="0066CC"/>
+          <w:color w:val="0000FF"/>
           <w:sz w:val="24"/>
           <w:u w:val="single"/>
         </w:rPr>
@@ -2192,7 +2097,7 @@
           <w:rFonts w:ascii="Charis SIL Regular" w:hAnsi="Charis SIL Regular" w:eastAsia="Charis SIL Regular"/>
           <w:b w:val="0"/>
           <w:i w:val="0"/>
-          <w:color w:val="0066CC"/>
+          <w:color w:val="0000FF"/>
           <w:sz w:val="24"/>
           <w:u w:val="single"/>
         </w:rPr>
@@ -2210,7 +2115,7 @@
           <w:rFonts w:ascii="Charis SIL Regular" w:hAnsi="Charis SIL Regular" w:eastAsia="Charis SIL Regular"/>
           <w:b w:val="0"/>
           <w:i w:val="0"/>
-          <w:color w:val="0066CC"/>
+          <w:color w:val="0000FF"/>
           <w:sz w:val="24"/>
           <w:u w:val="single"/>
         </w:rPr>
@@ -2221,7 +2126,7 @@
           <w:rFonts w:ascii="Charis SIL Regular" w:hAnsi="Charis SIL Regular" w:eastAsia="Charis SIL Regular"/>
           <w:b w:val="0"/>
           <w:i w:val="0"/>
-          <w:color w:val="0066CC"/>
+          <w:color w:val="0000FF"/>
           <w:sz w:val="24"/>
           <w:u w:val="single"/>
         </w:rPr>
@@ -2239,7 +2144,7 @@
           <w:rFonts w:ascii="Charis SIL Regular" w:hAnsi="Charis SIL Regular" w:eastAsia="Charis SIL Regular"/>
           <w:b w:val="0"/>
           <w:i w:val="0"/>
-          <w:color w:val="0066CC"/>
+          <w:color w:val="0000FF"/>
           <w:sz w:val="24"/>
           <w:u w:val="single"/>
         </w:rPr>
@@ -2250,7 +2155,7 @@
           <w:rFonts w:ascii="Charis SIL Regular" w:hAnsi="Charis SIL Regular" w:eastAsia="Charis SIL Regular"/>
           <w:b w:val="0"/>
           <w:i w:val="0"/>
-          <w:color w:val="0066CC"/>
+          <w:color w:val="0000FF"/>
           <w:sz w:val="24"/>
           <w:u w:val="single"/>
         </w:rPr>
@@ -2288,7 +2193,7 @@
           <w:rFonts w:ascii="Charis SIL Regular" w:hAnsi="Charis SIL Regular" w:eastAsia="Charis SIL Regular"/>
           <w:b w:val="0"/>
           <w:i w:val="0"/>
-          <w:color w:val="0066CC"/>
+          <w:color w:val="0000FF"/>
           <w:sz w:val="24"/>
           <w:u w:val="single"/>
         </w:rPr>
@@ -2306,7 +2211,7 @@
           <w:rFonts w:ascii="Charis SIL Regular" w:hAnsi="Charis SIL Regular" w:eastAsia="Charis SIL Regular"/>
           <w:b w:val="0"/>
           <w:i w:val="0"/>
-          <w:color w:val="0066CC"/>
+          <w:color w:val="0000FF"/>
           <w:sz w:val="24"/>
           <w:u w:val="single"/>
         </w:rPr>
@@ -2324,11 +2229,11 @@
           <w:rFonts w:ascii="Charis SIL Regular" w:hAnsi="Charis SIL Regular" w:eastAsia="Charis SIL Regular"/>
           <w:b w:val="0"/>
           <w:i w:val="0"/>
-          <w:color w:val="0066CC"/>
+          <w:color w:val="0000FF"/>
           <w:sz w:val="24"/>
           <w:u w:val="single"/>
         </w:rPr>
-        <w:hyperlink r:id="rId12" w:history="1">
+        <w:hyperlink r:id="rId16" w:history="1">
           <w:r>
             <w:rPr>
               <w:rStyle w:val="Hyperlink"/>
@@ -2342,7 +2247,7 @@
           <w:rFonts w:ascii="Charis SIL Regular" w:hAnsi="Charis SIL Regular" w:eastAsia="Charis SIL Regular"/>
           <w:b w:val="0"/>
           <w:i w:val="0"/>
-          <w:color w:val="0066CC"/>
+          <w:color w:val="0000FF"/>
           <w:sz w:val="24"/>
           <w:u w:val="single"/>
         </w:rPr>
@@ -2353,7 +2258,7 @@
           <w:rFonts w:ascii="Charis SIL Regular" w:hAnsi="Charis SIL Regular" w:eastAsia="Charis SIL Regular"/>
           <w:b w:val="0"/>
           <w:i w:val="0"/>
-          <w:color w:val="0066CC"/>
+          <w:color w:val="0000FF"/>
           <w:sz w:val="24"/>
           <w:u w:val="single"/>
         </w:rPr>
@@ -2371,7 +2276,7 @@
           <w:rFonts w:ascii="Charis SIL Regular" w:hAnsi="Charis SIL Regular" w:eastAsia="Charis SIL Regular"/>
           <w:b w:val="0"/>
           <w:i w:val="0"/>
-          <w:color w:val="0066CC"/>
+          <w:color w:val="0000FF"/>
           <w:sz w:val="24"/>
           <w:u w:val="single"/>
         </w:rPr>
@@ -2389,7 +2294,7 @@
           <w:rFonts w:ascii="Charis SIL Regular" w:hAnsi="Charis SIL Regular" w:eastAsia="Charis SIL Regular"/>
           <w:b w:val="0"/>
           <w:i w:val="0"/>
-          <w:color w:val="0066CC"/>
+          <w:color w:val="0000FF"/>
           <w:sz w:val="24"/>
           <w:u w:val="single"/>
         </w:rPr>
@@ -2407,7 +2312,7 @@
           <w:rFonts w:ascii="Charis SIL Regular" w:hAnsi="Charis SIL Regular" w:eastAsia="Charis SIL Regular"/>
           <w:b w:val="0"/>
           <w:i w:val="0"/>
-          <w:color w:val="0066CC"/>
+          <w:color w:val="0000FF"/>
           <w:sz w:val="24"/>
           <w:u w:val="single"/>
         </w:rPr>
@@ -2422,7 +2327,7 @@
       </w:r>
       <w:r>
         <w:rPr>
-          <w:u w:val="single" w:color="0066cc"/>
+          <w:u w:val="single" w:color="0000ff"/>
           <w:rFonts w:ascii="Charis SIL Regular" w:hAnsi="Charis SIL Regular" w:eastAsia="Charis SIL Regular"/>
           <w:b w:val="0"/>
           <w:i w:val="0"/>
@@ -2483,7 +2388,7 @@
           <w:rFonts w:ascii="Charis SIL Regular" w:hAnsi="Charis SIL Regular" w:eastAsia="Charis SIL Regular"/>
           <w:b w:val="0"/>
           <w:i w:val="0"/>
-          <w:color w:val="0066CC"/>
+          <w:color w:val="0000FF"/>
           <w:sz w:val="24"/>
           <w:u w:val="single"/>
         </w:rPr>
@@ -2507,7 +2412,7 @@
           <w:rFonts w:ascii="Charis SIL Regular" w:hAnsi="Charis SIL Regular" w:eastAsia="Charis SIL Regular"/>
           <w:b w:val="0"/>
           <w:i w:val="0"/>
-          <w:color w:val="0066CC"/>
+          <w:color w:val="0000FF"/>
           <w:sz w:val="24"/>
           <w:u w:val="single"/>
         </w:rPr>
@@ -2531,22 +2436,22 @@
           <w:rFonts w:ascii="Charis SIL Regular" w:hAnsi="Charis SIL Regular" w:eastAsia="Charis SIL Regular"/>
           <w:b w:val="0"/>
           <w:i w:val="0"/>
-          <w:color w:val="0066CC"/>
+          <w:color w:val="0000FF"/>
           <w:sz w:val="24"/>
           <w:u w:val="single"/>
         </w:rPr>
-        <w:t>Civil ser</w:t>
+        <w:t>Civil se</w:t>
       </w:r>
       <w:r>
         <w:rPr>
           <w:rFonts w:ascii="Charis SIL Regular" w:hAnsi="Charis SIL Regular" w:eastAsia="Charis SIL Regular"/>
           <w:b w:val="0"/>
           <w:i w:val="0"/>
-          <w:color w:val="0066CC"/>
+          <w:color w:val="0000FF"/>
           <w:sz w:val="24"/>
           <w:u w:val="single"/>
         </w:rPr>
-        <w:t>vants in colonised territories</w:t>
+        <w:t>rvants in colonised territories</w:t>
       </w:r>
       <w:r>
         <w:br/>
@@ -2566,7 +2471,7 @@
           <w:rFonts w:ascii="Charis SIL Regular" w:hAnsi="Charis SIL Regular" w:eastAsia="Charis SIL Regular"/>
           <w:b w:val="0"/>
           <w:i w:val="0"/>
-          <w:color w:val="0066CC"/>
+          <w:color w:val="0000FF"/>
           <w:sz w:val="24"/>
           <w:u w:val="single"/>
         </w:rPr>
@@ -2577,7 +2482,7 @@
           <w:rFonts w:ascii="Charis SIL Regular" w:hAnsi="Charis SIL Regular" w:eastAsia="Charis SIL Regular"/>
           <w:b w:val="0"/>
           <w:i w:val="0"/>
-          <w:color w:val="0066CC"/>
+          <w:color w:val="0000FF"/>
           <w:sz w:val="24"/>
           <w:u w:val="single"/>
         </w:rPr>
@@ -2601,7 +2506,7 @@
           <w:rFonts w:ascii="Charis SIL Regular" w:hAnsi="Charis SIL Regular" w:eastAsia="Charis SIL Regular"/>
           <w:b w:val="0"/>
           <w:i w:val="0"/>
-          <w:color w:val="0066CC"/>
+          <w:color w:val="0000FF"/>
           <w:sz w:val="24"/>
           <w:u w:val="single"/>
         </w:rPr>
@@ -2625,7 +2530,7 @@
           <w:rFonts w:ascii="Charis SIL Regular" w:hAnsi="Charis SIL Regular" w:eastAsia="Charis SIL Regular"/>
           <w:b w:val="0"/>
           <w:i w:val="0"/>
-          <w:color w:val="0066CC"/>
+          <w:color w:val="0000FF"/>
           <w:sz w:val="24"/>
           <w:u w:val="single"/>
         </w:rPr>
@@ -2649,11 +2554,22 @@
           <w:rFonts w:ascii="Charis SIL Regular" w:hAnsi="Charis SIL Regular" w:eastAsia="Charis SIL Regular"/>
           <w:b w:val="0"/>
           <w:i w:val="0"/>
-          <w:color w:val="0066CC"/>
+          <w:color w:val="0000FF"/>
           <w:sz w:val="24"/>
           <w:u w:val="single"/>
         </w:rPr>
-        <w:t>Koninklijk Bataviaasch Genootschap van Kunsten en Wetenschappen</w:t>
+        <w:t>Koninklijk</w:t>
+      </w:r>
+      <w:r>
+        <w:rPr>
+          <w:rFonts w:ascii="Charis SIL Regular" w:hAnsi="Charis SIL Regular" w:eastAsia="Charis SIL Regular"/>
+          <w:b w:val="0"/>
+          <w:i w:val="0"/>
+          <w:color w:val="0000FF"/>
+          <w:sz w:val="24"/>
+          <w:u w:val="single"/>
+        </w:rPr>
+        <w:t xml:space="preserve"> Bataviaasch Genootschap van Kunsten en Wetenschappen</w:t>
       </w:r>
       <w:r>
         <w:br/>
@@ -2673,7 +2589,7 @@
           <w:rFonts w:ascii="Charis SIL Regular" w:hAnsi="Charis SIL Regular" w:eastAsia="Charis SIL Regular"/>
           <w:b w:val="0"/>
           <w:i w:val="0"/>
-          <w:color w:val="0066CC"/>
+          <w:color w:val="0000FF"/>
           <w:sz w:val="24"/>
           <w:u w:val="single"/>
         </w:rPr>
@@ -2697,7 +2613,7 @@
           <w:rFonts w:ascii="Charis SIL Regular" w:hAnsi="Charis SIL Regular" w:eastAsia="Charis SIL Regular"/>
           <w:b w:val="0"/>
           <w:i w:val="0"/>
-          <w:color w:val="0066CC"/>
+          <w:color w:val="0000FF"/>
           <w:sz w:val="24"/>
           <w:u w:val="single"/>
         </w:rPr>
@@ -2708,7 +2624,7 @@
           <w:rFonts w:ascii="Charis SIL Regular" w:hAnsi="Charis SIL Regular" w:eastAsia="Charis SIL Regular"/>
           <w:b w:val="0"/>
           <w:i w:val="0"/>
-          <w:color w:val="0066CC"/>
+          <w:color w:val="0000FF"/>
           <w:sz w:val="24"/>
         </w:rPr>
         <w:t>e of Southeast Asian and Caribbean Studies (KITLV)</w:t>
@@ -2728,7 +2644,7 @@
           <w:rFonts w:ascii="Charis SIL Regular" w:hAnsi="Charis SIL Regular" w:eastAsia="Charis SIL Regular"/>
           <w:b w:val="0"/>
           <w:i w:val="0"/>
-          <w:color w:val="0066CC"/>
+          <w:color w:val="0000FF"/>
           <w:sz w:val="24"/>
           <w:u w:val="single"/>
         </w:rPr>
@@ -2752,7 +2668,7 @@
           <w:rFonts w:ascii="Charis SIL Regular" w:hAnsi="Charis SIL Regular" w:eastAsia="Charis SIL Regular"/>
           <w:b w:val="0"/>
           <w:i w:val="0"/>
-          <w:color w:val="0066CC"/>
+          <w:color w:val="0000FF"/>
           <w:sz w:val="24"/>
           <w:u w:val="single"/>
         </w:rPr>
@@ -2763,7 +2679,7 @@
           <w:rFonts w:ascii="Charis SIL Regular" w:hAnsi="Charis SIL Regular" w:eastAsia="Charis SIL Regular"/>
           <w:b w:val="0"/>
           <w:i w:val="0"/>
-          <w:color w:val="0066CC"/>
+          <w:color w:val="0000FF"/>
           <w:sz w:val="24"/>
           <w:u w:val="single"/>
         </w:rPr>
@@ -2787,7 +2703,7 @@
           <w:rFonts w:ascii="Charis SIL Regular" w:hAnsi="Charis SIL Regular" w:eastAsia="Charis SIL Regular"/>
           <w:b w:val="0"/>
           <w:i w:val="0"/>
-          <w:color w:val="0066CC"/>
+          <w:color w:val="0000FF"/>
           <w:sz w:val="24"/>
           <w:u w:val="single"/>
         </w:rPr>
@@ -2798,7 +2714,7 @@
           <w:rFonts w:ascii="Charis SIL Regular" w:hAnsi="Charis SIL Regular" w:eastAsia="Charis SIL Regular"/>
           <w:b w:val="0"/>
           <w:i w:val="0"/>
-          <w:color w:val="0066CC"/>
+          <w:color w:val="0000FF"/>
           <w:sz w:val="24"/>
           <w:u w:val="single"/>
         </w:rPr>
@@ -2822,7 +2738,7 @@
           <w:rFonts w:ascii="Charis SIL Regular" w:hAnsi="Charis SIL Regular" w:eastAsia="Charis SIL Regular"/>
           <w:b w:val="0"/>
           <w:i w:val="0"/>
-          <w:color w:val="0066CC"/>
+          <w:color w:val="0000FF"/>
           <w:sz w:val="24"/>
           <w:u w:val="single"/>
         </w:rPr>
@@ -2846,7 +2762,7 @@
           <w:rFonts w:ascii="Charis SIL Regular" w:hAnsi="Charis SIL Regular" w:eastAsia="Charis SIL Regular"/>
           <w:b w:val="0"/>
           <w:i w:val="0"/>
-          <w:color w:val="0066CC"/>
+          <w:color w:val="0000FF"/>
           <w:sz w:val="24"/>
           <w:u w:val="single"/>
         </w:rPr>
@@ -2870,7 +2786,7 @@
           <w:rFonts w:ascii="Charis SIL Regular" w:hAnsi="Charis SIL Regular" w:eastAsia="Charis SIL Regular"/>
           <w:b w:val="0"/>
           <w:i w:val="0"/>
-          <w:color w:val="0066CC"/>
+          <w:color w:val="0000FF"/>
           <w:sz w:val="24"/>
           <w:u w:val="single"/>
         </w:rPr>
@@ -2881,7 +2797,7 @@
           <w:rFonts w:ascii="Charis SIL Regular" w:hAnsi="Charis SIL Regular" w:eastAsia="Charis SIL Regular"/>
           <w:b w:val="0"/>
           <w:i w:val="0"/>
-          <w:color w:val="0066CC"/>
+          <w:color w:val="0000FF"/>
           <w:sz w:val="24"/>
           <w:u w:val="single"/>
         </w:rPr>
@@ -2905,7 +2821,7 @@
           <w:rFonts w:ascii="Charis SIL Regular" w:hAnsi="Charis SIL Regular" w:eastAsia="Charis SIL Regular"/>
           <w:b w:val="0"/>
           <w:i w:val="0"/>
-          <w:color w:val="0066CC"/>
+          <w:color w:val="0000FF"/>
           <w:sz w:val="24"/>
           <w:u w:val="single"/>
         </w:rPr>
@@ -2929,7 +2845,7 @@
           <w:rFonts w:ascii="Charis SIL Regular" w:hAnsi="Charis SIL Regular" w:eastAsia="Charis SIL Regular"/>
           <w:b w:val="0"/>
           <w:i w:val="0"/>
-          <w:color w:val="0066CC"/>
+          <w:color w:val="0000FF"/>
           <w:sz w:val="24"/>
           <w:u w:val="single"/>
         </w:rPr>
@@ -2953,7 +2869,7 @@
           <w:rFonts w:ascii="Charis SIL Regular" w:hAnsi="Charis SIL Regular" w:eastAsia="Charis SIL Regular"/>
           <w:b w:val="0"/>
           <w:i w:val="0"/>
-          <w:color w:val="0066CC"/>
+          <w:color w:val="0000FF"/>
           <w:sz w:val="24"/>
           <w:u w:val="single"/>
         </w:rPr>
@@ -2964,7 +2880,7 @@
           <w:rFonts w:ascii="Charis SIL Regular" w:hAnsi="Charis SIL Regular" w:eastAsia="Charis SIL Regular"/>
           <w:b w:val="0"/>
           <w:i w:val="0"/>
-          <w:color w:val="0066CC"/>
+          <w:color w:val="0000FF"/>
           <w:sz w:val="24"/>
           <w:u w:val="single"/>
         </w:rPr>
@@ -2988,7 +2904,7 @@
           <w:rFonts w:ascii="Charis SIL Regular" w:hAnsi="Charis SIL Regular" w:eastAsia="Charis SIL Regular"/>
           <w:b w:val="0"/>
           <w:i w:val="0"/>
-          <w:color w:val="0066CC"/>
+          <w:color w:val="0000FF"/>
           <w:sz w:val="24"/>
           <w:u w:val="single"/>
         </w:rPr>
@@ -3012,7 +2928,7 @@
           <w:rFonts w:ascii="Charis SIL Regular" w:hAnsi="Charis SIL Regular" w:eastAsia="Charis SIL Regular"/>
           <w:b w:val="0"/>
           <w:i w:val="0"/>
-          <w:color w:val="0066CC"/>
+          <w:color w:val="0000FF"/>
           <w:sz w:val="24"/>
           <w:u w:val="single"/>
         </w:rPr>
@@ -3023,7 +2939,7 @@
           <w:rFonts w:ascii="Charis SIL Regular" w:hAnsi="Charis SIL Regular" w:eastAsia="Charis SIL Regular"/>
           <w:b w:val="0"/>
           <w:i w:val="0"/>
-          <w:color w:val="0066CC"/>
+          <w:color w:val="0000FF"/>
           <w:sz w:val="24"/>
           <w:u w:val="single"/>
         </w:rPr>
@@ -3047,7 +2963,7 @@
           <w:rFonts w:ascii="Charis SIL Regular" w:hAnsi="Charis SIL Regular" w:eastAsia="Charis SIL Regular"/>
           <w:b w:val="0"/>
           <w:i w:val="0"/>
-          <w:color w:val="0066CC"/>
+          <w:color w:val="0000FF"/>
           <w:sz w:val="24"/>
           <w:u w:val="single"/>
         </w:rPr>
@@ -3058,7 +2974,7 @@
           <w:rFonts w:ascii="Charis SIL Regular" w:hAnsi="Charis SIL Regular" w:eastAsia="Charis SIL Regular"/>
           <w:b w:val="0"/>
           <w:i w:val="0"/>
-          <w:color w:val="0066CC"/>
+          <w:color w:val="0000FF"/>
           <w:sz w:val="24"/>
           <w:u w:val="single"/>
         </w:rPr>
@@ -3069,7 +2985,7 @@
           <w:rFonts w:ascii="Charis SIL Regular" w:hAnsi="Charis SIL Regular" w:eastAsia="Charis SIL Regular"/>
           <w:b w:val="0"/>
           <w:i w:val="0"/>
-          <w:color w:val="0066CC"/>
+          <w:color w:val="0000FF"/>
           <w:sz w:val="24"/>
           <w:u w:val="single"/>
         </w:rPr>
@@ -3093,7 +3009,7 @@
           <w:rFonts w:ascii="Charis SIL Regular" w:hAnsi="Charis SIL Regular" w:eastAsia="Charis SIL Regular"/>
           <w:b w:val="0"/>
           <w:i w:val="0"/>
-          <w:color w:val="0066CC"/>
+          <w:color w:val="0000FF"/>
           <w:sz w:val="24"/>
           <w:u w:val="single"/>
         </w:rPr>
@@ -3117,7 +3033,7 @@
           <w:rFonts w:ascii="Charis SIL Regular" w:hAnsi="Charis SIL Regular" w:eastAsia="Charis SIL Regular"/>
           <w:b w:val="0"/>
           <w:i w:val="0"/>
-          <w:color w:val="0066CC"/>
+          <w:color w:val="0000FF"/>
           <w:sz w:val="24"/>
           <w:u w:val="single"/>
         </w:rPr>
@@ -3128,7 +3044,7 @@
           <w:rFonts w:ascii="Charis SIL Regular" w:hAnsi="Charis SIL Regular" w:eastAsia="Charis SIL Regular"/>
           <w:b w:val="0"/>
           <w:i w:val="0"/>
-          <w:color w:val="0066CC"/>
+          <w:color w:val="0000FF"/>
           <w:sz w:val="24"/>
           <w:u w:val="single"/>
         </w:rPr>
@@ -3152,7 +3068,7 @@
           <w:rFonts w:ascii="Charis SIL Regular" w:hAnsi="Charis SIL Regular" w:eastAsia="Charis SIL Regular"/>
           <w:b w:val="0"/>
           <w:i w:val="0"/>
-          <w:color w:val="0066CC"/>
+          <w:color w:val="0000FF"/>
           <w:sz w:val="24"/>
           <w:u w:val="single"/>
         </w:rPr>
@@ -3163,7 +3079,7 @@
           <w:rFonts w:ascii="Charis SIL Regular" w:hAnsi="Charis SIL Regular" w:eastAsia="Charis SIL Regular"/>
           <w:b w:val="0"/>
           <w:i w:val="0"/>
-          <w:color w:val="0066CC"/>
+          <w:color w:val="0000FF"/>
           <w:sz w:val="24"/>
           <w:u w:val="single"/>
         </w:rPr>
@@ -3187,7 +3103,7 @@
           <w:rFonts w:ascii="Charis SIL Regular" w:hAnsi="Charis SIL Regular" w:eastAsia="Charis SIL Regular"/>
           <w:b w:val="0"/>
           <w:i w:val="0"/>
-          <w:color w:val="0066CC"/>
+          <w:color w:val="0000FF"/>
           <w:sz w:val="24"/>
           <w:u w:val="single"/>
         </w:rPr>
@@ -3397,7 +3313,7 @@
           <w:rFonts w:ascii="Charis SIL Regular" w:hAnsi="Charis SIL Regular" w:eastAsia="Charis SIL Regular"/>
           <w:b w:val="0"/>
           <w:i w:val="0"/>
-          <w:color w:val="0066CC"/>
+          <w:color w:val="0000FF"/>
           <w:sz w:val="24"/>
           <w:u w:val="single"/>
         </w:rPr>
@@ -3415,7 +3331,7 @@
           <w:rFonts w:ascii="Charis SIL Regular" w:hAnsi="Charis SIL Regular" w:eastAsia="Charis SIL Regular"/>
           <w:b w:val="0"/>
           <w:i w:val="0"/>
-          <w:color w:val="0066CC"/>
+          <w:color w:val="0000FF"/>
           <w:sz w:val="24"/>
           <w:u w:val="single"/>
         </w:rPr>
@@ -3433,7 +3349,7 @@
           <w:rFonts w:ascii="Charis SIL Regular" w:hAnsi="Charis SIL Regular" w:eastAsia="Charis SIL Regular"/>
           <w:b w:val="0"/>
           <w:i w:val="0"/>
-          <w:color w:val="0066CC"/>
+          <w:color w:val="0000FF"/>
           <w:sz w:val="24"/>
           <w:u w:val="single"/>
         </w:rPr>
@@ -3451,7 +3367,7 @@
           <w:rFonts w:ascii="Charis SIL Regular" w:hAnsi="Charis SIL Regular" w:eastAsia="Charis SIL Regular"/>
           <w:b w:val="0"/>
           <w:i w:val="0"/>
-          <w:color w:val="0066CC"/>
+          <w:color w:val="0000FF"/>
           <w:sz w:val="24"/>
           <w:u w:val="single"/>
         </w:rPr>
@@ -3460,7 +3376,7 @@
             <w:rPr>
               <w:rStyle w:val="Hyperlink"/>
             </w:rPr>
-            <w:t>portalfile</w:t>
+            <w:t>portalfiles</w:t>
           </w:r>
         </w:hyperlink>
       </w:r>
@@ -3469,15 +3385,27 @@
           <w:rFonts w:ascii="Charis SIL Regular" w:hAnsi="Charis SIL Regular" w:eastAsia="Charis SIL Regular"/>
           <w:b w:val="0"/>
           <w:i w:val="0"/>
-          <w:color w:val="0066CC"/>
-          <w:sz w:val="24"/>
+          <w:color w:val="0000FF"/>
+          <w:sz w:val="24"/>
+          <w:u w:val="single"/>
+        </w:rPr>
+        <w:t>/</w:t>
+      </w:r>
+      <w:r>
+        <w:rPr>
+          <w:rFonts w:ascii="Charis SIL Regular" w:hAnsi="Charis SIL Regular" w:eastAsia="Charis SIL Regular"/>
+          <w:b w:val="0"/>
+          <w:i w:val="0"/>
+          <w:color w:val="0000FF"/>
+          <w:sz w:val="24"/>
+          <w:u w:val="single"/>
         </w:rPr>
         <w:hyperlink r:id="rId17" w:history="1">
           <w:r>
             <w:rPr>
               <w:rStyle w:val="Hyperlink"/>
             </w:rPr>
-            <w:t>s</w:t>
+            <w:t>portal/1414020</w:t>
           </w:r>
         </w:hyperlink>
       </w:r>
@@ -3486,38 +3414,20 @@
           <w:rFonts w:ascii="Charis SIL Regular" w:hAnsi="Charis SIL Regular" w:eastAsia="Charis SIL Regular"/>
           <w:b w:val="0"/>
           <w:i w:val="0"/>
-          <w:color w:val="0066CC"/>
-          <w:sz w:val="24"/>
-        </w:rPr>
-        <w:t>/</w:t>
+          <w:color w:val="0000FF"/>
+          <w:sz w:val="24"/>
+        </w:rPr>
+        <w:t xml:space="preserve">/ </w:t>
+      </w:r>
+      <w:r>
+        <w:br/>
       </w:r>
       <w:r>
         <w:rPr>
           <w:rFonts w:ascii="Charis SIL Regular" w:hAnsi="Charis SIL Regular" w:eastAsia="Charis SIL Regular"/>
           <w:b w:val="0"/>
           <w:i w:val="0"/>
-          <w:color w:val="0066CC"/>
-          <w:sz w:val="24"/>
-          <w:u w:val="single"/>
-        </w:rPr>
-        <w:hyperlink r:id="rId17" w:history="1">
-          <w:r>
-            <w:rPr>
-              <w:rStyle w:val="Hyperlink"/>
-            </w:rPr>
-            <w:t xml:space="preserve">portal/1414020/ </w:t>
-          </w:r>
-        </w:hyperlink>
-      </w:r>
-      <w:r>
-        <w:br/>
-      </w:r>
-      <w:r>
-        <w:rPr>
-          <w:rFonts w:ascii="Charis SIL Regular" w:hAnsi="Charis SIL Regular" w:eastAsia="Charis SIL Regular"/>
-          <w:b w:val="0"/>
-          <w:i w:val="0"/>
-          <w:color w:val="0066CC"/>
+          <w:color w:val="0000FF"/>
           <w:sz w:val="24"/>
           <w:u w:val="single"/>
         </w:rPr>
@@ -3535,7 +3445,7 @@
           <w:rFonts w:ascii="Charis SIL Regular" w:hAnsi="Charis SIL Regular" w:eastAsia="Charis SIL Regular"/>
           <w:b w:val="0"/>
           <w:i w:val="0"/>
-          <w:color w:val="0066CC"/>
+          <w:color w:val="0000FF"/>
           <w:sz w:val="24"/>
           <w:u w:val="single"/>
         </w:rPr>
@@ -3553,7 +3463,7 @@
           <w:rFonts w:ascii="Charis SIL Regular" w:hAnsi="Charis SIL Regular" w:eastAsia="Charis SIL Regular"/>
           <w:b w:val="0"/>
           <w:i w:val="0"/>
-          <w:color w:val="0066CC"/>
+          <w:color w:val="0000FF"/>
           <w:sz w:val="24"/>
           <w:u w:val="single"/>
         </w:rPr>
@@ -3571,7 +3481,7 @@
           <w:rFonts w:ascii="Charis SIL Regular" w:hAnsi="Charis SIL Regular" w:eastAsia="Charis SIL Regular"/>
           <w:b w:val="0"/>
           <w:i w:val="0"/>
-          <w:color w:val="0066CC"/>
+          <w:color w:val="0000FF"/>
           <w:sz w:val="24"/>
           <w:u w:val="single"/>
         </w:rPr>
@@ -3586,6 +3496,7 @@
       </w:r>
       <w:r>
         <w:rPr>
+          <w:u w:val="single" w:color="0000ff"/>
           <w:rFonts w:ascii="Charis SIL Regular" w:hAnsi="Charis SIL Regular" w:eastAsia="Charis SIL Regular"/>
           <w:b w:val="0"/>
           <w:i w:val="0"/>
@@ -3606,7 +3517,7 @@
           <w:rFonts w:ascii="Charis SIL Regular" w:hAnsi="Charis SIL Regular" w:eastAsia="Charis SIL Regular"/>
           <w:b w:val="0"/>
           <w:i w:val="0"/>
-          <w:color w:val="0066CC"/>
+          <w:color w:val="0000FF"/>
           <w:sz w:val="24"/>
           <w:u w:val="single"/>
         </w:rPr>
@@ -3624,7 +3535,7 @@
           <w:rFonts w:ascii="Charis SIL Regular" w:hAnsi="Charis SIL Regular" w:eastAsia="Charis SIL Regular"/>
           <w:b w:val="0"/>
           <w:i w:val="0"/>
-          <w:color w:val="0066CC"/>
+          <w:color w:val="0000FF"/>
           <w:sz w:val="24"/>
           <w:u w:val="single"/>
         </w:rPr>
@@ -3635,7 +3546,7 @@
           <w:rFonts w:ascii="Charis SIL Regular" w:hAnsi="Charis SIL Regular" w:eastAsia="Charis SIL Regular"/>
           <w:b w:val="0"/>
           <w:i w:val="0"/>
-          <w:color w:val="0066CC"/>
+          <w:color w:val="0000FF"/>
           <w:sz w:val="24"/>
           <w:u w:val="single"/>
         </w:rPr>
@@ -3653,7 +3564,7 @@
           <w:rFonts w:ascii="Charis SIL Regular" w:hAnsi="Charis SIL Regular" w:eastAsia="Charis SIL Regular"/>
           <w:b w:val="0"/>
           <w:i w:val="0"/>
-          <w:color w:val="0066CC"/>
+          <w:color w:val="0000FF"/>
           <w:sz w:val="24"/>
           <w:u w:val="single"/>
         </w:rPr>
@@ -3668,6 +3579,7 @@
       </w:r>
       <w:r>
         <w:rPr>
+          <w:u w:val="single" w:color="0000ff"/>
           <w:rFonts w:ascii="Charis SIL Regular" w:hAnsi="Charis SIL Regular" w:eastAsia="Charis SIL Regular"/>
           <w:b w:val="0"/>
           <w:i w:val="0"/>
@@ -3688,7 +3600,7 @@
           <w:rFonts w:ascii="Charis SIL Regular" w:hAnsi="Charis SIL Regular" w:eastAsia="Charis SIL Regular"/>
           <w:b w:val="0"/>
           <w:i w:val="0"/>
-          <w:color w:val="0066CC"/>
+          <w:color w:val="0000FF"/>
           <w:sz w:val="24"/>
           <w:u w:val="single"/>
         </w:rPr>
@@ -3706,7 +3618,7 @@
           <w:rFonts w:ascii="Charis SIL Regular" w:hAnsi="Charis SIL Regular" w:eastAsia="Charis SIL Regular"/>
           <w:b w:val="0"/>
           <w:i w:val="0"/>
-          <w:color w:val="0066CC"/>
+          <w:color w:val="0000FF"/>
           <w:sz w:val="24"/>
           <w:u w:val="single"/>
         </w:rPr>
@@ -3717,7 +3629,7 @@
           <w:rFonts w:ascii="Charis SIL Regular" w:hAnsi="Charis SIL Regular" w:eastAsia="Charis SIL Regular"/>
           <w:b w:val="0"/>
           <w:i w:val="0"/>
-          <w:color w:val="0066CC"/>
+          <w:color w:val="0000FF"/>
           <w:sz w:val="24"/>
           <w:u w:val="single"/>
         </w:rPr>
@@ -3838,7 +3750,7 @@
           <w:rFonts w:ascii="Charis SIL Regular" w:hAnsi="Charis SIL Regular" w:eastAsia="Charis SIL Regular"/>
           <w:b w:val="0"/>
           <w:i w:val="0"/>
-          <w:color w:val="0066CC"/>
+          <w:color w:val="0000FF"/>
           <w:sz w:val="24"/>
           <w:u w:val="single"/>
         </w:rPr>
@@ -3856,7 +3768,7 @@
           <w:rFonts w:ascii="Charis SIL Regular" w:hAnsi="Charis SIL Regular" w:eastAsia="Charis SIL Regular"/>
           <w:b w:val="0"/>
           <w:i w:val="0"/>
-          <w:color w:val="0066CC"/>
+          <w:color w:val="0000FF"/>
           <w:sz w:val="24"/>
           <w:u w:val="single"/>
         </w:rPr>
@@ -3867,7 +3779,7 @@
           <w:rFonts w:ascii="Charis SIL Regular" w:hAnsi="Charis SIL Regular" w:eastAsia="Charis SIL Regular"/>
           <w:b w:val="0"/>
           <w:i w:val="0"/>
-          <w:color w:val="0066CC"/>
+          <w:color w:val="0000FF"/>
           <w:sz w:val="24"/>
           <w:u w:val="single"/>
         </w:rPr>
@@ -3895,7 +3807,7 @@
           <w:rFonts w:ascii="Charis SIL Regular" w:hAnsi="Charis SIL Regular" w:eastAsia="Charis SIL Regular"/>
           <w:b w:val="0"/>
           <w:i w:val="0"/>
-          <w:color w:val="0066CC"/>
+          <w:color w:val="0000FF"/>
           <w:sz w:val="24"/>
           <w:u w:val="single"/>
         </w:rPr>
@@ -3913,7 +3825,7 @@
           <w:rFonts w:ascii="Charis SIL Regular" w:hAnsi="Charis SIL Regular" w:eastAsia="Charis SIL Regular"/>
           <w:b w:val="0"/>
           <w:i w:val="0"/>
-          <w:color w:val="0066CC"/>
+          <w:color w:val="0000FF"/>
           <w:sz w:val="24"/>
           <w:u w:val="single"/>
         </w:rPr>
@@ -3931,7 +3843,7 @@
           <w:rFonts w:ascii="Charis SIL Regular" w:hAnsi="Charis SIL Regular" w:eastAsia="Charis SIL Regular"/>
           <w:b w:val="0"/>
           <w:i w:val="0"/>
-          <w:color w:val="0066CC"/>
+          <w:color w:val="0000FF"/>
           <w:sz w:val="24"/>
           <w:u w:val="single"/>
         </w:rPr>
@@ -4049,7 +3961,7 @@
           <w:rFonts w:ascii="Charis SIL Regular" w:hAnsi="Charis SIL Regular" w:eastAsia="Charis SIL Regular"/>
           <w:b w:val="0"/>
           <w:i w:val="0"/>
-          <w:color w:val="0066CC"/>
+          <w:color w:val="0000FF"/>
           <w:sz w:val="24"/>
           <w:u w:val="single"/>
         </w:rPr>
@@ -4067,7 +3979,7 @@
           <w:rFonts w:ascii="Charis SIL Regular" w:hAnsi="Charis SIL Regular" w:eastAsia="Charis SIL Regular"/>
           <w:b w:val="0"/>
           <w:i w:val="0"/>
-          <w:color w:val="0066CC"/>
+          <w:color w:val="0000FF"/>
           <w:sz w:val="24"/>
           <w:u w:val="single"/>
         </w:rPr>
@@ -4078,7 +3990,7 @@
           <w:rFonts w:ascii="Charis SIL Regular" w:hAnsi="Charis SIL Regular" w:eastAsia="Charis SIL Regular"/>
           <w:b w:val="0"/>
           <w:i w:val="0"/>
-          <w:color w:val="0066CC"/>
+          <w:color w:val="0000FF"/>
           <w:sz w:val="24"/>
           <w:u w:val="single"/>
         </w:rPr>
@@ -4106,7 +4018,7 @@
           <w:rFonts w:ascii="Charis SIL Regular" w:hAnsi="Charis SIL Regular" w:eastAsia="Charis SIL Regular"/>
           <w:b w:val="0"/>
           <w:i w:val="0"/>
-          <w:color w:val="0066CC"/>
+          <w:color w:val="0000FF"/>
           <w:sz w:val="24"/>
           <w:u w:val="single"/>
         </w:rPr>
@@ -4124,7 +4036,7 @@
           <w:rFonts w:ascii="Charis SIL Regular" w:hAnsi="Charis SIL Regular" w:eastAsia="Charis SIL Regular"/>
           <w:b w:val="0"/>
           <w:i w:val="0"/>
-          <w:color w:val="0066CC"/>
+          <w:color w:val="0000FF"/>
           <w:sz w:val="24"/>
           <w:u w:val="single"/>
         </w:rPr>
@@ -4142,7 +4054,7 @@
           <w:rFonts w:ascii="Charis SIL Regular" w:hAnsi="Charis SIL Regular" w:eastAsia="Charis SIL Regular"/>
           <w:b w:val="0"/>
           <w:i w:val="0"/>
-          <w:color w:val="0066CC"/>
+          <w:color w:val="0000FF"/>
           <w:sz w:val="24"/>
           <w:u w:val="single"/>
         </w:rPr>
@@ -4160,7 +4072,7 @@
           <w:rFonts w:ascii="Charis SIL Regular" w:hAnsi="Charis SIL Regular" w:eastAsia="Charis SIL Regular"/>
           <w:b w:val="0"/>
           <w:i w:val="0"/>
-          <w:color w:val="0066CC"/>
+          <w:color w:val="0000FF"/>
           <w:sz w:val="24"/>
           <w:u w:val="single"/>
         </w:rPr>

--- a/EXPORTS/DOCX/published/niveau2/English/Science.docx
+++ b/EXPORTS/DOCX/published/niveau2/English/Science.docx
@@ -1065,7 +1065,7 @@
           <w:sz w:val="24"/>
           <w:u w:val="single"/>
         </w:rPr>
-        <w:hyperlink r:id="rId11" w:history="1">
+        <w:hyperlink r:id="rId12" w:history="1">
           <w:r>
             <w:rPr>
               <w:rStyle w:val="Hyperlink"/>
@@ -1083,7 +1083,7 @@
           <w:sz w:val="24"/>
           <w:u w:val="single"/>
         </w:rPr>
-        <w:hyperlink r:id="rId11" w:history="1">
+        <w:hyperlink r:id="rId12" w:history="1">
           <w:r>
             <w:rPr>
               <w:rStyle w:val="Hyperlink"/>
@@ -1112,7 +1112,7 @@
           <w:sz w:val="24"/>
           <w:u w:val="single"/>
         </w:rPr>
-        <w:hyperlink r:id="rId11" w:history="1">
+        <w:hyperlink r:id="rId12" w:history="1">
           <w:r>
             <w:rPr>
               <w:rStyle w:val="Hyperlink"/>
@@ -1139,6 +1139,7 @@
           <w:i w:val="0"/>
           <w:color w:val="0000FF"/>
           <w:sz w:val="24"/>
+          <w:u w:val="single"/>
         </w:rPr>
         <w:hyperlink r:id="rId12" w:history="1">
           <w:r>
@@ -1205,6 +1206,174 @@
           <w:sz w:val="24"/>
           <w:u w:val="single"/>
         </w:rPr>
+        <w:hyperlink r:id="rId11" w:history="1">
+          <w:r>
+            <w:rPr>
+              <w:rStyle w:val="Hyperlink"/>
+            </w:rPr>
+            <w:t>e</w:t>
+          </w:r>
+        </w:hyperlink>
+      </w:r>
+      <w:r>
+        <w:rPr>
+          <w:rFonts w:ascii="Charis SIL Regular" w:hAnsi="Charis SIL Regular" w:eastAsia="Charis SIL Regular"/>
+          <w:b w:val="0"/>
+          <w:i w:val="0"/>
+          <w:color w:val="0000FF"/>
+          <w:sz w:val="24"/>
+          <w:u w:val="single"/>
+        </w:rPr>
+        <w:hyperlink r:id="rId11" w:history="1">
+          <w:r>
+            <w:rPr>
+              <w:rStyle w:val="Hyperlink"/>
+            </w:rPr>
+            <w:t>n</w:t>
+          </w:r>
+        </w:hyperlink>
+      </w:r>
+      <w:r>
+        <w:rPr>
+          <w:rFonts w:ascii="Charis SIL Regular" w:hAnsi="Charis SIL Regular" w:eastAsia="Charis SIL Regular"/>
+          <w:b w:val="0"/>
+          <w:i w:val="0"/>
+          <w:color w:val="0000FF"/>
+          <w:sz w:val="24"/>
+          <w:u w:val="single"/>
+        </w:rPr>
+        <w:t xml:space="preserve"> </w:t>
+      </w:r>
+      <w:r>
+        <w:rPr>
+          <w:rFonts w:ascii="Charis SIL Regular" w:hAnsi="Charis SIL Regular" w:eastAsia="Charis SIL Regular"/>
+          <w:b w:val="0"/>
+          <w:i w:val="0"/>
+          <w:color w:val="0000FF"/>
+          <w:sz w:val="24"/>
+          <w:u w:val="single"/>
+        </w:rPr>
+        <w:hyperlink r:id="rId11" w:history="1">
+          <w:r>
+            <w:rPr>
+              <w:rStyle w:val="Hyperlink"/>
+            </w:rPr>
+            <w:t>Wetenschap</w:t>
+          </w:r>
+        </w:hyperlink>
+      </w:r>
+      <w:r>
+        <w:rPr>
+          <w:rFonts w:ascii="Charis SIL Regular" w:hAnsi="Charis SIL Regular" w:eastAsia="Charis SIL Regular"/>
+          <w:b w:val="0"/>
+          <w:i w:val="0"/>
+          <w:color w:val="0000FF"/>
+          <w:sz w:val="24"/>
+          <w:u w:val="single"/>
+        </w:rPr>
+        <w:hyperlink r:id="rId12" w:history="1">
+          <w:r>
+            <w:rPr>
+              <w:rStyle w:val="Hyperlink"/>
+            </w:rPr>
+            <w:t>pen</w:t>
+          </w:r>
+        </w:hyperlink>
+      </w:r>
+      <w:r>
+        <w:rPr>
+          <w:rFonts w:ascii="Charis SIL Regular" w:hAnsi="Charis SIL Regular" w:eastAsia="Charis SIL Regular"/>
+          <w:b w:val="0"/>
+          <w:i w:val="0"/>
+          <w:color w:val="000000"/>
+          <w:sz w:val="24"/>
+        </w:rPr>
+        <w:t xml:space="preserve"> in Indonesia. The Royal </w:t>
+      </w:r>
+      <w:r>
+        <w:rPr>
+          <w:rFonts w:ascii="Charis SIL Regular" w:hAnsi="Charis SIL Regular" w:eastAsia="Charis SIL Regular"/>
+          <w:b w:val="0"/>
+          <w:i w:val="0"/>
+          <w:color w:val="000000"/>
+          <w:sz w:val="24"/>
+        </w:rPr>
+        <w:t>Netherla</w:t>
+      </w:r>
+      <w:r>
+        <w:rPr>
+          <w:u w:val="single" w:color="0000ff"/>
+          <w:rFonts w:ascii="Charis SIL Regular" w:hAnsi="Charis SIL Regular" w:eastAsia="Charis SIL Regular"/>
+          <w:b w:val="0"/>
+          <w:i w:val="0"/>
+          <w:color w:val="000000"/>
+          <w:sz w:val="24"/>
+        </w:rPr>
+        <w:hyperlink r:id="rId12" w:history="1">
+          <w:r>
+            <w:rPr>
+              <w:rStyle w:val="Hyperlink"/>
+            </w:rPr>
+            <w:t>nds Academ</w:t>
+          </w:r>
+        </w:hyperlink>
+      </w:r>
+      <w:r>
+        <w:rPr>
+          <w:u w:val="single" w:color="0000ff"/>
+          <w:rFonts w:ascii="Charis SIL Regular" w:hAnsi="Charis SIL Regular" w:eastAsia="Charis SIL Regular"/>
+          <w:b w:val="0"/>
+          <w:i w:val="0"/>
+          <w:color w:val="000000"/>
+          <w:sz w:val="24"/>
+        </w:rPr>
+        <w:hyperlink r:id="rId12" w:history="1">
+          <w:r>
+            <w:rPr>
+              <w:rStyle w:val="Hyperlink"/>
+            </w:rPr>
+            <w:t>y of Arts and</w:t>
+          </w:r>
+        </w:hyperlink>
+      </w:r>
+      <w:r>
+        <w:rPr>
+          <w:u w:val="single" w:color="0000ff"/>
+          <w:rFonts w:ascii="Charis SIL Regular" w:hAnsi="Charis SIL Regular" w:eastAsia="Charis SIL Regular"/>
+          <w:b w:val="0"/>
+          <w:i w:val="0"/>
+          <w:color w:val="000000"/>
+          <w:sz w:val="24"/>
+        </w:rPr>
+        <w:t xml:space="preserve"> </w:t>
+      </w:r>
+      <w:r>
+        <w:rPr>
+          <w:u w:val="single" w:color="0000ff"/>
+          <w:rFonts w:ascii="Charis SIL Regular" w:hAnsi="Charis SIL Regular" w:eastAsia="Charis SIL Regular"/>
+          <w:b w:val="0"/>
+          <w:i w:val="0"/>
+          <w:color w:val="000000"/>
+          <w:sz w:val="24"/>
+        </w:rPr>
+        <w:hyperlink r:id="rId12" w:history="1">
+          <w:r>
+            <w:rPr>
+              <w:rStyle w:val="Hyperlink"/>
+            </w:rPr>
+            <w:t>Sci</w:t>
+          </w:r>
+        </w:hyperlink>
+      </w:r>
+      <w:r>
+        <w:rPr>
+          <w:u w:val="single" w:color="0000ff"/>
+          <w:rFonts w:ascii="Charis SIL Regular" w:hAnsi="Charis SIL Regular" w:eastAsia="Charis SIL Regular"/>
+          <w:b w:val="0"/>
+          <w:i w:val="0"/>
+          <w:color w:val="000000"/>
+          <w:sz w:val="24"/>
+        </w:rPr>
         <w:hyperlink r:id="rId12" w:history="1">
           <w:r>
             <w:rPr>
@@ -1216,174 +1385,6 @@
       </w:r>
       <w:r>
         <w:rPr>
-          <w:rFonts w:ascii="Charis SIL Regular" w:hAnsi="Charis SIL Regular" w:eastAsia="Charis SIL Regular"/>
-          <w:b w:val="0"/>
-          <w:i w:val="0"/>
-          <w:color w:val="0000FF"/>
-          <w:sz w:val="24"/>
-          <w:u w:val="single"/>
-        </w:rPr>
-        <w:hyperlink r:id="rId12" w:history="1">
-          <w:r>
-            <w:rPr>
-              <w:rStyle w:val="Hyperlink"/>
-            </w:rPr>
-            <w:t>n</w:t>
-          </w:r>
-        </w:hyperlink>
-      </w:r>
-      <w:r>
-        <w:rPr>
-          <w:rFonts w:ascii="Charis SIL Regular" w:hAnsi="Charis SIL Regular" w:eastAsia="Charis SIL Regular"/>
-          <w:b w:val="0"/>
-          <w:i w:val="0"/>
-          <w:color w:val="0000FF"/>
-          <w:sz w:val="24"/>
-          <w:u w:val="single"/>
-        </w:rPr>
-        <w:t xml:space="preserve"> </w:t>
-      </w:r>
-      <w:r>
-        <w:rPr>
-          <w:rFonts w:ascii="Charis SIL Regular" w:hAnsi="Charis SIL Regular" w:eastAsia="Charis SIL Regular"/>
-          <w:b w:val="0"/>
-          <w:i w:val="0"/>
-          <w:color w:val="0000FF"/>
-          <w:sz w:val="24"/>
-          <w:u w:val="single"/>
-        </w:rPr>
-        <w:hyperlink r:id="rId12" w:history="1">
-          <w:r>
-            <w:rPr>
-              <w:rStyle w:val="Hyperlink"/>
-            </w:rPr>
-            <w:t>Wetenschap</w:t>
-          </w:r>
-        </w:hyperlink>
-      </w:r>
-      <w:r>
-        <w:rPr>
-          <w:rFonts w:ascii="Charis SIL Regular" w:hAnsi="Charis SIL Regular" w:eastAsia="Charis SIL Regular"/>
-          <w:b w:val="0"/>
-          <w:i w:val="0"/>
-          <w:color w:val="0000FF"/>
-          <w:sz w:val="24"/>
-          <w:u w:val="single"/>
-        </w:rPr>
-        <w:hyperlink r:id="rId12" w:history="1">
-          <w:r>
-            <w:rPr>
-              <w:rStyle w:val="Hyperlink"/>
-            </w:rPr>
-            <w:t>pen</w:t>
-          </w:r>
-        </w:hyperlink>
-      </w:r>
-      <w:r>
-        <w:rPr>
-          <w:rFonts w:ascii="Charis SIL Regular" w:hAnsi="Charis SIL Regular" w:eastAsia="Charis SIL Regular"/>
-          <w:b w:val="0"/>
-          <w:i w:val="0"/>
-          <w:color w:val="000000"/>
-          <w:sz w:val="24"/>
-        </w:rPr>
-        <w:t xml:space="preserve"> in Indonesia. The Royal </w:t>
-      </w:r>
-      <w:r>
-        <w:rPr>
-          <w:rFonts w:ascii="Charis SIL Regular" w:hAnsi="Charis SIL Regular" w:eastAsia="Charis SIL Regular"/>
-          <w:b w:val="0"/>
-          <w:i w:val="0"/>
-          <w:color w:val="000000"/>
-          <w:sz w:val="24"/>
-        </w:rPr>
-        <w:t>Netherla</w:t>
-      </w:r>
-      <w:r>
-        <w:rPr>
-          <w:u w:val="single" w:color="0000ff"/>
-          <w:rFonts w:ascii="Charis SIL Regular" w:hAnsi="Charis SIL Regular" w:eastAsia="Charis SIL Regular"/>
-          <w:b w:val="0"/>
-          <w:i w:val="0"/>
-          <w:color w:val="000000"/>
-          <w:sz w:val="24"/>
-        </w:rPr>
-        <w:hyperlink r:id="rId12" w:history="1">
-          <w:r>
-            <w:rPr>
-              <w:rStyle w:val="Hyperlink"/>
-            </w:rPr>
-            <w:t>nds Academ</w:t>
-          </w:r>
-        </w:hyperlink>
-      </w:r>
-      <w:r>
-        <w:rPr>
-          <w:u w:val="single" w:color="0000ff"/>
-          <w:rFonts w:ascii="Charis SIL Regular" w:hAnsi="Charis SIL Regular" w:eastAsia="Charis SIL Regular"/>
-          <w:b w:val="0"/>
-          <w:i w:val="0"/>
-          <w:color w:val="000000"/>
-          <w:sz w:val="24"/>
-        </w:rPr>
-        <w:hyperlink r:id="rId12" w:history="1">
-          <w:r>
-            <w:rPr>
-              <w:rStyle w:val="Hyperlink"/>
-            </w:rPr>
-            <w:t>y of Arts and</w:t>
-          </w:r>
-        </w:hyperlink>
-      </w:r>
-      <w:r>
-        <w:rPr>
-          <w:u w:val="single" w:color="0000ff"/>
-          <w:rFonts w:ascii="Charis SIL Regular" w:hAnsi="Charis SIL Regular" w:eastAsia="Charis SIL Regular"/>
-          <w:b w:val="0"/>
-          <w:i w:val="0"/>
-          <w:color w:val="000000"/>
-          <w:sz w:val="24"/>
-        </w:rPr>
-        <w:t xml:space="preserve"> </w:t>
-      </w:r>
-      <w:r>
-        <w:rPr>
-          <w:u w:val="single" w:color="0000ff"/>
-          <w:rFonts w:ascii="Charis SIL Regular" w:hAnsi="Charis SIL Regular" w:eastAsia="Charis SIL Regular"/>
-          <w:b w:val="0"/>
-          <w:i w:val="0"/>
-          <w:color w:val="000000"/>
-          <w:sz w:val="24"/>
-        </w:rPr>
-        <w:hyperlink r:id="rId12" w:history="1">
-          <w:r>
-            <w:rPr>
-              <w:rStyle w:val="Hyperlink"/>
-            </w:rPr>
-            <w:t>Sci</w:t>
-          </w:r>
-        </w:hyperlink>
-      </w:r>
-      <w:r>
-        <w:rPr>
-          <w:u w:val="single" w:color="0000ff"/>
-          <w:rFonts w:ascii="Charis SIL Regular" w:hAnsi="Charis SIL Regular" w:eastAsia="Charis SIL Regular"/>
-          <w:b w:val="0"/>
-          <w:i w:val="0"/>
-          <w:color w:val="000000"/>
-          <w:sz w:val="24"/>
-        </w:rPr>
-        <w:hyperlink r:id="rId12" w:history="1">
-          <w:r>
-            <w:rPr>
-              <w:rStyle w:val="Hyperlink"/>
-            </w:rPr>
-            <w:t>e</w:t>
-          </w:r>
-        </w:hyperlink>
-      </w:r>
-      <w:r>
-        <w:rPr>
           <w:u w:val="single" w:color="0000ff"/>
           <w:rFonts w:ascii="Charis SIL Regular" w:hAnsi="Charis SIL Regular" w:eastAsia="Charis SIL Regular"/>
           <w:b w:val="0"/>
@@ -1430,6 +1431,7 @@
       </w:r>
       <w:r>
         <w:rPr>
+          <w:u w:val="single" w:color="0000ff"/>
           <w:rFonts w:ascii="Charis SIL Regular" w:hAnsi="Charis SIL Regular" w:eastAsia="Charis SIL Regular"/>
           <w:b w:val="0"/>
           <w:i w:val="0"/>
@@ -1796,7 +1798,100 @@
           <w:color w:val="000000"/>
           <w:sz w:val="24"/>
         </w:rPr>
-        <w:t>archive of Utrecht University can be fo</w:t>
+        <w:t>archive of Ut</w:t>
+      </w:r>
+      <w:r>
+        <w:rPr>
+          <w:u w:val="single" w:color="0000ff"/>
+          <w:rFonts w:ascii="Charis SIL Regular" w:hAnsi="Charis SIL Regular" w:eastAsia="Charis SIL Regular"/>
+          <w:b w:val="0"/>
+          <w:i w:val="0"/>
+          <w:color w:val="000000"/>
+          <w:sz w:val="24"/>
+        </w:rPr>
+        <w:hyperlink r:id="rId13" w:history="1">
+          <w:r>
+            <w:rPr>
+              <w:rStyle w:val="Hyperlink"/>
+            </w:rPr>
+            <w:t>recht Unive</w:t>
+          </w:r>
+        </w:hyperlink>
+      </w:r>
+      <w:r>
+        <w:rPr>
+          <w:u w:val="single" w:color="0000ff"/>
+          <w:rFonts w:ascii="Charis SIL Regular" w:hAnsi="Charis SIL Regular" w:eastAsia="Charis SIL Regular"/>
+          <w:b w:val="0"/>
+          <w:i w:val="0"/>
+          <w:color w:val="000000"/>
+          <w:sz w:val="24"/>
+        </w:rPr>
+        <w:hyperlink r:id="rId13" w:history="1">
+          <w:r>
+            <w:rPr>
+              <w:rStyle w:val="Hyperlink"/>
+            </w:rPr>
+            <w:t>r</w:t>
+          </w:r>
+        </w:hyperlink>
+      </w:r>
+      <w:r>
+        <w:rPr>
+          <w:u w:val="single" w:color="0000ff"/>
+          <w:rFonts w:ascii="Charis SIL Regular" w:hAnsi="Charis SIL Regular" w:eastAsia="Charis SIL Regular"/>
+          <w:b w:val="0"/>
+          <w:i w:val="0"/>
+          <w:color w:val="000000"/>
+          <w:sz w:val="24"/>
+        </w:rPr>
+        <w:hyperlink r:id="rId13" w:history="1">
+          <w:r>
+            <w:rPr>
+              <w:rStyle w:val="Hyperlink"/>
+            </w:rPr>
+            <w:t>sity</w:t>
+          </w:r>
+        </w:hyperlink>
+      </w:r>
+      <w:r>
+        <w:rPr>
+          <w:u w:val="single" w:color="0000ff"/>
+          <w:rFonts w:ascii="Charis SIL Regular" w:hAnsi="Charis SIL Regular" w:eastAsia="Charis SIL Regular"/>
+          <w:b w:val="0"/>
+          <w:i w:val="0"/>
+          <w:color w:val="000000"/>
+          <w:sz w:val="24"/>
+        </w:rPr>
+        <w:t xml:space="preserve"> </w:t>
+      </w:r>
+      <w:r>
+        <w:rPr>
+          <w:u w:val="single" w:color="0000ff"/>
+          <w:rFonts w:ascii="Charis SIL Regular" w:hAnsi="Charis SIL Regular" w:eastAsia="Charis SIL Regular"/>
+          <w:b w:val="0"/>
+          <w:i w:val="0"/>
+          <w:color w:val="000000"/>
+          <w:sz w:val="24"/>
+        </w:rPr>
+        <w:hyperlink r:id="rId13" w:history="1">
+          <w:r>
+            <w:rPr>
+              <w:rStyle w:val="Hyperlink"/>
+            </w:rPr>
+            <w:t>can be f</w:t>
+          </w:r>
+        </w:hyperlink>
+      </w:r>
+      <w:r>
+        <w:rPr>
+          <w:rFonts w:ascii="Charis SIL Regular" w:hAnsi="Charis SIL Regular" w:eastAsia="Charis SIL Regular"/>
+          <w:b w:val="0"/>
+          <w:i w:val="0"/>
+          <w:color w:val="000000"/>
+          <w:sz w:val="24"/>
+        </w:rPr>
+        <w:t>o</w:t>
       </w:r>
       <w:r>
         <w:rPr>
@@ -2233,7 +2328,7 @@
           <w:sz w:val="24"/>
           <w:u w:val="single"/>
         </w:rPr>
-        <w:hyperlink r:id="rId16" w:history="1">
+        <w:hyperlink r:id="rId12" w:history="1">
           <w:r>
             <w:rPr>
               <w:rStyle w:val="Hyperlink"/>
@@ -2298,7 +2393,7 @@
           <w:sz w:val="24"/>
           <w:u w:val="single"/>
         </w:rPr>
-        <w:hyperlink r:id="rId12" w:history="1">
+        <w:hyperlink r:id="rId16" w:history="1">
           <w:r>
             <w:rPr>
               <w:rStyle w:val="Hyperlink"/>
@@ -2316,7 +2411,7 @@
           <w:sz w:val="24"/>
           <w:u w:val="single"/>
         </w:rPr>
-        <w:hyperlink r:id="rId12" w:history="1">
+        <w:hyperlink r:id="rId16" w:history="1">
           <w:r>
             <w:rPr>
               <w:rStyle w:val="Hyperlink"/>
@@ -2967,7 +3062,7 @@
           <w:sz w:val="24"/>
           <w:u w:val="single"/>
         </w:rPr>
-        <w:t>Royal Zeeland Scientific So</w:t>
+        <w:t>Royal Zeeland Scientific Soc</w:t>
       </w:r>
       <w:r>
         <w:rPr>
@@ -2978,7 +3073,7 @@
           <w:sz w:val="24"/>
           <w:u w:val="single"/>
         </w:rPr>
-        <w:t>c</w:t>
+        <w:t>iet</w:t>
       </w:r>
       <w:r>
         <w:rPr>
@@ -2987,9 +3082,8 @@
           <w:i w:val="0"/>
           <w:color w:val="0000FF"/>
           <w:sz w:val="24"/>
-          <w:u w:val="single"/>
-        </w:rPr>
-        <w:t>iety</w:t>
+        </w:rPr>
+        <w:t>y</w:t>
       </w:r>
       <w:r>
         <w:br/>
@@ -3550,7 +3644,7 @@
           <w:sz w:val="24"/>
           <w:u w:val="single"/>
         </w:rPr>
-        <w:hyperlink r:id="rId17" w:history="1">
+        <w:hyperlink r:id="rId18" w:history="1">
           <w:r>
             <w:rPr>
               <w:rStyle w:val="Hyperlink"/>
@@ -3568,7 +3662,7 @@
           <w:sz w:val="24"/>
           <w:u w:val="single"/>
         </w:rPr>
-        <w:hyperlink r:id="rId17" w:history="1">
+        <w:hyperlink r:id="rId18" w:history="1">
           <w:r>
             <w:rPr>
               <w:rStyle w:val="Hyperlink"/>
@@ -3586,14 +3680,7 @@
           <w:color w:val="000000"/>
           <w:sz w:val="24"/>
         </w:rPr>
-        <w:hyperlink r:id="rId17" w:history="1">
-          <w:r>
-            <w:rPr>
-              <w:rStyle w:val="Hyperlink"/>
-            </w:rPr>
-            <w:t xml:space="preserve">, </w:t>
-          </w:r>
-        </w:hyperlink>
+        <w:t xml:space="preserve">, </w:t>
       </w:r>
       <w:r>
         <w:rPr>
@@ -3604,7 +3691,7 @@
           <w:sz w:val="24"/>
           <w:u w:val="single"/>
         </w:rPr>
-        <w:hyperlink r:id="rId18" w:history="1">
+        <w:hyperlink r:id="rId19" w:history="1">
           <w:r>
             <w:rPr>
               <w:rStyle w:val="Hyperlink"/>
@@ -3633,7 +3720,7 @@
           <w:sz w:val="24"/>
           <w:u w:val="single"/>
         </w:rPr>
-        <w:hyperlink r:id="rId18" w:history="1">
+        <w:hyperlink r:id="rId19" w:history="1">
           <w:r>
             <w:rPr>
               <w:rStyle w:val="Hyperlink"/>
@@ -3754,7 +3841,7 @@
           <w:sz w:val="24"/>
           <w:u w:val="single"/>
         </w:rPr>
-        <w:hyperlink r:id="rId19" w:history="1">
+        <w:hyperlink r:id="rId20" w:history="1">
           <w:r>
             <w:rPr>
               <w:rStyle w:val="Hyperlink"/>
@@ -3783,7 +3870,7 @@
           <w:sz w:val="24"/>
           <w:u w:val="single"/>
         </w:rPr>
-        <w:hyperlink r:id="rId19" w:history="1">
+        <w:hyperlink r:id="rId20" w:history="1">
           <w:r>
             <w:rPr>
               <w:rStyle w:val="Hyperlink"/>
@@ -3811,7 +3898,7 @@
           <w:sz w:val="24"/>
           <w:u w:val="single"/>
         </w:rPr>
-        <w:hyperlink r:id="rId20" w:history="1">
+        <w:hyperlink r:id="rId21" w:history="1">
           <w:r>
             <w:rPr>
               <w:rStyle w:val="Hyperlink"/>
@@ -3829,7 +3916,7 @@
           <w:sz w:val="24"/>
           <w:u w:val="single"/>
         </w:rPr>
-        <w:hyperlink r:id="rId20" w:history="1">
+        <w:hyperlink r:id="rId21" w:history="1">
           <w:r>
             <w:rPr>
               <w:rStyle w:val="Hyperlink"/>
@@ -3847,7 +3934,7 @@
           <w:sz w:val="24"/>
           <w:u w:val="single"/>
         </w:rPr>
-        <w:hyperlink r:id="rId20" w:history="1">
+        <w:hyperlink r:id="rId21" w:history="1">
           <w:r>
             <w:rPr>
               <w:rStyle w:val="Hyperlink"/>
@@ -3965,7 +4052,7 @@
           <w:sz w:val="24"/>
           <w:u w:val="single"/>
         </w:rPr>
-        <w:hyperlink r:id="rId21" w:history="1">
+        <w:hyperlink r:id="rId22" w:history="1">
           <w:r>
             <w:rPr>
               <w:rStyle w:val="Hyperlink"/>
@@ -3994,7 +4081,7 @@
           <w:sz w:val="24"/>
           <w:u w:val="single"/>
         </w:rPr>
-        <w:hyperlink r:id="rId21" w:history="1">
+        <w:hyperlink r:id="rId22" w:history="1">
           <w:r>
             <w:rPr>
               <w:rStyle w:val="Hyperlink"/>
@@ -4022,7 +4109,7 @@
           <w:sz w:val="24"/>
           <w:u w:val="single"/>
         </w:rPr>
-        <w:hyperlink r:id="rId22" w:history="1">
+        <w:hyperlink r:id="rId23" w:history="1">
           <w:r>
             <w:rPr>
               <w:rStyle w:val="Hyperlink"/>
@@ -4040,7 +4127,7 @@
           <w:sz w:val="24"/>
           <w:u w:val="single"/>
         </w:rPr>
-        <w:hyperlink r:id="rId22" w:history="1">
+        <w:hyperlink r:id="rId23" w:history="1">
           <w:r>
             <w:rPr>
               <w:rStyle w:val="Hyperlink"/>
@@ -4058,7 +4145,7 @@
           <w:sz w:val="24"/>
           <w:u w:val="single"/>
         </w:rPr>
-        <w:hyperlink r:id="rId22" w:history="1">
+        <w:hyperlink r:id="rId23" w:history="1">
           <w:r>
             <w:rPr>
               <w:rStyle w:val="Hyperlink"/>
@@ -4076,7 +4163,7 @@
           <w:sz w:val="24"/>
           <w:u w:val="single"/>
         </w:rPr>
-        <w:hyperlink r:id="rId22" w:history="1">
+        <w:hyperlink r:id="rId23" w:history="1">
           <w:r>
             <w:rPr>
               <w:rStyle w:val="Hyperlink"/>

--- a/EXPORTS/DOCX/published/niveau2/English/Science.docx
+++ b/EXPORTS/DOCX/published/niveau2/English/Science.docx
@@ -982,7 +982,7 @@
           <w:sz w:val="24"/>
           <w:u w:val="single"/>
         </w:rPr>
-        <w:hyperlink r:id="rId12" w:history="1">
+        <w:hyperlink r:id="rId11" w:history="1">
           <w:r>
             <w:rPr>
               <w:rStyle w:val="Hyperlink"/>
@@ -1000,7 +1000,7 @@
           <w:sz w:val="24"/>
           <w:u w:val="single"/>
         </w:rPr>
-        <w:hyperlink r:id="rId12" w:history="1">
+        <w:hyperlink r:id="rId11" w:history="1">
           <w:r>
             <w:rPr>
               <w:rStyle w:val="Hyperlink"/>
@@ -1029,7 +1029,7 @@
           <w:sz w:val="24"/>
           <w:u w:val="single"/>
         </w:rPr>
-        <w:hyperlink r:id="rId12" w:history="1">
+        <w:hyperlink r:id="rId11" w:history="1">
           <w:r>
             <w:rPr>
               <w:rStyle w:val="Hyperlink"/>
@@ -1047,7 +1047,7 @@
           <w:sz w:val="24"/>
           <w:u w:val="single"/>
         </w:rPr>
-        <w:hyperlink r:id="rId12" w:history="1">
+        <w:hyperlink r:id="rId11" w:history="1">
           <w:r>
             <w:rPr>
               <w:rStyle w:val="Hyperlink"/>
@@ -1065,7 +1065,7 @@
           <w:sz w:val="24"/>
           <w:u w:val="single"/>
         </w:rPr>
-        <w:hyperlink r:id="rId12" w:history="1">
+        <w:hyperlink r:id="rId11" w:history="1">
           <w:r>
             <w:rPr>
               <w:rStyle w:val="Hyperlink"/>
@@ -1083,7 +1083,7 @@
           <w:sz w:val="24"/>
           <w:u w:val="single"/>
         </w:rPr>
-        <w:hyperlink r:id="rId12" w:history="1">
+        <w:hyperlink r:id="rId11" w:history="1">
           <w:r>
             <w:rPr>
               <w:rStyle w:val="Hyperlink"/>
@@ -1206,7 +1206,7 @@
           <w:sz w:val="24"/>
           <w:u w:val="single"/>
         </w:rPr>
-        <w:hyperlink r:id="rId11" w:history="1">
+        <w:hyperlink r:id="rId12" w:history="1">
           <w:r>
             <w:rPr>
               <w:rStyle w:val="Hyperlink"/>
@@ -1224,7 +1224,7 @@
           <w:sz w:val="24"/>
           <w:u w:val="single"/>
         </w:rPr>
-        <w:hyperlink r:id="rId11" w:history="1">
+        <w:hyperlink r:id="rId12" w:history="1">
           <w:r>
             <w:rPr>
               <w:rStyle w:val="Hyperlink"/>
@@ -1253,7 +1253,7 @@
           <w:sz w:val="24"/>
           <w:u w:val="single"/>
         </w:rPr>
-        <w:hyperlink r:id="rId11" w:history="1">
+        <w:hyperlink r:id="rId12" w:history="1">
           <w:r>
             <w:rPr>
               <w:rStyle w:val="Hyperlink"/>
@@ -1431,7 +1431,6 @@
       </w:r>
       <w:r>
         <w:rPr>
-          <w:u w:val="single" w:color="0000ff"/>
           <w:rFonts w:ascii="Charis SIL Regular" w:hAnsi="Charis SIL Regular" w:eastAsia="Charis SIL Regular"/>
           <w:b w:val="0"/>
           <w:i w:val="0"/>
@@ -2328,7 +2327,7 @@
           <w:sz w:val="24"/>
           <w:u w:val="single"/>
         </w:rPr>
-        <w:hyperlink r:id="rId12" w:history="1">
+        <w:hyperlink r:id="rId16" w:history="1">
           <w:r>
             <w:rPr>
               <w:rStyle w:val="Hyperlink"/>
@@ -2357,7 +2356,7 @@
           <w:sz w:val="24"/>
           <w:u w:val="single"/>
         </w:rPr>
-        <w:hyperlink r:id="rId12" w:history="1">
+        <w:hyperlink r:id="rId16" w:history="1">
           <w:r>
             <w:rPr>
               <w:rStyle w:val="Hyperlink"/>
@@ -2375,7 +2374,7 @@
           <w:sz w:val="24"/>
           <w:u w:val="single"/>
         </w:rPr>
-        <w:hyperlink r:id="rId12" w:history="1">
+        <w:hyperlink r:id="rId16" w:history="1">
           <w:r>
             <w:rPr>
               <w:rStyle w:val="Hyperlink"/>
@@ -3470,7 +3469,7 @@
             <w:rPr>
               <w:rStyle w:val="Hyperlink"/>
             </w:rPr>
-            <w:t>portalfiles</w:t>
+            <w:t>portalfile</w:t>
           </w:r>
         </w:hyperlink>
       </w:r>
@@ -3482,6 +3481,16 @@
           <w:color w:val="0000FF"/>
           <w:sz w:val="24"/>
           <w:u w:val="single"/>
+        </w:rPr>
+        <w:t>s</w:t>
+      </w:r>
+      <w:r>
+        <w:rPr>
+          <w:rFonts w:ascii="Charis SIL Regular" w:hAnsi="Charis SIL Regular" w:eastAsia="Charis SIL Regular"/>
+          <w:b w:val="0"/>
+          <w:i w:val="0"/>
+          <w:color w:val="0000FF"/>
+          <w:sz w:val="24"/>
         </w:rPr>
         <w:t>/</w:t>
       </w:r>
@@ -3499,19 +3508,9 @@
             <w:rPr>
               <w:rStyle w:val="Hyperlink"/>
             </w:rPr>
-            <w:t>portal/1414020</w:t>
+            <w:t xml:space="preserve">portal/1414020/ </w:t>
           </w:r>
         </w:hyperlink>
-      </w:r>
-      <w:r>
-        <w:rPr>
-          <w:rFonts w:ascii="Charis SIL Regular" w:hAnsi="Charis SIL Regular" w:eastAsia="Charis SIL Regular"/>
-          <w:b w:val="0"/>
-          <w:i w:val="0"/>
-          <w:color w:val="0000FF"/>
-          <w:sz w:val="24"/>
-        </w:rPr>
-        <w:t xml:space="preserve">/ </w:t>
       </w:r>
       <w:r>
         <w:br/>
@@ -3590,6 +3589,81 @@
       </w:r>
       <w:r>
         <w:rPr>
+          <w:rFonts w:ascii="Charis SIL Regular" w:hAnsi="Charis SIL Regular" w:eastAsia="Charis SIL Regular"/>
+          <w:b w:val="0"/>
+          <w:i w:val="0"/>
+          <w:color w:val="000000"/>
+          <w:sz w:val="24"/>
+        </w:rPr>
+        <w:t xml:space="preserve">, </w:t>
+      </w:r>
+      <w:r>
+        <w:rPr>
+          <w:rFonts w:ascii="Charis SIL Regular" w:hAnsi="Charis SIL Regular" w:eastAsia="Charis SIL Regular"/>
+          <w:b w:val="0"/>
+          <w:i w:val="0"/>
+          <w:color w:val="0000FF"/>
+          <w:sz w:val="24"/>
+          <w:u w:val="single"/>
+        </w:rPr>
+        <w:hyperlink r:id="rId18" w:history="1">
+          <w:r>
+            <w:rPr>
+              <w:rStyle w:val="Hyperlink"/>
+            </w:rPr>
+            <w:t>ISBN</w:t>
+          </w:r>
+        </w:hyperlink>
+      </w:r>
+      <w:r>
+        <w:rPr>
+          <w:rFonts w:ascii="Charis SIL Regular" w:hAnsi="Charis SIL Regular" w:eastAsia="Charis SIL Regular"/>
+          <w:b w:val="0"/>
+          <w:i w:val="0"/>
+          <w:color w:val="0000FF"/>
+          <w:sz w:val="24"/>
+          <w:u w:val="single"/>
+        </w:rPr>
+        <w:t xml:space="preserve"> </w:t>
+      </w:r>
+      <w:r>
+        <w:rPr>
+          <w:rFonts w:ascii="Charis SIL Regular" w:hAnsi="Charis SIL Regular" w:eastAsia="Charis SIL Regular"/>
+          <w:b w:val="0"/>
+          <w:i w:val="0"/>
+          <w:color w:val="0000FF"/>
+          <w:sz w:val="24"/>
+          <w:u w:val="single"/>
+        </w:rPr>
+        <w:hyperlink r:id="rId18" w:history="1">
+          <w:r>
+            <w:rPr>
+              <w:rStyle w:val="Hyperlink"/>
+            </w:rPr>
+            <w:t>9</w:t>
+          </w:r>
+        </w:hyperlink>
+      </w:r>
+      <w:r>
+        <w:rPr>
+          <w:rFonts w:ascii="Charis SIL Regular" w:hAnsi="Charis SIL Regular" w:eastAsia="Charis SIL Regular"/>
+          <w:b w:val="0"/>
+          <w:i w:val="0"/>
+          <w:color w:val="0000FF"/>
+          <w:sz w:val="24"/>
+          <w:u w:val="single"/>
+        </w:rPr>
+        <w:hyperlink r:id="rId17" w:history="1">
+          <w:r>
+            <w:rPr>
+              <w:rStyle w:val="Hyperlink"/>
+            </w:rPr>
+            <w:t>789004257870</w:t>
+          </w:r>
+        </w:hyperlink>
+      </w:r>
+      <w:r>
+        <w:rPr>
           <w:u w:val="single" w:color="0000ff"/>
           <w:rFonts w:ascii="Charis SIL Regular" w:hAnsi="Charis SIL Regular" w:eastAsia="Charis SIL Regular"/>
           <w:b w:val="0"/>
@@ -3605,82 +3679,6 @@
             <w:t xml:space="preserve">, </w:t>
           </w:r>
         </w:hyperlink>
-      </w:r>
-      <w:r>
-        <w:rPr>
-          <w:rFonts w:ascii="Charis SIL Regular" w:hAnsi="Charis SIL Regular" w:eastAsia="Charis SIL Regular"/>
-          <w:b w:val="0"/>
-          <w:i w:val="0"/>
-          <w:color w:val="0000FF"/>
-          <w:sz w:val="24"/>
-          <w:u w:val="single"/>
-        </w:rPr>
-        <w:hyperlink r:id="rId17" w:history="1">
-          <w:r>
-            <w:rPr>
-              <w:rStyle w:val="Hyperlink"/>
-            </w:rPr>
-            <w:t>ISBN</w:t>
-          </w:r>
-        </w:hyperlink>
-      </w:r>
-      <w:r>
-        <w:rPr>
-          <w:rFonts w:ascii="Charis SIL Regular" w:hAnsi="Charis SIL Regular" w:eastAsia="Charis SIL Regular"/>
-          <w:b w:val="0"/>
-          <w:i w:val="0"/>
-          <w:color w:val="0000FF"/>
-          <w:sz w:val="24"/>
-          <w:u w:val="single"/>
-        </w:rPr>
-        <w:t xml:space="preserve"> </w:t>
-      </w:r>
-      <w:r>
-        <w:rPr>
-          <w:rFonts w:ascii="Charis SIL Regular" w:hAnsi="Charis SIL Regular" w:eastAsia="Charis SIL Regular"/>
-          <w:b w:val="0"/>
-          <w:i w:val="0"/>
-          <w:color w:val="0000FF"/>
-          <w:sz w:val="24"/>
-          <w:u w:val="single"/>
-        </w:rPr>
-        <w:hyperlink r:id="rId18" w:history="1">
-          <w:r>
-            <w:rPr>
-              <w:rStyle w:val="Hyperlink"/>
-            </w:rPr>
-            <w:t>9</w:t>
-          </w:r>
-        </w:hyperlink>
-      </w:r>
-      <w:r>
-        <w:rPr>
-          <w:rFonts w:ascii="Charis SIL Regular" w:hAnsi="Charis SIL Regular" w:eastAsia="Charis SIL Regular"/>
-          <w:b w:val="0"/>
-          <w:i w:val="0"/>
-          <w:color w:val="0000FF"/>
-          <w:sz w:val="24"/>
-          <w:u w:val="single"/>
-        </w:rPr>
-        <w:hyperlink r:id="rId18" w:history="1">
-          <w:r>
-            <w:rPr>
-              <w:rStyle w:val="Hyperlink"/>
-            </w:rPr>
-            <w:t>789004257870</w:t>
-          </w:r>
-        </w:hyperlink>
-      </w:r>
-      <w:r>
-        <w:rPr>
-          <w:u w:val="single" w:color="0000ff"/>
-          <w:rFonts w:ascii="Charis SIL Regular" w:hAnsi="Charis SIL Regular" w:eastAsia="Charis SIL Regular"/>
-          <w:b w:val="0"/>
-          <w:i w:val="0"/>
-          <w:color w:val="000000"/>
-          <w:sz w:val="24"/>
-        </w:rPr>
-        <w:t xml:space="preserve">, </w:t>
       </w:r>
       <w:r>
         <w:rPr>

--- a/EXPORTS/DOCX/published/niveau2/English/Science.docx
+++ b/EXPORTS/DOCX/published/niveau2/English/Science.docx
@@ -982,7 +982,7 @@
           <w:sz w:val="24"/>
           <w:u w:val="single"/>
         </w:rPr>
-        <w:hyperlink r:id="rId11" w:history="1">
+        <w:hyperlink r:id="rId12" w:history="1">
           <w:r>
             <w:rPr>
               <w:rStyle w:val="Hyperlink"/>
@@ -1000,7 +1000,7 @@
           <w:sz w:val="24"/>
           <w:u w:val="single"/>
         </w:rPr>
-        <w:hyperlink r:id="rId11" w:history="1">
+        <w:hyperlink r:id="rId12" w:history="1">
           <w:r>
             <w:rPr>
               <w:rStyle w:val="Hyperlink"/>
@@ -1029,7 +1029,7 @@
           <w:sz w:val="24"/>
           <w:u w:val="single"/>
         </w:rPr>
-        <w:hyperlink r:id="rId11" w:history="1">
+        <w:hyperlink r:id="rId12" w:history="1">
           <w:r>
             <w:rPr>
               <w:rStyle w:val="Hyperlink"/>
@@ -1047,7 +1047,7 @@
           <w:sz w:val="24"/>
           <w:u w:val="single"/>
         </w:rPr>
-        <w:hyperlink r:id="rId11" w:history="1">
+        <w:hyperlink r:id="rId12" w:history="1">
           <w:r>
             <w:rPr>
               <w:rStyle w:val="Hyperlink"/>
@@ -1065,7 +1065,7 @@
           <w:sz w:val="24"/>
           <w:u w:val="single"/>
         </w:rPr>
-        <w:hyperlink r:id="rId11" w:history="1">
+        <w:hyperlink r:id="rId12" w:history="1">
           <w:r>
             <w:rPr>
               <w:rStyle w:val="Hyperlink"/>
@@ -1112,7 +1112,7 @@
           <w:sz w:val="24"/>
           <w:u w:val="single"/>
         </w:rPr>
-        <w:hyperlink r:id="rId12" w:history="1">
+        <w:hyperlink r:id="rId11" w:history="1">
           <w:r>
             <w:rPr>
               <w:rStyle w:val="Hyperlink"/>
@@ -2327,7 +2327,7 @@
           <w:sz w:val="24"/>
           <w:u w:val="single"/>
         </w:rPr>
-        <w:hyperlink r:id="rId16" w:history="1">
+        <w:hyperlink r:id="rId12" w:history="1">
           <w:r>
             <w:rPr>
               <w:rStyle w:val="Hyperlink"/>
@@ -2356,7 +2356,7 @@
           <w:sz w:val="24"/>
           <w:u w:val="single"/>
         </w:rPr>
-        <w:hyperlink r:id="rId16" w:history="1">
+        <w:hyperlink r:id="rId12" w:history="1">
           <w:r>
             <w:rPr>
               <w:rStyle w:val="Hyperlink"/>
@@ -2374,7 +2374,7 @@
           <w:sz w:val="24"/>
           <w:u w:val="single"/>
         </w:rPr>
-        <w:hyperlink r:id="rId16" w:history="1">
+        <w:hyperlink r:id="rId12" w:history="1">
           <w:r>
             <w:rPr>
               <w:rStyle w:val="Hyperlink"/>
@@ -3480,9 +3480,15 @@
           <w:i w:val="0"/>
           <w:color w:val="0000FF"/>
           <w:sz w:val="24"/>
-          <w:u w:val="single"/>
-        </w:rPr>
-        <w:t>s</w:t>
+        </w:rPr>
+        <w:hyperlink r:id="rId17" w:history="1">
+          <w:r>
+            <w:rPr>
+              <w:rStyle w:val="Hyperlink"/>
+            </w:rPr>
+            <w:t>s</w:t>
+          </w:r>
+        </w:hyperlink>
       </w:r>
       <w:r>
         <w:rPr>
@@ -3595,7 +3601,14 @@
           <w:color w:val="000000"/>
           <w:sz w:val="24"/>
         </w:rPr>
-        <w:t xml:space="preserve">, </w:t>
+        <w:hyperlink r:id="rId17" w:history="1">
+          <w:r>
+            <w:rPr>
+              <w:rStyle w:val="Hyperlink"/>
+            </w:rPr>
+            <w:t xml:space="preserve">, </w:t>
+          </w:r>
+        </w:hyperlink>
       </w:r>
       <w:r>
         <w:rPr>
@@ -3606,7 +3619,7 @@
           <w:sz w:val="24"/>
           <w:u w:val="single"/>
         </w:rPr>
-        <w:hyperlink r:id="rId18" w:history="1">
+        <w:hyperlink r:id="rId17" w:history="1">
           <w:r>
             <w:rPr>
               <w:rStyle w:val="Hyperlink"/>
@@ -3653,7 +3666,7 @@
           <w:sz w:val="24"/>
           <w:u w:val="single"/>
         </w:rPr>
-        <w:hyperlink r:id="rId17" w:history="1">
+        <w:hyperlink r:id="rId18" w:history="1">
           <w:r>
             <w:rPr>
               <w:rStyle w:val="Hyperlink"/>

--- a/EXPORTS/DOCX/published/niveau2/English/Science.docx
+++ b/EXPORTS/DOCX/published/niveau2/English/Science.docx
@@ -946,7 +946,6 @@
       </w:r>
       <w:r>
         <w:rPr>
-          <w:u w:val="single" w:color="0000ff"/>
           <w:rFonts w:ascii="Charis SIL Regular" w:hAnsi="Charis SIL Regular" w:eastAsia="Charis SIL Regular"/>
           <w:b w:val="0"/>
           <w:i w:val="0"/>
@@ -1083,7 +1082,7 @@
           <w:sz w:val="24"/>
           <w:u w:val="single"/>
         </w:rPr>
-        <w:hyperlink r:id="rId11" w:history="1">
+        <w:hyperlink r:id="rId12" w:history="1">
           <w:r>
             <w:rPr>
               <w:rStyle w:val="Hyperlink"/>
@@ -1112,7 +1111,7 @@
           <w:sz w:val="24"/>
           <w:u w:val="single"/>
         </w:rPr>
-        <w:hyperlink r:id="rId11" w:history="1">
+        <w:hyperlink r:id="rId12" w:history="1">
           <w:r>
             <w:rPr>
               <w:rStyle w:val="Hyperlink"/>
@@ -1253,7 +1252,7 @@
           <w:sz w:val="24"/>
           <w:u w:val="single"/>
         </w:rPr>
-        <w:hyperlink r:id="rId12" w:history="1">
+        <w:hyperlink r:id="rId11" w:history="1">
           <w:r>
             <w:rPr>
               <w:rStyle w:val="Hyperlink"/>
@@ -1403,6 +1402,7 @@
       </w:r>
       <w:r>
         <w:rPr>
+          <w:u w:val="single" w:color="0000ff"/>
           <w:rFonts w:ascii="Charis SIL Regular" w:hAnsi="Charis SIL Regular" w:eastAsia="Charis SIL Regular"/>
           <w:b w:val="0"/>
           <w:i w:val="0"/>
@@ -1431,6 +1431,7 @@
       </w:r>
       <w:r>
         <w:rPr>
+          <w:u w:val="single" w:color="0000ff"/>
           <w:rFonts w:ascii="Charis SIL Regular" w:hAnsi="Charis SIL Regular" w:eastAsia="Charis SIL Regular"/>
           <w:b w:val="0"/>
           <w:i w:val="0"/>
@@ -2327,7 +2328,7 @@
           <w:sz w:val="24"/>
           <w:u w:val="single"/>
         </w:rPr>
-        <w:hyperlink r:id="rId12" w:history="1">
+        <w:hyperlink r:id="rId16" w:history="1">
           <w:r>
             <w:rPr>
               <w:rStyle w:val="Hyperlink"/>
@@ -2356,7 +2357,7 @@
           <w:sz w:val="24"/>
           <w:u w:val="single"/>
         </w:rPr>
-        <w:hyperlink r:id="rId12" w:history="1">
+        <w:hyperlink r:id="rId16" w:history="1">
           <w:r>
             <w:rPr>
               <w:rStyle w:val="Hyperlink"/>
@@ -2374,7 +2375,7 @@
           <w:sz w:val="24"/>
           <w:u w:val="single"/>
         </w:rPr>
-        <w:hyperlink r:id="rId12" w:history="1">
+        <w:hyperlink r:id="rId16" w:history="1">
           <w:r>
             <w:rPr>
               <w:rStyle w:val="Hyperlink"/>
@@ -3648,7 +3649,7 @@
           <w:sz w:val="24"/>
           <w:u w:val="single"/>
         </w:rPr>
-        <w:hyperlink r:id="rId18" w:history="1">
+        <w:hyperlink r:id="rId17" w:history="1">
           <w:r>
             <w:rPr>
               <w:rStyle w:val="Hyperlink"/>
@@ -3666,7 +3667,7 @@
           <w:sz w:val="24"/>
           <w:u w:val="single"/>
         </w:rPr>
-        <w:hyperlink r:id="rId18" w:history="1">
+        <w:hyperlink r:id="rId17" w:history="1">
           <w:r>
             <w:rPr>
               <w:rStyle w:val="Hyperlink"/>
@@ -3677,7 +3678,6 @@
       </w:r>
       <w:r>
         <w:rPr>
-          <w:u w:val="single" w:color="0000ff"/>
           <w:rFonts w:ascii="Charis SIL Regular" w:hAnsi="Charis SIL Regular" w:eastAsia="Charis SIL Regular"/>
           <w:b w:val="0"/>
           <w:i w:val="0"/>
@@ -3702,7 +3702,7 @@
           <w:sz w:val="24"/>
           <w:u w:val="single"/>
         </w:rPr>
-        <w:hyperlink r:id="rId19" w:history="1">
+        <w:hyperlink r:id="rId18" w:history="1">
           <w:r>
             <w:rPr>
               <w:rStyle w:val="Hyperlink"/>
@@ -3731,7 +3731,7 @@
           <w:sz w:val="24"/>
           <w:u w:val="single"/>
         </w:rPr>
-        <w:hyperlink r:id="rId19" w:history="1">
+        <w:hyperlink r:id="rId18" w:history="1">
           <w:r>
             <w:rPr>
               <w:rStyle w:val="Hyperlink"/>
@@ -3852,7 +3852,7 @@
           <w:sz w:val="24"/>
           <w:u w:val="single"/>
         </w:rPr>
-        <w:hyperlink r:id="rId20" w:history="1">
+        <w:hyperlink r:id="rId19" w:history="1">
           <w:r>
             <w:rPr>
               <w:rStyle w:val="Hyperlink"/>
@@ -3881,7 +3881,7 @@
           <w:sz w:val="24"/>
           <w:u w:val="single"/>
         </w:rPr>
-        <w:hyperlink r:id="rId20" w:history="1">
+        <w:hyperlink r:id="rId19" w:history="1">
           <w:r>
             <w:rPr>
               <w:rStyle w:val="Hyperlink"/>
@@ -3909,7 +3909,7 @@
           <w:sz w:val="24"/>
           <w:u w:val="single"/>
         </w:rPr>
-        <w:hyperlink r:id="rId21" w:history="1">
+        <w:hyperlink r:id="rId20" w:history="1">
           <w:r>
             <w:rPr>
               <w:rStyle w:val="Hyperlink"/>
@@ -3927,7 +3927,7 @@
           <w:sz w:val="24"/>
           <w:u w:val="single"/>
         </w:rPr>
-        <w:hyperlink r:id="rId21" w:history="1">
+        <w:hyperlink r:id="rId20" w:history="1">
           <w:r>
             <w:rPr>
               <w:rStyle w:val="Hyperlink"/>
@@ -3945,7 +3945,7 @@
           <w:sz w:val="24"/>
           <w:u w:val="single"/>
         </w:rPr>
-        <w:hyperlink r:id="rId21" w:history="1">
+        <w:hyperlink r:id="rId20" w:history="1">
           <w:r>
             <w:rPr>
               <w:rStyle w:val="Hyperlink"/>
@@ -4063,7 +4063,7 @@
           <w:sz w:val="24"/>
           <w:u w:val="single"/>
         </w:rPr>
-        <w:hyperlink r:id="rId22" w:history="1">
+        <w:hyperlink r:id="rId21" w:history="1">
           <w:r>
             <w:rPr>
               <w:rStyle w:val="Hyperlink"/>
@@ -4092,7 +4092,7 @@
           <w:sz w:val="24"/>
           <w:u w:val="single"/>
         </w:rPr>
-        <w:hyperlink r:id="rId22" w:history="1">
+        <w:hyperlink r:id="rId21" w:history="1">
           <w:r>
             <w:rPr>
               <w:rStyle w:val="Hyperlink"/>
@@ -4120,7 +4120,7 @@
           <w:sz w:val="24"/>
           <w:u w:val="single"/>
         </w:rPr>
-        <w:hyperlink r:id="rId23" w:history="1">
+        <w:hyperlink r:id="rId22" w:history="1">
           <w:r>
             <w:rPr>
               <w:rStyle w:val="Hyperlink"/>
@@ -4138,7 +4138,7 @@
           <w:sz w:val="24"/>
           <w:u w:val="single"/>
         </w:rPr>
-        <w:hyperlink r:id="rId23" w:history="1">
+        <w:hyperlink r:id="rId22" w:history="1">
           <w:r>
             <w:rPr>
               <w:rStyle w:val="Hyperlink"/>
@@ -4156,7 +4156,7 @@
           <w:sz w:val="24"/>
           <w:u w:val="single"/>
         </w:rPr>
-        <w:hyperlink r:id="rId23" w:history="1">
+        <w:hyperlink r:id="rId22" w:history="1">
           <w:r>
             <w:rPr>
               <w:rStyle w:val="Hyperlink"/>
@@ -4174,7 +4174,7 @@
           <w:sz w:val="24"/>
           <w:u w:val="single"/>
         </w:rPr>
-        <w:hyperlink r:id="rId23" w:history="1">
+        <w:hyperlink r:id="rId22" w:history="1">
           <w:r>
             <w:rPr>
               <w:rStyle w:val="Hyperlink"/>

--- a/EXPORTS/DOCX/published/niveau2/English/Science.docx
+++ b/EXPORTS/DOCX/published/niveau2/English/Science.docx
@@ -946,6 +946,7 @@
       </w:r>
       <w:r>
         <w:rPr>
+          <w:u w:val="single" w:color="0000ff"/>
           <w:rFonts w:ascii="Charis SIL Regular" w:hAnsi="Charis SIL Regular" w:eastAsia="Charis SIL Regular"/>
           <w:b w:val="0"/>
           <w:i w:val="0"/>
@@ -1046,7 +1047,7 @@
           <w:sz w:val="24"/>
           <w:u w:val="single"/>
         </w:rPr>
-        <w:hyperlink r:id="rId12" w:history="1">
+        <w:hyperlink r:id="rId11" w:history="1">
           <w:r>
             <w:rPr>
               <w:rStyle w:val="Hyperlink"/>
@@ -1064,7 +1065,7 @@
           <w:sz w:val="24"/>
           <w:u w:val="single"/>
         </w:rPr>
-        <w:hyperlink r:id="rId12" w:history="1">
+        <w:hyperlink r:id="rId11" w:history="1">
           <w:r>
             <w:rPr>
               <w:rStyle w:val="Hyperlink"/>
@@ -1082,7 +1083,7 @@
           <w:sz w:val="24"/>
           <w:u w:val="single"/>
         </w:rPr>
-        <w:hyperlink r:id="rId12" w:history="1">
+        <w:hyperlink r:id="rId11" w:history="1">
           <w:r>
             <w:rPr>
               <w:rStyle w:val="Hyperlink"/>
@@ -1252,7 +1253,7 @@
           <w:sz w:val="24"/>
           <w:u w:val="single"/>
         </w:rPr>
-        <w:hyperlink r:id="rId11" w:history="1">
+        <w:hyperlink r:id="rId12" w:history="1">
           <w:r>
             <w:rPr>
               <w:rStyle w:val="Hyperlink"/>
@@ -1402,7 +1403,6 @@
       </w:r>
       <w:r>
         <w:rPr>
-          <w:u w:val="single" w:color="0000ff"/>
           <w:rFonts w:ascii="Charis SIL Regular" w:hAnsi="Charis SIL Regular" w:eastAsia="Charis SIL Regular"/>
           <w:b w:val="0"/>
           <w:i w:val="0"/>
@@ -1431,7 +1431,6 @@
       </w:r>
       <w:r>
         <w:rPr>
-          <w:u w:val="single" w:color="0000ff"/>
           <w:rFonts w:ascii="Charis SIL Regular" w:hAnsi="Charis SIL Regular" w:eastAsia="Charis SIL Regular"/>
           <w:b w:val="0"/>
           <w:i w:val="0"/>
@@ -3481,15 +3480,9 @@
           <w:i w:val="0"/>
           <w:color w:val="0000FF"/>
           <w:sz w:val="24"/>
-        </w:rPr>
-        <w:hyperlink r:id="rId17" w:history="1">
-          <w:r>
-            <w:rPr>
-              <w:rStyle w:val="Hyperlink"/>
-            </w:rPr>
-            <w:t>s</w:t>
-          </w:r>
-        </w:hyperlink>
+          <w:u w:val="single"/>
+        </w:rPr>
+        <w:t>s</w:t>
       </w:r>
       <w:r>
         <w:rPr>
@@ -3602,6 +3595,81 @@
           <w:color w:val="000000"/>
           <w:sz w:val="24"/>
         </w:rPr>
+        <w:t xml:space="preserve">, </w:t>
+      </w:r>
+      <w:r>
+        <w:rPr>
+          <w:rFonts w:ascii="Charis SIL Regular" w:hAnsi="Charis SIL Regular" w:eastAsia="Charis SIL Regular"/>
+          <w:b w:val="0"/>
+          <w:i w:val="0"/>
+          <w:color w:val="0000FF"/>
+          <w:sz w:val="24"/>
+          <w:u w:val="single"/>
+        </w:rPr>
+        <w:hyperlink r:id="rId18" w:history="1">
+          <w:r>
+            <w:rPr>
+              <w:rStyle w:val="Hyperlink"/>
+            </w:rPr>
+            <w:t>ISBN</w:t>
+          </w:r>
+        </w:hyperlink>
+      </w:r>
+      <w:r>
+        <w:rPr>
+          <w:rFonts w:ascii="Charis SIL Regular" w:hAnsi="Charis SIL Regular" w:eastAsia="Charis SIL Regular"/>
+          <w:b w:val="0"/>
+          <w:i w:val="0"/>
+          <w:color w:val="0000FF"/>
+          <w:sz w:val="24"/>
+          <w:u w:val="single"/>
+        </w:rPr>
+        <w:t xml:space="preserve"> </w:t>
+      </w:r>
+      <w:r>
+        <w:rPr>
+          <w:rFonts w:ascii="Charis SIL Regular" w:hAnsi="Charis SIL Regular" w:eastAsia="Charis SIL Regular"/>
+          <w:b w:val="0"/>
+          <w:i w:val="0"/>
+          <w:color w:val="0000FF"/>
+          <w:sz w:val="24"/>
+          <w:u w:val="single"/>
+        </w:rPr>
+        <w:hyperlink r:id="rId18" w:history="1">
+          <w:r>
+            <w:rPr>
+              <w:rStyle w:val="Hyperlink"/>
+            </w:rPr>
+            <w:t>9</w:t>
+          </w:r>
+        </w:hyperlink>
+      </w:r>
+      <w:r>
+        <w:rPr>
+          <w:rFonts w:ascii="Charis SIL Regular" w:hAnsi="Charis SIL Regular" w:eastAsia="Charis SIL Regular"/>
+          <w:b w:val="0"/>
+          <w:i w:val="0"/>
+          <w:color w:val="0000FF"/>
+          <w:sz w:val="24"/>
+          <w:u w:val="single"/>
+        </w:rPr>
+        <w:hyperlink r:id="rId17" w:history="1">
+          <w:r>
+            <w:rPr>
+              <w:rStyle w:val="Hyperlink"/>
+            </w:rPr>
+            <w:t>789004257870</w:t>
+          </w:r>
+        </w:hyperlink>
+      </w:r>
+      <w:r>
+        <w:rPr>
+          <w:rFonts w:ascii="Charis SIL Regular" w:hAnsi="Charis SIL Regular" w:eastAsia="Charis SIL Regular"/>
+          <w:b w:val="0"/>
+          <w:i w:val="0"/>
+          <w:color w:val="000000"/>
+          <w:sz w:val="24"/>
+        </w:rPr>
         <w:hyperlink r:id="rId17" w:history="1">
           <w:r>
             <w:rPr>
@@ -3620,89 +3688,7 @@
           <w:sz w:val="24"/>
           <w:u w:val="single"/>
         </w:rPr>
-        <w:hyperlink r:id="rId17" w:history="1">
-          <w:r>
-            <w:rPr>
-              <w:rStyle w:val="Hyperlink"/>
-            </w:rPr>
-            <w:t>ISBN</w:t>
-          </w:r>
-        </w:hyperlink>
-      </w:r>
-      <w:r>
-        <w:rPr>
-          <w:rFonts w:ascii="Charis SIL Regular" w:hAnsi="Charis SIL Regular" w:eastAsia="Charis SIL Regular"/>
-          <w:b w:val="0"/>
-          <w:i w:val="0"/>
-          <w:color w:val="0000FF"/>
-          <w:sz w:val="24"/>
-          <w:u w:val="single"/>
-        </w:rPr>
-        <w:t xml:space="preserve"> </w:t>
-      </w:r>
-      <w:r>
-        <w:rPr>
-          <w:rFonts w:ascii="Charis SIL Regular" w:hAnsi="Charis SIL Regular" w:eastAsia="Charis SIL Regular"/>
-          <w:b w:val="0"/>
-          <w:i w:val="0"/>
-          <w:color w:val="0000FF"/>
-          <w:sz w:val="24"/>
-          <w:u w:val="single"/>
-        </w:rPr>
-        <w:hyperlink r:id="rId17" w:history="1">
-          <w:r>
-            <w:rPr>
-              <w:rStyle w:val="Hyperlink"/>
-            </w:rPr>
-            <w:t>9</w:t>
-          </w:r>
-        </w:hyperlink>
-      </w:r>
-      <w:r>
-        <w:rPr>
-          <w:rFonts w:ascii="Charis SIL Regular" w:hAnsi="Charis SIL Regular" w:eastAsia="Charis SIL Regular"/>
-          <w:b w:val="0"/>
-          <w:i w:val="0"/>
-          <w:color w:val="0000FF"/>
-          <w:sz w:val="24"/>
-          <w:u w:val="single"/>
-        </w:rPr>
-        <w:hyperlink r:id="rId17" w:history="1">
-          <w:r>
-            <w:rPr>
-              <w:rStyle w:val="Hyperlink"/>
-            </w:rPr>
-            <w:t>789004257870</w:t>
-          </w:r>
-        </w:hyperlink>
-      </w:r>
-      <w:r>
-        <w:rPr>
-          <w:rFonts w:ascii="Charis SIL Regular" w:hAnsi="Charis SIL Regular" w:eastAsia="Charis SIL Regular"/>
-          <w:b w:val="0"/>
-          <w:i w:val="0"/>
-          <w:color w:val="000000"/>
-          <w:sz w:val="24"/>
-        </w:rPr>
-        <w:hyperlink r:id="rId17" w:history="1">
-          <w:r>
-            <w:rPr>
-              <w:rStyle w:val="Hyperlink"/>
-            </w:rPr>
-            <w:t xml:space="preserve">, </w:t>
-          </w:r>
-        </w:hyperlink>
-      </w:r>
-      <w:r>
-        <w:rPr>
-          <w:rFonts w:ascii="Charis SIL Regular" w:hAnsi="Charis SIL Regular" w:eastAsia="Charis SIL Regular"/>
-          <w:b w:val="0"/>
-          <w:i w:val="0"/>
-          <w:color w:val="0000FF"/>
-          <w:sz w:val="24"/>
-          <w:u w:val="single"/>
-        </w:rPr>
-        <w:hyperlink r:id="rId18" w:history="1">
+        <w:hyperlink r:id="rId19" w:history="1">
           <w:r>
             <w:rPr>
               <w:rStyle w:val="Hyperlink"/>
@@ -3731,7 +3717,7 @@
           <w:sz w:val="24"/>
           <w:u w:val="single"/>
         </w:rPr>
-        <w:hyperlink r:id="rId18" w:history="1">
+        <w:hyperlink r:id="rId19" w:history="1">
           <w:r>
             <w:rPr>
               <w:rStyle w:val="Hyperlink"/>
@@ -3852,7 +3838,7 @@
           <w:sz w:val="24"/>
           <w:u w:val="single"/>
         </w:rPr>
-        <w:hyperlink r:id="rId19" w:history="1">
+        <w:hyperlink r:id="rId20" w:history="1">
           <w:r>
             <w:rPr>
               <w:rStyle w:val="Hyperlink"/>
@@ -3881,7 +3867,7 @@
           <w:sz w:val="24"/>
           <w:u w:val="single"/>
         </w:rPr>
-        <w:hyperlink r:id="rId19" w:history="1">
+        <w:hyperlink r:id="rId20" w:history="1">
           <w:r>
             <w:rPr>
               <w:rStyle w:val="Hyperlink"/>
@@ -3909,7 +3895,7 @@
           <w:sz w:val="24"/>
           <w:u w:val="single"/>
         </w:rPr>
-        <w:hyperlink r:id="rId20" w:history="1">
+        <w:hyperlink r:id="rId21" w:history="1">
           <w:r>
             <w:rPr>
               <w:rStyle w:val="Hyperlink"/>
@@ -3927,7 +3913,7 @@
           <w:sz w:val="24"/>
           <w:u w:val="single"/>
         </w:rPr>
-        <w:hyperlink r:id="rId20" w:history="1">
+        <w:hyperlink r:id="rId21" w:history="1">
           <w:r>
             <w:rPr>
               <w:rStyle w:val="Hyperlink"/>
@@ -3945,7 +3931,7 @@
           <w:sz w:val="24"/>
           <w:u w:val="single"/>
         </w:rPr>
-        <w:hyperlink r:id="rId20" w:history="1">
+        <w:hyperlink r:id="rId21" w:history="1">
           <w:r>
             <w:rPr>
               <w:rStyle w:val="Hyperlink"/>
@@ -4063,7 +4049,7 @@
           <w:sz w:val="24"/>
           <w:u w:val="single"/>
         </w:rPr>
-        <w:hyperlink r:id="rId21" w:history="1">
+        <w:hyperlink r:id="rId22" w:history="1">
           <w:r>
             <w:rPr>
               <w:rStyle w:val="Hyperlink"/>
@@ -4092,7 +4078,7 @@
           <w:sz w:val="24"/>
           <w:u w:val="single"/>
         </w:rPr>
-        <w:hyperlink r:id="rId21" w:history="1">
+        <w:hyperlink r:id="rId22" w:history="1">
           <w:r>
             <w:rPr>
               <w:rStyle w:val="Hyperlink"/>
@@ -4120,7 +4106,7 @@
           <w:sz w:val="24"/>
           <w:u w:val="single"/>
         </w:rPr>
-        <w:hyperlink r:id="rId22" w:history="1">
+        <w:hyperlink r:id="rId23" w:history="1">
           <w:r>
             <w:rPr>
               <w:rStyle w:val="Hyperlink"/>
@@ -4138,7 +4124,7 @@
           <w:sz w:val="24"/>
           <w:u w:val="single"/>
         </w:rPr>
-        <w:hyperlink r:id="rId22" w:history="1">
+        <w:hyperlink r:id="rId23" w:history="1">
           <w:r>
             <w:rPr>
               <w:rStyle w:val="Hyperlink"/>
@@ -4156,7 +4142,7 @@
           <w:sz w:val="24"/>
           <w:u w:val="single"/>
         </w:rPr>
-        <w:hyperlink r:id="rId22" w:history="1">
+        <w:hyperlink r:id="rId23" w:history="1">
           <w:r>
             <w:rPr>
               <w:rStyle w:val="Hyperlink"/>
@@ -4174,7 +4160,7 @@
           <w:sz w:val="24"/>
           <w:u w:val="single"/>
         </w:rPr>
-        <w:hyperlink r:id="rId22" w:history="1">
+        <w:hyperlink r:id="rId23" w:history="1">
           <w:r>
             <w:rPr>
               <w:rStyle w:val="Hyperlink"/>

--- a/EXPORTS/DOCX/published/niveau2/English/Science.docx
+++ b/EXPORTS/DOCX/published/niveau2/English/Science.docx
@@ -982,7 +982,7 @@
           <w:sz w:val="24"/>
           <w:u w:val="single"/>
         </w:rPr>
-        <w:hyperlink r:id="rId12" w:history="1">
+        <w:hyperlink r:id="rId11" w:history="1">
           <w:r>
             <w:rPr>
               <w:rStyle w:val="Hyperlink"/>
@@ -3480,9 +3480,15 @@
           <w:i w:val="0"/>
           <w:color w:val="0000FF"/>
           <w:sz w:val="24"/>
-          <w:u w:val="single"/>
-        </w:rPr>
-        <w:t>s</w:t>
+        </w:rPr>
+        <w:hyperlink r:id="rId17" w:history="1">
+          <w:r>
+            <w:rPr>
+              <w:rStyle w:val="Hyperlink"/>
+            </w:rPr>
+            <w:t>s</w:t>
+          </w:r>
+        </w:hyperlink>
       </w:r>
       <w:r>
         <w:rPr>
@@ -3595,7 +3601,14 @@
           <w:color w:val="000000"/>
           <w:sz w:val="24"/>
         </w:rPr>
-        <w:t xml:space="preserve">, </w:t>
+        <w:hyperlink r:id="rId17" w:history="1">
+          <w:r>
+            <w:rPr>
+              <w:rStyle w:val="Hyperlink"/>
+            </w:rPr>
+            <w:t xml:space="preserve">, </w:t>
+          </w:r>
+        </w:hyperlink>
       </w:r>
       <w:r>
         <w:rPr>
@@ -3606,7 +3619,7 @@
           <w:sz w:val="24"/>
           <w:u w:val="single"/>
         </w:rPr>
-        <w:hyperlink r:id="rId18" w:history="1">
+        <w:hyperlink r:id="rId17" w:history="1">
           <w:r>
             <w:rPr>
               <w:rStyle w:val="Hyperlink"/>
@@ -3635,7 +3648,7 @@
           <w:sz w:val="24"/>
           <w:u w:val="single"/>
         </w:rPr>
-        <w:hyperlink r:id="rId18" w:history="1">
+        <w:hyperlink r:id="rId17" w:history="1">
           <w:r>
             <w:rPr>
               <w:rStyle w:val="Hyperlink"/>
@@ -3688,7 +3701,7 @@
           <w:sz w:val="24"/>
           <w:u w:val="single"/>
         </w:rPr>
-        <w:hyperlink r:id="rId19" w:history="1">
+        <w:hyperlink r:id="rId18" w:history="1">
           <w:r>
             <w:rPr>
               <w:rStyle w:val="Hyperlink"/>
@@ -3717,7 +3730,7 @@
           <w:sz w:val="24"/>
           <w:u w:val="single"/>
         </w:rPr>
-        <w:hyperlink r:id="rId19" w:history="1">
+        <w:hyperlink r:id="rId18" w:history="1">
           <w:r>
             <w:rPr>
               <w:rStyle w:val="Hyperlink"/>
@@ -3838,7 +3851,7 @@
           <w:sz w:val="24"/>
           <w:u w:val="single"/>
         </w:rPr>
-        <w:hyperlink r:id="rId20" w:history="1">
+        <w:hyperlink r:id="rId19" w:history="1">
           <w:r>
             <w:rPr>
               <w:rStyle w:val="Hyperlink"/>
@@ -3867,7 +3880,7 @@
           <w:sz w:val="24"/>
           <w:u w:val="single"/>
         </w:rPr>
-        <w:hyperlink r:id="rId20" w:history="1">
+        <w:hyperlink r:id="rId19" w:history="1">
           <w:r>
             <w:rPr>
               <w:rStyle w:val="Hyperlink"/>
@@ -3895,7 +3908,7 @@
           <w:sz w:val="24"/>
           <w:u w:val="single"/>
         </w:rPr>
-        <w:hyperlink r:id="rId21" w:history="1">
+        <w:hyperlink r:id="rId20" w:history="1">
           <w:r>
             <w:rPr>
               <w:rStyle w:val="Hyperlink"/>
@@ -3913,7 +3926,7 @@
           <w:sz w:val="24"/>
           <w:u w:val="single"/>
         </w:rPr>
-        <w:hyperlink r:id="rId21" w:history="1">
+        <w:hyperlink r:id="rId20" w:history="1">
           <w:r>
             <w:rPr>
               <w:rStyle w:val="Hyperlink"/>
@@ -3931,7 +3944,7 @@
           <w:sz w:val="24"/>
           <w:u w:val="single"/>
         </w:rPr>
-        <w:hyperlink r:id="rId21" w:history="1">
+        <w:hyperlink r:id="rId20" w:history="1">
           <w:r>
             <w:rPr>
               <w:rStyle w:val="Hyperlink"/>
@@ -4049,7 +4062,7 @@
           <w:sz w:val="24"/>
           <w:u w:val="single"/>
         </w:rPr>
-        <w:hyperlink r:id="rId22" w:history="1">
+        <w:hyperlink r:id="rId21" w:history="1">
           <w:r>
             <w:rPr>
               <w:rStyle w:val="Hyperlink"/>
@@ -4078,7 +4091,7 @@
           <w:sz w:val="24"/>
           <w:u w:val="single"/>
         </w:rPr>
-        <w:hyperlink r:id="rId22" w:history="1">
+        <w:hyperlink r:id="rId21" w:history="1">
           <w:r>
             <w:rPr>
               <w:rStyle w:val="Hyperlink"/>
@@ -4106,7 +4119,7 @@
           <w:sz w:val="24"/>
           <w:u w:val="single"/>
         </w:rPr>
-        <w:hyperlink r:id="rId23" w:history="1">
+        <w:hyperlink r:id="rId22" w:history="1">
           <w:r>
             <w:rPr>
               <w:rStyle w:val="Hyperlink"/>
@@ -4124,7 +4137,7 @@
           <w:sz w:val="24"/>
           <w:u w:val="single"/>
         </w:rPr>
-        <w:hyperlink r:id="rId23" w:history="1">
+        <w:hyperlink r:id="rId22" w:history="1">
           <w:r>
             <w:rPr>
               <w:rStyle w:val="Hyperlink"/>
@@ -4142,7 +4155,7 @@
           <w:sz w:val="24"/>
           <w:u w:val="single"/>
         </w:rPr>
-        <w:hyperlink r:id="rId23" w:history="1">
+        <w:hyperlink r:id="rId22" w:history="1">
           <w:r>
             <w:rPr>
               <w:rStyle w:val="Hyperlink"/>
@@ -4160,7 +4173,7 @@
           <w:sz w:val="24"/>
           <w:u w:val="single"/>
         </w:rPr>
-        <w:hyperlink r:id="rId23" w:history="1">
+        <w:hyperlink r:id="rId22" w:history="1">
           <w:r>
             <w:rPr>
               <w:rStyle w:val="Hyperlink"/>

--- a/EXPORTS/DOCX/published/niveau2/English/Science.docx
+++ b/EXPORTS/DOCX/published/niveau2/English/Science.docx
@@ -946,7 +946,6 @@
       </w:r>
       <w:r>
         <w:rPr>
-          <w:u w:val="single" w:color="0000ff"/>
           <w:rFonts w:ascii="Charis SIL Regular" w:hAnsi="Charis SIL Regular" w:eastAsia="Charis SIL Regular"/>
           <w:b w:val="0"/>
           <w:i w:val="0"/>
@@ -982,7 +981,7 @@
           <w:sz w:val="24"/>
           <w:u w:val="single"/>
         </w:rPr>
-        <w:hyperlink r:id="rId11" w:history="1">
+        <w:hyperlink r:id="rId12" w:history="1">
           <w:r>
             <w:rPr>
               <w:rStyle w:val="Hyperlink"/>
@@ -1047,7 +1046,7 @@
           <w:sz w:val="24"/>
           <w:u w:val="single"/>
         </w:rPr>
-        <w:hyperlink r:id="rId11" w:history="1">
+        <w:hyperlink r:id="rId12" w:history="1">
           <w:r>
             <w:rPr>
               <w:rStyle w:val="Hyperlink"/>
@@ -1112,7 +1111,7 @@
           <w:sz w:val="24"/>
           <w:u w:val="single"/>
         </w:rPr>
-        <w:hyperlink r:id="rId12" w:history="1">
+        <w:hyperlink r:id="rId11" w:history="1">
           <w:r>
             <w:rPr>
               <w:rStyle w:val="Hyperlink"/>
@@ -1139,7 +1138,6 @@
           <w:i w:val="0"/>
           <w:color w:val="0000FF"/>
           <w:sz w:val="24"/>
-          <w:u w:val="single"/>
         </w:rPr>
         <w:hyperlink r:id="rId12" w:history="1">
           <w:r>
@@ -1797,100 +1795,7 @@
           <w:color w:val="000000"/>
           <w:sz w:val="24"/>
         </w:rPr>
-        <w:t>archive of Ut</w:t>
-      </w:r>
-      <w:r>
-        <w:rPr>
-          <w:u w:val="single" w:color="0000ff"/>
-          <w:rFonts w:ascii="Charis SIL Regular" w:hAnsi="Charis SIL Regular" w:eastAsia="Charis SIL Regular"/>
-          <w:b w:val="0"/>
-          <w:i w:val="0"/>
-          <w:color w:val="000000"/>
-          <w:sz w:val="24"/>
-        </w:rPr>
-        <w:hyperlink r:id="rId13" w:history="1">
-          <w:r>
-            <w:rPr>
-              <w:rStyle w:val="Hyperlink"/>
-            </w:rPr>
-            <w:t>recht Unive</w:t>
-          </w:r>
-        </w:hyperlink>
-      </w:r>
-      <w:r>
-        <w:rPr>
-          <w:u w:val="single" w:color="0000ff"/>
-          <w:rFonts w:ascii="Charis SIL Regular" w:hAnsi="Charis SIL Regular" w:eastAsia="Charis SIL Regular"/>
-          <w:b w:val="0"/>
-          <w:i w:val="0"/>
-          <w:color w:val="000000"/>
-          <w:sz w:val="24"/>
-        </w:rPr>
-        <w:hyperlink r:id="rId13" w:history="1">
-          <w:r>
-            <w:rPr>
-              <w:rStyle w:val="Hyperlink"/>
-            </w:rPr>
-            <w:t>r</w:t>
-          </w:r>
-        </w:hyperlink>
-      </w:r>
-      <w:r>
-        <w:rPr>
-          <w:u w:val="single" w:color="0000ff"/>
-          <w:rFonts w:ascii="Charis SIL Regular" w:hAnsi="Charis SIL Regular" w:eastAsia="Charis SIL Regular"/>
-          <w:b w:val="0"/>
-          <w:i w:val="0"/>
-          <w:color w:val="000000"/>
-          <w:sz w:val="24"/>
-        </w:rPr>
-        <w:hyperlink r:id="rId13" w:history="1">
-          <w:r>
-            <w:rPr>
-              <w:rStyle w:val="Hyperlink"/>
-            </w:rPr>
-            <w:t>sity</w:t>
-          </w:r>
-        </w:hyperlink>
-      </w:r>
-      <w:r>
-        <w:rPr>
-          <w:u w:val="single" w:color="0000ff"/>
-          <w:rFonts w:ascii="Charis SIL Regular" w:hAnsi="Charis SIL Regular" w:eastAsia="Charis SIL Regular"/>
-          <w:b w:val="0"/>
-          <w:i w:val="0"/>
-          <w:color w:val="000000"/>
-          <w:sz w:val="24"/>
-        </w:rPr>
-        <w:t xml:space="preserve"> </w:t>
-      </w:r>
-      <w:r>
-        <w:rPr>
-          <w:u w:val="single" w:color="0000ff"/>
-          <w:rFonts w:ascii="Charis SIL Regular" w:hAnsi="Charis SIL Regular" w:eastAsia="Charis SIL Regular"/>
-          <w:b w:val="0"/>
-          <w:i w:val="0"/>
-          <w:color w:val="000000"/>
-          <w:sz w:val="24"/>
-        </w:rPr>
-        <w:hyperlink r:id="rId13" w:history="1">
-          <w:r>
-            <w:rPr>
-              <w:rStyle w:val="Hyperlink"/>
-            </w:rPr>
-            <w:t>can be f</w:t>
-          </w:r>
-        </w:hyperlink>
-      </w:r>
-      <w:r>
-        <w:rPr>
-          <w:rFonts w:ascii="Charis SIL Regular" w:hAnsi="Charis SIL Regular" w:eastAsia="Charis SIL Regular"/>
-          <w:b w:val="0"/>
-          <w:i w:val="0"/>
-          <w:color w:val="000000"/>
-          <w:sz w:val="24"/>
-        </w:rPr>
-        <w:t>o</w:t>
+        <w:t>archive of Utrecht University can be fo</w:t>
       </w:r>
       <w:r>
         <w:rPr>
@@ -2356,7 +2261,7 @@
           <w:sz w:val="24"/>
           <w:u w:val="single"/>
         </w:rPr>
-        <w:hyperlink r:id="rId16" w:history="1">
+        <w:hyperlink r:id="rId12" w:history="1">
           <w:r>
             <w:rPr>
               <w:rStyle w:val="Hyperlink"/>
@@ -2374,7 +2279,7 @@
           <w:sz w:val="24"/>
           <w:u w:val="single"/>
         </w:rPr>
-        <w:hyperlink r:id="rId16" w:history="1">
+        <w:hyperlink r:id="rId12" w:history="1">
           <w:r>
             <w:rPr>
               <w:rStyle w:val="Hyperlink"/>
@@ -2392,7 +2297,7 @@
           <w:sz w:val="24"/>
           <w:u w:val="single"/>
         </w:rPr>
-        <w:hyperlink r:id="rId16" w:history="1">
+        <w:hyperlink r:id="rId12" w:history="1">
           <w:r>
             <w:rPr>
               <w:rStyle w:val="Hyperlink"/>
@@ -2410,7 +2315,7 @@
           <w:sz w:val="24"/>
           <w:u w:val="single"/>
         </w:rPr>
-        <w:hyperlink r:id="rId16" w:history="1">
+        <w:hyperlink r:id="rId12" w:history="1">
           <w:r>
             <w:rPr>
               <w:rStyle w:val="Hyperlink"/>
@@ -3601,14 +3506,7 @@
           <w:color w:val="000000"/>
           <w:sz w:val="24"/>
         </w:rPr>
-        <w:hyperlink r:id="rId17" w:history="1">
-          <w:r>
-            <w:rPr>
-              <w:rStyle w:val="Hyperlink"/>
-            </w:rPr>
-            <w:t xml:space="preserve">, </w:t>
-          </w:r>
-        </w:hyperlink>
+        <w:t xml:space="preserve">, </w:t>
       </w:r>
       <w:r>
         <w:rPr>
@@ -3683,14 +3581,7 @@
           <w:color w:val="000000"/>
           <w:sz w:val="24"/>
         </w:rPr>
-        <w:hyperlink r:id="rId17" w:history="1">
-          <w:r>
-            <w:rPr>
-              <w:rStyle w:val="Hyperlink"/>
-            </w:rPr>
-            <w:t xml:space="preserve">, </w:t>
-          </w:r>
-        </w:hyperlink>
+        <w:t xml:space="preserve">, </w:t>
       </w:r>
       <w:r>
         <w:rPr>

--- a/EXPORTS/DOCX/published/niveau2/English/Science.docx
+++ b/EXPORTS/DOCX/published/niveau2/English/Science.docx
@@ -946,6 +946,7 @@
       </w:r>
       <w:r>
         <w:rPr>
+          <w:u w:val="single" w:color="0000ff"/>
           <w:rFonts w:ascii="Charis SIL Regular" w:hAnsi="Charis SIL Regular" w:eastAsia="Charis SIL Regular"/>
           <w:b w:val="0"/>
           <w:i w:val="0"/>
@@ -1046,7 +1047,7 @@
           <w:sz w:val="24"/>
           <w:u w:val="single"/>
         </w:rPr>
-        <w:hyperlink r:id="rId12" w:history="1">
+        <w:hyperlink r:id="rId11" w:history="1">
           <w:r>
             <w:rPr>
               <w:rStyle w:val="Hyperlink"/>
@@ -1111,7 +1112,7 @@
           <w:sz w:val="24"/>
           <w:u w:val="single"/>
         </w:rPr>
-        <w:hyperlink r:id="rId11" w:history="1">
+        <w:hyperlink r:id="rId12" w:history="1">
           <w:r>
             <w:rPr>
               <w:rStyle w:val="Hyperlink"/>
@@ -1202,32 +1203,13 @@
           <w:i w:val="0"/>
           <w:color w:val="0000FF"/>
           <w:sz w:val="24"/>
-          <w:u w:val="single"/>
         </w:rPr>
         <w:hyperlink r:id="rId12" w:history="1">
           <w:r>
             <w:rPr>
               <w:rStyle w:val="Hyperlink"/>
             </w:rPr>
-            <w:t>e</w:t>
-          </w:r>
-        </w:hyperlink>
-      </w:r>
-      <w:r>
-        <w:rPr>
-          <w:rFonts w:ascii="Charis SIL Regular" w:hAnsi="Charis SIL Regular" w:eastAsia="Charis SIL Regular"/>
-          <w:b w:val="0"/>
-          <w:i w:val="0"/>
-          <w:color w:val="0000FF"/>
-          <w:sz w:val="24"/>
-          <w:u w:val="single"/>
-        </w:rPr>
-        <w:hyperlink r:id="rId12" w:history="1">
-          <w:r>
-            <w:rPr>
-              <w:rStyle w:val="Hyperlink"/>
-            </w:rPr>
-            <w:t>n</w:t>
+            <w:t>en</w:t>
           </w:r>
         </w:hyperlink>
       </w:r>
@@ -1795,7 +1777,100 @@
           <w:color w:val="000000"/>
           <w:sz w:val="24"/>
         </w:rPr>
-        <w:t>archive of Utrecht University can be fo</w:t>
+        <w:t>archive of Ut</w:t>
+      </w:r>
+      <w:r>
+        <w:rPr>
+          <w:u w:val="single" w:color="0000ff"/>
+          <w:rFonts w:ascii="Charis SIL Regular" w:hAnsi="Charis SIL Regular" w:eastAsia="Charis SIL Regular"/>
+          <w:b w:val="0"/>
+          <w:i w:val="0"/>
+          <w:color w:val="000000"/>
+          <w:sz w:val="24"/>
+        </w:rPr>
+        <w:hyperlink r:id="rId13" w:history="1">
+          <w:r>
+            <w:rPr>
+              <w:rStyle w:val="Hyperlink"/>
+            </w:rPr>
+            <w:t>recht Unive</w:t>
+          </w:r>
+        </w:hyperlink>
+      </w:r>
+      <w:r>
+        <w:rPr>
+          <w:u w:val="single" w:color="0000ff"/>
+          <w:rFonts w:ascii="Charis SIL Regular" w:hAnsi="Charis SIL Regular" w:eastAsia="Charis SIL Regular"/>
+          <w:b w:val="0"/>
+          <w:i w:val="0"/>
+          <w:color w:val="000000"/>
+          <w:sz w:val="24"/>
+        </w:rPr>
+        <w:hyperlink r:id="rId13" w:history="1">
+          <w:r>
+            <w:rPr>
+              <w:rStyle w:val="Hyperlink"/>
+            </w:rPr>
+            <w:t>r</w:t>
+          </w:r>
+        </w:hyperlink>
+      </w:r>
+      <w:r>
+        <w:rPr>
+          <w:u w:val="single" w:color="0000ff"/>
+          <w:rFonts w:ascii="Charis SIL Regular" w:hAnsi="Charis SIL Regular" w:eastAsia="Charis SIL Regular"/>
+          <w:b w:val="0"/>
+          <w:i w:val="0"/>
+          <w:color w:val="000000"/>
+          <w:sz w:val="24"/>
+        </w:rPr>
+        <w:hyperlink r:id="rId13" w:history="1">
+          <w:r>
+            <w:rPr>
+              <w:rStyle w:val="Hyperlink"/>
+            </w:rPr>
+            <w:t>sity</w:t>
+          </w:r>
+        </w:hyperlink>
+      </w:r>
+      <w:r>
+        <w:rPr>
+          <w:u w:val="single" w:color="0000ff"/>
+          <w:rFonts w:ascii="Charis SIL Regular" w:hAnsi="Charis SIL Regular" w:eastAsia="Charis SIL Regular"/>
+          <w:b w:val="0"/>
+          <w:i w:val="0"/>
+          <w:color w:val="000000"/>
+          <w:sz w:val="24"/>
+        </w:rPr>
+        <w:t xml:space="preserve"> </w:t>
+      </w:r>
+      <w:r>
+        <w:rPr>
+          <w:u w:val="single" w:color="0000ff"/>
+          <w:rFonts w:ascii="Charis SIL Regular" w:hAnsi="Charis SIL Regular" w:eastAsia="Charis SIL Regular"/>
+          <w:b w:val="0"/>
+          <w:i w:val="0"/>
+          <w:color w:val="000000"/>
+          <w:sz w:val="24"/>
+        </w:rPr>
+        <w:hyperlink r:id="rId13" w:history="1">
+          <w:r>
+            <w:rPr>
+              <w:rStyle w:val="Hyperlink"/>
+            </w:rPr>
+            <w:t>can be f</w:t>
+          </w:r>
+        </w:hyperlink>
+      </w:r>
+      <w:r>
+        <w:rPr>
+          <w:rFonts w:ascii="Charis SIL Regular" w:hAnsi="Charis SIL Regular" w:eastAsia="Charis SIL Regular"/>
+          <w:b w:val="0"/>
+          <w:i w:val="0"/>
+          <w:color w:val="000000"/>
+          <w:sz w:val="24"/>
+        </w:rPr>
+        <w:t>o</w:t>
       </w:r>
       <w:r>
         <w:rPr>
@@ -2261,7 +2336,7 @@
           <w:sz w:val="24"/>
           <w:u w:val="single"/>
         </w:rPr>
-        <w:hyperlink r:id="rId12" w:history="1">
+        <w:hyperlink r:id="rId16" w:history="1">
           <w:r>
             <w:rPr>
               <w:rStyle w:val="Hyperlink"/>
@@ -2279,7 +2354,7 @@
           <w:sz w:val="24"/>
           <w:u w:val="single"/>
         </w:rPr>
-        <w:hyperlink r:id="rId12" w:history="1">
+        <w:hyperlink r:id="rId16" w:history="1">
           <w:r>
             <w:rPr>
               <w:rStyle w:val="Hyperlink"/>
@@ -2297,7 +2372,7 @@
           <w:sz w:val="24"/>
           <w:u w:val="single"/>
         </w:rPr>
-        <w:hyperlink r:id="rId12" w:history="1">
+        <w:hyperlink r:id="rId16" w:history="1">
           <w:r>
             <w:rPr>
               <w:rStyle w:val="Hyperlink"/>
@@ -2315,7 +2390,7 @@
           <w:sz w:val="24"/>
           <w:u w:val="single"/>
         </w:rPr>
-        <w:hyperlink r:id="rId12" w:history="1">
+        <w:hyperlink r:id="rId16" w:history="1">
           <w:r>
             <w:rPr>
               <w:rStyle w:val="Hyperlink"/>
@@ -3506,7 +3581,14 @@
           <w:color w:val="000000"/>
           <w:sz w:val="24"/>
         </w:rPr>
-        <w:t xml:space="preserve">, </w:t>
+        <w:hyperlink r:id="rId17" w:history="1">
+          <w:r>
+            <w:rPr>
+              <w:rStyle w:val="Hyperlink"/>
+            </w:rPr>
+            <w:t xml:space="preserve">, </w:t>
+          </w:r>
+        </w:hyperlink>
       </w:r>
       <w:r>
         <w:rPr>
@@ -3581,7 +3663,14 @@
           <w:color w:val="000000"/>
           <w:sz w:val="24"/>
         </w:rPr>
-        <w:t xml:space="preserve">, </w:t>
+        <w:hyperlink r:id="rId17" w:history="1">
+          <w:r>
+            <w:rPr>
+              <w:rStyle w:val="Hyperlink"/>
+            </w:rPr>
+            <w:t xml:space="preserve">, </w:t>
+          </w:r>
+        </w:hyperlink>
       </w:r>
       <w:r>
         <w:rPr>

--- a/EXPORTS/DOCX/published/niveau2/English/Science.docx
+++ b/EXPORTS/DOCX/published/niveau2/English/Science.docx
@@ -248,25 +248,7 @@
           <w:color w:val="000000"/>
           <w:sz w:val="24"/>
         </w:rPr>
-        <w:t>the end of the nineteenth century, during which 50 f</w:t>
-      </w:r>
-      <w:r>
-        <w:rPr>
-          <w:u w:val="single" w:color="0000ff"/>
-          <w:rFonts w:ascii="Charis SIL Regular" w:hAnsi="Charis SIL Regular" w:eastAsia="Charis SIL Regular"/>
-          <w:b w:val="0"/>
-          <w:i w:val="0"/>
-          <w:color w:val="000000"/>
-          <w:sz w:val="24"/>
-        </w:rPr>
-        <w:hyperlink r:id="rId9" w:history="1">
-          <w:r>
-            <w:rPr>
-              <w:rStyle w:val="Hyperlink"/>
-            </w:rPr>
-            <w:t>orced la</w:t>
-          </w:r>
-        </w:hyperlink>
+        <w:t>the end of the nineteenth century, during which 50 forced la</w:t>
       </w:r>
       <w:r>
         <w:rPr>
@@ -1047,7 +1029,7 @@
           <w:sz w:val="24"/>
           <w:u w:val="single"/>
         </w:rPr>
-        <w:hyperlink r:id="rId11" w:history="1">
+        <w:hyperlink r:id="rId12" w:history="1">
           <w:r>
             <w:rPr>
               <w:rStyle w:val="Hyperlink"/>
@@ -1065,7 +1047,7 @@
           <w:sz w:val="24"/>
           <w:u w:val="single"/>
         </w:rPr>
-        <w:hyperlink r:id="rId11" w:history="1">
+        <w:hyperlink r:id="rId12" w:history="1">
           <w:r>
             <w:rPr>
               <w:rStyle w:val="Hyperlink"/>
@@ -1083,7 +1065,7 @@
           <w:sz w:val="24"/>
           <w:u w:val="single"/>
         </w:rPr>
-        <w:hyperlink r:id="rId11" w:history="1">
+        <w:hyperlink r:id="rId12" w:history="1">
           <w:r>
             <w:rPr>
               <w:rStyle w:val="Hyperlink"/>
@@ -1112,7 +1094,7 @@
           <w:sz w:val="24"/>
           <w:u w:val="single"/>
         </w:rPr>
-        <w:hyperlink r:id="rId12" w:history="1">
+        <w:hyperlink r:id="rId11" w:history="1">
           <w:r>
             <w:rPr>
               <w:rStyle w:val="Hyperlink"/>
@@ -1139,15 +1121,9 @@
           <w:i w:val="0"/>
           <w:color w:val="0000FF"/>
           <w:sz w:val="24"/>
-        </w:rPr>
-        <w:hyperlink r:id="rId12" w:history="1">
-          <w:r>
-            <w:rPr>
-              <w:rStyle w:val="Hyperlink"/>
-            </w:rPr>
-            <w:t>K</w:t>
-          </w:r>
-        </w:hyperlink>
+          <w:u w:val="single"/>
+        </w:rPr>
+        <w:t>K</w:t>
       </w:r>
       <w:r>
         <w:rPr>
@@ -1158,12 +1134,59 @@
           <w:sz w:val="24"/>
           <w:u w:val="single"/>
         </w:rPr>
+        <w:hyperlink r:id="rId11" w:history="1">
+          <w:r>
+            <w:rPr>
+              <w:rStyle w:val="Hyperlink"/>
+            </w:rPr>
+            <w:t>unste</w:t>
+          </w:r>
+        </w:hyperlink>
+      </w:r>
+      <w:r>
+        <w:rPr>
+          <w:rFonts w:ascii="Charis SIL Regular" w:hAnsi="Charis SIL Regular" w:eastAsia="Charis SIL Regular"/>
+          <w:b w:val="0"/>
+          <w:i w:val="0"/>
+          <w:color w:val="0000FF"/>
+          <w:sz w:val="24"/>
+          <w:u w:val="single"/>
+        </w:rPr>
+        <w:hyperlink r:id="rId11" w:history="1">
+          <w:r>
+            <w:rPr>
+              <w:rStyle w:val="Hyperlink"/>
+            </w:rPr>
+            <w:t>n</w:t>
+          </w:r>
+        </w:hyperlink>
+      </w:r>
+      <w:r>
+        <w:rPr>
+          <w:rFonts w:ascii="Charis SIL Regular" w:hAnsi="Charis SIL Regular" w:eastAsia="Charis SIL Regular"/>
+          <w:b w:val="0"/>
+          <w:i w:val="0"/>
+          <w:color w:val="0000FF"/>
+          <w:sz w:val="24"/>
+          <w:u w:val="single"/>
+        </w:rPr>
+        <w:t xml:space="preserve"> </w:t>
+      </w:r>
+      <w:r>
+        <w:rPr>
+          <w:rFonts w:ascii="Charis SIL Regular" w:hAnsi="Charis SIL Regular" w:eastAsia="Charis SIL Regular"/>
+          <w:b w:val="0"/>
+          <w:i w:val="0"/>
+          <w:color w:val="0000FF"/>
+          <w:sz w:val="24"/>
+          <w:u w:val="single"/>
+        </w:rPr>
         <w:hyperlink r:id="rId12" w:history="1">
           <w:r>
             <w:rPr>
               <w:rStyle w:val="Hyperlink"/>
             </w:rPr>
-            <w:t>unste</w:t>
+            <w:t>e</w:t>
           </w:r>
         </w:hyperlink>
       </w:r>
@@ -1203,34 +1226,6 @@
           <w:i w:val="0"/>
           <w:color w:val="0000FF"/>
           <w:sz w:val="24"/>
-        </w:rPr>
-        <w:hyperlink r:id="rId12" w:history="1">
-          <w:r>
-            <w:rPr>
-              <w:rStyle w:val="Hyperlink"/>
-            </w:rPr>
-            <w:t>en</w:t>
-          </w:r>
-        </w:hyperlink>
-      </w:r>
-      <w:r>
-        <w:rPr>
-          <w:rFonts w:ascii="Charis SIL Regular" w:hAnsi="Charis SIL Regular" w:eastAsia="Charis SIL Regular"/>
-          <w:b w:val="0"/>
-          <w:i w:val="0"/>
-          <w:color w:val="0000FF"/>
-          <w:sz w:val="24"/>
-          <w:u w:val="single"/>
-        </w:rPr>
-        <w:t xml:space="preserve"> </w:t>
-      </w:r>
-      <w:r>
-        <w:rPr>
-          <w:rFonts w:ascii="Charis SIL Regular" w:hAnsi="Charis SIL Regular" w:eastAsia="Charis SIL Regular"/>
-          <w:b w:val="0"/>
-          <w:i w:val="0"/>
-          <w:color w:val="0000FF"/>
-          <w:sz w:val="24"/>
           <w:u w:val="single"/>
         </w:rPr>
         <w:hyperlink r:id="rId12" w:history="1">
@@ -1278,118 +1273,7 @@
           <w:color w:val="000000"/>
           <w:sz w:val="24"/>
         </w:rPr>
-        <w:t>Netherla</w:t>
-      </w:r>
-      <w:r>
-        <w:rPr>
-          <w:u w:val="single" w:color="0000ff"/>
-          <w:rFonts w:ascii="Charis SIL Regular" w:hAnsi="Charis SIL Regular" w:eastAsia="Charis SIL Regular"/>
-          <w:b w:val="0"/>
-          <w:i w:val="0"/>
-          <w:color w:val="000000"/>
-          <w:sz w:val="24"/>
-        </w:rPr>
-        <w:hyperlink r:id="rId12" w:history="1">
-          <w:r>
-            <w:rPr>
-              <w:rStyle w:val="Hyperlink"/>
-            </w:rPr>
-            <w:t>nds Academ</w:t>
-          </w:r>
-        </w:hyperlink>
-      </w:r>
-      <w:r>
-        <w:rPr>
-          <w:u w:val="single" w:color="0000ff"/>
-          <w:rFonts w:ascii="Charis SIL Regular" w:hAnsi="Charis SIL Regular" w:eastAsia="Charis SIL Regular"/>
-          <w:b w:val="0"/>
-          <w:i w:val="0"/>
-          <w:color w:val="000000"/>
-          <w:sz w:val="24"/>
-        </w:rPr>
-        <w:hyperlink r:id="rId12" w:history="1">
-          <w:r>
-            <w:rPr>
-              <w:rStyle w:val="Hyperlink"/>
-            </w:rPr>
-            <w:t>y of Arts and</w:t>
-          </w:r>
-        </w:hyperlink>
-      </w:r>
-      <w:r>
-        <w:rPr>
-          <w:u w:val="single" w:color="0000ff"/>
-          <w:rFonts w:ascii="Charis SIL Regular" w:hAnsi="Charis SIL Regular" w:eastAsia="Charis SIL Regular"/>
-          <w:b w:val="0"/>
-          <w:i w:val="0"/>
-          <w:color w:val="000000"/>
-          <w:sz w:val="24"/>
-        </w:rPr>
-        <w:t xml:space="preserve"> </w:t>
-      </w:r>
-      <w:r>
-        <w:rPr>
-          <w:u w:val="single" w:color="0000ff"/>
-          <w:rFonts w:ascii="Charis SIL Regular" w:hAnsi="Charis SIL Regular" w:eastAsia="Charis SIL Regular"/>
-          <w:b w:val="0"/>
-          <w:i w:val="0"/>
-          <w:color w:val="000000"/>
-          <w:sz w:val="24"/>
-        </w:rPr>
-        <w:hyperlink r:id="rId12" w:history="1">
-          <w:r>
-            <w:rPr>
-              <w:rStyle w:val="Hyperlink"/>
-            </w:rPr>
-            <w:t>Sci</w:t>
-          </w:r>
-        </w:hyperlink>
-      </w:r>
-      <w:r>
-        <w:rPr>
-          <w:u w:val="single" w:color="0000ff"/>
-          <w:rFonts w:ascii="Charis SIL Regular" w:hAnsi="Charis SIL Regular" w:eastAsia="Charis SIL Regular"/>
-          <w:b w:val="0"/>
-          <w:i w:val="0"/>
-          <w:color w:val="000000"/>
-          <w:sz w:val="24"/>
-        </w:rPr>
-        <w:hyperlink r:id="rId12" w:history="1">
-          <w:r>
-            <w:rPr>
-              <w:rStyle w:val="Hyperlink"/>
-            </w:rPr>
-            <w:t>e</w:t>
-          </w:r>
-        </w:hyperlink>
-      </w:r>
-      <w:r>
-        <w:rPr>
-          <w:u w:val="single" w:color="0000ff"/>
-          <w:rFonts w:ascii="Charis SIL Regular" w:hAnsi="Charis SIL Regular" w:eastAsia="Charis SIL Regular"/>
-          <w:b w:val="0"/>
-          <w:i w:val="0"/>
-          <w:color w:val="000000"/>
-          <w:sz w:val="24"/>
-        </w:rPr>
-        <w:hyperlink r:id="rId12" w:history="1">
-          <w:r>
-            <w:rPr>
-              <w:rStyle w:val="Hyperlink"/>
-            </w:rPr>
-            <w:t>nces (K</w:t>
-          </w:r>
-        </w:hyperlink>
-      </w:r>
-      <w:r>
-        <w:rPr>
-          <w:rFonts w:ascii="Charis SIL Regular" w:hAnsi="Charis SIL Regular" w:eastAsia="Charis SIL Regular"/>
-          <w:b w:val="0"/>
-          <w:i w:val="0"/>
-          <w:color w:val="000000"/>
-          <w:sz w:val="24"/>
-        </w:rPr>
-        <w:t>N</w:t>
+        <w:t>Netherlands Academy of Arts and Sciences (KN</w:t>
       </w:r>
       <w:r>
         <w:rPr>
@@ -2307,7 +2191,7 @@
           <w:sz w:val="24"/>
           <w:u w:val="single"/>
         </w:rPr>
-        <w:hyperlink r:id="rId16" w:history="1">
+        <w:hyperlink r:id="rId12" w:history="1">
           <w:r>
             <w:rPr>
               <w:rStyle w:val="Hyperlink"/>
@@ -2336,7 +2220,7 @@
           <w:sz w:val="24"/>
           <w:u w:val="single"/>
         </w:rPr>
-        <w:hyperlink r:id="rId16" w:history="1">
+        <w:hyperlink r:id="rId12" w:history="1">
           <w:r>
             <w:rPr>
               <w:rStyle w:val="Hyperlink"/>
@@ -2354,7 +2238,7 @@
           <w:sz w:val="24"/>
           <w:u w:val="single"/>
         </w:rPr>
-        <w:hyperlink r:id="rId16" w:history="1">
+        <w:hyperlink r:id="rId12" w:history="1">
           <w:r>
             <w:rPr>
               <w:rStyle w:val="Hyperlink"/>
@@ -3041,7 +2925,7 @@
           <w:sz w:val="24"/>
           <w:u w:val="single"/>
         </w:rPr>
-        <w:t>Royal Zeeland Scientific Soc</w:t>
+        <w:t>Royal Zeeland Scientific So</w:t>
       </w:r>
       <w:r>
         <w:rPr>
@@ -3052,7 +2936,7 @@
           <w:sz w:val="24"/>
           <w:u w:val="single"/>
         </w:rPr>
-        <w:t>iet</w:t>
+        <w:t>c</w:t>
       </w:r>
       <w:r>
         <w:rPr>
@@ -3061,8 +2945,9 @@
           <w:i w:val="0"/>
           <w:color w:val="0000FF"/>
           <w:sz w:val="24"/>
-        </w:rPr>
-        <w:t>y</w:t>
+          <w:u w:val="single"/>
+        </w:rPr>
+        <w:t>iety</w:t>
       </w:r>
       <w:r>
         <w:br/>
@@ -3449,36 +3334,9 @@
             <w:rPr>
               <w:rStyle w:val="Hyperlink"/>
             </w:rPr>
-            <w:t>portalfile</w:t>
+            <w:t>portalfiles</w:t>
           </w:r>
         </w:hyperlink>
-      </w:r>
-      <w:r>
-        <w:rPr>
-          <w:rFonts w:ascii="Charis SIL Regular" w:hAnsi="Charis SIL Regular" w:eastAsia="Charis SIL Regular"/>
-          <w:b w:val="0"/>
-          <w:i w:val="0"/>
-          <w:color w:val="0000FF"/>
-          <w:sz w:val="24"/>
-        </w:rPr>
-        <w:hyperlink r:id="rId17" w:history="1">
-          <w:r>
-            <w:rPr>
-              <w:rStyle w:val="Hyperlink"/>
-            </w:rPr>
-            <w:t>s</w:t>
-          </w:r>
-        </w:hyperlink>
-      </w:r>
-      <w:r>
-        <w:rPr>
-          <w:rFonts w:ascii="Charis SIL Regular" w:hAnsi="Charis SIL Regular" w:eastAsia="Charis SIL Regular"/>
-          <w:b w:val="0"/>
-          <w:i w:val="0"/>
-          <w:color w:val="0000FF"/>
-          <w:sz w:val="24"/>
-        </w:rPr>
-        <w:t>/</w:t>
       </w:r>
       <w:r>
         <w:rPr>
@@ -3489,14 +3347,35 @@
           <w:sz w:val="24"/>
           <w:u w:val="single"/>
         </w:rPr>
+        <w:t>/</w:t>
+      </w:r>
+      <w:r>
+        <w:rPr>
+          <w:rFonts w:ascii="Charis SIL Regular" w:hAnsi="Charis SIL Regular" w:eastAsia="Charis SIL Regular"/>
+          <w:b w:val="0"/>
+          <w:i w:val="0"/>
+          <w:color w:val="0000FF"/>
+          <w:sz w:val="24"/>
+          <w:u w:val="single"/>
+        </w:rPr>
         <w:hyperlink r:id="rId17" w:history="1">
           <w:r>
             <w:rPr>
               <w:rStyle w:val="Hyperlink"/>
             </w:rPr>
-            <w:t xml:space="preserve">portal/1414020/ </w:t>
+            <w:t>portal/1414020</w:t>
           </w:r>
         </w:hyperlink>
+      </w:r>
+      <w:r>
+        <w:rPr>
+          <w:rFonts w:ascii="Charis SIL Regular" w:hAnsi="Charis SIL Regular" w:eastAsia="Charis SIL Regular"/>
+          <w:b w:val="0"/>
+          <w:i w:val="0"/>
+          <w:color w:val="0000FF"/>
+          <w:sz w:val="24"/>
+        </w:rPr>
+        <w:t xml:space="preserve">/ </w:t>
       </w:r>
       <w:r>
         <w:br/>
@@ -3575,6 +3454,7 @@
       </w:r>
       <w:r>
         <w:rPr>
+          <w:u w:val="single" w:color="0000ff"/>
           <w:rFonts w:ascii="Charis SIL Regular" w:hAnsi="Charis SIL Regular" w:eastAsia="Charis SIL Regular"/>
           <w:b w:val="0"/>
           <w:i w:val="0"/>
@@ -3628,7 +3508,7 @@
           <w:sz w:val="24"/>
           <w:u w:val="single"/>
         </w:rPr>
-        <w:hyperlink r:id="rId17" w:history="1">
+        <w:hyperlink r:id="rId18" w:history="1">
           <w:r>
             <w:rPr>
               <w:rStyle w:val="Hyperlink"/>
@@ -3646,7 +3526,7 @@
           <w:sz w:val="24"/>
           <w:u w:val="single"/>
         </w:rPr>
-        <w:hyperlink r:id="rId17" w:history="1">
+        <w:hyperlink r:id="rId18" w:history="1">
           <w:r>
             <w:rPr>
               <w:rStyle w:val="Hyperlink"/>
@@ -3657,6 +3537,7 @@
       </w:r>
       <w:r>
         <w:rPr>
+          <w:u w:val="single" w:color="0000ff"/>
           <w:rFonts w:ascii="Charis SIL Regular" w:hAnsi="Charis SIL Regular" w:eastAsia="Charis SIL Regular"/>
           <w:b w:val="0"/>
           <w:i w:val="0"/>
@@ -3681,7 +3562,7 @@
           <w:sz w:val="24"/>
           <w:u w:val="single"/>
         </w:rPr>
-        <w:hyperlink r:id="rId18" w:history="1">
+        <w:hyperlink r:id="rId19" w:history="1">
           <w:r>
             <w:rPr>
               <w:rStyle w:val="Hyperlink"/>
@@ -3710,7 +3591,7 @@
           <w:sz w:val="24"/>
           <w:u w:val="single"/>
         </w:rPr>
-        <w:hyperlink r:id="rId18" w:history="1">
+        <w:hyperlink r:id="rId19" w:history="1">
           <w:r>
             <w:rPr>
               <w:rStyle w:val="Hyperlink"/>
@@ -3831,7 +3712,7 @@
           <w:sz w:val="24"/>
           <w:u w:val="single"/>
         </w:rPr>
-        <w:hyperlink r:id="rId19" w:history="1">
+        <w:hyperlink r:id="rId20" w:history="1">
           <w:r>
             <w:rPr>
               <w:rStyle w:val="Hyperlink"/>
@@ -3860,7 +3741,7 @@
           <w:sz w:val="24"/>
           <w:u w:val="single"/>
         </w:rPr>
-        <w:hyperlink r:id="rId19" w:history="1">
+        <w:hyperlink r:id="rId20" w:history="1">
           <w:r>
             <w:rPr>
               <w:rStyle w:val="Hyperlink"/>
@@ -3888,7 +3769,7 @@
           <w:sz w:val="24"/>
           <w:u w:val="single"/>
         </w:rPr>
-        <w:hyperlink r:id="rId20" w:history="1">
+        <w:hyperlink r:id="rId21" w:history="1">
           <w:r>
             <w:rPr>
               <w:rStyle w:val="Hyperlink"/>
@@ -3906,7 +3787,7 @@
           <w:sz w:val="24"/>
           <w:u w:val="single"/>
         </w:rPr>
-        <w:hyperlink r:id="rId20" w:history="1">
+        <w:hyperlink r:id="rId21" w:history="1">
           <w:r>
             <w:rPr>
               <w:rStyle w:val="Hyperlink"/>
@@ -3924,7 +3805,7 @@
           <w:sz w:val="24"/>
           <w:u w:val="single"/>
         </w:rPr>
-        <w:hyperlink r:id="rId20" w:history="1">
+        <w:hyperlink r:id="rId21" w:history="1">
           <w:r>
             <w:rPr>
               <w:rStyle w:val="Hyperlink"/>
@@ -4042,7 +3923,7 @@
           <w:sz w:val="24"/>
           <w:u w:val="single"/>
         </w:rPr>
-        <w:hyperlink r:id="rId21" w:history="1">
+        <w:hyperlink r:id="rId22" w:history="1">
           <w:r>
             <w:rPr>
               <w:rStyle w:val="Hyperlink"/>
@@ -4071,7 +3952,7 @@
           <w:sz w:val="24"/>
           <w:u w:val="single"/>
         </w:rPr>
-        <w:hyperlink r:id="rId21" w:history="1">
+        <w:hyperlink r:id="rId22" w:history="1">
           <w:r>
             <w:rPr>
               <w:rStyle w:val="Hyperlink"/>
@@ -4099,7 +3980,7 @@
           <w:sz w:val="24"/>
           <w:u w:val="single"/>
         </w:rPr>
-        <w:hyperlink r:id="rId22" w:history="1">
+        <w:hyperlink r:id="rId23" w:history="1">
           <w:r>
             <w:rPr>
               <w:rStyle w:val="Hyperlink"/>
@@ -4117,7 +3998,7 @@
           <w:sz w:val="24"/>
           <w:u w:val="single"/>
         </w:rPr>
-        <w:hyperlink r:id="rId22" w:history="1">
+        <w:hyperlink r:id="rId23" w:history="1">
           <w:r>
             <w:rPr>
               <w:rStyle w:val="Hyperlink"/>
@@ -4135,7 +4016,7 @@
           <w:sz w:val="24"/>
           <w:u w:val="single"/>
         </w:rPr>
-        <w:hyperlink r:id="rId22" w:history="1">
+        <w:hyperlink r:id="rId23" w:history="1">
           <w:r>
             <w:rPr>
               <w:rStyle w:val="Hyperlink"/>
@@ -4153,7 +4034,7 @@
           <w:sz w:val="24"/>
           <w:u w:val="single"/>
         </w:rPr>
-        <w:hyperlink r:id="rId22" w:history="1">
+        <w:hyperlink r:id="rId23" w:history="1">
           <w:r>
             <w:rPr>
               <w:rStyle w:val="Hyperlink"/>

--- a/EXPORTS/DOCX/published/niveau2/English/Science.docx
+++ b/EXPORTS/DOCX/published/niveau2/English/Science.docx
@@ -248,7 +248,25 @@
           <w:color w:val="000000"/>
           <w:sz w:val="24"/>
         </w:rPr>
-        <w:t>the end of the nineteenth century, during which 50 forced la</w:t>
+        <w:t>the end of the nineteenth century, during which 50 f</w:t>
+      </w:r>
+      <w:r>
+        <w:rPr>
+          <w:u w:val="single" w:color="0000ff"/>
+          <w:rFonts w:ascii="Charis SIL Regular" w:hAnsi="Charis SIL Regular" w:eastAsia="Charis SIL Regular"/>
+          <w:b w:val="0"/>
+          <w:i w:val="0"/>
+          <w:color w:val="000000"/>
+          <w:sz w:val="24"/>
+        </w:rPr>
+        <w:hyperlink r:id="rId9" w:history="1">
+          <w:r>
+            <w:rPr>
+              <w:rStyle w:val="Hyperlink"/>
+            </w:rPr>
+            <w:t>orced la</w:t>
+          </w:r>
+        </w:hyperlink>
       </w:r>
       <w:r>
         <w:rPr>
@@ -928,7 +946,6 @@
       </w:r>
       <w:r>
         <w:rPr>
-          <w:u w:val="single" w:color="0000ff"/>
           <w:rFonts w:ascii="Charis SIL Regular" w:hAnsi="Charis SIL Regular" w:eastAsia="Charis SIL Regular"/>
           <w:b w:val="0"/>
           <w:i w:val="0"/>
@@ -1094,7 +1111,7 @@
           <w:sz w:val="24"/>
           <w:u w:val="single"/>
         </w:rPr>
-        <w:hyperlink r:id="rId11" w:history="1">
+        <w:hyperlink r:id="rId12" w:history="1">
           <w:r>
             <w:rPr>
               <w:rStyle w:val="Hyperlink"/>
@@ -1123,7 +1140,14 @@
           <w:sz w:val="24"/>
           <w:u w:val="single"/>
         </w:rPr>
-        <w:t>K</w:t>
+        <w:hyperlink r:id="rId12" w:history="1">
+          <w:r>
+            <w:rPr>
+              <w:rStyle w:val="Hyperlink"/>
+            </w:rPr>
+            <w:t>K</w:t>
+          </w:r>
+        </w:hyperlink>
       </w:r>
       <w:r>
         <w:rPr>
@@ -1134,7 +1158,7 @@
           <w:sz w:val="24"/>
           <w:u w:val="single"/>
         </w:rPr>
-        <w:hyperlink r:id="rId11" w:history="1">
+        <w:hyperlink r:id="rId12" w:history="1">
           <w:r>
             <w:rPr>
               <w:rStyle w:val="Hyperlink"/>
@@ -1152,7 +1176,7 @@
           <w:sz w:val="24"/>
           <w:u w:val="single"/>
         </w:rPr>
-        <w:hyperlink r:id="rId11" w:history="1">
+        <w:hyperlink r:id="rId12" w:history="1">
           <w:r>
             <w:rPr>
               <w:rStyle w:val="Hyperlink"/>
@@ -1273,7 +1297,119 @@
           <w:color w:val="000000"/>
           <w:sz w:val="24"/>
         </w:rPr>
-        <w:t>Netherlands Academy of Arts and Sciences (KN</w:t>
+        <w:t>Netherla</w:t>
+      </w:r>
+      <w:r>
+        <w:rPr>
+          <w:u w:val="single" w:color="0000ff"/>
+          <w:rFonts w:ascii="Charis SIL Regular" w:hAnsi="Charis SIL Regular" w:eastAsia="Charis SIL Regular"/>
+          <w:b w:val="0"/>
+          <w:i w:val="0"/>
+          <w:color w:val="000000"/>
+          <w:sz w:val="24"/>
+        </w:rPr>
+        <w:hyperlink r:id="rId12" w:history="1">
+          <w:r>
+            <w:rPr>
+              <w:rStyle w:val="Hyperlink"/>
+            </w:rPr>
+            <w:t>nds Academ</w:t>
+          </w:r>
+        </w:hyperlink>
+      </w:r>
+      <w:r>
+        <w:rPr>
+          <w:u w:val="single" w:color="0000ff"/>
+          <w:rFonts w:ascii="Charis SIL Regular" w:hAnsi="Charis SIL Regular" w:eastAsia="Charis SIL Regular"/>
+          <w:b w:val="0"/>
+          <w:i w:val="0"/>
+          <w:color w:val="000000"/>
+          <w:sz w:val="24"/>
+        </w:rPr>
+        <w:hyperlink r:id="rId12" w:history="1">
+          <w:r>
+            <w:rPr>
+              <w:rStyle w:val="Hyperlink"/>
+            </w:rPr>
+            <w:t>y of Arts and</w:t>
+          </w:r>
+        </w:hyperlink>
+      </w:r>
+      <w:r>
+        <w:rPr>
+          <w:u w:val="single" w:color="0000ff"/>
+          <w:rFonts w:ascii="Charis SIL Regular" w:hAnsi="Charis SIL Regular" w:eastAsia="Charis SIL Regular"/>
+          <w:b w:val="0"/>
+          <w:i w:val="0"/>
+          <w:color w:val="000000"/>
+          <w:sz w:val="24"/>
+        </w:rPr>
+        <w:t xml:space="preserve"> </w:t>
+      </w:r>
+      <w:r>
+        <w:rPr>
+          <w:u w:val="single" w:color="0000ff"/>
+          <w:rFonts w:ascii="Charis SIL Regular" w:hAnsi="Charis SIL Regular" w:eastAsia="Charis SIL Regular"/>
+          <w:b w:val="0"/>
+          <w:i w:val="0"/>
+          <w:color w:val="000000"/>
+          <w:sz w:val="24"/>
+        </w:rPr>
+        <w:hyperlink r:id="rId12" w:history="1">
+          <w:r>
+            <w:rPr>
+              <w:rStyle w:val="Hyperlink"/>
+            </w:rPr>
+            <w:t>Sci</w:t>
+          </w:r>
+        </w:hyperlink>
+      </w:r>
+      <w:r>
+        <w:rPr>
+          <w:u w:val="single" w:color="0000ff"/>
+          <w:rFonts w:ascii="Charis SIL Regular" w:hAnsi="Charis SIL Regular" w:eastAsia="Charis SIL Regular"/>
+          <w:b w:val="0"/>
+          <w:i w:val="0"/>
+          <w:color w:val="000000"/>
+          <w:sz w:val="24"/>
+        </w:rPr>
+        <w:hyperlink r:id="rId12" w:history="1">
+          <w:r>
+            <w:rPr>
+              <w:rStyle w:val="Hyperlink"/>
+            </w:rPr>
+            <w:t>e</w:t>
+          </w:r>
+        </w:hyperlink>
+      </w:r>
+      <w:r>
+        <w:rPr>
+          <w:u w:val="single" w:color="0000ff"/>
+          <w:rFonts w:ascii="Charis SIL Regular" w:hAnsi="Charis SIL Regular" w:eastAsia="Charis SIL Regular"/>
+          <w:b w:val="0"/>
+          <w:i w:val="0"/>
+          <w:color w:val="000000"/>
+          <w:sz w:val="24"/>
+        </w:rPr>
+        <w:hyperlink r:id="rId12" w:history="1">
+          <w:r>
+            <w:rPr>
+              <w:rStyle w:val="Hyperlink"/>
+            </w:rPr>
+            <w:t>nces (K</w:t>
+          </w:r>
+        </w:hyperlink>
+      </w:r>
+      <w:r>
+        <w:rPr>
+          <w:u w:val="single" w:color="0000ff"/>
+          <w:rFonts w:ascii="Charis SIL Regular" w:hAnsi="Charis SIL Regular" w:eastAsia="Charis SIL Regular"/>
+          <w:b w:val="0"/>
+          <w:i w:val="0"/>
+          <w:color w:val="000000"/>
+          <w:sz w:val="24"/>
+        </w:rPr>
+        <w:t>N</w:t>
       </w:r>
       <w:r>
         <w:rPr>
@@ -1295,6 +1431,7 @@
       </w:r>
       <w:r>
         <w:rPr>
+          <w:u w:val="single" w:color="0000ff"/>
           <w:rFonts w:ascii="Charis SIL Regular" w:hAnsi="Charis SIL Regular" w:eastAsia="Charis SIL Regular"/>
           <w:b w:val="0"/>
           <w:i w:val="0"/>
@@ -2256,7 +2393,7 @@
           <w:sz w:val="24"/>
           <w:u w:val="single"/>
         </w:rPr>
-        <w:hyperlink r:id="rId16" w:history="1">
+        <w:hyperlink r:id="rId12" w:history="1">
           <w:r>
             <w:rPr>
               <w:rStyle w:val="Hyperlink"/>
@@ -2925,7 +3062,7 @@
           <w:sz w:val="24"/>
           <w:u w:val="single"/>
         </w:rPr>
-        <w:t>Royal Zeeland Scientific So</w:t>
+        <w:t>Royal Zeeland Scientific Soc</w:t>
       </w:r>
       <w:r>
         <w:rPr>
@@ -2936,7 +3073,7 @@
           <w:sz w:val="24"/>
           <w:u w:val="single"/>
         </w:rPr>
-        <w:t>c</w:t>
+        <w:t>iet</w:t>
       </w:r>
       <w:r>
         <w:rPr>
@@ -2945,9 +3082,8 @@
           <w:i w:val="0"/>
           <w:color w:val="0000FF"/>
           <w:sz w:val="24"/>
-          <w:u w:val="single"/>
-        </w:rPr>
-        <w:t>iety</w:t>
+        </w:rPr>
+        <w:t>y</w:t>
       </w:r>
       <w:r>
         <w:br/>
@@ -3334,7 +3470,7 @@
             <w:rPr>
               <w:rStyle w:val="Hyperlink"/>
             </w:rPr>
-            <w:t>portalfiles</w:t>
+            <w:t>portalfile</w:t>
           </w:r>
         </w:hyperlink>
       </w:r>
@@ -3345,25 +3481,13 @@
           <w:i w:val="0"/>
           <w:color w:val="0000FF"/>
           <w:sz w:val="24"/>
-          <w:u w:val="single"/>
-        </w:rPr>
-        <w:t>/</w:t>
-      </w:r>
-      <w:r>
-        <w:rPr>
-          <w:rFonts w:ascii="Charis SIL Regular" w:hAnsi="Charis SIL Regular" w:eastAsia="Charis SIL Regular"/>
-          <w:b w:val="0"/>
-          <w:i w:val="0"/>
-          <w:color w:val="0000FF"/>
-          <w:sz w:val="24"/>
-          <w:u w:val="single"/>
         </w:rPr>
         <w:hyperlink r:id="rId17" w:history="1">
           <w:r>
             <w:rPr>
               <w:rStyle w:val="Hyperlink"/>
             </w:rPr>
-            <w:t>portal/1414020</w:t>
+            <w:t>s</w:t>
           </w:r>
         </w:hyperlink>
       </w:r>
@@ -3375,7 +3499,25 @@
           <w:color w:val="0000FF"/>
           <w:sz w:val="24"/>
         </w:rPr>
-        <w:t xml:space="preserve">/ </w:t>
+        <w:t>/</w:t>
+      </w:r>
+      <w:r>
+        <w:rPr>
+          <w:rFonts w:ascii="Charis SIL Regular" w:hAnsi="Charis SIL Regular" w:eastAsia="Charis SIL Regular"/>
+          <w:b w:val="0"/>
+          <w:i w:val="0"/>
+          <w:color w:val="0000FF"/>
+          <w:sz w:val="24"/>
+          <w:u w:val="single"/>
+        </w:rPr>
+        <w:hyperlink r:id="rId17" w:history="1">
+          <w:r>
+            <w:rPr>
+              <w:rStyle w:val="Hyperlink"/>
+            </w:rPr>
+            <w:t xml:space="preserve">portal/1414020/ </w:t>
+          </w:r>
+        </w:hyperlink>
       </w:r>
       <w:r>
         <w:br/>
@@ -3508,7 +3650,7 @@
           <w:sz w:val="24"/>
           <w:u w:val="single"/>
         </w:rPr>
-        <w:hyperlink r:id="rId18" w:history="1">
+        <w:hyperlink r:id="rId17" w:history="1">
           <w:r>
             <w:rPr>
               <w:rStyle w:val="Hyperlink"/>
@@ -3526,7 +3668,7 @@
           <w:sz w:val="24"/>
           <w:u w:val="single"/>
         </w:rPr>
-        <w:hyperlink r:id="rId18" w:history="1">
+        <w:hyperlink r:id="rId17" w:history="1">
           <w:r>
             <w:rPr>
               <w:rStyle w:val="Hyperlink"/>
@@ -3562,7 +3704,7 @@
           <w:sz w:val="24"/>
           <w:u w:val="single"/>
         </w:rPr>
-        <w:hyperlink r:id="rId19" w:history="1">
+        <w:hyperlink r:id="rId18" w:history="1">
           <w:r>
             <w:rPr>
               <w:rStyle w:val="Hyperlink"/>
@@ -3591,7 +3733,7 @@
           <w:sz w:val="24"/>
           <w:u w:val="single"/>
         </w:rPr>
-        <w:hyperlink r:id="rId19" w:history="1">
+        <w:hyperlink r:id="rId18" w:history="1">
           <w:r>
             <w:rPr>
               <w:rStyle w:val="Hyperlink"/>
@@ -3712,7 +3854,7 @@
           <w:sz w:val="24"/>
           <w:u w:val="single"/>
         </w:rPr>
-        <w:hyperlink r:id="rId20" w:history="1">
+        <w:hyperlink r:id="rId19" w:history="1">
           <w:r>
             <w:rPr>
               <w:rStyle w:val="Hyperlink"/>
@@ -3741,7 +3883,7 @@
           <w:sz w:val="24"/>
           <w:u w:val="single"/>
         </w:rPr>
-        <w:hyperlink r:id="rId20" w:history="1">
+        <w:hyperlink r:id="rId19" w:history="1">
           <w:r>
             <w:rPr>
               <w:rStyle w:val="Hyperlink"/>
@@ -3769,7 +3911,7 @@
           <w:sz w:val="24"/>
           <w:u w:val="single"/>
         </w:rPr>
-        <w:hyperlink r:id="rId21" w:history="1">
+        <w:hyperlink r:id="rId20" w:history="1">
           <w:r>
             <w:rPr>
               <w:rStyle w:val="Hyperlink"/>
@@ -3787,7 +3929,7 @@
           <w:sz w:val="24"/>
           <w:u w:val="single"/>
         </w:rPr>
-        <w:hyperlink r:id="rId21" w:history="1">
+        <w:hyperlink r:id="rId20" w:history="1">
           <w:r>
             <w:rPr>
               <w:rStyle w:val="Hyperlink"/>
@@ -3805,7 +3947,7 @@
           <w:sz w:val="24"/>
           <w:u w:val="single"/>
         </w:rPr>
-        <w:hyperlink r:id="rId21" w:history="1">
+        <w:hyperlink r:id="rId20" w:history="1">
           <w:r>
             <w:rPr>
               <w:rStyle w:val="Hyperlink"/>
@@ -3923,7 +4065,7 @@
           <w:sz w:val="24"/>
           <w:u w:val="single"/>
         </w:rPr>
-        <w:hyperlink r:id="rId22" w:history="1">
+        <w:hyperlink r:id="rId21" w:history="1">
           <w:r>
             <w:rPr>
               <w:rStyle w:val="Hyperlink"/>
@@ -3952,7 +4094,7 @@
           <w:sz w:val="24"/>
           <w:u w:val="single"/>
         </w:rPr>
-        <w:hyperlink r:id="rId22" w:history="1">
+        <w:hyperlink r:id="rId21" w:history="1">
           <w:r>
             <w:rPr>
               <w:rStyle w:val="Hyperlink"/>
@@ -3980,7 +4122,7 @@
           <w:sz w:val="24"/>
           <w:u w:val="single"/>
         </w:rPr>
-        <w:hyperlink r:id="rId23" w:history="1">
+        <w:hyperlink r:id="rId22" w:history="1">
           <w:r>
             <w:rPr>
               <w:rStyle w:val="Hyperlink"/>
@@ -3998,7 +4140,7 @@
           <w:sz w:val="24"/>
           <w:u w:val="single"/>
         </w:rPr>
-        <w:hyperlink r:id="rId23" w:history="1">
+        <w:hyperlink r:id="rId22" w:history="1">
           <w:r>
             <w:rPr>
               <w:rStyle w:val="Hyperlink"/>
@@ -4016,7 +4158,7 @@
           <w:sz w:val="24"/>
           <w:u w:val="single"/>
         </w:rPr>
-        <w:hyperlink r:id="rId23" w:history="1">
+        <w:hyperlink r:id="rId22" w:history="1">
           <w:r>
             <w:rPr>
               <w:rStyle w:val="Hyperlink"/>
@@ -4034,7 +4176,7 @@
           <w:sz w:val="24"/>
           <w:u w:val="single"/>
         </w:rPr>
-        <w:hyperlink r:id="rId23" w:history="1">
+        <w:hyperlink r:id="rId22" w:history="1">
           <w:r>
             <w:rPr>
               <w:rStyle w:val="Hyperlink"/>

--- a/EXPORTS/DOCX/published/niveau2/English/Science.docx
+++ b/EXPORTS/DOCX/published/niveau2/English/Science.docx
@@ -946,6 +946,7 @@
       </w:r>
       <w:r>
         <w:rPr>
+          <w:u w:val="single" w:color="0000ff"/>
           <w:rFonts w:ascii="Charis SIL Regular" w:hAnsi="Charis SIL Regular" w:eastAsia="Charis SIL Regular"/>
           <w:b w:val="0"/>
           <w:i w:val="0"/>
@@ -999,7 +1000,7 @@
           <w:sz w:val="24"/>
           <w:u w:val="single"/>
         </w:rPr>
-        <w:hyperlink r:id="rId12" w:history="1">
+        <w:hyperlink r:id="rId11" w:history="1">
           <w:r>
             <w:rPr>
               <w:rStyle w:val="Hyperlink"/>
@@ -1028,7 +1029,7 @@
           <w:sz w:val="24"/>
           <w:u w:val="single"/>
         </w:rPr>
-        <w:hyperlink r:id="rId12" w:history="1">
+        <w:hyperlink r:id="rId11" w:history="1">
           <w:r>
             <w:rPr>
               <w:rStyle w:val="Hyperlink"/>
@@ -1046,7 +1047,7 @@
           <w:sz w:val="24"/>
           <w:u w:val="single"/>
         </w:rPr>
-        <w:hyperlink r:id="rId12" w:history="1">
+        <w:hyperlink r:id="rId11" w:history="1">
           <w:r>
             <w:rPr>
               <w:rStyle w:val="Hyperlink"/>
@@ -1064,7 +1065,7 @@
           <w:sz w:val="24"/>
           <w:u w:val="single"/>
         </w:rPr>
-        <w:hyperlink r:id="rId12" w:history="1">
+        <w:hyperlink r:id="rId11" w:history="1">
           <w:r>
             <w:rPr>
               <w:rStyle w:val="Hyperlink"/>
@@ -1082,7 +1083,7 @@
           <w:sz w:val="24"/>
           <w:u w:val="single"/>
         </w:rPr>
-        <w:hyperlink r:id="rId12" w:history="1">
+        <w:hyperlink r:id="rId11" w:history="1">
           <w:r>
             <w:rPr>
               <w:rStyle w:val="Hyperlink"/>
@@ -1402,7 +1403,6 @@
       </w:r>
       <w:r>
         <w:rPr>
-          <w:u w:val="single" w:color="0000ff"/>
           <w:rFonts w:ascii="Charis SIL Regular" w:hAnsi="Charis SIL Regular" w:eastAsia="Charis SIL Regular"/>
           <w:b w:val="0"/>
           <w:i w:val="0"/>
@@ -1431,7 +1431,6 @@
       </w:r>
       <w:r>
         <w:rPr>
-          <w:u w:val="single" w:color="0000ff"/>
           <w:rFonts w:ascii="Charis SIL Regular" w:hAnsi="Charis SIL Regular" w:eastAsia="Charis SIL Regular"/>
           <w:b w:val="0"/>
           <w:i w:val="0"/>
@@ -2375,7 +2374,7 @@
           <w:sz w:val="24"/>
           <w:u w:val="single"/>
         </w:rPr>
-        <w:hyperlink r:id="rId12" w:history="1">
+        <w:hyperlink r:id="rId16" w:history="1">
           <w:r>
             <w:rPr>
               <w:rStyle w:val="Hyperlink"/>
@@ -2393,7 +2392,7 @@
           <w:sz w:val="24"/>
           <w:u w:val="single"/>
         </w:rPr>
-        <w:hyperlink r:id="rId12" w:history="1">
+        <w:hyperlink r:id="rId16" w:history="1">
           <w:r>
             <w:rPr>
               <w:rStyle w:val="Hyperlink"/>
@@ -3470,7 +3469,7 @@
             <w:rPr>
               <w:rStyle w:val="Hyperlink"/>
             </w:rPr>
-            <w:t>portalfile</w:t>
+            <w:t>portalfiles</w:t>
           </w:r>
         </w:hyperlink>
       </w:r>
@@ -3481,13 +3480,25 @@
           <w:i w:val="0"/>
           <w:color w:val="0000FF"/>
           <w:sz w:val="24"/>
+          <w:u w:val="single"/>
+        </w:rPr>
+        <w:t>/</w:t>
+      </w:r>
+      <w:r>
+        <w:rPr>
+          <w:rFonts w:ascii="Charis SIL Regular" w:hAnsi="Charis SIL Regular" w:eastAsia="Charis SIL Regular"/>
+          <w:b w:val="0"/>
+          <w:i w:val="0"/>
+          <w:color w:val="0000FF"/>
+          <w:sz w:val="24"/>
+          <w:u w:val="single"/>
         </w:rPr>
         <w:hyperlink r:id="rId17" w:history="1">
           <w:r>
             <w:rPr>
               <w:rStyle w:val="Hyperlink"/>
             </w:rPr>
-            <w:t>s</w:t>
+            <w:t>portal/1414020</w:t>
           </w:r>
         </w:hyperlink>
       </w:r>
@@ -3499,25 +3510,7 @@
           <w:color w:val="0000FF"/>
           <w:sz w:val="24"/>
         </w:rPr>
-        <w:t>/</w:t>
-      </w:r>
-      <w:r>
-        <w:rPr>
-          <w:rFonts w:ascii="Charis SIL Regular" w:hAnsi="Charis SIL Regular" w:eastAsia="Charis SIL Regular"/>
-          <w:b w:val="0"/>
-          <w:i w:val="0"/>
-          <w:color w:val="0000FF"/>
-          <w:sz w:val="24"/>
-          <w:u w:val="single"/>
-        </w:rPr>
-        <w:hyperlink r:id="rId17" w:history="1">
-          <w:r>
-            <w:rPr>
-              <w:rStyle w:val="Hyperlink"/>
-            </w:rPr>
-            <w:t xml:space="preserve">portal/1414020/ </w:t>
-          </w:r>
-        </w:hyperlink>
+        <w:t xml:space="preserve">/ </w:t>
       </w:r>
       <w:r>
         <w:br/>
@@ -3650,7 +3643,7 @@
           <w:sz w:val="24"/>
           <w:u w:val="single"/>
         </w:rPr>
-        <w:hyperlink r:id="rId17" w:history="1">
+        <w:hyperlink r:id="rId18" w:history="1">
           <w:r>
             <w:rPr>
               <w:rStyle w:val="Hyperlink"/>
@@ -3668,7 +3661,7 @@
           <w:sz w:val="24"/>
           <w:u w:val="single"/>
         </w:rPr>
-        <w:hyperlink r:id="rId17" w:history="1">
+        <w:hyperlink r:id="rId18" w:history="1">
           <w:r>
             <w:rPr>
               <w:rStyle w:val="Hyperlink"/>
@@ -3704,7 +3697,7 @@
           <w:sz w:val="24"/>
           <w:u w:val="single"/>
         </w:rPr>
-        <w:hyperlink r:id="rId18" w:history="1">
+        <w:hyperlink r:id="rId19" w:history="1">
           <w:r>
             <w:rPr>
               <w:rStyle w:val="Hyperlink"/>
@@ -3733,7 +3726,7 @@
           <w:sz w:val="24"/>
           <w:u w:val="single"/>
         </w:rPr>
-        <w:hyperlink r:id="rId18" w:history="1">
+        <w:hyperlink r:id="rId19" w:history="1">
           <w:r>
             <w:rPr>
               <w:rStyle w:val="Hyperlink"/>
@@ -3854,7 +3847,7 @@
           <w:sz w:val="24"/>
           <w:u w:val="single"/>
         </w:rPr>
-        <w:hyperlink r:id="rId19" w:history="1">
+        <w:hyperlink r:id="rId20" w:history="1">
           <w:r>
             <w:rPr>
               <w:rStyle w:val="Hyperlink"/>
@@ -3883,7 +3876,7 @@
           <w:sz w:val="24"/>
           <w:u w:val="single"/>
         </w:rPr>
-        <w:hyperlink r:id="rId19" w:history="1">
+        <w:hyperlink r:id="rId20" w:history="1">
           <w:r>
             <w:rPr>
               <w:rStyle w:val="Hyperlink"/>
@@ -3911,7 +3904,7 @@
           <w:sz w:val="24"/>
           <w:u w:val="single"/>
         </w:rPr>
-        <w:hyperlink r:id="rId20" w:history="1">
+        <w:hyperlink r:id="rId21" w:history="1">
           <w:r>
             <w:rPr>
               <w:rStyle w:val="Hyperlink"/>
@@ -3929,7 +3922,7 @@
           <w:sz w:val="24"/>
           <w:u w:val="single"/>
         </w:rPr>
-        <w:hyperlink r:id="rId20" w:history="1">
+        <w:hyperlink r:id="rId21" w:history="1">
           <w:r>
             <w:rPr>
               <w:rStyle w:val="Hyperlink"/>
@@ -3947,7 +3940,7 @@
           <w:sz w:val="24"/>
           <w:u w:val="single"/>
         </w:rPr>
-        <w:hyperlink r:id="rId20" w:history="1">
+        <w:hyperlink r:id="rId21" w:history="1">
           <w:r>
             <w:rPr>
               <w:rStyle w:val="Hyperlink"/>
@@ -4065,7 +4058,7 @@
           <w:sz w:val="24"/>
           <w:u w:val="single"/>
         </w:rPr>
-        <w:hyperlink r:id="rId21" w:history="1">
+        <w:hyperlink r:id="rId22" w:history="1">
           <w:r>
             <w:rPr>
               <w:rStyle w:val="Hyperlink"/>
@@ -4094,7 +4087,7 @@
           <w:sz w:val="24"/>
           <w:u w:val="single"/>
         </w:rPr>
-        <w:hyperlink r:id="rId21" w:history="1">
+        <w:hyperlink r:id="rId22" w:history="1">
           <w:r>
             <w:rPr>
               <w:rStyle w:val="Hyperlink"/>
@@ -4122,7 +4115,7 @@
           <w:sz w:val="24"/>
           <w:u w:val="single"/>
         </w:rPr>
-        <w:hyperlink r:id="rId22" w:history="1">
+        <w:hyperlink r:id="rId23" w:history="1">
           <w:r>
             <w:rPr>
               <w:rStyle w:val="Hyperlink"/>
@@ -4140,7 +4133,7 @@
           <w:sz w:val="24"/>
           <w:u w:val="single"/>
         </w:rPr>
-        <w:hyperlink r:id="rId22" w:history="1">
+        <w:hyperlink r:id="rId23" w:history="1">
           <w:r>
             <w:rPr>
               <w:rStyle w:val="Hyperlink"/>
@@ -4158,7 +4151,7 @@
           <w:sz w:val="24"/>
           <w:u w:val="single"/>
         </w:rPr>
-        <w:hyperlink r:id="rId22" w:history="1">
+        <w:hyperlink r:id="rId23" w:history="1">
           <w:r>
             <w:rPr>
               <w:rStyle w:val="Hyperlink"/>
@@ -4176,7 +4169,7 @@
           <w:sz w:val="24"/>
           <w:u w:val="single"/>
         </w:rPr>
-        <w:hyperlink r:id="rId22" w:history="1">
+        <w:hyperlink r:id="rId23" w:history="1">
           <w:r>
             <w:rPr>
               <w:rStyle w:val="Hyperlink"/>

--- a/EXPORTS/DOCX/published/niveau2/English/Science.docx
+++ b/EXPORTS/DOCX/published/niveau2/English/Science.docx
@@ -982,7 +982,7 @@
           <w:sz w:val="24"/>
           <w:u w:val="single"/>
         </w:rPr>
-        <w:hyperlink r:id="rId12" w:history="1">
+        <w:hyperlink r:id="rId11" w:history="1">
           <w:r>
             <w:rPr>
               <w:rStyle w:val="Hyperlink"/>
@@ -2327,7 +2327,7 @@
           <w:sz w:val="24"/>
           <w:u w:val="single"/>
         </w:rPr>
-        <w:hyperlink r:id="rId12" w:history="1">
+        <w:hyperlink r:id="rId16" w:history="1">
           <w:r>
             <w:rPr>
               <w:rStyle w:val="Hyperlink"/>
@@ -2356,7 +2356,7 @@
           <w:sz w:val="24"/>
           <w:u w:val="single"/>
         </w:rPr>
-        <w:hyperlink r:id="rId12" w:history="1">
+        <w:hyperlink r:id="rId16" w:history="1">
           <w:r>
             <w:rPr>
               <w:rStyle w:val="Hyperlink"/>
@@ -3614,7 +3614,7 @@
           <w:sz w:val="24"/>
           <w:u w:val="single"/>
         </w:rPr>
-        <w:hyperlink r:id="rId17" w:history="1">
+        <w:hyperlink r:id="rId18" w:history="1">
           <w:r>
             <w:rPr>
               <w:rStyle w:val="Hyperlink"/>
@@ -3672,21 +3672,13 @@
       </w:r>
       <w:r>
         <w:rPr>
-          <w:u w:val="single" w:color="0000ff"/>
           <w:rFonts w:ascii="Charis SIL Regular" w:hAnsi="Charis SIL Regular" w:eastAsia="Charis SIL Regular"/>
           <w:b w:val="0"/>
           <w:i w:val="0"/>
           <w:color w:val="000000"/>
           <w:sz w:val="24"/>
         </w:rPr>
-        <w:hyperlink r:id="rId17" w:history="1">
-          <w:r>
-            <w:rPr>
-              <w:rStyle w:val="Hyperlink"/>
-            </w:rPr>
-            <w:t xml:space="preserve">, </w:t>
-          </w:r>
-        </w:hyperlink>
+        <w:t xml:space="preserve">, </w:t>
       </w:r>
       <w:r>
         <w:rPr>

--- a/EXPORTS/DOCX/published/niveau2/English/Science.docx
+++ b/EXPORTS/DOCX/published/niveau2/English/Science.docx
@@ -259,14 +259,7 @@
           <w:color w:val="000000"/>
           <w:sz w:val="24"/>
         </w:rPr>
-        <w:hyperlink r:id="rId9" w:history="1">
-          <w:r>
-            <w:rPr>
-              <w:rStyle w:val="Hyperlink"/>
-            </w:rPr>
-            <w:t>orced la</w:t>
-          </w:r>
-        </w:hyperlink>
+        <w:t>orced la</w:t>
       </w:r>
       <w:r>
         <w:rPr>
@@ -982,7 +975,7 @@
           <w:sz w:val="24"/>
           <w:u w:val="single"/>
         </w:rPr>
-        <w:hyperlink r:id="rId11" w:history="1">
+        <w:hyperlink r:id="rId12" w:history="1">
           <w:r>
             <w:rPr>
               <w:rStyle w:val="Hyperlink"/>
@@ -1000,7 +993,7 @@
           <w:sz w:val="24"/>
           <w:u w:val="single"/>
         </w:rPr>
-        <w:hyperlink r:id="rId11" w:history="1">
+        <w:hyperlink r:id="rId12" w:history="1">
           <w:r>
             <w:rPr>
               <w:rStyle w:val="Hyperlink"/>
@@ -1029,7 +1022,7 @@
           <w:sz w:val="24"/>
           <w:u w:val="single"/>
         </w:rPr>
-        <w:hyperlink r:id="rId11" w:history="1">
+        <w:hyperlink r:id="rId12" w:history="1">
           <w:r>
             <w:rPr>
               <w:rStyle w:val="Hyperlink"/>
@@ -1047,7 +1040,7 @@
           <w:sz w:val="24"/>
           <w:u w:val="single"/>
         </w:rPr>
-        <w:hyperlink r:id="rId11" w:history="1">
+        <w:hyperlink r:id="rId12" w:history="1">
           <w:r>
             <w:rPr>
               <w:rStyle w:val="Hyperlink"/>
@@ -1065,7 +1058,7 @@
           <w:sz w:val="24"/>
           <w:u w:val="single"/>
         </w:rPr>
-        <w:hyperlink r:id="rId11" w:history="1">
+        <w:hyperlink r:id="rId12" w:history="1">
           <w:r>
             <w:rPr>
               <w:rStyle w:val="Hyperlink"/>
@@ -1083,7 +1076,7 @@
           <w:sz w:val="24"/>
           <w:u w:val="single"/>
         </w:rPr>
-        <w:hyperlink r:id="rId11" w:history="1">
+        <w:hyperlink r:id="rId12" w:history="1">
           <w:r>
             <w:rPr>
               <w:rStyle w:val="Hyperlink"/>
@@ -1112,7 +1105,7 @@
           <w:sz w:val="24"/>
           <w:u w:val="single"/>
         </w:rPr>
-        <w:hyperlink r:id="rId12" w:history="1">
+        <w:hyperlink r:id="rId11" w:history="1">
           <w:r>
             <w:rPr>
               <w:rStyle w:val="Hyperlink"/>
@@ -1141,30 +1134,70 @@
           <w:sz w:val="24"/>
           <w:u w:val="single"/>
         </w:rPr>
+        <w:t>K</w:t>
+      </w:r>
+      <w:r>
+        <w:rPr>
+          <w:rFonts w:ascii="Charis SIL Regular" w:hAnsi="Charis SIL Regular" w:eastAsia="Charis SIL Regular"/>
+          <w:b w:val="0"/>
+          <w:i w:val="0"/>
+          <w:color w:val="0000FF"/>
+          <w:sz w:val="24"/>
+          <w:u w:val="single"/>
+        </w:rPr>
+        <w:hyperlink r:id="rId11" w:history="1">
+          <w:r>
+            <w:rPr>
+              <w:rStyle w:val="Hyperlink"/>
+            </w:rPr>
+            <w:t>unste</w:t>
+          </w:r>
+        </w:hyperlink>
+      </w:r>
+      <w:r>
+        <w:rPr>
+          <w:rFonts w:ascii="Charis SIL Regular" w:hAnsi="Charis SIL Regular" w:eastAsia="Charis SIL Regular"/>
+          <w:b w:val="0"/>
+          <w:i w:val="0"/>
+          <w:color w:val="0000FF"/>
+          <w:sz w:val="24"/>
+          <w:u w:val="single"/>
+        </w:rPr>
+        <w:hyperlink r:id="rId11" w:history="1">
+          <w:r>
+            <w:rPr>
+              <w:rStyle w:val="Hyperlink"/>
+            </w:rPr>
+            <w:t>n</w:t>
+          </w:r>
+        </w:hyperlink>
+      </w:r>
+      <w:r>
+        <w:rPr>
+          <w:rFonts w:ascii="Charis SIL Regular" w:hAnsi="Charis SIL Regular" w:eastAsia="Charis SIL Regular"/>
+          <w:b w:val="0"/>
+          <w:i w:val="0"/>
+          <w:color w:val="0000FF"/>
+          <w:sz w:val="24"/>
+          <w:u w:val="single"/>
+        </w:rPr>
+        <w:t xml:space="preserve"> </w:t>
+      </w:r>
+      <w:r>
+        <w:rPr>
+          <w:rFonts w:ascii="Charis SIL Regular" w:hAnsi="Charis SIL Regular" w:eastAsia="Charis SIL Regular"/>
+          <w:b w:val="0"/>
+          <w:i w:val="0"/>
+          <w:color w:val="0000FF"/>
+          <w:sz w:val="24"/>
+          <w:u w:val="single"/>
+        </w:rPr>
         <w:hyperlink r:id="rId12" w:history="1">
           <w:r>
             <w:rPr>
               <w:rStyle w:val="Hyperlink"/>
             </w:rPr>
-            <w:t>K</w:t>
-          </w:r>
-        </w:hyperlink>
-      </w:r>
-      <w:r>
-        <w:rPr>
-          <w:rFonts w:ascii="Charis SIL Regular" w:hAnsi="Charis SIL Regular" w:eastAsia="Charis SIL Regular"/>
-          <w:b w:val="0"/>
-          <w:i w:val="0"/>
-          <w:color w:val="0000FF"/>
-          <w:sz w:val="24"/>
-          <w:u w:val="single"/>
-        </w:rPr>
-        <w:hyperlink r:id="rId12" w:history="1">
-          <w:r>
-            <w:rPr>
-              <w:rStyle w:val="Hyperlink"/>
-            </w:rPr>
-            <w:t>unste</w:t>
+            <w:t>e</w:t>
           </w:r>
         </w:hyperlink>
       </w:r>
@@ -1211,53 +1244,6 @@
             <w:rPr>
               <w:rStyle w:val="Hyperlink"/>
             </w:rPr>
-            <w:t>e</w:t>
-          </w:r>
-        </w:hyperlink>
-      </w:r>
-      <w:r>
-        <w:rPr>
-          <w:rFonts w:ascii="Charis SIL Regular" w:hAnsi="Charis SIL Regular" w:eastAsia="Charis SIL Regular"/>
-          <w:b w:val="0"/>
-          <w:i w:val="0"/>
-          <w:color w:val="0000FF"/>
-          <w:sz w:val="24"/>
-          <w:u w:val="single"/>
-        </w:rPr>
-        <w:hyperlink r:id="rId12" w:history="1">
-          <w:r>
-            <w:rPr>
-              <w:rStyle w:val="Hyperlink"/>
-            </w:rPr>
-            <w:t>n</w:t>
-          </w:r>
-        </w:hyperlink>
-      </w:r>
-      <w:r>
-        <w:rPr>
-          <w:rFonts w:ascii="Charis SIL Regular" w:hAnsi="Charis SIL Regular" w:eastAsia="Charis SIL Regular"/>
-          <w:b w:val="0"/>
-          <w:i w:val="0"/>
-          <w:color w:val="0000FF"/>
-          <w:sz w:val="24"/>
-          <w:u w:val="single"/>
-        </w:rPr>
-        <w:t xml:space="preserve"> </w:t>
-      </w:r>
-      <w:r>
-        <w:rPr>
-          <w:rFonts w:ascii="Charis SIL Regular" w:hAnsi="Charis SIL Regular" w:eastAsia="Charis SIL Regular"/>
-          <w:b w:val="0"/>
-          <w:i w:val="0"/>
-          <w:color w:val="0000FF"/>
-          <w:sz w:val="24"/>
-          <w:u w:val="single"/>
-        </w:rPr>
-        <w:hyperlink r:id="rId12" w:history="1">
-          <w:r>
-            <w:rPr>
-              <w:rStyle w:val="Hyperlink"/>
-            </w:rPr>
             <w:t>Wetenschap</w:t>
           </w:r>
         </w:hyperlink>
@@ -1403,6 +1389,7 @@
       </w:r>
       <w:r>
         <w:rPr>
+          <w:u w:val="single" w:color="0000ff"/>
           <w:rFonts w:ascii="Charis SIL Regular" w:hAnsi="Charis SIL Regular" w:eastAsia="Charis SIL Regular"/>
           <w:b w:val="0"/>
           <w:i w:val="0"/>
@@ -2289,117 +2276,8 @@
           <w:i w:val="0"/>
           <w:color w:val="0000FF"/>
           <w:sz w:val="24"/>
-          <w:u w:val="single"/>
-        </w:rPr>
-        <w:hyperlink r:id="rId12" w:history="1">
-          <w:r>
-            <w:rPr>
-              <w:rStyle w:val="Hyperlink"/>
-            </w:rPr>
-            <w:t>Bataviaa</w:t>
-          </w:r>
-        </w:hyperlink>
-      </w:r>
-      <w:r>
-        <w:rPr>
-          <w:rFonts w:ascii="Charis SIL Regular" w:hAnsi="Charis SIL Regular" w:eastAsia="Charis SIL Regular"/>
-          <w:b w:val="0"/>
-          <w:i w:val="0"/>
-          <w:color w:val="0000FF"/>
-          <w:sz w:val="24"/>
-          <w:u w:val="single"/>
-        </w:rPr>
-        <w:hyperlink r:id="rId12" w:history="1">
-          <w:r>
-            <w:rPr>
-              <w:rStyle w:val="Hyperlink"/>
-            </w:rPr>
-            <w:t>s</w:t>
-          </w:r>
-        </w:hyperlink>
-      </w:r>
-      <w:r>
-        <w:rPr>
-          <w:rFonts w:ascii="Charis SIL Regular" w:hAnsi="Charis SIL Regular" w:eastAsia="Charis SIL Regular"/>
-          <w:b w:val="0"/>
-          <w:i w:val="0"/>
-          <w:color w:val="0000FF"/>
-          <w:sz w:val="24"/>
-          <w:u w:val="single"/>
-        </w:rPr>
-        <w:hyperlink r:id="rId16" w:history="1">
-          <w:r>
-            <w:rPr>
-              <w:rStyle w:val="Hyperlink"/>
-            </w:rPr>
-            <w:t>ch</w:t>
-          </w:r>
-        </w:hyperlink>
-      </w:r>
-      <w:r>
-        <w:rPr>
-          <w:rFonts w:ascii="Charis SIL Regular" w:hAnsi="Charis SIL Regular" w:eastAsia="Charis SIL Regular"/>
-          <w:b w:val="0"/>
-          <w:i w:val="0"/>
-          <w:color w:val="0000FF"/>
-          <w:sz w:val="24"/>
-          <w:u w:val="single"/>
-        </w:rPr>
-        <w:t xml:space="preserve"> </w:t>
-      </w:r>
-      <w:r>
-        <w:rPr>
-          <w:rFonts w:ascii="Charis SIL Regular" w:hAnsi="Charis SIL Regular" w:eastAsia="Charis SIL Regular"/>
-          <w:b w:val="0"/>
-          <w:i w:val="0"/>
-          <w:color w:val="0000FF"/>
-          <w:sz w:val="24"/>
-          <w:u w:val="single"/>
-        </w:rPr>
-        <w:hyperlink r:id="rId16" w:history="1">
-          <w:r>
-            <w:rPr>
-              <w:rStyle w:val="Hyperlink"/>
-            </w:rPr>
-            <w:t>G</w:t>
-          </w:r>
-        </w:hyperlink>
-      </w:r>
-      <w:r>
-        <w:rPr>
-          <w:rFonts w:ascii="Charis SIL Regular" w:hAnsi="Charis SIL Regular" w:eastAsia="Charis SIL Regular"/>
-          <w:b w:val="0"/>
-          <w:i w:val="0"/>
-          <w:color w:val="0000FF"/>
-          <w:sz w:val="24"/>
-          <w:u w:val="single"/>
-        </w:rPr>
-        <w:hyperlink r:id="rId16" w:history="1">
-          <w:r>
-            <w:rPr>
-              <w:rStyle w:val="Hyperlink"/>
-            </w:rPr>
-            <w:t>e</w:t>
-          </w:r>
-        </w:hyperlink>
-      </w:r>
-      <w:r>
-        <w:rPr>
-          <w:rFonts w:ascii="Charis SIL Regular" w:hAnsi="Charis SIL Regular" w:eastAsia="Charis SIL Regular"/>
-          <w:b w:val="0"/>
-          <w:i w:val="0"/>
-          <w:color w:val="0000FF"/>
-          <w:sz w:val="24"/>
-          <w:u w:val="single"/>
-        </w:rPr>
-        <w:hyperlink r:id="rId16" w:history="1">
-          <w:r>
-            <w:rPr>
-              <w:rStyle w:val="Hyperlink"/>
-            </w:rPr>
-            <w:t>nootscha</w:t>
-          </w:r>
-        </w:hyperlink>
+        </w:rPr>
+        <w:t>Bataviaasch Genootscha</w:t>
       </w:r>
       <w:r>
         <w:rPr>
@@ -3061,7 +2939,7 @@
           <w:sz w:val="24"/>
           <w:u w:val="single"/>
         </w:rPr>
-        <w:t>Royal Zeeland Scientific Soc</w:t>
+        <w:t>Royal Zeeland Scientific So</w:t>
       </w:r>
       <w:r>
         <w:rPr>
@@ -3072,7 +2950,7 @@
           <w:sz w:val="24"/>
           <w:u w:val="single"/>
         </w:rPr>
-        <w:t>iet</w:t>
+        <w:t>c</w:t>
       </w:r>
       <w:r>
         <w:rPr>
@@ -3081,8 +2959,9 @@
           <w:i w:val="0"/>
           <w:color w:val="0000FF"/>
           <w:sz w:val="24"/>
-        </w:rPr>
-        <w:t>y</w:t>
+          <w:u w:val="single"/>
+        </w:rPr>
+        <w:t>iety</w:t>
       </w:r>
       <w:r>
         <w:br/>

--- a/EXPORTS/DOCX/published/niveau2/English/Science.docx
+++ b/EXPORTS/DOCX/published/niveau2/English/Science.docx
@@ -248,18 +248,7 @@
           <w:color w:val="000000"/>
           <w:sz w:val="24"/>
         </w:rPr>
-        <w:t>the end of the nineteenth century, during which 50 f</w:t>
-      </w:r>
-      <w:r>
-        <w:rPr>
-          <w:u w:val="single" w:color="0000ff"/>
-          <w:rFonts w:ascii="Charis SIL Regular" w:hAnsi="Charis SIL Regular" w:eastAsia="Charis SIL Regular"/>
-          <w:b w:val="0"/>
-          <w:i w:val="0"/>
-          <w:color w:val="000000"/>
-          <w:sz w:val="24"/>
-        </w:rPr>
-        <w:t>orced la</w:t>
+        <w:t>the end of the nineteenth century, during which 50 forced la</w:t>
       </w:r>
       <w:r>
         <w:rPr>
@@ -957,184 +946,7 @@
           <w:sz w:val="24"/>
           <w:u w:val="single"/>
         </w:rPr>
-        <w:hyperlink r:id="rId12" w:history="1">
-          <w:r>
-            <w:rPr>
-              <w:rStyle w:val="Hyperlink"/>
-            </w:rPr>
-            <w:t>Bataviaas</w:t>
-          </w:r>
-        </w:hyperlink>
-      </w:r>
-      <w:r>
-        <w:rPr>
-          <w:rFonts w:ascii="Charis SIL Regular" w:hAnsi="Charis SIL Regular" w:eastAsia="Charis SIL Regular"/>
-          <w:b w:val="0"/>
-          <w:i w:val="0"/>
-          <w:color w:val="0000FF"/>
-          <w:sz w:val="24"/>
-          <w:u w:val="single"/>
-        </w:rPr>
-        <w:hyperlink r:id="rId12" w:history="1">
-          <w:r>
-            <w:rPr>
-              <w:rStyle w:val="Hyperlink"/>
-            </w:rPr>
-            <w:t>c</w:t>
-          </w:r>
-        </w:hyperlink>
-      </w:r>
-      <w:r>
-        <w:rPr>
-          <w:rFonts w:ascii="Charis SIL Regular" w:hAnsi="Charis SIL Regular" w:eastAsia="Charis SIL Regular"/>
-          <w:b w:val="0"/>
-          <w:i w:val="0"/>
-          <w:color w:val="0000FF"/>
-          <w:sz w:val="24"/>
-          <w:u w:val="single"/>
-        </w:rPr>
-        <w:hyperlink r:id="rId12" w:history="1">
-          <w:r>
-            <w:rPr>
-              <w:rStyle w:val="Hyperlink"/>
-            </w:rPr>
-            <w:t>h</w:t>
-          </w:r>
-        </w:hyperlink>
-      </w:r>
-      <w:r>
-        <w:rPr>
-          <w:rFonts w:ascii="Charis SIL Regular" w:hAnsi="Charis SIL Regular" w:eastAsia="Charis SIL Regular"/>
-          <w:b w:val="0"/>
-          <w:i w:val="0"/>
-          <w:color w:val="0000FF"/>
-          <w:sz w:val="24"/>
-          <w:u w:val="single"/>
-        </w:rPr>
-        <w:t xml:space="preserve"> </w:t>
-      </w:r>
-      <w:r>
-        <w:rPr>
-          <w:rFonts w:ascii="Charis SIL Regular" w:hAnsi="Charis SIL Regular" w:eastAsia="Charis SIL Regular"/>
-          <w:b w:val="0"/>
-          <w:i w:val="0"/>
-          <w:color w:val="0000FF"/>
-          <w:sz w:val="24"/>
-          <w:u w:val="single"/>
-        </w:rPr>
-        <w:hyperlink r:id="rId12" w:history="1">
-          <w:r>
-            <w:rPr>
-              <w:rStyle w:val="Hyperlink"/>
-            </w:rPr>
-            <w:t>Genoo</w:t>
-          </w:r>
-        </w:hyperlink>
-      </w:r>
-      <w:r>
-        <w:rPr>
-          <w:rFonts w:ascii="Charis SIL Regular" w:hAnsi="Charis SIL Regular" w:eastAsia="Charis SIL Regular"/>
-          <w:b w:val="0"/>
-          <w:i w:val="0"/>
-          <w:color w:val="0000FF"/>
-          <w:sz w:val="24"/>
-          <w:u w:val="single"/>
-        </w:rPr>
-        <w:hyperlink r:id="rId12" w:history="1">
-          <w:r>
-            <w:rPr>
-              <w:rStyle w:val="Hyperlink"/>
-            </w:rPr>
-            <w:t>t</w:t>
-          </w:r>
-        </w:hyperlink>
-      </w:r>
-      <w:r>
-        <w:rPr>
-          <w:rFonts w:ascii="Charis SIL Regular" w:hAnsi="Charis SIL Regular" w:eastAsia="Charis SIL Regular"/>
-          <w:b w:val="0"/>
-          <w:i w:val="0"/>
-          <w:color w:val="0000FF"/>
-          <w:sz w:val="24"/>
-          <w:u w:val="single"/>
-        </w:rPr>
-        <w:hyperlink r:id="rId12" w:history="1">
-          <w:r>
-            <w:rPr>
-              <w:rStyle w:val="Hyperlink"/>
-            </w:rPr>
-            <w:t>scha</w:t>
-          </w:r>
-        </w:hyperlink>
-      </w:r>
-      <w:r>
-        <w:rPr>
-          <w:rFonts w:ascii="Charis SIL Regular" w:hAnsi="Charis SIL Regular" w:eastAsia="Charis SIL Regular"/>
-          <w:b w:val="0"/>
-          <w:i w:val="0"/>
-          <w:color w:val="0000FF"/>
-          <w:sz w:val="24"/>
-          <w:u w:val="single"/>
-        </w:rPr>
-        <w:hyperlink r:id="rId12" w:history="1">
-          <w:r>
-            <w:rPr>
-              <w:rStyle w:val="Hyperlink"/>
-            </w:rPr>
-            <w:t>p</w:t>
-          </w:r>
-        </w:hyperlink>
-      </w:r>
-      <w:r>
-        <w:rPr>
-          <w:rFonts w:ascii="Charis SIL Regular" w:hAnsi="Charis SIL Regular" w:eastAsia="Charis SIL Regular"/>
-          <w:b w:val="0"/>
-          <w:i w:val="0"/>
-          <w:color w:val="0000FF"/>
-          <w:sz w:val="24"/>
-          <w:u w:val="single"/>
-        </w:rPr>
-        <w:t xml:space="preserve"> </w:t>
-      </w:r>
-      <w:r>
-        <w:rPr>
-          <w:rFonts w:ascii="Charis SIL Regular" w:hAnsi="Charis SIL Regular" w:eastAsia="Charis SIL Regular"/>
-          <w:b w:val="0"/>
-          <w:i w:val="0"/>
-          <w:color w:val="0000FF"/>
-          <w:sz w:val="24"/>
-          <w:u w:val="single"/>
-        </w:rPr>
-        <w:hyperlink r:id="rId11" w:history="1">
-          <w:r>
-            <w:rPr>
-              <w:rStyle w:val="Hyperlink"/>
-            </w:rPr>
-            <w:t>der</w:t>
-          </w:r>
-        </w:hyperlink>
-      </w:r>
-      <w:r>
-        <w:rPr>
-          <w:rFonts w:ascii="Charis SIL Regular" w:hAnsi="Charis SIL Regular" w:eastAsia="Charis SIL Regular"/>
-          <w:b w:val="0"/>
-          <w:i w:val="0"/>
-          <w:color w:val="0000FF"/>
-          <w:sz w:val="24"/>
-          <w:u w:val="single"/>
-        </w:rPr>
-        <w:t xml:space="preserve"> </w:t>
-      </w:r>
-      <w:r>
-        <w:rPr>
-          <w:rFonts w:ascii="Charis SIL Regular" w:hAnsi="Charis SIL Regular" w:eastAsia="Charis SIL Regular"/>
-          <w:b w:val="0"/>
-          <w:i w:val="0"/>
-          <w:color w:val="0000FF"/>
-          <w:sz w:val="24"/>
-          <w:u w:val="single"/>
-        </w:rPr>
-        <w:t>K</w:t>
+        <w:t>Bataviaasch Genootschap der K</w:t>
       </w:r>
       <w:r>
         <w:rPr>
@@ -2276,8 +2088,117 @@
           <w:i w:val="0"/>
           <w:color w:val="0000FF"/>
           <w:sz w:val="24"/>
-        </w:rPr>
-        <w:t>Bataviaasch Genootscha</w:t>
+          <w:u w:val="single"/>
+        </w:rPr>
+        <w:hyperlink r:id="rId12" w:history="1">
+          <w:r>
+            <w:rPr>
+              <w:rStyle w:val="Hyperlink"/>
+            </w:rPr>
+            <w:t>Bataviaa</w:t>
+          </w:r>
+        </w:hyperlink>
+      </w:r>
+      <w:r>
+        <w:rPr>
+          <w:rFonts w:ascii="Charis SIL Regular" w:hAnsi="Charis SIL Regular" w:eastAsia="Charis SIL Regular"/>
+          <w:b w:val="0"/>
+          <w:i w:val="0"/>
+          <w:color w:val="0000FF"/>
+          <w:sz w:val="24"/>
+          <w:u w:val="single"/>
+        </w:rPr>
+        <w:hyperlink r:id="rId12" w:history="1">
+          <w:r>
+            <w:rPr>
+              <w:rStyle w:val="Hyperlink"/>
+            </w:rPr>
+            <w:t>s</w:t>
+          </w:r>
+        </w:hyperlink>
+      </w:r>
+      <w:r>
+        <w:rPr>
+          <w:rFonts w:ascii="Charis SIL Regular" w:hAnsi="Charis SIL Regular" w:eastAsia="Charis SIL Regular"/>
+          <w:b w:val="0"/>
+          <w:i w:val="0"/>
+          <w:color w:val="0000FF"/>
+          <w:sz w:val="24"/>
+          <w:u w:val="single"/>
+        </w:rPr>
+        <w:hyperlink r:id="rId12" w:history="1">
+          <w:r>
+            <w:rPr>
+              <w:rStyle w:val="Hyperlink"/>
+            </w:rPr>
+            <w:t>ch</w:t>
+          </w:r>
+        </w:hyperlink>
+      </w:r>
+      <w:r>
+        <w:rPr>
+          <w:rFonts w:ascii="Charis SIL Regular" w:hAnsi="Charis SIL Regular" w:eastAsia="Charis SIL Regular"/>
+          <w:b w:val="0"/>
+          <w:i w:val="0"/>
+          <w:color w:val="0000FF"/>
+          <w:sz w:val="24"/>
+          <w:u w:val="single"/>
+        </w:rPr>
+        <w:t xml:space="preserve"> </w:t>
+      </w:r>
+      <w:r>
+        <w:rPr>
+          <w:rFonts w:ascii="Charis SIL Regular" w:hAnsi="Charis SIL Regular" w:eastAsia="Charis SIL Regular"/>
+          <w:b w:val="0"/>
+          <w:i w:val="0"/>
+          <w:color w:val="0000FF"/>
+          <w:sz w:val="24"/>
+          <w:u w:val="single"/>
+        </w:rPr>
+        <w:hyperlink r:id="rId12" w:history="1">
+          <w:r>
+            <w:rPr>
+              <w:rStyle w:val="Hyperlink"/>
+            </w:rPr>
+            <w:t>G</w:t>
+          </w:r>
+        </w:hyperlink>
+      </w:r>
+      <w:r>
+        <w:rPr>
+          <w:rFonts w:ascii="Charis SIL Regular" w:hAnsi="Charis SIL Regular" w:eastAsia="Charis SIL Regular"/>
+          <w:b w:val="0"/>
+          <w:i w:val="0"/>
+          <w:color w:val="0000FF"/>
+          <w:sz w:val="24"/>
+          <w:u w:val="single"/>
+        </w:rPr>
+        <w:hyperlink r:id="rId12" w:history="1">
+          <w:r>
+            <w:rPr>
+              <w:rStyle w:val="Hyperlink"/>
+            </w:rPr>
+            <w:t>e</w:t>
+          </w:r>
+        </w:hyperlink>
+      </w:r>
+      <w:r>
+        <w:rPr>
+          <w:rFonts w:ascii="Charis SIL Regular" w:hAnsi="Charis SIL Regular" w:eastAsia="Charis SIL Regular"/>
+          <w:b w:val="0"/>
+          <w:i w:val="0"/>
+          <w:color w:val="0000FF"/>
+          <w:sz w:val="24"/>
+          <w:u w:val="single"/>
+        </w:rPr>
+        <w:hyperlink r:id="rId12" w:history="1">
+          <w:r>
+            <w:rPr>
+              <w:rStyle w:val="Hyperlink"/>
+            </w:rPr>
+            <w:t>nootscha</w:t>
+          </w:r>
+        </w:hyperlink>
       </w:r>
       <w:r>
         <w:rPr>
@@ -3348,9 +3269,36 @@
             <w:rPr>
               <w:rStyle w:val="Hyperlink"/>
             </w:rPr>
-            <w:t>portalfiles</w:t>
+            <w:t>portalfile</w:t>
           </w:r>
         </w:hyperlink>
+      </w:r>
+      <w:r>
+        <w:rPr>
+          <w:rFonts w:ascii="Charis SIL Regular" w:hAnsi="Charis SIL Regular" w:eastAsia="Charis SIL Regular"/>
+          <w:b w:val="0"/>
+          <w:i w:val="0"/>
+          <w:color w:val="0000FF"/>
+          <w:sz w:val="24"/>
+        </w:rPr>
+        <w:hyperlink r:id="rId17" w:history="1">
+          <w:r>
+            <w:rPr>
+              <w:rStyle w:val="Hyperlink"/>
+            </w:rPr>
+            <w:t>s</w:t>
+          </w:r>
+        </w:hyperlink>
+      </w:r>
+      <w:r>
+        <w:rPr>
+          <w:rFonts w:ascii="Charis SIL Regular" w:hAnsi="Charis SIL Regular" w:eastAsia="Charis SIL Regular"/>
+          <w:b w:val="0"/>
+          <w:i w:val="0"/>
+          <w:color w:val="0000FF"/>
+          <w:sz w:val="24"/>
+        </w:rPr>
+        <w:t>/</w:t>
       </w:r>
       <w:r>
         <w:rPr>
@@ -3361,35 +3309,14 @@
           <w:sz w:val="24"/>
           <w:u w:val="single"/>
         </w:rPr>
-        <w:t>/</w:t>
-      </w:r>
-      <w:r>
-        <w:rPr>
-          <w:rFonts w:ascii="Charis SIL Regular" w:hAnsi="Charis SIL Regular" w:eastAsia="Charis SIL Regular"/>
-          <w:b w:val="0"/>
-          <w:i w:val="0"/>
-          <w:color w:val="0000FF"/>
-          <w:sz w:val="24"/>
-          <w:u w:val="single"/>
-        </w:rPr>
         <w:hyperlink r:id="rId17" w:history="1">
           <w:r>
             <w:rPr>
               <w:rStyle w:val="Hyperlink"/>
             </w:rPr>
-            <w:t>portal/1414020</w:t>
+            <w:t xml:space="preserve">portal/1414020/ </w:t>
           </w:r>
         </w:hyperlink>
-      </w:r>
-      <w:r>
-        <w:rPr>
-          <w:rFonts w:ascii="Charis SIL Regular" w:hAnsi="Charis SIL Regular" w:eastAsia="Charis SIL Regular"/>
-          <w:b w:val="0"/>
-          <w:i w:val="0"/>
-          <w:color w:val="0000FF"/>
-          <w:sz w:val="24"/>
-        </w:rPr>
-        <w:t xml:space="preserve">/ </w:t>
       </w:r>
       <w:r>
         <w:br/>
@@ -3468,7 +3395,6 @@
       </w:r>
       <w:r>
         <w:rPr>
-          <w:u w:val="single" w:color="0000ff"/>
           <w:rFonts w:ascii="Charis SIL Regular" w:hAnsi="Charis SIL Regular" w:eastAsia="Charis SIL Regular"/>
           <w:b w:val="0"/>
           <w:i w:val="0"/>
@@ -3493,7 +3419,7 @@
           <w:sz w:val="24"/>
           <w:u w:val="single"/>
         </w:rPr>
-        <w:hyperlink r:id="rId18" w:history="1">
+        <w:hyperlink r:id="rId17" w:history="1">
           <w:r>
             <w:rPr>
               <w:rStyle w:val="Hyperlink"/>
@@ -3522,7 +3448,7 @@
           <w:sz w:val="24"/>
           <w:u w:val="single"/>
         </w:rPr>
-        <w:hyperlink r:id="rId18" w:history="1">
+        <w:hyperlink r:id="rId17" w:history="1">
           <w:r>
             <w:rPr>
               <w:rStyle w:val="Hyperlink"/>
@@ -3540,7 +3466,7 @@
           <w:sz w:val="24"/>
           <w:u w:val="single"/>
         </w:rPr>
-        <w:hyperlink r:id="rId18" w:history="1">
+        <w:hyperlink r:id="rId17" w:history="1">
           <w:r>
             <w:rPr>
               <w:rStyle w:val="Hyperlink"/>
@@ -3551,13 +3477,21 @@
       </w:r>
       <w:r>
         <w:rPr>
+          <w:u w:val="single" w:color="0000ff"/>
           <w:rFonts w:ascii="Charis SIL Regular" w:hAnsi="Charis SIL Regular" w:eastAsia="Charis SIL Regular"/>
           <w:b w:val="0"/>
           <w:i w:val="0"/>
           <w:color w:val="000000"/>
           <w:sz w:val="24"/>
         </w:rPr>
-        <w:t xml:space="preserve">, </w:t>
+        <w:hyperlink r:id="rId17" w:history="1">
+          <w:r>
+            <w:rPr>
+              <w:rStyle w:val="Hyperlink"/>
+            </w:rPr>
+            <w:t xml:space="preserve">, </w:t>
+          </w:r>
+        </w:hyperlink>
       </w:r>
       <w:r>
         <w:rPr>
@@ -3568,7 +3502,7 @@
           <w:sz w:val="24"/>
           <w:u w:val="single"/>
         </w:rPr>
-        <w:hyperlink r:id="rId19" w:history="1">
+        <w:hyperlink r:id="rId18" w:history="1">
           <w:r>
             <w:rPr>
               <w:rStyle w:val="Hyperlink"/>
@@ -3597,7 +3531,7 @@
           <w:sz w:val="24"/>
           <w:u w:val="single"/>
         </w:rPr>
-        <w:hyperlink r:id="rId19" w:history="1">
+        <w:hyperlink r:id="rId18" w:history="1">
           <w:r>
             <w:rPr>
               <w:rStyle w:val="Hyperlink"/>
@@ -3718,7 +3652,7 @@
           <w:sz w:val="24"/>
           <w:u w:val="single"/>
         </w:rPr>
-        <w:hyperlink r:id="rId20" w:history="1">
+        <w:hyperlink r:id="rId19" w:history="1">
           <w:r>
             <w:rPr>
               <w:rStyle w:val="Hyperlink"/>
@@ -3747,7 +3681,7 @@
           <w:sz w:val="24"/>
           <w:u w:val="single"/>
         </w:rPr>
-        <w:hyperlink r:id="rId20" w:history="1">
+        <w:hyperlink r:id="rId19" w:history="1">
           <w:r>
             <w:rPr>
               <w:rStyle w:val="Hyperlink"/>
@@ -3775,7 +3709,7 @@
           <w:sz w:val="24"/>
           <w:u w:val="single"/>
         </w:rPr>
-        <w:hyperlink r:id="rId21" w:history="1">
+        <w:hyperlink r:id="rId20" w:history="1">
           <w:r>
             <w:rPr>
               <w:rStyle w:val="Hyperlink"/>
@@ -3793,7 +3727,7 @@
           <w:sz w:val="24"/>
           <w:u w:val="single"/>
         </w:rPr>
-        <w:hyperlink r:id="rId21" w:history="1">
+        <w:hyperlink r:id="rId20" w:history="1">
           <w:r>
             <w:rPr>
               <w:rStyle w:val="Hyperlink"/>
@@ -3811,7 +3745,7 @@
           <w:sz w:val="24"/>
           <w:u w:val="single"/>
         </w:rPr>
-        <w:hyperlink r:id="rId21" w:history="1">
+        <w:hyperlink r:id="rId20" w:history="1">
           <w:r>
             <w:rPr>
               <w:rStyle w:val="Hyperlink"/>
@@ -3929,7 +3863,7 @@
           <w:sz w:val="24"/>
           <w:u w:val="single"/>
         </w:rPr>
-        <w:hyperlink r:id="rId22" w:history="1">
+        <w:hyperlink r:id="rId21" w:history="1">
           <w:r>
             <w:rPr>
               <w:rStyle w:val="Hyperlink"/>
@@ -3958,7 +3892,7 @@
           <w:sz w:val="24"/>
           <w:u w:val="single"/>
         </w:rPr>
-        <w:hyperlink r:id="rId22" w:history="1">
+        <w:hyperlink r:id="rId21" w:history="1">
           <w:r>
             <w:rPr>
               <w:rStyle w:val="Hyperlink"/>
@@ -3986,7 +3920,7 @@
           <w:sz w:val="24"/>
           <w:u w:val="single"/>
         </w:rPr>
-        <w:hyperlink r:id="rId23" w:history="1">
+        <w:hyperlink r:id="rId22" w:history="1">
           <w:r>
             <w:rPr>
               <w:rStyle w:val="Hyperlink"/>
@@ -4004,7 +3938,7 @@
           <w:sz w:val="24"/>
           <w:u w:val="single"/>
         </w:rPr>
-        <w:hyperlink r:id="rId23" w:history="1">
+        <w:hyperlink r:id="rId22" w:history="1">
           <w:r>
             <w:rPr>
               <w:rStyle w:val="Hyperlink"/>
@@ -4022,7 +3956,7 @@
           <w:sz w:val="24"/>
           <w:u w:val="single"/>
         </w:rPr>
-        <w:hyperlink r:id="rId23" w:history="1">
+        <w:hyperlink r:id="rId22" w:history="1">
           <w:r>
             <w:rPr>
               <w:rStyle w:val="Hyperlink"/>
@@ -4040,7 +3974,7 @@
           <w:sz w:val="24"/>
           <w:u w:val="single"/>
         </w:rPr>
-        <w:hyperlink r:id="rId23" w:history="1">
+        <w:hyperlink r:id="rId22" w:history="1">
           <w:r>
             <w:rPr>
               <w:rStyle w:val="Hyperlink"/>

--- a/EXPORTS/DOCX/published/niveau2/English/Science.docx
+++ b/EXPORTS/DOCX/published/niveau2/English/Science.docx
@@ -248,7 +248,25 @@
           <w:color w:val="000000"/>
           <w:sz w:val="24"/>
         </w:rPr>
-        <w:t>the end of the nineteenth century, during which 50 forced la</w:t>
+        <w:t>the end of the nineteenth century, during which 50 f</w:t>
+      </w:r>
+      <w:r>
+        <w:rPr>
+          <w:u w:val="single" w:color="0000ff"/>
+          <w:rFonts w:ascii="Charis SIL Regular" w:hAnsi="Charis SIL Regular" w:eastAsia="Charis SIL Regular"/>
+          <w:b w:val="0"/>
+          <w:i w:val="0"/>
+          <w:color w:val="000000"/>
+          <w:sz w:val="24"/>
+        </w:rPr>
+        <w:hyperlink r:id="rId9" w:history="1">
+          <w:r>
+            <w:rPr>
+              <w:rStyle w:val="Hyperlink"/>
+            </w:rPr>
+            <w:t>orced la</w:t>
+          </w:r>
+        </w:hyperlink>
       </w:r>
       <w:r>
         <w:rPr>
@@ -924,18 +942,7 @@
           <w:color w:val="000000"/>
           <w:sz w:val="24"/>
         </w:rPr>
-        <w:t>and the</w:t>
-      </w:r>
-      <w:r>
-        <w:rPr>
-          <w:u w:val="single" w:color="0000ff"/>
-          <w:rFonts w:ascii="Charis SIL Regular" w:hAnsi="Charis SIL Regular" w:eastAsia="Charis SIL Regular"/>
-          <w:b w:val="0"/>
-          <w:i w:val="0"/>
-          <w:color w:val="000000"/>
-          <w:sz w:val="24"/>
-        </w:rPr>
-        <w:t xml:space="preserve"> </w:t>
+        <w:t xml:space="preserve">and the </w:t>
       </w:r>
       <w:r>
         <w:rPr>
@@ -946,7 +953,191 @@
           <w:sz w:val="24"/>
           <w:u w:val="single"/>
         </w:rPr>
-        <w:t>Bataviaasch Genootschap der K</w:t>
+        <w:hyperlink r:id="rId12" w:history="1">
+          <w:r>
+            <w:rPr>
+              <w:rStyle w:val="Hyperlink"/>
+            </w:rPr>
+            <w:t>Bataviaas</w:t>
+          </w:r>
+        </w:hyperlink>
+      </w:r>
+      <w:r>
+        <w:rPr>
+          <w:rFonts w:ascii="Charis SIL Regular" w:hAnsi="Charis SIL Regular" w:eastAsia="Charis SIL Regular"/>
+          <w:b w:val="0"/>
+          <w:i w:val="0"/>
+          <w:color w:val="0000FF"/>
+          <w:sz w:val="24"/>
+          <w:u w:val="single"/>
+        </w:rPr>
+        <w:hyperlink r:id="rId12" w:history="1">
+          <w:r>
+            <w:rPr>
+              <w:rStyle w:val="Hyperlink"/>
+            </w:rPr>
+            <w:t>c</w:t>
+          </w:r>
+        </w:hyperlink>
+      </w:r>
+      <w:r>
+        <w:rPr>
+          <w:rFonts w:ascii="Charis SIL Regular" w:hAnsi="Charis SIL Regular" w:eastAsia="Charis SIL Regular"/>
+          <w:b w:val="0"/>
+          <w:i w:val="0"/>
+          <w:color w:val="0000FF"/>
+          <w:sz w:val="24"/>
+          <w:u w:val="single"/>
+        </w:rPr>
+        <w:hyperlink r:id="rId12" w:history="1">
+          <w:r>
+            <w:rPr>
+              <w:rStyle w:val="Hyperlink"/>
+            </w:rPr>
+            <w:t>h</w:t>
+          </w:r>
+        </w:hyperlink>
+      </w:r>
+      <w:r>
+        <w:rPr>
+          <w:rFonts w:ascii="Charis SIL Regular" w:hAnsi="Charis SIL Regular" w:eastAsia="Charis SIL Regular"/>
+          <w:b w:val="0"/>
+          <w:i w:val="0"/>
+          <w:color w:val="0000FF"/>
+          <w:sz w:val="24"/>
+          <w:u w:val="single"/>
+        </w:rPr>
+        <w:t xml:space="preserve"> </w:t>
+      </w:r>
+      <w:r>
+        <w:rPr>
+          <w:rFonts w:ascii="Charis SIL Regular" w:hAnsi="Charis SIL Regular" w:eastAsia="Charis SIL Regular"/>
+          <w:b w:val="0"/>
+          <w:i w:val="0"/>
+          <w:color w:val="0000FF"/>
+          <w:sz w:val="24"/>
+          <w:u w:val="single"/>
+        </w:rPr>
+        <w:hyperlink r:id="rId12" w:history="1">
+          <w:r>
+            <w:rPr>
+              <w:rStyle w:val="Hyperlink"/>
+            </w:rPr>
+            <w:t>Genoo</w:t>
+          </w:r>
+        </w:hyperlink>
+      </w:r>
+      <w:r>
+        <w:rPr>
+          <w:rFonts w:ascii="Charis SIL Regular" w:hAnsi="Charis SIL Regular" w:eastAsia="Charis SIL Regular"/>
+          <w:b w:val="0"/>
+          <w:i w:val="0"/>
+          <w:color w:val="0000FF"/>
+          <w:sz w:val="24"/>
+          <w:u w:val="single"/>
+        </w:rPr>
+        <w:hyperlink r:id="rId12" w:history="1">
+          <w:r>
+            <w:rPr>
+              <w:rStyle w:val="Hyperlink"/>
+            </w:rPr>
+            <w:t>t</w:t>
+          </w:r>
+        </w:hyperlink>
+      </w:r>
+      <w:r>
+        <w:rPr>
+          <w:rFonts w:ascii="Charis SIL Regular" w:hAnsi="Charis SIL Regular" w:eastAsia="Charis SIL Regular"/>
+          <w:b w:val="0"/>
+          <w:i w:val="0"/>
+          <w:color w:val="0000FF"/>
+          <w:sz w:val="24"/>
+          <w:u w:val="single"/>
+        </w:rPr>
+        <w:hyperlink r:id="rId12" w:history="1">
+          <w:r>
+            <w:rPr>
+              <w:rStyle w:val="Hyperlink"/>
+            </w:rPr>
+            <w:t>scha</w:t>
+          </w:r>
+        </w:hyperlink>
+      </w:r>
+      <w:r>
+        <w:rPr>
+          <w:rFonts w:ascii="Charis SIL Regular" w:hAnsi="Charis SIL Regular" w:eastAsia="Charis SIL Regular"/>
+          <w:b w:val="0"/>
+          <w:i w:val="0"/>
+          <w:color w:val="0000FF"/>
+          <w:sz w:val="24"/>
+          <w:u w:val="single"/>
+        </w:rPr>
+        <w:hyperlink r:id="rId12" w:history="1">
+          <w:r>
+            <w:rPr>
+              <w:rStyle w:val="Hyperlink"/>
+            </w:rPr>
+            <w:t>p</w:t>
+          </w:r>
+        </w:hyperlink>
+      </w:r>
+      <w:r>
+        <w:rPr>
+          <w:rFonts w:ascii="Charis SIL Regular" w:hAnsi="Charis SIL Regular" w:eastAsia="Charis SIL Regular"/>
+          <w:b w:val="0"/>
+          <w:i w:val="0"/>
+          <w:color w:val="0000FF"/>
+          <w:sz w:val="24"/>
+          <w:u w:val="single"/>
+        </w:rPr>
+        <w:t xml:space="preserve"> </w:t>
+      </w:r>
+      <w:r>
+        <w:rPr>
+          <w:rFonts w:ascii="Charis SIL Regular" w:hAnsi="Charis SIL Regular" w:eastAsia="Charis SIL Regular"/>
+          <w:b w:val="0"/>
+          <w:i w:val="0"/>
+          <w:color w:val="0000FF"/>
+          <w:sz w:val="24"/>
+          <w:u w:val="single"/>
+        </w:rPr>
+        <w:hyperlink r:id="rId12" w:history="1">
+          <w:r>
+            <w:rPr>
+              <w:rStyle w:val="Hyperlink"/>
+            </w:rPr>
+            <w:t>der</w:t>
+          </w:r>
+        </w:hyperlink>
+      </w:r>
+      <w:r>
+        <w:rPr>
+          <w:rFonts w:ascii="Charis SIL Regular" w:hAnsi="Charis SIL Regular" w:eastAsia="Charis SIL Regular"/>
+          <w:b w:val="0"/>
+          <w:i w:val="0"/>
+          <w:color w:val="0000FF"/>
+          <w:sz w:val="24"/>
+          <w:u w:val="single"/>
+        </w:rPr>
+        <w:t xml:space="preserve"> </w:t>
+      </w:r>
+      <w:r>
+        <w:rPr>
+          <w:rFonts w:ascii="Charis SIL Regular" w:hAnsi="Charis SIL Regular" w:eastAsia="Charis SIL Regular"/>
+          <w:b w:val="0"/>
+          <w:i w:val="0"/>
+          <w:color w:val="0000FF"/>
+          <w:sz w:val="24"/>
+          <w:u w:val="single"/>
+        </w:rPr>
+        <w:hyperlink r:id="rId12" w:history="1">
+          <w:r>
+            <w:rPr>
+              <w:rStyle w:val="Hyperlink"/>
+            </w:rPr>
+            <w:t>K</w:t>
+          </w:r>
+        </w:hyperlink>
       </w:r>
       <w:r>
         <w:rPr>
@@ -1004,7 +1195,7 @@
           <w:sz w:val="24"/>
           <w:u w:val="single"/>
         </w:rPr>
-        <w:hyperlink r:id="rId12" w:history="1">
+        <w:hyperlink r:id="rId11" w:history="1">
           <w:r>
             <w:rPr>
               <w:rStyle w:val="Hyperlink"/>
@@ -1022,7 +1213,7 @@
           <w:sz w:val="24"/>
           <w:u w:val="single"/>
         </w:rPr>
-        <w:hyperlink r:id="rId12" w:history="1">
+        <w:hyperlink r:id="rId11" w:history="1">
           <w:r>
             <w:rPr>
               <w:rStyle w:val="Hyperlink"/>
@@ -1096,147 +1287,7 @@
           <w:color w:val="000000"/>
           <w:sz w:val="24"/>
         </w:rPr>
-        <w:t>Netherla</w:t>
-      </w:r>
-      <w:r>
-        <w:rPr>
-          <w:u w:val="single" w:color="0000ff"/>
-          <w:rFonts w:ascii="Charis SIL Regular" w:hAnsi="Charis SIL Regular" w:eastAsia="Charis SIL Regular"/>
-          <w:b w:val="0"/>
-          <w:i w:val="0"/>
-          <w:color w:val="000000"/>
-          <w:sz w:val="24"/>
-        </w:rPr>
-        <w:hyperlink r:id="rId12" w:history="1">
-          <w:r>
-            <w:rPr>
-              <w:rStyle w:val="Hyperlink"/>
-            </w:rPr>
-            <w:t>nds Academ</w:t>
-          </w:r>
-        </w:hyperlink>
-      </w:r>
-      <w:r>
-        <w:rPr>
-          <w:u w:val="single" w:color="0000ff"/>
-          <w:rFonts w:ascii="Charis SIL Regular" w:hAnsi="Charis SIL Regular" w:eastAsia="Charis SIL Regular"/>
-          <w:b w:val="0"/>
-          <w:i w:val="0"/>
-          <w:color w:val="000000"/>
-          <w:sz w:val="24"/>
-        </w:rPr>
-        <w:hyperlink r:id="rId12" w:history="1">
-          <w:r>
-            <w:rPr>
-              <w:rStyle w:val="Hyperlink"/>
-            </w:rPr>
-            <w:t>y of Arts and</w:t>
-          </w:r>
-        </w:hyperlink>
-      </w:r>
-      <w:r>
-        <w:rPr>
-          <w:u w:val="single" w:color="0000ff"/>
-          <w:rFonts w:ascii="Charis SIL Regular" w:hAnsi="Charis SIL Regular" w:eastAsia="Charis SIL Regular"/>
-          <w:b w:val="0"/>
-          <w:i w:val="0"/>
-          <w:color w:val="000000"/>
-          <w:sz w:val="24"/>
-        </w:rPr>
-        <w:t xml:space="preserve"> </w:t>
-      </w:r>
-      <w:r>
-        <w:rPr>
-          <w:u w:val="single" w:color="0000ff"/>
-          <w:rFonts w:ascii="Charis SIL Regular" w:hAnsi="Charis SIL Regular" w:eastAsia="Charis SIL Regular"/>
-          <w:b w:val="0"/>
-          <w:i w:val="0"/>
-          <w:color w:val="000000"/>
-          <w:sz w:val="24"/>
-        </w:rPr>
-        <w:hyperlink r:id="rId12" w:history="1">
-          <w:r>
-            <w:rPr>
-              <w:rStyle w:val="Hyperlink"/>
-            </w:rPr>
-            <w:t>Sci</w:t>
-          </w:r>
-        </w:hyperlink>
-      </w:r>
-      <w:r>
-        <w:rPr>
-          <w:u w:val="single" w:color="0000ff"/>
-          <w:rFonts w:ascii="Charis SIL Regular" w:hAnsi="Charis SIL Regular" w:eastAsia="Charis SIL Regular"/>
-          <w:b w:val="0"/>
-          <w:i w:val="0"/>
-          <w:color w:val="000000"/>
-          <w:sz w:val="24"/>
-        </w:rPr>
-        <w:hyperlink r:id="rId12" w:history="1">
-          <w:r>
-            <w:rPr>
-              <w:rStyle w:val="Hyperlink"/>
-            </w:rPr>
-            <w:t>e</w:t>
-          </w:r>
-        </w:hyperlink>
-      </w:r>
-      <w:r>
-        <w:rPr>
-          <w:u w:val="single" w:color="0000ff"/>
-          <w:rFonts w:ascii="Charis SIL Regular" w:hAnsi="Charis SIL Regular" w:eastAsia="Charis SIL Regular"/>
-          <w:b w:val="0"/>
-          <w:i w:val="0"/>
-          <w:color w:val="000000"/>
-          <w:sz w:val="24"/>
-        </w:rPr>
-        <w:hyperlink r:id="rId12" w:history="1">
-          <w:r>
-            <w:rPr>
-              <w:rStyle w:val="Hyperlink"/>
-            </w:rPr>
-            <w:t>nces (K</w:t>
-          </w:r>
-        </w:hyperlink>
-      </w:r>
-      <w:r>
-        <w:rPr>
-          <w:u w:val="single" w:color="0000ff"/>
-          <w:rFonts w:ascii="Charis SIL Regular" w:hAnsi="Charis SIL Regular" w:eastAsia="Charis SIL Regular"/>
-          <w:b w:val="0"/>
-          <w:i w:val="0"/>
-          <w:color w:val="000000"/>
-          <w:sz w:val="24"/>
-        </w:rPr>
-        <w:t>N</w:t>
-      </w:r>
-      <w:r>
-        <w:rPr>
-          <w:u w:val="single" w:color="0000ff"/>
-          <w:rFonts w:ascii="Charis SIL Regular" w:hAnsi="Charis SIL Regular" w:eastAsia="Charis SIL Regular"/>
-          <w:b w:val="0"/>
-          <w:i w:val="0"/>
-          <w:color w:val="000000"/>
-          <w:sz w:val="24"/>
-        </w:rPr>
-        <w:hyperlink r:id="rId12" w:history="1">
-          <w:r>
-            <w:rPr>
-              <w:rStyle w:val="Hyperlink"/>
-            </w:rPr>
-            <w:t>A</w:t>
-          </w:r>
-        </w:hyperlink>
-      </w:r>
-      <w:r>
-        <w:rPr>
-          <w:rFonts w:ascii="Charis SIL Regular" w:hAnsi="Charis SIL Regular" w:eastAsia="Charis SIL Regular"/>
-          <w:b w:val="0"/>
-          <w:i w:val="0"/>
-          <w:color w:val="000000"/>
-          <w:sz w:val="24"/>
-        </w:rPr>
-        <w:t>W</w:t>
+        <w:t>Netherlands Academy of Arts and Sciences (KNAW</w:t>
       </w:r>
       <w:r>
         <w:rPr>
@@ -2088,117 +2139,8 @@
           <w:i w:val="0"/>
           <w:color w:val="0000FF"/>
           <w:sz w:val="24"/>
-          <w:u w:val="single"/>
         </w:rPr>
-        <w:hyperlink r:id="rId12" w:history="1">
-          <w:r>
-            <w:rPr>
-              <w:rStyle w:val="Hyperlink"/>
-            </w:rPr>
-            <w:t>Bataviaa</w:t>
-          </w:r>
-        </w:hyperlink>
-      </w:r>
-      <w:r>
-        <w:rPr>
-          <w:rFonts w:ascii="Charis SIL Regular" w:hAnsi="Charis SIL Regular" w:eastAsia="Charis SIL Regular"/>
-          <w:b w:val="0"/>
-          <w:i w:val="0"/>
-          <w:color w:val="0000FF"/>
-          <w:sz w:val="24"/>
-          <w:u w:val="single"/>
-        </w:rPr>
-        <w:hyperlink r:id="rId12" w:history="1">
-          <w:r>
-            <w:rPr>
-              <w:rStyle w:val="Hyperlink"/>
-            </w:rPr>
-            <w:t>s</w:t>
-          </w:r>
-        </w:hyperlink>
-      </w:r>
-      <w:r>
-        <w:rPr>
-          <w:rFonts w:ascii="Charis SIL Regular" w:hAnsi="Charis SIL Regular" w:eastAsia="Charis SIL Regular"/>
-          <w:b w:val="0"/>
-          <w:i w:val="0"/>
-          <w:color w:val="0000FF"/>
-          <w:sz w:val="24"/>
-          <w:u w:val="single"/>
-        </w:rPr>
-        <w:hyperlink r:id="rId12" w:history="1">
-          <w:r>
-            <w:rPr>
-              <w:rStyle w:val="Hyperlink"/>
-            </w:rPr>
-            <w:t>ch</w:t>
-          </w:r>
-        </w:hyperlink>
-      </w:r>
-      <w:r>
-        <w:rPr>
-          <w:rFonts w:ascii="Charis SIL Regular" w:hAnsi="Charis SIL Regular" w:eastAsia="Charis SIL Regular"/>
-          <w:b w:val="0"/>
-          <w:i w:val="0"/>
-          <w:color w:val="0000FF"/>
-          <w:sz w:val="24"/>
-          <w:u w:val="single"/>
-        </w:rPr>
-        <w:t xml:space="preserve"> </w:t>
-      </w:r>
-      <w:r>
-        <w:rPr>
-          <w:rFonts w:ascii="Charis SIL Regular" w:hAnsi="Charis SIL Regular" w:eastAsia="Charis SIL Regular"/>
-          <w:b w:val="0"/>
-          <w:i w:val="0"/>
-          <w:color w:val="0000FF"/>
-          <w:sz w:val="24"/>
-          <w:u w:val="single"/>
-        </w:rPr>
-        <w:hyperlink r:id="rId12" w:history="1">
-          <w:r>
-            <w:rPr>
-              <w:rStyle w:val="Hyperlink"/>
-            </w:rPr>
-            <w:t>G</w:t>
-          </w:r>
-        </w:hyperlink>
-      </w:r>
-      <w:r>
-        <w:rPr>
-          <w:rFonts w:ascii="Charis SIL Regular" w:hAnsi="Charis SIL Regular" w:eastAsia="Charis SIL Regular"/>
-          <w:b w:val="0"/>
-          <w:i w:val="0"/>
-          <w:color w:val="0000FF"/>
-          <w:sz w:val="24"/>
-          <w:u w:val="single"/>
-        </w:rPr>
-        <w:hyperlink r:id="rId12" w:history="1">
-          <w:r>
-            <w:rPr>
-              <w:rStyle w:val="Hyperlink"/>
-            </w:rPr>
-            <w:t>e</w:t>
-          </w:r>
-        </w:hyperlink>
-      </w:r>
-      <w:r>
-        <w:rPr>
-          <w:rFonts w:ascii="Charis SIL Regular" w:hAnsi="Charis SIL Regular" w:eastAsia="Charis SIL Regular"/>
-          <w:b w:val="0"/>
-          <w:i w:val="0"/>
-          <w:color w:val="0000FF"/>
-          <w:sz w:val="24"/>
-          <w:u w:val="single"/>
-        </w:rPr>
-        <w:hyperlink r:id="rId12" w:history="1">
-          <w:r>
-            <w:rPr>
-              <w:rStyle w:val="Hyperlink"/>
-            </w:rPr>
-            <w:t>nootscha</w:t>
-          </w:r>
-        </w:hyperlink>
+        <w:t>Bataviaasch Genootscha</w:t>
       </w:r>
       <w:r>
         <w:rPr>
@@ -3269,7 +3211,7 @@
             <w:rPr>
               <w:rStyle w:val="Hyperlink"/>
             </w:rPr>
-            <w:t>portalfile</w:t>
+            <w:t>portalfiles</w:t>
           </w:r>
         </w:hyperlink>
       </w:r>
@@ -3280,23 +3222,7 @@
           <w:i w:val="0"/>
           <w:color w:val="0000FF"/>
           <w:sz w:val="24"/>
-        </w:rPr>
-        <w:hyperlink r:id="rId17" w:history="1">
-          <w:r>
-            <w:rPr>
-              <w:rStyle w:val="Hyperlink"/>
-            </w:rPr>
-            <w:t>s</w:t>
-          </w:r>
-        </w:hyperlink>
-      </w:r>
-      <w:r>
-        <w:rPr>
-          <w:rFonts w:ascii="Charis SIL Regular" w:hAnsi="Charis SIL Regular" w:eastAsia="Charis SIL Regular"/>
-          <w:b w:val="0"/>
-          <w:i w:val="0"/>
-          <w:color w:val="0000FF"/>
-          <w:sz w:val="24"/>
+          <w:u w:val="single"/>
         </w:rPr>
         <w:t>/</w:t>
       </w:r>
@@ -3314,9 +3240,19 @@
             <w:rPr>
               <w:rStyle w:val="Hyperlink"/>
             </w:rPr>
-            <w:t xml:space="preserve">portal/1414020/ </w:t>
+            <w:t>portal/1414020</w:t>
           </w:r>
         </w:hyperlink>
+      </w:r>
+      <w:r>
+        <w:rPr>
+          <w:rFonts w:ascii="Charis SIL Regular" w:hAnsi="Charis SIL Regular" w:eastAsia="Charis SIL Regular"/>
+          <w:b w:val="0"/>
+          <w:i w:val="0"/>
+          <w:color w:val="0000FF"/>
+          <w:sz w:val="24"/>
+        </w:rPr>
+        <w:t xml:space="preserve">/ </w:t>
       </w:r>
       <w:r>
         <w:br/>
@@ -3395,88 +3331,6 @@
       </w:r>
       <w:r>
         <w:rPr>
-          <w:rFonts w:ascii="Charis SIL Regular" w:hAnsi="Charis SIL Regular" w:eastAsia="Charis SIL Regular"/>
-          <w:b w:val="0"/>
-          <w:i w:val="0"/>
-          <w:color w:val="000000"/>
-          <w:sz w:val="24"/>
-        </w:rPr>
-        <w:hyperlink r:id="rId17" w:history="1">
-          <w:r>
-            <w:rPr>
-              <w:rStyle w:val="Hyperlink"/>
-            </w:rPr>
-            <w:t xml:space="preserve">, </w:t>
-          </w:r>
-        </w:hyperlink>
-      </w:r>
-      <w:r>
-        <w:rPr>
-          <w:rFonts w:ascii="Charis SIL Regular" w:hAnsi="Charis SIL Regular" w:eastAsia="Charis SIL Regular"/>
-          <w:b w:val="0"/>
-          <w:i w:val="0"/>
-          <w:color w:val="0000FF"/>
-          <w:sz w:val="24"/>
-          <w:u w:val="single"/>
-        </w:rPr>
-        <w:hyperlink r:id="rId17" w:history="1">
-          <w:r>
-            <w:rPr>
-              <w:rStyle w:val="Hyperlink"/>
-            </w:rPr>
-            <w:t>ISBN</w:t>
-          </w:r>
-        </w:hyperlink>
-      </w:r>
-      <w:r>
-        <w:rPr>
-          <w:rFonts w:ascii="Charis SIL Regular" w:hAnsi="Charis SIL Regular" w:eastAsia="Charis SIL Regular"/>
-          <w:b w:val="0"/>
-          <w:i w:val="0"/>
-          <w:color w:val="0000FF"/>
-          <w:sz w:val="24"/>
-          <w:u w:val="single"/>
-        </w:rPr>
-        <w:t xml:space="preserve"> </w:t>
-      </w:r>
-      <w:r>
-        <w:rPr>
-          <w:rFonts w:ascii="Charis SIL Regular" w:hAnsi="Charis SIL Regular" w:eastAsia="Charis SIL Regular"/>
-          <w:b w:val="0"/>
-          <w:i w:val="0"/>
-          <w:color w:val="0000FF"/>
-          <w:sz w:val="24"/>
-          <w:u w:val="single"/>
-        </w:rPr>
-        <w:hyperlink r:id="rId17" w:history="1">
-          <w:r>
-            <w:rPr>
-              <w:rStyle w:val="Hyperlink"/>
-            </w:rPr>
-            <w:t>9</w:t>
-          </w:r>
-        </w:hyperlink>
-      </w:r>
-      <w:r>
-        <w:rPr>
-          <w:rFonts w:ascii="Charis SIL Regular" w:hAnsi="Charis SIL Regular" w:eastAsia="Charis SIL Regular"/>
-          <w:b w:val="0"/>
-          <w:i w:val="0"/>
-          <w:color w:val="0000FF"/>
-          <w:sz w:val="24"/>
-          <w:u w:val="single"/>
-        </w:rPr>
-        <w:hyperlink r:id="rId17" w:history="1">
-          <w:r>
-            <w:rPr>
-              <w:rStyle w:val="Hyperlink"/>
-            </w:rPr>
-            <w:t>789004257870</w:t>
-          </w:r>
-        </w:hyperlink>
-      </w:r>
-      <w:r>
-        <w:rPr>
           <w:u w:val="single" w:color="0000ff"/>
           <w:rFonts w:ascii="Charis SIL Regular" w:hAnsi="Charis SIL Regular" w:eastAsia="Charis SIL Regular"/>
           <w:b w:val="0"/>
@@ -3507,7 +3361,7 @@
             <w:rPr>
               <w:rStyle w:val="Hyperlink"/>
             </w:rPr>
-            <w:t>WorldCat</w:t>
+            <w:t>ISBN</w:t>
           </w:r>
         </w:hyperlink>
       </w:r>
@@ -3536,20 +3390,28 @@
             <w:rPr>
               <w:rStyle w:val="Hyperlink"/>
             </w:rPr>
-            <w:t>858749398</w:t>
+            <w:t>9</w:t>
           </w:r>
         </w:hyperlink>
       </w:r>
-    </w:p>
-    <w:p>
-      <w:pPr>
-        <w:autoSpaceDN w:val="0"/>
-        <w:autoSpaceDE w:val="0"/>
-        <w:widowControl/>
-        <w:spacing w:line="352" w:lineRule="exact" w:before="176" w:after="0"/>
-        <w:ind w:left="0" w:right="0" w:firstLine="0"/>
-        <w:jc w:val="left"/>
-      </w:pPr>
+      <w:r>
+        <w:rPr>
+          <w:rFonts w:ascii="Charis SIL Regular" w:hAnsi="Charis SIL Regular" w:eastAsia="Charis SIL Regular"/>
+          <w:b w:val="0"/>
+          <w:i w:val="0"/>
+          <w:color w:val="0000FF"/>
+          <w:sz w:val="24"/>
+          <w:u w:val="single"/>
+        </w:rPr>
+        <w:hyperlink r:id="rId18" w:history="1">
+          <w:r>
+            <w:rPr>
+              <w:rStyle w:val="Hyperlink"/>
+            </w:rPr>
+            <w:t>789004257870</w:t>
+          </w:r>
+        </w:hyperlink>
+      </w:r>
       <w:r>
         <w:rPr>
           <w:rFonts w:ascii="Charis SIL Regular" w:hAnsi="Charis SIL Regular" w:eastAsia="Charis SIL Regular"/>
@@ -3558,91 +3420,8 @@
           <w:color w:val="000000"/>
           <w:sz w:val="24"/>
         </w:rPr>
-        <w:t>Book:</w:t>
-      </w:r>
-    </w:p>
-    <w:p>
-      <w:pPr>
-        <w:autoSpaceDN w:val="0"/>
-        <w:autoSpaceDE w:val="0"/>
-        <w:widowControl/>
-        <w:spacing w:line="288" w:lineRule="exact" w:before="240" w:after="0"/>
-        <w:ind w:left="800" w:right="864" w:firstLine="0"/>
-        <w:jc w:val="left"/>
-      </w:pPr>
-      <w:r>
-        <w:rPr>
-          <w:rFonts w:ascii="Charis SIL Italic" w:hAnsi="Charis SIL Italic" w:eastAsia="Charis SIL Italic"/>
-          <w:b w:val="0"/>
-          <w:i/>
-          <w:color w:val="000000"/>
-          <w:sz w:val="24"/>
-        </w:rPr>
-        <w:t>Holthuis, Lipke. 1820 - 1958</w:t>
-      </w:r>
-      <w:r>
-        <w:rPr>
-          <w:rFonts w:ascii="Charis SIL Italic" w:hAnsi="Charis SIL Italic" w:eastAsia="Charis SIL Italic"/>
-          <w:b w:val="0"/>
-          <w:i/>
-          <w:color w:val="000000"/>
-          <w:sz w:val="24"/>
-        </w:rPr>
-        <w:t>: Rijksmuseum van Natuurlijke Historie, 1995.</w:t>
-      </w:r>
-      <w:r>
-        <w:rPr>
-          <w:rFonts w:ascii="Charis SIL Italic" w:hAnsi="Charis SIL Italic" w:eastAsia="Charis SIL Italic"/>
-          <w:b w:val="0"/>
-          <w:i/>
-          <w:color w:val="000000"/>
-          <w:sz w:val="24"/>
-        </w:rPr>
-        <w:t xml:space="preserve">Book </w:t>
-      </w:r>
-      <w:r>
-        <w:rPr>
-          <w:rFonts w:ascii="Charis SIL Italic" w:hAnsi="Charis SIL Italic" w:eastAsia="Charis SIL Italic"/>
-          <w:b w:val="0"/>
-          <w:i/>
-          <w:color w:val="000000"/>
-          <w:sz w:val="24"/>
-        </w:rPr>
-        <w:t xml:space="preserve">(in Dutch) from 1995 describing the history of the former Nationaal </w:t>
-      </w:r>
-      <w:r>
-        <w:br/>
-      </w:r>
-      <w:r>
-        <w:rPr>
-          <w:rFonts w:ascii="Charis SIL Italic" w:hAnsi="Charis SIL Italic" w:eastAsia="Charis SIL Italic"/>
-          <w:b w:val="0"/>
-          <w:i/>
-          <w:color w:val="000000"/>
-          <w:sz w:val="24"/>
-        </w:rPr>
-        <w:t xml:space="preserve">Natuurhistorisch Museum from 1820 to 1958. Contains structured information </w:t>
-      </w:r>
-      <w:r>
-        <w:rPr>
-          <w:rFonts w:ascii="Charis SIL Italic" w:hAnsi="Charis SIL Italic" w:eastAsia="Charis SIL Italic"/>
-          <w:b w:val="0"/>
-          <w:i/>
-          <w:color w:val="000000"/>
-          <w:sz w:val="24"/>
-        </w:rPr>
-        <w:t>about the building of the museum collection and the curators of the time.</w:t>
-      </w:r>
-    </w:p>
-    <w:p>
-      <w:pPr>
-        <w:autoSpaceDN w:val="0"/>
-        <w:autoSpaceDE w:val="0"/>
-        <w:widowControl/>
-        <w:spacing w:line="352" w:lineRule="exact" w:before="176" w:after="0"/>
-        <w:ind w:left="800" w:right="0" w:firstLine="0"/>
-        <w:jc w:val="left"/>
-      </w:pPr>
+        <w:t xml:space="preserve">, </w:t>
+      </w:r>
       <w:r>
         <w:rPr>
           <w:rFonts w:ascii="Charis SIL Regular" w:hAnsi="Charis SIL Regular" w:eastAsia="Charis SIL Regular"/>
@@ -3686,10 +3465,20 @@
             <w:rPr>
               <w:rStyle w:val="Hyperlink"/>
             </w:rPr>
-            <w:t>69079231</w:t>
+            <w:t>858749398</w:t>
           </w:r>
         </w:hyperlink>
       </w:r>
+    </w:p>
+    <w:p>
+      <w:pPr>
+        <w:autoSpaceDN w:val="0"/>
+        <w:autoSpaceDE w:val="0"/>
+        <w:widowControl/>
+        <w:spacing w:line="352" w:lineRule="exact" w:before="176" w:after="0"/>
+        <w:ind w:left="0" w:right="0" w:firstLine="0"/>
+        <w:jc w:val="left"/>
+      </w:pPr>
       <w:r>
         <w:rPr>
           <w:rFonts w:ascii="Charis SIL Regular" w:hAnsi="Charis SIL Regular" w:eastAsia="Charis SIL Regular"/>
@@ -3698,8 +3487,91 @@
           <w:color w:val="000000"/>
           <w:sz w:val="24"/>
         </w:rPr>
-        <w:t xml:space="preserve">, </w:t>
-      </w:r>
+        <w:t>Book:</w:t>
+      </w:r>
+    </w:p>
+    <w:p>
+      <w:pPr>
+        <w:autoSpaceDN w:val="0"/>
+        <w:autoSpaceDE w:val="0"/>
+        <w:widowControl/>
+        <w:spacing w:line="288" w:lineRule="exact" w:before="240" w:after="0"/>
+        <w:ind w:left="800" w:right="864" w:firstLine="0"/>
+        <w:jc w:val="left"/>
+      </w:pPr>
+      <w:r>
+        <w:rPr>
+          <w:rFonts w:ascii="Charis SIL Italic" w:hAnsi="Charis SIL Italic" w:eastAsia="Charis SIL Italic"/>
+          <w:b w:val="0"/>
+          <w:i/>
+          <w:color w:val="000000"/>
+          <w:sz w:val="24"/>
+        </w:rPr>
+        <w:t>Holthuis, Lipke. 1820 - 1958</w:t>
+      </w:r>
+      <w:r>
+        <w:rPr>
+          <w:rFonts w:ascii="Charis SIL Italic" w:hAnsi="Charis SIL Italic" w:eastAsia="Charis SIL Italic"/>
+          <w:b w:val="0"/>
+          <w:i/>
+          <w:color w:val="000000"/>
+          <w:sz w:val="24"/>
+        </w:rPr>
+        <w:t>: Rijksmuseum van Natuurlijke Historie, 1995.</w:t>
+      </w:r>
+      <w:r>
+        <w:rPr>
+          <w:rFonts w:ascii="Charis SIL Italic" w:hAnsi="Charis SIL Italic" w:eastAsia="Charis SIL Italic"/>
+          <w:b w:val="0"/>
+          <w:i/>
+          <w:color w:val="000000"/>
+          <w:sz w:val="24"/>
+        </w:rPr>
+        <w:t xml:space="preserve">Book </w:t>
+      </w:r>
+      <w:r>
+        <w:rPr>
+          <w:rFonts w:ascii="Charis SIL Italic" w:hAnsi="Charis SIL Italic" w:eastAsia="Charis SIL Italic"/>
+          <w:b w:val="0"/>
+          <w:i/>
+          <w:color w:val="000000"/>
+          <w:sz w:val="24"/>
+        </w:rPr>
+        <w:t xml:space="preserve">(in Dutch) from 1995 describing the history of the former Nationaal </w:t>
+      </w:r>
+      <w:r>
+        <w:br/>
+      </w:r>
+      <w:r>
+        <w:rPr>
+          <w:rFonts w:ascii="Charis SIL Italic" w:hAnsi="Charis SIL Italic" w:eastAsia="Charis SIL Italic"/>
+          <w:b w:val="0"/>
+          <w:i/>
+          <w:color w:val="000000"/>
+          <w:sz w:val="24"/>
+        </w:rPr>
+        <w:t xml:space="preserve">Natuurhistorisch Museum from 1820 to 1958. Contains structured information </w:t>
+      </w:r>
+      <w:r>
+        <w:rPr>
+          <w:rFonts w:ascii="Charis SIL Italic" w:hAnsi="Charis SIL Italic" w:eastAsia="Charis SIL Italic"/>
+          <w:b w:val="0"/>
+          <w:i/>
+          <w:color w:val="000000"/>
+          <w:sz w:val="24"/>
+        </w:rPr>
+        <w:t>about the building of the museum collection and the curators of the time.</w:t>
+      </w:r>
+    </w:p>
+    <w:p>
+      <w:pPr>
+        <w:autoSpaceDN w:val="0"/>
+        <w:autoSpaceDE w:val="0"/>
+        <w:widowControl/>
+        <w:spacing w:line="352" w:lineRule="exact" w:before="176" w:after="0"/>
+        <w:ind w:left="800" w:right="0" w:firstLine="0"/>
+        <w:jc w:val="left"/>
+      </w:pPr>
       <w:r>
         <w:rPr>
           <w:rFonts w:ascii="Charis SIL Regular" w:hAnsi="Charis SIL Regular" w:eastAsia="Charis SIL Regular"/>
@@ -3714,9 +3586,20 @@
             <w:rPr>
               <w:rStyle w:val="Hyperlink"/>
             </w:rPr>
-            <w:t>https://</w:t>
+            <w:t>WorldCat</w:t>
           </w:r>
         </w:hyperlink>
+      </w:r>
+      <w:r>
+        <w:rPr>
+          <w:rFonts w:ascii="Charis SIL Regular" w:hAnsi="Charis SIL Regular" w:eastAsia="Charis SIL Regular"/>
+          <w:b w:val="0"/>
+          <w:i w:val="0"/>
+          <w:color w:val="0000FF"/>
+          <w:sz w:val="24"/>
+          <w:u w:val="single"/>
+        </w:rPr>
+        <w:t xml:space="preserve"> </w:t>
       </w:r>
       <w:r>
         <w:rPr>
@@ -3732,38 +3615,10 @@
             <w:rPr>
               <w:rStyle w:val="Hyperlink"/>
             </w:rPr>
-            <w:t>repository.naturalis.nl/</w:t>
+            <w:t>69079231</w:t>
           </w:r>
         </w:hyperlink>
       </w:r>
-      <w:r>
-        <w:rPr>
-          <w:rFonts w:ascii="Charis SIL Regular" w:hAnsi="Charis SIL Regular" w:eastAsia="Charis SIL Regular"/>
-          <w:b w:val="0"/>
-          <w:i w:val="0"/>
-          <w:color w:val="0000FF"/>
-          <w:sz w:val="24"/>
-          <w:u w:val="single"/>
-        </w:rPr>
-        <w:hyperlink r:id="rId20" w:history="1">
-          <w:r>
-            <w:rPr>
-              <w:rStyle w:val="Hyperlink"/>
-            </w:rPr>
-            <w:t>pub/268714</w:t>
-          </w:r>
-        </w:hyperlink>
-      </w:r>
-    </w:p>
-    <w:p>
-      <w:pPr>
-        <w:autoSpaceDN w:val="0"/>
-        <w:autoSpaceDE w:val="0"/>
-        <w:widowControl/>
-        <w:spacing w:line="352" w:lineRule="exact" w:before="176" w:after="0"/>
-        <w:ind w:left="0" w:right="0" w:firstLine="0"/>
-        <w:jc w:val="left"/>
-      </w:pPr>
       <w:r>
         <w:rPr>
           <w:rFonts w:ascii="Charis SIL Regular" w:hAnsi="Charis SIL Regular" w:eastAsia="Charis SIL Regular"/>
@@ -3772,88 +3627,8 @@
           <w:color w:val="000000"/>
           <w:sz w:val="24"/>
         </w:rPr>
-        <w:t>Article:</w:t>
-      </w:r>
-    </w:p>
-    <w:p>
-      <w:pPr>
-        <w:autoSpaceDN w:val="0"/>
-        <w:autoSpaceDE w:val="0"/>
-        <w:widowControl/>
-        <w:spacing w:line="288" w:lineRule="exact" w:before="240" w:after="0"/>
-        <w:ind w:left="800" w:right="1008" w:firstLine="0"/>
-        <w:jc w:val="left"/>
-      </w:pPr>
-      <w:r>
-        <w:rPr>
-          <w:rFonts w:ascii="Charis SIL Italic" w:hAnsi="Charis SIL Italic" w:eastAsia="Charis SIL Italic"/>
-          <w:b w:val="0"/>
-          <w:i/>
-          <w:color w:val="000000"/>
-          <w:sz w:val="24"/>
-        </w:rPr>
-        <w:t xml:space="preserve">Weber, Andreas. ‘Collecting Colonial Nature: European Naturalists and the </w:t>
-      </w:r>
-      <w:r>
-        <w:rPr>
-          <w:rFonts w:ascii="Charis SIL Italic" w:hAnsi="Charis SIL Italic" w:eastAsia="Charis SIL Italic"/>
-          <w:b w:val="0"/>
-          <w:i/>
-          <w:color w:val="000000"/>
-          <w:sz w:val="24"/>
-        </w:rPr>
-        <w:t xml:space="preserve">Netherlands Indies in the Early Nineteenth Century’. BMGN - Low Countries </w:t>
-      </w:r>
-      <w:r>
-        <w:rPr>
-          <w:rFonts w:ascii="Charis SIL Italic" w:hAnsi="Charis SIL Italic" w:eastAsia="Charis SIL Italic"/>
-          <w:b w:val="0"/>
-          <w:i/>
-          <w:color w:val="000000"/>
-          <w:sz w:val="24"/>
-        </w:rPr>
-        <w:t>Historical Review 134, no. 3 (26 September 2019): 72–95.</w:t>
-      </w:r>
-      <w:r>
-        <w:rPr>
-          <w:rFonts w:ascii="Charis SIL Italic" w:hAnsi="Charis SIL Italic" w:eastAsia="Charis SIL Italic"/>
-          <w:b w:val="0"/>
-          <w:i/>
-          <w:color w:val="000000"/>
-          <w:sz w:val="24"/>
-        </w:rPr>
-        <w:t xml:space="preserve">Article on the history </w:t>
-      </w:r>
-      <w:r>
-        <w:rPr>
-          <w:rFonts w:ascii="Charis SIL Italic" w:hAnsi="Charis SIL Italic" w:eastAsia="Charis SIL Italic"/>
-          <w:b w:val="0"/>
-          <w:i/>
-          <w:color w:val="000000"/>
-          <w:sz w:val="24"/>
-        </w:rPr>
-        <w:t xml:space="preserve">of the Natuurkundige Commissie voor Nederlandsch-Indië (Committee for Natural </w:t>
-      </w:r>
-      <w:r>
-        <w:rPr>
-          <w:rFonts w:ascii="Charis SIL Italic" w:hAnsi="Charis SIL Italic" w:eastAsia="Charis SIL Italic"/>
-          <w:b w:val="0"/>
-          <w:i/>
-          <w:color w:val="000000"/>
-          <w:sz w:val="24"/>
-        </w:rPr>
-        <w:t>History of the Netherlands Indies).</w:t>
-      </w:r>
-    </w:p>
-    <w:p>
-      <w:pPr>
-        <w:autoSpaceDN w:val="0"/>
-        <w:autoSpaceDE w:val="0"/>
-        <w:widowControl/>
-        <w:spacing w:line="352" w:lineRule="exact" w:before="176" w:after="0"/>
-        <w:ind w:left="800" w:right="0" w:firstLine="0"/>
-        <w:jc w:val="left"/>
-      </w:pPr>
+        <w:t xml:space="preserve">, </w:t>
+      </w:r>
       <w:r>
         <w:rPr>
           <w:rFonts w:ascii="Charis SIL Regular" w:hAnsi="Charis SIL Regular" w:eastAsia="Charis SIL Regular"/>
@@ -3868,20 +3643,9 @@
             <w:rPr>
               <w:rStyle w:val="Hyperlink"/>
             </w:rPr>
-            <w:t>WorldCat</w:t>
+            <w:t>https://</w:t>
           </w:r>
         </w:hyperlink>
-      </w:r>
-      <w:r>
-        <w:rPr>
-          <w:rFonts w:ascii="Charis SIL Regular" w:hAnsi="Charis SIL Regular" w:eastAsia="Charis SIL Regular"/>
-          <w:b w:val="0"/>
-          <w:i w:val="0"/>
-          <w:color w:val="0000FF"/>
-          <w:sz w:val="24"/>
-          <w:u w:val="single"/>
-        </w:rPr>
-        <w:t xml:space="preserve"> </w:t>
       </w:r>
       <w:r>
         <w:rPr>
@@ -3897,10 +3661,38 @@
             <w:rPr>
               <w:rStyle w:val="Hyperlink"/>
             </w:rPr>
-            <w:t>9627499338</w:t>
+            <w:t>repository.naturalis.nl/</w:t>
           </w:r>
         </w:hyperlink>
       </w:r>
+      <w:r>
+        <w:rPr>
+          <w:rFonts w:ascii="Charis SIL Regular" w:hAnsi="Charis SIL Regular" w:eastAsia="Charis SIL Regular"/>
+          <w:b w:val="0"/>
+          <w:i w:val="0"/>
+          <w:color w:val="0000FF"/>
+          <w:sz w:val="24"/>
+          <w:u w:val="single"/>
+        </w:rPr>
+        <w:hyperlink r:id="rId21" w:history="1">
+          <w:r>
+            <w:rPr>
+              <w:rStyle w:val="Hyperlink"/>
+            </w:rPr>
+            <w:t>pub/268714</w:t>
+          </w:r>
+        </w:hyperlink>
+      </w:r>
+    </w:p>
+    <w:p>
+      <w:pPr>
+        <w:autoSpaceDN w:val="0"/>
+        <w:autoSpaceDE w:val="0"/>
+        <w:widowControl/>
+        <w:spacing w:line="352" w:lineRule="exact" w:before="176" w:after="0"/>
+        <w:ind w:left="0" w:right="0" w:firstLine="0"/>
+        <w:jc w:val="left"/>
+      </w:pPr>
       <w:r>
         <w:rPr>
           <w:rFonts w:ascii="Charis SIL Regular" w:hAnsi="Charis SIL Regular" w:eastAsia="Charis SIL Regular"/>
@@ -3909,8 +3701,88 @@
           <w:color w:val="000000"/>
           <w:sz w:val="24"/>
         </w:rPr>
-        <w:t xml:space="preserve">, </w:t>
-      </w:r>
+        <w:t>Article:</w:t>
+      </w:r>
+    </w:p>
+    <w:p>
+      <w:pPr>
+        <w:autoSpaceDN w:val="0"/>
+        <w:autoSpaceDE w:val="0"/>
+        <w:widowControl/>
+        <w:spacing w:line="288" w:lineRule="exact" w:before="240" w:after="0"/>
+        <w:ind w:left="800" w:right="1008" w:firstLine="0"/>
+        <w:jc w:val="left"/>
+      </w:pPr>
+      <w:r>
+        <w:rPr>
+          <w:rFonts w:ascii="Charis SIL Italic" w:hAnsi="Charis SIL Italic" w:eastAsia="Charis SIL Italic"/>
+          <w:b w:val="0"/>
+          <w:i/>
+          <w:color w:val="000000"/>
+          <w:sz w:val="24"/>
+        </w:rPr>
+        <w:t xml:space="preserve">Weber, Andreas. ‘Collecting Colonial Nature: European Naturalists and the </w:t>
+      </w:r>
+      <w:r>
+        <w:rPr>
+          <w:rFonts w:ascii="Charis SIL Italic" w:hAnsi="Charis SIL Italic" w:eastAsia="Charis SIL Italic"/>
+          <w:b w:val="0"/>
+          <w:i/>
+          <w:color w:val="000000"/>
+          <w:sz w:val="24"/>
+        </w:rPr>
+        <w:t xml:space="preserve">Netherlands Indies in the Early Nineteenth Century’. BMGN - Low Countries </w:t>
+      </w:r>
+      <w:r>
+        <w:rPr>
+          <w:rFonts w:ascii="Charis SIL Italic" w:hAnsi="Charis SIL Italic" w:eastAsia="Charis SIL Italic"/>
+          <w:b w:val="0"/>
+          <w:i/>
+          <w:color w:val="000000"/>
+          <w:sz w:val="24"/>
+        </w:rPr>
+        <w:t>Historical Review 134, no. 3 (26 September 2019): 72–95.</w:t>
+      </w:r>
+      <w:r>
+        <w:rPr>
+          <w:rFonts w:ascii="Charis SIL Italic" w:hAnsi="Charis SIL Italic" w:eastAsia="Charis SIL Italic"/>
+          <w:b w:val="0"/>
+          <w:i/>
+          <w:color w:val="000000"/>
+          <w:sz w:val="24"/>
+        </w:rPr>
+        <w:t xml:space="preserve">Article on the history </w:t>
+      </w:r>
+      <w:r>
+        <w:rPr>
+          <w:rFonts w:ascii="Charis SIL Italic" w:hAnsi="Charis SIL Italic" w:eastAsia="Charis SIL Italic"/>
+          <w:b w:val="0"/>
+          <w:i/>
+          <w:color w:val="000000"/>
+          <w:sz w:val="24"/>
+        </w:rPr>
+        <w:t xml:space="preserve">of the Natuurkundige Commissie voor Nederlandsch-Indië (Committee for Natural </w:t>
+      </w:r>
+      <w:r>
+        <w:rPr>
+          <w:rFonts w:ascii="Charis SIL Italic" w:hAnsi="Charis SIL Italic" w:eastAsia="Charis SIL Italic"/>
+          <w:b w:val="0"/>
+          <w:i/>
+          <w:color w:val="000000"/>
+          <w:sz w:val="24"/>
+        </w:rPr>
+        <w:t>History of the Netherlands Indies).</w:t>
+      </w:r>
+    </w:p>
+    <w:p>
+      <w:pPr>
+        <w:autoSpaceDN w:val="0"/>
+        <w:autoSpaceDE w:val="0"/>
+        <w:widowControl/>
+        <w:spacing w:line="352" w:lineRule="exact" w:before="176" w:after="0"/>
+        <w:ind w:left="800" w:right="0" w:firstLine="0"/>
+        <w:jc w:val="left"/>
+      </w:pPr>
       <w:r>
         <w:rPr>
           <w:rFonts w:ascii="Charis SIL Regular" w:hAnsi="Charis SIL Regular" w:eastAsia="Charis SIL Regular"/>
@@ -3925,9 +3797,20 @@
             <w:rPr>
               <w:rStyle w:val="Hyperlink"/>
             </w:rPr>
-            <w:t>https://</w:t>
+            <w:t>WorldCat</w:t>
           </w:r>
         </w:hyperlink>
+      </w:r>
+      <w:r>
+        <w:rPr>
+          <w:rFonts w:ascii="Charis SIL Regular" w:hAnsi="Charis SIL Regular" w:eastAsia="Charis SIL Regular"/>
+          <w:b w:val="0"/>
+          <w:i w:val="0"/>
+          <w:color w:val="0000FF"/>
+          <w:sz w:val="24"/>
+          <w:u w:val="single"/>
+        </w:rPr>
+        <w:t xml:space="preserve"> </w:t>
       </w:r>
       <w:r>
         <w:rPr>
@@ -3943,9 +3826,19 @@
             <w:rPr>
               <w:rStyle w:val="Hyperlink"/>
             </w:rPr>
-            <w:t>doi.org/10.18352/</w:t>
+            <w:t>9627499338</w:t>
           </w:r>
         </w:hyperlink>
+      </w:r>
+      <w:r>
+        <w:rPr>
+          <w:rFonts w:ascii="Charis SIL Regular" w:hAnsi="Charis SIL Regular" w:eastAsia="Charis SIL Regular"/>
+          <w:b w:val="0"/>
+          <w:i w:val="0"/>
+          <w:color w:val="000000"/>
+          <w:sz w:val="24"/>
+        </w:rPr>
+        <w:t xml:space="preserve">, </w:t>
       </w:r>
       <w:r>
         <w:rPr>
@@ -3956,12 +3849,12 @@
           <w:sz w:val="24"/>
           <w:u w:val="single"/>
         </w:rPr>
-        <w:hyperlink r:id="rId22" w:history="1">
+        <w:hyperlink r:id="rId23" w:history="1">
           <w:r>
             <w:rPr>
               <w:rStyle w:val="Hyperlink"/>
             </w:rPr>
-            <w:t>bmgn-</w:t>
+            <w:t>https://</w:t>
           </w:r>
         </w:hyperlink>
       </w:r>
@@ -3974,7 +3867,43 @@
           <w:sz w:val="24"/>
           <w:u w:val="single"/>
         </w:rPr>
-        <w:hyperlink r:id="rId22" w:history="1">
+        <w:hyperlink r:id="rId23" w:history="1">
+          <w:r>
+            <w:rPr>
+              <w:rStyle w:val="Hyperlink"/>
+            </w:rPr>
+            <w:t>doi.org/10.18352/</w:t>
+          </w:r>
+        </w:hyperlink>
+      </w:r>
+      <w:r>
+        <w:rPr>
+          <w:rFonts w:ascii="Charis SIL Regular" w:hAnsi="Charis SIL Regular" w:eastAsia="Charis SIL Regular"/>
+          <w:b w:val="0"/>
+          <w:i w:val="0"/>
+          <w:color w:val="0000FF"/>
+          <w:sz w:val="24"/>
+          <w:u w:val="single"/>
+        </w:rPr>
+        <w:hyperlink r:id="rId23" w:history="1">
+          <w:r>
+            <w:rPr>
+              <w:rStyle w:val="Hyperlink"/>
+            </w:rPr>
+            <w:t>bmgn-</w:t>
+          </w:r>
+        </w:hyperlink>
+      </w:r>
+      <w:r>
+        <w:rPr>
+          <w:rFonts w:ascii="Charis SIL Regular" w:hAnsi="Charis SIL Regular" w:eastAsia="Charis SIL Regular"/>
+          <w:b w:val="0"/>
+          <w:i w:val="0"/>
+          <w:color w:val="0000FF"/>
+          <w:sz w:val="24"/>
+          <w:u w:val="single"/>
+        </w:rPr>
+        <w:hyperlink r:id="rId23" w:history="1">
           <w:r>
             <w:rPr>
               <w:rStyle w:val="Hyperlink"/>

--- a/EXPORTS/DOCX/published/niveau2/English/Science.docx
+++ b/EXPORTS/DOCX/published/niveau2/English/Science.docx
@@ -248,25 +248,7 @@
           <w:color w:val="000000"/>
           <w:sz w:val="24"/>
         </w:rPr>
-        <w:t>the end of the nineteenth century, during which 50 f</w:t>
-      </w:r>
-      <w:r>
-        <w:rPr>
-          <w:u w:val="single" w:color="0000ff"/>
-          <w:rFonts w:ascii="Charis SIL Regular" w:hAnsi="Charis SIL Regular" w:eastAsia="Charis SIL Regular"/>
-          <w:b w:val="0"/>
-          <w:i w:val="0"/>
-          <w:color w:val="000000"/>
-          <w:sz w:val="24"/>
-        </w:rPr>
-        <w:hyperlink r:id="rId9" w:history="1">
-          <w:r>
-            <w:rPr>
-              <w:rStyle w:val="Hyperlink"/>
-            </w:rPr>
-            <w:t>orced la</w:t>
-          </w:r>
-        </w:hyperlink>
+        <w:t>the end of the nineteenth century, during which 50 forced la</w:t>
       </w:r>
       <w:r>
         <w:rPr>
@@ -942,7 +924,18 @@
           <w:color w:val="000000"/>
           <w:sz w:val="24"/>
         </w:rPr>
-        <w:t xml:space="preserve">and the </w:t>
+        <w:t>and the</w:t>
+      </w:r>
+      <w:r>
+        <w:rPr>
+          <w:u w:val="single" w:color="0000ff"/>
+          <w:rFonts w:ascii="Charis SIL Regular" w:hAnsi="Charis SIL Regular" w:eastAsia="Charis SIL Regular"/>
+          <w:b w:val="0"/>
+          <w:i w:val="0"/>
+          <w:color w:val="000000"/>
+          <w:sz w:val="24"/>
+        </w:rPr>
+        <w:t xml:space="preserve"> </w:t>
       </w:r>
       <w:r>
         <w:rPr>
@@ -1101,7 +1094,7 @@
           <w:sz w:val="24"/>
           <w:u w:val="single"/>
         </w:rPr>
-        <w:hyperlink r:id="rId12" w:history="1">
+        <w:hyperlink r:id="rId11" w:history="1">
           <w:r>
             <w:rPr>
               <w:rStyle w:val="Hyperlink"/>
@@ -1130,14 +1123,7 @@
           <w:sz w:val="24"/>
           <w:u w:val="single"/>
         </w:rPr>
-        <w:hyperlink r:id="rId12" w:history="1">
-          <w:r>
-            <w:rPr>
-              <w:rStyle w:val="Hyperlink"/>
-            </w:rPr>
-            <w:t>K</w:t>
-          </w:r>
-        </w:hyperlink>
+        <w:t>K</w:t>
       </w:r>
       <w:r>
         <w:rPr>
@@ -1195,7 +1181,7 @@
           <w:sz w:val="24"/>
           <w:u w:val="single"/>
         </w:rPr>
-        <w:hyperlink r:id="rId11" w:history="1">
+        <w:hyperlink r:id="rId12" w:history="1">
           <w:r>
             <w:rPr>
               <w:rStyle w:val="Hyperlink"/>
@@ -1213,7 +1199,7 @@
           <w:sz w:val="24"/>
           <w:u w:val="single"/>
         </w:rPr>
-        <w:hyperlink r:id="rId11" w:history="1">
+        <w:hyperlink r:id="rId12" w:history="1">
           <w:r>
             <w:rPr>
               <w:rStyle w:val="Hyperlink"/>
@@ -1287,7 +1273,35 @@
           <w:color w:val="000000"/>
           <w:sz w:val="24"/>
         </w:rPr>
-        <w:t>Netherlands Academy of Arts and Sciences (KNAW</w:t>
+        <w:t>Netherlands Academy of Arts and Sciences (KN</w:t>
+      </w:r>
+      <w:r>
+        <w:rPr>
+          <w:u w:val="single" w:color="0000ff"/>
+          <w:rFonts w:ascii="Charis SIL Regular" w:hAnsi="Charis SIL Regular" w:eastAsia="Charis SIL Regular"/>
+          <w:b w:val="0"/>
+          <w:i w:val="0"/>
+          <w:color w:val="000000"/>
+          <w:sz w:val="24"/>
+        </w:rPr>
+        <w:hyperlink r:id="rId12" w:history="1">
+          <w:r>
+            <w:rPr>
+              <w:rStyle w:val="Hyperlink"/>
+            </w:rPr>
+            <w:t>A</w:t>
+          </w:r>
+        </w:hyperlink>
+      </w:r>
+      <w:r>
+        <w:rPr>
+          <w:rFonts w:ascii="Charis SIL Regular" w:hAnsi="Charis SIL Regular" w:eastAsia="Charis SIL Regular"/>
+          <w:b w:val="0"/>
+          <w:i w:val="0"/>
+          <w:color w:val="000000"/>
+          <w:sz w:val="24"/>
+        </w:rPr>
+        <w:t>W</w:t>
       </w:r>
       <w:r>
         <w:rPr>
@@ -2139,8 +2153,16 @@
           <w:i w:val="0"/>
           <w:color w:val="0000FF"/>
           <w:sz w:val="24"/>
-        </w:rPr>
-        <w:t>Bataviaasch Genootscha</w:t>
+          <w:u w:val="single"/>
+        </w:rPr>
+        <w:hyperlink r:id="rId12" w:history="1">
+          <w:r>
+            <w:rPr>
+              <w:rStyle w:val="Hyperlink"/>
+            </w:rPr>
+            <w:t>Bataviaa</w:t>
+          </w:r>
+        </w:hyperlink>
       </w:r>
       <w:r>
         <w:rPr>
@@ -2151,7 +2173,108 @@
           <w:sz w:val="24"/>
           <w:u w:val="single"/>
         </w:rPr>
+        <w:hyperlink r:id="rId12" w:history="1">
+          <w:r>
+            <w:rPr>
+              <w:rStyle w:val="Hyperlink"/>
+            </w:rPr>
+            <w:t>s</w:t>
+          </w:r>
+        </w:hyperlink>
+      </w:r>
+      <w:r>
+        <w:rPr>
+          <w:rFonts w:ascii="Charis SIL Regular" w:hAnsi="Charis SIL Regular" w:eastAsia="Charis SIL Regular"/>
+          <w:b w:val="0"/>
+          <w:i w:val="0"/>
+          <w:color w:val="0000FF"/>
+          <w:sz w:val="24"/>
+          <w:u w:val="single"/>
+        </w:rPr>
         <w:hyperlink r:id="rId16" w:history="1">
+          <w:r>
+            <w:rPr>
+              <w:rStyle w:val="Hyperlink"/>
+            </w:rPr>
+            <w:t>ch</w:t>
+          </w:r>
+        </w:hyperlink>
+      </w:r>
+      <w:r>
+        <w:rPr>
+          <w:rFonts w:ascii="Charis SIL Regular" w:hAnsi="Charis SIL Regular" w:eastAsia="Charis SIL Regular"/>
+          <w:b w:val="0"/>
+          <w:i w:val="0"/>
+          <w:color w:val="0000FF"/>
+          <w:sz w:val="24"/>
+          <w:u w:val="single"/>
+        </w:rPr>
+        <w:t xml:space="preserve"> </w:t>
+      </w:r>
+      <w:r>
+        <w:rPr>
+          <w:rFonts w:ascii="Charis SIL Regular" w:hAnsi="Charis SIL Regular" w:eastAsia="Charis SIL Regular"/>
+          <w:b w:val="0"/>
+          <w:i w:val="0"/>
+          <w:color w:val="0000FF"/>
+          <w:sz w:val="24"/>
+          <w:u w:val="single"/>
+        </w:rPr>
+        <w:hyperlink r:id="rId12" w:history="1">
+          <w:r>
+            <w:rPr>
+              <w:rStyle w:val="Hyperlink"/>
+            </w:rPr>
+            <w:t>G</w:t>
+          </w:r>
+        </w:hyperlink>
+      </w:r>
+      <w:r>
+        <w:rPr>
+          <w:rFonts w:ascii="Charis SIL Regular" w:hAnsi="Charis SIL Regular" w:eastAsia="Charis SIL Regular"/>
+          <w:b w:val="0"/>
+          <w:i w:val="0"/>
+          <w:color w:val="0000FF"/>
+          <w:sz w:val="24"/>
+          <w:u w:val="single"/>
+        </w:rPr>
+        <w:hyperlink r:id="rId12" w:history="1">
+          <w:r>
+            <w:rPr>
+              <w:rStyle w:val="Hyperlink"/>
+            </w:rPr>
+            <w:t>e</w:t>
+          </w:r>
+        </w:hyperlink>
+      </w:r>
+      <w:r>
+        <w:rPr>
+          <w:rFonts w:ascii="Charis SIL Regular" w:hAnsi="Charis SIL Regular" w:eastAsia="Charis SIL Regular"/>
+          <w:b w:val="0"/>
+          <w:i w:val="0"/>
+          <w:color w:val="0000FF"/>
+          <w:sz w:val="24"/>
+          <w:u w:val="single"/>
+        </w:rPr>
+        <w:hyperlink r:id="rId12" w:history="1">
+          <w:r>
+            <w:rPr>
+              <w:rStyle w:val="Hyperlink"/>
+            </w:rPr>
+            <w:t>nootscha</w:t>
+          </w:r>
+        </w:hyperlink>
+      </w:r>
+      <w:r>
+        <w:rPr>
+          <w:rFonts w:ascii="Charis SIL Regular" w:hAnsi="Charis SIL Regular" w:eastAsia="Charis SIL Regular"/>
+          <w:b w:val="0"/>
+          <w:i w:val="0"/>
+          <w:color w:val="0000FF"/>
+          <w:sz w:val="24"/>
+          <w:u w:val="single"/>
+        </w:rPr>
+        <w:hyperlink r:id="rId12" w:history="1">
           <w:r>
             <w:rPr>
               <w:rStyle w:val="Hyperlink"/>
@@ -2802,7 +2925,7 @@
           <w:sz w:val="24"/>
           <w:u w:val="single"/>
         </w:rPr>
-        <w:t>Royal Zeeland Scientific So</w:t>
+        <w:t>Royal Zeeland Scientific Soc</w:t>
       </w:r>
       <w:r>
         <w:rPr>
@@ -2813,7 +2936,7 @@
           <w:sz w:val="24"/>
           <w:u w:val="single"/>
         </w:rPr>
-        <w:t>c</w:t>
+        <w:t>iet</w:t>
       </w:r>
       <w:r>
         <w:rPr>
@@ -2822,9 +2945,8 @@
           <w:i w:val="0"/>
           <w:color w:val="0000FF"/>
           <w:sz w:val="24"/>
-          <w:u w:val="single"/>
-        </w:rPr>
-        <w:t>iety</w:t>
+        </w:rPr>
+        <w:t>y</w:t>
       </w:r>
       <w:r>
         <w:br/>
@@ -3356,7 +3478,7 @@
           <w:sz w:val="24"/>
           <w:u w:val="single"/>
         </w:rPr>
-        <w:hyperlink r:id="rId18" w:history="1">
+        <w:hyperlink r:id="rId17" w:history="1">
           <w:r>
             <w:rPr>
               <w:rStyle w:val="Hyperlink"/>
@@ -3414,13 +3536,21 @@
       </w:r>
       <w:r>
         <w:rPr>
+          <w:u w:val="single" w:color="0000ff"/>
           <w:rFonts w:ascii="Charis SIL Regular" w:hAnsi="Charis SIL Regular" w:eastAsia="Charis SIL Regular"/>
           <w:b w:val="0"/>
           <w:i w:val="0"/>
           <w:color w:val="000000"/>
           <w:sz w:val="24"/>
         </w:rPr>
-        <w:t xml:space="preserve">, </w:t>
+        <w:hyperlink r:id="rId17" w:history="1">
+          <w:r>
+            <w:rPr>
+              <w:rStyle w:val="Hyperlink"/>
+            </w:rPr>
+            <w:t xml:space="preserve">, </w:t>
+          </w:r>
+        </w:hyperlink>
       </w:r>
       <w:r>
         <w:rPr>

--- a/EXPORTS/DOCX/published/niveau2/English/Science.docx
+++ b/EXPORTS/DOCX/published/niveau2/English/Science.docx
@@ -248,7 +248,25 @@
           <w:color w:val="000000"/>
           <w:sz w:val="24"/>
         </w:rPr>
-        <w:t>the end of the nineteenth century, during which 50 forced la</w:t>
+        <w:t>the end of the nineteenth century, during which 50 f</w:t>
+      </w:r>
+      <w:r>
+        <w:rPr>
+          <w:u w:val="single" w:color="0000ff"/>
+          <w:rFonts w:ascii="Charis SIL Regular" w:hAnsi="Charis SIL Regular" w:eastAsia="Charis SIL Regular"/>
+          <w:b w:val="0"/>
+          <w:i w:val="0"/>
+          <w:color w:val="000000"/>
+          <w:sz w:val="24"/>
+        </w:rPr>
+        <w:hyperlink r:id="rId9" w:history="1">
+          <w:r>
+            <w:rPr>
+              <w:rStyle w:val="Hyperlink"/>
+            </w:rPr>
+            <w:t>orced la</w:t>
+          </w:r>
+        </w:hyperlink>
       </w:r>
       <w:r>
         <w:rPr>
@@ -1065,7 +1083,7 @@
           <w:sz w:val="24"/>
           <w:u w:val="single"/>
         </w:rPr>
-        <w:hyperlink r:id="rId12" w:history="1">
+        <w:hyperlink r:id="rId11" w:history="1">
           <w:r>
             <w:rPr>
               <w:rStyle w:val="Hyperlink"/>
@@ -2191,7 +2209,7 @@
           <w:sz w:val="24"/>
           <w:u w:val="single"/>
         </w:rPr>
-        <w:hyperlink r:id="rId16" w:history="1">
+        <w:hyperlink r:id="rId12" w:history="1">
           <w:r>
             <w:rPr>
               <w:rStyle w:val="Hyperlink"/>
@@ -2274,7 +2292,7 @@
           <w:sz w:val="24"/>
           <w:u w:val="single"/>
         </w:rPr>
-        <w:hyperlink r:id="rId12" w:history="1">
+        <w:hyperlink r:id="rId16" w:history="1">
           <w:r>
             <w:rPr>
               <w:rStyle w:val="Hyperlink"/>
@@ -2925,7 +2943,7 @@
           <w:sz w:val="24"/>
           <w:u w:val="single"/>
         </w:rPr>
-        <w:t>Royal Zeeland Scientific Soc</w:t>
+        <w:t>Royal Zeeland Scientific So</w:t>
       </w:r>
       <w:r>
         <w:rPr>
@@ -2936,7 +2954,7 @@
           <w:sz w:val="24"/>
           <w:u w:val="single"/>
         </w:rPr>
-        <w:t>iet</w:t>
+        <w:t>c</w:t>
       </w:r>
       <w:r>
         <w:rPr>
@@ -2945,8 +2963,9 @@
           <w:i w:val="0"/>
           <w:color w:val="0000FF"/>
           <w:sz w:val="24"/>
-        </w:rPr>
-        <w:t>y</w:t>
+          <w:u w:val="single"/>
+        </w:rPr>
+        <w:t>iety</w:t>
       </w:r>
       <w:r>
         <w:br/>
@@ -3507,7 +3526,7 @@
           <w:sz w:val="24"/>
           <w:u w:val="single"/>
         </w:rPr>
-        <w:hyperlink r:id="rId18" w:history="1">
+        <w:hyperlink r:id="rId17" w:history="1">
           <w:r>
             <w:rPr>
               <w:rStyle w:val="Hyperlink"/>
@@ -3525,7 +3544,7 @@
           <w:sz w:val="24"/>
           <w:u w:val="single"/>
         </w:rPr>
-        <w:hyperlink r:id="rId18" w:history="1">
+        <w:hyperlink r:id="rId17" w:history="1">
           <w:r>
             <w:rPr>
               <w:rStyle w:val="Hyperlink"/>
@@ -3561,7 +3580,7 @@
           <w:sz w:val="24"/>
           <w:u w:val="single"/>
         </w:rPr>
-        <w:hyperlink r:id="rId19" w:history="1">
+        <w:hyperlink r:id="rId18" w:history="1">
           <w:r>
             <w:rPr>
               <w:rStyle w:val="Hyperlink"/>
@@ -3590,7 +3609,7 @@
           <w:sz w:val="24"/>
           <w:u w:val="single"/>
         </w:rPr>
-        <w:hyperlink r:id="rId19" w:history="1">
+        <w:hyperlink r:id="rId18" w:history="1">
           <w:r>
             <w:rPr>
               <w:rStyle w:val="Hyperlink"/>
@@ -3711,7 +3730,7 @@
           <w:sz w:val="24"/>
           <w:u w:val="single"/>
         </w:rPr>
-        <w:hyperlink r:id="rId20" w:history="1">
+        <w:hyperlink r:id="rId19" w:history="1">
           <w:r>
             <w:rPr>
               <w:rStyle w:val="Hyperlink"/>
@@ -3740,7 +3759,7 @@
           <w:sz w:val="24"/>
           <w:u w:val="single"/>
         </w:rPr>
-        <w:hyperlink r:id="rId20" w:history="1">
+        <w:hyperlink r:id="rId19" w:history="1">
           <w:r>
             <w:rPr>
               <w:rStyle w:val="Hyperlink"/>
@@ -3768,7 +3787,7 @@
           <w:sz w:val="24"/>
           <w:u w:val="single"/>
         </w:rPr>
-        <w:hyperlink r:id="rId21" w:history="1">
+        <w:hyperlink r:id="rId20" w:history="1">
           <w:r>
             <w:rPr>
               <w:rStyle w:val="Hyperlink"/>
@@ -3786,7 +3805,7 @@
           <w:sz w:val="24"/>
           <w:u w:val="single"/>
         </w:rPr>
-        <w:hyperlink r:id="rId21" w:history="1">
+        <w:hyperlink r:id="rId20" w:history="1">
           <w:r>
             <w:rPr>
               <w:rStyle w:val="Hyperlink"/>
@@ -3804,7 +3823,7 @@
           <w:sz w:val="24"/>
           <w:u w:val="single"/>
         </w:rPr>
-        <w:hyperlink r:id="rId21" w:history="1">
+        <w:hyperlink r:id="rId20" w:history="1">
           <w:r>
             <w:rPr>
               <w:rStyle w:val="Hyperlink"/>
@@ -3922,7 +3941,7 @@
           <w:sz w:val="24"/>
           <w:u w:val="single"/>
         </w:rPr>
-        <w:hyperlink r:id="rId22" w:history="1">
+        <w:hyperlink r:id="rId21" w:history="1">
           <w:r>
             <w:rPr>
               <w:rStyle w:val="Hyperlink"/>
@@ -3951,7 +3970,7 @@
           <w:sz w:val="24"/>
           <w:u w:val="single"/>
         </w:rPr>
-        <w:hyperlink r:id="rId22" w:history="1">
+        <w:hyperlink r:id="rId21" w:history="1">
           <w:r>
             <w:rPr>
               <w:rStyle w:val="Hyperlink"/>
@@ -3979,7 +3998,7 @@
           <w:sz w:val="24"/>
           <w:u w:val="single"/>
         </w:rPr>
-        <w:hyperlink r:id="rId23" w:history="1">
+        <w:hyperlink r:id="rId22" w:history="1">
           <w:r>
             <w:rPr>
               <w:rStyle w:val="Hyperlink"/>
@@ -3997,7 +4016,7 @@
           <w:sz w:val="24"/>
           <w:u w:val="single"/>
         </w:rPr>
-        <w:hyperlink r:id="rId23" w:history="1">
+        <w:hyperlink r:id="rId22" w:history="1">
           <w:r>
             <w:rPr>
               <w:rStyle w:val="Hyperlink"/>
@@ -4015,7 +4034,7 @@
           <w:sz w:val="24"/>
           <w:u w:val="single"/>
         </w:rPr>
-        <w:hyperlink r:id="rId23" w:history="1">
+        <w:hyperlink r:id="rId22" w:history="1">
           <w:r>
             <w:rPr>
               <w:rStyle w:val="Hyperlink"/>
@@ -4033,7 +4052,7 @@
           <w:sz w:val="24"/>
           <w:u w:val="single"/>
         </w:rPr>
-        <w:hyperlink r:id="rId23" w:history="1">
+        <w:hyperlink r:id="rId22" w:history="1">
           <w:r>
             <w:rPr>
               <w:rStyle w:val="Hyperlink"/>

--- a/EXPORTS/DOCX/published/niveau2/English/Science.docx
+++ b/EXPORTS/DOCX/published/niveau2/English/Science.docx
@@ -946,7 +946,6 @@
       </w:r>
       <w:r>
         <w:rPr>
-          <w:u w:val="single" w:color="0000ff"/>
           <w:rFonts w:ascii="Charis SIL Regular" w:hAnsi="Charis SIL Regular" w:eastAsia="Charis SIL Regular"/>
           <w:b w:val="0"/>
           <w:i w:val="0"/>
@@ -1083,7 +1082,7 @@
           <w:sz w:val="24"/>
           <w:u w:val="single"/>
         </w:rPr>
-        <w:hyperlink r:id="rId11" w:history="1">
+        <w:hyperlink r:id="rId12" w:history="1">
           <w:r>
             <w:rPr>
               <w:rStyle w:val="Hyperlink"/>
@@ -1112,7 +1111,7 @@
           <w:sz w:val="24"/>
           <w:u w:val="single"/>
         </w:rPr>
-        <w:hyperlink r:id="rId11" w:history="1">
+        <w:hyperlink r:id="rId12" w:history="1">
           <w:r>
             <w:rPr>
               <w:rStyle w:val="Hyperlink"/>
@@ -1141,7 +1140,14 @@
           <w:sz w:val="24"/>
           <w:u w:val="single"/>
         </w:rPr>
-        <w:t>K</w:t>
+        <w:hyperlink r:id="rId12" w:history="1">
+          <w:r>
+            <w:rPr>
+              <w:rStyle w:val="Hyperlink"/>
+            </w:rPr>
+            <w:t>K</w:t>
+          </w:r>
+        </w:hyperlink>
       </w:r>
       <w:r>
         <w:rPr>
@@ -1152,12 +1158,59 @@
           <w:sz w:val="24"/>
           <w:u w:val="single"/>
         </w:rPr>
-        <w:hyperlink r:id="rId11" w:history="1">
+        <w:hyperlink r:id="rId12" w:history="1">
           <w:r>
             <w:rPr>
               <w:rStyle w:val="Hyperlink"/>
             </w:rPr>
             <w:t>unste</w:t>
+          </w:r>
+        </w:hyperlink>
+      </w:r>
+      <w:r>
+        <w:rPr>
+          <w:rFonts w:ascii="Charis SIL Regular" w:hAnsi="Charis SIL Regular" w:eastAsia="Charis SIL Regular"/>
+          <w:b w:val="0"/>
+          <w:i w:val="0"/>
+          <w:color w:val="0000FF"/>
+          <w:sz w:val="24"/>
+          <w:u w:val="single"/>
+        </w:rPr>
+        <w:hyperlink r:id="rId12" w:history="1">
+          <w:r>
+            <w:rPr>
+              <w:rStyle w:val="Hyperlink"/>
+            </w:rPr>
+            <w:t>n</w:t>
+          </w:r>
+        </w:hyperlink>
+      </w:r>
+      <w:r>
+        <w:rPr>
+          <w:rFonts w:ascii="Charis SIL Regular" w:hAnsi="Charis SIL Regular" w:eastAsia="Charis SIL Regular"/>
+          <w:b w:val="0"/>
+          <w:i w:val="0"/>
+          <w:color w:val="0000FF"/>
+          <w:sz w:val="24"/>
+          <w:u w:val="single"/>
+        </w:rPr>
+        <w:t xml:space="preserve"> </w:t>
+      </w:r>
+      <w:r>
+        <w:rPr>
+          <w:rFonts w:ascii="Charis SIL Regular" w:hAnsi="Charis SIL Regular" w:eastAsia="Charis SIL Regular"/>
+          <w:b w:val="0"/>
+          <w:i w:val="0"/>
+          <w:color w:val="0000FF"/>
+          <w:sz w:val="24"/>
+          <w:u w:val="single"/>
+        </w:rPr>
+        <w:hyperlink r:id="rId12" w:history="1">
+          <w:r>
+            <w:rPr>
+              <w:rStyle w:val="Hyperlink"/>
+            </w:rPr>
+            <w:t>e</w:t>
           </w:r>
         </w:hyperlink>
       </w:r>
@@ -1199,6 +1252,127 @@
           <w:sz w:val="24"/>
           <w:u w:val="single"/>
         </w:rPr>
+        <w:hyperlink r:id="rId11" w:history="1">
+          <w:r>
+            <w:rPr>
+              <w:rStyle w:val="Hyperlink"/>
+            </w:rPr>
+            <w:t>Wetenschap</w:t>
+          </w:r>
+        </w:hyperlink>
+      </w:r>
+      <w:r>
+        <w:rPr>
+          <w:rFonts w:ascii="Charis SIL Regular" w:hAnsi="Charis SIL Regular" w:eastAsia="Charis SIL Regular"/>
+          <w:b w:val="0"/>
+          <w:i w:val="0"/>
+          <w:color w:val="0000FF"/>
+          <w:sz w:val="24"/>
+          <w:u w:val="single"/>
+        </w:rPr>
+        <w:hyperlink r:id="rId12" w:history="1">
+          <w:r>
+            <w:rPr>
+              <w:rStyle w:val="Hyperlink"/>
+            </w:rPr>
+            <w:t>pen</w:t>
+          </w:r>
+        </w:hyperlink>
+      </w:r>
+      <w:r>
+        <w:rPr>
+          <w:rFonts w:ascii="Charis SIL Regular" w:hAnsi="Charis SIL Regular" w:eastAsia="Charis SIL Regular"/>
+          <w:b w:val="0"/>
+          <w:i w:val="0"/>
+          <w:color w:val="000000"/>
+          <w:sz w:val="24"/>
+        </w:rPr>
+        <w:t xml:space="preserve"> in Indonesia. The Royal </w:t>
+      </w:r>
+      <w:r>
+        <w:rPr>
+          <w:rFonts w:ascii="Charis SIL Regular" w:hAnsi="Charis SIL Regular" w:eastAsia="Charis SIL Regular"/>
+          <w:b w:val="0"/>
+          <w:i w:val="0"/>
+          <w:color w:val="000000"/>
+          <w:sz w:val="24"/>
+        </w:rPr>
+        <w:t>Netherla</w:t>
+      </w:r>
+      <w:r>
+        <w:rPr>
+          <w:u w:val="single" w:color="0000ff"/>
+          <w:rFonts w:ascii="Charis SIL Regular" w:hAnsi="Charis SIL Regular" w:eastAsia="Charis SIL Regular"/>
+          <w:b w:val="0"/>
+          <w:i w:val="0"/>
+          <w:color w:val="000000"/>
+          <w:sz w:val="24"/>
+        </w:rPr>
+        <w:hyperlink r:id="rId12" w:history="1">
+          <w:r>
+            <w:rPr>
+              <w:rStyle w:val="Hyperlink"/>
+            </w:rPr>
+            <w:t>nds Academ</w:t>
+          </w:r>
+        </w:hyperlink>
+      </w:r>
+      <w:r>
+        <w:rPr>
+          <w:u w:val="single" w:color="0000ff"/>
+          <w:rFonts w:ascii="Charis SIL Regular" w:hAnsi="Charis SIL Regular" w:eastAsia="Charis SIL Regular"/>
+          <w:b w:val="0"/>
+          <w:i w:val="0"/>
+          <w:color w:val="000000"/>
+          <w:sz w:val="24"/>
+        </w:rPr>
+        <w:hyperlink r:id="rId12" w:history="1">
+          <w:r>
+            <w:rPr>
+              <w:rStyle w:val="Hyperlink"/>
+            </w:rPr>
+            <w:t>y of Arts and</w:t>
+          </w:r>
+        </w:hyperlink>
+      </w:r>
+      <w:r>
+        <w:rPr>
+          <w:u w:val="single" w:color="0000ff"/>
+          <w:rFonts w:ascii="Charis SIL Regular" w:hAnsi="Charis SIL Regular" w:eastAsia="Charis SIL Regular"/>
+          <w:b w:val="0"/>
+          <w:i w:val="0"/>
+          <w:color w:val="000000"/>
+          <w:sz w:val="24"/>
+        </w:rPr>
+        <w:t xml:space="preserve"> </w:t>
+      </w:r>
+      <w:r>
+        <w:rPr>
+          <w:u w:val="single" w:color="0000ff"/>
+          <w:rFonts w:ascii="Charis SIL Regular" w:hAnsi="Charis SIL Regular" w:eastAsia="Charis SIL Regular"/>
+          <w:b w:val="0"/>
+          <w:i w:val="0"/>
+          <w:color w:val="000000"/>
+          <w:sz w:val="24"/>
+        </w:rPr>
+        <w:hyperlink r:id="rId12" w:history="1">
+          <w:r>
+            <w:rPr>
+              <w:rStyle w:val="Hyperlink"/>
+            </w:rPr>
+            <w:t>Sci</w:t>
+          </w:r>
+        </w:hyperlink>
+      </w:r>
+      <w:r>
+        <w:rPr>
+          <w:u w:val="single" w:color="0000ff"/>
+          <w:rFonts w:ascii="Charis SIL Regular" w:hAnsi="Charis SIL Regular" w:eastAsia="Charis SIL Regular"/>
+          <w:b w:val="0"/>
+          <w:i w:val="0"/>
+          <w:color w:val="000000"/>
+          <w:sz w:val="24"/>
+        </w:rPr>
         <w:hyperlink r:id="rId12" w:history="1">
           <w:r>
             <w:rPr>
@@ -1210,88 +1384,32 @@
       </w:r>
       <w:r>
         <w:rPr>
+          <w:u w:val="single" w:color="0000ff"/>
           <w:rFonts w:ascii="Charis SIL Regular" w:hAnsi="Charis SIL Regular" w:eastAsia="Charis SIL Regular"/>
           <w:b w:val="0"/>
           <w:i w:val="0"/>
-          <w:color w:val="0000FF"/>
-          <w:sz w:val="24"/>
-          <w:u w:val="single"/>
+          <w:color w:val="000000"/>
+          <w:sz w:val="24"/>
         </w:rPr>
         <w:hyperlink r:id="rId12" w:history="1">
           <w:r>
             <w:rPr>
               <w:rStyle w:val="Hyperlink"/>
             </w:rPr>
-            <w:t>n</w:t>
+            <w:t>nces (K</w:t>
           </w:r>
         </w:hyperlink>
       </w:r>
       <w:r>
         <w:rPr>
-          <w:rFonts w:ascii="Charis SIL Regular" w:hAnsi="Charis SIL Regular" w:eastAsia="Charis SIL Regular"/>
-          <w:b w:val="0"/>
-          <w:i w:val="0"/>
-          <w:color w:val="0000FF"/>
-          <w:sz w:val="24"/>
-          <w:u w:val="single"/>
-        </w:rPr>
-        <w:t xml:space="preserve"> </w:t>
-      </w:r>
-      <w:r>
-        <w:rPr>
-          <w:rFonts w:ascii="Charis SIL Regular" w:hAnsi="Charis SIL Regular" w:eastAsia="Charis SIL Regular"/>
-          <w:b w:val="0"/>
-          <w:i w:val="0"/>
-          <w:color w:val="0000FF"/>
-          <w:sz w:val="24"/>
-          <w:u w:val="single"/>
-        </w:rPr>
-        <w:hyperlink r:id="rId12" w:history="1">
-          <w:r>
-            <w:rPr>
-              <w:rStyle w:val="Hyperlink"/>
-            </w:rPr>
-            <w:t>Wetenschap</w:t>
-          </w:r>
-        </w:hyperlink>
-      </w:r>
-      <w:r>
-        <w:rPr>
-          <w:rFonts w:ascii="Charis SIL Regular" w:hAnsi="Charis SIL Regular" w:eastAsia="Charis SIL Regular"/>
-          <w:b w:val="0"/>
-          <w:i w:val="0"/>
-          <w:color w:val="0000FF"/>
-          <w:sz w:val="24"/>
-          <w:u w:val="single"/>
-        </w:rPr>
-        <w:hyperlink r:id="rId12" w:history="1">
-          <w:r>
-            <w:rPr>
-              <w:rStyle w:val="Hyperlink"/>
-            </w:rPr>
-            <w:t>pen</w:t>
-          </w:r>
-        </w:hyperlink>
-      </w:r>
-      <w:r>
-        <w:rPr>
+          <w:u w:val="single" w:color="0000ff"/>
           <w:rFonts w:ascii="Charis SIL Regular" w:hAnsi="Charis SIL Regular" w:eastAsia="Charis SIL Regular"/>
           <w:b w:val="0"/>
           <w:i w:val="0"/>
           <w:color w:val="000000"/>
           <w:sz w:val="24"/>
         </w:rPr>
-        <w:t xml:space="preserve"> in Indonesia. The Royal </w:t>
-      </w:r>
-      <w:r>
-        <w:rPr>
-          <w:rFonts w:ascii="Charis SIL Regular" w:hAnsi="Charis SIL Regular" w:eastAsia="Charis SIL Regular"/>
-          <w:b w:val="0"/>
-          <w:i w:val="0"/>
-          <w:color w:val="000000"/>
-          <w:sz w:val="24"/>
-        </w:rPr>
-        <w:t>Netherlands Academy of Arts and Sciences (KN</w:t>
+        <w:t>N</w:t>
       </w:r>
       <w:r>
         <w:rPr>
@@ -1313,6 +1431,7 @@
       </w:r>
       <w:r>
         <w:rPr>
+          <w:u w:val="single" w:color="0000ff"/>
           <w:rFonts w:ascii="Charis SIL Regular" w:hAnsi="Charis SIL Regular" w:eastAsia="Charis SIL Regular"/>
           <w:b w:val="0"/>
           <w:i w:val="0"/>
@@ -2209,7 +2328,7 @@
           <w:sz w:val="24"/>
           <w:u w:val="single"/>
         </w:rPr>
-        <w:hyperlink r:id="rId12" w:history="1">
+        <w:hyperlink r:id="rId16" w:history="1">
           <w:r>
             <w:rPr>
               <w:rStyle w:val="Hyperlink"/>
@@ -2238,7 +2357,7 @@
           <w:sz w:val="24"/>
           <w:u w:val="single"/>
         </w:rPr>
-        <w:hyperlink r:id="rId12" w:history="1">
+        <w:hyperlink r:id="rId16" w:history="1">
           <w:r>
             <w:rPr>
               <w:rStyle w:val="Hyperlink"/>
@@ -2256,7 +2375,7 @@
           <w:sz w:val="24"/>
           <w:u w:val="single"/>
         </w:rPr>
-        <w:hyperlink r:id="rId12" w:history="1">
+        <w:hyperlink r:id="rId16" w:history="1">
           <w:r>
             <w:rPr>
               <w:rStyle w:val="Hyperlink"/>
@@ -2274,7 +2393,7 @@
           <w:sz w:val="24"/>
           <w:u w:val="single"/>
         </w:rPr>
-        <w:hyperlink r:id="rId12" w:history="1">
+        <w:hyperlink r:id="rId16" w:history="1">
           <w:r>
             <w:rPr>
               <w:rStyle w:val="Hyperlink"/>
@@ -2943,7 +3062,7 @@
           <w:sz w:val="24"/>
           <w:u w:val="single"/>
         </w:rPr>
-        <w:t>Royal Zeeland Scientific So</w:t>
+        <w:t>Royal Zeeland Scientific Soc</w:t>
       </w:r>
       <w:r>
         <w:rPr>
@@ -2954,7 +3073,7 @@
           <w:sz w:val="24"/>
           <w:u w:val="single"/>
         </w:rPr>
-        <w:t>c</w:t>
+        <w:t>iet</w:t>
       </w:r>
       <w:r>
         <w:rPr>
@@ -2963,9 +3082,8 @@
           <w:i w:val="0"/>
           <w:color w:val="0000FF"/>
           <w:sz w:val="24"/>
-          <w:u w:val="single"/>
-        </w:rPr>
-        <w:t>iety</w:t>
+        </w:rPr>
+        <w:t>y</w:t>
       </w:r>
       <w:r>
         <w:br/>
@@ -3352,7 +3470,7 @@
             <w:rPr>
               <w:rStyle w:val="Hyperlink"/>
             </w:rPr>
-            <w:t>portalfiles</w:t>
+            <w:t>portalfile</w:t>
           </w:r>
         </w:hyperlink>
       </w:r>
@@ -3363,25 +3481,13 @@
           <w:i w:val="0"/>
           <w:color w:val="0000FF"/>
           <w:sz w:val="24"/>
-          <w:u w:val="single"/>
-        </w:rPr>
-        <w:t>/</w:t>
-      </w:r>
-      <w:r>
-        <w:rPr>
-          <w:rFonts w:ascii="Charis SIL Regular" w:hAnsi="Charis SIL Regular" w:eastAsia="Charis SIL Regular"/>
-          <w:b w:val="0"/>
-          <w:i w:val="0"/>
-          <w:color w:val="0000FF"/>
-          <w:sz w:val="24"/>
-          <w:u w:val="single"/>
         </w:rPr>
         <w:hyperlink r:id="rId17" w:history="1">
           <w:r>
             <w:rPr>
               <w:rStyle w:val="Hyperlink"/>
             </w:rPr>
-            <w:t>portal/1414020</w:t>
+            <w:t>s</w:t>
           </w:r>
         </w:hyperlink>
       </w:r>
@@ -3393,7 +3499,25 @@
           <w:color w:val="0000FF"/>
           <w:sz w:val="24"/>
         </w:rPr>
-        <w:t xml:space="preserve">/ </w:t>
+        <w:t>/</w:t>
+      </w:r>
+      <w:r>
+        <w:rPr>
+          <w:rFonts w:ascii="Charis SIL Regular" w:hAnsi="Charis SIL Regular" w:eastAsia="Charis SIL Regular"/>
+          <w:b w:val="0"/>
+          <w:i w:val="0"/>
+          <w:color w:val="0000FF"/>
+          <w:sz w:val="24"/>
+          <w:u w:val="single"/>
+        </w:rPr>
+        <w:hyperlink r:id="rId17" w:history="1">
+          <w:r>
+            <w:rPr>
+              <w:rStyle w:val="Hyperlink"/>
+            </w:rPr>
+            <w:t xml:space="preserve">portal/1414020/ </w:t>
+          </w:r>
+        </w:hyperlink>
       </w:r>
       <w:r>
         <w:br/>
@@ -3472,7 +3596,81 @@
       </w:r>
       <w:r>
         <w:rPr>
-          <w:u w:val="single" w:color="0000ff"/>
+          <w:rFonts w:ascii="Charis SIL Regular" w:hAnsi="Charis SIL Regular" w:eastAsia="Charis SIL Regular"/>
+          <w:b w:val="0"/>
+          <w:i w:val="0"/>
+          <w:color w:val="000000"/>
+          <w:sz w:val="24"/>
+        </w:rPr>
+        <w:t xml:space="preserve">, </w:t>
+      </w:r>
+      <w:r>
+        <w:rPr>
+          <w:rFonts w:ascii="Charis SIL Regular" w:hAnsi="Charis SIL Regular" w:eastAsia="Charis SIL Regular"/>
+          <w:b w:val="0"/>
+          <w:i w:val="0"/>
+          <w:color w:val="0000FF"/>
+          <w:sz w:val="24"/>
+          <w:u w:val="single"/>
+        </w:rPr>
+        <w:hyperlink r:id="rId18" w:history="1">
+          <w:r>
+            <w:rPr>
+              <w:rStyle w:val="Hyperlink"/>
+            </w:rPr>
+            <w:t>ISBN</w:t>
+          </w:r>
+        </w:hyperlink>
+      </w:r>
+      <w:r>
+        <w:rPr>
+          <w:rFonts w:ascii="Charis SIL Regular" w:hAnsi="Charis SIL Regular" w:eastAsia="Charis SIL Regular"/>
+          <w:b w:val="0"/>
+          <w:i w:val="0"/>
+          <w:color w:val="0000FF"/>
+          <w:sz w:val="24"/>
+          <w:u w:val="single"/>
+        </w:rPr>
+        <w:t xml:space="preserve"> </w:t>
+      </w:r>
+      <w:r>
+        <w:rPr>
+          <w:rFonts w:ascii="Charis SIL Regular" w:hAnsi="Charis SIL Regular" w:eastAsia="Charis SIL Regular"/>
+          <w:b w:val="0"/>
+          <w:i w:val="0"/>
+          <w:color w:val="0000FF"/>
+          <w:sz w:val="24"/>
+          <w:u w:val="single"/>
+        </w:rPr>
+        <w:hyperlink r:id="rId18" w:history="1">
+          <w:r>
+            <w:rPr>
+              <w:rStyle w:val="Hyperlink"/>
+            </w:rPr>
+            <w:t>9</w:t>
+          </w:r>
+        </w:hyperlink>
+      </w:r>
+      <w:r>
+        <w:rPr>
+          <w:rFonts w:ascii="Charis SIL Regular" w:hAnsi="Charis SIL Regular" w:eastAsia="Charis SIL Regular"/>
+          <w:b w:val="0"/>
+          <w:i w:val="0"/>
+          <w:color w:val="0000FF"/>
+          <w:sz w:val="24"/>
+          <w:u w:val="single"/>
+        </w:rPr>
+        <w:hyperlink r:id="rId17" w:history="1">
+          <w:r>
+            <w:rPr>
+              <w:rStyle w:val="Hyperlink"/>
+            </w:rPr>
+            <w:t>789004257870</w:t>
+          </w:r>
+        </w:hyperlink>
+      </w:r>
+      <w:r>
+        <w:rPr>
           <w:rFonts w:ascii="Charis SIL Regular" w:hAnsi="Charis SIL Regular" w:eastAsia="Charis SIL Regular"/>
           <w:b w:val="0"/>
           <w:i w:val="0"/>
@@ -3497,90 +3695,7 @@
           <w:sz w:val="24"/>
           <w:u w:val="single"/>
         </w:rPr>
-        <w:hyperlink r:id="rId17" w:history="1">
-          <w:r>
-            <w:rPr>
-              <w:rStyle w:val="Hyperlink"/>
-            </w:rPr>
-            <w:t>ISBN</w:t>
-          </w:r>
-        </w:hyperlink>
-      </w:r>
-      <w:r>
-        <w:rPr>
-          <w:rFonts w:ascii="Charis SIL Regular" w:hAnsi="Charis SIL Regular" w:eastAsia="Charis SIL Regular"/>
-          <w:b w:val="0"/>
-          <w:i w:val="0"/>
-          <w:color w:val="0000FF"/>
-          <w:sz w:val="24"/>
-          <w:u w:val="single"/>
-        </w:rPr>
-        <w:t xml:space="preserve"> </w:t>
-      </w:r>
-      <w:r>
-        <w:rPr>
-          <w:rFonts w:ascii="Charis SIL Regular" w:hAnsi="Charis SIL Regular" w:eastAsia="Charis SIL Regular"/>
-          <w:b w:val="0"/>
-          <w:i w:val="0"/>
-          <w:color w:val="0000FF"/>
-          <w:sz w:val="24"/>
-          <w:u w:val="single"/>
-        </w:rPr>
-        <w:hyperlink r:id="rId17" w:history="1">
-          <w:r>
-            <w:rPr>
-              <w:rStyle w:val="Hyperlink"/>
-            </w:rPr>
-            <w:t>9</w:t>
-          </w:r>
-        </w:hyperlink>
-      </w:r>
-      <w:r>
-        <w:rPr>
-          <w:rFonts w:ascii="Charis SIL Regular" w:hAnsi="Charis SIL Regular" w:eastAsia="Charis SIL Regular"/>
-          <w:b w:val="0"/>
-          <w:i w:val="0"/>
-          <w:color w:val="0000FF"/>
-          <w:sz w:val="24"/>
-          <w:u w:val="single"/>
-        </w:rPr>
-        <w:hyperlink r:id="rId17" w:history="1">
-          <w:r>
-            <w:rPr>
-              <w:rStyle w:val="Hyperlink"/>
-            </w:rPr>
-            <w:t>789004257870</w:t>
-          </w:r>
-        </w:hyperlink>
-      </w:r>
-      <w:r>
-        <w:rPr>
-          <w:u w:val="single" w:color="0000ff"/>
-          <w:rFonts w:ascii="Charis SIL Regular" w:hAnsi="Charis SIL Regular" w:eastAsia="Charis SIL Regular"/>
-          <w:b w:val="0"/>
-          <w:i w:val="0"/>
-          <w:color w:val="000000"/>
-          <w:sz w:val="24"/>
-        </w:rPr>
-        <w:hyperlink r:id="rId17" w:history="1">
-          <w:r>
-            <w:rPr>
-              <w:rStyle w:val="Hyperlink"/>
-            </w:rPr>
-            <w:t xml:space="preserve">, </w:t>
-          </w:r>
-        </w:hyperlink>
-      </w:r>
-      <w:r>
-        <w:rPr>
-          <w:rFonts w:ascii="Charis SIL Regular" w:hAnsi="Charis SIL Regular" w:eastAsia="Charis SIL Regular"/>
-          <w:b w:val="0"/>
-          <w:i w:val="0"/>
-          <w:color w:val="0000FF"/>
-          <w:sz w:val="24"/>
-          <w:u w:val="single"/>
-        </w:rPr>
-        <w:hyperlink r:id="rId18" w:history="1">
+        <w:hyperlink r:id="rId19" w:history="1">
           <w:r>
             <w:rPr>
               <w:rStyle w:val="Hyperlink"/>
@@ -3609,7 +3724,7 @@
           <w:sz w:val="24"/>
           <w:u w:val="single"/>
         </w:rPr>
-        <w:hyperlink r:id="rId18" w:history="1">
+        <w:hyperlink r:id="rId19" w:history="1">
           <w:r>
             <w:rPr>
               <w:rStyle w:val="Hyperlink"/>
@@ -3730,7 +3845,7 @@
           <w:sz w:val="24"/>
           <w:u w:val="single"/>
         </w:rPr>
-        <w:hyperlink r:id="rId19" w:history="1">
+        <w:hyperlink r:id="rId20" w:history="1">
           <w:r>
             <w:rPr>
               <w:rStyle w:val="Hyperlink"/>
@@ -3759,7 +3874,7 @@
           <w:sz w:val="24"/>
           <w:u w:val="single"/>
         </w:rPr>
-        <w:hyperlink r:id="rId19" w:history="1">
+        <w:hyperlink r:id="rId20" w:history="1">
           <w:r>
             <w:rPr>
               <w:rStyle w:val="Hyperlink"/>
@@ -3787,7 +3902,7 @@
           <w:sz w:val="24"/>
           <w:u w:val="single"/>
         </w:rPr>
-        <w:hyperlink r:id="rId20" w:history="1">
+        <w:hyperlink r:id="rId21" w:history="1">
           <w:r>
             <w:rPr>
               <w:rStyle w:val="Hyperlink"/>
@@ -3805,7 +3920,7 @@
           <w:sz w:val="24"/>
           <w:u w:val="single"/>
         </w:rPr>
-        <w:hyperlink r:id="rId20" w:history="1">
+        <w:hyperlink r:id="rId21" w:history="1">
           <w:r>
             <w:rPr>
               <w:rStyle w:val="Hyperlink"/>
@@ -3823,7 +3938,7 @@
           <w:sz w:val="24"/>
           <w:u w:val="single"/>
         </w:rPr>
-        <w:hyperlink r:id="rId20" w:history="1">
+        <w:hyperlink r:id="rId21" w:history="1">
           <w:r>
             <w:rPr>
               <w:rStyle w:val="Hyperlink"/>
@@ -3941,7 +4056,7 @@
           <w:sz w:val="24"/>
           <w:u w:val="single"/>
         </w:rPr>
-        <w:hyperlink r:id="rId21" w:history="1">
+        <w:hyperlink r:id="rId22" w:history="1">
           <w:r>
             <w:rPr>
               <w:rStyle w:val="Hyperlink"/>
@@ -3970,7 +4085,7 @@
           <w:sz w:val="24"/>
           <w:u w:val="single"/>
         </w:rPr>
-        <w:hyperlink r:id="rId21" w:history="1">
+        <w:hyperlink r:id="rId22" w:history="1">
           <w:r>
             <w:rPr>
               <w:rStyle w:val="Hyperlink"/>
@@ -3998,7 +4113,7 @@
           <w:sz w:val="24"/>
           <w:u w:val="single"/>
         </w:rPr>
-        <w:hyperlink r:id="rId22" w:history="1">
+        <w:hyperlink r:id="rId23" w:history="1">
           <w:r>
             <w:rPr>
               <w:rStyle w:val="Hyperlink"/>
@@ -4016,7 +4131,7 @@
           <w:sz w:val="24"/>
           <w:u w:val="single"/>
         </w:rPr>
-        <w:hyperlink r:id="rId22" w:history="1">
+        <w:hyperlink r:id="rId23" w:history="1">
           <w:r>
             <w:rPr>
               <w:rStyle w:val="Hyperlink"/>
@@ -4034,7 +4149,7 @@
           <w:sz w:val="24"/>
           <w:u w:val="single"/>
         </w:rPr>
-        <w:hyperlink r:id="rId22" w:history="1">
+        <w:hyperlink r:id="rId23" w:history="1">
           <w:r>
             <w:rPr>
               <w:rStyle w:val="Hyperlink"/>
@@ -4052,7 +4167,7 @@
           <w:sz w:val="24"/>
           <w:u w:val="single"/>
         </w:rPr>
-        <w:hyperlink r:id="rId22" w:history="1">
+        <w:hyperlink r:id="rId23" w:history="1">
           <w:r>
             <w:rPr>
               <w:rStyle w:val="Hyperlink"/>

--- a/EXPORTS/DOCX/published/niveau2/English/Science.docx
+++ b/EXPORTS/DOCX/published/niveau2/English/Science.docx
@@ -1223,7 +1223,7 @@
           <w:sz w:val="24"/>
           <w:u w:val="single"/>
         </w:rPr>
-        <w:hyperlink r:id="rId11" w:history="1">
+        <w:hyperlink r:id="rId12" w:history="1">
           <w:r>
             <w:rPr>
               <w:rStyle w:val="Hyperlink"/>
@@ -1252,7 +1252,7 @@
           <w:sz w:val="24"/>
           <w:u w:val="single"/>
         </w:rPr>
-        <w:hyperlink r:id="rId11" w:history="1">
+        <w:hyperlink r:id="rId12" w:history="1">
           <w:r>
             <w:rPr>
               <w:rStyle w:val="Hyperlink"/>
@@ -2328,7 +2328,7 @@
           <w:sz w:val="24"/>
           <w:u w:val="single"/>
         </w:rPr>
-        <w:hyperlink r:id="rId16" w:history="1">
+        <w:hyperlink r:id="rId12" w:history="1">
           <w:r>
             <w:rPr>
               <w:rStyle w:val="Hyperlink"/>
@@ -2357,7 +2357,7 @@
           <w:sz w:val="24"/>
           <w:u w:val="single"/>
         </w:rPr>
-        <w:hyperlink r:id="rId16" w:history="1">
+        <w:hyperlink r:id="rId12" w:history="1">
           <w:r>
             <w:rPr>
               <w:rStyle w:val="Hyperlink"/>
@@ -2375,7 +2375,7 @@
           <w:sz w:val="24"/>
           <w:u w:val="single"/>
         </w:rPr>
-        <w:hyperlink r:id="rId16" w:history="1">
+        <w:hyperlink r:id="rId12" w:history="1">
           <w:r>
             <w:rPr>
               <w:rStyle w:val="Hyperlink"/>
@@ -3481,15 +3481,9 @@
           <w:i w:val="0"/>
           <w:color w:val="0000FF"/>
           <w:sz w:val="24"/>
-        </w:rPr>
-        <w:hyperlink r:id="rId17" w:history="1">
-          <w:r>
-            <w:rPr>
-              <w:rStyle w:val="Hyperlink"/>
-            </w:rPr>
-            <w:t>s</w:t>
-          </w:r>
-        </w:hyperlink>
+          <w:u w:val="single"/>
+        </w:rPr>
+        <w:t>s</w:t>
       </w:r>
       <w:r>
         <w:rPr>

--- a/EXPORTS/DOCX/published/niveau2/English/Science.docx
+++ b/EXPORTS/DOCX/published/niveau2/English/Science.docx
@@ -946,6 +946,7 @@
       </w:r>
       <w:r>
         <w:rPr>
+          <w:u w:val="single" w:color="0000ff"/>
           <w:rFonts w:ascii="Charis SIL Regular" w:hAnsi="Charis SIL Regular" w:eastAsia="Charis SIL Regular"/>
           <w:b w:val="0"/>
           <w:i w:val="0"/>
@@ -1064,7 +1065,7 @@
           <w:sz w:val="24"/>
           <w:u w:val="single"/>
         </w:rPr>
-        <w:hyperlink r:id="rId12" w:history="1">
+        <w:hyperlink r:id="rId11" w:history="1">
           <w:r>
             <w:rPr>
               <w:rStyle w:val="Hyperlink"/>
@@ -1082,7 +1083,7 @@
           <w:sz w:val="24"/>
           <w:u w:val="single"/>
         </w:rPr>
-        <w:hyperlink r:id="rId12" w:history="1">
+        <w:hyperlink r:id="rId11" w:history="1">
           <w:r>
             <w:rPr>
               <w:rStyle w:val="Hyperlink"/>
@@ -1111,7 +1112,7 @@
           <w:sz w:val="24"/>
           <w:u w:val="single"/>
         </w:rPr>
-        <w:hyperlink r:id="rId12" w:history="1">
+        <w:hyperlink r:id="rId11" w:history="1">
           <w:r>
             <w:rPr>
               <w:rStyle w:val="Hyperlink"/>
@@ -1402,7 +1403,6 @@
       </w:r>
       <w:r>
         <w:rPr>
-          <w:u w:val="single" w:color="0000ff"/>
           <w:rFonts w:ascii="Charis SIL Regular" w:hAnsi="Charis SIL Regular" w:eastAsia="Charis SIL Regular"/>
           <w:b w:val="0"/>
           <w:i w:val="0"/>
@@ -1431,7 +1431,6 @@
       </w:r>
       <w:r>
         <w:rPr>
-          <w:u w:val="single" w:color="0000ff"/>
           <w:rFonts w:ascii="Charis SIL Regular" w:hAnsi="Charis SIL Regular" w:eastAsia="Charis SIL Regular"/>
           <w:b w:val="0"/>
           <w:i w:val="0"/>
@@ -2328,7 +2327,7 @@
           <w:sz w:val="24"/>
           <w:u w:val="single"/>
         </w:rPr>
-        <w:hyperlink r:id="rId12" w:history="1">
+        <w:hyperlink r:id="rId16" w:history="1">
           <w:r>
             <w:rPr>
               <w:rStyle w:val="Hyperlink"/>
@@ -2393,7 +2392,7 @@
           <w:sz w:val="24"/>
           <w:u w:val="single"/>
         </w:rPr>
-        <w:hyperlink r:id="rId16" w:history="1">
+        <w:hyperlink r:id="rId12" w:history="1">
           <w:r>
             <w:rPr>
               <w:rStyle w:val="Hyperlink"/>
@@ -2411,7 +2410,7 @@
           <w:sz w:val="24"/>
           <w:u w:val="single"/>
         </w:rPr>
-        <w:hyperlink r:id="rId16" w:history="1">
+        <w:hyperlink r:id="rId12" w:history="1">
           <w:r>
             <w:rPr>
               <w:rStyle w:val="Hyperlink"/>
@@ -3470,7 +3469,7 @@
             <w:rPr>
               <w:rStyle w:val="Hyperlink"/>
             </w:rPr>
-            <w:t>portalfile</w:t>
+            <w:t>portalfiles</w:t>
           </w:r>
         </w:hyperlink>
       </w:r>
@@ -3482,16 +3481,6 @@
           <w:color w:val="0000FF"/>
           <w:sz w:val="24"/>
           <w:u w:val="single"/>
-        </w:rPr>
-        <w:t>s</w:t>
-      </w:r>
-      <w:r>
-        <w:rPr>
-          <w:rFonts w:ascii="Charis SIL Regular" w:hAnsi="Charis SIL Regular" w:eastAsia="Charis SIL Regular"/>
-          <w:b w:val="0"/>
-          <w:i w:val="0"/>
-          <w:color w:val="0000FF"/>
-          <w:sz w:val="24"/>
         </w:rPr>
         <w:t>/</w:t>
       </w:r>
@@ -3509,9 +3498,19 @@
             <w:rPr>
               <w:rStyle w:val="Hyperlink"/>
             </w:rPr>
-            <w:t xml:space="preserve">portal/1414020/ </w:t>
+            <w:t>portal/1414020</w:t>
           </w:r>
         </w:hyperlink>
+      </w:r>
+      <w:r>
+        <w:rPr>
+          <w:rFonts w:ascii="Charis SIL Regular" w:hAnsi="Charis SIL Regular" w:eastAsia="Charis SIL Regular"/>
+          <w:b w:val="0"/>
+          <w:i w:val="0"/>
+          <w:color w:val="0000FF"/>
+          <w:sz w:val="24"/>
+        </w:rPr>
+        <w:t xml:space="preserve">/ </w:t>
       </w:r>
       <w:r>
         <w:br/>
@@ -3590,13 +3589,21 @@
       </w:r>
       <w:r>
         <w:rPr>
+          <w:u w:val="single" w:color="0000ff"/>
           <w:rFonts w:ascii="Charis SIL Regular" w:hAnsi="Charis SIL Regular" w:eastAsia="Charis SIL Regular"/>
           <w:b w:val="0"/>
           <w:i w:val="0"/>
           <w:color w:val="000000"/>
           <w:sz w:val="24"/>
         </w:rPr>
-        <w:t xml:space="preserve">, </w:t>
+        <w:hyperlink r:id="rId17" w:history="1">
+          <w:r>
+            <w:rPr>
+              <w:rStyle w:val="Hyperlink"/>
+            </w:rPr>
+            <w:t xml:space="preserve">, </w:t>
+          </w:r>
+        </w:hyperlink>
       </w:r>
       <w:r>
         <w:rPr>
@@ -3607,7 +3614,7 @@
           <w:sz w:val="24"/>
           <w:u w:val="single"/>
         </w:rPr>
-        <w:hyperlink r:id="rId18" w:history="1">
+        <w:hyperlink r:id="rId17" w:history="1">
           <w:r>
             <w:rPr>
               <w:rStyle w:val="Hyperlink"/>
@@ -3636,7 +3643,7 @@
           <w:sz w:val="24"/>
           <w:u w:val="single"/>
         </w:rPr>
-        <w:hyperlink r:id="rId18" w:history="1">
+        <w:hyperlink r:id="rId17" w:history="1">
           <w:r>
             <w:rPr>
               <w:rStyle w:val="Hyperlink"/>
@@ -3665,6 +3672,7 @@
       </w:r>
       <w:r>
         <w:rPr>
+          <w:u w:val="single" w:color="0000ff"/>
           <w:rFonts w:ascii="Charis SIL Regular" w:hAnsi="Charis SIL Regular" w:eastAsia="Charis SIL Regular"/>
           <w:b w:val="0"/>
           <w:i w:val="0"/>
@@ -3689,7 +3697,7 @@
           <w:sz w:val="24"/>
           <w:u w:val="single"/>
         </w:rPr>
-        <w:hyperlink r:id="rId19" w:history="1">
+        <w:hyperlink r:id="rId18" w:history="1">
           <w:r>
             <w:rPr>
               <w:rStyle w:val="Hyperlink"/>
@@ -3718,7 +3726,7 @@
           <w:sz w:val="24"/>
           <w:u w:val="single"/>
         </w:rPr>
-        <w:hyperlink r:id="rId19" w:history="1">
+        <w:hyperlink r:id="rId18" w:history="1">
           <w:r>
             <w:rPr>
               <w:rStyle w:val="Hyperlink"/>
@@ -3839,7 +3847,7 @@
           <w:sz w:val="24"/>
           <w:u w:val="single"/>
         </w:rPr>
-        <w:hyperlink r:id="rId20" w:history="1">
+        <w:hyperlink r:id="rId19" w:history="1">
           <w:r>
             <w:rPr>
               <w:rStyle w:val="Hyperlink"/>
@@ -3868,7 +3876,7 @@
           <w:sz w:val="24"/>
           <w:u w:val="single"/>
         </w:rPr>
-        <w:hyperlink r:id="rId20" w:history="1">
+        <w:hyperlink r:id="rId19" w:history="1">
           <w:r>
             <w:rPr>
               <w:rStyle w:val="Hyperlink"/>
@@ -3896,7 +3904,7 @@
           <w:sz w:val="24"/>
           <w:u w:val="single"/>
         </w:rPr>
-        <w:hyperlink r:id="rId21" w:history="1">
+        <w:hyperlink r:id="rId20" w:history="1">
           <w:r>
             <w:rPr>
               <w:rStyle w:val="Hyperlink"/>
@@ -3914,7 +3922,7 @@
           <w:sz w:val="24"/>
           <w:u w:val="single"/>
         </w:rPr>
-        <w:hyperlink r:id="rId21" w:history="1">
+        <w:hyperlink r:id="rId20" w:history="1">
           <w:r>
             <w:rPr>
               <w:rStyle w:val="Hyperlink"/>
@@ -3932,7 +3940,7 @@
           <w:sz w:val="24"/>
           <w:u w:val="single"/>
         </w:rPr>
-        <w:hyperlink r:id="rId21" w:history="1">
+        <w:hyperlink r:id="rId20" w:history="1">
           <w:r>
             <w:rPr>
               <w:rStyle w:val="Hyperlink"/>
@@ -4050,7 +4058,7 @@
           <w:sz w:val="24"/>
           <w:u w:val="single"/>
         </w:rPr>
-        <w:hyperlink r:id="rId22" w:history="1">
+        <w:hyperlink r:id="rId21" w:history="1">
           <w:r>
             <w:rPr>
               <w:rStyle w:val="Hyperlink"/>
@@ -4079,7 +4087,7 @@
           <w:sz w:val="24"/>
           <w:u w:val="single"/>
         </w:rPr>
-        <w:hyperlink r:id="rId22" w:history="1">
+        <w:hyperlink r:id="rId21" w:history="1">
           <w:r>
             <w:rPr>
               <w:rStyle w:val="Hyperlink"/>
@@ -4107,7 +4115,7 @@
           <w:sz w:val="24"/>
           <w:u w:val="single"/>
         </w:rPr>
-        <w:hyperlink r:id="rId23" w:history="1">
+        <w:hyperlink r:id="rId22" w:history="1">
           <w:r>
             <w:rPr>
               <w:rStyle w:val="Hyperlink"/>
@@ -4125,7 +4133,7 @@
           <w:sz w:val="24"/>
           <w:u w:val="single"/>
         </w:rPr>
-        <w:hyperlink r:id="rId23" w:history="1">
+        <w:hyperlink r:id="rId22" w:history="1">
           <w:r>
             <w:rPr>
               <w:rStyle w:val="Hyperlink"/>
@@ -4143,7 +4151,7 @@
           <w:sz w:val="24"/>
           <w:u w:val="single"/>
         </w:rPr>
-        <w:hyperlink r:id="rId23" w:history="1">
+        <w:hyperlink r:id="rId22" w:history="1">
           <w:r>
             <w:rPr>
               <w:rStyle w:val="Hyperlink"/>
@@ -4161,7 +4169,7 @@
           <w:sz w:val="24"/>
           <w:u w:val="single"/>
         </w:rPr>
-        <w:hyperlink r:id="rId23" w:history="1">
+        <w:hyperlink r:id="rId22" w:history="1">
           <w:r>
             <w:rPr>
               <w:rStyle w:val="Hyperlink"/>

--- a/EXPORTS/DOCX/published/niveau2/English/Science.docx
+++ b/EXPORTS/DOCX/published/niveau2/English/Science.docx
@@ -946,7 +946,6 @@
       </w:r>
       <w:r>
         <w:rPr>
-          <w:u w:val="single" w:color="0000ff"/>
           <w:rFonts w:ascii="Charis SIL Regular" w:hAnsi="Charis SIL Regular" w:eastAsia="Charis SIL Regular"/>
           <w:b w:val="0"/>
           <w:i w:val="0"/>
@@ -1065,7 +1064,7 @@
           <w:sz w:val="24"/>
           <w:u w:val="single"/>
         </w:rPr>
-        <w:hyperlink r:id="rId11" w:history="1">
+        <w:hyperlink r:id="rId12" w:history="1">
           <w:r>
             <w:rPr>
               <w:rStyle w:val="Hyperlink"/>
@@ -1083,7 +1082,7 @@
           <w:sz w:val="24"/>
           <w:u w:val="single"/>
         </w:rPr>
-        <w:hyperlink r:id="rId11" w:history="1">
+        <w:hyperlink r:id="rId12" w:history="1">
           <w:r>
             <w:rPr>
               <w:rStyle w:val="Hyperlink"/>
@@ -1112,7 +1111,7 @@
           <w:sz w:val="24"/>
           <w:u w:val="single"/>
         </w:rPr>
-        <w:hyperlink r:id="rId11" w:history="1">
+        <w:hyperlink r:id="rId12" w:history="1">
           <w:r>
             <w:rPr>
               <w:rStyle w:val="Hyperlink"/>
@@ -1206,6 +1205,174 @@
           <w:sz w:val="24"/>
           <w:u w:val="single"/>
         </w:rPr>
+        <w:hyperlink r:id="rId11" w:history="1">
+          <w:r>
+            <w:rPr>
+              <w:rStyle w:val="Hyperlink"/>
+            </w:rPr>
+            <w:t>e</w:t>
+          </w:r>
+        </w:hyperlink>
+      </w:r>
+      <w:r>
+        <w:rPr>
+          <w:rFonts w:ascii="Charis SIL Regular" w:hAnsi="Charis SIL Regular" w:eastAsia="Charis SIL Regular"/>
+          <w:b w:val="0"/>
+          <w:i w:val="0"/>
+          <w:color w:val="0000FF"/>
+          <w:sz w:val="24"/>
+          <w:u w:val="single"/>
+        </w:rPr>
+        <w:hyperlink r:id="rId11" w:history="1">
+          <w:r>
+            <w:rPr>
+              <w:rStyle w:val="Hyperlink"/>
+            </w:rPr>
+            <w:t>n</w:t>
+          </w:r>
+        </w:hyperlink>
+      </w:r>
+      <w:r>
+        <w:rPr>
+          <w:rFonts w:ascii="Charis SIL Regular" w:hAnsi="Charis SIL Regular" w:eastAsia="Charis SIL Regular"/>
+          <w:b w:val="0"/>
+          <w:i w:val="0"/>
+          <w:color w:val="0000FF"/>
+          <w:sz w:val="24"/>
+          <w:u w:val="single"/>
+        </w:rPr>
+        <w:t xml:space="preserve"> </w:t>
+      </w:r>
+      <w:r>
+        <w:rPr>
+          <w:rFonts w:ascii="Charis SIL Regular" w:hAnsi="Charis SIL Regular" w:eastAsia="Charis SIL Regular"/>
+          <w:b w:val="0"/>
+          <w:i w:val="0"/>
+          <w:color w:val="0000FF"/>
+          <w:sz w:val="24"/>
+          <w:u w:val="single"/>
+        </w:rPr>
+        <w:hyperlink r:id="rId11" w:history="1">
+          <w:r>
+            <w:rPr>
+              <w:rStyle w:val="Hyperlink"/>
+            </w:rPr>
+            <w:t>Wetenschap</w:t>
+          </w:r>
+        </w:hyperlink>
+      </w:r>
+      <w:r>
+        <w:rPr>
+          <w:rFonts w:ascii="Charis SIL Regular" w:hAnsi="Charis SIL Regular" w:eastAsia="Charis SIL Regular"/>
+          <w:b w:val="0"/>
+          <w:i w:val="0"/>
+          <w:color w:val="0000FF"/>
+          <w:sz w:val="24"/>
+          <w:u w:val="single"/>
+        </w:rPr>
+        <w:hyperlink r:id="rId12" w:history="1">
+          <w:r>
+            <w:rPr>
+              <w:rStyle w:val="Hyperlink"/>
+            </w:rPr>
+            <w:t>pen</w:t>
+          </w:r>
+        </w:hyperlink>
+      </w:r>
+      <w:r>
+        <w:rPr>
+          <w:rFonts w:ascii="Charis SIL Regular" w:hAnsi="Charis SIL Regular" w:eastAsia="Charis SIL Regular"/>
+          <w:b w:val="0"/>
+          <w:i w:val="0"/>
+          <w:color w:val="000000"/>
+          <w:sz w:val="24"/>
+        </w:rPr>
+        <w:t xml:space="preserve"> in Indonesia. The Royal </w:t>
+      </w:r>
+      <w:r>
+        <w:rPr>
+          <w:rFonts w:ascii="Charis SIL Regular" w:hAnsi="Charis SIL Regular" w:eastAsia="Charis SIL Regular"/>
+          <w:b w:val="0"/>
+          <w:i w:val="0"/>
+          <w:color w:val="000000"/>
+          <w:sz w:val="24"/>
+        </w:rPr>
+        <w:t>Netherla</w:t>
+      </w:r>
+      <w:r>
+        <w:rPr>
+          <w:u w:val="single" w:color="0000ff"/>
+          <w:rFonts w:ascii="Charis SIL Regular" w:hAnsi="Charis SIL Regular" w:eastAsia="Charis SIL Regular"/>
+          <w:b w:val="0"/>
+          <w:i w:val="0"/>
+          <w:color w:val="000000"/>
+          <w:sz w:val="24"/>
+        </w:rPr>
+        <w:hyperlink r:id="rId12" w:history="1">
+          <w:r>
+            <w:rPr>
+              <w:rStyle w:val="Hyperlink"/>
+            </w:rPr>
+            <w:t>nds Academ</w:t>
+          </w:r>
+        </w:hyperlink>
+      </w:r>
+      <w:r>
+        <w:rPr>
+          <w:u w:val="single" w:color="0000ff"/>
+          <w:rFonts w:ascii="Charis SIL Regular" w:hAnsi="Charis SIL Regular" w:eastAsia="Charis SIL Regular"/>
+          <w:b w:val="0"/>
+          <w:i w:val="0"/>
+          <w:color w:val="000000"/>
+          <w:sz w:val="24"/>
+        </w:rPr>
+        <w:hyperlink r:id="rId12" w:history="1">
+          <w:r>
+            <w:rPr>
+              <w:rStyle w:val="Hyperlink"/>
+            </w:rPr>
+            <w:t>y of Arts and</w:t>
+          </w:r>
+        </w:hyperlink>
+      </w:r>
+      <w:r>
+        <w:rPr>
+          <w:u w:val="single" w:color="0000ff"/>
+          <w:rFonts w:ascii="Charis SIL Regular" w:hAnsi="Charis SIL Regular" w:eastAsia="Charis SIL Regular"/>
+          <w:b w:val="0"/>
+          <w:i w:val="0"/>
+          <w:color w:val="000000"/>
+          <w:sz w:val="24"/>
+        </w:rPr>
+        <w:t xml:space="preserve"> </w:t>
+      </w:r>
+      <w:r>
+        <w:rPr>
+          <w:u w:val="single" w:color="0000ff"/>
+          <w:rFonts w:ascii="Charis SIL Regular" w:hAnsi="Charis SIL Regular" w:eastAsia="Charis SIL Regular"/>
+          <w:b w:val="0"/>
+          <w:i w:val="0"/>
+          <w:color w:val="000000"/>
+          <w:sz w:val="24"/>
+        </w:rPr>
+        <w:hyperlink r:id="rId12" w:history="1">
+          <w:r>
+            <w:rPr>
+              <w:rStyle w:val="Hyperlink"/>
+            </w:rPr>
+            <w:t>Sci</w:t>
+          </w:r>
+        </w:hyperlink>
+      </w:r>
+      <w:r>
+        <w:rPr>
+          <w:u w:val="single" w:color="0000ff"/>
+          <w:rFonts w:ascii="Charis SIL Regular" w:hAnsi="Charis SIL Regular" w:eastAsia="Charis SIL Regular"/>
+          <w:b w:val="0"/>
+          <w:i w:val="0"/>
+          <w:color w:val="000000"/>
+          <w:sz w:val="24"/>
+        </w:rPr>
         <w:hyperlink r:id="rId12" w:history="1">
           <w:r>
             <w:rPr>
@@ -1217,174 +1384,6 @@
       </w:r>
       <w:r>
         <w:rPr>
-          <w:rFonts w:ascii="Charis SIL Regular" w:hAnsi="Charis SIL Regular" w:eastAsia="Charis SIL Regular"/>
-          <w:b w:val="0"/>
-          <w:i w:val="0"/>
-          <w:color w:val="0000FF"/>
-          <w:sz w:val="24"/>
-          <w:u w:val="single"/>
-        </w:rPr>
-        <w:hyperlink r:id="rId12" w:history="1">
-          <w:r>
-            <w:rPr>
-              <w:rStyle w:val="Hyperlink"/>
-            </w:rPr>
-            <w:t>n</w:t>
-          </w:r>
-        </w:hyperlink>
-      </w:r>
-      <w:r>
-        <w:rPr>
-          <w:rFonts w:ascii="Charis SIL Regular" w:hAnsi="Charis SIL Regular" w:eastAsia="Charis SIL Regular"/>
-          <w:b w:val="0"/>
-          <w:i w:val="0"/>
-          <w:color w:val="0000FF"/>
-          <w:sz w:val="24"/>
-          <w:u w:val="single"/>
-        </w:rPr>
-        <w:t xml:space="preserve"> </w:t>
-      </w:r>
-      <w:r>
-        <w:rPr>
-          <w:rFonts w:ascii="Charis SIL Regular" w:hAnsi="Charis SIL Regular" w:eastAsia="Charis SIL Regular"/>
-          <w:b w:val="0"/>
-          <w:i w:val="0"/>
-          <w:color w:val="0000FF"/>
-          <w:sz w:val="24"/>
-          <w:u w:val="single"/>
-        </w:rPr>
-        <w:hyperlink r:id="rId12" w:history="1">
-          <w:r>
-            <w:rPr>
-              <w:rStyle w:val="Hyperlink"/>
-            </w:rPr>
-            <w:t>Wetenschap</w:t>
-          </w:r>
-        </w:hyperlink>
-      </w:r>
-      <w:r>
-        <w:rPr>
-          <w:rFonts w:ascii="Charis SIL Regular" w:hAnsi="Charis SIL Regular" w:eastAsia="Charis SIL Regular"/>
-          <w:b w:val="0"/>
-          <w:i w:val="0"/>
-          <w:color w:val="0000FF"/>
-          <w:sz w:val="24"/>
-          <w:u w:val="single"/>
-        </w:rPr>
-        <w:hyperlink r:id="rId12" w:history="1">
-          <w:r>
-            <w:rPr>
-              <w:rStyle w:val="Hyperlink"/>
-            </w:rPr>
-            <w:t>pen</w:t>
-          </w:r>
-        </w:hyperlink>
-      </w:r>
-      <w:r>
-        <w:rPr>
-          <w:rFonts w:ascii="Charis SIL Regular" w:hAnsi="Charis SIL Regular" w:eastAsia="Charis SIL Regular"/>
-          <w:b w:val="0"/>
-          <w:i w:val="0"/>
-          <w:color w:val="000000"/>
-          <w:sz w:val="24"/>
-        </w:rPr>
-        <w:t xml:space="preserve"> in Indonesia. The Royal </w:t>
-      </w:r>
-      <w:r>
-        <w:rPr>
-          <w:rFonts w:ascii="Charis SIL Regular" w:hAnsi="Charis SIL Regular" w:eastAsia="Charis SIL Regular"/>
-          <w:b w:val="0"/>
-          <w:i w:val="0"/>
-          <w:color w:val="000000"/>
-          <w:sz w:val="24"/>
-        </w:rPr>
-        <w:t>Netherla</w:t>
-      </w:r>
-      <w:r>
-        <w:rPr>
-          <w:u w:val="single" w:color="0000ff"/>
-          <w:rFonts w:ascii="Charis SIL Regular" w:hAnsi="Charis SIL Regular" w:eastAsia="Charis SIL Regular"/>
-          <w:b w:val="0"/>
-          <w:i w:val="0"/>
-          <w:color w:val="000000"/>
-          <w:sz w:val="24"/>
-        </w:rPr>
-        <w:hyperlink r:id="rId12" w:history="1">
-          <w:r>
-            <w:rPr>
-              <w:rStyle w:val="Hyperlink"/>
-            </w:rPr>
-            <w:t>nds Academ</w:t>
-          </w:r>
-        </w:hyperlink>
-      </w:r>
-      <w:r>
-        <w:rPr>
-          <w:u w:val="single" w:color="0000ff"/>
-          <w:rFonts w:ascii="Charis SIL Regular" w:hAnsi="Charis SIL Regular" w:eastAsia="Charis SIL Regular"/>
-          <w:b w:val="0"/>
-          <w:i w:val="0"/>
-          <w:color w:val="000000"/>
-          <w:sz w:val="24"/>
-        </w:rPr>
-        <w:hyperlink r:id="rId12" w:history="1">
-          <w:r>
-            <w:rPr>
-              <w:rStyle w:val="Hyperlink"/>
-            </w:rPr>
-            <w:t>y of Arts and</w:t>
-          </w:r>
-        </w:hyperlink>
-      </w:r>
-      <w:r>
-        <w:rPr>
-          <w:u w:val="single" w:color="0000ff"/>
-          <w:rFonts w:ascii="Charis SIL Regular" w:hAnsi="Charis SIL Regular" w:eastAsia="Charis SIL Regular"/>
-          <w:b w:val="0"/>
-          <w:i w:val="0"/>
-          <w:color w:val="000000"/>
-          <w:sz w:val="24"/>
-        </w:rPr>
-        <w:t xml:space="preserve"> </w:t>
-      </w:r>
-      <w:r>
-        <w:rPr>
-          <w:u w:val="single" w:color="0000ff"/>
-          <w:rFonts w:ascii="Charis SIL Regular" w:hAnsi="Charis SIL Regular" w:eastAsia="Charis SIL Regular"/>
-          <w:b w:val="0"/>
-          <w:i w:val="0"/>
-          <w:color w:val="000000"/>
-          <w:sz w:val="24"/>
-        </w:rPr>
-        <w:hyperlink r:id="rId12" w:history="1">
-          <w:r>
-            <w:rPr>
-              <w:rStyle w:val="Hyperlink"/>
-            </w:rPr>
-            <w:t>Sci</w:t>
-          </w:r>
-        </w:hyperlink>
-      </w:r>
-      <w:r>
-        <w:rPr>
-          <w:u w:val="single" w:color="0000ff"/>
-          <w:rFonts w:ascii="Charis SIL Regular" w:hAnsi="Charis SIL Regular" w:eastAsia="Charis SIL Regular"/>
-          <w:b w:val="0"/>
-          <w:i w:val="0"/>
-          <w:color w:val="000000"/>
-          <w:sz w:val="24"/>
-        </w:rPr>
-        <w:hyperlink r:id="rId12" w:history="1">
-          <w:r>
-            <w:rPr>
-              <w:rStyle w:val="Hyperlink"/>
-            </w:rPr>
-            <w:t>e</w:t>
-          </w:r>
-        </w:hyperlink>
-      </w:r>
-      <w:r>
-        <w:rPr>
           <w:u w:val="single" w:color="0000ff"/>
           <w:rFonts w:ascii="Charis SIL Regular" w:hAnsi="Charis SIL Regular" w:eastAsia="Charis SIL Regular"/>
           <w:b w:val="0"/>
@@ -1403,6 +1402,7 @@
       </w:r>
       <w:r>
         <w:rPr>
+          <w:u w:val="single" w:color="0000ff"/>
           <w:rFonts w:ascii="Charis SIL Regular" w:hAnsi="Charis SIL Regular" w:eastAsia="Charis SIL Regular"/>
           <w:b w:val="0"/>
           <w:i w:val="0"/>
@@ -1431,6 +1431,7 @@
       </w:r>
       <w:r>
         <w:rPr>
+          <w:u w:val="single" w:color="0000ff"/>
           <w:rFonts w:ascii="Charis SIL Regular" w:hAnsi="Charis SIL Regular" w:eastAsia="Charis SIL Regular"/>
           <w:b w:val="0"/>
           <w:i w:val="0"/>
@@ -3061,7 +3062,7 @@
           <w:sz w:val="24"/>
           <w:u w:val="single"/>
         </w:rPr>
-        <w:t>Royal Zeeland Scientific Soc</w:t>
+        <w:t>Royal Zeeland Scientific So</w:t>
       </w:r>
       <w:r>
         <w:rPr>
@@ -3072,7 +3073,7 @@
           <w:sz w:val="24"/>
           <w:u w:val="single"/>
         </w:rPr>
-        <w:t>iet</w:t>
+        <w:t>c</w:t>
       </w:r>
       <w:r>
         <w:rPr>
@@ -3081,8 +3082,9 @@
           <w:i w:val="0"/>
           <w:color w:val="0000FF"/>
           <w:sz w:val="24"/>
-        </w:rPr>
-        <w:t>y</w:t>
+          <w:u w:val="single"/>
+        </w:rPr>
+        <w:t>iety</w:t>
       </w:r>
       <w:r>
         <w:br/>
@@ -3643,7 +3645,7 @@
           <w:sz w:val="24"/>
           <w:u w:val="single"/>
         </w:rPr>
-        <w:hyperlink r:id="rId17" w:history="1">
+        <w:hyperlink r:id="rId18" w:history="1">
           <w:r>
             <w:rPr>
               <w:rStyle w:val="Hyperlink"/>
@@ -3661,7 +3663,7 @@
           <w:sz w:val="24"/>
           <w:u w:val="single"/>
         </w:rPr>
-        <w:hyperlink r:id="rId17" w:history="1">
+        <w:hyperlink r:id="rId18" w:history="1">
           <w:r>
             <w:rPr>
               <w:rStyle w:val="Hyperlink"/>
@@ -3697,7 +3699,7 @@
           <w:sz w:val="24"/>
           <w:u w:val="single"/>
         </w:rPr>
-        <w:hyperlink r:id="rId18" w:history="1">
+        <w:hyperlink r:id="rId19" w:history="1">
           <w:r>
             <w:rPr>
               <w:rStyle w:val="Hyperlink"/>
@@ -3726,7 +3728,7 @@
           <w:sz w:val="24"/>
           <w:u w:val="single"/>
         </w:rPr>
-        <w:hyperlink r:id="rId18" w:history="1">
+        <w:hyperlink r:id="rId19" w:history="1">
           <w:r>
             <w:rPr>
               <w:rStyle w:val="Hyperlink"/>
@@ -3847,7 +3849,7 @@
           <w:sz w:val="24"/>
           <w:u w:val="single"/>
         </w:rPr>
-        <w:hyperlink r:id="rId19" w:history="1">
+        <w:hyperlink r:id="rId20" w:history="1">
           <w:r>
             <w:rPr>
               <w:rStyle w:val="Hyperlink"/>
@@ -3876,7 +3878,7 @@
           <w:sz w:val="24"/>
           <w:u w:val="single"/>
         </w:rPr>
-        <w:hyperlink r:id="rId19" w:history="1">
+        <w:hyperlink r:id="rId20" w:history="1">
           <w:r>
             <w:rPr>
               <w:rStyle w:val="Hyperlink"/>
@@ -3904,7 +3906,7 @@
           <w:sz w:val="24"/>
           <w:u w:val="single"/>
         </w:rPr>
-        <w:hyperlink r:id="rId20" w:history="1">
+        <w:hyperlink r:id="rId21" w:history="1">
           <w:r>
             <w:rPr>
               <w:rStyle w:val="Hyperlink"/>
@@ -3922,7 +3924,7 @@
           <w:sz w:val="24"/>
           <w:u w:val="single"/>
         </w:rPr>
-        <w:hyperlink r:id="rId20" w:history="1">
+        <w:hyperlink r:id="rId21" w:history="1">
           <w:r>
             <w:rPr>
               <w:rStyle w:val="Hyperlink"/>
@@ -3940,7 +3942,7 @@
           <w:sz w:val="24"/>
           <w:u w:val="single"/>
         </w:rPr>
-        <w:hyperlink r:id="rId20" w:history="1">
+        <w:hyperlink r:id="rId21" w:history="1">
           <w:r>
             <w:rPr>
               <w:rStyle w:val="Hyperlink"/>
@@ -4058,7 +4060,7 @@
           <w:sz w:val="24"/>
           <w:u w:val="single"/>
         </w:rPr>
-        <w:hyperlink r:id="rId21" w:history="1">
+        <w:hyperlink r:id="rId22" w:history="1">
           <w:r>
             <w:rPr>
               <w:rStyle w:val="Hyperlink"/>
@@ -4087,7 +4089,7 @@
           <w:sz w:val="24"/>
           <w:u w:val="single"/>
         </w:rPr>
-        <w:hyperlink r:id="rId21" w:history="1">
+        <w:hyperlink r:id="rId22" w:history="1">
           <w:r>
             <w:rPr>
               <w:rStyle w:val="Hyperlink"/>
@@ -4115,7 +4117,7 @@
           <w:sz w:val="24"/>
           <w:u w:val="single"/>
         </w:rPr>
-        <w:hyperlink r:id="rId22" w:history="1">
+        <w:hyperlink r:id="rId23" w:history="1">
           <w:r>
             <w:rPr>
               <w:rStyle w:val="Hyperlink"/>
@@ -4133,7 +4135,7 @@
           <w:sz w:val="24"/>
           <w:u w:val="single"/>
         </w:rPr>
-        <w:hyperlink r:id="rId22" w:history="1">
+        <w:hyperlink r:id="rId23" w:history="1">
           <w:r>
             <w:rPr>
               <w:rStyle w:val="Hyperlink"/>
@@ -4151,7 +4153,7 @@
           <w:sz w:val="24"/>
           <w:u w:val="single"/>
         </w:rPr>
-        <w:hyperlink r:id="rId22" w:history="1">
+        <w:hyperlink r:id="rId23" w:history="1">
           <w:r>
             <w:rPr>
               <w:rStyle w:val="Hyperlink"/>
@@ -4169,7 +4171,7 @@
           <w:sz w:val="24"/>
           <w:u w:val="single"/>
         </w:rPr>
-        <w:hyperlink r:id="rId22" w:history="1">
+        <w:hyperlink r:id="rId23" w:history="1">
           <w:r>
             <w:rPr>
               <w:rStyle w:val="Hyperlink"/>

--- a/EXPORTS/DOCX/published/niveau2/English/Science.docx
+++ b/EXPORTS/DOCX/published/niveau2/English/Science.docx
@@ -963,7 +963,7 @@
           <w:sz w:val="24"/>
           <w:u w:val="single"/>
         </w:rPr>
-        <w:hyperlink r:id="rId12" w:history="1">
+        <w:hyperlink r:id="rId11" w:history="1">
           <w:r>
             <w:rPr>
               <w:rStyle w:val="Hyperlink"/>
@@ -981,7 +981,7 @@
           <w:sz w:val="24"/>
           <w:u w:val="single"/>
         </w:rPr>
-        <w:hyperlink r:id="rId12" w:history="1">
+        <w:hyperlink r:id="rId11" w:history="1">
           <w:r>
             <w:rPr>
               <w:rStyle w:val="Hyperlink"/>
@@ -999,7 +999,7 @@
           <w:sz w:val="24"/>
           <w:u w:val="single"/>
         </w:rPr>
-        <w:hyperlink r:id="rId12" w:history="1">
+        <w:hyperlink r:id="rId11" w:history="1">
           <w:r>
             <w:rPr>
               <w:rStyle w:val="Hyperlink"/>
@@ -1205,7 +1205,7 @@
           <w:sz w:val="24"/>
           <w:u w:val="single"/>
         </w:rPr>
-        <w:hyperlink r:id="rId11" w:history="1">
+        <w:hyperlink r:id="rId12" w:history="1">
           <w:r>
             <w:rPr>
               <w:rStyle w:val="Hyperlink"/>
@@ -1223,7 +1223,7 @@
           <w:sz w:val="24"/>
           <w:u w:val="single"/>
         </w:rPr>
-        <w:hyperlink r:id="rId11" w:history="1">
+        <w:hyperlink r:id="rId12" w:history="1">
           <w:r>
             <w:rPr>
               <w:rStyle w:val="Hyperlink"/>
@@ -1252,7 +1252,7 @@
           <w:sz w:val="24"/>
           <w:u w:val="single"/>
         </w:rPr>
-        <w:hyperlink r:id="rId11" w:history="1">
+        <w:hyperlink r:id="rId12" w:history="1">
           <w:r>
             <w:rPr>
               <w:rStyle w:val="Hyperlink"/>
@@ -1308,14 +1308,7 @@
           <w:color w:val="000000"/>
           <w:sz w:val="24"/>
         </w:rPr>
-        <w:hyperlink r:id="rId12" w:history="1">
-          <w:r>
-            <w:rPr>
-              <w:rStyle w:val="Hyperlink"/>
-            </w:rPr>
-            <w:t>nds Academ</w:t>
-          </w:r>
-        </w:hyperlink>
+        <w:t>nds Academ</w:t>
       </w:r>
       <w:r>
         <w:rPr>
@@ -2328,7 +2321,7 @@
           <w:sz w:val="24"/>
           <w:u w:val="single"/>
         </w:rPr>
-        <w:hyperlink r:id="rId16" w:history="1">
+        <w:hyperlink r:id="rId12" w:history="1">
           <w:r>
             <w:rPr>
               <w:rStyle w:val="Hyperlink"/>
@@ -3645,7 +3638,7 @@
           <w:sz w:val="24"/>
           <w:u w:val="single"/>
         </w:rPr>
-        <w:hyperlink r:id="rId18" w:history="1">
+        <w:hyperlink r:id="rId17" w:history="1">
           <w:r>
             <w:rPr>
               <w:rStyle w:val="Hyperlink"/>
@@ -3663,7 +3656,7 @@
           <w:sz w:val="24"/>
           <w:u w:val="single"/>
         </w:rPr>
-        <w:hyperlink r:id="rId18" w:history="1">
+        <w:hyperlink r:id="rId17" w:history="1">
           <w:r>
             <w:rPr>
               <w:rStyle w:val="Hyperlink"/>
@@ -3699,7 +3692,7 @@
           <w:sz w:val="24"/>
           <w:u w:val="single"/>
         </w:rPr>
-        <w:hyperlink r:id="rId19" w:history="1">
+        <w:hyperlink r:id="rId18" w:history="1">
           <w:r>
             <w:rPr>
               <w:rStyle w:val="Hyperlink"/>
@@ -3728,7 +3721,7 @@
           <w:sz w:val="24"/>
           <w:u w:val="single"/>
         </w:rPr>
-        <w:hyperlink r:id="rId19" w:history="1">
+        <w:hyperlink r:id="rId18" w:history="1">
           <w:r>
             <w:rPr>
               <w:rStyle w:val="Hyperlink"/>
@@ -3849,7 +3842,7 @@
           <w:sz w:val="24"/>
           <w:u w:val="single"/>
         </w:rPr>
-        <w:hyperlink r:id="rId20" w:history="1">
+        <w:hyperlink r:id="rId19" w:history="1">
           <w:r>
             <w:rPr>
               <w:rStyle w:val="Hyperlink"/>
@@ -3878,7 +3871,7 @@
           <w:sz w:val="24"/>
           <w:u w:val="single"/>
         </w:rPr>
-        <w:hyperlink r:id="rId20" w:history="1">
+        <w:hyperlink r:id="rId19" w:history="1">
           <w:r>
             <w:rPr>
               <w:rStyle w:val="Hyperlink"/>
@@ -3906,7 +3899,7 @@
           <w:sz w:val="24"/>
           <w:u w:val="single"/>
         </w:rPr>
-        <w:hyperlink r:id="rId21" w:history="1">
+        <w:hyperlink r:id="rId20" w:history="1">
           <w:r>
             <w:rPr>
               <w:rStyle w:val="Hyperlink"/>
@@ -3924,7 +3917,7 @@
           <w:sz w:val="24"/>
           <w:u w:val="single"/>
         </w:rPr>
-        <w:hyperlink r:id="rId21" w:history="1">
+        <w:hyperlink r:id="rId20" w:history="1">
           <w:r>
             <w:rPr>
               <w:rStyle w:val="Hyperlink"/>
@@ -3942,7 +3935,7 @@
           <w:sz w:val="24"/>
           <w:u w:val="single"/>
         </w:rPr>
-        <w:hyperlink r:id="rId21" w:history="1">
+        <w:hyperlink r:id="rId20" w:history="1">
           <w:r>
             <w:rPr>
               <w:rStyle w:val="Hyperlink"/>
@@ -4060,7 +4053,7 @@
           <w:sz w:val="24"/>
           <w:u w:val="single"/>
         </w:rPr>
-        <w:hyperlink r:id="rId22" w:history="1">
+        <w:hyperlink r:id="rId21" w:history="1">
           <w:r>
             <w:rPr>
               <w:rStyle w:val="Hyperlink"/>
@@ -4089,7 +4082,7 @@
           <w:sz w:val="24"/>
           <w:u w:val="single"/>
         </w:rPr>
-        <w:hyperlink r:id="rId22" w:history="1">
+        <w:hyperlink r:id="rId21" w:history="1">
           <w:r>
             <w:rPr>
               <w:rStyle w:val="Hyperlink"/>
@@ -4117,7 +4110,7 @@
           <w:sz w:val="24"/>
           <w:u w:val="single"/>
         </w:rPr>
-        <w:hyperlink r:id="rId23" w:history="1">
+        <w:hyperlink r:id="rId22" w:history="1">
           <w:r>
             <w:rPr>
               <w:rStyle w:val="Hyperlink"/>
@@ -4135,7 +4128,7 @@
           <w:sz w:val="24"/>
           <w:u w:val="single"/>
         </w:rPr>
-        <w:hyperlink r:id="rId23" w:history="1">
+        <w:hyperlink r:id="rId22" w:history="1">
           <w:r>
             <w:rPr>
               <w:rStyle w:val="Hyperlink"/>
@@ -4153,7 +4146,7 @@
           <w:sz w:val="24"/>
           <w:u w:val="single"/>
         </w:rPr>
-        <w:hyperlink r:id="rId23" w:history="1">
+        <w:hyperlink r:id="rId22" w:history="1">
           <w:r>
             <w:rPr>
               <w:rStyle w:val="Hyperlink"/>
@@ -4171,7 +4164,7 @@
           <w:sz w:val="24"/>
           <w:u w:val="single"/>
         </w:rPr>
-        <w:hyperlink r:id="rId23" w:history="1">
+        <w:hyperlink r:id="rId22" w:history="1">
           <w:r>
             <w:rPr>
               <w:rStyle w:val="Hyperlink"/>

--- a/EXPORTS/DOCX/published/niveau2/English/Science.docx
+++ b/EXPORTS/DOCX/published/niveau2/English/Science.docx
@@ -946,6 +946,7 @@
       </w:r>
       <w:r>
         <w:rPr>
+          <w:u w:val="single" w:color="0000ff"/>
           <w:rFonts w:ascii="Charis SIL Regular" w:hAnsi="Charis SIL Regular" w:eastAsia="Charis SIL Regular"/>
           <w:b w:val="0"/>
           <w:i w:val="0"/>
@@ -963,7 +964,7 @@
           <w:sz w:val="24"/>
           <w:u w:val="single"/>
         </w:rPr>
-        <w:hyperlink r:id="rId11" w:history="1">
+        <w:hyperlink r:id="rId12" w:history="1">
           <w:r>
             <w:rPr>
               <w:rStyle w:val="Hyperlink"/>
@@ -981,7 +982,7 @@
           <w:sz w:val="24"/>
           <w:u w:val="single"/>
         </w:rPr>
-        <w:hyperlink r:id="rId11" w:history="1">
+        <w:hyperlink r:id="rId12" w:history="1">
           <w:r>
             <w:rPr>
               <w:rStyle w:val="Hyperlink"/>
@@ -1028,7 +1029,7 @@
           <w:sz w:val="24"/>
           <w:u w:val="single"/>
         </w:rPr>
-        <w:hyperlink r:id="rId12" w:history="1">
+        <w:hyperlink r:id="rId11" w:history="1">
           <w:r>
             <w:rPr>
               <w:rStyle w:val="Hyperlink"/>
@@ -1046,7 +1047,7 @@
           <w:sz w:val="24"/>
           <w:u w:val="single"/>
         </w:rPr>
-        <w:hyperlink r:id="rId12" w:history="1">
+        <w:hyperlink r:id="rId11" w:history="1">
           <w:r>
             <w:rPr>
               <w:rStyle w:val="Hyperlink"/>
@@ -1064,7 +1065,7 @@
           <w:sz w:val="24"/>
           <w:u w:val="single"/>
         </w:rPr>
-        <w:hyperlink r:id="rId12" w:history="1">
+        <w:hyperlink r:id="rId11" w:history="1">
           <w:r>
             <w:rPr>
               <w:rStyle w:val="Hyperlink"/>
@@ -1082,7 +1083,7 @@
           <w:sz w:val="24"/>
           <w:u w:val="single"/>
         </w:rPr>
-        <w:hyperlink r:id="rId12" w:history="1">
+        <w:hyperlink r:id="rId11" w:history="1">
           <w:r>
             <w:rPr>
               <w:rStyle w:val="Hyperlink"/>
@@ -1308,7 +1309,14 @@
           <w:color w:val="000000"/>
           <w:sz w:val="24"/>
         </w:rPr>
-        <w:t>nds Academ</w:t>
+        <w:hyperlink r:id="rId12" w:history="1">
+          <w:r>
+            <w:rPr>
+              <w:rStyle w:val="Hyperlink"/>
+            </w:rPr>
+            <w:t>nds Academ</w:t>
+          </w:r>
+        </w:hyperlink>
       </w:r>
       <w:r>
         <w:rPr>
@@ -1395,7 +1403,6 @@
       </w:r>
       <w:r>
         <w:rPr>
-          <w:u w:val="single" w:color="0000ff"/>
           <w:rFonts w:ascii="Charis SIL Regular" w:hAnsi="Charis SIL Regular" w:eastAsia="Charis SIL Regular"/>
           <w:b w:val="0"/>
           <w:i w:val="0"/>
@@ -1424,7 +1431,6 @@
       </w:r>
       <w:r>
         <w:rPr>
-          <w:u w:val="single" w:color="0000ff"/>
           <w:rFonts w:ascii="Charis SIL Regular" w:hAnsi="Charis SIL Regular" w:eastAsia="Charis SIL Regular"/>
           <w:b w:val="0"/>
           <w:i w:val="0"/>
@@ -2321,7 +2327,7 @@
           <w:sz w:val="24"/>
           <w:u w:val="single"/>
         </w:rPr>
-        <w:hyperlink r:id="rId12" w:history="1">
+        <w:hyperlink r:id="rId16" w:history="1">
           <w:r>
             <w:rPr>
               <w:rStyle w:val="Hyperlink"/>
@@ -3055,7 +3061,7 @@
           <w:sz w:val="24"/>
           <w:u w:val="single"/>
         </w:rPr>
-        <w:t>Royal Zeeland Scientific So</w:t>
+        <w:t>Royal Zeeland Scientific Soc</w:t>
       </w:r>
       <w:r>
         <w:rPr>
@@ -3066,7 +3072,7 @@
           <w:sz w:val="24"/>
           <w:u w:val="single"/>
         </w:rPr>
-        <w:t>c</w:t>
+        <w:t>iet</w:t>
       </w:r>
       <w:r>
         <w:rPr>
@@ -3075,9 +3081,8 @@
           <w:i w:val="0"/>
           <w:color w:val="0000FF"/>
           <w:sz w:val="24"/>
-          <w:u w:val="single"/>
-        </w:rPr>
-        <w:t>iety</w:t>
+        </w:rPr>
+        <w:t>y</w:t>
       </w:r>
       <w:r>
         <w:br/>
@@ -3464,7 +3469,7 @@
             <w:rPr>
               <w:rStyle w:val="Hyperlink"/>
             </w:rPr>
-            <w:t>portalfiles</w:t>
+            <w:t>portalfile</w:t>
           </w:r>
         </w:hyperlink>
       </w:r>
@@ -3475,25 +3480,13 @@
           <w:i w:val="0"/>
           <w:color w:val="0000FF"/>
           <w:sz w:val="24"/>
-          <w:u w:val="single"/>
-        </w:rPr>
-        <w:t>/</w:t>
-      </w:r>
-      <w:r>
-        <w:rPr>
-          <w:rFonts w:ascii="Charis SIL Regular" w:hAnsi="Charis SIL Regular" w:eastAsia="Charis SIL Regular"/>
-          <w:b w:val="0"/>
-          <w:i w:val="0"/>
-          <w:color w:val="0000FF"/>
-          <w:sz w:val="24"/>
-          <w:u w:val="single"/>
         </w:rPr>
         <w:hyperlink r:id="rId17" w:history="1">
           <w:r>
             <w:rPr>
               <w:rStyle w:val="Hyperlink"/>
             </w:rPr>
-            <w:t>portal/1414020</w:t>
+            <w:t>s</w:t>
           </w:r>
         </w:hyperlink>
       </w:r>
@@ -3505,7 +3498,25 @@
           <w:color w:val="0000FF"/>
           <w:sz w:val="24"/>
         </w:rPr>
-        <w:t xml:space="preserve">/ </w:t>
+        <w:t>/</w:t>
+      </w:r>
+      <w:r>
+        <w:rPr>
+          <w:rFonts w:ascii="Charis SIL Regular" w:hAnsi="Charis SIL Regular" w:eastAsia="Charis SIL Regular"/>
+          <w:b w:val="0"/>
+          <w:i w:val="0"/>
+          <w:color w:val="0000FF"/>
+          <w:sz w:val="24"/>
+          <w:u w:val="single"/>
+        </w:rPr>
+        <w:hyperlink r:id="rId17" w:history="1">
+          <w:r>
+            <w:rPr>
+              <w:rStyle w:val="Hyperlink"/>
+            </w:rPr>
+            <w:t xml:space="preserve">portal/1414020/ </w:t>
+          </w:r>
+        </w:hyperlink>
       </w:r>
       <w:r>
         <w:br/>
@@ -3584,7 +3595,6 @@
       </w:r>
       <w:r>
         <w:rPr>
-          <w:u w:val="single" w:color="0000ff"/>
           <w:rFonts w:ascii="Charis SIL Regular" w:hAnsi="Charis SIL Regular" w:eastAsia="Charis SIL Regular"/>
           <w:b w:val="0"/>
           <w:i w:val="0"/>
@@ -3667,7 +3677,6 @@
       </w:r>
       <w:r>
         <w:rPr>
-          <w:u w:val="single" w:color="0000ff"/>
           <w:rFonts w:ascii="Charis SIL Regular" w:hAnsi="Charis SIL Regular" w:eastAsia="Charis SIL Regular"/>
           <w:b w:val="0"/>
           <w:i w:val="0"/>

--- a/EXPORTS/DOCX/published/niveau2/English/Science.docx
+++ b/EXPORTS/DOCX/published/niveau2/English/Science.docx
@@ -248,25 +248,7 @@
           <w:color w:val="000000"/>
           <w:sz w:val="24"/>
         </w:rPr>
-        <w:t>the end of the nineteenth century, during which 50 f</w:t>
-      </w:r>
-      <w:r>
-        <w:rPr>
-          <w:u w:val="single" w:color="0000ff"/>
-          <w:rFonts w:ascii="Charis SIL Regular" w:hAnsi="Charis SIL Regular" w:eastAsia="Charis SIL Regular"/>
-          <w:b w:val="0"/>
-          <w:i w:val="0"/>
-          <w:color w:val="000000"/>
-          <w:sz w:val="24"/>
-        </w:rPr>
-        <w:hyperlink r:id="rId9" w:history="1">
-          <w:r>
-            <w:rPr>
-              <w:rStyle w:val="Hyperlink"/>
-            </w:rPr>
-            <w:t>orced la</w:t>
-          </w:r>
-        </w:hyperlink>
+        <w:t>the end of the nineteenth century, during which 50 forced la</w:t>
       </w:r>
       <w:r>
         <w:rPr>
@@ -1000,7 +982,7 @@
           <w:sz w:val="24"/>
           <w:u w:val="single"/>
         </w:rPr>
-        <w:hyperlink r:id="rId11" w:history="1">
+        <w:hyperlink r:id="rId12" w:history="1">
           <w:r>
             <w:rPr>
               <w:rStyle w:val="Hyperlink"/>
@@ -1029,7 +1011,7 @@
           <w:sz w:val="24"/>
           <w:u w:val="single"/>
         </w:rPr>
-        <w:hyperlink r:id="rId11" w:history="1">
+        <w:hyperlink r:id="rId12" w:history="1">
           <w:r>
             <w:rPr>
               <w:rStyle w:val="Hyperlink"/>
@@ -1047,7 +1029,7 @@
           <w:sz w:val="24"/>
           <w:u w:val="single"/>
         </w:rPr>
-        <w:hyperlink r:id="rId11" w:history="1">
+        <w:hyperlink r:id="rId12" w:history="1">
           <w:r>
             <w:rPr>
               <w:rStyle w:val="Hyperlink"/>
@@ -1065,7 +1047,7 @@
           <w:sz w:val="24"/>
           <w:u w:val="single"/>
         </w:rPr>
-        <w:hyperlink r:id="rId11" w:history="1">
+        <w:hyperlink r:id="rId12" w:history="1">
           <w:r>
             <w:rPr>
               <w:rStyle w:val="Hyperlink"/>
@@ -1083,7 +1065,7 @@
           <w:sz w:val="24"/>
           <w:u w:val="single"/>
         </w:rPr>
-        <w:hyperlink r:id="rId11" w:history="1">
+        <w:hyperlink r:id="rId12" w:history="1">
           <w:r>
             <w:rPr>
               <w:rStyle w:val="Hyperlink"/>
@@ -1159,12 +1141,59 @@
           <w:sz w:val="24"/>
           <w:u w:val="single"/>
         </w:rPr>
+        <w:hyperlink r:id="rId11" w:history="1">
+          <w:r>
+            <w:rPr>
+              <w:rStyle w:val="Hyperlink"/>
+            </w:rPr>
+            <w:t>unste</w:t>
+          </w:r>
+        </w:hyperlink>
+      </w:r>
+      <w:r>
+        <w:rPr>
+          <w:rFonts w:ascii="Charis SIL Regular" w:hAnsi="Charis SIL Regular" w:eastAsia="Charis SIL Regular"/>
+          <w:b w:val="0"/>
+          <w:i w:val="0"/>
+          <w:color w:val="0000FF"/>
+          <w:sz w:val="24"/>
+          <w:u w:val="single"/>
+        </w:rPr>
+        <w:hyperlink r:id="rId11" w:history="1">
+          <w:r>
+            <w:rPr>
+              <w:rStyle w:val="Hyperlink"/>
+            </w:rPr>
+            <w:t>n</w:t>
+          </w:r>
+        </w:hyperlink>
+      </w:r>
+      <w:r>
+        <w:rPr>
+          <w:rFonts w:ascii="Charis SIL Regular" w:hAnsi="Charis SIL Regular" w:eastAsia="Charis SIL Regular"/>
+          <w:b w:val="0"/>
+          <w:i w:val="0"/>
+          <w:color w:val="0000FF"/>
+          <w:sz w:val="24"/>
+          <w:u w:val="single"/>
+        </w:rPr>
+        <w:t xml:space="preserve"> </w:t>
+      </w:r>
+      <w:r>
+        <w:rPr>
+          <w:rFonts w:ascii="Charis SIL Regular" w:hAnsi="Charis SIL Regular" w:eastAsia="Charis SIL Regular"/>
+          <w:b w:val="0"/>
+          <w:i w:val="0"/>
+          <w:color w:val="0000FF"/>
+          <w:sz w:val="24"/>
+          <w:u w:val="single"/>
+        </w:rPr>
         <w:hyperlink r:id="rId12" w:history="1">
           <w:r>
             <w:rPr>
               <w:rStyle w:val="Hyperlink"/>
             </w:rPr>
-            <w:t>unste</w:t>
+            <w:t>e</w:t>
           </w:r>
         </w:hyperlink>
       </w:r>
@@ -1211,53 +1240,6 @@
             <w:rPr>
               <w:rStyle w:val="Hyperlink"/>
             </w:rPr>
-            <w:t>e</w:t>
-          </w:r>
-        </w:hyperlink>
-      </w:r>
-      <w:r>
-        <w:rPr>
-          <w:rFonts w:ascii="Charis SIL Regular" w:hAnsi="Charis SIL Regular" w:eastAsia="Charis SIL Regular"/>
-          <w:b w:val="0"/>
-          <w:i w:val="0"/>
-          <w:color w:val="0000FF"/>
-          <w:sz w:val="24"/>
-          <w:u w:val="single"/>
-        </w:rPr>
-        <w:hyperlink r:id="rId12" w:history="1">
-          <w:r>
-            <w:rPr>
-              <w:rStyle w:val="Hyperlink"/>
-            </w:rPr>
-            <w:t>n</w:t>
-          </w:r>
-        </w:hyperlink>
-      </w:r>
-      <w:r>
-        <w:rPr>
-          <w:rFonts w:ascii="Charis SIL Regular" w:hAnsi="Charis SIL Regular" w:eastAsia="Charis SIL Regular"/>
-          <w:b w:val="0"/>
-          <w:i w:val="0"/>
-          <w:color w:val="0000FF"/>
-          <w:sz w:val="24"/>
-          <w:u w:val="single"/>
-        </w:rPr>
-        <w:t xml:space="preserve"> </w:t>
-      </w:r>
-      <w:r>
-        <w:rPr>
-          <w:rFonts w:ascii="Charis SIL Regular" w:hAnsi="Charis SIL Regular" w:eastAsia="Charis SIL Regular"/>
-          <w:b w:val="0"/>
-          <w:i w:val="0"/>
-          <w:color w:val="0000FF"/>
-          <w:sz w:val="24"/>
-          <w:u w:val="single"/>
-        </w:rPr>
-        <w:hyperlink r:id="rId12" w:history="1">
-          <w:r>
-            <w:rPr>
-              <w:rStyle w:val="Hyperlink"/>
-            </w:rPr>
             <w:t>Wetenschap</w:t>
           </w:r>
         </w:hyperlink>
@@ -1403,6 +1385,7 @@
       </w:r>
       <w:r>
         <w:rPr>
+          <w:u w:val="single" w:color="0000ff"/>
           <w:rFonts w:ascii="Charis SIL Regular" w:hAnsi="Charis SIL Regular" w:eastAsia="Charis SIL Regular"/>
           <w:b w:val="0"/>
           <w:i w:val="0"/>
@@ -2327,7 +2310,7 @@
           <w:sz w:val="24"/>
           <w:u w:val="single"/>
         </w:rPr>
-        <w:hyperlink r:id="rId16" w:history="1">
+        <w:hyperlink r:id="rId12" w:history="1">
           <w:r>
             <w:rPr>
               <w:rStyle w:val="Hyperlink"/>
@@ -3061,7 +3044,7 @@
           <w:sz w:val="24"/>
           <w:u w:val="single"/>
         </w:rPr>
-        <w:t>Royal Zeeland Scientific Soc</w:t>
+        <w:t>Royal Zeeland Scientific So</w:t>
       </w:r>
       <w:r>
         <w:rPr>
@@ -3072,7 +3055,7 @@
           <w:sz w:val="24"/>
           <w:u w:val="single"/>
         </w:rPr>
-        <w:t>iet</w:t>
+        <w:t>c</w:t>
       </w:r>
       <w:r>
         <w:rPr>
@@ -3081,8 +3064,9 @@
           <w:i w:val="0"/>
           <w:color w:val="0000FF"/>
           <w:sz w:val="24"/>
-        </w:rPr>
-        <w:t>y</w:t>
+          <w:u w:val="single"/>
+        </w:rPr>
+        <w:t>iety</w:t>
       </w:r>
       <w:r>
         <w:br/>
@@ -3469,7 +3453,7 @@
             <w:rPr>
               <w:rStyle w:val="Hyperlink"/>
             </w:rPr>
-            <w:t>portalfile</w:t>
+            <w:t>portalfiles</w:t>
           </w:r>
         </w:hyperlink>
       </w:r>
@@ -3480,13 +3464,25 @@
           <w:i w:val="0"/>
           <w:color w:val="0000FF"/>
           <w:sz w:val="24"/>
+          <w:u w:val="single"/>
+        </w:rPr>
+        <w:t>/</w:t>
+      </w:r>
+      <w:r>
+        <w:rPr>
+          <w:rFonts w:ascii="Charis SIL Regular" w:hAnsi="Charis SIL Regular" w:eastAsia="Charis SIL Regular"/>
+          <w:b w:val="0"/>
+          <w:i w:val="0"/>
+          <w:color w:val="0000FF"/>
+          <w:sz w:val="24"/>
+          <w:u w:val="single"/>
         </w:rPr>
         <w:hyperlink r:id="rId17" w:history="1">
           <w:r>
             <w:rPr>
               <w:rStyle w:val="Hyperlink"/>
             </w:rPr>
-            <w:t>s</w:t>
+            <w:t>portal/1414020</w:t>
           </w:r>
         </w:hyperlink>
       </w:r>
@@ -3498,25 +3494,7 @@
           <w:color w:val="0000FF"/>
           <w:sz w:val="24"/>
         </w:rPr>
-        <w:t>/</w:t>
-      </w:r>
-      <w:r>
-        <w:rPr>
-          <w:rFonts w:ascii="Charis SIL Regular" w:hAnsi="Charis SIL Regular" w:eastAsia="Charis SIL Regular"/>
-          <w:b w:val="0"/>
-          <w:i w:val="0"/>
-          <w:color w:val="0000FF"/>
-          <w:sz w:val="24"/>
-          <w:u w:val="single"/>
-        </w:rPr>
-        <w:hyperlink r:id="rId17" w:history="1">
-          <w:r>
-            <w:rPr>
-              <w:rStyle w:val="Hyperlink"/>
-            </w:rPr>
-            <w:t xml:space="preserve">portal/1414020/ </w:t>
-          </w:r>
-        </w:hyperlink>
+        <w:t xml:space="preserve">/ </w:t>
       </w:r>
       <w:r>
         <w:br/>
@@ -3595,6 +3573,7 @@
       </w:r>
       <w:r>
         <w:rPr>
+          <w:u w:val="single" w:color="0000ff"/>
           <w:rFonts w:ascii="Charis SIL Regular" w:hAnsi="Charis SIL Regular" w:eastAsia="Charis SIL Regular"/>
           <w:b w:val="0"/>
           <w:i w:val="0"/>
@@ -3677,6 +3656,7 @@
       </w:r>
       <w:r>
         <w:rPr>
+          <w:u w:val="single" w:color="0000ff"/>
           <w:rFonts w:ascii="Charis SIL Regular" w:hAnsi="Charis SIL Regular" w:eastAsia="Charis SIL Regular"/>
           <w:b w:val="0"/>
           <w:i w:val="0"/>

--- a/EXPORTS/DOCX/published/niveau2/English/Science.docx
+++ b/EXPORTS/DOCX/published/niveau2/English/Science.docx
@@ -248,7 +248,25 @@
           <w:color w:val="000000"/>
           <w:sz w:val="24"/>
         </w:rPr>
-        <w:t>the end of the nineteenth century, during which 50 forced la</w:t>
+        <w:t>the end of the nineteenth century, during which 50 f</w:t>
+      </w:r>
+      <w:r>
+        <w:rPr>
+          <w:u w:val="single" w:color="0000ff"/>
+          <w:rFonts w:ascii="Charis SIL Regular" w:hAnsi="Charis SIL Regular" w:eastAsia="Charis SIL Regular"/>
+          <w:b w:val="0"/>
+          <w:i w:val="0"/>
+          <w:color w:val="000000"/>
+          <w:sz w:val="24"/>
+        </w:rPr>
+        <w:hyperlink r:id="rId9" w:history="1">
+          <w:r>
+            <w:rPr>
+              <w:rStyle w:val="Hyperlink"/>
+            </w:rPr>
+            <w:t>orced la</w:t>
+          </w:r>
+        </w:hyperlink>
       </w:r>
       <w:r>
         <w:rPr>
@@ -924,18 +942,7 @@
           <w:color w:val="000000"/>
           <w:sz w:val="24"/>
         </w:rPr>
-        <w:t>and the</w:t>
-      </w:r>
-      <w:r>
-        <w:rPr>
-          <w:u w:val="single" w:color="0000ff"/>
-          <w:rFonts w:ascii="Charis SIL Regular" w:hAnsi="Charis SIL Regular" w:eastAsia="Charis SIL Regular"/>
-          <w:b w:val="0"/>
-          <w:i w:val="0"/>
-          <w:color w:val="000000"/>
-          <w:sz w:val="24"/>
-        </w:rPr>
-        <w:t xml:space="preserve"> </w:t>
+        <w:t xml:space="preserve">and the </w:t>
       </w:r>
       <w:r>
         <w:rPr>
@@ -964,7 +971,7 @@
           <w:sz w:val="24"/>
           <w:u w:val="single"/>
         </w:rPr>
-        <w:hyperlink r:id="rId12" w:history="1">
+        <w:hyperlink r:id="rId11" w:history="1">
           <w:r>
             <w:rPr>
               <w:rStyle w:val="Hyperlink"/>
@@ -982,7 +989,7 @@
           <w:sz w:val="24"/>
           <w:u w:val="single"/>
         </w:rPr>
-        <w:hyperlink r:id="rId12" w:history="1">
+        <w:hyperlink r:id="rId11" w:history="1">
           <w:r>
             <w:rPr>
               <w:rStyle w:val="Hyperlink"/>
@@ -1011,7 +1018,7 @@
           <w:sz w:val="24"/>
           <w:u w:val="single"/>
         </w:rPr>
-        <w:hyperlink r:id="rId12" w:history="1">
+        <w:hyperlink r:id="rId11" w:history="1">
           <w:r>
             <w:rPr>
               <w:rStyle w:val="Hyperlink"/>
@@ -1029,7 +1036,7 @@
           <w:sz w:val="24"/>
           <w:u w:val="single"/>
         </w:rPr>
-        <w:hyperlink r:id="rId12" w:history="1">
+        <w:hyperlink r:id="rId11" w:history="1">
           <w:r>
             <w:rPr>
               <w:rStyle w:val="Hyperlink"/>
@@ -1047,7 +1054,7 @@
           <w:sz w:val="24"/>
           <w:u w:val="single"/>
         </w:rPr>
-        <w:hyperlink r:id="rId12" w:history="1">
+        <w:hyperlink r:id="rId11" w:history="1">
           <w:r>
             <w:rPr>
               <w:rStyle w:val="Hyperlink"/>
@@ -1065,7 +1072,7 @@
           <w:sz w:val="24"/>
           <w:u w:val="single"/>
         </w:rPr>
-        <w:hyperlink r:id="rId12" w:history="1">
+        <w:hyperlink r:id="rId11" w:history="1">
           <w:r>
             <w:rPr>
               <w:rStyle w:val="Hyperlink"/>
@@ -1141,7 +1148,7 @@
           <w:sz w:val="24"/>
           <w:u w:val="single"/>
         </w:rPr>
-        <w:hyperlink r:id="rId11" w:history="1">
+        <w:hyperlink r:id="rId12" w:history="1">
           <w:r>
             <w:rPr>
               <w:rStyle w:val="Hyperlink"/>
@@ -1159,7 +1166,7 @@
           <w:sz w:val="24"/>
           <w:u w:val="single"/>
         </w:rPr>
-        <w:hyperlink r:id="rId11" w:history="1">
+        <w:hyperlink r:id="rId12" w:history="1">
           <w:r>
             <w:rPr>
               <w:rStyle w:val="Hyperlink"/>
@@ -1414,6 +1421,7 @@
       </w:r>
       <w:r>
         <w:rPr>
+          <w:u w:val="single" w:color="0000ff"/>
           <w:rFonts w:ascii="Charis SIL Regular" w:hAnsi="Charis SIL Regular" w:eastAsia="Charis SIL Regular"/>
           <w:b w:val="0"/>
           <w:i w:val="0"/>
@@ -2310,7 +2318,7 @@
           <w:sz w:val="24"/>
           <w:u w:val="single"/>
         </w:rPr>
-        <w:hyperlink r:id="rId12" w:history="1">
+        <w:hyperlink r:id="rId16" w:history="1">
           <w:r>
             <w:rPr>
               <w:rStyle w:val="Hyperlink"/>
@@ -2339,7 +2347,7 @@
           <w:sz w:val="24"/>
           <w:u w:val="single"/>
         </w:rPr>
-        <w:hyperlink r:id="rId12" w:history="1">
+        <w:hyperlink r:id="rId16" w:history="1">
           <w:r>
             <w:rPr>
               <w:rStyle w:val="Hyperlink"/>
@@ -2357,7 +2365,7 @@
           <w:sz w:val="24"/>
           <w:u w:val="single"/>
         </w:rPr>
-        <w:hyperlink r:id="rId12" w:history="1">
+        <w:hyperlink r:id="rId16" w:history="1">
           <w:r>
             <w:rPr>
               <w:rStyle w:val="Hyperlink"/>
@@ -2375,7 +2383,7 @@
           <w:sz w:val="24"/>
           <w:u w:val="single"/>
         </w:rPr>
-        <w:hyperlink r:id="rId12" w:history="1">
+        <w:hyperlink r:id="rId16" w:history="1">
           <w:r>
             <w:rPr>
               <w:rStyle w:val="Hyperlink"/>
@@ -2393,7 +2401,7 @@
           <w:sz w:val="24"/>
           <w:u w:val="single"/>
         </w:rPr>
-        <w:hyperlink r:id="rId12" w:history="1">
+        <w:hyperlink r:id="rId16" w:history="1">
           <w:r>
             <w:rPr>
               <w:rStyle w:val="Hyperlink"/>
@@ -3044,7 +3052,7 @@
           <w:sz w:val="24"/>
           <w:u w:val="single"/>
         </w:rPr>
-        <w:t>Royal Zeeland Scientific So</w:t>
+        <w:t>Royal Zeeland Scientific Soc</w:t>
       </w:r>
       <w:r>
         <w:rPr>
@@ -3055,7 +3063,7 @@
           <w:sz w:val="24"/>
           <w:u w:val="single"/>
         </w:rPr>
-        <w:t>c</w:t>
+        <w:t>iet</w:t>
       </w:r>
       <w:r>
         <w:rPr>
@@ -3064,9 +3072,8 @@
           <w:i w:val="0"/>
           <w:color w:val="0000FF"/>
           <w:sz w:val="24"/>
-          <w:u w:val="single"/>
-        </w:rPr>
-        <w:t>iety</w:t>
+        </w:rPr>
+        <w:t>y</w:t>
       </w:r>
       <w:r>
         <w:br/>
@@ -3453,7 +3460,7 @@
             <w:rPr>
               <w:rStyle w:val="Hyperlink"/>
             </w:rPr>
-            <w:t>portalfiles</w:t>
+            <w:t>portalfile</w:t>
           </w:r>
         </w:hyperlink>
       </w:r>
@@ -3464,25 +3471,13 @@
           <w:i w:val="0"/>
           <w:color w:val="0000FF"/>
           <w:sz w:val="24"/>
-          <w:u w:val="single"/>
-        </w:rPr>
-        <w:t>/</w:t>
-      </w:r>
-      <w:r>
-        <w:rPr>
-          <w:rFonts w:ascii="Charis SIL Regular" w:hAnsi="Charis SIL Regular" w:eastAsia="Charis SIL Regular"/>
-          <w:b w:val="0"/>
-          <w:i w:val="0"/>
-          <w:color w:val="0000FF"/>
-          <w:sz w:val="24"/>
-          <w:u w:val="single"/>
         </w:rPr>
         <w:hyperlink r:id="rId17" w:history="1">
           <w:r>
             <w:rPr>
               <w:rStyle w:val="Hyperlink"/>
             </w:rPr>
-            <w:t>portal/1414020</w:t>
+            <w:t>s</w:t>
           </w:r>
         </w:hyperlink>
       </w:r>
@@ -3493,8 +3488,27 @@
           <w:i w:val="0"/>
           <w:color w:val="0000FF"/>
           <w:sz w:val="24"/>
-        </w:rPr>
-        <w:t xml:space="preserve">/ </w:t>
+          <w:u w:val="single"/>
+        </w:rPr>
+        <w:t>/</w:t>
+      </w:r>
+      <w:r>
+        <w:rPr>
+          <w:rFonts w:ascii="Charis SIL Regular" w:hAnsi="Charis SIL Regular" w:eastAsia="Charis SIL Regular"/>
+          <w:b w:val="0"/>
+          <w:i w:val="0"/>
+          <w:color w:val="0000FF"/>
+          <w:sz w:val="24"/>
+          <w:u w:val="single"/>
+        </w:rPr>
+        <w:hyperlink r:id="rId17" w:history="1">
+          <w:r>
+            <w:rPr>
+              <w:rStyle w:val="Hyperlink"/>
+            </w:rPr>
+            <w:t xml:space="preserve">portal/1414020/ </w:t>
+          </w:r>
+        </w:hyperlink>
       </w:r>
       <w:r>
         <w:br/>

--- a/EXPORTS/DOCX/published/niveau2/English/Science.docx
+++ b/EXPORTS/DOCX/published/niveau2/English/Science.docx
@@ -946,6 +946,7 @@
       </w:r>
       <w:r>
         <w:rPr>
+          <w:u w:val="single" w:color="0000ff"/>
           <w:rFonts w:ascii="Charis SIL Regular" w:hAnsi="Charis SIL Regular" w:eastAsia="Charis SIL Regular"/>
           <w:b w:val="0"/>
           <w:i w:val="0"/>
@@ -1064,7 +1065,7 @@
           <w:sz w:val="24"/>
           <w:u w:val="single"/>
         </w:rPr>
-        <w:hyperlink r:id="rId12" w:history="1">
+        <w:hyperlink r:id="rId11" w:history="1">
           <w:r>
             <w:rPr>
               <w:rStyle w:val="Hyperlink"/>
@@ -1082,7 +1083,7 @@
           <w:sz w:val="24"/>
           <w:u w:val="single"/>
         </w:rPr>
-        <w:hyperlink r:id="rId12" w:history="1">
+        <w:hyperlink r:id="rId11" w:history="1">
           <w:r>
             <w:rPr>
               <w:rStyle w:val="Hyperlink"/>
@@ -1111,7 +1112,7 @@
           <w:sz w:val="24"/>
           <w:u w:val="single"/>
         </w:rPr>
-        <w:hyperlink r:id="rId12" w:history="1">
+        <w:hyperlink r:id="rId11" w:history="1">
           <w:r>
             <w:rPr>
               <w:rStyle w:val="Hyperlink"/>
@@ -1176,7 +1177,7 @@
           <w:sz w:val="24"/>
           <w:u w:val="single"/>
         </w:rPr>
-        <w:hyperlink r:id="rId11" w:history="1">
+        <w:hyperlink r:id="rId12" w:history="1">
           <w:r>
             <w:rPr>
               <w:rStyle w:val="Hyperlink"/>
@@ -1205,7 +1206,7 @@
           <w:sz w:val="24"/>
           <w:u w:val="single"/>
         </w:rPr>
-        <w:hyperlink r:id="rId11" w:history="1">
+        <w:hyperlink r:id="rId12" w:history="1">
           <w:r>
             <w:rPr>
               <w:rStyle w:val="Hyperlink"/>
@@ -1223,7 +1224,7 @@
           <w:sz w:val="24"/>
           <w:u w:val="single"/>
         </w:rPr>
-        <w:hyperlink r:id="rId11" w:history="1">
+        <w:hyperlink r:id="rId12" w:history="1">
           <w:r>
             <w:rPr>
               <w:rStyle w:val="Hyperlink"/>
@@ -1252,7 +1253,7 @@
           <w:sz w:val="24"/>
           <w:u w:val="single"/>
         </w:rPr>
-        <w:hyperlink r:id="rId11" w:history="1">
+        <w:hyperlink r:id="rId12" w:history="1">
           <w:r>
             <w:rPr>
               <w:rStyle w:val="Hyperlink"/>
@@ -1402,7 +1403,6 @@
       </w:r>
       <w:r>
         <w:rPr>
-          <w:u w:val="single" w:color="0000ff"/>
           <w:rFonts w:ascii="Charis SIL Regular" w:hAnsi="Charis SIL Regular" w:eastAsia="Charis SIL Regular"/>
           <w:b w:val="0"/>
           <w:i w:val="0"/>
@@ -1431,7 +1431,6 @@
       </w:r>
       <w:r>
         <w:rPr>
-          <w:u w:val="single" w:color="0000ff"/>
           <w:rFonts w:ascii="Charis SIL Regular" w:hAnsi="Charis SIL Regular" w:eastAsia="Charis SIL Regular"/>
           <w:b w:val="0"/>
           <w:i w:val="0"/>
@@ -2328,7 +2327,7 @@
           <w:sz w:val="24"/>
           <w:u w:val="single"/>
         </w:rPr>
-        <w:hyperlink r:id="rId16" w:history="1">
+        <w:hyperlink r:id="rId12" w:history="1">
           <w:r>
             <w:rPr>
               <w:rStyle w:val="Hyperlink"/>
@@ -2375,7 +2374,7 @@
           <w:sz w:val="24"/>
           <w:u w:val="single"/>
         </w:rPr>
-        <w:hyperlink r:id="rId12" w:history="1">
+        <w:hyperlink r:id="rId16" w:history="1">
           <w:r>
             <w:rPr>
               <w:rStyle w:val="Hyperlink"/>
@@ -2393,7 +2392,7 @@
           <w:sz w:val="24"/>
           <w:u w:val="single"/>
         </w:rPr>
-        <w:hyperlink r:id="rId12" w:history="1">
+        <w:hyperlink r:id="rId16" w:history="1">
           <w:r>
             <w:rPr>
               <w:rStyle w:val="Hyperlink"/>
@@ -2411,7 +2410,7 @@
           <w:sz w:val="24"/>
           <w:u w:val="single"/>
         </w:rPr>
-        <w:hyperlink r:id="rId12" w:history="1">
+        <w:hyperlink r:id="rId16" w:history="1">
           <w:r>
             <w:rPr>
               <w:rStyle w:val="Hyperlink"/>
@@ -3470,7 +3469,7 @@
             <w:rPr>
               <w:rStyle w:val="Hyperlink"/>
             </w:rPr>
-            <w:t>portalfile</w:t>
+            <w:t>portalfiles</w:t>
           </w:r>
         </w:hyperlink>
       </w:r>
@@ -3481,13 +3480,25 @@
           <w:i w:val="0"/>
           <w:color w:val="0000FF"/>
           <w:sz w:val="24"/>
+          <w:u w:val="single"/>
+        </w:rPr>
+        <w:t>/</w:t>
+      </w:r>
+      <w:r>
+        <w:rPr>
+          <w:rFonts w:ascii="Charis SIL Regular" w:hAnsi="Charis SIL Regular" w:eastAsia="Charis SIL Regular"/>
+          <w:b w:val="0"/>
+          <w:i w:val="0"/>
+          <w:color w:val="0000FF"/>
+          <w:sz w:val="24"/>
+          <w:u w:val="single"/>
         </w:rPr>
         <w:hyperlink r:id="rId17" w:history="1">
           <w:r>
             <w:rPr>
               <w:rStyle w:val="Hyperlink"/>
             </w:rPr>
-            <w:t>s</w:t>
+            <w:t>portal/1414020</w:t>
           </w:r>
         </w:hyperlink>
       </w:r>
@@ -3499,25 +3510,7 @@
           <w:color w:val="0000FF"/>
           <w:sz w:val="24"/>
         </w:rPr>
-        <w:t>/</w:t>
-      </w:r>
-      <w:r>
-        <w:rPr>
-          <w:rFonts w:ascii="Charis SIL Regular" w:hAnsi="Charis SIL Regular" w:eastAsia="Charis SIL Regular"/>
-          <w:b w:val="0"/>
-          <w:i w:val="0"/>
-          <w:color w:val="0000FF"/>
-          <w:sz w:val="24"/>
-          <w:u w:val="single"/>
-        </w:rPr>
-        <w:hyperlink r:id="rId17" w:history="1">
-          <w:r>
-            <w:rPr>
-              <w:rStyle w:val="Hyperlink"/>
-            </w:rPr>
-            <w:t xml:space="preserve">portal/1414020/ </w:t>
-          </w:r>
-        </w:hyperlink>
+        <w:t xml:space="preserve">/ </w:t>
       </w:r>
       <w:r>
         <w:br/>
@@ -3602,14 +3595,7 @@
           <w:color w:val="000000"/>
           <w:sz w:val="24"/>
         </w:rPr>
-        <w:hyperlink r:id="rId17" w:history="1">
-          <w:r>
-            <w:rPr>
-              <w:rStyle w:val="Hyperlink"/>
-            </w:rPr>
-            <w:t xml:space="preserve">, </w:t>
-          </w:r>
-        </w:hyperlink>
+        <w:t xml:space="preserve">, </w:t>
       </w:r>
       <w:r>
         <w:rPr>
@@ -3620,7 +3606,7 @@
           <w:sz w:val="24"/>
           <w:u w:val="single"/>
         </w:rPr>
-        <w:hyperlink r:id="rId17" w:history="1">
+        <w:hyperlink r:id="rId18" w:history="1">
           <w:r>
             <w:rPr>
               <w:rStyle w:val="Hyperlink"/>
@@ -3649,7 +3635,7 @@
           <w:sz w:val="24"/>
           <w:u w:val="single"/>
         </w:rPr>
-        <w:hyperlink r:id="rId17" w:history="1">
+        <w:hyperlink r:id="rId18" w:history="1">
           <w:r>
             <w:rPr>
               <w:rStyle w:val="Hyperlink"/>
@@ -3667,7 +3653,7 @@
           <w:sz w:val="24"/>
           <w:u w:val="single"/>
         </w:rPr>
-        <w:hyperlink r:id="rId17" w:history="1">
+        <w:hyperlink r:id="rId18" w:history="1">
           <w:r>
             <w:rPr>
               <w:rStyle w:val="Hyperlink"/>
@@ -3684,14 +3670,7 @@
           <w:color w:val="000000"/>
           <w:sz w:val="24"/>
         </w:rPr>
-        <w:hyperlink r:id="rId17" w:history="1">
-          <w:r>
-            <w:rPr>
-              <w:rStyle w:val="Hyperlink"/>
-            </w:rPr>
-            <w:t xml:space="preserve">, </w:t>
-          </w:r>
-        </w:hyperlink>
+        <w:t xml:space="preserve">, </w:t>
       </w:r>
       <w:r>
         <w:rPr>
@@ -3702,7 +3681,7 @@
           <w:sz w:val="24"/>
           <w:u w:val="single"/>
         </w:rPr>
-        <w:hyperlink r:id="rId18" w:history="1">
+        <w:hyperlink r:id="rId19" w:history="1">
           <w:r>
             <w:rPr>
               <w:rStyle w:val="Hyperlink"/>
@@ -3731,7 +3710,7 @@
           <w:sz w:val="24"/>
           <w:u w:val="single"/>
         </w:rPr>
-        <w:hyperlink r:id="rId18" w:history="1">
+        <w:hyperlink r:id="rId19" w:history="1">
           <w:r>
             <w:rPr>
               <w:rStyle w:val="Hyperlink"/>
@@ -3852,7 +3831,7 @@
           <w:sz w:val="24"/>
           <w:u w:val="single"/>
         </w:rPr>
-        <w:hyperlink r:id="rId19" w:history="1">
+        <w:hyperlink r:id="rId20" w:history="1">
           <w:r>
             <w:rPr>
               <w:rStyle w:val="Hyperlink"/>
@@ -3881,7 +3860,7 @@
           <w:sz w:val="24"/>
           <w:u w:val="single"/>
         </w:rPr>
-        <w:hyperlink r:id="rId19" w:history="1">
+        <w:hyperlink r:id="rId20" w:history="1">
           <w:r>
             <w:rPr>
               <w:rStyle w:val="Hyperlink"/>
@@ -3909,7 +3888,7 @@
           <w:sz w:val="24"/>
           <w:u w:val="single"/>
         </w:rPr>
-        <w:hyperlink r:id="rId20" w:history="1">
+        <w:hyperlink r:id="rId21" w:history="1">
           <w:r>
             <w:rPr>
               <w:rStyle w:val="Hyperlink"/>
@@ -3927,7 +3906,7 @@
           <w:sz w:val="24"/>
           <w:u w:val="single"/>
         </w:rPr>
-        <w:hyperlink r:id="rId20" w:history="1">
+        <w:hyperlink r:id="rId21" w:history="1">
           <w:r>
             <w:rPr>
               <w:rStyle w:val="Hyperlink"/>
@@ -3945,7 +3924,7 @@
           <w:sz w:val="24"/>
           <w:u w:val="single"/>
         </w:rPr>
-        <w:hyperlink r:id="rId20" w:history="1">
+        <w:hyperlink r:id="rId21" w:history="1">
           <w:r>
             <w:rPr>
               <w:rStyle w:val="Hyperlink"/>
@@ -4063,7 +4042,7 @@
           <w:sz w:val="24"/>
           <w:u w:val="single"/>
         </w:rPr>
-        <w:hyperlink r:id="rId21" w:history="1">
+        <w:hyperlink r:id="rId22" w:history="1">
           <w:r>
             <w:rPr>
               <w:rStyle w:val="Hyperlink"/>
@@ -4092,7 +4071,7 @@
           <w:sz w:val="24"/>
           <w:u w:val="single"/>
         </w:rPr>
-        <w:hyperlink r:id="rId21" w:history="1">
+        <w:hyperlink r:id="rId22" w:history="1">
           <w:r>
             <w:rPr>
               <w:rStyle w:val="Hyperlink"/>
@@ -4120,7 +4099,7 @@
           <w:sz w:val="24"/>
           <w:u w:val="single"/>
         </w:rPr>
-        <w:hyperlink r:id="rId22" w:history="1">
+        <w:hyperlink r:id="rId23" w:history="1">
           <w:r>
             <w:rPr>
               <w:rStyle w:val="Hyperlink"/>
@@ -4138,7 +4117,7 @@
           <w:sz w:val="24"/>
           <w:u w:val="single"/>
         </w:rPr>
-        <w:hyperlink r:id="rId22" w:history="1">
+        <w:hyperlink r:id="rId23" w:history="1">
           <w:r>
             <w:rPr>
               <w:rStyle w:val="Hyperlink"/>
@@ -4156,7 +4135,7 @@
           <w:sz w:val="24"/>
           <w:u w:val="single"/>
         </w:rPr>
-        <w:hyperlink r:id="rId22" w:history="1">
+        <w:hyperlink r:id="rId23" w:history="1">
           <w:r>
             <w:rPr>
               <w:rStyle w:val="Hyperlink"/>
@@ -4174,7 +4153,7 @@
           <w:sz w:val="24"/>
           <w:u w:val="single"/>
         </w:rPr>
-        <w:hyperlink r:id="rId22" w:history="1">
+        <w:hyperlink r:id="rId23" w:history="1">
           <w:r>
             <w:rPr>
               <w:rStyle w:val="Hyperlink"/>

--- a/EXPORTS/DOCX/published/niveau2/English/Science.docx
+++ b/EXPORTS/DOCX/published/niveau2/English/Science.docx
@@ -946,7 +946,6 @@
       </w:r>
       <w:r>
         <w:rPr>
-          <w:u w:val="single" w:color="0000ff"/>
           <w:rFonts w:ascii="Charis SIL Regular" w:hAnsi="Charis SIL Regular" w:eastAsia="Charis SIL Regular"/>
           <w:b w:val="0"/>
           <w:i w:val="0"/>
@@ -1065,7 +1064,7 @@
           <w:sz w:val="24"/>
           <w:u w:val="single"/>
         </w:rPr>
-        <w:hyperlink r:id="rId11" w:history="1">
+        <w:hyperlink r:id="rId12" w:history="1">
           <w:r>
             <w:rPr>
               <w:rStyle w:val="Hyperlink"/>
@@ -1083,7 +1082,7 @@
           <w:sz w:val="24"/>
           <w:u w:val="single"/>
         </w:rPr>
-        <w:hyperlink r:id="rId11" w:history="1">
+        <w:hyperlink r:id="rId12" w:history="1">
           <w:r>
             <w:rPr>
               <w:rStyle w:val="Hyperlink"/>
@@ -1112,7 +1111,7 @@
           <w:sz w:val="24"/>
           <w:u w:val="single"/>
         </w:rPr>
-        <w:hyperlink r:id="rId11" w:history="1">
+        <w:hyperlink r:id="rId12" w:history="1">
           <w:r>
             <w:rPr>
               <w:rStyle w:val="Hyperlink"/>
@@ -1177,7 +1176,7 @@
           <w:sz w:val="24"/>
           <w:u w:val="single"/>
         </w:rPr>
-        <w:hyperlink r:id="rId12" w:history="1">
+        <w:hyperlink r:id="rId11" w:history="1">
           <w:r>
             <w:rPr>
               <w:rStyle w:val="Hyperlink"/>
@@ -1205,6 +1204,174 @@
           <w:color w:val="0000FF"/>
           <w:sz w:val="24"/>
           <w:u w:val="single"/>
+        </w:rPr>
+        <w:hyperlink r:id="rId11" w:history="1">
+          <w:r>
+            <w:rPr>
+              <w:rStyle w:val="Hyperlink"/>
+            </w:rPr>
+            <w:t>e</w:t>
+          </w:r>
+        </w:hyperlink>
+      </w:r>
+      <w:r>
+        <w:rPr>
+          <w:rFonts w:ascii="Charis SIL Regular" w:hAnsi="Charis SIL Regular" w:eastAsia="Charis SIL Regular"/>
+          <w:b w:val="0"/>
+          <w:i w:val="0"/>
+          <w:color w:val="0000FF"/>
+          <w:sz w:val="24"/>
+          <w:u w:val="single"/>
+        </w:rPr>
+        <w:hyperlink r:id="rId11" w:history="1">
+          <w:r>
+            <w:rPr>
+              <w:rStyle w:val="Hyperlink"/>
+            </w:rPr>
+            <w:t>n</w:t>
+          </w:r>
+        </w:hyperlink>
+      </w:r>
+      <w:r>
+        <w:rPr>
+          <w:rFonts w:ascii="Charis SIL Regular" w:hAnsi="Charis SIL Regular" w:eastAsia="Charis SIL Regular"/>
+          <w:b w:val="0"/>
+          <w:i w:val="0"/>
+          <w:color w:val="0000FF"/>
+          <w:sz w:val="24"/>
+          <w:u w:val="single"/>
+        </w:rPr>
+        <w:t xml:space="preserve"> </w:t>
+      </w:r>
+      <w:r>
+        <w:rPr>
+          <w:rFonts w:ascii="Charis SIL Regular" w:hAnsi="Charis SIL Regular" w:eastAsia="Charis SIL Regular"/>
+          <w:b w:val="0"/>
+          <w:i w:val="0"/>
+          <w:color w:val="0000FF"/>
+          <w:sz w:val="24"/>
+          <w:u w:val="single"/>
+        </w:rPr>
+        <w:hyperlink r:id="rId11" w:history="1">
+          <w:r>
+            <w:rPr>
+              <w:rStyle w:val="Hyperlink"/>
+            </w:rPr>
+            <w:t>Wetenschap</w:t>
+          </w:r>
+        </w:hyperlink>
+      </w:r>
+      <w:r>
+        <w:rPr>
+          <w:rFonts w:ascii="Charis SIL Regular" w:hAnsi="Charis SIL Regular" w:eastAsia="Charis SIL Regular"/>
+          <w:b w:val="0"/>
+          <w:i w:val="0"/>
+          <w:color w:val="0000FF"/>
+          <w:sz w:val="24"/>
+          <w:u w:val="single"/>
+        </w:rPr>
+        <w:hyperlink r:id="rId12" w:history="1">
+          <w:r>
+            <w:rPr>
+              <w:rStyle w:val="Hyperlink"/>
+            </w:rPr>
+            <w:t>pen</w:t>
+          </w:r>
+        </w:hyperlink>
+      </w:r>
+      <w:r>
+        <w:rPr>
+          <w:rFonts w:ascii="Charis SIL Regular" w:hAnsi="Charis SIL Regular" w:eastAsia="Charis SIL Regular"/>
+          <w:b w:val="0"/>
+          <w:i w:val="0"/>
+          <w:color w:val="000000"/>
+          <w:sz w:val="24"/>
+        </w:rPr>
+        <w:t xml:space="preserve"> in Indonesia. The Royal </w:t>
+      </w:r>
+      <w:r>
+        <w:rPr>
+          <w:rFonts w:ascii="Charis SIL Regular" w:hAnsi="Charis SIL Regular" w:eastAsia="Charis SIL Regular"/>
+          <w:b w:val="0"/>
+          <w:i w:val="0"/>
+          <w:color w:val="000000"/>
+          <w:sz w:val="24"/>
+        </w:rPr>
+        <w:t>Netherla</w:t>
+      </w:r>
+      <w:r>
+        <w:rPr>
+          <w:u w:val="single" w:color="0000ff"/>
+          <w:rFonts w:ascii="Charis SIL Regular" w:hAnsi="Charis SIL Regular" w:eastAsia="Charis SIL Regular"/>
+          <w:b w:val="0"/>
+          <w:i w:val="0"/>
+          <w:color w:val="000000"/>
+          <w:sz w:val="24"/>
+        </w:rPr>
+        <w:hyperlink r:id="rId12" w:history="1">
+          <w:r>
+            <w:rPr>
+              <w:rStyle w:val="Hyperlink"/>
+            </w:rPr>
+            <w:t>nds Academ</w:t>
+          </w:r>
+        </w:hyperlink>
+      </w:r>
+      <w:r>
+        <w:rPr>
+          <w:u w:val="single" w:color="0000ff"/>
+          <w:rFonts w:ascii="Charis SIL Regular" w:hAnsi="Charis SIL Regular" w:eastAsia="Charis SIL Regular"/>
+          <w:b w:val="0"/>
+          <w:i w:val="0"/>
+          <w:color w:val="000000"/>
+          <w:sz w:val="24"/>
+        </w:rPr>
+        <w:hyperlink r:id="rId12" w:history="1">
+          <w:r>
+            <w:rPr>
+              <w:rStyle w:val="Hyperlink"/>
+            </w:rPr>
+            <w:t>y of Arts and</w:t>
+          </w:r>
+        </w:hyperlink>
+      </w:r>
+      <w:r>
+        <w:rPr>
+          <w:u w:val="single" w:color="0000ff"/>
+          <w:rFonts w:ascii="Charis SIL Regular" w:hAnsi="Charis SIL Regular" w:eastAsia="Charis SIL Regular"/>
+          <w:b w:val="0"/>
+          <w:i w:val="0"/>
+          <w:color w:val="000000"/>
+          <w:sz w:val="24"/>
+        </w:rPr>
+        <w:t xml:space="preserve"> </w:t>
+      </w:r>
+      <w:r>
+        <w:rPr>
+          <w:u w:val="single" w:color="0000ff"/>
+          <w:rFonts w:ascii="Charis SIL Regular" w:hAnsi="Charis SIL Regular" w:eastAsia="Charis SIL Regular"/>
+          <w:b w:val="0"/>
+          <w:i w:val="0"/>
+          <w:color w:val="000000"/>
+          <w:sz w:val="24"/>
+        </w:rPr>
+        <w:hyperlink r:id="rId12" w:history="1">
+          <w:r>
+            <w:rPr>
+              <w:rStyle w:val="Hyperlink"/>
+            </w:rPr>
+            <w:t>Sci</w:t>
+          </w:r>
+        </w:hyperlink>
+      </w:r>
+      <w:r>
+        <w:rPr>
+          <w:u w:val="single" w:color="0000ff"/>
+          <w:rFonts w:ascii="Charis SIL Regular" w:hAnsi="Charis SIL Regular" w:eastAsia="Charis SIL Regular"/>
+          <w:b w:val="0"/>
+          <w:i w:val="0"/>
+          <w:color w:val="000000"/>
+          <w:sz w:val="24"/>
         </w:rPr>
         <w:hyperlink r:id="rId12" w:history="1">
           <w:r>
@@ -1217,174 +1384,6 @@
       </w:r>
       <w:r>
         <w:rPr>
-          <w:rFonts w:ascii="Charis SIL Regular" w:hAnsi="Charis SIL Regular" w:eastAsia="Charis SIL Regular"/>
-          <w:b w:val="0"/>
-          <w:i w:val="0"/>
-          <w:color w:val="0000FF"/>
-          <w:sz w:val="24"/>
-          <w:u w:val="single"/>
-        </w:rPr>
-        <w:hyperlink r:id="rId12" w:history="1">
-          <w:r>
-            <w:rPr>
-              <w:rStyle w:val="Hyperlink"/>
-            </w:rPr>
-            <w:t>n</w:t>
-          </w:r>
-        </w:hyperlink>
-      </w:r>
-      <w:r>
-        <w:rPr>
-          <w:rFonts w:ascii="Charis SIL Regular" w:hAnsi="Charis SIL Regular" w:eastAsia="Charis SIL Regular"/>
-          <w:b w:val="0"/>
-          <w:i w:val="0"/>
-          <w:color w:val="0000FF"/>
-          <w:sz w:val="24"/>
-          <w:u w:val="single"/>
-        </w:rPr>
-        <w:t xml:space="preserve"> </w:t>
-      </w:r>
-      <w:r>
-        <w:rPr>
-          <w:rFonts w:ascii="Charis SIL Regular" w:hAnsi="Charis SIL Regular" w:eastAsia="Charis SIL Regular"/>
-          <w:b w:val="0"/>
-          <w:i w:val="0"/>
-          <w:color w:val="0000FF"/>
-          <w:sz w:val="24"/>
-          <w:u w:val="single"/>
-        </w:rPr>
-        <w:hyperlink r:id="rId12" w:history="1">
-          <w:r>
-            <w:rPr>
-              <w:rStyle w:val="Hyperlink"/>
-            </w:rPr>
-            <w:t>Wetenschap</w:t>
-          </w:r>
-        </w:hyperlink>
-      </w:r>
-      <w:r>
-        <w:rPr>
-          <w:rFonts w:ascii="Charis SIL Regular" w:hAnsi="Charis SIL Regular" w:eastAsia="Charis SIL Regular"/>
-          <w:b w:val="0"/>
-          <w:i w:val="0"/>
-          <w:color w:val="0000FF"/>
-          <w:sz w:val="24"/>
-          <w:u w:val="single"/>
-        </w:rPr>
-        <w:hyperlink r:id="rId12" w:history="1">
-          <w:r>
-            <w:rPr>
-              <w:rStyle w:val="Hyperlink"/>
-            </w:rPr>
-            <w:t>pen</w:t>
-          </w:r>
-        </w:hyperlink>
-      </w:r>
-      <w:r>
-        <w:rPr>
-          <w:rFonts w:ascii="Charis SIL Regular" w:hAnsi="Charis SIL Regular" w:eastAsia="Charis SIL Regular"/>
-          <w:b w:val="0"/>
-          <w:i w:val="0"/>
-          <w:color w:val="000000"/>
-          <w:sz w:val="24"/>
-        </w:rPr>
-        <w:t xml:space="preserve"> in Indonesia. The Royal </w:t>
-      </w:r>
-      <w:r>
-        <w:rPr>
-          <w:rFonts w:ascii="Charis SIL Regular" w:hAnsi="Charis SIL Regular" w:eastAsia="Charis SIL Regular"/>
-          <w:b w:val="0"/>
-          <w:i w:val="0"/>
-          <w:color w:val="000000"/>
-          <w:sz w:val="24"/>
-        </w:rPr>
-        <w:t>Netherla</w:t>
-      </w:r>
-      <w:r>
-        <w:rPr>
-          <w:u w:val="single" w:color="0000ff"/>
-          <w:rFonts w:ascii="Charis SIL Regular" w:hAnsi="Charis SIL Regular" w:eastAsia="Charis SIL Regular"/>
-          <w:b w:val="0"/>
-          <w:i w:val="0"/>
-          <w:color w:val="000000"/>
-          <w:sz w:val="24"/>
-        </w:rPr>
-        <w:hyperlink r:id="rId12" w:history="1">
-          <w:r>
-            <w:rPr>
-              <w:rStyle w:val="Hyperlink"/>
-            </w:rPr>
-            <w:t>nds Academ</w:t>
-          </w:r>
-        </w:hyperlink>
-      </w:r>
-      <w:r>
-        <w:rPr>
-          <w:u w:val="single" w:color="0000ff"/>
-          <w:rFonts w:ascii="Charis SIL Regular" w:hAnsi="Charis SIL Regular" w:eastAsia="Charis SIL Regular"/>
-          <w:b w:val="0"/>
-          <w:i w:val="0"/>
-          <w:color w:val="000000"/>
-          <w:sz w:val="24"/>
-        </w:rPr>
-        <w:hyperlink r:id="rId12" w:history="1">
-          <w:r>
-            <w:rPr>
-              <w:rStyle w:val="Hyperlink"/>
-            </w:rPr>
-            <w:t>y of Arts and</w:t>
-          </w:r>
-        </w:hyperlink>
-      </w:r>
-      <w:r>
-        <w:rPr>
-          <w:u w:val="single" w:color="0000ff"/>
-          <w:rFonts w:ascii="Charis SIL Regular" w:hAnsi="Charis SIL Regular" w:eastAsia="Charis SIL Regular"/>
-          <w:b w:val="0"/>
-          <w:i w:val="0"/>
-          <w:color w:val="000000"/>
-          <w:sz w:val="24"/>
-        </w:rPr>
-        <w:t xml:space="preserve"> </w:t>
-      </w:r>
-      <w:r>
-        <w:rPr>
-          <w:u w:val="single" w:color="0000ff"/>
-          <w:rFonts w:ascii="Charis SIL Regular" w:hAnsi="Charis SIL Regular" w:eastAsia="Charis SIL Regular"/>
-          <w:b w:val="0"/>
-          <w:i w:val="0"/>
-          <w:color w:val="000000"/>
-          <w:sz w:val="24"/>
-        </w:rPr>
-        <w:hyperlink r:id="rId12" w:history="1">
-          <w:r>
-            <w:rPr>
-              <w:rStyle w:val="Hyperlink"/>
-            </w:rPr>
-            <w:t>Sci</w:t>
-          </w:r>
-        </w:hyperlink>
-      </w:r>
-      <w:r>
-        <w:rPr>
-          <w:u w:val="single" w:color="0000ff"/>
-          <w:rFonts w:ascii="Charis SIL Regular" w:hAnsi="Charis SIL Regular" w:eastAsia="Charis SIL Regular"/>
-          <w:b w:val="0"/>
-          <w:i w:val="0"/>
-          <w:color w:val="000000"/>
-          <w:sz w:val="24"/>
-        </w:rPr>
-        <w:hyperlink r:id="rId12" w:history="1">
-          <w:r>
-            <w:rPr>
-              <w:rStyle w:val="Hyperlink"/>
-            </w:rPr>
-            <w:t>e</w:t>
-          </w:r>
-        </w:hyperlink>
-      </w:r>
-      <w:r>
-        <w:rPr>
           <w:u w:val="single" w:color="0000ff"/>
           <w:rFonts w:ascii="Charis SIL Regular" w:hAnsi="Charis SIL Regular" w:eastAsia="Charis SIL Regular"/>
           <w:b w:val="0"/>
@@ -1403,6 +1402,7 @@
       </w:r>
       <w:r>
         <w:rPr>
+          <w:u w:val="single" w:color="0000ff"/>
           <w:rFonts w:ascii="Charis SIL Regular" w:hAnsi="Charis SIL Regular" w:eastAsia="Charis SIL Regular"/>
           <w:b w:val="0"/>
           <w:i w:val="0"/>
@@ -1431,6 +1431,7 @@
       </w:r>
       <w:r>
         <w:rPr>
+          <w:u w:val="single" w:color="0000ff"/>
           <w:rFonts w:ascii="Charis SIL Regular" w:hAnsi="Charis SIL Regular" w:eastAsia="Charis SIL Regular"/>
           <w:b w:val="0"/>
           <w:i w:val="0"/>
@@ -2327,7 +2328,7 @@
           <w:sz w:val="24"/>
           <w:u w:val="single"/>
         </w:rPr>
-        <w:hyperlink r:id="rId12" w:history="1">
+        <w:hyperlink r:id="rId16" w:history="1">
           <w:r>
             <w:rPr>
               <w:rStyle w:val="Hyperlink"/>
@@ -2356,7 +2357,7 @@
           <w:sz w:val="24"/>
           <w:u w:val="single"/>
         </w:rPr>
-        <w:hyperlink r:id="rId12" w:history="1">
+        <w:hyperlink r:id="rId16" w:history="1">
           <w:r>
             <w:rPr>
               <w:rStyle w:val="Hyperlink"/>
@@ -3469,7 +3470,7 @@
             <w:rPr>
               <w:rStyle w:val="Hyperlink"/>
             </w:rPr>
-            <w:t>portalfiles</w:t>
+            <w:t>portalfile</w:t>
           </w:r>
         </w:hyperlink>
       </w:r>
@@ -3480,25 +3481,13 @@
           <w:i w:val="0"/>
           <w:color w:val="0000FF"/>
           <w:sz w:val="24"/>
-          <w:u w:val="single"/>
-        </w:rPr>
-        <w:t>/</w:t>
-      </w:r>
-      <w:r>
-        <w:rPr>
-          <w:rFonts w:ascii="Charis SIL Regular" w:hAnsi="Charis SIL Regular" w:eastAsia="Charis SIL Regular"/>
-          <w:b w:val="0"/>
-          <w:i w:val="0"/>
-          <w:color w:val="0000FF"/>
-          <w:sz w:val="24"/>
-          <w:u w:val="single"/>
         </w:rPr>
         <w:hyperlink r:id="rId17" w:history="1">
           <w:r>
             <w:rPr>
               <w:rStyle w:val="Hyperlink"/>
             </w:rPr>
-            <w:t>portal/1414020</w:t>
+            <w:t>s</w:t>
           </w:r>
         </w:hyperlink>
       </w:r>
@@ -3510,7 +3499,25 @@
           <w:color w:val="0000FF"/>
           <w:sz w:val="24"/>
         </w:rPr>
-        <w:t xml:space="preserve">/ </w:t>
+        <w:t>/</w:t>
+      </w:r>
+      <w:r>
+        <w:rPr>
+          <w:rFonts w:ascii="Charis SIL Regular" w:hAnsi="Charis SIL Regular" w:eastAsia="Charis SIL Regular"/>
+          <w:b w:val="0"/>
+          <w:i w:val="0"/>
+          <w:color w:val="0000FF"/>
+          <w:sz w:val="24"/>
+          <w:u w:val="single"/>
+        </w:rPr>
+        <w:hyperlink r:id="rId17" w:history="1">
+          <w:r>
+            <w:rPr>
+              <w:rStyle w:val="Hyperlink"/>
+            </w:rPr>
+            <w:t xml:space="preserve">portal/1414020/ </w:t>
+          </w:r>
+        </w:hyperlink>
       </w:r>
       <w:r>
         <w:br/>
@@ -3595,7 +3602,14 @@
           <w:color w:val="000000"/>
           <w:sz w:val="24"/>
         </w:rPr>
-        <w:t xml:space="preserve">, </w:t>
+        <w:hyperlink r:id="rId17" w:history="1">
+          <w:r>
+            <w:rPr>
+              <w:rStyle w:val="Hyperlink"/>
+            </w:rPr>
+            <w:t xml:space="preserve">, </w:t>
+          </w:r>
+        </w:hyperlink>
       </w:r>
       <w:r>
         <w:rPr>
@@ -3606,7 +3620,7 @@
           <w:sz w:val="24"/>
           <w:u w:val="single"/>
         </w:rPr>
-        <w:hyperlink r:id="rId18" w:history="1">
+        <w:hyperlink r:id="rId17" w:history="1">
           <w:r>
             <w:rPr>
               <w:rStyle w:val="Hyperlink"/>
@@ -3635,7 +3649,7 @@
           <w:sz w:val="24"/>
           <w:u w:val="single"/>
         </w:rPr>
-        <w:hyperlink r:id="rId18" w:history="1">
+        <w:hyperlink r:id="rId17" w:history="1">
           <w:r>
             <w:rPr>
               <w:rStyle w:val="Hyperlink"/>
@@ -3653,7 +3667,7 @@
           <w:sz w:val="24"/>
           <w:u w:val="single"/>
         </w:rPr>
-        <w:hyperlink r:id="rId18" w:history="1">
+        <w:hyperlink r:id="rId17" w:history="1">
           <w:r>
             <w:rPr>
               <w:rStyle w:val="Hyperlink"/>
@@ -3664,13 +3678,21 @@
       </w:r>
       <w:r>
         <w:rPr>
+          <w:u w:val="single" w:color="0000ff"/>
           <w:rFonts w:ascii="Charis SIL Regular" w:hAnsi="Charis SIL Regular" w:eastAsia="Charis SIL Regular"/>
           <w:b w:val="0"/>
           <w:i w:val="0"/>
           <w:color w:val="000000"/>
           <w:sz w:val="24"/>
         </w:rPr>
-        <w:t xml:space="preserve">, </w:t>
+        <w:hyperlink r:id="rId17" w:history="1">
+          <w:r>
+            <w:rPr>
+              <w:rStyle w:val="Hyperlink"/>
+            </w:rPr>
+            <w:t xml:space="preserve">, </w:t>
+          </w:r>
+        </w:hyperlink>
       </w:r>
       <w:r>
         <w:rPr>
@@ -3681,7 +3703,7 @@
           <w:sz w:val="24"/>
           <w:u w:val="single"/>
         </w:rPr>
-        <w:hyperlink r:id="rId19" w:history="1">
+        <w:hyperlink r:id="rId18" w:history="1">
           <w:r>
             <w:rPr>
               <w:rStyle w:val="Hyperlink"/>
@@ -3710,7 +3732,7 @@
           <w:sz w:val="24"/>
           <w:u w:val="single"/>
         </w:rPr>
-        <w:hyperlink r:id="rId19" w:history="1">
+        <w:hyperlink r:id="rId18" w:history="1">
           <w:r>
             <w:rPr>
               <w:rStyle w:val="Hyperlink"/>
@@ -3831,7 +3853,7 @@
           <w:sz w:val="24"/>
           <w:u w:val="single"/>
         </w:rPr>
-        <w:hyperlink r:id="rId20" w:history="1">
+        <w:hyperlink r:id="rId19" w:history="1">
           <w:r>
             <w:rPr>
               <w:rStyle w:val="Hyperlink"/>
@@ -3860,7 +3882,7 @@
           <w:sz w:val="24"/>
           <w:u w:val="single"/>
         </w:rPr>
-        <w:hyperlink r:id="rId20" w:history="1">
+        <w:hyperlink r:id="rId19" w:history="1">
           <w:r>
             <w:rPr>
               <w:rStyle w:val="Hyperlink"/>
@@ -3888,7 +3910,7 @@
           <w:sz w:val="24"/>
           <w:u w:val="single"/>
         </w:rPr>
-        <w:hyperlink r:id="rId21" w:history="1">
+        <w:hyperlink r:id="rId20" w:history="1">
           <w:r>
             <w:rPr>
               <w:rStyle w:val="Hyperlink"/>
@@ -3906,7 +3928,7 @@
           <w:sz w:val="24"/>
           <w:u w:val="single"/>
         </w:rPr>
-        <w:hyperlink r:id="rId21" w:history="1">
+        <w:hyperlink r:id="rId20" w:history="1">
           <w:r>
             <w:rPr>
               <w:rStyle w:val="Hyperlink"/>
@@ -3924,7 +3946,7 @@
           <w:sz w:val="24"/>
           <w:u w:val="single"/>
         </w:rPr>
-        <w:hyperlink r:id="rId21" w:history="1">
+        <w:hyperlink r:id="rId20" w:history="1">
           <w:r>
             <w:rPr>
               <w:rStyle w:val="Hyperlink"/>
@@ -4042,7 +4064,7 @@
           <w:sz w:val="24"/>
           <w:u w:val="single"/>
         </w:rPr>
-        <w:hyperlink r:id="rId22" w:history="1">
+        <w:hyperlink r:id="rId21" w:history="1">
           <w:r>
             <w:rPr>
               <w:rStyle w:val="Hyperlink"/>
@@ -4071,7 +4093,7 @@
           <w:sz w:val="24"/>
           <w:u w:val="single"/>
         </w:rPr>
-        <w:hyperlink r:id="rId22" w:history="1">
+        <w:hyperlink r:id="rId21" w:history="1">
           <w:r>
             <w:rPr>
               <w:rStyle w:val="Hyperlink"/>
@@ -4099,7 +4121,7 @@
           <w:sz w:val="24"/>
           <w:u w:val="single"/>
         </w:rPr>
-        <w:hyperlink r:id="rId23" w:history="1">
+        <w:hyperlink r:id="rId22" w:history="1">
           <w:r>
             <w:rPr>
               <w:rStyle w:val="Hyperlink"/>
@@ -4117,7 +4139,7 @@
           <w:sz w:val="24"/>
           <w:u w:val="single"/>
         </w:rPr>
-        <w:hyperlink r:id="rId23" w:history="1">
+        <w:hyperlink r:id="rId22" w:history="1">
           <w:r>
             <w:rPr>
               <w:rStyle w:val="Hyperlink"/>
@@ -4135,7 +4157,7 @@
           <w:sz w:val="24"/>
           <w:u w:val="single"/>
         </w:rPr>
-        <w:hyperlink r:id="rId23" w:history="1">
+        <w:hyperlink r:id="rId22" w:history="1">
           <w:r>
             <w:rPr>
               <w:rStyle w:val="Hyperlink"/>
@@ -4153,7 +4175,7 @@
           <w:sz w:val="24"/>
           <w:u w:val="single"/>
         </w:rPr>
-        <w:hyperlink r:id="rId23" w:history="1">
+        <w:hyperlink r:id="rId22" w:history="1">
           <w:r>
             <w:rPr>
               <w:rStyle w:val="Hyperlink"/>

--- a/EXPORTS/DOCX/published/niveau2/English/Science.docx
+++ b/EXPORTS/DOCX/published/niveau2/English/Science.docx
@@ -946,6 +946,7 @@
       </w:r>
       <w:r>
         <w:rPr>
+          <w:u w:val="single" w:color="0000ff"/>
           <w:rFonts w:ascii="Charis SIL Regular" w:hAnsi="Charis SIL Regular" w:eastAsia="Charis SIL Regular"/>
           <w:b w:val="0"/>
           <w:i w:val="0"/>
@@ -1111,7 +1112,7 @@
           <w:sz w:val="24"/>
           <w:u w:val="single"/>
         </w:rPr>
-        <w:hyperlink r:id="rId12" w:history="1">
+        <w:hyperlink r:id="rId11" w:history="1">
           <w:r>
             <w:rPr>
               <w:rStyle w:val="Hyperlink"/>
@@ -1140,14 +1141,7 @@
           <w:sz w:val="24"/>
           <w:u w:val="single"/>
         </w:rPr>
-        <w:hyperlink r:id="rId12" w:history="1">
-          <w:r>
-            <w:rPr>
-              <w:rStyle w:val="Hyperlink"/>
-            </w:rPr>
-            <w:t>K</w:t>
-          </w:r>
-        </w:hyperlink>
+        <w:t>K</w:t>
       </w:r>
       <w:r>
         <w:rPr>
@@ -1158,7 +1152,7 @@
           <w:sz w:val="24"/>
           <w:u w:val="single"/>
         </w:rPr>
-        <w:hyperlink r:id="rId12" w:history="1">
+        <w:hyperlink r:id="rId11" w:history="1">
           <w:r>
             <w:rPr>
               <w:rStyle w:val="Hyperlink"/>
@@ -1205,7 +1199,7 @@
           <w:sz w:val="24"/>
           <w:u w:val="single"/>
         </w:rPr>
-        <w:hyperlink r:id="rId11" w:history="1">
+        <w:hyperlink r:id="rId12" w:history="1">
           <w:r>
             <w:rPr>
               <w:rStyle w:val="Hyperlink"/>
@@ -1223,7 +1217,7 @@
           <w:sz w:val="24"/>
           <w:u w:val="single"/>
         </w:rPr>
-        <w:hyperlink r:id="rId11" w:history="1">
+        <w:hyperlink r:id="rId12" w:history="1">
           <w:r>
             <w:rPr>
               <w:rStyle w:val="Hyperlink"/>
@@ -1252,7 +1246,7 @@
           <w:sz w:val="24"/>
           <w:u w:val="single"/>
         </w:rPr>
-        <w:hyperlink r:id="rId11" w:history="1">
+        <w:hyperlink r:id="rId12" w:history="1">
           <w:r>
             <w:rPr>
               <w:rStyle w:val="Hyperlink"/>
@@ -1431,7 +1425,6 @@
       </w:r>
       <w:r>
         <w:rPr>
-          <w:u w:val="single" w:color="0000ff"/>
           <w:rFonts w:ascii="Charis SIL Regular" w:hAnsi="Charis SIL Regular" w:eastAsia="Charis SIL Regular"/>
           <w:b w:val="0"/>
           <w:i w:val="0"/>
@@ -2328,7 +2321,7 @@
           <w:sz w:val="24"/>
           <w:u w:val="single"/>
         </w:rPr>
-        <w:hyperlink r:id="rId16" w:history="1">
+        <w:hyperlink r:id="rId12" w:history="1">
           <w:r>
             <w:rPr>
               <w:rStyle w:val="Hyperlink"/>
@@ -2357,7 +2350,7 @@
           <w:sz w:val="24"/>
           <w:u w:val="single"/>
         </w:rPr>
-        <w:hyperlink r:id="rId16" w:history="1">
+        <w:hyperlink r:id="rId12" w:history="1">
           <w:r>
             <w:rPr>
               <w:rStyle w:val="Hyperlink"/>
@@ -2375,7 +2368,7 @@
           <w:sz w:val="24"/>
           <w:u w:val="single"/>
         </w:rPr>
-        <w:hyperlink r:id="rId16" w:history="1">
+        <w:hyperlink r:id="rId12" w:history="1">
           <w:r>
             <w:rPr>
               <w:rStyle w:val="Hyperlink"/>
@@ -2393,7 +2386,7 @@
           <w:sz w:val="24"/>
           <w:u w:val="single"/>
         </w:rPr>
-        <w:hyperlink r:id="rId16" w:history="1">
+        <w:hyperlink r:id="rId12" w:history="1">
           <w:r>
             <w:rPr>
               <w:rStyle w:val="Hyperlink"/>
@@ -3062,7 +3055,7 @@
           <w:sz w:val="24"/>
           <w:u w:val="single"/>
         </w:rPr>
-        <w:t>Royal Zeeland Scientific Soc</w:t>
+        <w:t>Royal Zeeland Scientific So</w:t>
       </w:r>
       <w:r>
         <w:rPr>
@@ -3073,7 +3066,7 @@
           <w:sz w:val="24"/>
           <w:u w:val="single"/>
         </w:rPr>
-        <w:t>iet</w:t>
+        <w:t>c</w:t>
       </w:r>
       <w:r>
         <w:rPr>
@@ -3082,8 +3075,9 @@
           <w:i w:val="0"/>
           <w:color w:val="0000FF"/>
           <w:sz w:val="24"/>
-        </w:rPr>
-        <w:t>y</w:t>
+          <w:u w:val="single"/>
+        </w:rPr>
+        <w:t>iety</w:t>
       </w:r>
       <w:r>
         <w:br/>
@@ -3470,7 +3464,7 @@
             <w:rPr>
               <w:rStyle w:val="Hyperlink"/>
             </w:rPr>
-            <w:t>portalfile</w:t>
+            <w:t>portalfiles</w:t>
           </w:r>
         </w:hyperlink>
       </w:r>
@@ -3481,13 +3475,25 @@
           <w:i w:val="0"/>
           <w:color w:val="0000FF"/>
           <w:sz w:val="24"/>
+          <w:u w:val="single"/>
+        </w:rPr>
+        <w:t>/</w:t>
+      </w:r>
+      <w:r>
+        <w:rPr>
+          <w:rFonts w:ascii="Charis SIL Regular" w:hAnsi="Charis SIL Regular" w:eastAsia="Charis SIL Regular"/>
+          <w:b w:val="0"/>
+          <w:i w:val="0"/>
+          <w:color w:val="0000FF"/>
+          <w:sz w:val="24"/>
+          <w:u w:val="single"/>
         </w:rPr>
         <w:hyperlink r:id="rId17" w:history="1">
           <w:r>
             <w:rPr>
               <w:rStyle w:val="Hyperlink"/>
             </w:rPr>
-            <w:t>s</w:t>
+            <w:t>portal/1414020</w:t>
           </w:r>
         </w:hyperlink>
       </w:r>
@@ -3499,25 +3505,7 @@
           <w:color w:val="0000FF"/>
           <w:sz w:val="24"/>
         </w:rPr>
-        <w:t>/</w:t>
-      </w:r>
-      <w:r>
-        <w:rPr>
-          <w:rFonts w:ascii="Charis SIL Regular" w:hAnsi="Charis SIL Regular" w:eastAsia="Charis SIL Regular"/>
-          <w:b w:val="0"/>
-          <w:i w:val="0"/>
-          <w:color w:val="0000FF"/>
-          <w:sz w:val="24"/>
-          <w:u w:val="single"/>
-        </w:rPr>
-        <w:hyperlink r:id="rId17" w:history="1">
-          <w:r>
-            <w:rPr>
-              <w:rStyle w:val="Hyperlink"/>
-            </w:rPr>
-            <w:t xml:space="preserve">portal/1414020/ </w:t>
-          </w:r>
-        </w:hyperlink>
+        <w:t xml:space="preserve">/ </w:t>
       </w:r>
       <w:r>
         <w:br/>
@@ -3596,6 +3584,7 @@
       </w:r>
       <w:r>
         <w:rPr>
+          <w:u w:val="single" w:color="0000ff"/>
           <w:rFonts w:ascii="Charis SIL Regular" w:hAnsi="Charis SIL Regular" w:eastAsia="Charis SIL Regular"/>
           <w:b w:val="0"/>
           <w:i w:val="0"/>
@@ -3649,7 +3638,7 @@
           <w:sz w:val="24"/>
           <w:u w:val="single"/>
         </w:rPr>
-        <w:hyperlink r:id="rId17" w:history="1">
+        <w:hyperlink r:id="rId18" w:history="1">
           <w:r>
             <w:rPr>
               <w:rStyle w:val="Hyperlink"/>
@@ -3667,7 +3656,7 @@
           <w:sz w:val="24"/>
           <w:u w:val="single"/>
         </w:rPr>
-        <w:hyperlink r:id="rId17" w:history="1">
+        <w:hyperlink r:id="rId18" w:history="1">
           <w:r>
             <w:rPr>
               <w:rStyle w:val="Hyperlink"/>
@@ -3703,7 +3692,7 @@
           <w:sz w:val="24"/>
           <w:u w:val="single"/>
         </w:rPr>
-        <w:hyperlink r:id="rId18" w:history="1">
+        <w:hyperlink r:id="rId19" w:history="1">
           <w:r>
             <w:rPr>
               <w:rStyle w:val="Hyperlink"/>
@@ -3732,7 +3721,7 @@
           <w:sz w:val="24"/>
           <w:u w:val="single"/>
         </w:rPr>
-        <w:hyperlink r:id="rId18" w:history="1">
+        <w:hyperlink r:id="rId19" w:history="1">
           <w:r>
             <w:rPr>
               <w:rStyle w:val="Hyperlink"/>
@@ -3853,7 +3842,7 @@
           <w:sz w:val="24"/>
           <w:u w:val="single"/>
         </w:rPr>
-        <w:hyperlink r:id="rId19" w:history="1">
+        <w:hyperlink r:id="rId20" w:history="1">
           <w:r>
             <w:rPr>
               <w:rStyle w:val="Hyperlink"/>
@@ -3882,7 +3871,7 @@
           <w:sz w:val="24"/>
           <w:u w:val="single"/>
         </w:rPr>
-        <w:hyperlink r:id="rId19" w:history="1">
+        <w:hyperlink r:id="rId20" w:history="1">
           <w:r>
             <w:rPr>
               <w:rStyle w:val="Hyperlink"/>
@@ -3910,7 +3899,7 @@
           <w:sz w:val="24"/>
           <w:u w:val="single"/>
         </w:rPr>
-        <w:hyperlink r:id="rId20" w:history="1">
+        <w:hyperlink r:id="rId21" w:history="1">
           <w:r>
             <w:rPr>
               <w:rStyle w:val="Hyperlink"/>
@@ -3928,7 +3917,7 @@
           <w:sz w:val="24"/>
           <w:u w:val="single"/>
         </w:rPr>
-        <w:hyperlink r:id="rId20" w:history="1">
+        <w:hyperlink r:id="rId21" w:history="1">
           <w:r>
             <w:rPr>
               <w:rStyle w:val="Hyperlink"/>
@@ -3946,7 +3935,7 @@
           <w:sz w:val="24"/>
           <w:u w:val="single"/>
         </w:rPr>
-        <w:hyperlink r:id="rId20" w:history="1">
+        <w:hyperlink r:id="rId21" w:history="1">
           <w:r>
             <w:rPr>
               <w:rStyle w:val="Hyperlink"/>
@@ -4064,7 +4053,7 @@
           <w:sz w:val="24"/>
           <w:u w:val="single"/>
         </w:rPr>
-        <w:hyperlink r:id="rId21" w:history="1">
+        <w:hyperlink r:id="rId22" w:history="1">
           <w:r>
             <w:rPr>
               <w:rStyle w:val="Hyperlink"/>
@@ -4093,7 +4082,7 @@
           <w:sz w:val="24"/>
           <w:u w:val="single"/>
         </w:rPr>
-        <w:hyperlink r:id="rId21" w:history="1">
+        <w:hyperlink r:id="rId22" w:history="1">
           <w:r>
             <w:rPr>
               <w:rStyle w:val="Hyperlink"/>
@@ -4121,7 +4110,7 @@
           <w:sz w:val="24"/>
           <w:u w:val="single"/>
         </w:rPr>
-        <w:hyperlink r:id="rId22" w:history="1">
+        <w:hyperlink r:id="rId23" w:history="1">
           <w:r>
             <w:rPr>
               <w:rStyle w:val="Hyperlink"/>
@@ -4139,7 +4128,7 @@
           <w:sz w:val="24"/>
           <w:u w:val="single"/>
         </w:rPr>
-        <w:hyperlink r:id="rId22" w:history="1">
+        <w:hyperlink r:id="rId23" w:history="1">
           <w:r>
             <w:rPr>
               <w:rStyle w:val="Hyperlink"/>
@@ -4157,7 +4146,7 @@
           <w:sz w:val="24"/>
           <w:u w:val="single"/>
         </w:rPr>
-        <w:hyperlink r:id="rId22" w:history="1">
+        <w:hyperlink r:id="rId23" w:history="1">
           <w:r>
             <w:rPr>
               <w:rStyle w:val="Hyperlink"/>
@@ -4175,7 +4164,7 @@
           <w:sz w:val="24"/>
           <w:u w:val="single"/>
         </w:rPr>
-        <w:hyperlink r:id="rId22" w:history="1">
+        <w:hyperlink r:id="rId23" w:history="1">
           <w:r>
             <w:rPr>
               <w:rStyle w:val="Hyperlink"/>

--- a/EXPORTS/DOCX/published/niveau2/English/Science.docx
+++ b/EXPORTS/DOCX/published/niveau2/English/Science.docx
@@ -946,7 +946,6 @@
       </w:r>
       <w:r>
         <w:rPr>
-          <w:u w:val="single" w:color="0000ff"/>
           <w:rFonts w:ascii="Charis SIL Regular" w:hAnsi="Charis SIL Regular" w:eastAsia="Charis SIL Regular"/>
           <w:b w:val="0"/>
           <w:i w:val="0"/>
@@ -1112,7 +1111,7 @@
           <w:sz w:val="24"/>
           <w:u w:val="single"/>
         </w:rPr>
-        <w:hyperlink r:id="rId11" w:history="1">
+        <w:hyperlink r:id="rId12" w:history="1">
           <w:r>
             <w:rPr>
               <w:rStyle w:val="Hyperlink"/>
@@ -1141,7 +1140,14 @@
           <w:sz w:val="24"/>
           <w:u w:val="single"/>
         </w:rPr>
-        <w:t>K</w:t>
+        <w:hyperlink r:id="rId12" w:history="1">
+          <w:r>
+            <w:rPr>
+              <w:rStyle w:val="Hyperlink"/>
+            </w:rPr>
+            <w:t>K</w:t>
+          </w:r>
+        </w:hyperlink>
       </w:r>
       <w:r>
         <w:rPr>
@@ -1152,7 +1158,7 @@
           <w:sz w:val="24"/>
           <w:u w:val="single"/>
         </w:rPr>
-        <w:hyperlink r:id="rId11" w:history="1">
+        <w:hyperlink r:id="rId12" w:history="1">
           <w:r>
             <w:rPr>
               <w:rStyle w:val="Hyperlink"/>
@@ -1170,7 +1176,7 @@
           <w:sz w:val="24"/>
           <w:u w:val="single"/>
         </w:rPr>
-        <w:hyperlink r:id="rId11" w:history="1">
+        <w:hyperlink r:id="rId12" w:history="1">
           <w:r>
             <w:rPr>
               <w:rStyle w:val="Hyperlink"/>
@@ -1396,7 +1402,6 @@
       </w:r>
       <w:r>
         <w:rPr>
-          <w:u w:val="single" w:color="0000ff"/>
           <w:rFonts w:ascii="Charis SIL Regular" w:hAnsi="Charis SIL Regular" w:eastAsia="Charis SIL Regular"/>
           <w:b w:val="0"/>
           <w:i w:val="0"/>
@@ -1425,6 +1430,7 @@
       </w:r>
       <w:r>
         <w:rPr>
+          <w:u w:val="single" w:color="0000ff"/>
           <w:rFonts w:ascii="Charis SIL Regular" w:hAnsi="Charis SIL Regular" w:eastAsia="Charis SIL Regular"/>
           <w:b w:val="0"/>
           <w:i w:val="0"/>
@@ -2321,7 +2327,7 @@
           <w:sz w:val="24"/>
           <w:u w:val="single"/>
         </w:rPr>
-        <w:hyperlink r:id="rId12" w:history="1">
+        <w:hyperlink r:id="rId16" w:history="1">
           <w:r>
             <w:rPr>
               <w:rStyle w:val="Hyperlink"/>
@@ -2404,7 +2410,7 @@
           <w:sz w:val="24"/>
           <w:u w:val="single"/>
         </w:rPr>
-        <w:hyperlink r:id="rId16" w:history="1">
+        <w:hyperlink r:id="rId12" w:history="1">
           <w:r>
             <w:rPr>
               <w:rStyle w:val="Hyperlink"/>
@@ -3055,7 +3061,7 @@
           <w:sz w:val="24"/>
           <w:u w:val="single"/>
         </w:rPr>
-        <w:t>Royal Zeeland Scientific So</w:t>
+        <w:t>Royal Zeeland Scientific Soc</w:t>
       </w:r>
       <w:r>
         <w:rPr>
@@ -3066,7 +3072,7 @@
           <w:sz w:val="24"/>
           <w:u w:val="single"/>
         </w:rPr>
-        <w:t>c</w:t>
+        <w:t>iet</w:t>
       </w:r>
       <w:r>
         <w:rPr>
@@ -3075,9 +3081,8 @@
           <w:i w:val="0"/>
           <w:color w:val="0000FF"/>
           <w:sz w:val="24"/>
-          <w:u w:val="single"/>
-        </w:rPr>
-        <w:t>iety</w:t>
+        </w:rPr>
+        <w:t>y</w:t>
       </w:r>
       <w:r>
         <w:br/>
@@ -3638,7 +3643,7 @@
           <w:sz w:val="24"/>
           <w:u w:val="single"/>
         </w:rPr>
-        <w:hyperlink r:id="rId18" w:history="1">
+        <w:hyperlink r:id="rId17" w:history="1">
           <w:r>
             <w:rPr>
               <w:rStyle w:val="Hyperlink"/>
@@ -3656,7 +3661,7 @@
           <w:sz w:val="24"/>
           <w:u w:val="single"/>
         </w:rPr>
-        <w:hyperlink r:id="rId18" w:history="1">
+        <w:hyperlink r:id="rId17" w:history="1">
           <w:r>
             <w:rPr>
               <w:rStyle w:val="Hyperlink"/>
@@ -3692,7 +3697,7 @@
           <w:sz w:val="24"/>
           <w:u w:val="single"/>
         </w:rPr>
-        <w:hyperlink r:id="rId19" w:history="1">
+        <w:hyperlink r:id="rId18" w:history="1">
           <w:r>
             <w:rPr>
               <w:rStyle w:val="Hyperlink"/>
@@ -3721,7 +3726,7 @@
           <w:sz w:val="24"/>
           <w:u w:val="single"/>
         </w:rPr>
-        <w:hyperlink r:id="rId19" w:history="1">
+        <w:hyperlink r:id="rId18" w:history="1">
           <w:r>
             <w:rPr>
               <w:rStyle w:val="Hyperlink"/>
@@ -3842,7 +3847,7 @@
           <w:sz w:val="24"/>
           <w:u w:val="single"/>
         </w:rPr>
-        <w:hyperlink r:id="rId20" w:history="1">
+        <w:hyperlink r:id="rId19" w:history="1">
           <w:r>
             <w:rPr>
               <w:rStyle w:val="Hyperlink"/>
@@ -3871,7 +3876,7 @@
           <w:sz w:val="24"/>
           <w:u w:val="single"/>
         </w:rPr>
-        <w:hyperlink r:id="rId20" w:history="1">
+        <w:hyperlink r:id="rId19" w:history="1">
           <w:r>
             <w:rPr>
               <w:rStyle w:val="Hyperlink"/>
@@ -3899,7 +3904,7 @@
           <w:sz w:val="24"/>
           <w:u w:val="single"/>
         </w:rPr>
-        <w:hyperlink r:id="rId21" w:history="1">
+        <w:hyperlink r:id="rId20" w:history="1">
           <w:r>
             <w:rPr>
               <w:rStyle w:val="Hyperlink"/>
@@ -3917,7 +3922,7 @@
           <w:sz w:val="24"/>
           <w:u w:val="single"/>
         </w:rPr>
-        <w:hyperlink r:id="rId21" w:history="1">
+        <w:hyperlink r:id="rId20" w:history="1">
           <w:r>
             <w:rPr>
               <w:rStyle w:val="Hyperlink"/>
@@ -3935,7 +3940,7 @@
           <w:sz w:val="24"/>
           <w:u w:val="single"/>
         </w:rPr>
-        <w:hyperlink r:id="rId21" w:history="1">
+        <w:hyperlink r:id="rId20" w:history="1">
           <w:r>
             <w:rPr>
               <w:rStyle w:val="Hyperlink"/>
@@ -4053,7 +4058,7 @@
           <w:sz w:val="24"/>
           <w:u w:val="single"/>
         </w:rPr>
-        <w:hyperlink r:id="rId22" w:history="1">
+        <w:hyperlink r:id="rId21" w:history="1">
           <w:r>
             <w:rPr>
               <w:rStyle w:val="Hyperlink"/>
@@ -4082,7 +4087,7 @@
           <w:sz w:val="24"/>
           <w:u w:val="single"/>
         </w:rPr>
-        <w:hyperlink r:id="rId22" w:history="1">
+        <w:hyperlink r:id="rId21" w:history="1">
           <w:r>
             <w:rPr>
               <w:rStyle w:val="Hyperlink"/>
@@ -4110,7 +4115,7 @@
           <w:sz w:val="24"/>
           <w:u w:val="single"/>
         </w:rPr>
-        <w:hyperlink r:id="rId23" w:history="1">
+        <w:hyperlink r:id="rId22" w:history="1">
           <w:r>
             <w:rPr>
               <w:rStyle w:val="Hyperlink"/>
@@ -4128,7 +4133,7 @@
           <w:sz w:val="24"/>
           <w:u w:val="single"/>
         </w:rPr>
-        <w:hyperlink r:id="rId23" w:history="1">
+        <w:hyperlink r:id="rId22" w:history="1">
           <w:r>
             <w:rPr>
               <w:rStyle w:val="Hyperlink"/>
@@ -4146,7 +4151,7 @@
           <w:sz w:val="24"/>
           <w:u w:val="single"/>
         </w:rPr>
-        <w:hyperlink r:id="rId23" w:history="1">
+        <w:hyperlink r:id="rId22" w:history="1">
           <w:r>
             <w:rPr>
               <w:rStyle w:val="Hyperlink"/>
@@ -4164,7 +4169,7 @@
           <w:sz w:val="24"/>
           <w:u w:val="single"/>
         </w:rPr>
-        <w:hyperlink r:id="rId23" w:history="1">
+        <w:hyperlink r:id="rId22" w:history="1">
           <w:r>
             <w:rPr>
               <w:rStyle w:val="Hyperlink"/>

--- a/EXPORTS/DOCX/published/niveau2/English/Science.docx
+++ b/EXPORTS/DOCX/published/niveau2/English/Science.docx
@@ -946,6 +946,7 @@
       </w:r>
       <w:r>
         <w:rPr>
+          <w:u w:val="single" w:color="0000ff"/>
           <w:rFonts w:ascii="Charis SIL Regular" w:hAnsi="Charis SIL Regular" w:eastAsia="Charis SIL Regular"/>
           <w:b w:val="0"/>
           <w:i w:val="0"/>
@@ -1252,7 +1253,7 @@
           <w:sz w:val="24"/>
           <w:u w:val="single"/>
         </w:rPr>
-        <w:hyperlink r:id="rId12" w:history="1">
+        <w:hyperlink r:id="rId11" w:history="1">
           <w:r>
             <w:rPr>
               <w:rStyle w:val="Hyperlink"/>
@@ -1430,7 +1431,6 @@
       </w:r>
       <w:r>
         <w:rPr>
-          <w:u w:val="single" w:color="0000ff"/>
           <w:rFonts w:ascii="Charis SIL Regular" w:hAnsi="Charis SIL Regular" w:eastAsia="Charis SIL Regular"/>
           <w:b w:val="0"/>
           <w:i w:val="0"/>
@@ -2327,7 +2327,7 @@
           <w:sz w:val="24"/>
           <w:u w:val="single"/>
         </w:rPr>
-        <w:hyperlink r:id="rId16" w:history="1">
+        <w:hyperlink r:id="rId12" w:history="1">
           <w:r>
             <w:rPr>
               <w:rStyle w:val="Hyperlink"/>
@@ -3061,7 +3061,7 @@
           <w:sz w:val="24"/>
           <w:u w:val="single"/>
         </w:rPr>
-        <w:t>Royal Zeeland Scientific Soc</w:t>
+        <w:t>Royal Zeeland Scientific So</w:t>
       </w:r>
       <w:r>
         <w:rPr>
@@ -3072,7 +3072,7 @@
           <w:sz w:val="24"/>
           <w:u w:val="single"/>
         </w:rPr>
-        <w:t>iet</w:t>
+        <w:t>c</w:t>
       </w:r>
       <w:r>
         <w:rPr>
@@ -3081,8 +3081,9 @@
           <w:i w:val="0"/>
           <w:color w:val="0000FF"/>
           <w:sz w:val="24"/>
-        </w:rPr>
-        <w:t>y</w:t>
+          <w:u w:val="single"/>
+        </w:rPr>
+        <w:t>iety</w:t>
       </w:r>
       <w:r>
         <w:br/>

--- a/EXPORTS/DOCX/published/niveau2/English/Science.docx
+++ b/EXPORTS/DOCX/published/niveau2/English/Science.docx
@@ -946,7 +946,6 @@
       </w:r>
       <w:r>
         <w:rPr>
-          <w:u w:val="single" w:color="0000ff"/>
           <w:rFonts w:ascii="Charis SIL Regular" w:hAnsi="Charis SIL Regular" w:eastAsia="Charis SIL Regular"/>
           <w:b w:val="0"/>
           <w:i w:val="0"/>
@@ -964,7 +963,7 @@
           <w:sz w:val="24"/>
           <w:u w:val="single"/>
         </w:rPr>
-        <w:hyperlink r:id="rId12" w:history="1">
+        <w:hyperlink r:id="rId11" w:history="1">
           <w:r>
             <w:rPr>
               <w:rStyle w:val="Hyperlink"/>
@@ -982,7 +981,7 @@
           <w:sz w:val="24"/>
           <w:u w:val="single"/>
         </w:rPr>
-        <w:hyperlink r:id="rId12" w:history="1">
+        <w:hyperlink r:id="rId11" w:history="1">
           <w:r>
             <w:rPr>
               <w:rStyle w:val="Hyperlink"/>
@@ -1000,7 +999,7 @@
           <w:sz w:val="24"/>
           <w:u w:val="single"/>
         </w:rPr>
-        <w:hyperlink r:id="rId12" w:history="1">
+        <w:hyperlink r:id="rId11" w:history="1">
           <w:r>
             <w:rPr>
               <w:rStyle w:val="Hyperlink"/>
@@ -1253,7 +1252,7 @@
           <w:sz w:val="24"/>
           <w:u w:val="single"/>
         </w:rPr>
-        <w:hyperlink r:id="rId11" w:history="1">
+        <w:hyperlink r:id="rId12" w:history="1">
           <w:r>
             <w:rPr>
               <w:rStyle w:val="Hyperlink"/>
@@ -1403,6 +1402,7 @@
       </w:r>
       <w:r>
         <w:rPr>
+          <w:u w:val="single" w:color="0000ff"/>
           <w:rFonts w:ascii="Charis SIL Regular" w:hAnsi="Charis SIL Regular" w:eastAsia="Charis SIL Regular"/>
           <w:b w:val="0"/>
           <w:i w:val="0"/>
@@ -1431,6 +1431,7 @@
       </w:r>
       <w:r>
         <w:rPr>
+          <w:u w:val="single" w:color="0000ff"/>
           <w:rFonts w:ascii="Charis SIL Regular" w:hAnsi="Charis SIL Regular" w:eastAsia="Charis SIL Regular"/>
           <w:b w:val="0"/>
           <w:i w:val="0"/>
@@ -2327,7 +2328,7 @@
           <w:sz w:val="24"/>
           <w:u w:val="single"/>
         </w:rPr>
-        <w:hyperlink r:id="rId12" w:history="1">
+        <w:hyperlink r:id="rId16" w:history="1">
           <w:r>
             <w:rPr>
               <w:rStyle w:val="Hyperlink"/>
@@ -2356,7 +2357,7 @@
           <w:sz w:val="24"/>
           <w:u w:val="single"/>
         </w:rPr>
-        <w:hyperlink r:id="rId12" w:history="1">
+        <w:hyperlink r:id="rId16" w:history="1">
           <w:r>
             <w:rPr>
               <w:rStyle w:val="Hyperlink"/>
@@ -2374,7 +2375,7 @@
           <w:sz w:val="24"/>
           <w:u w:val="single"/>
         </w:rPr>
-        <w:hyperlink r:id="rId12" w:history="1">
+        <w:hyperlink r:id="rId16" w:history="1">
           <w:r>
             <w:rPr>
               <w:rStyle w:val="Hyperlink"/>
@@ -2392,7 +2393,7 @@
           <w:sz w:val="24"/>
           <w:u w:val="single"/>
         </w:rPr>
-        <w:hyperlink r:id="rId12" w:history="1">
+        <w:hyperlink r:id="rId16" w:history="1">
           <w:r>
             <w:rPr>
               <w:rStyle w:val="Hyperlink"/>
@@ -2410,7 +2411,7 @@
           <w:sz w:val="24"/>
           <w:u w:val="single"/>
         </w:rPr>
-        <w:hyperlink r:id="rId12" w:history="1">
+        <w:hyperlink r:id="rId16" w:history="1">
           <w:r>
             <w:rPr>
               <w:rStyle w:val="Hyperlink"/>
@@ -3061,7 +3062,7 @@
           <w:sz w:val="24"/>
           <w:u w:val="single"/>
         </w:rPr>
-        <w:t>Royal Zeeland Scientific So</w:t>
+        <w:t>Royal Zeeland Scientific Soc</w:t>
       </w:r>
       <w:r>
         <w:rPr>
@@ -3072,7 +3073,7 @@
           <w:sz w:val="24"/>
           <w:u w:val="single"/>
         </w:rPr>
-        <w:t>c</w:t>
+        <w:t>iet</w:t>
       </w:r>
       <w:r>
         <w:rPr>
@@ -3081,9 +3082,8 @@
           <w:i w:val="0"/>
           <w:color w:val="0000FF"/>
           <w:sz w:val="24"/>
-          <w:u w:val="single"/>
-        </w:rPr>
-        <w:t>iety</w:t>
+        </w:rPr>
+        <w:t>y</w:t>
       </w:r>
       <w:r>
         <w:br/>
@@ -3470,7 +3470,7 @@
             <w:rPr>
               <w:rStyle w:val="Hyperlink"/>
             </w:rPr>
-            <w:t>portalfiles</w:t>
+            <w:t>portalfile</w:t>
           </w:r>
         </w:hyperlink>
       </w:r>
@@ -3481,25 +3481,13 @@
           <w:i w:val="0"/>
           <w:color w:val="0000FF"/>
           <w:sz w:val="24"/>
-          <w:u w:val="single"/>
-        </w:rPr>
-        <w:t>/</w:t>
-      </w:r>
-      <w:r>
-        <w:rPr>
-          <w:rFonts w:ascii="Charis SIL Regular" w:hAnsi="Charis SIL Regular" w:eastAsia="Charis SIL Regular"/>
-          <w:b w:val="0"/>
-          <w:i w:val="0"/>
-          <w:color w:val="0000FF"/>
-          <w:sz w:val="24"/>
-          <w:u w:val="single"/>
         </w:rPr>
         <w:hyperlink r:id="rId17" w:history="1">
           <w:r>
             <w:rPr>
               <w:rStyle w:val="Hyperlink"/>
             </w:rPr>
-            <w:t>portal/1414020</w:t>
+            <w:t>s</w:t>
           </w:r>
         </w:hyperlink>
       </w:r>
@@ -3511,7 +3499,25 @@
           <w:color w:val="0000FF"/>
           <w:sz w:val="24"/>
         </w:rPr>
-        <w:t xml:space="preserve">/ </w:t>
+        <w:t>/</w:t>
+      </w:r>
+      <w:r>
+        <w:rPr>
+          <w:rFonts w:ascii="Charis SIL Regular" w:hAnsi="Charis SIL Regular" w:eastAsia="Charis SIL Regular"/>
+          <w:b w:val="0"/>
+          <w:i w:val="0"/>
+          <w:color w:val="0000FF"/>
+          <w:sz w:val="24"/>
+          <w:u w:val="single"/>
+        </w:rPr>
+        <w:hyperlink r:id="rId17" w:history="1">
+          <w:r>
+            <w:rPr>
+              <w:rStyle w:val="Hyperlink"/>
+            </w:rPr>
+            <w:t xml:space="preserve">portal/1414020/ </w:t>
+          </w:r>
+        </w:hyperlink>
       </w:r>
       <w:r>
         <w:br/>
@@ -3590,7 +3596,6 @@
       </w:r>
       <w:r>
         <w:rPr>
-          <w:u w:val="single" w:color="0000ff"/>
           <w:rFonts w:ascii="Charis SIL Regular" w:hAnsi="Charis SIL Regular" w:eastAsia="Charis SIL Regular"/>
           <w:b w:val="0"/>
           <w:i w:val="0"/>
@@ -3673,7 +3678,6 @@
       </w:r>
       <w:r>
         <w:rPr>
-          <w:u w:val="single" w:color="0000ff"/>
           <w:rFonts w:ascii="Charis SIL Regular" w:hAnsi="Charis SIL Regular" w:eastAsia="Charis SIL Regular"/>
           <w:b w:val="0"/>
           <w:i w:val="0"/>

--- a/EXPORTS/DOCX/published/niveau2/English/Science.docx
+++ b/EXPORTS/DOCX/published/niveau2/English/Science.docx
@@ -259,14 +259,7 @@
           <w:color w:val="000000"/>
           <w:sz w:val="24"/>
         </w:rPr>
-        <w:hyperlink r:id="rId9" w:history="1">
-          <w:r>
-            <w:rPr>
-              <w:rStyle w:val="Hyperlink"/>
-            </w:rPr>
-            <w:t>orced la</w:t>
-          </w:r>
-        </w:hyperlink>
+        <w:t>orced la</w:t>
       </w:r>
       <w:r>
         <w:rPr>
@@ -946,6 +939,7 @@
       </w:r>
       <w:r>
         <w:rPr>
+          <w:u w:val="single" w:color="0000ff"/>
           <w:rFonts w:ascii="Charis SIL Regular" w:hAnsi="Charis SIL Regular" w:eastAsia="Charis SIL Regular"/>
           <w:b w:val="0"/>
           <w:i w:val="0"/>
@@ -963,14 +957,7 @@
           <w:sz w:val="24"/>
           <w:u w:val="single"/>
         </w:rPr>
-        <w:hyperlink r:id="rId11" w:history="1">
-          <w:r>
-            <w:rPr>
-              <w:rStyle w:val="Hyperlink"/>
-            </w:rPr>
-            <w:t>Bataviaas</w:t>
-          </w:r>
-        </w:hyperlink>
+        <w:t>Bataviaasch Genootschap der K</w:t>
       </w:r>
       <w:r>
         <w:rPr>
@@ -986,7 +973,7 @@
             <w:rPr>
               <w:rStyle w:val="Hyperlink"/>
             </w:rPr>
-            <w:t>c</w:t>
+            <w:t>unste</w:t>
           </w:r>
         </w:hyperlink>
       </w:r>
@@ -1004,7 +991,7 @@
             <w:rPr>
               <w:rStyle w:val="Hyperlink"/>
             </w:rPr>
-            <w:t>h</w:t>
+            <w:t>n</w:t>
           </w:r>
         </w:hyperlink>
       </w:r>
@@ -1033,137 +1020,7 @@
             <w:rPr>
               <w:rStyle w:val="Hyperlink"/>
             </w:rPr>
-            <w:t>Genoo</w:t>
-          </w:r>
-        </w:hyperlink>
-      </w:r>
-      <w:r>
-        <w:rPr>
-          <w:rFonts w:ascii="Charis SIL Regular" w:hAnsi="Charis SIL Regular" w:eastAsia="Charis SIL Regular"/>
-          <w:b w:val="0"/>
-          <w:i w:val="0"/>
-          <w:color w:val="0000FF"/>
-          <w:sz w:val="24"/>
-          <w:u w:val="single"/>
-        </w:rPr>
-        <w:hyperlink r:id="rId12" w:history="1">
-          <w:r>
-            <w:rPr>
-              <w:rStyle w:val="Hyperlink"/>
-            </w:rPr>
-            <w:t>t</w:t>
-          </w:r>
-        </w:hyperlink>
-      </w:r>
-      <w:r>
-        <w:rPr>
-          <w:rFonts w:ascii="Charis SIL Regular" w:hAnsi="Charis SIL Regular" w:eastAsia="Charis SIL Regular"/>
-          <w:b w:val="0"/>
-          <w:i w:val="0"/>
-          <w:color w:val="0000FF"/>
-          <w:sz w:val="24"/>
-          <w:u w:val="single"/>
-        </w:rPr>
-        <w:hyperlink r:id="rId12" w:history="1">
-          <w:r>
-            <w:rPr>
-              <w:rStyle w:val="Hyperlink"/>
-            </w:rPr>
-            <w:t>scha</w:t>
-          </w:r>
-        </w:hyperlink>
-      </w:r>
-      <w:r>
-        <w:rPr>
-          <w:rFonts w:ascii="Charis SIL Regular" w:hAnsi="Charis SIL Regular" w:eastAsia="Charis SIL Regular"/>
-          <w:b w:val="0"/>
-          <w:i w:val="0"/>
-          <w:color w:val="0000FF"/>
-          <w:sz w:val="24"/>
-          <w:u w:val="single"/>
-        </w:rPr>
-        <w:hyperlink r:id="rId12" w:history="1">
-          <w:r>
-            <w:rPr>
-              <w:rStyle w:val="Hyperlink"/>
-            </w:rPr>
-            <w:t>p</w:t>
-          </w:r>
-        </w:hyperlink>
-      </w:r>
-      <w:r>
-        <w:rPr>
-          <w:rFonts w:ascii="Charis SIL Regular" w:hAnsi="Charis SIL Regular" w:eastAsia="Charis SIL Regular"/>
-          <w:b w:val="0"/>
-          <w:i w:val="0"/>
-          <w:color w:val="0000FF"/>
-          <w:sz w:val="24"/>
-          <w:u w:val="single"/>
-        </w:rPr>
-        <w:t xml:space="preserve"> </w:t>
-      </w:r>
-      <w:r>
-        <w:rPr>
-          <w:rFonts w:ascii="Charis SIL Regular" w:hAnsi="Charis SIL Regular" w:eastAsia="Charis SIL Regular"/>
-          <w:b w:val="0"/>
-          <w:i w:val="0"/>
-          <w:color w:val="0000FF"/>
-          <w:sz w:val="24"/>
-          <w:u w:val="single"/>
-        </w:rPr>
-        <w:hyperlink r:id="rId12" w:history="1">
-          <w:r>
-            <w:rPr>
-              <w:rStyle w:val="Hyperlink"/>
-            </w:rPr>
-            <w:t>der</w:t>
-          </w:r>
-        </w:hyperlink>
-      </w:r>
-      <w:r>
-        <w:rPr>
-          <w:rFonts w:ascii="Charis SIL Regular" w:hAnsi="Charis SIL Regular" w:eastAsia="Charis SIL Regular"/>
-          <w:b w:val="0"/>
-          <w:i w:val="0"/>
-          <w:color w:val="0000FF"/>
-          <w:sz w:val="24"/>
-          <w:u w:val="single"/>
-        </w:rPr>
-        <w:t xml:space="preserve"> </w:t>
-      </w:r>
-      <w:r>
-        <w:rPr>
-          <w:rFonts w:ascii="Charis SIL Regular" w:hAnsi="Charis SIL Regular" w:eastAsia="Charis SIL Regular"/>
-          <w:b w:val="0"/>
-          <w:i w:val="0"/>
-          <w:color w:val="0000FF"/>
-          <w:sz w:val="24"/>
-          <w:u w:val="single"/>
-        </w:rPr>
-        <w:hyperlink r:id="rId12" w:history="1">
-          <w:r>
-            <w:rPr>
-              <w:rStyle w:val="Hyperlink"/>
-            </w:rPr>
-            <w:t>K</w:t>
-          </w:r>
-        </w:hyperlink>
-      </w:r>
-      <w:r>
-        <w:rPr>
-          <w:rFonts w:ascii="Charis SIL Regular" w:hAnsi="Charis SIL Regular" w:eastAsia="Charis SIL Regular"/>
-          <w:b w:val="0"/>
-          <w:i w:val="0"/>
-          <w:color w:val="0000FF"/>
-          <w:sz w:val="24"/>
-          <w:u w:val="single"/>
-        </w:rPr>
-        <w:hyperlink r:id="rId12" w:history="1">
-          <w:r>
-            <w:rPr>
-              <w:rStyle w:val="Hyperlink"/>
-            </w:rPr>
-            <w:t>unste</w:t>
+            <w:t>e</w:t>
           </w:r>
         </w:hyperlink>
       </w:r>
@@ -1210,53 +1067,6 @@
             <w:rPr>
               <w:rStyle w:val="Hyperlink"/>
             </w:rPr>
-            <w:t>e</w:t>
-          </w:r>
-        </w:hyperlink>
-      </w:r>
-      <w:r>
-        <w:rPr>
-          <w:rFonts w:ascii="Charis SIL Regular" w:hAnsi="Charis SIL Regular" w:eastAsia="Charis SIL Regular"/>
-          <w:b w:val="0"/>
-          <w:i w:val="0"/>
-          <w:color w:val="0000FF"/>
-          <w:sz w:val="24"/>
-          <w:u w:val="single"/>
-        </w:rPr>
-        <w:hyperlink r:id="rId12" w:history="1">
-          <w:r>
-            <w:rPr>
-              <w:rStyle w:val="Hyperlink"/>
-            </w:rPr>
-            <w:t>n</w:t>
-          </w:r>
-        </w:hyperlink>
-      </w:r>
-      <w:r>
-        <w:rPr>
-          <w:rFonts w:ascii="Charis SIL Regular" w:hAnsi="Charis SIL Regular" w:eastAsia="Charis SIL Regular"/>
-          <w:b w:val="0"/>
-          <w:i w:val="0"/>
-          <w:color w:val="0000FF"/>
-          <w:sz w:val="24"/>
-          <w:u w:val="single"/>
-        </w:rPr>
-        <w:t xml:space="preserve"> </w:t>
-      </w:r>
-      <w:r>
-        <w:rPr>
-          <w:rFonts w:ascii="Charis SIL Regular" w:hAnsi="Charis SIL Regular" w:eastAsia="Charis SIL Regular"/>
-          <w:b w:val="0"/>
-          <w:i w:val="0"/>
-          <w:color w:val="0000FF"/>
-          <w:sz w:val="24"/>
-          <w:u w:val="single"/>
-        </w:rPr>
-        <w:hyperlink r:id="rId12" w:history="1">
-          <w:r>
-            <w:rPr>
-              <w:rStyle w:val="Hyperlink"/>
-            </w:rPr>
             <w:t>Wetenschap</w:t>
           </w:r>
         </w:hyperlink>
@@ -1431,7 +1241,6 @@
       </w:r>
       <w:r>
         <w:rPr>
-          <w:u w:val="single" w:color="0000ff"/>
           <w:rFonts w:ascii="Charis SIL Regular" w:hAnsi="Charis SIL Regular" w:eastAsia="Charis SIL Regular"/>
           <w:b w:val="0"/>
           <w:i w:val="0"/>
@@ -2328,7 +2137,7 @@
           <w:sz w:val="24"/>
           <w:u w:val="single"/>
         </w:rPr>
-        <w:hyperlink r:id="rId16" w:history="1">
+        <w:hyperlink r:id="rId12" w:history="1">
           <w:r>
             <w:rPr>
               <w:rStyle w:val="Hyperlink"/>
@@ -2357,7 +2166,7 @@
           <w:sz w:val="24"/>
           <w:u w:val="single"/>
         </w:rPr>
-        <w:hyperlink r:id="rId16" w:history="1">
+        <w:hyperlink r:id="rId12" w:history="1">
           <w:r>
             <w:rPr>
               <w:rStyle w:val="Hyperlink"/>
@@ -2375,7 +2184,7 @@
           <w:sz w:val="24"/>
           <w:u w:val="single"/>
         </w:rPr>
-        <w:hyperlink r:id="rId16" w:history="1">
+        <w:hyperlink r:id="rId12" w:history="1">
           <w:r>
             <w:rPr>
               <w:rStyle w:val="Hyperlink"/>
@@ -2393,7 +2202,7 @@
           <w:sz w:val="24"/>
           <w:u w:val="single"/>
         </w:rPr>
-        <w:hyperlink r:id="rId16" w:history="1">
+        <w:hyperlink r:id="rId12" w:history="1">
           <w:r>
             <w:rPr>
               <w:rStyle w:val="Hyperlink"/>
@@ -2411,7 +2220,7 @@
           <w:sz w:val="24"/>
           <w:u w:val="single"/>
         </w:rPr>
-        <w:hyperlink r:id="rId16" w:history="1">
+        <w:hyperlink r:id="rId12" w:history="1">
           <w:r>
             <w:rPr>
               <w:rStyle w:val="Hyperlink"/>
@@ -3062,7 +2871,7 @@
           <w:sz w:val="24"/>
           <w:u w:val="single"/>
         </w:rPr>
-        <w:t>Royal Zeeland Scientific Soc</w:t>
+        <w:t>Royal Zeeland Scientific So</w:t>
       </w:r>
       <w:r>
         <w:rPr>
@@ -3073,7 +2882,7 @@
           <w:sz w:val="24"/>
           <w:u w:val="single"/>
         </w:rPr>
-        <w:t>iet</w:t>
+        <w:t>c</w:t>
       </w:r>
       <w:r>
         <w:rPr>
@@ -3082,8 +2891,9 @@
           <w:i w:val="0"/>
           <w:color w:val="0000FF"/>
           <w:sz w:val="24"/>
-        </w:rPr>
-        <w:t>y</w:t>
+          <w:u w:val="single"/>
+        </w:rPr>
+        <w:t>iety</w:t>
       </w:r>
       <w:r>
         <w:br/>
@@ -3470,36 +3280,9 @@
             <w:rPr>
               <w:rStyle w:val="Hyperlink"/>
             </w:rPr>
-            <w:t>portalfile</w:t>
+            <w:t>portalfiles</w:t>
           </w:r>
         </w:hyperlink>
-      </w:r>
-      <w:r>
-        <w:rPr>
-          <w:rFonts w:ascii="Charis SIL Regular" w:hAnsi="Charis SIL Regular" w:eastAsia="Charis SIL Regular"/>
-          <w:b w:val="0"/>
-          <w:i w:val="0"/>
-          <w:color w:val="0000FF"/>
-          <w:sz w:val="24"/>
-        </w:rPr>
-        <w:hyperlink r:id="rId17" w:history="1">
-          <w:r>
-            <w:rPr>
-              <w:rStyle w:val="Hyperlink"/>
-            </w:rPr>
-            <w:t>s</w:t>
-          </w:r>
-        </w:hyperlink>
-      </w:r>
-      <w:r>
-        <w:rPr>
-          <w:rFonts w:ascii="Charis SIL Regular" w:hAnsi="Charis SIL Regular" w:eastAsia="Charis SIL Regular"/>
-          <w:b w:val="0"/>
-          <w:i w:val="0"/>
-          <w:color w:val="0000FF"/>
-          <w:sz w:val="24"/>
-        </w:rPr>
-        <w:t>/</w:t>
       </w:r>
       <w:r>
         <w:rPr>
@@ -3510,14 +3293,35 @@
           <w:sz w:val="24"/>
           <w:u w:val="single"/>
         </w:rPr>
+        <w:t>/</w:t>
+      </w:r>
+      <w:r>
+        <w:rPr>
+          <w:rFonts w:ascii="Charis SIL Regular" w:hAnsi="Charis SIL Regular" w:eastAsia="Charis SIL Regular"/>
+          <w:b w:val="0"/>
+          <w:i w:val="0"/>
+          <w:color w:val="0000FF"/>
+          <w:sz w:val="24"/>
+          <w:u w:val="single"/>
+        </w:rPr>
         <w:hyperlink r:id="rId17" w:history="1">
           <w:r>
             <w:rPr>
               <w:rStyle w:val="Hyperlink"/>
             </w:rPr>
-            <w:t xml:space="preserve">portal/1414020/ </w:t>
+            <w:t>portal/1414020</w:t>
           </w:r>
         </w:hyperlink>
+      </w:r>
+      <w:r>
+        <w:rPr>
+          <w:rFonts w:ascii="Charis SIL Regular" w:hAnsi="Charis SIL Regular" w:eastAsia="Charis SIL Regular"/>
+          <w:b w:val="0"/>
+          <w:i w:val="0"/>
+          <w:color w:val="0000FF"/>
+          <w:sz w:val="24"/>
+        </w:rPr>
+        <w:t xml:space="preserve">/ </w:t>
       </w:r>
       <w:r>
         <w:br/>
@@ -3596,6 +3400,7 @@
       </w:r>
       <w:r>
         <w:rPr>
+          <w:u w:val="single" w:color="0000ff"/>
           <w:rFonts w:ascii="Charis SIL Regular" w:hAnsi="Charis SIL Regular" w:eastAsia="Charis SIL Regular"/>
           <w:b w:val="0"/>
           <w:i w:val="0"/>
@@ -3678,6 +3483,7 @@
       </w:r>
       <w:r>
         <w:rPr>
+          <w:u w:val="single" w:color="0000ff"/>
           <w:rFonts w:ascii="Charis SIL Regular" w:hAnsi="Charis SIL Regular" w:eastAsia="Charis SIL Regular"/>
           <w:b w:val="0"/>
           <w:i w:val="0"/>

--- a/EXPORTS/DOCX/published/niveau2/English/Science.docx
+++ b/EXPORTS/DOCX/published/niveau2/English/Science.docx
@@ -259,7 +259,14 @@
           <w:color w:val="000000"/>
           <w:sz w:val="24"/>
         </w:rPr>
-        <w:t>orced la</w:t>
+        <w:hyperlink r:id="rId9" w:history="1">
+          <w:r>
+            <w:rPr>
+              <w:rStyle w:val="Hyperlink"/>
+            </w:rPr>
+            <w:t>orced la</w:t>
+          </w:r>
+        </w:hyperlink>
       </w:r>
       <w:r>
         <w:rPr>
@@ -939,7 +946,6 @@
       </w:r>
       <w:r>
         <w:rPr>
-          <w:u w:val="single" w:color="0000ff"/>
           <w:rFonts w:ascii="Charis SIL Regular" w:hAnsi="Charis SIL Regular" w:eastAsia="Charis SIL Regular"/>
           <w:b w:val="0"/>
           <w:i w:val="0"/>
@@ -957,7 +963,191 @@
           <w:sz w:val="24"/>
           <w:u w:val="single"/>
         </w:rPr>
-        <w:t>Bataviaasch Genootschap der K</w:t>
+        <w:hyperlink r:id="rId11" w:history="1">
+          <w:r>
+            <w:rPr>
+              <w:rStyle w:val="Hyperlink"/>
+            </w:rPr>
+            <w:t>Bataviaas</w:t>
+          </w:r>
+        </w:hyperlink>
+      </w:r>
+      <w:r>
+        <w:rPr>
+          <w:rFonts w:ascii="Charis SIL Regular" w:hAnsi="Charis SIL Regular" w:eastAsia="Charis SIL Regular"/>
+          <w:b w:val="0"/>
+          <w:i w:val="0"/>
+          <w:color w:val="0000FF"/>
+          <w:sz w:val="24"/>
+          <w:u w:val="single"/>
+        </w:rPr>
+        <w:hyperlink r:id="rId11" w:history="1">
+          <w:r>
+            <w:rPr>
+              <w:rStyle w:val="Hyperlink"/>
+            </w:rPr>
+            <w:t>c</w:t>
+          </w:r>
+        </w:hyperlink>
+      </w:r>
+      <w:r>
+        <w:rPr>
+          <w:rFonts w:ascii="Charis SIL Regular" w:hAnsi="Charis SIL Regular" w:eastAsia="Charis SIL Regular"/>
+          <w:b w:val="0"/>
+          <w:i w:val="0"/>
+          <w:color w:val="0000FF"/>
+          <w:sz w:val="24"/>
+          <w:u w:val="single"/>
+        </w:rPr>
+        <w:hyperlink r:id="rId12" w:history="1">
+          <w:r>
+            <w:rPr>
+              <w:rStyle w:val="Hyperlink"/>
+            </w:rPr>
+            <w:t>h</w:t>
+          </w:r>
+        </w:hyperlink>
+      </w:r>
+      <w:r>
+        <w:rPr>
+          <w:rFonts w:ascii="Charis SIL Regular" w:hAnsi="Charis SIL Regular" w:eastAsia="Charis SIL Regular"/>
+          <w:b w:val="0"/>
+          <w:i w:val="0"/>
+          <w:color w:val="0000FF"/>
+          <w:sz w:val="24"/>
+          <w:u w:val="single"/>
+        </w:rPr>
+        <w:t xml:space="preserve"> </w:t>
+      </w:r>
+      <w:r>
+        <w:rPr>
+          <w:rFonts w:ascii="Charis SIL Regular" w:hAnsi="Charis SIL Regular" w:eastAsia="Charis SIL Regular"/>
+          <w:b w:val="0"/>
+          <w:i w:val="0"/>
+          <w:color w:val="0000FF"/>
+          <w:sz w:val="24"/>
+          <w:u w:val="single"/>
+        </w:rPr>
+        <w:hyperlink r:id="rId11" w:history="1">
+          <w:r>
+            <w:rPr>
+              <w:rStyle w:val="Hyperlink"/>
+            </w:rPr>
+            <w:t>Genoo</w:t>
+          </w:r>
+        </w:hyperlink>
+      </w:r>
+      <w:r>
+        <w:rPr>
+          <w:rFonts w:ascii="Charis SIL Regular" w:hAnsi="Charis SIL Regular" w:eastAsia="Charis SIL Regular"/>
+          <w:b w:val="0"/>
+          <w:i w:val="0"/>
+          <w:color w:val="0000FF"/>
+          <w:sz w:val="24"/>
+          <w:u w:val="single"/>
+        </w:rPr>
+        <w:hyperlink r:id="rId12" w:history="1">
+          <w:r>
+            <w:rPr>
+              <w:rStyle w:val="Hyperlink"/>
+            </w:rPr>
+            <w:t>t</w:t>
+          </w:r>
+        </w:hyperlink>
+      </w:r>
+      <w:r>
+        <w:rPr>
+          <w:rFonts w:ascii="Charis SIL Regular" w:hAnsi="Charis SIL Regular" w:eastAsia="Charis SIL Regular"/>
+          <w:b w:val="0"/>
+          <w:i w:val="0"/>
+          <w:color w:val="0000FF"/>
+          <w:sz w:val="24"/>
+          <w:u w:val="single"/>
+        </w:rPr>
+        <w:hyperlink r:id="rId12" w:history="1">
+          <w:r>
+            <w:rPr>
+              <w:rStyle w:val="Hyperlink"/>
+            </w:rPr>
+            <w:t>scha</w:t>
+          </w:r>
+        </w:hyperlink>
+      </w:r>
+      <w:r>
+        <w:rPr>
+          <w:rFonts w:ascii="Charis SIL Regular" w:hAnsi="Charis SIL Regular" w:eastAsia="Charis SIL Regular"/>
+          <w:b w:val="0"/>
+          <w:i w:val="0"/>
+          <w:color w:val="0000FF"/>
+          <w:sz w:val="24"/>
+          <w:u w:val="single"/>
+        </w:rPr>
+        <w:hyperlink r:id="rId12" w:history="1">
+          <w:r>
+            <w:rPr>
+              <w:rStyle w:val="Hyperlink"/>
+            </w:rPr>
+            <w:t>p</w:t>
+          </w:r>
+        </w:hyperlink>
+      </w:r>
+      <w:r>
+        <w:rPr>
+          <w:rFonts w:ascii="Charis SIL Regular" w:hAnsi="Charis SIL Regular" w:eastAsia="Charis SIL Regular"/>
+          <w:b w:val="0"/>
+          <w:i w:val="0"/>
+          <w:color w:val="0000FF"/>
+          <w:sz w:val="24"/>
+          <w:u w:val="single"/>
+        </w:rPr>
+        <w:t xml:space="preserve"> </w:t>
+      </w:r>
+      <w:r>
+        <w:rPr>
+          <w:rFonts w:ascii="Charis SIL Regular" w:hAnsi="Charis SIL Regular" w:eastAsia="Charis SIL Regular"/>
+          <w:b w:val="0"/>
+          <w:i w:val="0"/>
+          <w:color w:val="0000FF"/>
+          <w:sz w:val="24"/>
+          <w:u w:val="single"/>
+        </w:rPr>
+        <w:hyperlink r:id="rId12" w:history="1">
+          <w:r>
+            <w:rPr>
+              <w:rStyle w:val="Hyperlink"/>
+            </w:rPr>
+            <w:t>der</w:t>
+          </w:r>
+        </w:hyperlink>
+      </w:r>
+      <w:r>
+        <w:rPr>
+          <w:rFonts w:ascii="Charis SIL Regular" w:hAnsi="Charis SIL Regular" w:eastAsia="Charis SIL Regular"/>
+          <w:b w:val="0"/>
+          <w:i w:val="0"/>
+          <w:color w:val="0000FF"/>
+          <w:sz w:val="24"/>
+          <w:u w:val="single"/>
+        </w:rPr>
+        <w:t xml:space="preserve"> </w:t>
+      </w:r>
+      <w:r>
+        <w:rPr>
+          <w:rFonts w:ascii="Charis SIL Regular" w:hAnsi="Charis SIL Regular" w:eastAsia="Charis SIL Regular"/>
+          <w:b w:val="0"/>
+          <w:i w:val="0"/>
+          <w:color w:val="0000FF"/>
+          <w:sz w:val="24"/>
+          <w:u w:val="single"/>
+        </w:rPr>
+        <w:hyperlink r:id="rId12" w:history="1">
+          <w:r>
+            <w:rPr>
+              <w:rStyle w:val="Hyperlink"/>
+            </w:rPr>
+            <w:t>K</w:t>
+          </w:r>
+        </w:hyperlink>
       </w:r>
       <w:r>
         <w:rPr>
@@ -986,6 +1176,53 @@
           <w:sz w:val="24"/>
           <w:u w:val="single"/>
         </w:rPr>
+        <w:hyperlink r:id="rId12" w:history="1">
+          <w:r>
+            <w:rPr>
+              <w:rStyle w:val="Hyperlink"/>
+            </w:rPr>
+            <w:t>n</w:t>
+          </w:r>
+        </w:hyperlink>
+      </w:r>
+      <w:r>
+        <w:rPr>
+          <w:rFonts w:ascii="Charis SIL Regular" w:hAnsi="Charis SIL Regular" w:eastAsia="Charis SIL Regular"/>
+          <w:b w:val="0"/>
+          <w:i w:val="0"/>
+          <w:color w:val="0000FF"/>
+          <w:sz w:val="24"/>
+          <w:u w:val="single"/>
+        </w:rPr>
+        <w:t xml:space="preserve"> </w:t>
+      </w:r>
+      <w:r>
+        <w:rPr>
+          <w:rFonts w:ascii="Charis SIL Regular" w:hAnsi="Charis SIL Regular" w:eastAsia="Charis SIL Regular"/>
+          <w:b w:val="0"/>
+          <w:i w:val="0"/>
+          <w:color w:val="0000FF"/>
+          <w:sz w:val="24"/>
+          <w:u w:val="single"/>
+        </w:rPr>
+        <w:hyperlink r:id="rId11" w:history="1">
+          <w:r>
+            <w:rPr>
+              <w:rStyle w:val="Hyperlink"/>
+            </w:rPr>
+            <w:t>e</w:t>
+          </w:r>
+        </w:hyperlink>
+      </w:r>
+      <w:r>
+        <w:rPr>
+          <w:rFonts w:ascii="Charis SIL Regular" w:hAnsi="Charis SIL Regular" w:eastAsia="Charis SIL Regular"/>
+          <w:b w:val="0"/>
+          <w:i w:val="0"/>
+          <w:color w:val="0000FF"/>
+          <w:sz w:val="24"/>
+          <w:u w:val="single"/>
+        </w:rPr>
         <w:hyperlink r:id="rId11" w:history="1">
           <w:r>
             <w:rPr>
@@ -1015,54 +1252,7 @@
           <w:sz w:val="24"/>
           <w:u w:val="single"/>
         </w:rPr>
-        <w:hyperlink r:id="rId12" w:history="1">
-          <w:r>
-            <w:rPr>
-              <w:rStyle w:val="Hyperlink"/>
-            </w:rPr>
-            <w:t>e</w:t>
-          </w:r>
-        </w:hyperlink>
-      </w:r>
-      <w:r>
-        <w:rPr>
-          <w:rFonts w:ascii="Charis SIL Regular" w:hAnsi="Charis SIL Regular" w:eastAsia="Charis SIL Regular"/>
-          <w:b w:val="0"/>
-          <w:i w:val="0"/>
-          <w:color w:val="0000FF"/>
-          <w:sz w:val="24"/>
-          <w:u w:val="single"/>
-        </w:rPr>
-        <w:hyperlink r:id="rId12" w:history="1">
-          <w:r>
-            <w:rPr>
-              <w:rStyle w:val="Hyperlink"/>
-            </w:rPr>
-            <w:t>n</w:t>
-          </w:r>
-        </w:hyperlink>
-      </w:r>
-      <w:r>
-        <w:rPr>
-          <w:rFonts w:ascii="Charis SIL Regular" w:hAnsi="Charis SIL Regular" w:eastAsia="Charis SIL Regular"/>
-          <w:b w:val="0"/>
-          <w:i w:val="0"/>
-          <w:color w:val="0000FF"/>
-          <w:sz w:val="24"/>
-          <w:u w:val="single"/>
-        </w:rPr>
-        <w:t xml:space="preserve"> </w:t>
-      </w:r>
-      <w:r>
-        <w:rPr>
-          <w:rFonts w:ascii="Charis SIL Regular" w:hAnsi="Charis SIL Regular" w:eastAsia="Charis SIL Regular"/>
-          <w:b w:val="0"/>
-          <w:i w:val="0"/>
-          <w:color w:val="0000FF"/>
-          <w:sz w:val="24"/>
-          <w:u w:val="single"/>
-        </w:rPr>
-        <w:hyperlink r:id="rId12" w:history="1">
+        <w:hyperlink r:id="rId11" w:history="1">
           <w:r>
             <w:rPr>
               <w:rStyle w:val="Hyperlink"/>
@@ -1136,90 +1326,7 @@
           <w:color w:val="000000"/>
           <w:sz w:val="24"/>
         </w:rPr>
-        <w:hyperlink r:id="rId12" w:history="1">
-          <w:r>
-            <w:rPr>
-              <w:rStyle w:val="Hyperlink"/>
-            </w:rPr>
-            <w:t>y of Arts and</w:t>
-          </w:r>
-        </w:hyperlink>
-      </w:r>
-      <w:r>
-        <w:rPr>
-          <w:u w:val="single" w:color="0000ff"/>
-          <w:rFonts w:ascii="Charis SIL Regular" w:hAnsi="Charis SIL Regular" w:eastAsia="Charis SIL Regular"/>
-          <w:b w:val="0"/>
-          <w:i w:val="0"/>
-          <w:color w:val="000000"/>
-          <w:sz w:val="24"/>
-        </w:rPr>
-        <w:t xml:space="preserve"> </w:t>
-      </w:r>
-      <w:r>
-        <w:rPr>
-          <w:u w:val="single" w:color="0000ff"/>
-          <w:rFonts w:ascii="Charis SIL Regular" w:hAnsi="Charis SIL Regular" w:eastAsia="Charis SIL Regular"/>
-          <w:b w:val="0"/>
-          <w:i w:val="0"/>
-          <w:color w:val="000000"/>
-          <w:sz w:val="24"/>
-        </w:rPr>
-        <w:hyperlink r:id="rId12" w:history="1">
-          <w:r>
-            <w:rPr>
-              <w:rStyle w:val="Hyperlink"/>
-            </w:rPr>
-            <w:t>Sci</w:t>
-          </w:r>
-        </w:hyperlink>
-      </w:r>
-      <w:r>
-        <w:rPr>
-          <w:u w:val="single" w:color="0000ff"/>
-          <w:rFonts w:ascii="Charis SIL Regular" w:hAnsi="Charis SIL Regular" w:eastAsia="Charis SIL Regular"/>
-          <w:b w:val="0"/>
-          <w:i w:val="0"/>
-          <w:color w:val="000000"/>
-          <w:sz w:val="24"/>
-        </w:rPr>
-        <w:hyperlink r:id="rId12" w:history="1">
-          <w:r>
-            <w:rPr>
-              <w:rStyle w:val="Hyperlink"/>
-            </w:rPr>
-            <w:t>e</w:t>
-          </w:r>
-        </w:hyperlink>
-      </w:r>
-      <w:r>
-        <w:rPr>
-          <w:u w:val="single" w:color="0000ff"/>
-          <w:rFonts w:ascii="Charis SIL Regular" w:hAnsi="Charis SIL Regular" w:eastAsia="Charis SIL Regular"/>
-          <w:b w:val="0"/>
-          <w:i w:val="0"/>
-          <w:color w:val="000000"/>
-          <w:sz w:val="24"/>
-        </w:rPr>
-        <w:hyperlink r:id="rId12" w:history="1">
-          <w:r>
-            <w:rPr>
-              <w:rStyle w:val="Hyperlink"/>
-            </w:rPr>
-            <w:t>nces (K</w:t>
-          </w:r>
-        </w:hyperlink>
-      </w:r>
-      <w:r>
-        <w:rPr>
-          <w:u w:val="single" w:color="0000ff"/>
-          <w:rFonts w:ascii="Charis SIL Regular" w:hAnsi="Charis SIL Regular" w:eastAsia="Charis SIL Regular"/>
-          <w:b w:val="0"/>
-          <w:i w:val="0"/>
-          <w:color w:val="000000"/>
-          <w:sz w:val="24"/>
-        </w:rPr>
-        <w:t>N</w:t>
+        <w:t>y of Arts and Sciences (KN</w:t>
       </w:r>
       <w:r>
         <w:rPr>
@@ -1241,6 +1348,7 @@
       </w:r>
       <w:r>
         <w:rPr>
+          <w:u w:val="single" w:color="0000ff"/>
           <w:rFonts w:ascii="Charis SIL Regular" w:hAnsi="Charis SIL Regular" w:eastAsia="Charis SIL Regular"/>
           <w:b w:val="0"/>
           <w:i w:val="0"/>
@@ -2137,7 +2245,7 @@
           <w:sz w:val="24"/>
           <w:u w:val="single"/>
         </w:rPr>
-        <w:hyperlink r:id="rId12" w:history="1">
+        <w:hyperlink r:id="rId16" w:history="1">
           <w:r>
             <w:rPr>
               <w:rStyle w:val="Hyperlink"/>
@@ -2166,7 +2274,7 @@
           <w:sz w:val="24"/>
           <w:u w:val="single"/>
         </w:rPr>
-        <w:hyperlink r:id="rId12" w:history="1">
+        <w:hyperlink r:id="rId16" w:history="1">
           <w:r>
             <w:rPr>
               <w:rStyle w:val="Hyperlink"/>
@@ -2184,7 +2292,7 @@
           <w:sz w:val="24"/>
           <w:u w:val="single"/>
         </w:rPr>
-        <w:hyperlink r:id="rId12" w:history="1">
+        <w:hyperlink r:id="rId16" w:history="1">
           <w:r>
             <w:rPr>
               <w:rStyle w:val="Hyperlink"/>
@@ -2202,7 +2310,7 @@
           <w:sz w:val="24"/>
           <w:u w:val="single"/>
         </w:rPr>
-        <w:hyperlink r:id="rId12" w:history="1">
+        <w:hyperlink r:id="rId16" w:history="1">
           <w:r>
             <w:rPr>
               <w:rStyle w:val="Hyperlink"/>
@@ -2220,7 +2328,7 @@
           <w:sz w:val="24"/>
           <w:u w:val="single"/>
         </w:rPr>
-        <w:hyperlink r:id="rId12" w:history="1">
+        <w:hyperlink r:id="rId16" w:history="1">
           <w:r>
             <w:rPr>
               <w:rStyle w:val="Hyperlink"/>
@@ -2871,7 +2979,7 @@
           <w:sz w:val="24"/>
           <w:u w:val="single"/>
         </w:rPr>
-        <w:t>Royal Zeeland Scientific So</w:t>
+        <w:t>Royal Zeeland Scientific Soc</w:t>
       </w:r>
       <w:r>
         <w:rPr>
@@ -2882,7 +2990,7 @@
           <w:sz w:val="24"/>
           <w:u w:val="single"/>
         </w:rPr>
-        <w:t>c</w:t>
+        <w:t>iet</w:t>
       </w:r>
       <w:r>
         <w:rPr>
@@ -2891,9 +2999,8 @@
           <w:i w:val="0"/>
           <w:color w:val="0000FF"/>
           <w:sz w:val="24"/>
-          <w:u w:val="single"/>
-        </w:rPr>
-        <w:t>iety</w:t>
+        </w:rPr>
+        <w:t>y</w:t>
       </w:r>
       <w:r>
         <w:br/>
@@ -3280,7 +3387,7 @@
             <w:rPr>
               <w:rStyle w:val="Hyperlink"/>
             </w:rPr>
-            <w:t>portalfiles</w:t>
+            <w:t>portalfile</w:t>
           </w:r>
         </w:hyperlink>
       </w:r>
@@ -3291,25 +3398,13 @@
           <w:i w:val="0"/>
           <w:color w:val="0000FF"/>
           <w:sz w:val="24"/>
-          <w:u w:val="single"/>
-        </w:rPr>
-        <w:t>/</w:t>
-      </w:r>
-      <w:r>
-        <w:rPr>
-          <w:rFonts w:ascii="Charis SIL Regular" w:hAnsi="Charis SIL Regular" w:eastAsia="Charis SIL Regular"/>
-          <w:b w:val="0"/>
-          <w:i w:val="0"/>
-          <w:color w:val="0000FF"/>
-          <w:sz w:val="24"/>
-          <w:u w:val="single"/>
         </w:rPr>
         <w:hyperlink r:id="rId17" w:history="1">
           <w:r>
             <w:rPr>
               <w:rStyle w:val="Hyperlink"/>
             </w:rPr>
-            <w:t>portal/1414020</w:t>
+            <w:t>s</w:t>
           </w:r>
         </w:hyperlink>
       </w:r>
@@ -3321,7 +3416,25 @@
           <w:color w:val="0000FF"/>
           <w:sz w:val="24"/>
         </w:rPr>
-        <w:t xml:space="preserve">/ </w:t>
+        <w:t>/</w:t>
+      </w:r>
+      <w:r>
+        <w:rPr>
+          <w:rFonts w:ascii="Charis SIL Regular" w:hAnsi="Charis SIL Regular" w:eastAsia="Charis SIL Regular"/>
+          <w:b w:val="0"/>
+          <w:i w:val="0"/>
+          <w:color w:val="0000FF"/>
+          <w:sz w:val="24"/>
+          <w:u w:val="single"/>
+        </w:rPr>
+        <w:hyperlink r:id="rId17" w:history="1">
+          <w:r>
+            <w:rPr>
+              <w:rStyle w:val="Hyperlink"/>
+            </w:rPr>
+            <w:t xml:space="preserve">portal/1414020/ </w:t>
+          </w:r>
+        </w:hyperlink>
       </w:r>
       <w:r>
         <w:br/>
@@ -3400,7 +3513,6 @@
       </w:r>
       <w:r>
         <w:rPr>
-          <w:u w:val="single" w:color="0000ff"/>
           <w:rFonts w:ascii="Charis SIL Regular" w:hAnsi="Charis SIL Regular" w:eastAsia="Charis SIL Regular"/>
           <w:b w:val="0"/>
           <w:i w:val="0"/>
@@ -3483,7 +3595,6 @@
       </w:r>
       <w:r>
         <w:rPr>
-          <w:u w:val="single" w:color="0000ff"/>
           <w:rFonts w:ascii="Charis SIL Regular" w:hAnsi="Charis SIL Regular" w:eastAsia="Charis SIL Regular"/>
           <w:b w:val="0"/>
           <w:i w:val="0"/>

--- a/EXPORTS/DOCX/published/niveau2/English/Science.docx
+++ b/EXPORTS/DOCX/published/niveau2/English/Science.docx
@@ -963,7 +963,7 @@
           <w:sz w:val="24"/>
           <w:u w:val="single"/>
         </w:rPr>
-        <w:hyperlink r:id="rId11" w:history="1">
+        <w:hyperlink r:id="rId12" w:history="1">
           <w:r>
             <w:rPr>
               <w:rStyle w:val="Hyperlink"/>
@@ -981,7 +981,7 @@
           <w:sz w:val="24"/>
           <w:u w:val="single"/>
         </w:rPr>
-        <w:hyperlink r:id="rId11" w:history="1">
+        <w:hyperlink r:id="rId12" w:history="1">
           <w:r>
             <w:rPr>
               <w:rStyle w:val="Hyperlink"/>
@@ -1028,7 +1028,7 @@
           <w:sz w:val="24"/>
           <w:u w:val="single"/>
         </w:rPr>
-        <w:hyperlink r:id="rId11" w:history="1">
+        <w:hyperlink r:id="rId12" w:history="1">
           <w:r>
             <w:rPr>
               <w:rStyle w:val="Hyperlink"/>
@@ -1158,7 +1158,7 @@
           <w:sz w:val="24"/>
           <w:u w:val="single"/>
         </w:rPr>
-        <w:hyperlink r:id="rId11" w:history="1">
+        <w:hyperlink r:id="rId12" w:history="1">
           <w:r>
             <w:rPr>
               <w:rStyle w:val="Hyperlink"/>
@@ -1205,7 +1205,7 @@
           <w:sz w:val="24"/>
           <w:u w:val="single"/>
         </w:rPr>
-        <w:hyperlink r:id="rId11" w:history="1">
+        <w:hyperlink r:id="rId12" w:history="1">
           <w:r>
             <w:rPr>
               <w:rStyle w:val="Hyperlink"/>
@@ -1223,7 +1223,7 @@
           <w:sz w:val="24"/>
           <w:u w:val="single"/>
         </w:rPr>
-        <w:hyperlink r:id="rId11" w:history="1">
+        <w:hyperlink r:id="rId12" w:history="1">
           <w:r>
             <w:rPr>
               <w:rStyle w:val="Hyperlink"/>
@@ -1252,7 +1252,7 @@
           <w:sz w:val="24"/>
           <w:u w:val="single"/>
         </w:rPr>
-        <w:hyperlink r:id="rId11" w:history="1">
+        <w:hyperlink r:id="rId12" w:history="1">
           <w:r>
             <w:rPr>
               <w:rStyle w:val="Hyperlink"/>
@@ -1326,7 +1326,90 @@
           <w:color w:val="000000"/>
           <w:sz w:val="24"/>
         </w:rPr>
-        <w:t>y of Arts and Sciences (KN</w:t>
+        <w:hyperlink r:id="rId12" w:history="1">
+          <w:r>
+            <w:rPr>
+              <w:rStyle w:val="Hyperlink"/>
+            </w:rPr>
+            <w:t>y of Arts and</w:t>
+          </w:r>
+        </w:hyperlink>
+      </w:r>
+      <w:r>
+        <w:rPr>
+          <w:u w:val="single" w:color="0000ff"/>
+          <w:rFonts w:ascii="Charis SIL Regular" w:hAnsi="Charis SIL Regular" w:eastAsia="Charis SIL Regular"/>
+          <w:b w:val="0"/>
+          <w:i w:val="0"/>
+          <w:color w:val="000000"/>
+          <w:sz w:val="24"/>
+        </w:rPr>
+        <w:t xml:space="preserve"> </w:t>
+      </w:r>
+      <w:r>
+        <w:rPr>
+          <w:u w:val="single" w:color="0000ff"/>
+          <w:rFonts w:ascii="Charis SIL Regular" w:hAnsi="Charis SIL Regular" w:eastAsia="Charis SIL Regular"/>
+          <w:b w:val="0"/>
+          <w:i w:val="0"/>
+          <w:color w:val="000000"/>
+          <w:sz w:val="24"/>
+        </w:rPr>
+        <w:hyperlink r:id="rId12" w:history="1">
+          <w:r>
+            <w:rPr>
+              <w:rStyle w:val="Hyperlink"/>
+            </w:rPr>
+            <w:t>Sci</w:t>
+          </w:r>
+        </w:hyperlink>
+      </w:r>
+      <w:r>
+        <w:rPr>
+          <w:u w:val="single" w:color="0000ff"/>
+          <w:rFonts w:ascii="Charis SIL Regular" w:hAnsi="Charis SIL Regular" w:eastAsia="Charis SIL Regular"/>
+          <w:b w:val="0"/>
+          <w:i w:val="0"/>
+          <w:color w:val="000000"/>
+          <w:sz w:val="24"/>
+        </w:rPr>
+        <w:hyperlink r:id="rId12" w:history="1">
+          <w:r>
+            <w:rPr>
+              <w:rStyle w:val="Hyperlink"/>
+            </w:rPr>
+            <w:t>e</w:t>
+          </w:r>
+        </w:hyperlink>
+      </w:r>
+      <w:r>
+        <w:rPr>
+          <w:u w:val="single" w:color="0000ff"/>
+          <w:rFonts w:ascii="Charis SIL Regular" w:hAnsi="Charis SIL Regular" w:eastAsia="Charis SIL Regular"/>
+          <w:b w:val="0"/>
+          <w:i w:val="0"/>
+          <w:color w:val="000000"/>
+          <w:sz w:val="24"/>
+        </w:rPr>
+        <w:hyperlink r:id="rId12" w:history="1">
+          <w:r>
+            <w:rPr>
+              <w:rStyle w:val="Hyperlink"/>
+            </w:rPr>
+            <w:t>nces (K</w:t>
+          </w:r>
+        </w:hyperlink>
+      </w:r>
+      <w:r>
+        <w:rPr>
+          <w:u w:val="single" w:color="0000ff"/>
+          <w:rFonts w:ascii="Charis SIL Regular" w:hAnsi="Charis SIL Regular" w:eastAsia="Charis SIL Regular"/>
+          <w:b w:val="0"/>
+          <w:i w:val="0"/>
+          <w:color w:val="000000"/>
+          <w:sz w:val="24"/>
+        </w:rPr>
+        <w:t>N</w:t>
       </w:r>
       <w:r>
         <w:rPr>

--- a/EXPORTS/DOCX/published/niveau2/English/Science.docx
+++ b/EXPORTS/DOCX/published/niveau2/English/Science.docx
@@ -248,25 +248,7 @@
           <w:color w:val="000000"/>
           <w:sz w:val="24"/>
         </w:rPr>
-        <w:t>the end of the nineteenth century, during which 50 f</w:t>
-      </w:r>
-      <w:r>
-        <w:rPr>
-          <w:u w:val="single" w:color="0000ff"/>
-          <w:rFonts w:ascii="Charis SIL Regular" w:hAnsi="Charis SIL Regular" w:eastAsia="Charis SIL Regular"/>
-          <w:b w:val="0"/>
-          <w:i w:val="0"/>
-          <w:color w:val="000000"/>
-          <w:sz w:val="24"/>
-        </w:rPr>
-        <w:hyperlink r:id="rId9" w:history="1">
-          <w:r>
-            <w:rPr>
-              <w:rStyle w:val="Hyperlink"/>
-            </w:rPr>
-            <w:t>orced la</w:t>
-          </w:r>
-        </w:hyperlink>
+        <w:t>the end of the nineteenth century, during which 50 forced la</w:t>
       </w:r>
       <w:r>
         <w:rPr>
@@ -961,16 +943,8 @@
           <w:i w:val="0"/>
           <w:color w:val="0000FF"/>
           <w:sz w:val="24"/>
-          <w:u w:val="single"/>
-        </w:rPr>
-        <w:hyperlink r:id="rId12" w:history="1">
-          <w:r>
-            <w:rPr>
-              <w:rStyle w:val="Hyperlink"/>
-            </w:rPr>
-            <w:t>Bataviaas</w:t>
-          </w:r>
-        </w:hyperlink>
+        </w:rPr>
+        <w:t>Bataviaasch Genootschap der K</w:t>
       </w:r>
       <w:r>
         <w:rPr>
@@ -981,184 +955,7 @@
           <w:sz w:val="24"/>
           <w:u w:val="single"/>
         </w:rPr>
-        <w:hyperlink r:id="rId12" w:history="1">
-          <w:r>
-            <w:rPr>
-              <w:rStyle w:val="Hyperlink"/>
-            </w:rPr>
-            <w:t>c</w:t>
-          </w:r>
-        </w:hyperlink>
-      </w:r>
-      <w:r>
-        <w:rPr>
-          <w:rFonts w:ascii="Charis SIL Regular" w:hAnsi="Charis SIL Regular" w:eastAsia="Charis SIL Regular"/>
-          <w:b w:val="0"/>
-          <w:i w:val="0"/>
-          <w:color w:val="0000FF"/>
-          <w:sz w:val="24"/>
-          <w:u w:val="single"/>
-        </w:rPr>
-        <w:hyperlink r:id="rId12" w:history="1">
-          <w:r>
-            <w:rPr>
-              <w:rStyle w:val="Hyperlink"/>
-            </w:rPr>
-            <w:t>h</w:t>
-          </w:r>
-        </w:hyperlink>
-      </w:r>
-      <w:r>
-        <w:rPr>
-          <w:rFonts w:ascii="Charis SIL Regular" w:hAnsi="Charis SIL Regular" w:eastAsia="Charis SIL Regular"/>
-          <w:b w:val="0"/>
-          <w:i w:val="0"/>
-          <w:color w:val="0000FF"/>
-          <w:sz w:val="24"/>
-          <w:u w:val="single"/>
-        </w:rPr>
-        <w:t xml:space="preserve"> </w:t>
-      </w:r>
-      <w:r>
-        <w:rPr>
-          <w:rFonts w:ascii="Charis SIL Regular" w:hAnsi="Charis SIL Regular" w:eastAsia="Charis SIL Regular"/>
-          <w:b w:val="0"/>
-          <w:i w:val="0"/>
-          <w:color w:val="0000FF"/>
-          <w:sz w:val="24"/>
-          <w:u w:val="single"/>
-        </w:rPr>
-        <w:hyperlink r:id="rId12" w:history="1">
-          <w:r>
-            <w:rPr>
-              <w:rStyle w:val="Hyperlink"/>
-            </w:rPr>
-            <w:t>Genoo</w:t>
-          </w:r>
-        </w:hyperlink>
-      </w:r>
-      <w:r>
-        <w:rPr>
-          <w:rFonts w:ascii="Charis SIL Regular" w:hAnsi="Charis SIL Regular" w:eastAsia="Charis SIL Regular"/>
-          <w:b w:val="0"/>
-          <w:i w:val="0"/>
-          <w:color w:val="0000FF"/>
-          <w:sz w:val="24"/>
-          <w:u w:val="single"/>
-        </w:rPr>
-        <w:hyperlink r:id="rId12" w:history="1">
-          <w:r>
-            <w:rPr>
-              <w:rStyle w:val="Hyperlink"/>
-            </w:rPr>
-            <w:t>t</w:t>
-          </w:r>
-        </w:hyperlink>
-      </w:r>
-      <w:r>
-        <w:rPr>
-          <w:rFonts w:ascii="Charis SIL Regular" w:hAnsi="Charis SIL Regular" w:eastAsia="Charis SIL Regular"/>
-          <w:b w:val="0"/>
-          <w:i w:val="0"/>
-          <w:color w:val="0000FF"/>
-          <w:sz w:val="24"/>
-          <w:u w:val="single"/>
-        </w:rPr>
-        <w:hyperlink r:id="rId12" w:history="1">
-          <w:r>
-            <w:rPr>
-              <w:rStyle w:val="Hyperlink"/>
-            </w:rPr>
-            <w:t>scha</w:t>
-          </w:r>
-        </w:hyperlink>
-      </w:r>
-      <w:r>
-        <w:rPr>
-          <w:rFonts w:ascii="Charis SIL Regular" w:hAnsi="Charis SIL Regular" w:eastAsia="Charis SIL Regular"/>
-          <w:b w:val="0"/>
-          <w:i w:val="0"/>
-          <w:color w:val="0000FF"/>
-          <w:sz w:val="24"/>
-          <w:u w:val="single"/>
-        </w:rPr>
-        <w:hyperlink r:id="rId12" w:history="1">
-          <w:r>
-            <w:rPr>
-              <w:rStyle w:val="Hyperlink"/>
-            </w:rPr>
-            <w:t>p</w:t>
-          </w:r>
-        </w:hyperlink>
-      </w:r>
-      <w:r>
-        <w:rPr>
-          <w:rFonts w:ascii="Charis SIL Regular" w:hAnsi="Charis SIL Regular" w:eastAsia="Charis SIL Regular"/>
-          <w:b w:val="0"/>
-          <w:i w:val="0"/>
-          <w:color w:val="0000FF"/>
-          <w:sz w:val="24"/>
-          <w:u w:val="single"/>
-        </w:rPr>
-        <w:t xml:space="preserve"> </w:t>
-      </w:r>
-      <w:r>
-        <w:rPr>
-          <w:rFonts w:ascii="Charis SIL Regular" w:hAnsi="Charis SIL Regular" w:eastAsia="Charis SIL Regular"/>
-          <w:b w:val="0"/>
-          <w:i w:val="0"/>
-          <w:color w:val="0000FF"/>
-          <w:sz w:val="24"/>
-          <w:u w:val="single"/>
-        </w:rPr>
-        <w:hyperlink r:id="rId12" w:history="1">
-          <w:r>
-            <w:rPr>
-              <w:rStyle w:val="Hyperlink"/>
-            </w:rPr>
-            <w:t>der</w:t>
-          </w:r>
-        </w:hyperlink>
-      </w:r>
-      <w:r>
-        <w:rPr>
-          <w:rFonts w:ascii="Charis SIL Regular" w:hAnsi="Charis SIL Regular" w:eastAsia="Charis SIL Regular"/>
-          <w:b w:val="0"/>
-          <w:i w:val="0"/>
-          <w:color w:val="0000FF"/>
-          <w:sz w:val="24"/>
-          <w:u w:val="single"/>
-        </w:rPr>
-        <w:t xml:space="preserve"> </w:t>
-      </w:r>
-      <w:r>
-        <w:rPr>
-          <w:rFonts w:ascii="Charis SIL Regular" w:hAnsi="Charis SIL Regular" w:eastAsia="Charis SIL Regular"/>
-          <w:b w:val="0"/>
-          <w:i w:val="0"/>
-          <w:color w:val="0000FF"/>
-          <w:sz w:val="24"/>
-          <w:u w:val="single"/>
-        </w:rPr>
-        <w:hyperlink r:id="rId12" w:history="1">
-          <w:r>
-            <w:rPr>
-              <w:rStyle w:val="Hyperlink"/>
-            </w:rPr>
-            <w:t>K</w:t>
-          </w:r>
-        </w:hyperlink>
-      </w:r>
-      <w:r>
-        <w:rPr>
-          <w:rFonts w:ascii="Charis SIL Regular" w:hAnsi="Charis SIL Regular" w:eastAsia="Charis SIL Regular"/>
-          <w:b w:val="0"/>
-          <w:i w:val="0"/>
-          <w:color w:val="0000FF"/>
-          <w:sz w:val="24"/>
-          <w:u w:val="single"/>
-        </w:rPr>
-        <w:hyperlink r:id="rId12" w:history="1">
+        <w:hyperlink r:id="rId11" w:history="1">
           <w:r>
             <w:rPr>
               <w:rStyle w:val="Hyperlink"/>
@@ -1176,7 +973,7 @@
           <w:sz w:val="24"/>
           <w:u w:val="single"/>
         </w:rPr>
-        <w:hyperlink r:id="rId12" w:history="1">
+        <w:hyperlink r:id="rId11" w:history="1">
           <w:r>
             <w:rPr>
               <w:rStyle w:val="Hyperlink"/>
@@ -1205,7 +1002,7 @@
           <w:sz w:val="24"/>
           <w:u w:val="single"/>
         </w:rPr>
-        <w:hyperlink r:id="rId12" w:history="1">
+        <w:hyperlink r:id="rId11" w:history="1">
           <w:r>
             <w:rPr>
               <w:rStyle w:val="Hyperlink"/>
@@ -1223,7 +1020,7 @@
           <w:sz w:val="24"/>
           <w:u w:val="single"/>
         </w:rPr>
-        <w:hyperlink r:id="rId12" w:history="1">
+        <w:hyperlink r:id="rId11" w:history="1">
           <w:r>
             <w:rPr>
               <w:rStyle w:val="Hyperlink"/>
@@ -1252,7 +1049,7 @@
           <w:sz w:val="24"/>
           <w:u w:val="single"/>
         </w:rPr>
-        <w:hyperlink r:id="rId12" w:history="1">
+        <w:hyperlink r:id="rId11" w:history="1">
           <w:r>
             <w:rPr>
               <w:rStyle w:val="Hyperlink"/>
@@ -2411,7 +2208,7 @@
           <w:sz w:val="24"/>
           <w:u w:val="single"/>
         </w:rPr>
-        <w:hyperlink r:id="rId16" w:history="1">
+        <w:hyperlink r:id="rId12" w:history="1">
           <w:r>
             <w:rPr>
               <w:rStyle w:val="Hyperlink"/>
@@ -3062,7 +2859,7 @@
           <w:sz w:val="24"/>
           <w:u w:val="single"/>
         </w:rPr>
-        <w:t>Royal Zeeland Scientific Soc</w:t>
+        <w:t>Royal Zeeland Scientific So</w:t>
       </w:r>
       <w:r>
         <w:rPr>
@@ -3073,7 +2870,7 @@
           <w:sz w:val="24"/>
           <w:u w:val="single"/>
         </w:rPr>
-        <w:t>iet</w:t>
+        <w:t>c</w:t>
       </w:r>
       <w:r>
         <w:rPr>
@@ -3082,8 +2879,9 @@
           <w:i w:val="0"/>
           <w:color w:val="0000FF"/>
           <w:sz w:val="24"/>
-        </w:rPr>
-        <w:t>y</w:t>
+          <w:u w:val="single"/>
+        </w:rPr>
+        <w:t>iety</w:t>
       </w:r>
       <w:r>
         <w:br/>

--- a/EXPORTS/DOCX/published/niveau2/English/Science.docx
+++ b/EXPORTS/DOCX/published/niveau2/English/Science.docx
@@ -248,7 +248,25 @@
           <w:color w:val="000000"/>
           <w:sz w:val="24"/>
         </w:rPr>
-        <w:t>the end of the nineteenth century, during which 50 forced la</w:t>
+        <w:t>the end of the nineteenth century, during which 50 f</w:t>
+      </w:r>
+      <w:r>
+        <w:rPr>
+          <w:u w:val="single" w:color="0000ff"/>
+          <w:rFonts w:ascii="Charis SIL Regular" w:hAnsi="Charis SIL Regular" w:eastAsia="Charis SIL Regular"/>
+          <w:b w:val="0"/>
+          <w:i w:val="0"/>
+          <w:color w:val="000000"/>
+          <w:sz w:val="24"/>
+        </w:rPr>
+        <w:hyperlink r:id="rId9" w:history="1">
+          <w:r>
+            <w:rPr>
+              <w:rStyle w:val="Hyperlink"/>
+            </w:rPr>
+            <w:t>orced la</w:t>
+          </w:r>
+        </w:hyperlink>
       </w:r>
       <w:r>
         <w:rPr>
@@ -928,6 +946,7 @@
       </w:r>
       <w:r>
         <w:rPr>
+          <w:u w:val="single" w:color="0000ff"/>
           <w:rFonts w:ascii="Charis SIL Regular" w:hAnsi="Charis SIL Regular" w:eastAsia="Charis SIL Regular"/>
           <w:b w:val="0"/>
           <w:i w:val="0"/>
@@ -943,6 +962,7 @@
           <w:i w:val="0"/>
           <w:color w:val="0000FF"/>
           <w:sz w:val="24"/>
+          <w:u w:val="single"/>
         </w:rPr>
         <w:t>Bataviaasch Genootschap der K</w:t>
       </w:r>
@@ -1049,7 +1069,7 @@
           <w:sz w:val="24"/>
           <w:u w:val="single"/>
         </w:rPr>
-        <w:hyperlink r:id="rId11" w:history="1">
+        <w:hyperlink r:id="rId12" w:history="1">
           <w:r>
             <w:rPr>
               <w:rStyle w:val="Hyperlink"/>
@@ -1094,148 +1114,7 @@
           <w:color w:val="000000"/>
           <w:sz w:val="24"/>
         </w:rPr>
-        <w:t>Netherla</w:t>
-      </w:r>
-      <w:r>
-        <w:rPr>
-          <w:u w:val="single" w:color="0000ff"/>
-          <w:rFonts w:ascii="Charis SIL Regular" w:hAnsi="Charis SIL Regular" w:eastAsia="Charis SIL Regular"/>
-          <w:b w:val="0"/>
-          <w:i w:val="0"/>
-          <w:color w:val="000000"/>
-          <w:sz w:val="24"/>
-        </w:rPr>
-        <w:hyperlink r:id="rId12" w:history="1">
-          <w:r>
-            <w:rPr>
-              <w:rStyle w:val="Hyperlink"/>
-            </w:rPr>
-            <w:t>nds Academ</w:t>
-          </w:r>
-        </w:hyperlink>
-      </w:r>
-      <w:r>
-        <w:rPr>
-          <w:u w:val="single" w:color="0000ff"/>
-          <w:rFonts w:ascii="Charis SIL Regular" w:hAnsi="Charis SIL Regular" w:eastAsia="Charis SIL Regular"/>
-          <w:b w:val="0"/>
-          <w:i w:val="0"/>
-          <w:color w:val="000000"/>
-          <w:sz w:val="24"/>
-        </w:rPr>
-        <w:hyperlink r:id="rId12" w:history="1">
-          <w:r>
-            <w:rPr>
-              <w:rStyle w:val="Hyperlink"/>
-            </w:rPr>
-            <w:t>y of Arts and</w:t>
-          </w:r>
-        </w:hyperlink>
-      </w:r>
-      <w:r>
-        <w:rPr>
-          <w:u w:val="single" w:color="0000ff"/>
-          <w:rFonts w:ascii="Charis SIL Regular" w:hAnsi="Charis SIL Regular" w:eastAsia="Charis SIL Regular"/>
-          <w:b w:val="0"/>
-          <w:i w:val="0"/>
-          <w:color w:val="000000"/>
-          <w:sz w:val="24"/>
-        </w:rPr>
-        <w:t xml:space="preserve"> </w:t>
-      </w:r>
-      <w:r>
-        <w:rPr>
-          <w:u w:val="single" w:color="0000ff"/>
-          <w:rFonts w:ascii="Charis SIL Regular" w:hAnsi="Charis SIL Regular" w:eastAsia="Charis SIL Regular"/>
-          <w:b w:val="0"/>
-          <w:i w:val="0"/>
-          <w:color w:val="000000"/>
-          <w:sz w:val="24"/>
-        </w:rPr>
-        <w:hyperlink r:id="rId12" w:history="1">
-          <w:r>
-            <w:rPr>
-              <w:rStyle w:val="Hyperlink"/>
-            </w:rPr>
-            <w:t>Sci</w:t>
-          </w:r>
-        </w:hyperlink>
-      </w:r>
-      <w:r>
-        <w:rPr>
-          <w:u w:val="single" w:color="0000ff"/>
-          <w:rFonts w:ascii="Charis SIL Regular" w:hAnsi="Charis SIL Regular" w:eastAsia="Charis SIL Regular"/>
-          <w:b w:val="0"/>
-          <w:i w:val="0"/>
-          <w:color w:val="000000"/>
-          <w:sz w:val="24"/>
-        </w:rPr>
-        <w:hyperlink r:id="rId12" w:history="1">
-          <w:r>
-            <w:rPr>
-              <w:rStyle w:val="Hyperlink"/>
-            </w:rPr>
-            <w:t>e</w:t>
-          </w:r>
-        </w:hyperlink>
-      </w:r>
-      <w:r>
-        <w:rPr>
-          <w:u w:val="single" w:color="0000ff"/>
-          <w:rFonts w:ascii="Charis SIL Regular" w:hAnsi="Charis SIL Regular" w:eastAsia="Charis SIL Regular"/>
-          <w:b w:val="0"/>
-          <w:i w:val="0"/>
-          <w:color w:val="000000"/>
-          <w:sz w:val="24"/>
-        </w:rPr>
-        <w:hyperlink r:id="rId12" w:history="1">
-          <w:r>
-            <w:rPr>
-              <w:rStyle w:val="Hyperlink"/>
-            </w:rPr>
-            <w:t>nces (K</w:t>
-          </w:r>
-        </w:hyperlink>
-      </w:r>
-      <w:r>
-        <w:rPr>
-          <w:u w:val="single" w:color="0000ff"/>
-          <w:rFonts w:ascii="Charis SIL Regular" w:hAnsi="Charis SIL Regular" w:eastAsia="Charis SIL Regular"/>
-          <w:b w:val="0"/>
-          <w:i w:val="0"/>
-          <w:color w:val="000000"/>
-          <w:sz w:val="24"/>
-        </w:rPr>
-        <w:t>N</w:t>
-      </w:r>
-      <w:r>
-        <w:rPr>
-          <w:u w:val="single" w:color="0000ff"/>
-          <w:rFonts w:ascii="Charis SIL Regular" w:hAnsi="Charis SIL Regular" w:eastAsia="Charis SIL Regular"/>
-          <w:b w:val="0"/>
-          <w:i w:val="0"/>
-          <w:color w:val="000000"/>
-          <w:sz w:val="24"/>
-        </w:rPr>
-        <w:hyperlink r:id="rId12" w:history="1">
-          <w:r>
-            <w:rPr>
-              <w:rStyle w:val="Hyperlink"/>
-            </w:rPr>
-            <w:t>A</w:t>
-          </w:r>
-        </w:hyperlink>
-      </w:r>
-      <w:r>
-        <w:rPr>
-          <w:u w:val="single" w:color="0000ff"/>
-          <w:rFonts w:ascii="Charis SIL Regular" w:hAnsi="Charis SIL Regular" w:eastAsia="Charis SIL Regular"/>
-          <w:b w:val="0"/>
-          <w:i w:val="0"/>
-          <w:color w:val="000000"/>
-          <w:sz w:val="24"/>
-        </w:rPr>
-        <w:t>W</w:t>
+        <w:t>Netherlands Academy of Arts and Sciences (KNAW</w:t>
       </w:r>
       <w:r>
         <w:rPr>
@@ -2154,7 +2033,7 @@
           <w:sz w:val="24"/>
           <w:u w:val="single"/>
         </w:rPr>
-        <w:hyperlink r:id="rId16" w:history="1">
+        <w:hyperlink r:id="rId12" w:history="1">
           <w:r>
             <w:rPr>
               <w:rStyle w:val="Hyperlink"/>
@@ -2172,7 +2051,7 @@
           <w:sz w:val="24"/>
           <w:u w:val="single"/>
         </w:rPr>
-        <w:hyperlink r:id="rId16" w:history="1">
+        <w:hyperlink r:id="rId12" w:history="1">
           <w:r>
             <w:rPr>
               <w:rStyle w:val="Hyperlink"/>
@@ -2190,7 +2069,7 @@
           <w:sz w:val="24"/>
           <w:u w:val="single"/>
         </w:rPr>
-        <w:hyperlink r:id="rId16" w:history="1">
+        <w:hyperlink r:id="rId12" w:history="1">
           <w:r>
             <w:rPr>
               <w:rStyle w:val="Hyperlink"/>
@@ -3296,6 +3175,7 @@
           <w:i w:val="0"/>
           <w:color w:val="0000FF"/>
           <w:sz w:val="24"/>
+          <w:u w:val="single"/>
         </w:rPr>
         <w:t>/</w:t>
       </w:r>
@@ -3400,14 +3280,7 @@
           <w:color w:val="000000"/>
           <w:sz w:val="24"/>
         </w:rPr>
-        <w:hyperlink r:id="rId17" w:history="1">
-          <w:r>
-            <w:rPr>
-              <w:rStyle w:val="Hyperlink"/>
-            </w:rPr>
-            <w:t xml:space="preserve">, </w:t>
-          </w:r>
-        </w:hyperlink>
+        <w:t xml:space="preserve">, </w:t>
       </w:r>
       <w:r>
         <w:rPr>
@@ -3418,7 +3291,7 @@
           <w:sz w:val="24"/>
           <w:u w:val="single"/>
         </w:rPr>
-        <w:hyperlink r:id="rId17" w:history="1">
+        <w:hyperlink r:id="rId18" w:history="1">
           <w:r>
             <w:rPr>
               <w:rStyle w:val="Hyperlink"/>
@@ -3482,165 +3355,8 @@
           <w:color w:val="000000"/>
           <w:sz w:val="24"/>
         </w:rPr>
-        <w:hyperlink r:id="rId17" w:history="1">
-          <w:r>
-            <w:rPr>
-              <w:rStyle w:val="Hyperlink"/>
-            </w:rPr>
-            <w:t xml:space="preserve">, </w:t>
-          </w:r>
-        </w:hyperlink>
-      </w:r>
-      <w:r>
-        <w:rPr>
-          <w:rFonts w:ascii="Charis SIL Regular" w:hAnsi="Charis SIL Regular" w:eastAsia="Charis SIL Regular"/>
-          <w:b w:val="0"/>
-          <w:i w:val="0"/>
-          <w:color w:val="0000FF"/>
-          <w:sz w:val="24"/>
-          <w:u w:val="single"/>
-        </w:rPr>
-        <w:hyperlink r:id="rId18" w:history="1">
-          <w:r>
-            <w:rPr>
-              <w:rStyle w:val="Hyperlink"/>
-            </w:rPr>
-            <w:t>WorldCat</w:t>
-          </w:r>
-        </w:hyperlink>
-      </w:r>
-      <w:r>
-        <w:rPr>
-          <w:rFonts w:ascii="Charis SIL Regular" w:hAnsi="Charis SIL Regular" w:eastAsia="Charis SIL Regular"/>
-          <w:b w:val="0"/>
-          <w:i w:val="0"/>
-          <w:color w:val="0000FF"/>
-          <w:sz w:val="24"/>
-          <w:u w:val="single"/>
-        </w:rPr>
-        <w:t xml:space="preserve"> </w:t>
-      </w:r>
-      <w:r>
-        <w:rPr>
-          <w:rFonts w:ascii="Charis SIL Regular" w:hAnsi="Charis SIL Regular" w:eastAsia="Charis SIL Regular"/>
-          <w:b w:val="0"/>
-          <w:i w:val="0"/>
-          <w:color w:val="0000FF"/>
-          <w:sz w:val="24"/>
-          <w:u w:val="single"/>
-        </w:rPr>
-        <w:hyperlink r:id="rId18" w:history="1">
-          <w:r>
-            <w:rPr>
-              <w:rStyle w:val="Hyperlink"/>
-            </w:rPr>
-            <w:t>858749398</w:t>
-          </w:r>
-        </w:hyperlink>
-      </w:r>
-    </w:p>
-    <w:p>
-      <w:pPr>
-        <w:autoSpaceDN w:val="0"/>
-        <w:autoSpaceDE w:val="0"/>
-        <w:widowControl/>
-        <w:spacing w:line="352" w:lineRule="exact" w:before="176" w:after="0"/>
-        <w:ind w:left="0" w:right="0" w:firstLine="0"/>
-        <w:jc w:val="left"/>
-      </w:pPr>
-      <w:r>
-        <w:rPr>
-          <w:rFonts w:ascii="Charis SIL Regular" w:hAnsi="Charis SIL Regular" w:eastAsia="Charis SIL Regular"/>
-          <w:b w:val="0"/>
-          <w:i w:val="0"/>
-          <w:color w:val="000000"/>
-          <w:sz w:val="24"/>
-        </w:rPr>
-        <w:t>Book:</w:t>
-      </w:r>
-    </w:p>
-    <w:p>
-      <w:pPr>
-        <w:autoSpaceDN w:val="0"/>
-        <w:autoSpaceDE w:val="0"/>
-        <w:widowControl/>
-        <w:spacing w:line="288" w:lineRule="exact" w:before="240" w:after="0"/>
-        <w:ind w:left="800" w:right="864" w:firstLine="0"/>
-        <w:jc w:val="left"/>
-      </w:pPr>
-      <w:r>
-        <w:rPr>
-          <w:rFonts w:ascii="Charis SIL Italic" w:hAnsi="Charis SIL Italic" w:eastAsia="Charis SIL Italic"/>
-          <w:b w:val="0"/>
-          <w:i/>
-          <w:color w:val="000000"/>
-          <w:sz w:val="24"/>
-        </w:rPr>
-        <w:t>Holthuis, Lipke. 1820 - 1958</w:t>
-      </w:r>
-      <w:r>
-        <w:rPr>
-          <w:rFonts w:ascii="Charis SIL Italic" w:hAnsi="Charis SIL Italic" w:eastAsia="Charis SIL Italic"/>
-          <w:b w:val="0"/>
-          <w:i/>
-          <w:color w:val="000000"/>
-          <w:sz w:val="24"/>
-        </w:rPr>
-        <w:t>: Rijksmuseum van Natuurlijke Historie, 1995.</w:t>
-      </w:r>
-      <w:r>
-        <w:rPr>
-          <w:rFonts w:ascii="Charis SIL Italic" w:hAnsi="Charis SIL Italic" w:eastAsia="Charis SIL Italic"/>
-          <w:b w:val="0"/>
-          <w:i/>
-          <w:color w:val="000000"/>
-          <w:sz w:val="24"/>
-        </w:rPr>
-        <w:t xml:space="preserve">Book </w:t>
-      </w:r>
-      <w:r>
-        <w:rPr>
-          <w:rFonts w:ascii="Charis SIL Italic" w:hAnsi="Charis SIL Italic" w:eastAsia="Charis SIL Italic"/>
-          <w:b w:val="0"/>
-          <w:i/>
-          <w:color w:val="000000"/>
-          <w:sz w:val="24"/>
-        </w:rPr>
-        <w:t xml:space="preserve">(in Dutch) from 1995 describing the history of the former Nationaal </w:t>
-      </w:r>
-      <w:r>
-        <w:br/>
-      </w:r>
-      <w:r>
-        <w:rPr>
-          <w:rFonts w:ascii="Charis SIL Italic" w:hAnsi="Charis SIL Italic" w:eastAsia="Charis SIL Italic"/>
-          <w:b w:val="0"/>
-          <w:i/>
-          <w:color w:val="000000"/>
-          <w:sz w:val="24"/>
-        </w:rPr>
-        <w:t xml:space="preserve">Natuurhistorisch Museum from 1820 to 1958. Contains structured information </w:t>
-      </w:r>
-      <w:r>
-        <w:rPr>
-          <w:rFonts w:ascii="Charis SIL Italic" w:hAnsi="Charis SIL Italic" w:eastAsia="Charis SIL Italic"/>
-          <w:b w:val="0"/>
-          <w:i/>
-          <w:color w:val="000000"/>
-          <w:sz w:val="24"/>
-        </w:rPr>
-        <w:t>about the building of the museum collection and the curators of the time.</w:t>
-      </w:r>
-    </w:p>
-    <w:p>
-      <w:pPr>
-        <w:autoSpaceDN w:val="0"/>
-        <w:autoSpaceDE w:val="0"/>
-        <w:widowControl/>
-        <w:spacing w:line="352" w:lineRule="exact" w:before="176" w:after="0"/>
-        <w:ind w:left="800" w:right="0" w:firstLine="0"/>
-        <w:jc w:val="left"/>
-      </w:pPr>
+        <w:t xml:space="preserve">, </w:t>
+      </w:r>
       <w:r>
         <w:rPr>
           <w:rFonts w:ascii="Charis SIL Regular" w:hAnsi="Charis SIL Regular" w:eastAsia="Charis SIL Regular"/>
@@ -3684,10 +3400,20 @@
             <w:rPr>
               <w:rStyle w:val="Hyperlink"/>
             </w:rPr>
-            <w:t>69079231</w:t>
+            <w:t>858749398</w:t>
           </w:r>
         </w:hyperlink>
       </w:r>
+    </w:p>
+    <w:p>
+      <w:pPr>
+        <w:autoSpaceDN w:val="0"/>
+        <w:autoSpaceDE w:val="0"/>
+        <w:widowControl/>
+        <w:spacing w:line="352" w:lineRule="exact" w:before="176" w:after="0"/>
+        <w:ind w:left="0" w:right="0" w:firstLine="0"/>
+        <w:jc w:val="left"/>
+      </w:pPr>
       <w:r>
         <w:rPr>
           <w:rFonts w:ascii="Charis SIL Regular" w:hAnsi="Charis SIL Regular" w:eastAsia="Charis SIL Regular"/>
@@ -3696,8 +3422,91 @@
           <w:color w:val="000000"/>
           <w:sz w:val="24"/>
         </w:rPr>
-        <w:t xml:space="preserve">, </w:t>
-      </w:r>
+        <w:t>Book:</w:t>
+      </w:r>
+    </w:p>
+    <w:p>
+      <w:pPr>
+        <w:autoSpaceDN w:val="0"/>
+        <w:autoSpaceDE w:val="0"/>
+        <w:widowControl/>
+        <w:spacing w:line="288" w:lineRule="exact" w:before="240" w:after="0"/>
+        <w:ind w:left="800" w:right="864" w:firstLine="0"/>
+        <w:jc w:val="left"/>
+      </w:pPr>
+      <w:r>
+        <w:rPr>
+          <w:rFonts w:ascii="Charis SIL Italic" w:hAnsi="Charis SIL Italic" w:eastAsia="Charis SIL Italic"/>
+          <w:b w:val="0"/>
+          <w:i/>
+          <w:color w:val="000000"/>
+          <w:sz w:val="24"/>
+        </w:rPr>
+        <w:t>Holthuis, Lipke. 1820 - 1958</w:t>
+      </w:r>
+      <w:r>
+        <w:rPr>
+          <w:rFonts w:ascii="Charis SIL Italic" w:hAnsi="Charis SIL Italic" w:eastAsia="Charis SIL Italic"/>
+          <w:b w:val="0"/>
+          <w:i/>
+          <w:color w:val="000000"/>
+          <w:sz w:val="24"/>
+        </w:rPr>
+        <w:t>: Rijksmuseum van Natuurlijke Historie, 1995.</w:t>
+      </w:r>
+      <w:r>
+        <w:rPr>
+          <w:rFonts w:ascii="Charis SIL Italic" w:hAnsi="Charis SIL Italic" w:eastAsia="Charis SIL Italic"/>
+          <w:b w:val="0"/>
+          <w:i/>
+          <w:color w:val="000000"/>
+          <w:sz w:val="24"/>
+        </w:rPr>
+        <w:t xml:space="preserve">Book </w:t>
+      </w:r>
+      <w:r>
+        <w:rPr>
+          <w:rFonts w:ascii="Charis SIL Italic" w:hAnsi="Charis SIL Italic" w:eastAsia="Charis SIL Italic"/>
+          <w:b w:val="0"/>
+          <w:i/>
+          <w:color w:val="000000"/>
+          <w:sz w:val="24"/>
+        </w:rPr>
+        <w:t xml:space="preserve">(in Dutch) from 1995 describing the history of the former Nationaal </w:t>
+      </w:r>
+      <w:r>
+        <w:br/>
+      </w:r>
+      <w:r>
+        <w:rPr>
+          <w:rFonts w:ascii="Charis SIL Italic" w:hAnsi="Charis SIL Italic" w:eastAsia="Charis SIL Italic"/>
+          <w:b w:val="0"/>
+          <w:i/>
+          <w:color w:val="000000"/>
+          <w:sz w:val="24"/>
+        </w:rPr>
+        <w:t xml:space="preserve">Natuurhistorisch Museum from 1820 to 1958. Contains structured information </w:t>
+      </w:r>
+      <w:r>
+        <w:rPr>
+          <w:rFonts w:ascii="Charis SIL Italic" w:hAnsi="Charis SIL Italic" w:eastAsia="Charis SIL Italic"/>
+          <w:b w:val="0"/>
+          <w:i/>
+          <w:color w:val="000000"/>
+          <w:sz w:val="24"/>
+        </w:rPr>
+        <w:t>about the building of the museum collection and the curators of the time.</w:t>
+      </w:r>
+    </w:p>
+    <w:p>
+      <w:pPr>
+        <w:autoSpaceDN w:val="0"/>
+        <w:autoSpaceDE w:val="0"/>
+        <w:widowControl/>
+        <w:spacing w:line="352" w:lineRule="exact" w:before="176" w:after="0"/>
+        <w:ind w:left="800" w:right="0" w:firstLine="0"/>
+        <w:jc w:val="left"/>
+      </w:pPr>
       <w:r>
         <w:rPr>
           <w:rFonts w:ascii="Charis SIL Regular" w:hAnsi="Charis SIL Regular" w:eastAsia="Charis SIL Regular"/>
@@ -3712,9 +3521,20 @@
             <w:rPr>
               <w:rStyle w:val="Hyperlink"/>
             </w:rPr>
-            <w:t>https://</w:t>
+            <w:t>WorldCat</w:t>
           </w:r>
         </w:hyperlink>
+      </w:r>
+      <w:r>
+        <w:rPr>
+          <w:rFonts w:ascii="Charis SIL Regular" w:hAnsi="Charis SIL Regular" w:eastAsia="Charis SIL Regular"/>
+          <w:b w:val="0"/>
+          <w:i w:val="0"/>
+          <w:color w:val="0000FF"/>
+          <w:sz w:val="24"/>
+          <w:u w:val="single"/>
+        </w:rPr>
+        <w:t xml:space="preserve"> </w:t>
       </w:r>
       <w:r>
         <w:rPr>
@@ -3730,38 +3550,10 @@
             <w:rPr>
               <w:rStyle w:val="Hyperlink"/>
             </w:rPr>
-            <w:t>repository.naturalis.nl/</w:t>
+            <w:t>69079231</w:t>
           </w:r>
         </w:hyperlink>
       </w:r>
-      <w:r>
-        <w:rPr>
-          <w:rFonts w:ascii="Charis SIL Regular" w:hAnsi="Charis SIL Regular" w:eastAsia="Charis SIL Regular"/>
-          <w:b w:val="0"/>
-          <w:i w:val="0"/>
-          <w:color w:val="0000FF"/>
-          <w:sz w:val="24"/>
-          <w:u w:val="single"/>
-        </w:rPr>
-        <w:hyperlink r:id="rId20" w:history="1">
-          <w:r>
-            <w:rPr>
-              <w:rStyle w:val="Hyperlink"/>
-            </w:rPr>
-            <w:t>pub/268714</w:t>
-          </w:r>
-        </w:hyperlink>
-      </w:r>
-    </w:p>
-    <w:p>
-      <w:pPr>
-        <w:autoSpaceDN w:val="0"/>
-        <w:autoSpaceDE w:val="0"/>
-        <w:widowControl/>
-        <w:spacing w:line="352" w:lineRule="exact" w:before="176" w:after="0"/>
-        <w:ind w:left="0" w:right="0" w:firstLine="0"/>
-        <w:jc w:val="left"/>
-      </w:pPr>
       <w:r>
         <w:rPr>
           <w:rFonts w:ascii="Charis SIL Regular" w:hAnsi="Charis SIL Regular" w:eastAsia="Charis SIL Regular"/>
@@ -3770,88 +3562,8 @@
           <w:color w:val="000000"/>
           <w:sz w:val="24"/>
         </w:rPr>
-        <w:t>Article:</w:t>
-      </w:r>
-    </w:p>
-    <w:p>
-      <w:pPr>
-        <w:autoSpaceDN w:val="0"/>
-        <w:autoSpaceDE w:val="0"/>
-        <w:widowControl/>
-        <w:spacing w:line="288" w:lineRule="exact" w:before="240" w:after="0"/>
-        <w:ind w:left="800" w:right="1008" w:firstLine="0"/>
-        <w:jc w:val="left"/>
-      </w:pPr>
-      <w:r>
-        <w:rPr>
-          <w:rFonts w:ascii="Charis SIL Italic" w:hAnsi="Charis SIL Italic" w:eastAsia="Charis SIL Italic"/>
-          <w:b w:val="0"/>
-          <w:i/>
-          <w:color w:val="000000"/>
-          <w:sz w:val="24"/>
-        </w:rPr>
-        <w:t xml:space="preserve">Weber, Andreas. ‘Collecting Colonial Nature: European Naturalists and the </w:t>
-      </w:r>
-      <w:r>
-        <w:rPr>
-          <w:rFonts w:ascii="Charis SIL Italic" w:hAnsi="Charis SIL Italic" w:eastAsia="Charis SIL Italic"/>
-          <w:b w:val="0"/>
-          <w:i/>
-          <w:color w:val="000000"/>
-          <w:sz w:val="24"/>
-        </w:rPr>
-        <w:t xml:space="preserve">Netherlands Indies in the Early Nineteenth Century’. BMGN - Low Countries </w:t>
-      </w:r>
-      <w:r>
-        <w:rPr>
-          <w:rFonts w:ascii="Charis SIL Italic" w:hAnsi="Charis SIL Italic" w:eastAsia="Charis SIL Italic"/>
-          <w:b w:val="0"/>
-          <w:i/>
-          <w:color w:val="000000"/>
-          <w:sz w:val="24"/>
-        </w:rPr>
-        <w:t>Historical Review 134, no. 3 (26 September 2019): 72–95.</w:t>
-      </w:r>
-      <w:r>
-        <w:rPr>
-          <w:rFonts w:ascii="Charis SIL Italic" w:hAnsi="Charis SIL Italic" w:eastAsia="Charis SIL Italic"/>
-          <w:b w:val="0"/>
-          <w:i/>
-          <w:color w:val="000000"/>
-          <w:sz w:val="24"/>
-        </w:rPr>
-        <w:t xml:space="preserve">Article on the history </w:t>
-      </w:r>
-      <w:r>
-        <w:rPr>
-          <w:rFonts w:ascii="Charis SIL Italic" w:hAnsi="Charis SIL Italic" w:eastAsia="Charis SIL Italic"/>
-          <w:b w:val="0"/>
-          <w:i/>
-          <w:color w:val="000000"/>
-          <w:sz w:val="24"/>
-        </w:rPr>
-        <w:t xml:space="preserve">of the Natuurkundige Commissie voor Nederlandsch-Indië (Committee for Natural </w:t>
-      </w:r>
-      <w:r>
-        <w:rPr>
-          <w:rFonts w:ascii="Charis SIL Italic" w:hAnsi="Charis SIL Italic" w:eastAsia="Charis SIL Italic"/>
-          <w:b w:val="0"/>
-          <w:i/>
-          <w:color w:val="000000"/>
-          <w:sz w:val="24"/>
-        </w:rPr>
-        <w:t>History of the Netherlands Indies).</w:t>
-      </w:r>
-    </w:p>
-    <w:p>
-      <w:pPr>
-        <w:autoSpaceDN w:val="0"/>
-        <w:autoSpaceDE w:val="0"/>
-        <w:widowControl/>
-        <w:spacing w:line="352" w:lineRule="exact" w:before="176" w:after="0"/>
-        <w:ind w:left="800" w:right="0" w:firstLine="0"/>
-        <w:jc w:val="left"/>
-      </w:pPr>
+        <w:t xml:space="preserve">, </w:t>
+      </w:r>
       <w:r>
         <w:rPr>
           <w:rFonts w:ascii="Charis SIL Regular" w:hAnsi="Charis SIL Regular" w:eastAsia="Charis SIL Regular"/>
@@ -3866,20 +3578,9 @@
             <w:rPr>
               <w:rStyle w:val="Hyperlink"/>
             </w:rPr>
-            <w:t>WorldCat</w:t>
+            <w:t>https://</w:t>
           </w:r>
         </w:hyperlink>
-      </w:r>
-      <w:r>
-        <w:rPr>
-          <w:rFonts w:ascii="Charis SIL Regular" w:hAnsi="Charis SIL Regular" w:eastAsia="Charis SIL Regular"/>
-          <w:b w:val="0"/>
-          <w:i w:val="0"/>
-          <w:color w:val="0000FF"/>
-          <w:sz w:val="24"/>
-          <w:u w:val="single"/>
-        </w:rPr>
-        <w:t xml:space="preserve"> </w:t>
       </w:r>
       <w:r>
         <w:rPr>
@@ -3895,10 +3596,38 @@
             <w:rPr>
               <w:rStyle w:val="Hyperlink"/>
             </w:rPr>
-            <w:t>9627499338</w:t>
+            <w:t>repository.naturalis.nl/</w:t>
           </w:r>
         </w:hyperlink>
       </w:r>
+      <w:r>
+        <w:rPr>
+          <w:rFonts w:ascii="Charis SIL Regular" w:hAnsi="Charis SIL Regular" w:eastAsia="Charis SIL Regular"/>
+          <w:b w:val="0"/>
+          <w:i w:val="0"/>
+          <w:color w:val="0000FF"/>
+          <w:sz w:val="24"/>
+          <w:u w:val="single"/>
+        </w:rPr>
+        <w:hyperlink r:id="rId21" w:history="1">
+          <w:r>
+            <w:rPr>
+              <w:rStyle w:val="Hyperlink"/>
+            </w:rPr>
+            <w:t>pub/268714</w:t>
+          </w:r>
+        </w:hyperlink>
+      </w:r>
+    </w:p>
+    <w:p>
+      <w:pPr>
+        <w:autoSpaceDN w:val="0"/>
+        <w:autoSpaceDE w:val="0"/>
+        <w:widowControl/>
+        <w:spacing w:line="352" w:lineRule="exact" w:before="176" w:after="0"/>
+        <w:ind w:left="0" w:right="0" w:firstLine="0"/>
+        <w:jc w:val="left"/>
+      </w:pPr>
       <w:r>
         <w:rPr>
           <w:rFonts w:ascii="Charis SIL Regular" w:hAnsi="Charis SIL Regular" w:eastAsia="Charis SIL Regular"/>
@@ -3907,8 +3636,88 @@
           <w:color w:val="000000"/>
           <w:sz w:val="24"/>
         </w:rPr>
-        <w:t xml:space="preserve">, </w:t>
-      </w:r>
+        <w:t>Article:</w:t>
+      </w:r>
+    </w:p>
+    <w:p>
+      <w:pPr>
+        <w:autoSpaceDN w:val="0"/>
+        <w:autoSpaceDE w:val="0"/>
+        <w:widowControl/>
+        <w:spacing w:line="288" w:lineRule="exact" w:before="240" w:after="0"/>
+        <w:ind w:left="800" w:right="1008" w:firstLine="0"/>
+        <w:jc w:val="left"/>
+      </w:pPr>
+      <w:r>
+        <w:rPr>
+          <w:rFonts w:ascii="Charis SIL Italic" w:hAnsi="Charis SIL Italic" w:eastAsia="Charis SIL Italic"/>
+          <w:b w:val="0"/>
+          <w:i/>
+          <w:color w:val="000000"/>
+          <w:sz w:val="24"/>
+        </w:rPr>
+        <w:t xml:space="preserve">Weber, Andreas. ‘Collecting Colonial Nature: European Naturalists and the </w:t>
+      </w:r>
+      <w:r>
+        <w:rPr>
+          <w:rFonts w:ascii="Charis SIL Italic" w:hAnsi="Charis SIL Italic" w:eastAsia="Charis SIL Italic"/>
+          <w:b w:val="0"/>
+          <w:i/>
+          <w:color w:val="000000"/>
+          <w:sz w:val="24"/>
+        </w:rPr>
+        <w:t xml:space="preserve">Netherlands Indies in the Early Nineteenth Century’. BMGN - Low Countries </w:t>
+      </w:r>
+      <w:r>
+        <w:rPr>
+          <w:rFonts w:ascii="Charis SIL Italic" w:hAnsi="Charis SIL Italic" w:eastAsia="Charis SIL Italic"/>
+          <w:b w:val="0"/>
+          <w:i/>
+          <w:color w:val="000000"/>
+          <w:sz w:val="24"/>
+        </w:rPr>
+        <w:t>Historical Review 134, no. 3 (26 September 2019): 72–95.</w:t>
+      </w:r>
+      <w:r>
+        <w:rPr>
+          <w:rFonts w:ascii="Charis SIL Italic" w:hAnsi="Charis SIL Italic" w:eastAsia="Charis SIL Italic"/>
+          <w:b w:val="0"/>
+          <w:i/>
+          <w:color w:val="000000"/>
+          <w:sz w:val="24"/>
+        </w:rPr>
+        <w:t xml:space="preserve">Article on the history </w:t>
+      </w:r>
+      <w:r>
+        <w:rPr>
+          <w:rFonts w:ascii="Charis SIL Italic" w:hAnsi="Charis SIL Italic" w:eastAsia="Charis SIL Italic"/>
+          <w:b w:val="0"/>
+          <w:i/>
+          <w:color w:val="000000"/>
+          <w:sz w:val="24"/>
+        </w:rPr>
+        <w:t xml:space="preserve">of the Natuurkundige Commissie voor Nederlandsch-Indië (Committee for Natural </w:t>
+      </w:r>
+      <w:r>
+        <w:rPr>
+          <w:rFonts w:ascii="Charis SIL Italic" w:hAnsi="Charis SIL Italic" w:eastAsia="Charis SIL Italic"/>
+          <w:b w:val="0"/>
+          <w:i/>
+          <w:color w:val="000000"/>
+          <w:sz w:val="24"/>
+        </w:rPr>
+        <w:t>History of the Netherlands Indies).</w:t>
+      </w:r>
+    </w:p>
+    <w:p>
+      <w:pPr>
+        <w:autoSpaceDN w:val="0"/>
+        <w:autoSpaceDE w:val="0"/>
+        <w:widowControl/>
+        <w:spacing w:line="352" w:lineRule="exact" w:before="176" w:after="0"/>
+        <w:ind w:left="800" w:right="0" w:firstLine="0"/>
+        <w:jc w:val="left"/>
+      </w:pPr>
       <w:r>
         <w:rPr>
           <w:rFonts w:ascii="Charis SIL Regular" w:hAnsi="Charis SIL Regular" w:eastAsia="Charis SIL Regular"/>
@@ -3923,9 +3732,20 @@
             <w:rPr>
               <w:rStyle w:val="Hyperlink"/>
             </w:rPr>
-            <w:t>https://</w:t>
+            <w:t>WorldCat</w:t>
           </w:r>
         </w:hyperlink>
+      </w:r>
+      <w:r>
+        <w:rPr>
+          <w:rFonts w:ascii="Charis SIL Regular" w:hAnsi="Charis SIL Regular" w:eastAsia="Charis SIL Regular"/>
+          <w:b w:val="0"/>
+          <w:i w:val="0"/>
+          <w:color w:val="0000FF"/>
+          <w:sz w:val="24"/>
+          <w:u w:val="single"/>
+        </w:rPr>
+        <w:t xml:space="preserve"> </w:t>
       </w:r>
       <w:r>
         <w:rPr>
@@ -3941,9 +3761,19 @@
             <w:rPr>
               <w:rStyle w:val="Hyperlink"/>
             </w:rPr>
-            <w:t>doi.org/10.18352/</w:t>
+            <w:t>9627499338</w:t>
           </w:r>
         </w:hyperlink>
+      </w:r>
+      <w:r>
+        <w:rPr>
+          <w:rFonts w:ascii="Charis SIL Regular" w:hAnsi="Charis SIL Regular" w:eastAsia="Charis SIL Regular"/>
+          <w:b w:val="0"/>
+          <w:i w:val="0"/>
+          <w:color w:val="000000"/>
+          <w:sz w:val="24"/>
+        </w:rPr>
+        <w:t xml:space="preserve">, </w:t>
       </w:r>
       <w:r>
         <w:rPr>
@@ -3954,12 +3784,12 @@
           <w:sz w:val="24"/>
           <w:u w:val="single"/>
         </w:rPr>
-        <w:hyperlink r:id="rId22" w:history="1">
+        <w:hyperlink r:id="rId23" w:history="1">
           <w:r>
             <w:rPr>
               <w:rStyle w:val="Hyperlink"/>
             </w:rPr>
-            <w:t>bmgn-</w:t>
+            <w:t>https://</w:t>
           </w:r>
         </w:hyperlink>
       </w:r>
@@ -3972,7 +3802,43 @@
           <w:sz w:val="24"/>
           <w:u w:val="single"/>
         </w:rPr>
-        <w:hyperlink r:id="rId22" w:history="1">
+        <w:hyperlink r:id="rId23" w:history="1">
+          <w:r>
+            <w:rPr>
+              <w:rStyle w:val="Hyperlink"/>
+            </w:rPr>
+            <w:t>doi.org/10.18352/</w:t>
+          </w:r>
+        </w:hyperlink>
+      </w:r>
+      <w:r>
+        <w:rPr>
+          <w:rFonts w:ascii="Charis SIL Regular" w:hAnsi="Charis SIL Regular" w:eastAsia="Charis SIL Regular"/>
+          <w:b w:val="0"/>
+          <w:i w:val="0"/>
+          <w:color w:val="0000FF"/>
+          <w:sz w:val="24"/>
+          <w:u w:val="single"/>
+        </w:rPr>
+        <w:hyperlink r:id="rId23" w:history="1">
+          <w:r>
+            <w:rPr>
+              <w:rStyle w:val="Hyperlink"/>
+            </w:rPr>
+            <w:t>bmgn-</w:t>
+          </w:r>
+        </w:hyperlink>
+      </w:r>
+      <w:r>
+        <w:rPr>
+          <w:rFonts w:ascii="Charis SIL Regular" w:hAnsi="Charis SIL Regular" w:eastAsia="Charis SIL Regular"/>
+          <w:b w:val="0"/>
+          <w:i w:val="0"/>
+          <w:color w:val="0000FF"/>
+          <w:sz w:val="24"/>
+          <w:u w:val="single"/>
+        </w:rPr>
+        <w:hyperlink r:id="rId23" w:history="1">
           <w:r>
             <w:rPr>
               <w:rStyle w:val="Hyperlink"/>

--- a/EXPORTS/DOCX/published/niveau2/English/Science.docx
+++ b/EXPORTS/DOCX/published/niveau2/English/Science.docx
@@ -964,7 +964,14 @@
           <w:sz w:val="24"/>
           <w:u w:val="single"/>
         </w:rPr>
-        <w:t>Bataviaasch Genootschap der K</w:t>
+        <w:hyperlink r:id="rId12" w:history="1">
+          <w:r>
+            <w:rPr>
+              <w:rStyle w:val="Hyperlink"/>
+            </w:rPr>
+            <w:t>Bataviaas</w:t>
+          </w:r>
+        </w:hyperlink>
       </w:r>
       <w:r>
         <w:rPr>
@@ -975,7 +982,184 @@
           <w:sz w:val="24"/>
           <w:u w:val="single"/>
         </w:rPr>
+        <w:hyperlink r:id="rId12" w:history="1">
+          <w:r>
+            <w:rPr>
+              <w:rStyle w:val="Hyperlink"/>
+            </w:rPr>
+            <w:t>c</w:t>
+          </w:r>
+        </w:hyperlink>
+      </w:r>
+      <w:r>
+        <w:rPr>
+          <w:rFonts w:ascii="Charis SIL Regular" w:hAnsi="Charis SIL Regular" w:eastAsia="Charis SIL Regular"/>
+          <w:b w:val="0"/>
+          <w:i w:val="0"/>
+          <w:color w:val="0000FF"/>
+          <w:sz w:val="24"/>
+          <w:u w:val="single"/>
+        </w:rPr>
+        <w:hyperlink r:id="rId12" w:history="1">
+          <w:r>
+            <w:rPr>
+              <w:rStyle w:val="Hyperlink"/>
+            </w:rPr>
+            <w:t>h</w:t>
+          </w:r>
+        </w:hyperlink>
+      </w:r>
+      <w:r>
+        <w:rPr>
+          <w:rFonts w:ascii="Charis SIL Regular" w:hAnsi="Charis SIL Regular" w:eastAsia="Charis SIL Regular"/>
+          <w:b w:val="0"/>
+          <w:i w:val="0"/>
+          <w:color w:val="0000FF"/>
+          <w:sz w:val="24"/>
+          <w:u w:val="single"/>
+        </w:rPr>
+        <w:t xml:space="preserve"> </w:t>
+      </w:r>
+      <w:r>
+        <w:rPr>
+          <w:rFonts w:ascii="Charis SIL Regular" w:hAnsi="Charis SIL Regular" w:eastAsia="Charis SIL Regular"/>
+          <w:b w:val="0"/>
+          <w:i w:val="0"/>
+          <w:color w:val="0000FF"/>
+          <w:sz w:val="24"/>
+          <w:u w:val="single"/>
+        </w:rPr>
+        <w:hyperlink r:id="rId12" w:history="1">
+          <w:r>
+            <w:rPr>
+              <w:rStyle w:val="Hyperlink"/>
+            </w:rPr>
+            <w:t>Genoo</w:t>
+          </w:r>
+        </w:hyperlink>
+      </w:r>
+      <w:r>
+        <w:rPr>
+          <w:rFonts w:ascii="Charis SIL Regular" w:hAnsi="Charis SIL Regular" w:eastAsia="Charis SIL Regular"/>
+          <w:b w:val="0"/>
+          <w:i w:val="0"/>
+          <w:color w:val="0000FF"/>
+          <w:sz w:val="24"/>
+          <w:u w:val="single"/>
+        </w:rPr>
+        <w:hyperlink r:id="rId12" w:history="1">
+          <w:r>
+            <w:rPr>
+              <w:rStyle w:val="Hyperlink"/>
+            </w:rPr>
+            <w:t>t</w:t>
+          </w:r>
+        </w:hyperlink>
+      </w:r>
+      <w:r>
+        <w:rPr>
+          <w:rFonts w:ascii="Charis SIL Regular" w:hAnsi="Charis SIL Regular" w:eastAsia="Charis SIL Regular"/>
+          <w:b w:val="0"/>
+          <w:i w:val="0"/>
+          <w:color w:val="0000FF"/>
+          <w:sz w:val="24"/>
+          <w:u w:val="single"/>
+        </w:rPr>
         <w:hyperlink r:id="rId11" w:history="1">
+          <w:r>
+            <w:rPr>
+              <w:rStyle w:val="Hyperlink"/>
+            </w:rPr>
+            <w:t>scha</w:t>
+          </w:r>
+        </w:hyperlink>
+      </w:r>
+      <w:r>
+        <w:rPr>
+          <w:rFonts w:ascii="Charis SIL Regular" w:hAnsi="Charis SIL Regular" w:eastAsia="Charis SIL Regular"/>
+          <w:b w:val="0"/>
+          <w:i w:val="0"/>
+          <w:color w:val="0000FF"/>
+          <w:sz w:val="24"/>
+          <w:u w:val="single"/>
+        </w:rPr>
+        <w:hyperlink r:id="rId11" w:history="1">
+          <w:r>
+            <w:rPr>
+              <w:rStyle w:val="Hyperlink"/>
+            </w:rPr>
+            <w:t>p</w:t>
+          </w:r>
+        </w:hyperlink>
+      </w:r>
+      <w:r>
+        <w:rPr>
+          <w:rFonts w:ascii="Charis SIL Regular" w:hAnsi="Charis SIL Regular" w:eastAsia="Charis SIL Regular"/>
+          <w:b w:val="0"/>
+          <w:i w:val="0"/>
+          <w:color w:val="0000FF"/>
+          <w:sz w:val="24"/>
+          <w:u w:val="single"/>
+        </w:rPr>
+        <w:t xml:space="preserve"> </w:t>
+      </w:r>
+      <w:r>
+        <w:rPr>
+          <w:rFonts w:ascii="Charis SIL Regular" w:hAnsi="Charis SIL Regular" w:eastAsia="Charis SIL Regular"/>
+          <w:b w:val="0"/>
+          <w:i w:val="0"/>
+          <w:color w:val="0000FF"/>
+          <w:sz w:val="24"/>
+          <w:u w:val="single"/>
+        </w:rPr>
+        <w:hyperlink r:id="rId11" w:history="1">
+          <w:r>
+            <w:rPr>
+              <w:rStyle w:val="Hyperlink"/>
+            </w:rPr>
+            <w:t>der</w:t>
+          </w:r>
+        </w:hyperlink>
+      </w:r>
+      <w:r>
+        <w:rPr>
+          <w:rFonts w:ascii="Charis SIL Regular" w:hAnsi="Charis SIL Regular" w:eastAsia="Charis SIL Regular"/>
+          <w:b w:val="0"/>
+          <w:i w:val="0"/>
+          <w:color w:val="0000FF"/>
+          <w:sz w:val="24"/>
+          <w:u w:val="single"/>
+        </w:rPr>
+        <w:t xml:space="preserve"> </w:t>
+      </w:r>
+      <w:r>
+        <w:rPr>
+          <w:rFonts w:ascii="Charis SIL Regular" w:hAnsi="Charis SIL Regular" w:eastAsia="Charis SIL Regular"/>
+          <w:b w:val="0"/>
+          <w:i w:val="0"/>
+          <w:color w:val="0000FF"/>
+          <w:sz w:val="24"/>
+          <w:u w:val="single"/>
+        </w:rPr>
+        <w:hyperlink r:id="rId12" w:history="1">
+          <w:r>
+            <w:rPr>
+              <w:rStyle w:val="Hyperlink"/>
+            </w:rPr>
+            <w:t>K</w:t>
+          </w:r>
+        </w:hyperlink>
+      </w:r>
+      <w:r>
+        <w:rPr>
+          <w:rFonts w:ascii="Charis SIL Regular" w:hAnsi="Charis SIL Regular" w:eastAsia="Charis SIL Regular"/>
+          <w:b w:val="0"/>
+          <w:i w:val="0"/>
+          <w:color w:val="0000FF"/>
+          <w:sz w:val="24"/>
+          <w:u w:val="single"/>
+        </w:rPr>
+        <w:hyperlink r:id="rId12" w:history="1">
           <w:r>
             <w:rPr>
               <w:rStyle w:val="Hyperlink"/>
@@ -993,7 +1177,7 @@
           <w:sz w:val="24"/>
           <w:u w:val="single"/>
         </w:rPr>
-        <w:hyperlink r:id="rId11" w:history="1">
+        <w:hyperlink r:id="rId12" w:history="1">
           <w:r>
             <w:rPr>
               <w:rStyle w:val="Hyperlink"/>
@@ -1022,7 +1206,7 @@
           <w:sz w:val="24"/>
           <w:u w:val="single"/>
         </w:rPr>
-        <w:hyperlink r:id="rId11" w:history="1">
+        <w:hyperlink r:id="rId12" w:history="1">
           <w:r>
             <w:rPr>
               <w:rStyle w:val="Hyperlink"/>
@@ -1040,7 +1224,7 @@
           <w:sz w:val="24"/>
           <w:u w:val="single"/>
         </w:rPr>
-        <w:hyperlink r:id="rId11" w:history="1">
+        <w:hyperlink r:id="rId12" w:history="1">
           <w:r>
             <w:rPr>
               <w:rStyle w:val="Hyperlink"/>
@@ -1114,7 +1298,146 @@
           <w:color w:val="000000"/>
           <w:sz w:val="24"/>
         </w:rPr>
-        <w:t>Netherlands Academy of Arts and Sciences (KNAW</w:t>
+        <w:t>Netherla</w:t>
+      </w:r>
+      <w:r>
+        <w:rPr>
+          <w:u w:val="single" w:color="0000ff"/>
+          <w:rFonts w:ascii="Charis SIL Regular" w:hAnsi="Charis SIL Regular" w:eastAsia="Charis SIL Regular"/>
+          <w:b w:val="0"/>
+          <w:i w:val="0"/>
+          <w:color w:val="000000"/>
+          <w:sz w:val="24"/>
+        </w:rPr>
+        <w:hyperlink r:id="rId12" w:history="1">
+          <w:r>
+            <w:rPr>
+              <w:rStyle w:val="Hyperlink"/>
+            </w:rPr>
+            <w:t>nds Academ</w:t>
+          </w:r>
+        </w:hyperlink>
+      </w:r>
+      <w:r>
+        <w:rPr>
+          <w:u w:val="single" w:color="0000ff"/>
+          <w:rFonts w:ascii="Charis SIL Regular" w:hAnsi="Charis SIL Regular" w:eastAsia="Charis SIL Regular"/>
+          <w:b w:val="0"/>
+          <w:i w:val="0"/>
+          <w:color w:val="000000"/>
+          <w:sz w:val="24"/>
+        </w:rPr>
+        <w:hyperlink r:id="rId12" w:history="1">
+          <w:r>
+            <w:rPr>
+              <w:rStyle w:val="Hyperlink"/>
+            </w:rPr>
+            <w:t>y of Arts and</w:t>
+          </w:r>
+        </w:hyperlink>
+      </w:r>
+      <w:r>
+        <w:rPr>
+          <w:u w:val="single" w:color="0000ff"/>
+          <w:rFonts w:ascii="Charis SIL Regular" w:hAnsi="Charis SIL Regular" w:eastAsia="Charis SIL Regular"/>
+          <w:b w:val="0"/>
+          <w:i w:val="0"/>
+          <w:color w:val="000000"/>
+          <w:sz w:val="24"/>
+        </w:rPr>
+        <w:t xml:space="preserve"> </w:t>
+      </w:r>
+      <w:r>
+        <w:rPr>
+          <w:u w:val="single" w:color="0000ff"/>
+          <w:rFonts w:ascii="Charis SIL Regular" w:hAnsi="Charis SIL Regular" w:eastAsia="Charis SIL Regular"/>
+          <w:b w:val="0"/>
+          <w:i w:val="0"/>
+          <w:color w:val="000000"/>
+          <w:sz w:val="24"/>
+        </w:rPr>
+        <w:hyperlink r:id="rId12" w:history="1">
+          <w:r>
+            <w:rPr>
+              <w:rStyle w:val="Hyperlink"/>
+            </w:rPr>
+            <w:t>Sci</w:t>
+          </w:r>
+        </w:hyperlink>
+      </w:r>
+      <w:r>
+        <w:rPr>
+          <w:u w:val="single" w:color="0000ff"/>
+          <w:rFonts w:ascii="Charis SIL Regular" w:hAnsi="Charis SIL Regular" w:eastAsia="Charis SIL Regular"/>
+          <w:b w:val="0"/>
+          <w:i w:val="0"/>
+          <w:color w:val="000000"/>
+          <w:sz w:val="24"/>
+        </w:rPr>
+        <w:hyperlink r:id="rId12" w:history="1">
+          <w:r>
+            <w:rPr>
+              <w:rStyle w:val="Hyperlink"/>
+            </w:rPr>
+            <w:t>e</w:t>
+          </w:r>
+        </w:hyperlink>
+      </w:r>
+      <w:r>
+        <w:rPr>
+          <w:u w:val="single" w:color="0000ff"/>
+          <w:rFonts w:ascii="Charis SIL Regular" w:hAnsi="Charis SIL Regular" w:eastAsia="Charis SIL Regular"/>
+          <w:b w:val="0"/>
+          <w:i w:val="0"/>
+          <w:color w:val="000000"/>
+          <w:sz w:val="24"/>
+        </w:rPr>
+        <w:hyperlink r:id="rId12" w:history="1">
+          <w:r>
+            <w:rPr>
+              <w:rStyle w:val="Hyperlink"/>
+            </w:rPr>
+            <w:t>nces (K</w:t>
+          </w:r>
+        </w:hyperlink>
+      </w:r>
+      <w:r>
+        <w:rPr>
+          <w:rFonts w:ascii="Charis SIL Regular" w:hAnsi="Charis SIL Regular" w:eastAsia="Charis SIL Regular"/>
+          <w:b w:val="0"/>
+          <w:i w:val="0"/>
+          <w:color w:val="000000"/>
+          <w:sz w:val="24"/>
+        </w:rPr>
+        <w:t>N</w:t>
+      </w:r>
+      <w:r>
+        <w:rPr>
+          <w:u w:val="single" w:color="0000ff"/>
+          <w:rFonts w:ascii="Charis SIL Regular" w:hAnsi="Charis SIL Regular" w:eastAsia="Charis SIL Regular"/>
+          <w:b w:val="0"/>
+          <w:i w:val="0"/>
+          <w:color w:val="000000"/>
+          <w:sz w:val="24"/>
+        </w:rPr>
+        <w:hyperlink r:id="rId12" w:history="1">
+          <w:r>
+            <w:rPr>
+              <w:rStyle w:val="Hyperlink"/>
+            </w:rPr>
+            <w:t>A</w:t>
+          </w:r>
+        </w:hyperlink>
+      </w:r>
+      <w:r>
+        <w:rPr>
+          <w:rFonts w:ascii="Charis SIL Regular" w:hAnsi="Charis SIL Regular" w:eastAsia="Charis SIL Regular"/>
+          <w:b w:val="0"/>
+          <w:i w:val="0"/>
+          <w:color w:val="000000"/>
+          <w:sz w:val="24"/>
+        </w:rPr>
+        <w:t>W</w:t>
       </w:r>
       <w:r>
         <w:rPr>
@@ -2004,7 +2327,7 @@
           <w:sz w:val="24"/>
           <w:u w:val="single"/>
         </w:rPr>
-        <w:hyperlink r:id="rId16" w:history="1">
+        <w:hyperlink r:id="rId12" w:history="1">
           <w:r>
             <w:rPr>
               <w:rStyle w:val="Hyperlink"/>
@@ -2069,7 +2392,7 @@
           <w:sz w:val="24"/>
           <w:u w:val="single"/>
         </w:rPr>
-        <w:hyperlink r:id="rId12" w:history="1">
+        <w:hyperlink r:id="rId16" w:history="1">
           <w:r>
             <w:rPr>
               <w:rStyle w:val="Hyperlink"/>
@@ -2087,7 +2410,7 @@
           <w:sz w:val="24"/>
           <w:u w:val="single"/>
         </w:rPr>
-        <w:hyperlink r:id="rId12" w:history="1">
+        <w:hyperlink r:id="rId16" w:history="1">
           <w:r>
             <w:rPr>
               <w:rStyle w:val="Hyperlink"/>
@@ -2738,7 +3061,7 @@
           <w:sz w:val="24"/>
           <w:u w:val="single"/>
         </w:rPr>
-        <w:t>Royal Zeeland Scientific So</w:t>
+        <w:t>Royal Zeeland Scientific Soc</w:t>
       </w:r>
       <w:r>
         <w:rPr>
@@ -2749,7 +3072,7 @@
           <w:sz w:val="24"/>
           <w:u w:val="single"/>
         </w:rPr>
-        <w:t>c</w:t>
+        <w:t>iet</w:t>
       </w:r>
       <w:r>
         <w:rPr>
@@ -2758,9 +3081,8 @@
           <w:i w:val="0"/>
           <w:color w:val="0000FF"/>
           <w:sz w:val="24"/>
-          <w:u w:val="single"/>
-        </w:rPr>
-        <w:t>iety</w:t>
+        </w:rPr>
+        <w:t>y</w:t>
       </w:r>
       <w:r>
         <w:br/>
@@ -3147,7 +3469,7 @@
             <w:rPr>
               <w:rStyle w:val="Hyperlink"/>
             </w:rPr>
-            <w:t>portalfile</w:t>
+            <w:t>portalfiles</w:t>
           </w:r>
         </w:hyperlink>
       </w:r>
@@ -3158,13 +3480,25 @@
           <w:i w:val="0"/>
           <w:color w:val="0000FF"/>
           <w:sz w:val="24"/>
+          <w:u w:val="single"/>
+        </w:rPr>
+        <w:t>/</w:t>
+      </w:r>
+      <w:r>
+        <w:rPr>
+          <w:rFonts w:ascii="Charis SIL Regular" w:hAnsi="Charis SIL Regular" w:eastAsia="Charis SIL Regular"/>
+          <w:b w:val="0"/>
+          <w:i w:val="0"/>
+          <w:color w:val="0000FF"/>
+          <w:sz w:val="24"/>
+          <w:u w:val="single"/>
         </w:rPr>
         <w:hyperlink r:id="rId17" w:history="1">
           <w:r>
             <w:rPr>
               <w:rStyle w:val="Hyperlink"/>
             </w:rPr>
-            <w:t>s</w:t>
+            <w:t>portal/1414020</w:t>
           </w:r>
         </w:hyperlink>
       </w:r>
@@ -3175,27 +3509,8 @@
           <w:i w:val="0"/>
           <w:color w:val="0000FF"/>
           <w:sz w:val="24"/>
-          <w:u w:val="single"/>
-        </w:rPr>
-        <w:t>/</w:t>
-      </w:r>
-      <w:r>
-        <w:rPr>
-          <w:rFonts w:ascii="Charis SIL Regular" w:hAnsi="Charis SIL Regular" w:eastAsia="Charis SIL Regular"/>
-          <w:b w:val="0"/>
-          <w:i w:val="0"/>
-          <w:color w:val="0000FF"/>
-          <w:sz w:val="24"/>
-          <w:u w:val="single"/>
-        </w:rPr>
-        <w:hyperlink r:id="rId17" w:history="1">
-          <w:r>
-            <w:rPr>
-              <w:rStyle w:val="Hyperlink"/>
-            </w:rPr>
-            <w:t xml:space="preserve">portal/1414020/ </w:t>
-          </w:r>
-        </w:hyperlink>
+        </w:rPr>
+        <w:t xml:space="preserve">/ </w:t>
       </w:r>
       <w:r>
         <w:br/>
@@ -3274,13 +3589,21 @@
       </w:r>
       <w:r>
         <w:rPr>
+          <w:u w:val="single" w:color="0000ff"/>
           <w:rFonts w:ascii="Charis SIL Regular" w:hAnsi="Charis SIL Regular" w:eastAsia="Charis SIL Regular"/>
           <w:b w:val="0"/>
           <w:i w:val="0"/>
           <w:color w:val="000000"/>
           <w:sz w:val="24"/>
         </w:rPr>
-        <w:t xml:space="preserve">, </w:t>
+        <w:hyperlink r:id="rId17" w:history="1">
+          <w:r>
+            <w:rPr>
+              <w:rStyle w:val="Hyperlink"/>
+            </w:rPr>
+            <w:t xml:space="preserve">, </w:t>
+          </w:r>
+        </w:hyperlink>
       </w:r>
       <w:r>
         <w:rPr>
@@ -3320,7 +3643,7 @@
           <w:sz w:val="24"/>
           <w:u w:val="single"/>
         </w:rPr>
-        <w:hyperlink r:id="rId17" w:history="1">
+        <w:hyperlink r:id="rId18" w:history="1">
           <w:r>
             <w:rPr>
               <w:rStyle w:val="Hyperlink"/>
@@ -3338,7 +3661,7 @@
           <w:sz w:val="24"/>
           <w:u w:val="single"/>
         </w:rPr>
-        <w:hyperlink r:id="rId17" w:history="1">
+        <w:hyperlink r:id="rId18" w:history="1">
           <w:r>
             <w:rPr>
               <w:rStyle w:val="Hyperlink"/>

--- a/EXPORTS/DOCX/published/niveau2/English/Science.docx
+++ b/EXPORTS/DOCX/published/niveau2/English/Science.docx
@@ -946,7 +946,6 @@
       </w:r>
       <w:r>
         <w:rPr>
-          <w:u w:val="single" w:color="0000ff"/>
           <w:rFonts w:ascii="Charis SIL Regular" w:hAnsi="Charis SIL Regular" w:eastAsia="Charis SIL Regular"/>
           <w:b w:val="0"/>
           <w:i w:val="0"/>
@@ -1065,7 +1064,7 @@
           <w:sz w:val="24"/>
           <w:u w:val="single"/>
         </w:rPr>
-        <w:hyperlink r:id="rId11" w:history="1">
+        <w:hyperlink r:id="rId12" w:history="1">
           <w:r>
             <w:rPr>
               <w:rStyle w:val="Hyperlink"/>
@@ -1083,7 +1082,7 @@
           <w:sz w:val="24"/>
           <w:u w:val="single"/>
         </w:rPr>
-        <w:hyperlink r:id="rId11" w:history="1">
+        <w:hyperlink r:id="rId12" w:history="1">
           <w:r>
             <w:rPr>
               <w:rStyle w:val="Hyperlink"/>
@@ -1112,7 +1111,7 @@
           <w:sz w:val="24"/>
           <w:u w:val="single"/>
         </w:rPr>
-        <w:hyperlink r:id="rId11" w:history="1">
+        <w:hyperlink r:id="rId12" w:history="1">
           <w:r>
             <w:rPr>
               <w:rStyle w:val="Hyperlink"/>
@@ -1253,7 +1252,7 @@
           <w:sz w:val="24"/>
           <w:u w:val="single"/>
         </w:rPr>
-        <w:hyperlink r:id="rId12" w:history="1">
+        <w:hyperlink r:id="rId11" w:history="1">
           <w:r>
             <w:rPr>
               <w:rStyle w:val="Hyperlink"/>
@@ -1403,6 +1402,7 @@
       </w:r>
       <w:r>
         <w:rPr>
+          <w:u w:val="single" w:color="0000ff"/>
           <w:rFonts w:ascii="Charis SIL Regular" w:hAnsi="Charis SIL Regular" w:eastAsia="Charis SIL Regular"/>
           <w:b w:val="0"/>
           <w:i w:val="0"/>
@@ -1431,6 +1431,7 @@
       </w:r>
       <w:r>
         <w:rPr>
+          <w:u w:val="single" w:color="0000ff"/>
           <w:rFonts w:ascii="Charis SIL Regular" w:hAnsi="Charis SIL Regular" w:eastAsia="Charis SIL Regular"/>
           <w:b w:val="0"/>
           <w:i w:val="0"/>
@@ -2392,7 +2393,7 @@
           <w:sz w:val="24"/>
           <w:u w:val="single"/>
         </w:rPr>
-        <w:hyperlink r:id="rId16" w:history="1">
+        <w:hyperlink r:id="rId12" w:history="1">
           <w:r>
             <w:rPr>
               <w:rStyle w:val="Hyperlink"/>
@@ -3061,7 +3062,7 @@
           <w:sz w:val="24"/>
           <w:u w:val="single"/>
         </w:rPr>
-        <w:t>Royal Zeeland Scientific Soc</w:t>
+        <w:t>Royal Zeeland Scientific So</w:t>
       </w:r>
       <w:r>
         <w:rPr>
@@ -3072,7 +3073,7 @@
           <w:sz w:val="24"/>
           <w:u w:val="single"/>
         </w:rPr>
-        <w:t>iet</w:t>
+        <w:t>c</w:t>
       </w:r>
       <w:r>
         <w:rPr>
@@ -3081,8 +3082,9 @@
           <w:i w:val="0"/>
           <w:color w:val="0000FF"/>
           <w:sz w:val="24"/>
-        </w:rPr>
-        <w:t>y</w:t>
+          <w:u w:val="single"/>
+        </w:rPr>
+        <w:t>iety</w:t>
       </w:r>
       <w:r>
         <w:br/>
@@ -3672,13 +3674,21 @@
       </w:r>
       <w:r>
         <w:rPr>
+          <w:u w:val="single" w:color="0000ff"/>
           <w:rFonts w:ascii="Charis SIL Regular" w:hAnsi="Charis SIL Regular" w:eastAsia="Charis SIL Regular"/>
           <w:b w:val="0"/>
           <w:i w:val="0"/>
           <w:color w:val="000000"/>
           <w:sz w:val="24"/>
         </w:rPr>
-        <w:t xml:space="preserve">, </w:t>
+        <w:hyperlink r:id="rId17" w:history="1">
+          <w:r>
+            <w:rPr>
+              <w:rStyle w:val="Hyperlink"/>
+            </w:rPr>
+            <w:t xml:space="preserve">, </w:t>
+          </w:r>
+        </w:hyperlink>
       </w:r>
       <w:r>
         <w:rPr>

--- a/EXPORTS/DOCX/published/niveau2/English/Science.docx
+++ b/EXPORTS/DOCX/published/niveau2/English/Science.docx
@@ -946,6 +946,7 @@
       </w:r>
       <w:r>
         <w:rPr>
+          <w:u w:val="single" w:color="0000ff"/>
           <w:rFonts w:ascii="Charis SIL Regular" w:hAnsi="Charis SIL Regular" w:eastAsia="Charis SIL Regular"/>
           <w:b w:val="0"/>
           <w:i w:val="0"/>
@@ -1158,7 +1159,7 @@
           <w:sz w:val="24"/>
           <w:u w:val="single"/>
         </w:rPr>
-        <w:hyperlink r:id="rId12" w:history="1">
+        <w:hyperlink r:id="rId11" w:history="1">
           <w:r>
             <w:rPr>
               <w:rStyle w:val="Hyperlink"/>
@@ -1176,7 +1177,7 @@
           <w:sz w:val="24"/>
           <w:u w:val="single"/>
         </w:rPr>
-        <w:hyperlink r:id="rId12" w:history="1">
+        <w:hyperlink r:id="rId11" w:history="1">
           <w:r>
             <w:rPr>
               <w:rStyle w:val="Hyperlink"/>
@@ -1204,6 +1205,174 @@
           <w:color w:val="0000FF"/>
           <w:sz w:val="24"/>
           <w:u w:val="single"/>
+        </w:rPr>
+        <w:hyperlink r:id="rId11" w:history="1">
+          <w:r>
+            <w:rPr>
+              <w:rStyle w:val="Hyperlink"/>
+            </w:rPr>
+            <w:t>e</w:t>
+          </w:r>
+        </w:hyperlink>
+      </w:r>
+      <w:r>
+        <w:rPr>
+          <w:rFonts w:ascii="Charis SIL Regular" w:hAnsi="Charis SIL Regular" w:eastAsia="Charis SIL Regular"/>
+          <w:b w:val="0"/>
+          <w:i w:val="0"/>
+          <w:color w:val="0000FF"/>
+          <w:sz w:val="24"/>
+          <w:u w:val="single"/>
+        </w:rPr>
+        <w:hyperlink r:id="rId11" w:history="1">
+          <w:r>
+            <w:rPr>
+              <w:rStyle w:val="Hyperlink"/>
+            </w:rPr>
+            <w:t>n</w:t>
+          </w:r>
+        </w:hyperlink>
+      </w:r>
+      <w:r>
+        <w:rPr>
+          <w:rFonts w:ascii="Charis SIL Regular" w:hAnsi="Charis SIL Regular" w:eastAsia="Charis SIL Regular"/>
+          <w:b w:val="0"/>
+          <w:i w:val="0"/>
+          <w:color w:val="0000FF"/>
+          <w:sz w:val="24"/>
+          <w:u w:val="single"/>
+        </w:rPr>
+        <w:t xml:space="preserve"> </w:t>
+      </w:r>
+      <w:r>
+        <w:rPr>
+          <w:rFonts w:ascii="Charis SIL Regular" w:hAnsi="Charis SIL Regular" w:eastAsia="Charis SIL Regular"/>
+          <w:b w:val="0"/>
+          <w:i w:val="0"/>
+          <w:color w:val="0000FF"/>
+          <w:sz w:val="24"/>
+          <w:u w:val="single"/>
+        </w:rPr>
+        <w:hyperlink r:id="rId12" w:history="1">
+          <w:r>
+            <w:rPr>
+              <w:rStyle w:val="Hyperlink"/>
+            </w:rPr>
+            <w:t>Wetenschap</w:t>
+          </w:r>
+        </w:hyperlink>
+      </w:r>
+      <w:r>
+        <w:rPr>
+          <w:rFonts w:ascii="Charis SIL Regular" w:hAnsi="Charis SIL Regular" w:eastAsia="Charis SIL Regular"/>
+          <w:b w:val="0"/>
+          <w:i w:val="0"/>
+          <w:color w:val="0000FF"/>
+          <w:sz w:val="24"/>
+          <w:u w:val="single"/>
+        </w:rPr>
+        <w:hyperlink r:id="rId12" w:history="1">
+          <w:r>
+            <w:rPr>
+              <w:rStyle w:val="Hyperlink"/>
+            </w:rPr>
+            <w:t>pen</w:t>
+          </w:r>
+        </w:hyperlink>
+      </w:r>
+      <w:r>
+        <w:rPr>
+          <w:rFonts w:ascii="Charis SIL Regular" w:hAnsi="Charis SIL Regular" w:eastAsia="Charis SIL Regular"/>
+          <w:b w:val="0"/>
+          <w:i w:val="0"/>
+          <w:color w:val="000000"/>
+          <w:sz w:val="24"/>
+        </w:rPr>
+        <w:t xml:space="preserve"> in Indonesia. The Royal </w:t>
+      </w:r>
+      <w:r>
+        <w:rPr>
+          <w:rFonts w:ascii="Charis SIL Regular" w:hAnsi="Charis SIL Regular" w:eastAsia="Charis SIL Regular"/>
+          <w:b w:val="0"/>
+          <w:i w:val="0"/>
+          <w:color w:val="000000"/>
+          <w:sz w:val="24"/>
+        </w:rPr>
+        <w:t>Netherla</w:t>
+      </w:r>
+      <w:r>
+        <w:rPr>
+          <w:u w:val="single" w:color="0000ff"/>
+          <w:rFonts w:ascii="Charis SIL Regular" w:hAnsi="Charis SIL Regular" w:eastAsia="Charis SIL Regular"/>
+          <w:b w:val="0"/>
+          <w:i w:val="0"/>
+          <w:color w:val="000000"/>
+          <w:sz w:val="24"/>
+        </w:rPr>
+        <w:hyperlink r:id="rId12" w:history="1">
+          <w:r>
+            <w:rPr>
+              <w:rStyle w:val="Hyperlink"/>
+            </w:rPr>
+            <w:t>nds Academ</w:t>
+          </w:r>
+        </w:hyperlink>
+      </w:r>
+      <w:r>
+        <w:rPr>
+          <w:u w:val="single" w:color="0000ff"/>
+          <w:rFonts w:ascii="Charis SIL Regular" w:hAnsi="Charis SIL Regular" w:eastAsia="Charis SIL Regular"/>
+          <w:b w:val="0"/>
+          <w:i w:val="0"/>
+          <w:color w:val="000000"/>
+          <w:sz w:val="24"/>
+        </w:rPr>
+        <w:hyperlink r:id="rId12" w:history="1">
+          <w:r>
+            <w:rPr>
+              <w:rStyle w:val="Hyperlink"/>
+            </w:rPr>
+            <w:t>y of Arts and</w:t>
+          </w:r>
+        </w:hyperlink>
+      </w:r>
+      <w:r>
+        <w:rPr>
+          <w:u w:val="single" w:color="0000ff"/>
+          <w:rFonts w:ascii="Charis SIL Regular" w:hAnsi="Charis SIL Regular" w:eastAsia="Charis SIL Regular"/>
+          <w:b w:val="0"/>
+          <w:i w:val="0"/>
+          <w:color w:val="000000"/>
+          <w:sz w:val="24"/>
+        </w:rPr>
+        <w:t xml:space="preserve"> </w:t>
+      </w:r>
+      <w:r>
+        <w:rPr>
+          <w:u w:val="single" w:color="0000ff"/>
+          <w:rFonts w:ascii="Charis SIL Regular" w:hAnsi="Charis SIL Regular" w:eastAsia="Charis SIL Regular"/>
+          <w:b w:val="0"/>
+          <w:i w:val="0"/>
+          <w:color w:val="000000"/>
+          <w:sz w:val="24"/>
+        </w:rPr>
+        <w:hyperlink r:id="rId12" w:history="1">
+          <w:r>
+            <w:rPr>
+              <w:rStyle w:val="Hyperlink"/>
+            </w:rPr>
+            <w:t>Sci</w:t>
+          </w:r>
+        </w:hyperlink>
+      </w:r>
+      <w:r>
+        <w:rPr>
+          <w:u w:val="single" w:color="0000ff"/>
+          <w:rFonts w:ascii="Charis SIL Regular" w:hAnsi="Charis SIL Regular" w:eastAsia="Charis SIL Regular"/>
+          <w:b w:val="0"/>
+          <w:i w:val="0"/>
+          <w:color w:val="000000"/>
+          <w:sz w:val="24"/>
         </w:rPr>
         <w:hyperlink r:id="rId12" w:history="1">
           <w:r>
@@ -1216,174 +1385,6 @@
       </w:r>
       <w:r>
         <w:rPr>
-          <w:rFonts w:ascii="Charis SIL Regular" w:hAnsi="Charis SIL Regular" w:eastAsia="Charis SIL Regular"/>
-          <w:b w:val="0"/>
-          <w:i w:val="0"/>
-          <w:color w:val="0000FF"/>
-          <w:sz w:val="24"/>
-          <w:u w:val="single"/>
-        </w:rPr>
-        <w:hyperlink r:id="rId12" w:history="1">
-          <w:r>
-            <w:rPr>
-              <w:rStyle w:val="Hyperlink"/>
-            </w:rPr>
-            <w:t>n</w:t>
-          </w:r>
-        </w:hyperlink>
-      </w:r>
-      <w:r>
-        <w:rPr>
-          <w:rFonts w:ascii="Charis SIL Regular" w:hAnsi="Charis SIL Regular" w:eastAsia="Charis SIL Regular"/>
-          <w:b w:val="0"/>
-          <w:i w:val="0"/>
-          <w:color w:val="0000FF"/>
-          <w:sz w:val="24"/>
-          <w:u w:val="single"/>
-        </w:rPr>
-        <w:t xml:space="preserve"> </w:t>
-      </w:r>
-      <w:r>
-        <w:rPr>
-          <w:rFonts w:ascii="Charis SIL Regular" w:hAnsi="Charis SIL Regular" w:eastAsia="Charis SIL Regular"/>
-          <w:b w:val="0"/>
-          <w:i w:val="0"/>
-          <w:color w:val="0000FF"/>
-          <w:sz w:val="24"/>
-          <w:u w:val="single"/>
-        </w:rPr>
-        <w:hyperlink r:id="rId11" w:history="1">
-          <w:r>
-            <w:rPr>
-              <w:rStyle w:val="Hyperlink"/>
-            </w:rPr>
-            <w:t>Wetenschap</w:t>
-          </w:r>
-        </w:hyperlink>
-      </w:r>
-      <w:r>
-        <w:rPr>
-          <w:rFonts w:ascii="Charis SIL Regular" w:hAnsi="Charis SIL Regular" w:eastAsia="Charis SIL Regular"/>
-          <w:b w:val="0"/>
-          <w:i w:val="0"/>
-          <w:color w:val="0000FF"/>
-          <w:sz w:val="24"/>
-          <w:u w:val="single"/>
-        </w:rPr>
-        <w:hyperlink r:id="rId12" w:history="1">
-          <w:r>
-            <w:rPr>
-              <w:rStyle w:val="Hyperlink"/>
-            </w:rPr>
-            <w:t>pen</w:t>
-          </w:r>
-        </w:hyperlink>
-      </w:r>
-      <w:r>
-        <w:rPr>
-          <w:rFonts w:ascii="Charis SIL Regular" w:hAnsi="Charis SIL Regular" w:eastAsia="Charis SIL Regular"/>
-          <w:b w:val="0"/>
-          <w:i w:val="0"/>
-          <w:color w:val="000000"/>
-          <w:sz w:val="24"/>
-        </w:rPr>
-        <w:t xml:space="preserve"> in Indonesia. The Royal </w:t>
-      </w:r>
-      <w:r>
-        <w:rPr>
-          <w:rFonts w:ascii="Charis SIL Regular" w:hAnsi="Charis SIL Regular" w:eastAsia="Charis SIL Regular"/>
-          <w:b w:val="0"/>
-          <w:i w:val="0"/>
-          <w:color w:val="000000"/>
-          <w:sz w:val="24"/>
-        </w:rPr>
-        <w:t>Netherla</w:t>
-      </w:r>
-      <w:r>
-        <w:rPr>
-          <w:u w:val="single" w:color="0000ff"/>
-          <w:rFonts w:ascii="Charis SIL Regular" w:hAnsi="Charis SIL Regular" w:eastAsia="Charis SIL Regular"/>
-          <w:b w:val="0"/>
-          <w:i w:val="0"/>
-          <w:color w:val="000000"/>
-          <w:sz w:val="24"/>
-        </w:rPr>
-        <w:hyperlink r:id="rId12" w:history="1">
-          <w:r>
-            <w:rPr>
-              <w:rStyle w:val="Hyperlink"/>
-            </w:rPr>
-            <w:t>nds Academ</w:t>
-          </w:r>
-        </w:hyperlink>
-      </w:r>
-      <w:r>
-        <w:rPr>
-          <w:u w:val="single" w:color="0000ff"/>
-          <w:rFonts w:ascii="Charis SIL Regular" w:hAnsi="Charis SIL Regular" w:eastAsia="Charis SIL Regular"/>
-          <w:b w:val="0"/>
-          <w:i w:val="0"/>
-          <w:color w:val="000000"/>
-          <w:sz w:val="24"/>
-        </w:rPr>
-        <w:hyperlink r:id="rId12" w:history="1">
-          <w:r>
-            <w:rPr>
-              <w:rStyle w:val="Hyperlink"/>
-            </w:rPr>
-            <w:t>y of Arts and</w:t>
-          </w:r>
-        </w:hyperlink>
-      </w:r>
-      <w:r>
-        <w:rPr>
-          <w:u w:val="single" w:color="0000ff"/>
-          <w:rFonts w:ascii="Charis SIL Regular" w:hAnsi="Charis SIL Regular" w:eastAsia="Charis SIL Regular"/>
-          <w:b w:val="0"/>
-          <w:i w:val="0"/>
-          <w:color w:val="000000"/>
-          <w:sz w:val="24"/>
-        </w:rPr>
-        <w:t xml:space="preserve"> </w:t>
-      </w:r>
-      <w:r>
-        <w:rPr>
-          <w:u w:val="single" w:color="0000ff"/>
-          <w:rFonts w:ascii="Charis SIL Regular" w:hAnsi="Charis SIL Regular" w:eastAsia="Charis SIL Regular"/>
-          <w:b w:val="0"/>
-          <w:i w:val="0"/>
-          <w:color w:val="000000"/>
-          <w:sz w:val="24"/>
-        </w:rPr>
-        <w:hyperlink r:id="rId12" w:history="1">
-          <w:r>
-            <w:rPr>
-              <w:rStyle w:val="Hyperlink"/>
-            </w:rPr>
-            <w:t>Sci</w:t>
-          </w:r>
-        </w:hyperlink>
-      </w:r>
-      <w:r>
-        <w:rPr>
-          <w:u w:val="single" w:color="0000ff"/>
-          <w:rFonts w:ascii="Charis SIL Regular" w:hAnsi="Charis SIL Regular" w:eastAsia="Charis SIL Regular"/>
-          <w:b w:val="0"/>
-          <w:i w:val="0"/>
-          <w:color w:val="000000"/>
-          <w:sz w:val="24"/>
-        </w:rPr>
-        <w:hyperlink r:id="rId12" w:history="1">
-          <w:r>
-            <w:rPr>
-              <w:rStyle w:val="Hyperlink"/>
-            </w:rPr>
-            <w:t>e</w:t>
-          </w:r>
-        </w:hyperlink>
-      </w:r>
-      <w:r>
-        <w:rPr>
           <w:u w:val="single" w:color="0000ff"/>
           <w:rFonts w:ascii="Charis SIL Regular" w:hAnsi="Charis SIL Regular" w:eastAsia="Charis SIL Regular"/>
           <w:b w:val="0"/>
@@ -1409,36 +1410,7 @@
           <w:color w:val="000000"/>
           <w:sz w:val="24"/>
         </w:rPr>
-        <w:t>N</w:t>
-      </w:r>
-      <w:r>
-        <w:rPr>
-          <w:u w:val="single" w:color="0000ff"/>
-          <w:rFonts w:ascii="Charis SIL Regular" w:hAnsi="Charis SIL Regular" w:eastAsia="Charis SIL Regular"/>
-          <w:b w:val="0"/>
-          <w:i w:val="0"/>
-          <w:color w:val="000000"/>
-          <w:sz w:val="24"/>
-        </w:rPr>
-        <w:hyperlink r:id="rId12" w:history="1">
-          <w:r>
-            <w:rPr>
-              <w:rStyle w:val="Hyperlink"/>
-            </w:rPr>
-            <w:t>A</w:t>
-          </w:r>
-        </w:hyperlink>
-      </w:r>
-      <w:r>
-        <w:rPr>
-          <w:u w:val="single" w:color="0000ff"/>
-          <w:rFonts w:ascii="Charis SIL Regular" w:hAnsi="Charis SIL Regular" w:eastAsia="Charis SIL Regular"/>
-          <w:b w:val="0"/>
-          <w:i w:val="0"/>
-          <w:color w:val="000000"/>
-          <w:sz w:val="24"/>
-        </w:rPr>
-        <w:t>W</w:t>
+        <w:t>NAW</w:t>
       </w:r>
       <w:r>
         <w:rPr>
@@ -2375,7 +2347,7 @@
           <w:sz w:val="24"/>
           <w:u w:val="single"/>
         </w:rPr>
-        <w:hyperlink r:id="rId12" w:history="1">
+        <w:hyperlink r:id="rId16" w:history="1">
           <w:r>
             <w:rPr>
               <w:rStyle w:val="Hyperlink"/>
@@ -2393,7 +2365,7 @@
           <w:sz w:val="24"/>
           <w:u w:val="single"/>
         </w:rPr>
-        <w:hyperlink r:id="rId12" w:history="1">
+        <w:hyperlink r:id="rId16" w:history="1">
           <w:r>
             <w:rPr>
               <w:rStyle w:val="Hyperlink"/>
@@ -3616,7 +3588,7 @@
           <w:sz w:val="24"/>
           <w:u w:val="single"/>
         </w:rPr>
-        <w:hyperlink r:id="rId18" w:history="1">
+        <w:hyperlink r:id="rId17" w:history="1">
           <w:r>
             <w:rPr>
               <w:rStyle w:val="Hyperlink"/>

--- a/EXPORTS/DOCX/published/niveau2/English/Science.docx
+++ b/EXPORTS/DOCX/published/niveau2/English/Science.docx
@@ -248,25 +248,7 @@
           <w:color w:val="000000"/>
           <w:sz w:val="24"/>
         </w:rPr>
-        <w:t>the end of the nineteenth century, during which 50 f</w:t>
-      </w:r>
-      <w:r>
-        <w:rPr>
-          <w:u w:val="single" w:color="0000ff"/>
-          <w:rFonts w:ascii="Charis SIL Regular" w:hAnsi="Charis SIL Regular" w:eastAsia="Charis SIL Regular"/>
-          <w:b w:val="0"/>
-          <w:i w:val="0"/>
-          <w:color w:val="000000"/>
-          <w:sz w:val="24"/>
-        </w:rPr>
-        <w:hyperlink r:id="rId9" w:history="1">
-          <w:r>
-            <w:rPr>
-              <w:rStyle w:val="Hyperlink"/>
-            </w:rPr>
-            <w:t>orced la</w:t>
-          </w:r>
-        </w:hyperlink>
+        <w:t>the end of the nineteenth century, during which 50 forced la</w:t>
       </w:r>
       <w:r>
         <w:rPr>
@@ -1083,7 +1065,7 @@
           <w:sz w:val="24"/>
           <w:u w:val="single"/>
         </w:rPr>
-        <w:hyperlink r:id="rId12" w:history="1">
+        <w:hyperlink r:id="rId11" w:history="1">
           <w:r>
             <w:rPr>
               <w:rStyle w:val="Hyperlink"/>
@@ -1112,7 +1094,7 @@
           <w:sz w:val="24"/>
           <w:u w:val="single"/>
         </w:rPr>
-        <w:hyperlink r:id="rId12" w:history="1">
+        <w:hyperlink r:id="rId11" w:history="1">
           <w:r>
             <w:rPr>
               <w:rStyle w:val="Hyperlink"/>
@@ -1159,7 +1141,7 @@
           <w:sz w:val="24"/>
           <w:u w:val="single"/>
         </w:rPr>
-        <w:hyperlink r:id="rId11" w:history="1">
+        <w:hyperlink r:id="rId12" w:history="1">
           <w:r>
             <w:rPr>
               <w:rStyle w:val="Hyperlink"/>
@@ -1177,7 +1159,7 @@
           <w:sz w:val="24"/>
           <w:u w:val="single"/>
         </w:rPr>
-        <w:hyperlink r:id="rId11" w:history="1">
+        <w:hyperlink r:id="rId12" w:history="1">
           <w:r>
             <w:rPr>
               <w:rStyle w:val="Hyperlink"/>
@@ -1206,7 +1188,7 @@
           <w:sz w:val="24"/>
           <w:u w:val="single"/>
         </w:rPr>
-        <w:hyperlink r:id="rId11" w:history="1">
+        <w:hyperlink r:id="rId12" w:history="1">
           <w:r>
             <w:rPr>
               <w:rStyle w:val="Hyperlink"/>
@@ -1224,7 +1206,7 @@
           <w:sz w:val="24"/>
           <w:u w:val="single"/>
         </w:rPr>
-        <w:hyperlink r:id="rId11" w:history="1">
+        <w:hyperlink r:id="rId12" w:history="1">
           <w:r>
             <w:rPr>
               <w:rStyle w:val="Hyperlink"/>
@@ -1403,6 +1385,16 @@
       </w:r>
       <w:r>
         <w:rPr>
+          <w:rFonts w:ascii="Charis SIL Regular" w:hAnsi="Charis SIL Regular" w:eastAsia="Charis SIL Regular"/>
+          <w:b w:val="0"/>
+          <w:i w:val="0"/>
+          <w:color w:val="000000"/>
+          <w:sz w:val="24"/>
+        </w:rPr>
+        <w:t>N</w:t>
+      </w:r>
+      <w:r>
+        <w:rPr>
           <w:u w:val="single" w:color="0000ff"/>
           <w:rFonts w:ascii="Charis SIL Regular" w:hAnsi="Charis SIL Regular" w:eastAsia="Charis SIL Regular"/>
           <w:b w:val="0"/>
@@ -1410,7 +1402,24 @@
           <w:color w:val="000000"/>
           <w:sz w:val="24"/>
         </w:rPr>
-        <w:t>NAW</w:t>
+        <w:hyperlink r:id="rId12" w:history="1">
+          <w:r>
+            <w:rPr>
+              <w:rStyle w:val="Hyperlink"/>
+            </w:rPr>
+            <w:t>A</w:t>
+          </w:r>
+        </w:hyperlink>
+      </w:r>
+      <w:r>
+        <w:rPr>
+          <w:rFonts w:ascii="Charis SIL Regular" w:hAnsi="Charis SIL Regular" w:eastAsia="Charis SIL Regular"/>
+          <w:b w:val="0"/>
+          <w:i w:val="0"/>
+          <w:color w:val="000000"/>
+          <w:sz w:val="24"/>
+        </w:rPr>
+        <w:t>W</w:t>
       </w:r>
       <w:r>
         <w:rPr>
@@ -2347,7 +2356,7 @@
           <w:sz w:val="24"/>
           <w:u w:val="single"/>
         </w:rPr>
-        <w:hyperlink r:id="rId16" w:history="1">
+        <w:hyperlink r:id="rId12" w:history="1">
           <w:r>
             <w:rPr>
               <w:rStyle w:val="Hyperlink"/>
@@ -3034,7 +3043,7 @@
           <w:sz w:val="24"/>
           <w:u w:val="single"/>
         </w:rPr>
-        <w:t>Royal Zeeland Scientific So</w:t>
+        <w:t>Royal Zeeland Scientific Soc</w:t>
       </w:r>
       <w:r>
         <w:rPr>
@@ -3045,7 +3054,7 @@
           <w:sz w:val="24"/>
           <w:u w:val="single"/>
         </w:rPr>
-        <w:t>c</w:t>
+        <w:t>iet</w:t>
       </w:r>
       <w:r>
         <w:rPr>
@@ -3054,9 +3063,8 @@
           <w:i w:val="0"/>
           <w:color w:val="0000FF"/>
           <w:sz w:val="24"/>
-          <w:u w:val="single"/>
-        </w:rPr>
-        <w:t>iety</w:t>
+        </w:rPr>
+        <w:t>y</w:t>
       </w:r>
       <w:r>
         <w:br/>
@@ -3563,21 +3571,13 @@
       </w:r>
       <w:r>
         <w:rPr>
-          <w:u w:val="single" w:color="0000ff"/>
           <w:rFonts w:ascii="Charis SIL Regular" w:hAnsi="Charis SIL Regular" w:eastAsia="Charis SIL Regular"/>
           <w:b w:val="0"/>
           <w:i w:val="0"/>
           <w:color w:val="000000"/>
           <w:sz w:val="24"/>
         </w:rPr>
-        <w:hyperlink r:id="rId17" w:history="1">
-          <w:r>
-            <w:rPr>
-              <w:rStyle w:val="Hyperlink"/>
-            </w:rPr>
-            <w:t xml:space="preserve">, </w:t>
-          </w:r>
-        </w:hyperlink>
+        <w:t xml:space="preserve">, </w:t>
       </w:r>
       <w:r>
         <w:rPr>
@@ -3588,7 +3588,7 @@
           <w:sz w:val="24"/>
           <w:u w:val="single"/>
         </w:rPr>
-        <w:hyperlink r:id="rId17" w:history="1">
+        <w:hyperlink r:id="rId18" w:history="1">
           <w:r>
             <w:rPr>
               <w:rStyle w:val="Hyperlink"/>
@@ -3653,14 +3653,7 @@
           <w:color w:val="000000"/>
           <w:sz w:val="24"/>
         </w:rPr>
-        <w:hyperlink r:id="rId17" w:history="1">
-          <w:r>
-            <w:rPr>
-              <w:rStyle w:val="Hyperlink"/>
-            </w:rPr>
-            <w:t xml:space="preserve">, </w:t>
-          </w:r>
-        </w:hyperlink>
+        <w:t xml:space="preserve">, </w:t>
       </w:r>
       <w:r>
         <w:rPr>

--- a/EXPORTS/DOCX/published/niveau2/English/Science.docx
+++ b/EXPORTS/DOCX/published/niveau2/English/Science.docx
@@ -248,7 +248,25 @@
           <w:color w:val="000000"/>
           <w:sz w:val="24"/>
         </w:rPr>
-        <w:t>the end of the nineteenth century, during which 50 forced la</w:t>
+        <w:t>the end of the nineteenth century, during which 50 f</w:t>
+      </w:r>
+      <w:r>
+        <w:rPr>
+          <w:u w:val="single" w:color="0000ff"/>
+          <w:rFonts w:ascii="Charis SIL Regular" w:hAnsi="Charis SIL Regular" w:eastAsia="Charis SIL Regular"/>
+          <w:b w:val="0"/>
+          <w:i w:val="0"/>
+          <w:color w:val="000000"/>
+          <w:sz w:val="24"/>
+        </w:rPr>
+        <w:hyperlink r:id="rId9" w:history="1">
+          <w:r>
+            <w:rPr>
+              <w:rStyle w:val="Hyperlink"/>
+            </w:rPr>
+            <w:t>orced la</w:t>
+          </w:r>
+        </w:hyperlink>
       </w:r>
       <w:r>
         <w:rPr>
@@ -1123,14 +1141,7 @@
           <w:sz w:val="24"/>
           <w:u w:val="single"/>
         </w:rPr>
-        <w:hyperlink r:id="rId12" w:history="1">
-          <w:r>
-            <w:rPr>
-              <w:rStyle w:val="Hyperlink"/>
-            </w:rPr>
-            <w:t>K</w:t>
-          </w:r>
-        </w:hyperlink>
+        <w:t>K</w:t>
       </w:r>
       <w:r>
         <w:rPr>
@@ -1141,12 +1152,59 @@
           <w:sz w:val="24"/>
           <w:u w:val="single"/>
         </w:rPr>
+        <w:hyperlink r:id="rId11" w:history="1">
+          <w:r>
+            <w:rPr>
+              <w:rStyle w:val="Hyperlink"/>
+            </w:rPr>
+            <w:t>unste</w:t>
+          </w:r>
+        </w:hyperlink>
+      </w:r>
+      <w:r>
+        <w:rPr>
+          <w:rFonts w:ascii="Charis SIL Regular" w:hAnsi="Charis SIL Regular" w:eastAsia="Charis SIL Regular"/>
+          <w:b w:val="0"/>
+          <w:i w:val="0"/>
+          <w:color w:val="0000FF"/>
+          <w:sz w:val="24"/>
+          <w:u w:val="single"/>
+        </w:rPr>
+        <w:hyperlink r:id="rId11" w:history="1">
+          <w:r>
+            <w:rPr>
+              <w:rStyle w:val="Hyperlink"/>
+            </w:rPr>
+            <w:t>n</w:t>
+          </w:r>
+        </w:hyperlink>
+      </w:r>
+      <w:r>
+        <w:rPr>
+          <w:rFonts w:ascii="Charis SIL Regular" w:hAnsi="Charis SIL Regular" w:eastAsia="Charis SIL Regular"/>
+          <w:b w:val="0"/>
+          <w:i w:val="0"/>
+          <w:color w:val="0000FF"/>
+          <w:sz w:val="24"/>
+          <w:u w:val="single"/>
+        </w:rPr>
+        <w:t xml:space="preserve"> </w:t>
+      </w:r>
+      <w:r>
+        <w:rPr>
+          <w:rFonts w:ascii="Charis SIL Regular" w:hAnsi="Charis SIL Regular" w:eastAsia="Charis SIL Regular"/>
+          <w:b w:val="0"/>
+          <w:i w:val="0"/>
+          <w:color w:val="0000FF"/>
+          <w:sz w:val="24"/>
+          <w:u w:val="single"/>
+        </w:rPr>
         <w:hyperlink r:id="rId12" w:history="1">
           <w:r>
             <w:rPr>
               <w:rStyle w:val="Hyperlink"/>
             </w:rPr>
-            <w:t>unste</w:t>
+            <w:t>e</w:t>
           </w:r>
         </w:hyperlink>
       </w:r>
@@ -1193,53 +1251,6 @@
             <w:rPr>
               <w:rStyle w:val="Hyperlink"/>
             </w:rPr>
-            <w:t>e</w:t>
-          </w:r>
-        </w:hyperlink>
-      </w:r>
-      <w:r>
-        <w:rPr>
-          <w:rFonts w:ascii="Charis SIL Regular" w:hAnsi="Charis SIL Regular" w:eastAsia="Charis SIL Regular"/>
-          <w:b w:val="0"/>
-          <w:i w:val="0"/>
-          <w:color w:val="0000FF"/>
-          <w:sz w:val="24"/>
-          <w:u w:val="single"/>
-        </w:rPr>
-        <w:hyperlink r:id="rId12" w:history="1">
-          <w:r>
-            <w:rPr>
-              <w:rStyle w:val="Hyperlink"/>
-            </w:rPr>
-            <w:t>n</w:t>
-          </w:r>
-        </w:hyperlink>
-      </w:r>
-      <w:r>
-        <w:rPr>
-          <w:rFonts w:ascii="Charis SIL Regular" w:hAnsi="Charis SIL Regular" w:eastAsia="Charis SIL Regular"/>
-          <w:b w:val="0"/>
-          <w:i w:val="0"/>
-          <w:color w:val="0000FF"/>
-          <w:sz w:val="24"/>
-          <w:u w:val="single"/>
-        </w:rPr>
-        <w:t xml:space="preserve"> </w:t>
-      </w:r>
-      <w:r>
-        <w:rPr>
-          <w:rFonts w:ascii="Charis SIL Regular" w:hAnsi="Charis SIL Regular" w:eastAsia="Charis SIL Regular"/>
-          <w:b w:val="0"/>
-          <w:i w:val="0"/>
-          <w:color w:val="0000FF"/>
-          <w:sz w:val="24"/>
-          <w:u w:val="single"/>
-        </w:rPr>
-        <w:hyperlink r:id="rId12" w:history="1">
-          <w:r>
-            <w:rPr>
-              <w:rStyle w:val="Hyperlink"/>
-            </w:rPr>
             <w:t>Wetenschap</w:t>
           </w:r>
         </w:hyperlink>
@@ -1280,118 +1291,7 @@
           <w:color w:val="000000"/>
           <w:sz w:val="24"/>
         </w:rPr>
-        <w:t>Netherla</w:t>
-      </w:r>
-      <w:r>
-        <w:rPr>
-          <w:u w:val="single" w:color="0000ff"/>
-          <w:rFonts w:ascii="Charis SIL Regular" w:hAnsi="Charis SIL Regular" w:eastAsia="Charis SIL Regular"/>
-          <w:b w:val="0"/>
-          <w:i w:val="0"/>
-          <w:color w:val="000000"/>
-          <w:sz w:val="24"/>
-        </w:rPr>
-        <w:hyperlink r:id="rId12" w:history="1">
-          <w:r>
-            <w:rPr>
-              <w:rStyle w:val="Hyperlink"/>
-            </w:rPr>
-            <w:t>nds Academ</w:t>
-          </w:r>
-        </w:hyperlink>
-      </w:r>
-      <w:r>
-        <w:rPr>
-          <w:u w:val="single" w:color="0000ff"/>
-          <w:rFonts w:ascii="Charis SIL Regular" w:hAnsi="Charis SIL Regular" w:eastAsia="Charis SIL Regular"/>
-          <w:b w:val="0"/>
-          <w:i w:val="0"/>
-          <w:color w:val="000000"/>
-          <w:sz w:val="24"/>
-        </w:rPr>
-        <w:hyperlink r:id="rId12" w:history="1">
-          <w:r>
-            <w:rPr>
-              <w:rStyle w:val="Hyperlink"/>
-            </w:rPr>
-            <w:t>y of Arts and</w:t>
-          </w:r>
-        </w:hyperlink>
-      </w:r>
-      <w:r>
-        <w:rPr>
-          <w:u w:val="single" w:color="0000ff"/>
-          <w:rFonts w:ascii="Charis SIL Regular" w:hAnsi="Charis SIL Regular" w:eastAsia="Charis SIL Regular"/>
-          <w:b w:val="0"/>
-          <w:i w:val="0"/>
-          <w:color w:val="000000"/>
-          <w:sz w:val="24"/>
-        </w:rPr>
-        <w:t xml:space="preserve"> </w:t>
-      </w:r>
-      <w:r>
-        <w:rPr>
-          <w:u w:val="single" w:color="0000ff"/>
-          <w:rFonts w:ascii="Charis SIL Regular" w:hAnsi="Charis SIL Regular" w:eastAsia="Charis SIL Regular"/>
-          <w:b w:val="0"/>
-          <w:i w:val="0"/>
-          <w:color w:val="000000"/>
-          <w:sz w:val="24"/>
-        </w:rPr>
-        <w:hyperlink r:id="rId12" w:history="1">
-          <w:r>
-            <w:rPr>
-              <w:rStyle w:val="Hyperlink"/>
-            </w:rPr>
-            <w:t>Sci</w:t>
-          </w:r>
-        </w:hyperlink>
-      </w:r>
-      <w:r>
-        <w:rPr>
-          <w:u w:val="single" w:color="0000ff"/>
-          <w:rFonts w:ascii="Charis SIL Regular" w:hAnsi="Charis SIL Regular" w:eastAsia="Charis SIL Regular"/>
-          <w:b w:val="0"/>
-          <w:i w:val="0"/>
-          <w:color w:val="000000"/>
-          <w:sz w:val="24"/>
-        </w:rPr>
-        <w:hyperlink r:id="rId12" w:history="1">
-          <w:r>
-            <w:rPr>
-              <w:rStyle w:val="Hyperlink"/>
-            </w:rPr>
-            <w:t>e</w:t>
-          </w:r>
-        </w:hyperlink>
-      </w:r>
-      <w:r>
-        <w:rPr>
-          <w:u w:val="single" w:color="0000ff"/>
-          <w:rFonts w:ascii="Charis SIL Regular" w:hAnsi="Charis SIL Regular" w:eastAsia="Charis SIL Regular"/>
-          <w:b w:val="0"/>
-          <w:i w:val="0"/>
-          <w:color w:val="000000"/>
-          <w:sz w:val="24"/>
-        </w:rPr>
-        <w:hyperlink r:id="rId12" w:history="1">
-          <w:r>
-            <w:rPr>
-              <w:rStyle w:val="Hyperlink"/>
-            </w:rPr>
-            <w:t>nces (K</w:t>
-          </w:r>
-        </w:hyperlink>
-      </w:r>
-      <w:r>
-        <w:rPr>
-          <w:rFonts w:ascii="Charis SIL Regular" w:hAnsi="Charis SIL Regular" w:eastAsia="Charis SIL Regular"/>
-          <w:b w:val="0"/>
-          <w:i w:val="0"/>
-          <w:color w:val="000000"/>
-          <w:sz w:val="24"/>
-        </w:rPr>
-        <w:t>N</w:t>
+        <w:t>Netherlands Academy of Arts and Sciences (KN</w:t>
       </w:r>
       <w:r>
         <w:rPr>
@@ -2309,7 +2209,7 @@
           <w:sz w:val="24"/>
           <w:u w:val="single"/>
         </w:rPr>
-        <w:hyperlink r:id="rId12" w:history="1">
+        <w:hyperlink r:id="rId16" w:history="1">
           <w:r>
             <w:rPr>
               <w:rStyle w:val="Hyperlink"/>
@@ -2338,7 +2238,7 @@
           <w:sz w:val="24"/>
           <w:u w:val="single"/>
         </w:rPr>
-        <w:hyperlink r:id="rId12" w:history="1">
+        <w:hyperlink r:id="rId16" w:history="1">
           <w:r>
             <w:rPr>
               <w:rStyle w:val="Hyperlink"/>
@@ -2356,7 +2256,7 @@
           <w:sz w:val="24"/>
           <w:u w:val="single"/>
         </w:rPr>
-        <w:hyperlink r:id="rId12" w:history="1">
+        <w:hyperlink r:id="rId16" w:history="1">
           <w:r>
             <w:rPr>
               <w:rStyle w:val="Hyperlink"/>
@@ -3043,7 +2943,7 @@
           <w:sz w:val="24"/>
           <w:u w:val="single"/>
         </w:rPr>
-        <w:t>Royal Zeeland Scientific Soc</w:t>
+        <w:t>Royal Zeeland Scientific So</w:t>
       </w:r>
       <w:r>
         <w:rPr>
@@ -3054,7 +2954,7 @@
           <w:sz w:val="24"/>
           <w:u w:val="single"/>
         </w:rPr>
-        <w:t>iet</w:t>
+        <w:t>c</w:t>
       </w:r>
       <w:r>
         <w:rPr>
@@ -3063,8 +2963,9 @@
           <w:i w:val="0"/>
           <w:color w:val="0000FF"/>
           <w:sz w:val="24"/>
-        </w:rPr>
-        <w:t>y</w:t>
+          <w:u w:val="single"/>
+        </w:rPr>
+        <w:t>iety</w:t>
       </w:r>
       <w:r>
         <w:br/>
@@ -3451,7 +3352,24 @@
             <w:rPr>
               <w:rStyle w:val="Hyperlink"/>
             </w:rPr>
-            <w:t>portalfiles</w:t>
+            <w:t>portalfile</w:t>
+          </w:r>
+        </w:hyperlink>
+      </w:r>
+      <w:r>
+        <w:rPr>
+          <w:rFonts w:ascii="Charis SIL Regular" w:hAnsi="Charis SIL Regular" w:eastAsia="Charis SIL Regular"/>
+          <w:b w:val="0"/>
+          <w:i w:val="0"/>
+          <w:color w:val="0000FF"/>
+          <w:sz w:val="24"/>
+        </w:rPr>
+        <w:hyperlink r:id="rId17" w:history="1">
+          <w:r>
+            <w:rPr>
+              <w:rStyle w:val="Hyperlink"/>
+            </w:rPr>
+            <w:t>s</w:t>
           </w:r>
         </w:hyperlink>
       </w:r>
@@ -3480,19 +3398,9 @@
             <w:rPr>
               <w:rStyle w:val="Hyperlink"/>
             </w:rPr>
-            <w:t>portal/1414020</w:t>
+            <w:t xml:space="preserve">portal/1414020/ </w:t>
           </w:r>
         </w:hyperlink>
-      </w:r>
-      <w:r>
-        <w:rPr>
-          <w:rFonts w:ascii="Charis SIL Regular" w:hAnsi="Charis SIL Regular" w:eastAsia="Charis SIL Regular"/>
-          <w:b w:val="0"/>
-          <w:i w:val="0"/>
-          <w:color w:val="0000FF"/>
-          <w:sz w:val="24"/>
-        </w:rPr>
-        <w:t xml:space="preserve">/ </w:t>
       </w:r>
       <w:r>
         <w:br/>
@@ -3571,13 +3479,21 @@
       </w:r>
       <w:r>
         <w:rPr>
+          <w:u w:val="single" w:color="0000ff"/>
           <w:rFonts w:ascii="Charis SIL Regular" w:hAnsi="Charis SIL Regular" w:eastAsia="Charis SIL Regular"/>
           <w:b w:val="0"/>
           <w:i w:val="0"/>
           <w:color w:val="000000"/>
           <w:sz w:val="24"/>
         </w:rPr>
-        <w:t xml:space="preserve">, </w:t>
+        <w:hyperlink r:id="rId17" w:history="1">
+          <w:r>
+            <w:rPr>
+              <w:rStyle w:val="Hyperlink"/>
+            </w:rPr>
+            <w:t xml:space="preserve">, </w:t>
+          </w:r>
+        </w:hyperlink>
       </w:r>
       <w:r>
         <w:rPr>
@@ -3653,7 +3569,14 @@
           <w:color w:val="000000"/>
           <w:sz w:val="24"/>
         </w:rPr>
-        <w:t xml:space="preserve">, </w:t>
+        <w:hyperlink r:id="rId17" w:history="1">
+          <w:r>
+            <w:rPr>
+              <w:rStyle w:val="Hyperlink"/>
+            </w:rPr>
+            <w:t xml:space="preserve">, </w:t>
+          </w:r>
+        </w:hyperlink>
       </w:r>
       <w:r>
         <w:rPr>

--- a/EXPORTS/DOCX/published/niveau2/English/Science.docx
+++ b/EXPORTS/DOCX/published/niveau2/English/Science.docx
@@ -1083,7 +1083,7 @@
           <w:sz w:val="24"/>
           <w:u w:val="single"/>
         </w:rPr>
-        <w:hyperlink r:id="rId11" w:history="1">
+        <w:hyperlink r:id="rId12" w:history="1">
           <w:r>
             <w:rPr>
               <w:rStyle w:val="Hyperlink"/>
@@ -1112,7 +1112,7 @@
           <w:sz w:val="24"/>
           <w:u w:val="single"/>
         </w:rPr>
-        <w:hyperlink r:id="rId11" w:history="1">
+        <w:hyperlink r:id="rId12" w:history="1">
           <w:r>
             <w:rPr>
               <w:rStyle w:val="Hyperlink"/>
@@ -1141,7 +1141,14 @@
           <w:sz w:val="24"/>
           <w:u w:val="single"/>
         </w:rPr>
-        <w:t>K</w:t>
+        <w:hyperlink r:id="rId12" w:history="1">
+          <w:r>
+            <w:rPr>
+              <w:rStyle w:val="Hyperlink"/>
+            </w:rPr>
+            <w:t>K</w:t>
+          </w:r>
+        </w:hyperlink>
       </w:r>
       <w:r>
         <w:rPr>
@@ -1152,7 +1159,7 @@
           <w:sz w:val="24"/>
           <w:u w:val="single"/>
         </w:rPr>
-        <w:hyperlink r:id="rId11" w:history="1">
+        <w:hyperlink r:id="rId12" w:history="1">
           <w:r>
             <w:rPr>
               <w:rStyle w:val="Hyperlink"/>
@@ -1199,6 +1206,174 @@
           <w:sz w:val="24"/>
           <w:u w:val="single"/>
         </w:rPr>
+        <w:hyperlink r:id="rId11" w:history="1">
+          <w:r>
+            <w:rPr>
+              <w:rStyle w:val="Hyperlink"/>
+            </w:rPr>
+            <w:t>e</w:t>
+          </w:r>
+        </w:hyperlink>
+      </w:r>
+      <w:r>
+        <w:rPr>
+          <w:rFonts w:ascii="Charis SIL Regular" w:hAnsi="Charis SIL Regular" w:eastAsia="Charis SIL Regular"/>
+          <w:b w:val="0"/>
+          <w:i w:val="0"/>
+          <w:color w:val="0000FF"/>
+          <w:sz w:val="24"/>
+          <w:u w:val="single"/>
+        </w:rPr>
+        <w:hyperlink r:id="rId11" w:history="1">
+          <w:r>
+            <w:rPr>
+              <w:rStyle w:val="Hyperlink"/>
+            </w:rPr>
+            <w:t>n</w:t>
+          </w:r>
+        </w:hyperlink>
+      </w:r>
+      <w:r>
+        <w:rPr>
+          <w:rFonts w:ascii="Charis SIL Regular" w:hAnsi="Charis SIL Regular" w:eastAsia="Charis SIL Regular"/>
+          <w:b w:val="0"/>
+          <w:i w:val="0"/>
+          <w:color w:val="0000FF"/>
+          <w:sz w:val="24"/>
+          <w:u w:val="single"/>
+        </w:rPr>
+        <w:t xml:space="preserve"> </w:t>
+      </w:r>
+      <w:r>
+        <w:rPr>
+          <w:rFonts w:ascii="Charis SIL Regular" w:hAnsi="Charis SIL Regular" w:eastAsia="Charis SIL Regular"/>
+          <w:b w:val="0"/>
+          <w:i w:val="0"/>
+          <w:color w:val="0000FF"/>
+          <w:sz w:val="24"/>
+          <w:u w:val="single"/>
+        </w:rPr>
+        <w:hyperlink r:id="rId12" w:history="1">
+          <w:r>
+            <w:rPr>
+              <w:rStyle w:val="Hyperlink"/>
+            </w:rPr>
+            <w:t>Wetenschap</w:t>
+          </w:r>
+        </w:hyperlink>
+      </w:r>
+      <w:r>
+        <w:rPr>
+          <w:rFonts w:ascii="Charis SIL Regular" w:hAnsi="Charis SIL Regular" w:eastAsia="Charis SIL Regular"/>
+          <w:b w:val="0"/>
+          <w:i w:val="0"/>
+          <w:color w:val="0000FF"/>
+          <w:sz w:val="24"/>
+          <w:u w:val="single"/>
+        </w:rPr>
+        <w:hyperlink r:id="rId12" w:history="1">
+          <w:r>
+            <w:rPr>
+              <w:rStyle w:val="Hyperlink"/>
+            </w:rPr>
+            <w:t>pen</w:t>
+          </w:r>
+        </w:hyperlink>
+      </w:r>
+      <w:r>
+        <w:rPr>
+          <w:rFonts w:ascii="Charis SIL Regular" w:hAnsi="Charis SIL Regular" w:eastAsia="Charis SIL Regular"/>
+          <w:b w:val="0"/>
+          <w:i w:val="0"/>
+          <w:color w:val="000000"/>
+          <w:sz w:val="24"/>
+        </w:rPr>
+        <w:t xml:space="preserve"> in Indonesia. The Royal </w:t>
+      </w:r>
+      <w:r>
+        <w:rPr>
+          <w:rFonts w:ascii="Charis SIL Regular" w:hAnsi="Charis SIL Regular" w:eastAsia="Charis SIL Regular"/>
+          <w:b w:val="0"/>
+          <w:i w:val="0"/>
+          <w:color w:val="000000"/>
+          <w:sz w:val="24"/>
+        </w:rPr>
+        <w:t>Netherla</w:t>
+      </w:r>
+      <w:r>
+        <w:rPr>
+          <w:u w:val="single" w:color="0000ff"/>
+          <w:rFonts w:ascii="Charis SIL Regular" w:hAnsi="Charis SIL Regular" w:eastAsia="Charis SIL Regular"/>
+          <w:b w:val="0"/>
+          <w:i w:val="0"/>
+          <w:color w:val="000000"/>
+          <w:sz w:val="24"/>
+        </w:rPr>
+        <w:hyperlink r:id="rId12" w:history="1">
+          <w:r>
+            <w:rPr>
+              <w:rStyle w:val="Hyperlink"/>
+            </w:rPr>
+            <w:t>nds Academ</w:t>
+          </w:r>
+        </w:hyperlink>
+      </w:r>
+      <w:r>
+        <w:rPr>
+          <w:u w:val="single" w:color="0000ff"/>
+          <w:rFonts w:ascii="Charis SIL Regular" w:hAnsi="Charis SIL Regular" w:eastAsia="Charis SIL Regular"/>
+          <w:b w:val="0"/>
+          <w:i w:val="0"/>
+          <w:color w:val="000000"/>
+          <w:sz w:val="24"/>
+        </w:rPr>
+        <w:hyperlink r:id="rId12" w:history="1">
+          <w:r>
+            <w:rPr>
+              <w:rStyle w:val="Hyperlink"/>
+            </w:rPr>
+            <w:t>y of Arts and</w:t>
+          </w:r>
+        </w:hyperlink>
+      </w:r>
+      <w:r>
+        <w:rPr>
+          <w:u w:val="single" w:color="0000ff"/>
+          <w:rFonts w:ascii="Charis SIL Regular" w:hAnsi="Charis SIL Regular" w:eastAsia="Charis SIL Regular"/>
+          <w:b w:val="0"/>
+          <w:i w:val="0"/>
+          <w:color w:val="000000"/>
+          <w:sz w:val="24"/>
+        </w:rPr>
+        <w:t xml:space="preserve"> </w:t>
+      </w:r>
+      <w:r>
+        <w:rPr>
+          <w:u w:val="single" w:color="0000ff"/>
+          <w:rFonts w:ascii="Charis SIL Regular" w:hAnsi="Charis SIL Regular" w:eastAsia="Charis SIL Regular"/>
+          <w:b w:val="0"/>
+          <w:i w:val="0"/>
+          <w:color w:val="000000"/>
+          <w:sz w:val="24"/>
+        </w:rPr>
+        <w:hyperlink r:id="rId12" w:history="1">
+          <w:r>
+            <w:rPr>
+              <w:rStyle w:val="Hyperlink"/>
+            </w:rPr>
+            <w:t>Sci</w:t>
+          </w:r>
+        </w:hyperlink>
+      </w:r>
+      <w:r>
+        <w:rPr>
+          <w:u w:val="single" w:color="0000ff"/>
+          <w:rFonts w:ascii="Charis SIL Regular" w:hAnsi="Charis SIL Regular" w:eastAsia="Charis SIL Regular"/>
+          <w:b w:val="0"/>
+          <w:i w:val="0"/>
+          <w:color w:val="000000"/>
+          <w:sz w:val="24"/>
+        </w:rPr>
         <w:hyperlink r:id="rId12" w:history="1">
           <w:r>
             <w:rPr>
@@ -1210,88 +1385,32 @@
       </w:r>
       <w:r>
         <w:rPr>
+          <w:u w:val="single" w:color="0000ff"/>
           <w:rFonts w:ascii="Charis SIL Regular" w:hAnsi="Charis SIL Regular" w:eastAsia="Charis SIL Regular"/>
           <w:b w:val="0"/>
           <w:i w:val="0"/>
-          <w:color w:val="0000FF"/>
-          <w:sz w:val="24"/>
-          <w:u w:val="single"/>
+          <w:color w:val="000000"/>
+          <w:sz w:val="24"/>
         </w:rPr>
         <w:hyperlink r:id="rId12" w:history="1">
           <w:r>
             <w:rPr>
               <w:rStyle w:val="Hyperlink"/>
             </w:rPr>
-            <w:t>n</w:t>
+            <w:t>nces (K</w:t>
           </w:r>
         </w:hyperlink>
       </w:r>
       <w:r>
         <w:rPr>
-          <w:rFonts w:ascii="Charis SIL Regular" w:hAnsi="Charis SIL Regular" w:eastAsia="Charis SIL Regular"/>
-          <w:b w:val="0"/>
-          <w:i w:val="0"/>
-          <w:color w:val="0000FF"/>
-          <w:sz w:val="24"/>
-          <w:u w:val="single"/>
-        </w:rPr>
-        <w:t xml:space="preserve"> </w:t>
-      </w:r>
-      <w:r>
-        <w:rPr>
-          <w:rFonts w:ascii="Charis SIL Regular" w:hAnsi="Charis SIL Regular" w:eastAsia="Charis SIL Regular"/>
-          <w:b w:val="0"/>
-          <w:i w:val="0"/>
-          <w:color w:val="0000FF"/>
-          <w:sz w:val="24"/>
-          <w:u w:val="single"/>
-        </w:rPr>
-        <w:hyperlink r:id="rId12" w:history="1">
-          <w:r>
-            <w:rPr>
-              <w:rStyle w:val="Hyperlink"/>
-            </w:rPr>
-            <w:t>Wetenschap</w:t>
-          </w:r>
-        </w:hyperlink>
-      </w:r>
-      <w:r>
-        <w:rPr>
-          <w:rFonts w:ascii="Charis SIL Regular" w:hAnsi="Charis SIL Regular" w:eastAsia="Charis SIL Regular"/>
-          <w:b w:val="0"/>
-          <w:i w:val="0"/>
-          <w:color w:val="0000FF"/>
-          <w:sz w:val="24"/>
-          <w:u w:val="single"/>
-        </w:rPr>
-        <w:hyperlink r:id="rId12" w:history="1">
-          <w:r>
-            <w:rPr>
-              <w:rStyle w:val="Hyperlink"/>
-            </w:rPr>
-            <w:t>pen</w:t>
-          </w:r>
-        </w:hyperlink>
-      </w:r>
-      <w:r>
-        <w:rPr>
+          <w:u w:val="single" w:color="0000ff"/>
           <w:rFonts w:ascii="Charis SIL Regular" w:hAnsi="Charis SIL Regular" w:eastAsia="Charis SIL Regular"/>
           <w:b w:val="0"/>
           <w:i w:val="0"/>
           <w:color w:val="000000"/>
           <w:sz w:val="24"/>
         </w:rPr>
-        <w:t xml:space="preserve"> in Indonesia. The Royal </w:t>
-      </w:r>
-      <w:r>
-        <w:rPr>
-          <w:rFonts w:ascii="Charis SIL Regular" w:hAnsi="Charis SIL Regular" w:eastAsia="Charis SIL Regular"/>
-          <w:b w:val="0"/>
-          <w:i w:val="0"/>
-          <w:color w:val="000000"/>
-          <w:sz w:val="24"/>
-        </w:rPr>
-        <w:t>Netherlands Academy of Arts and Sciences (KN</w:t>
+        <w:t>N</w:t>
       </w:r>
       <w:r>
         <w:rPr>
@@ -1313,6 +1432,7 @@
       </w:r>
       <w:r>
         <w:rPr>
+          <w:u w:val="single" w:color="0000ff"/>
           <w:rFonts w:ascii="Charis SIL Regular" w:hAnsi="Charis SIL Regular" w:eastAsia="Charis SIL Regular"/>
           <w:b w:val="0"/>
           <w:i w:val="0"/>
@@ -2209,7 +2329,7 @@
           <w:sz w:val="24"/>
           <w:u w:val="single"/>
         </w:rPr>
-        <w:hyperlink r:id="rId16" w:history="1">
+        <w:hyperlink r:id="rId12" w:history="1">
           <w:r>
             <w:rPr>
               <w:rStyle w:val="Hyperlink"/>
@@ -2238,7 +2358,7 @@
           <w:sz w:val="24"/>
           <w:u w:val="single"/>
         </w:rPr>
-        <w:hyperlink r:id="rId16" w:history="1">
+        <w:hyperlink r:id="rId12" w:history="1">
           <w:r>
             <w:rPr>
               <w:rStyle w:val="Hyperlink"/>
@@ -2256,7 +2376,7 @@
           <w:sz w:val="24"/>
           <w:u w:val="single"/>
         </w:rPr>
-        <w:hyperlink r:id="rId16" w:history="1">
+        <w:hyperlink r:id="rId12" w:history="1">
           <w:r>
             <w:rPr>
               <w:rStyle w:val="Hyperlink"/>
@@ -2274,7 +2394,7 @@
           <w:sz w:val="24"/>
           <w:u w:val="single"/>
         </w:rPr>
-        <w:hyperlink r:id="rId16" w:history="1">
+        <w:hyperlink r:id="rId12" w:history="1">
           <w:r>
             <w:rPr>
               <w:rStyle w:val="Hyperlink"/>
@@ -2292,7 +2412,7 @@
           <w:sz w:val="24"/>
           <w:u w:val="single"/>
         </w:rPr>
-        <w:hyperlink r:id="rId16" w:history="1">
+        <w:hyperlink r:id="rId12" w:history="1">
           <w:r>
             <w:rPr>
               <w:rStyle w:val="Hyperlink"/>
@@ -3380,7 +3500,6 @@
           <w:i w:val="0"/>
           <w:color w:val="0000FF"/>
           <w:sz w:val="24"/>
-          <w:u w:val="single"/>
         </w:rPr>
         <w:t>/</w:t>
       </w:r>
@@ -3479,7 +3598,6 @@
       </w:r>
       <w:r>
         <w:rPr>
-          <w:u w:val="single" w:color="0000ff"/>
           <w:rFonts w:ascii="Charis SIL Regular" w:hAnsi="Charis SIL Regular" w:eastAsia="Charis SIL Regular"/>
           <w:b w:val="0"/>
           <w:i w:val="0"/>
@@ -3504,7 +3622,7 @@
           <w:sz w:val="24"/>
           <w:u w:val="single"/>
         </w:rPr>
-        <w:hyperlink r:id="rId18" w:history="1">
+        <w:hyperlink r:id="rId17" w:history="1">
           <w:r>
             <w:rPr>
               <w:rStyle w:val="Hyperlink"/>
@@ -3533,7 +3651,7 @@
           <w:sz w:val="24"/>
           <w:u w:val="single"/>
         </w:rPr>
-        <w:hyperlink r:id="rId18" w:history="1">
+        <w:hyperlink r:id="rId17" w:history="1">
           <w:r>
             <w:rPr>
               <w:rStyle w:val="Hyperlink"/>
@@ -3551,7 +3669,7 @@
           <w:sz w:val="24"/>
           <w:u w:val="single"/>
         </w:rPr>
-        <w:hyperlink r:id="rId18" w:history="1">
+        <w:hyperlink r:id="rId17" w:history="1">
           <w:r>
             <w:rPr>
               <w:rStyle w:val="Hyperlink"/>
@@ -3562,7 +3680,6 @@
       </w:r>
       <w:r>
         <w:rPr>
-          <w:u w:val="single" w:color="0000ff"/>
           <w:rFonts w:ascii="Charis SIL Regular" w:hAnsi="Charis SIL Regular" w:eastAsia="Charis SIL Regular"/>
           <w:b w:val="0"/>
           <w:i w:val="0"/>
@@ -3587,7 +3704,7 @@
           <w:sz w:val="24"/>
           <w:u w:val="single"/>
         </w:rPr>
-        <w:hyperlink r:id="rId19" w:history="1">
+        <w:hyperlink r:id="rId18" w:history="1">
           <w:r>
             <w:rPr>
               <w:rStyle w:val="Hyperlink"/>
@@ -3616,7 +3733,7 @@
           <w:sz w:val="24"/>
           <w:u w:val="single"/>
         </w:rPr>
-        <w:hyperlink r:id="rId19" w:history="1">
+        <w:hyperlink r:id="rId18" w:history="1">
           <w:r>
             <w:rPr>
               <w:rStyle w:val="Hyperlink"/>
@@ -3737,7 +3854,7 @@
           <w:sz w:val="24"/>
           <w:u w:val="single"/>
         </w:rPr>
-        <w:hyperlink r:id="rId20" w:history="1">
+        <w:hyperlink r:id="rId19" w:history="1">
           <w:r>
             <w:rPr>
               <w:rStyle w:val="Hyperlink"/>
@@ -3766,7 +3883,7 @@
           <w:sz w:val="24"/>
           <w:u w:val="single"/>
         </w:rPr>
-        <w:hyperlink r:id="rId20" w:history="1">
+        <w:hyperlink r:id="rId19" w:history="1">
           <w:r>
             <w:rPr>
               <w:rStyle w:val="Hyperlink"/>
@@ -3794,7 +3911,7 @@
           <w:sz w:val="24"/>
           <w:u w:val="single"/>
         </w:rPr>
-        <w:hyperlink r:id="rId21" w:history="1">
+        <w:hyperlink r:id="rId20" w:history="1">
           <w:r>
             <w:rPr>
               <w:rStyle w:val="Hyperlink"/>
@@ -3812,7 +3929,7 @@
           <w:sz w:val="24"/>
           <w:u w:val="single"/>
         </w:rPr>
-        <w:hyperlink r:id="rId21" w:history="1">
+        <w:hyperlink r:id="rId20" w:history="1">
           <w:r>
             <w:rPr>
               <w:rStyle w:val="Hyperlink"/>
@@ -3830,7 +3947,7 @@
           <w:sz w:val="24"/>
           <w:u w:val="single"/>
         </w:rPr>
-        <w:hyperlink r:id="rId21" w:history="1">
+        <w:hyperlink r:id="rId20" w:history="1">
           <w:r>
             <w:rPr>
               <w:rStyle w:val="Hyperlink"/>
@@ -3948,7 +4065,7 @@
           <w:sz w:val="24"/>
           <w:u w:val="single"/>
         </w:rPr>
-        <w:hyperlink r:id="rId22" w:history="1">
+        <w:hyperlink r:id="rId21" w:history="1">
           <w:r>
             <w:rPr>
               <w:rStyle w:val="Hyperlink"/>
@@ -3977,7 +4094,7 @@
           <w:sz w:val="24"/>
           <w:u w:val="single"/>
         </w:rPr>
-        <w:hyperlink r:id="rId22" w:history="1">
+        <w:hyperlink r:id="rId21" w:history="1">
           <w:r>
             <w:rPr>
               <w:rStyle w:val="Hyperlink"/>
@@ -4005,7 +4122,7 @@
           <w:sz w:val="24"/>
           <w:u w:val="single"/>
         </w:rPr>
-        <w:hyperlink r:id="rId23" w:history="1">
+        <w:hyperlink r:id="rId22" w:history="1">
           <w:r>
             <w:rPr>
               <w:rStyle w:val="Hyperlink"/>
@@ -4023,7 +4140,7 @@
           <w:sz w:val="24"/>
           <w:u w:val="single"/>
         </w:rPr>
-        <w:hyperlink r:id="rId23" w:history="1">
+        <w:hyperlink r:id="rId22" w:history="1">
           <w:r>
             <w:rPr>
               <w:rStyle w:val="Hyperlink"/>
@@ -4041,7 +4158,7 @@
           <w:sz w:val="24"/>
           <w:u w:val="single"/>
         </w:rPr>
-        <w:hyperlink r:id="rId23" w:history="1">
+        <w:hyperlink r:id="rId22" w:history="1">
           <w:r>
             <w:rPr>
               <w:rStyle w:val="Hyperlink"/>
@@ -4059,7 +4176,7 @@
           <w:sz w:val="24"/>
           <w:u w:val="single"/>
         </w:rPr>
-        <w:hyperlink r:id="rId23" w:history="1">
+        <w:hyperlink r:id="rId22" w:history="1">
           <w:r>
             <w:rPr>
               <w:rStyle w:val="Hyperlink"/>

--- a/EXPORTS/DOCX/published/niveau2/English/Science.docx
+++ b/EXPORTS/DOCX/published/niveau2/English/Science.docx
@@ -946,7 +946,6 @@
       </w:r>
       <w:r>
         <w:rPr>
-          <w:u w:val="single" w:color="0000ff"/>
           <w:rFonts w:ascii="Charis SIL Regular" w:hAnsi="Charis SIL Regular" w:eastAsia="Charis SIL Regular"/>
           <w:b w:val="0"/>
           <w:i w:val="0"/>
@@ -3651,7 +3650,7 @@
           <w:sz w:val="24"/>
           <w:u w:val="single"/>
         </w:rPr>
-        <w:hyperlink r:id="rId17" w:history="1">
+        <w:hyperlink r:id="rId18" w:history="1">
           <w:r>
             <w:rPr>
               <w:rStyle w:val="Hyperlink"/>
@@ -3669,7 +3668,7 @@
           <w:sz w:val="24"/>
           <w:u w:val="single"/>
         </w:rPr>
-        <w:hyperlink r:id="rId17" w:history="1">
+        <w:hyperlink r:id="rId18" w:history="1">
           <w:r>
             <w:rPr>
               <w:rStyle w:val="Hyperlink"/>
@@ -3680,6 +3679,7 @@
       </w:r>
       <w:r>
         <w:rPr>
+          <w:u w:val="single" w:color="0000ff"/>
           <w:rFonts w:ascii="Charis SIL Regular" w:hAnsi="Charis SIL Regular" w:eastAsia="Charis SIL Regular"/>
           <w:b w:val="0"/>
           <w:i w:val="0"/>
@@ -3704,7 +3704,7 @@
           <w:sz w:val="24"/>
           <w:u w:val="single"/>
         </w:rPr>
-        <w:hyperlink r:id="rId18" w:history="1">
+        <w:hyperlink r:id="rId19" w:history="1">
           <w:r>
             <w:rPr>
               <w:rStyle w:val="Hyperlink"/>
@@ -3733,7 +3733,7 @@
           <w:sz w:val="24"/>
           <w:u w:val="single"/>
         </w:rPr>
-        <w:hyperlink r:id="rId18" w:history="1">
+        <w:hyperlink r:id="rId19" w:history="1">
           <w:r>
             <w:rPr>
               <w:rStyle w:val="Hyperlink"/>
@@ -3854,7 +3854,7 @@
           <w:sz w:val="24"/>
           <w:u w:val="single"/>
         </w:rPr>
-        <w:hyperlink r:id="rId19" w:history="1">
+        <w:hyperlink r:id="rId20" w:history="1">
           <w:r>
             <w:rPr>
               <w:rStyle w:val="Hyperlink"/>
@@ -3883,7 +3883,7 @@
           <w:sz w:val="24"/>
           <w:u w:val="single"/>
         </w:rPr>
-        <w:hyperlink r:id="rId19" w:history="1">
+        <w:hyperlink r:id="rId20" w:history="1">
           <w:r>
             <w:rPr>
               <w:rStyle w:val="Hyperlink"/>
@@ -3911,7 +3911,7 @@
           <w:sz w:val="24"/>
           <w:u w:val="single"/>
         </w:rPr>
-        <w:hyperlink r:id="rId20" w:history="1">
+        <w:hyperlink r:id="rId21" w:history="1">
           <w:r>
             <w:rPr>
               <w:rStyle w:val="Hyperlink"/>
@@ -3929,7 +3929,7 @@
           <w:sz w:val="24"/>
           <w:u w:val="single"/>
         </w:rPr>
-        <w:hyperlink r:id="rId20" w:history="1">
+        <w:hyperlink r:id="rId21" w:history="1">
           <w:r>
             <w:rPr>
               <w:rStyle w:val="Hyperlink"/>
@@ -3947,7 +3947,7 @@
           <w:sz w:val="24"/>
           <w:u w:val="single"/>
         </w:rPr>
-        <w:hyperlink r:id="rId20" w:history="1">
+        <w:hyperlink r:id="rId21" w:history="1">
           <w:r>
             <w:rPr>
               <w:rStyle w:val="Hyperlink"/>
@@ -4065,7 +4065,7 @@
           <w:sz w:val="24"/>
           <w:u w:val="single"/>
         </w:rPr>
-        <w:hyperlink r:id="rId21" w:history="1">
+        <w:hyperlink r:id="rId22" w:history="1">
           <w:r>
             <w:rPr>
               <w:rStyle w:val="Hyperlink"/>
@@ -4094,7 +4094,7 @@
           <w:sz w:val="24"/>
           <w:u w:val="single"/>
         </w:rPr>
-        <w:hyperlink r:id="rId21" w:history="1">
+        <w:hyperlink r:id="rId22" w:history="1">
           <w:r>
             <w:rPr>
               <w:rStyle w:val="Hyperlink"/>
@@ -4122,7 +4122,7 @@
           <w:sz w:val="24"/>
           <w:u w:val="single"/>
         </w:rPr>
-        <w:hyperlink r:id="rId22" w:history="1">
+        <w:hyperlink r:id="rId23" w:history="1">
           <w:r>
             <w:rPr>
               <w:rStyle w:val="Hyperlink"/>
@@ -4140,7 +4140,7 @@
           <w:sz w:val="24"/>
           <w:u w:val="single"/>
         </w:rPr>
-        <w:hyperlink r:id="rId22" w:history="1">
+        <w:hyperlink r:id="rId23" w:history="1">
           <w:r>
             <w:rPr>
               <w:rStyle w:val="Hyperlink"/>
@@ -4158,7 +4158,7 @@
           <w:sz w:val="24"/>
           <w:u w:val="single"/>
         </w:rPr>
-        <w:hyperlink r:id="rId22" w:history="1">
+        <w:hyperlink r:id="rId23" w:history="1">
           <w:r>
             <w:rPr>
               <w:rStyle w:val="Hyperlink"/>
@@ -4176,7 +4176,7 @@
           <w:sz w:val="24"/>
           <w:u w:val="single"/>
         </w:rPr>
-        <w:hyperlink r:id="rId22" w:history="1">
+        <w:hyperlink r:id="rId23" w:history="1">
           <w:r>
             <w:rPr>
               <w:rStyle w:val="Hyperlink"/>

--- a/EXPORTS/DOCX/published/niveau2/English/Science.docx
+++ b/EXPORTS/DOCX/published/niveau2/English/Science.docx
@@ -963,7 +963,7 @@
           <w:sz w:val="24"/>
           <w:u w:val="single"/>
         </w:rPr>
-        <w:hyperlink r:id="rId12" w:history="1">
+        <w:hyperlink r:id="rId11" w:history="1">
           <w:r>
             <w:rPr>
               <w:rStyle w:val="Hyperlink"/>
@@ -981,7 +981,7 @@
           <w:sz w:val="24"/>
           <w:u w:val="single"/>
         </w:rPr>
-        <w:hyperlink r:id="rId12" w:history="1">
+        <w:hyperlink r:id="rId11" w:history="1">
           <w:r>
             <w:rPr>
               <w:rStyle w:val="Hyperlink"/>
@@ -999,7 +999,7 @@
           <w:sz w:val="24"/>
           <w:u w:val="single"/>
         </w:rPr>
-        <w:hyperlink r:id="rId12" w:history="1">
+        <w:hyperlink r:id="rId11" w:history="1">
           <w:r>
             <w:rPr>
               <w:rStyle w:val="Hyperlink"/>
@@ -1028,7 +1028,7 @@
           <w:sz w:val="24"/>
           <w:u w:val="single"/>
         </w:rPr>
-        <w:hyperlink r:id="rId12" w:history="1">
+        <w:hyperlink r:id="rId11" w:history="1">
           <w:r>
             <w:rPr>
               <w:rStyle w:val="Hyperlink"/>
@@ -1046,7 +1046,7 @@
           <w:sz w:val="24"/>
           <w:u w:val="single"/>
         </w:rPr>
-        <w:hyperlink r:id="rId12" w:history="1">
+        <w:hyperlink r:id="rId11" w:history="1">
           <w:r>
             <w:rPr>
               <w:rStyle w:val="Hyperlink"/>
@@ -1064,7 +1064,7 @@
           <w:sz w:val="24"/>
           <w:u w:val="single"/>
         </w:rPr>
-        <w:hyperlink r:id="rId12" w:history="1">
+        <w:hyperlink r:id="rId11" w:history="1">
           <w:r>
             <w:rPr>
               <w:rStyle w:val="Hyperlink"/>
@@ -1082,7 +1082,7 @@
           <w:sz w:val="24"/>
           <w:u w:val="single"/>
         </w:rPr>
-        <w:hyperlink r:id="rId12" w:history="1">
+        <w:hyperlink r:id="rId11" w:history="1">
           <w:r>
             <w:rPr>
               <w:rStyle w:val="Hyperlink"/>
@@ -1176,7 +1176,7 @@
           <w:sz w:val="24"/>
           <w:u w:val="single"/>
         </w:rPr>
-        <w:hyperlink r:id="rId11" w:history="1">
+        <w:hyperlink r:id="rId12" w:history="1">
           <w:r>
             <w:rPr>
               <w:rStyle w:val="Hyperlink"/>
@@ -1205,7 +1205,7 @@
           <w:sz w:val="24"/>
           <w:u w:val="single"/>
         </w:rPr>
-        <w:hyperlink r:id="rId11" w:history="1">
+        <w:hyperlink r:id="rId12" w:history="1">
           <w:r>
             <w:rPr>
               <w:rStyle w:val="Hyperlink"/>
@@ -1223,7 +1223,7 @@
           <w:sz w:val="24"/>
           <w:u w:val="single"/>
         </w:rPr>
-        <w:hyperlink r:id="rId11" w:history="1">
+        <w:hyperlink r:id="rId12" w:history="1">
           <w:r>
             <w:rPr>
               <w:rStyle w:val="Hyperlink"/>
@@ -1308,14 +1308,7 @@
           <w:color w:val="000000"/>
           <w:sz w:val="24"/>
         </w:rPr>
-        <w:hyperlink r:id="rId12" w:history="1">
-          <w:r>
-            <w:rPr>
-              <w:rStyle w:val="Hyperlink"/>
-            </w:rPr>
-            <w:t>nds Academ</w:t>
-          </w:r>
-        </w:hyperlink>
+        <w:t>nds Academ</w:t>
       </w:r>
       <w:r>
         <w:rPr>
@@ -2328,7 +2321,7 @@
           <w:sz w:val="24"/>
           <w:u w:val="single"/>
         </w:rPr>
-        <w:hyperlink r:id="rId12" w:history="1">
+        <w:hyperlink r:id="rId16" w:history="1">
           <w:r>
             <w:rPr>
               <w:rStyle w:val="Hyperlink"/>
@@ -2357,7 +2350,7 @@
           <w:sz w:val="24"/>
           <w:u w:val="single"/>
         </w:rPr>
-        <w:hyperlink r:id="rId12" w:history="1">
+        <w:hyperlink r:id="rId16" w:history="1">
           <w:r>
             <w:rPr>
               <w:rStyle w:val="Hyperlink"/>
@@ -2375,7 +2368,7 @@
           <w:sz w:val="24"/>
           <w:u w:val="single"/>
         </w:rPr>
-        <w:hyperlink r:id="rId12" w:history="1">
+        <w:hyperlink r:id="rId16" w:history="1">
           <w:r>
             <w:rPr>
               <w:rStyle w:val="Hyperlink"/>
@@ -2393,7 +2386,7 @@
           <w:sz w:val="24"/>
           <w:u w:val="single"/>
         </w:rPr>
-        <w:hyperlink r:id="rId12" w:history="1">
+        <w:hyperlink r:id="rId16" w:history="1">
           <w:r>
             <w:rPr>
               <w:rStyle w:val="Hyperlink"/>
@@ -2411,7 +2404,7 @@
           <w:sz w:val="24"/>
           <w:u w:val="single"/>
         </w:rPr>
-        <w:hyperlink r:id="rId12" w:history="1">
+        <w:hyperlink r:id="rId16" w:history="1">
           <w:r>
             <w:rPr>
               <w:rStyle w:val="Hyperlink"/>
@@ -3062,7 +3055,7 @@
           <w:sz w:val="24"/>
           <w:u w:val="single"/>
         </w:rPr>
-        <w:t>Royal Zeeland Scientific So</w:t>
+        <w:t>Royal Zeeland Scientific Soc</w:t>
       </w:r>
       <w:r>
         <w:rPr>
@@ -3073,7 +3066,7 @@
           <w:sz w:val="24"/>
           <w:u w:val="single"/>
         </w:rPr>
-        <w:t>c</w:t>
+        <w:t>iet</w:t>
       </w:r>
       <w:r>
         <w:rPr>
@@ -3082,9 +3075,8 @@
           <w:i w:val="0"/>
           <w:color w:val="0000FF"/>
           <w:sz w:val="24"/>
-          <w:u w:val="single"/>
-        </w:rPr>
-        <w:t>iety</w:t>
+        </w:rPr>
+        <w:t>y</w:t>
       </w:r>
       <w:r>
         <w:br/>
@@ -3650,7 +3642,7 @@
           <w:sz w:val="24"/>
           <w:u w:val="single"/>
         </w:rPr>
-        <w:hyperlink r:id="rId18" w:history="1">
+        <w:hyperlink r:id="rId17" w:history="1">
           <w:r>
             <w:rPr>
               <w:rStyle w:val="Hyperlink"/>
@@ -3668,7 +3660,7 @@
           <w:sz w:val="24"/>
           <w:u w:val="single"/>
         </w:rPr>
-        <w:hyperlink r:id="rId18" w:history="1">
+        <w:hyperlink r:id="rId17" w:history="1">
           <w:r>
             <w:rPr>
               <w:rStyle w:val="Hyperlink"/>
@@ -3679,7 +3671,6 @@
       </w:r>
       <w:r>
         <w:rPr>
-          <w:u w:val="single" w:color="0000ff"/>
           <w:rFonts w:ascii="Charis SIL Regular" w:hAnsi="Charis SIL Regular" w:eastAsia="Charis SIL Regular"/>
           <w:b w:val="0"/>
           <w:i w:val="0"/>
@@ -3704,7 +3695,7 @@
           <w:sz w:val="24"/>
           <w:u w:val="single"/>
         </w:rPr>
-        <w:hyperlink r:id="rId19" w:history="1">
+        <w:hyperlink r:id="rId18" w:history="1">
           <w:r>
             <w:rPr>
               <w:rStyle w:val="Hyperlink"/>
@@ -3733,7 +3724,7 @@
           <w:sz w:val="24"/>
           <w:u w:val="single"/>
         </w:rPr>
-        <w:hyperlink r:id="rId19" w:history="1">
+        <w:hyperlink r:id="rId18" w:history="1">
           <w:r>
             <w:rPr>
               <w:rStyle w:val="Hyperlink"/>
@@ -3854,7 +3845,7 @@
           <w:sz w:val="24"/>
           <w:u w:val="single"/>
         </w:rPr>
-        <w:hyperlink r:id="rId20" w:history="1">
+        <w:hyperlink r:id="rId19" w:history="1">
           <w:r>
             <w:rPr>
               <w:rStyle w:val="Hyperlink"/>
@@ -3883,7 +3874,7 @@
           <w:sz w:val="24"/>
           <w:u w:val="single"/>
         </w:rPr>
-        <w:hyperlink r:id="rId20" w:history="1">
+        <w:hyperlink r:id="rId19" w:history="1">
           <w:r>
             <w:rPr>
               <w:rStyle w:val="Hyperlink"/>
@@ -3911,7 +3902,7 @@
           <w:sz w:val="24"/>
           <w:u w:val="single"/>
         </w:rPr>
-        <w:hyperlink r:id="rId21" w:history="1">
+        <w:hyperlink r:id="rId20" w:history="1">
           <w:r>
             <w:rPr>
               <w:rStyle w:val="Hyperlink"/>
@@ -3929,7 +3920,7 @@
           <w:sz w:val="24"/>
           <w:u w:val="single"/>
         </w:rPr>
-        <w:hyperlink r:id="rId21" w:history="1">
+        <w:hyperlink r:id="rId20" w:history="1">
           <w:r>
             <w:rPr>
               <w:rStyle w:val="Hyperlink"/>
@@ -3947,7 +3938,7 @@
           <w:sz w:val="24"/>
           <w:u w:val="single"/>
         </w:rPr>
-        <w:hyperlink r:id="rId21" w:history="1">
+        <w:hyperlink r:id="rId20" w:history="1">
           <w:r>
             <w:rPr>
               <w:rStyle w:val="Hyperlink"/>
@@ -4065,7 +4056,7 @@
           <w:sz w:val="24"/>
           <w:u w:val="single"/>
         </w:rPr>
-        <w:hyperlink r:id="rId22" w:history="1">
+        <w:hyperlink r:id="rId21" w:history="1">
           <w:r>
             <w:rPr>
               <w:rStyle w:val="Hyperlink"/>
@@ -4094,7 +4085,7 @@
           <w:sz w:val="24"/>
           <w:u w:val="single"/>
         </w:rPr>
-        <w:hyperlink r:id="rId22" w:history="1">
+        <w:hyperlink r:id="rId21" w:history="1">
           <w:r>
             <w:rPr>
               <w:rStyle w:val="Hyperlink"/>
@@ -4122,7 +4113,7 @@
           <w:sz w:val="24"/>
           <w:u w:val="single"/>
         </w:rPr>
-        <w:hyperlink r:id="rId23" w:history="1">
+        <w:hyperlink r:id="rId22" w:history="1">
           <w:r>
             <w:rPr>
               <w:rStyle w:val="Hyperlink"/>
@@ -4140,7 +4131,7 @@
           <w:sz w:val="24"/>
           <w:u w:val="single"/>
         </w:rPr>
-        <w:hyperlink r:id="rId23" w:history="1">
+        <w:hyperlink r:id="rId22" w:history="1">
           <w:r>
             <w:rPr>
               <w:rStyle w:val="Hyperlink"/>
@@ -4158,7 +4149,7 @@
           <w:sz w:val="24"/>
           <w:u w:val="single"/>
         </w:rPr>
-        <w:hyperlink r:id="rId23" w:history="1">
+        <w:hyperlink r:id="rId22" w:history="1">
           <w:r>
             <w:rPr>
               <w:rStyle w:val="Hyperlink"/>
@@ -4176,7 +4167,7 @@
           <w:sz w:val="24"/>
           <w:u w:val="single"/>
         </w:rPr>
-        <w:hyperlink r:id="rId23" w:history="1">
+        <w:hyperlink r:id="rId22" w:history="1">
           <w:r>
             <w:rPr>
               <w:rStyle w:val="Hyperlink"/>

--- a/EXPORTS/DOCX/published/niveau2/English/Science.docx
+++ b/EXPORTS/DOCX/published/niveau2/English/Science.docx
@@ -963,7 +963,7 @@
           <w:sz w:val="24"/>
           <w:u w:val="single"/>
         </w:rPr>
-        <w:hyperlink r:id="rId11" w:history="1">
+        <w:hyperlink r:id="rId12" w:history="1">
           <w:r>
             <w:rPr>
               <w:rStyle w:val="Hyperlink"/>
@@ -981,7 +981,7 @@
           <w:sz w:val="24"/>
           <w:u w:val="single"/>
         </w:rPr>
-        <w:hyperlink r:id="rId11" w:history="1">
+        <w:hyperlink r:id="rId12" w:history="1">
           <w:r>
             <w:rPr>
               <w:rStyle w:val="Hyperlink"/>
@@ -999,7 +999,7 @@
           <w:sz w:val="24"/>
           <w:u w:val="single"/>
         </w:rPr>
-        <w:hyperlink r:id="rId11" w:history="1">
+        <w:hyperlink r:id="rId12" w:history="1">
           <w:r>
             <w:rPr>
               <w:rStyle w:val="Hyperlink"/>
@@ -1028,7 +1028,7 @@
           <w:sz w:val="24"/>
           <w:u w:val="single"/>
         </w:rPr>
-        <w:hyperlink r:id="rId11" w:history="1">
+        <w:hyperlink r:id="rId12" w:history="1">
           <w:r>
             <w:rPr>
               <w:rStyle w:val="Hyperlink"/>
@@ -1046,7 +1046,7 @@
           <w:sz w:val="24"/>
           <w:u w:val="single"/>
         </w:rPr>
-        <w:hyperlink r:id="rId11" w:history="1">
+        <w:hyperlink r:id="rId12" w:history="1">
           <w:r>
             <w:rPr>
               <w:rStyle w:val="Hyperlink"/>
@@ -1064,7 +1064,7 @@
           <w:sz w:val="24"/>
           <w:u w:val="single"/>
         </w:rPr>
-        <w:hyperlink r:id="rId11" w:history="1">
+        <w:hyperlink r:id="rId12" w:history="1">
           <w:r>
             <w:rPr>
               <w:rStyle w:val="Hyperlink"/>
@@ -1082,7 +1082,7 @@
           <w:sz w:val="24"/>
           <w:u w:val="single"/>
         </w:rPr>
-        <w:hyperlink r:id="rId11" w:history="1">
+        <w:hyperlink r:id="rId12" w:history="1">
           <w:r>
             <w:rPr>
               <w:rStyle w:val="Hyperlink"/>
@@ -1308,7 +1308,14 @@
           <w:color w:val="000000"/>
           <w:sz w:val="24"/>
         </w:rPr>
-        <w:t>nds Academ</w:t>
+        <w:hyperlink r:id="rId12" w:history="1">
+          <w:r>
+            <w:rPr>
+              <w:rStyle w:val="Hyperlink"/>
+            </w:rPr>
+            <w:t>nds Academ</w:t>
+          </w:r>
+        </w:hyperlink>
       </w:r>
       <w:r>
         <w:rPr>
@@ -3474,15 +3481,9 @@
           <w:i w:val="0"/>
           <w:color w:val="0000FF"/>
           <w:sz w:val="24"/>
-        </w:rPr>
-        <w:hyperlink r:id="rId17" w:history="1">
-          <w:r>
-            <w:rPr>
-              <w:rStyle w:val="Hyperlink"/>
-            </w:rPr>
-            <w:t>s</w:t>
-          </w:r>
-        </w:hyperlink>
+          <w:u w:val="single"/>
+        </w:rPr>
+        <w:t>s</w:t>
       </w:r>
       <w:r>
         <w:rPr>
@@ -3595,6 +3596,81 @@
           <w:color w:val="000000"/>
           <w:sz w:val="24"/>
         </w:rPr>
+        <w:t xml:space="preserve">, </w:t>
+      </w:r>
+      <w:r>
+        <w:rPr>
+          <w:rFonts w:ascii="Charis SIL Regular" w:hAnsi="Charis SIL Regular" w:eastAsia="Charis SIL Regular"/>
+          <w:b w:val="0"/>
+          <w:i w:val="0"/>
+          <w:color w:val="0000FF"/>
+          <w:sz w:val="24"/>
+          <w:u w:val="single"/>
+        </w:rPr>
+        <w:hyperlink r:id="rId18" w:history="1">
+          <w:r>
+            <w:rPr>
+              <w:rStyle w:val="Hyperlink"/>
+            </w:rPr>
+            <w:t>ISBN</w:t>
+          </w:r>
+        </w:hyperlink>
+      </w:r>
+      <w:r>
+        <w:rPr>
+          <w:rFonts w:ascii="Charis SIL Regular" w:hAnsi="Charis SIL Regular" w:eastAsia="Charis SIL Regular"/>
+          <w:b w:val="0"/>
+          <w:i w:val="0"/>
+          <w:color w:val="0000FF"/>
+          <w:sz w:val="24"/>
+          <w:u w:val="single"/>
+        </w:rPr>
+        <w:t xml:space="preserve"> </w:t>
+      </w:r>
+      <w:r>
+        <w:rPr>
+          <w:rFonts w:ascii="Charis SIL Regular" w:hAnsi="Charis SIL Regular" w:eastAsia="Charis SIL Regular"/>
+          <w:b w:val="0"/>
+          <w:i w:val="0"/>
+          <w:color w:val="0000FF"/>
+          <w:sz w:val="24"/>
+          <w:u w:val="single"/>
+        </w:rPr>
+        <w:hyperlink r:id="rId18" w:history="1">
+          <w:r>
+            <w:rPr>
+              <w:rStyle w:val="Hyperlink"/>
+            </w:rPr>
+            <w:t>9</w:t>
+          </w:r>
+        </w:hyperlink>
+      </w:r>
+      <w:r>
+        <w:rPr>
+          <w:rFonts w:ascii="Charis SIL Regular" w:hAnsi="Charis SIL Regular" w:eastAsia="Charis SIL Regular"/>
+          <w:b w:val="0"/>
+          <w:i w:val="0"/>
+          <w:color w:val="0000FF"/>
+          <w:sz w:val="24"/>
+          <w:u w:val="single"/>
+        </w:rPr>
+        <w:hyperlink r:id="rId17" w:history="1">
+          <w:r>
+            <w:rPr>
+              <w:rStyle w:val="Hyperlink"/>
+            </w:rPr>
+            <w:t>789004257870</w:t>
+          </w:r>
+        </w:hyperlink>
+      </w:r>
+      <w:r>
+        <w:rPr>
+          <w:rFonts w:ascii="Charis SIL Regular" w:hAnsi="Charis SIL Regular" w:eastAsia="Charis SIL Regular"/>
+          <w:b w:val="0"/>
+          <w:i w:val="0"/>
+          <w:color w:val="000000"/>
+          <w:sz w:val="24"/>
+        </w:rPr>
         <w:hyperlink r:id="rId17" w:history="1">
           <w:r>
             <w:rPr>
@@ -3613,89 +3689,7 @@
           <w:sz w:val="24"/>
           <w:u w:val="single"/>
         </w:rPr>
-        <w:hyperlink r:id="rId17" w:history="1">
-          <w:r>
-            <w:rPr>
-              <w:rStyle w:val="Hyperlink"/>
-            </w:rPr>
-            <w:t>ISBN</w:t>
-          </w:r>
-        </w:hyperlink>
-      </w:r>
-      <w:r>
-        <w:rPr>
-          <w:rFonts w:ascii="Charis SIL Regular" w:hAnsi="Charis SIL Regular" w:eastAsia="Charis SIL Regular"/>
-          <w:b w:val="0"/>
-          <w:i w:val="0"/>
-          <w:color w:val="0000FF"/>
-          <w:sz w:val="24"/>
-          <w:u w:val="single"/>
-        </w:rPr>
-        <w:t xml:space="preserve"> </w:t>
-      </w:r>
-      <w:r>
-        <w:rPr>
-          <w:rFonts w:ascii="Charis SIL Regular" w:hAnsi="Charis SIL Regular" w:eastAsia="Charis SIL Regular"/>
-          <w:b w:val="0"/>
-          <w:i w:val="0"/>
-          <w:color w:val="0000FF"/>
-          <w:sz w:val="24"/>
-          <w:u w:val="single"/>
-        </w:rPr>
-        <w:hyperlink r:id="rId17" w:history="1">
-          <w:r>
-            <w:rPr>
-              <w:rStyle w:val="Hyperlink"/>
-            </w:rPr>
-            <w:t>9</w:t>
-          </w:r>
-        </w:hyperlink>
-      </w:r>
-      <w:r>
-        <w:rPr>
-          <w:rFonts w:ascii="Charis SIL Regular" w:hAnsi="Charis SIL Regular" w:eastAsia="Charis SIL Regular"/>
-          <w:b w:val="0"/>
-          <w:i w:val="0"/>
-          <w:color w:val="0000FF"/>
-          <w:sz w:val="24"/>
-          <w:u w:val="single"/>
-        </w:rPr>
-        <w:hyperlink r:id="rId17" w:history="1">
-          <w:r>
-            <w:rPr>
-              <w:rStyle w:val="Hyperlink"/>
-            </w:rPr>
-            <w:t>789004257870</w:t>
-          </w:r>
-        </w:hyperlink>
-      </w:r>
-      <w:r>
-        <w:rPr>
-          <w:rFonts w:ascii="Charis SIL Regular" w:hAnsi="Charis SIL Regular" w:eastAsia="Charis SIL Regular"/>
-          <w:b w:val="0"/>
-          <w:i w:val="0"/>
-          <w:color w:val="000000"/>
-          <w:sz w:val="24"/>
-        </w:rPr>
-        <w:hyperlink r:id="rId17" w:history="1">
-          <w:r>
-            <w:rPr>
-              <w:rStyle w:val="Hyperlink"/>
-            </w:rPr>
-            <w:t xml:space="preserve">, </w:t>
-          </w:r>
-        </w:hyperlink>
-      </w:r>
-      <w:r>
-        <w:rPr>
-          <w:rFonts w:ascii="Charis SIL Regular" w:hAnsi="Charis SIL Regular" w:eastAsia="Charis SIL Regular"/>
-          <w:b w:val="0"/>
-          <w:i w:val="0"/>
-          <w:color w:val="0000FF"/>
-          <w:sz w:val="24"/>
-          <w:u w:val="single"/>
-        </w:rPr>
-        <w:hyperlink r:id="rId18" w:history="1">
+        <w:hyperlink r:id="rId19" w:history="1">
           <w:r>
             <w:rPr>
               <w:rStyle w:val="Hyperlink"/>
@@ -3724,7 +3718,7 @@
           <w:sz w:val="24"/>
           <w:u w:val="single"/>
         </w:rPr>
-        <w:hyperlink r:id="rId18" w:history="1">
+        <w:hyperlink r:id="rId19" w:history="1">
           <w:r>
             <w:rPr>
               <w:rStyle w:val="Hyperlink"/>
@@ -3845,7 +3839,7 @@
           <w:sz w:val="24"/>
           <w:u w:val="single"/>
         </w:rPr>
-        <w:hyperlink r:id="rId19" w:history="1">
+        <w:hyperlink r:id="rId20" w:history="1">
           <w:r>
             <w:rPr>
               <w:rStyle w:val="Hyperlink"/>
@@ -3874,7 +3868,7 @@
           <w:sz w:val="24"/>
           <w:u w:val="single"/>
         </w:rPr>
-        <w:hyperlink r:id="rId19" w:history="1">
+        <w:hyperlink r:id="rId20" w:history="1">
           <w:r>
             <w:rPr>
               <w:rStyle w:val="Hyperlink"/>
@@ -3902,7 +3896,7 @@
           <w:sz w:val="24"/>
           <w:u w:val="single"/>
         </w:rPr>
-        <w:hyperlink r:id="rId20" w:history="1">
+        <w:hyperlink r:id="rId21" w:history="1">
           <w:r>
             <w:rPr>
               <w:rStyle w:val="Hyperlink"/>
@@ -3920,7 +3914,7 @@
           <w:sz w:val="24"/>
           <w:u w:val="single"/>
         </w:rPr>
-        <w:hyperlink r:id="rId20" w:history="1">
+        <w:hyperlink r:id="rId21" w:history="1">
           <w:r>
             <w:rPr>
               <w:rStyle w:val="Hyperlink"/>
@@ -3938,7 +3932,7 @@
           <w:sz w:val="24"/>
           <w:u w:val="single"/>
         </w:rPr>
-        <w:hyperlink r:id="rId20" w:history="1">
+        <w:hyperlink r:id="rId21" w:history="1">
           <w:r>
             <w:rPr>
               <w:rStyle w:val="Hyperlink"/>
@@ -4056,7 +4050,7 @@
           <w:sz w:val="24"/>
           <w:u w:val="single"/>
         </w:rPr>
-        <w:hyperlink r:id="rId21" w:history="1">
+        <w:hyperlink r:id="rId22" w:history="1">
           <w:r>
             <w:rPr>
               <w:rStyle w:val="Hyperlink"/>
@@ -4085,7 +4079,7 @@
           <w:sz w:val="24"/>
           <w:u w:val="single"/>
         </w:rPr>
-        <w:hyperlink r:id="rId21" w:history="1">
+        <w:hyperlink r:id="rId22" w:history="1">
           <w:r>
             <w:rPr>
               <w:rStyle w:val="Hyperlink"/>
@@ -4113,7 +4107,7 @@
           <w:sz w:val="24"/>
           <w:u w:val="single"/>
         </w:rPr>
-        <w:hyperlink r:id="rId22" w:history="1">
+        <w:hyperlink r:id="rId23" w:history="1">
           <w:r>
             <w:rPr>
               <w:rStyle w:val="Hyperlink"/>
@@ -4131,7 +4125,7 @@
           <w:sz w:val="24"/>
           <w:u w:val="single"/>
         </w:rPr>
-        <w:hyperlink r:id="rId22" w:history="1">
+        <w:hyperlink r:id="rId23" w:history="1">
           <w:r>
             <w:rPr>
               <w:rStyle w:val="Hyperlink"/>
@@ -4149,7 +4143,7 @@
           <w:sz w:val="24"/>
           <w:u w:val="single"/>
         </w:rPr>
-        <w:hyperlink r:id="rId22" w:history="1">
+        <w:hyperlink r:id="rId23" w:history="1">
           <w:r>
             <w:rPr>
               <w:rStyle w:val="Hyperlink"/>
@@ -4167,7 +4161,7 @@
           <w:sz w:val="24"/>
           <w:u w:val="single"/>
         </w:rPr>
-        <w:hyperlink r:id="rId22" w:history="1">
+        <w:hyperlink r:id="rId23" w:history="1">
           <w:r>
             <w:rPr>
               <w:rStyle w:val="Hyperlink"/>

--- a/EXPORTS/DOCX/published/niveau2/English/Science.docx
+++ b/EXPORTS/DOCX/published/niveau2/English/Science.docx
@@ -963,7 +963,7 @@
           <w:sz w:val="24"/>
           <w:u w:val="single"/>
         </w:rPr>
-        <w:hyperlink r:id="rId12" w:history="1">
+        <w:hyperlink r:id="rId11" w:history="1">
           <w:r>
             <w:rPr>
               <w:rStyle w:val="Hyperlink"/>
@@ -981,7 +981,7 @@
           <w:sz w:val="24"/>
           <w:u w:val="single"/>
         </w:rPr>
-        <w:hyperlink r:id="rId12" w:history="1">
+        <w:hyperlink r:id="rId11" w:history="1">
           <w:r>
             <w:rPr>
               <w:rStyle w:val="Hyperlink"/>
@@ -999,7 +999,7 @@
           <w:sz w:val="24"/>
           <w:u w:val="single"/>
         </w:rPr>
-        <w:hyperlink r:id="rId12" w:history="1">
+        <w:hyperlink r:id="rId11" w:history="1">
           <w:r>
             <w:rPr>
               <w:rStyle w:val="Hyperlink"/>
@@ -1028,7 +1028,7 @@
           <w:sz w:val="24"/>
           <w:u w:val="single"/>
         </w:rPr>
-        <w:hyperlink r:id="rId12" w:history="1">
+        <w:hyperlink r:id="rId11" w:history="1">
           <w:r>
             <w:rPr>
               <w:rStyle w:val="Hyperlink"/>
@@ -1100,36 +1100,7 @@
           <w:sz w:val="24"/>
           <w:u w:val="single"/>
         </w:rPr>
-        <w:t xml:space="preserve"> </w:t>
-      </w:r>
-      <w:r>
-        <w:rPr>
-          <w:rFonts w:ascii="Charis SIL Regular" w:hAnsi="Charis SIL Regular" w:eastAsia="Charis SIL Regular"/>
-          <w:b w:val="0"/>
-          <w:i w:val="0"/>
-          <w:color w:val="0000FF"/>
-          <w:sz w:val="24"/>
-          <w:u w:val="single"/>
-        </w:rPr>
-        <w:hyperlink r:id="rId12" w:history="1">
-          <w:r>
-            <w:rPr>
-              <w:rStyle w:val="Hyperlink"/>
-            </w:rPr>
-            <w:t>der</w:t>
-          </w:r>
-        </w:hyperlink>
-      </w:r>
-      <w:r>
-        <w:rPr>
-          <w:rFonts w:ascii="Charis SIL Regular" w:hAnsi="Charis SIL Regular" w:eastAsia="Charis SIL Regular"/>
-          <w:b w:val="0"/>
-          <w:i w:val="0"/>
-          <w:color w:val="0000FF"/>
-          <w:sz w:val="24"/>
-          <w:u w:val="single"/>
-        </w:rPr>
-        <w:t xml:space="preserve"> </w:t>
+        <w:t xml:space="preserve"> der </w:t>
       </w:r>
       <w:r>
         <w:rPr>
@@ -1223,7 +1194,7 @@
           <w:sz w:val="24"/>
           <w:u w:val="single"/>
         </w:rPr>
-        <w:hyperlink r:id="rId12" w:history="1">
+        <w:hyperlink r:id="rId11" w:history="1">
           <w:r>
             <w:rPr>
               <w:rStyle w:val="Hyperlink"/>
@@ -1252,7 +1223,7 @@
           <w:sz w:val="24"/>
           <w:u w:val="single"/>
         </w:rPr>
-        <w:hyperlink r:id="rId12" w:history="1">
+        <w:hyperlink r:id="rId11" w:history="1">
           <w:r>
             <w:rPr>
               <w:rStyle w:val="Hyperlink"/>
@@ -1297,148 +1268,7 @@
           <w:color w:val="000000"/>
           <w:sz w:val="24"/>
         </w:rPr>
-        <w:t>Netherla</w:t>
-      </w:r>
-      <w:r>
-        <w:rPr>
-          <w:u w:val="single" w:color="0000ff"/>
-          <w:rFonts w:ascii="Charis SIL Regular" w:hAnsi="Charis SIL Regular" w:eastAsia="Charis SIL Regular"/>
-          <w:b w:val="0"/>
-          <w:i w:val="0"/>
-          <w:color w:val="000000"/>
-          <w:sz w:val="24"/>
-        </w:rPr>
-        <w:hyperlink r:id="rId12" w:history="1">
-          <w:r>
-            <w:rPr>
-              <w:rStyle w:val="Hyperlink"/>
-            </w:rPr>
-            <w:t>nds Academ</w:t>
-          </w:r>
-        </w:hyperlink>
-      </w:r>
-      <w:r>
-        <w:rPr>
-          <w:u w:val="single" w:color="0000ff"/>
-          <w:rFonts w:ascii="Charis SIL Regular" w:hAnsi="Charis SIL Regular" w:eastAsia="Charis SIL Regular"/>
-          <w:b w:val="0"/>
-          <w:i w:val="0"/>
-          <w:color w:val="000000"/>
-          <w:sz w:val="24"/>
-        </w:rPr>
-        <w:hyperlink r:id="rId12" w:history="1">
-          <w:r>
-            <w:rPr>
-              <w:rStyle w:val="Hyperlink"/>
-            </w:rPr>
-            <w:t>y of Arts and</w:t>
-          </w:r>
-        </w:hyperlink>
-      </w:r>
-      <w:r>
-        <w:rPr>
-          <w:u w:val="single" w:color="0000ff"/>
-          <w:rFonts w:ascii="Charis SIL Regular" w:hAnsi="Charis SIL Regular" w:eastAsia="Charis SIL Regular"/>
-          <w:b w:val="0"/>
-          <w:i w:val="0"/>
-          <w:color w:val="000000"/>
-          <w:sz w:val="24"/>
-        </w:rPr>
-        <w:t xml:space="preserve"> </w:t>
-      </w:r>
-      <w:r>
-        <w:rPr>
-          <w:u w:val="single" w:color="0000ff"/>
-          <w:rFonts w:ascii="Charis SIL Regular" w:hAnsi="Charis SIL Regular" w:eastAsia="Charis SIL Regular"/>
-          <w:b w:val="0"/>
-          <w:i w:val="0"/>
-          <w:color w:val="000000"/>
-          <w:sz w:val="24"/>
-        </w:rPr>
-        <w:hyperlink r:id="rId12" w:history="1">
-          <w:r>
-            <w:rPr>
-              <w:rStyle w:val="Hyperlink"/>
-            </w:rPr>
-            <w:t>Sci</w:t>
-          </w:r>
-        </w:hyperlink>
-      </w:r>
-      <w:r>
-        <w:rPr>
-          <w:u w:val="single" w:color="0000ff"/>
-          <w:rFonts w:ascii="Charis SIL Regular" w:hAnsi="Charis SIL Regular" w:eastAsia="Charis SIL Regular"/>
-          <w:b w:val="0"/>
-          <w:i w:val="0"/>
-          <w:color w:val="000000"/>
-          <w:sz w:val="24"/>
-        </w:rPr>
-        <w:hyperlink r:id="rId12" w:history="1">
-          <w:r>
-            <w:rPr>
-              <w:rStyle w:val="Hyperlink"/>
-            </w:rPr>
-            <w:t>e</w:t>
-          </w:r>
-        </w:hyperlink>
-      </w:r>
-      <w:r>
-        <w:rPr>
-          <w:u w:val="single" w:color="0000ff"/>
-          <w:rFonts w:ascii="Charis SIL Regular" w:hAnsi="Charis SIL Regular" w:eastAsia="Charis SIL Regular"/>
-          <w:b w:val="0"/>
-          <w:i w:val="0"/>
-          <w:color w:val="000000"/>
-          <w:sz w:val="24"/>
-        </w:rPr>
-        <w:hyperlink r:id="rId12" w:history="1">
-          <w:r>
-            <w:rPr>
-              <w:rStyle w:val="Hyperlink"/>
-            </w:rPr>
-            <w:t>nces (K</w:t>
-          </w:r>
-        </w:hyperlink>
-      </w:r>
-      <w:r>
-        <w:rPr>
-          <w:u w:val="single" w:color="0000ff"/>
-          <w:rFonts w:ascii="Charis SIL Regular" w:hAnsi="Charis SIL Regular" w:eastAsia="Charis SIL Regular"/>
-          <w:b w:val="0"/>
-          <w:i w:val="0"/>
-          <w:color w:val="000000"/>
-          <w:sz w:val="24"/>
-        </w:rPr>
-        <w:t>N</w:t>
-      </w:r>
-      <w:r>
-        <w:rPr>
-          <w:u w:val="single" w:color="0000ff"/>
-          <w:rFonts w:ascii="Charis SIL Regular" w:hAnsi="Charis SIL Regular" w:eastAsia="Charis SIL Regular"/>
-          <w:b w:val="0"/>
-          <w:i w:val="0"/>
-          <w:color w:val="000000"/>
-          <w:sz w:val="24"/>
-        </w:rPr>
-        <w:hyperlink r:id="rId12" w:history="1">
-          <w:r>
-            <w:rPr>
-              <w:rStyle w:val="Hyperlink"/>
-            </w:rPr>
-            <w:t>A</w:t>
-          </w:r>
-        </w:hyperlink>
-      </w:r>
-      <w:r>
-        <w:rPr>
-          <w:u w:val="single" w:color="0000ff"/>
-          <w:rFonts w:ascii="Charis SIL Regular" w:hAnsi="Charis SIL Regular" w:eastAsia="Charis SIL Regular"/>
-          <w:b w:val="0"/>
-          <w:i w:val="0"/>
-          <w:color w:val="000000"/>
-          <w:sz w:val="24"/>
-        </w:rPr>
-        <w:t>W</w:t>
+        <w:t>Netherlands Academy of Arts and Sciences (KNAW</w:t>
       </w:r>
       <w:r>
         <w:rPr>
@@ -2328,7 +2158,7 @@
           <w:sz w:val="24"/>
           <w:u w:val="single"/>
         </w:rPr>
-        <w:hyperlink r:id="rId16" w:history="1">
+        <w:hyperlink r:id="rId12" w:history="1">
           <w:r>
             <w:rPr>
               <w:rStyle w:val="Hyperlink"/>
@@ -2357,7 +2187,7 @@
           <w:sz w:val="24"/>
           <w:u w:val="single"/>
         </w:rPr>
-        <w:hyperlink r:id="rId16" w:history="1">
+        <w:hyperlink r:id="rId12" w:history="1">
           <w:r>
             <w:rPr>
               <w:rStyle w:val="Hyperlink"/>
@@ -2375,7 +2205,7 @@
           <w:sz w:val="24"/>
           <w:u w:val="single"/>
         </w:rPr>
-        <w:hyperlink r:id="rId16" w:history="1">
+        <w:hyperlink r:id="rId12" w:history="1">
           <w:r>
             <w:rPr>
               <w:rStyle w:val="Hyperlink"/>
@@ -2393,7 +2223,7 @@
           <w:sz w:val="24"/>
           <w:u w:val="single"/>
         </w:rPr>
-        <w:hyperlink r:id="rId16" w:history="1">
+        <w:hyperlink r:id="rId12" w:history="1">
           <w:r>
             <w:rPr>
               <w:rStyle w:val="Hyperlink"/>
@@ -2411,7 +2241,7 @@
           <w:sz w:val="24"/>
           <w:u w:val="single"/>
         </w:rPr>
-        <w:hyperlink r:id="rId16" w:history="1">
+        <w:hyperlink r:id="rId12" w:history="1">
           <w:r>
             <w:rPr>
               <w:rStyle w:val="Hyperlink"/>
@@ -3062,7 +2892,7 @@
           <w:sz w:val="24"/>
           <w:u w:val="single"/>
         </w:rPr>
-        <w:t>Royal Zeeland Scientific Soc</w:t>
+        <w:t>Royal Zeeland Scientific So</w:t>
       </w:r>
       <w:r>
         <w:rPr>
@@ -3073,7 +2903,7 @@
           <w:sz w:val="24"/>
           <w:u w:val="single"/>
         </w:rPr>
-        <w:t>iet</w:t>
+        <w:t>c</w:t>
       </w:r>
       <w:r>
         <w:rPr>
@@ -3082,8 +2912,9 @@
           <w:i w:val="0"/>
           <w:color w:val="0000FF"/>
           <w:sz w:val="24"/>
-        </w:rPr>
-        <w:t>y</w:t>
+          <w:u w:val="single"/>
+        </w:rPr>
+        <w:t>iety</w:t>
       </w:r>
       <w:r>
         <w:br/>
@@ -3481,9 +3312,15 @@
           <w:i w:val="0"/>
           <w:color w:val="0000FF"/>
           <w:sz w:val="24"/>
-          <w:u w:val="single"/>
-        </w:rPr>
-        <w:t>s</w:t>
+        </w:rPr>
+        <w:hyperlink r:id="rId17" w:history="1">
+          <w:r>
+            <w:rPr>
+              <w:rStyle w:val="Hyperlink"/>
+            </w:rPr>
+            <w:t>s</w:t>
+          </w:r>
+        </w:hyperlink>
       </w:r>
       <w:r>
         <w:rPr>
@@ -3596,7 +3433,14 @@
           <w:color w:val="000000"/>
           <w:sz w:val="24"/>
         </w:rPr>
-        <w:t xml:space="preserve">, </w:t>
+        <w:hyperlink r:id="rId17" w:history="1">
+          <w:r>
+            <w:rPr>
+              <w:rStyle w:val="Hyperlink"/>
+            </w:rPr>
+            <w:t xml:space="preserve">, </w:t>
+          </w:r>
+        </w:hyperlink>
       </w:r>
       <w:r>
         <w:rPr>
@@ -3607,7 +3451,7 @@
           <w:sz w:val="24"/>
           <w:u w:val="single"/>
         </w:rPr>
-        <w:hyperlink r:id="rId18" w:history="1">
+        <w:hyperlink r:id="rId17" w:history="1">
           <w:r>
             <w:rPr>
               <w:rStyle w:val="Hyperlink"/>
@@ -3636,7 +3480,7 @@
           <w:sz w:val="24"/>
           <w:u w:val="single"/>
         </w:rPr>
-        <w:hyperlink r:id="rId18" w:history="1">
+        <w:hyperlink r:id="rId17" w:history="1">
           <w:r>
             <w:rPr>
               <w:rStyle w:val="Hyperlink"/>
@@ -3689,7 +3533,7 @@
           <w:sz w:val="24"/>
           <w:u w:val="single"/>
         </w:rPr>
-        <w:hyperlink r:id="rId19" w:history="1">
+        <w:hyperlink r:id="rId18" w:history="1">
           <w:r>
             <w:rPr>
               <w:rStyle w:val="Hyperlink"/>
@@ -3718,7 +3562,7 @@
           <w:sz w:val="24"/>
           <w:u w:val="single"/>
         </w:rPr>
-        <w:hyperlink r:id="rId19" w:history="1">
+        <w:hyperlink r:id="rId18" w:history="1">
           <w:r>
             <w:rPr>
               <w:rStyle w:val="Hyperlink"/>
@@ -3839,7 +3683,7 @@
           <w:sz w:val="24"/>
           <w:u w:val="single"/>
         </w:rPr>
-        <w:hyperlink r:id="rId20" w:history="1">
+        <w:hyperlink r:id="rId19" w:history="1">
           <w:r>
             <w:rPr>
               <w:rStyle w:val="Hyperlink"/>
@@ -3868,7 +3712,7 @@
           <w:sz w:val="24"/>
           <w:u w:val="single"/>
         </w:rPr>
-        <w:hyperlink r:id="rId20" w:history="1">
+        <w:hyperlink r:id="rId19" w:history="1">
           <w:r>
             <w:rPr>
               <w:rStyle w:val="Hyperlink"/>
@@ -3896,7 +3740,7 @@
           <w:sz w:val="24"/>
           <w:u w:val="single"/>
         </w:rPr>
-        <w:hyperlink r:id="rId21" w:history="1">
+        <w:hyperlink r:id="rId20" w:history="1">
           <w:r>
             <w:rPr>
               <w:rStyle w:val="Hyperlink"/>
@@ -3914,7 +3758,7 @@
           <w:sz w:val="24"/>
           <w:u w:val="single"/>
         </w:rPr>
-        <w:hyperlink r:id="rId21" w:history="1">
+        <w:hyperlink r:id="rId20" w:history="1">
           <w:r>
             <w:rPr>
               <w:rStyle w:val="Hyperlink"/>
@@ -3932,7 +3776,7 @@
           <w:sz w:val="24"/>
           <w:u w:val="single"/>
         </w:rPr>
-        <w:hyperlink r:id="rId21" w:history="1">
+        <w:hyperlink r:id="rId20" w:history="1">
           <w:r>
             <w:rPr>
               <w:rStyle w:val="Hyperlink"/>
@@ -4050,7 +3894,7 @@
           <w:sz w:val="24"/>
           <w:u w:val="single"/>
         </w:rPr>
-        <w:hyperlink r:id="rId22" w:history="1">
+        <w:hyperlink r:id="rId21" w:history="1">
           <w:r>
             <w:rPr>
               <w:rStyle w:val="Hyperlink"/>
@@ -4079,7 +3923,7 @@
           <w:sz w:val="24"/>
           <w:u w:val="single"/>
         </w:rPr>
-        <w:hyperlink r:id="rId22" w:history="1">
+        <w:hyperlink r:id="rId21" w:history="1">
           <w:r>
             <w:rPr>
               <w:rStyle w:val="Hyperlink"/>
@@ -4107,7 +3951,7 @@
           <w:sz w:val="24"/>
           <w:u w:val="single"/>
         </w:rPr>
-        <w:hyperlink r:id="rId23" w:history="1">
+        <w:hyperlink r:id="rId22" w:history="1">
           <w:r>
             <w:rPr>
               <w:rStyle w:val="Hyperlink"/>
@@ -4125,7 +3969,7 @@
           <w:sz w:val="24"/>
           <w:u w:val="single"/>
         </w:rPr>
-        <w:hyperlink r:id="rId23" w:history="1">
+        <w:hyperlink r:id="rId22" w:history="1">
           <w:r>
             <w:rPr>
               <w:rStyle w:val="Hyperlink"/>
@@ -4143,7 +3987,7 @@
           <w:sz w:val="24"/>
           <w:u w:val="single"/>
         </w:rPr>
-        <w:hyperlink r:id="rId23" w:history="1">
+        <w:hyperlink r:id="rId22" w:history="1">
           <w:r>
             <w:rPr>
               <w:rStyle w:val="Hyperlink"/>
@@ -4161,7 +4005,7 @@
           <w:sz w:val="24"/>
           <w:u w:val="single"/>
         </w:rPr>
-        <w:hyperlink r:id="rId23" w:history="1">
+        <w:hyperlink r:id="rId22" w:history="1">
           <w:r>
             <w:rPr>
               <w:rStyle w:val="Hyperlink"/>

--- a/EXPORTS/DOCX/published/niveau2/English/Science.docx
+++ b/EXPORTS/DOCX/published/niveau2/English/Science.docx
@@ -1028,7 +1028,7 @@
           <w:sz w:val="24"/>
           <w:u w:val="single"/>
         </w:rPr>
-        <w:hyperlink r:id="rId11" w:history="1">
+        <w:hyperlink r:id="rId12" w:history="1">
           <w:r>
             <w:rPr>
               <w:rStyle w:val="Hyperlink"/>
@@ -1100,7 +1100,36 @@
           <w:sz w:val="24"/>
           <w:u w:val="single"/>
         </w:rPr>
-        <w:t xml:space="preserve"> der </w:t>
+        <w:t xml:space="preserve"> </w:t>
+      </w:r>
+      <w:r>
+        <w:rPr>
+          <w:rFonts w:ascii="Charis SIL Regular" w:hAnsi="Charis SIL Regular" w:eastAsia="Charis SIL Regular"/>
+          <w:b w:val="0"/>
+          <w:i w:val="0"/>
+          <w:color w:val="0000FF"/>
+          <w:sz w:val="24"/>
+          <w:u w:val="single"/>
+        </w:rPr>
+        <w:hyperlink r:id="rId12" w:history="1">
+          <w:r>
+            <w:rPr>
+              <w:rStyle w:val="Hyperlink"/>
+            </w:rPr>
+            <w:t>der</w:t>
+          </w:r>
+        </w:hyperlink>
+      </w:r>
+      <w:r>
+        <w:rPr>
+          <w:rFonts w:ascii="Charis SIL Regular" w:hAnsi="Charis SIL Regular" w:eastAsia="Charis SIL Regular"/>
+          <w:b w:val="0"/>
+          <w:i w:val="0"/>
+          <w:color w:val="0000FF"/>
+          <w:sz w:val="24"/>
+          <w:u w:val="single"/>
+        </w:rPr>
+        <w:t xml:space="preserve"> </w:t>
       </w:r>
       <w:r>
         <w:rPr>
@@ -1194,7 +1223,7 @@
           <w:sz w:val="24"/>
           <w:u w:val="single"/>
         </w:rPr>
-        <w:hyperlink r:id="rId11" w:history="1">
+        <w:hyperlink r:id="rId12" w:history="1">
           <w:r>
             <w:rPr>
               <w:rStyle w:val="Hyperlink"/>
@@ -1223,7 +1252,7 @@
           <w:sz w:val="24"/>
           <w:u w:val="single"/>
         </w:rPr>
-        <w:hyperlink r:id="rId11" w:history="1">
+        <w:hyperlink r:id="rId12" w:history="1">
           <w:r>
             <w:rPr>
               <w:rStyle w:val="Hyperlink"/>
@@ -1268,7 +1297,141 @@
           <w:color w:val="000000"/>
           <w:sz w:val="24"/>
         </w:rPr>
-        <w:t>Netherlands Academy of Arts and Sciences (KNAW</w:t>
+        <w:t>Netherla</w:t>
+      </w:r>
+      <w:r>
+        <w:rPr>
+          <w:u w:val="single" w:color="0000ff"/>
+          <w:rFonts w:ascii="Charis SIL Regular" w:hAnsi="Charis SIL Regular" w:eastAsia="Charis SIL Regular"/>
+          <w:b w:val="0"/>
+          <w:i w:val="0"/>
+          <w:color w:val="000000"/>
+          <w:sz w:val="24"/>
+        </w:rPr>
+        <w:t>nds Academ</w:t>
+      </w:r>
+      <w:r>
+        <w:rPr>
+          <w:u w:val="single" w:color="0000ff"/>
+          <w:rFonts w:ascii="Charis SIL Regular" w:hAnsi="Charis SIL Regular" w:eastAsia="Charis SIL Regular"/>
+          <w:b w:val="0"/>
+          <w:i w:val="0"/>
+          <w:color w:val="000000"/>
+          <w:sz w:val="24"/>
+        </w:rPr>
+        <w:hyperlink r:id="rId12" w:history="1">
+          <w:r>
+            <w:rPr>
+              <w:rStyle w:val="Hyperlink"/>
+            </w:rPr>
+            <w:t>y of Arts and</w:t>
+          </w:r>
+        </w:hyperlink>
+      </w:r>
+      <w:r>
+        <w:rPr>
+          <w:u w:val="single" w:color="0000ff"/>
+          <w:rFonts w:ascii="Charis SIL Regular" w:hAnsi="Charis SIL Regular" w:eastAsia="Charis SIL Regular"/>
+          <w:b w:val="0"/>
+          <w:i w:val="0"/>
+          <w:color w:val="000000"/>
+          <w:sz w:val="24"/>
+        </w:rPr>
+        <w:t xml:space="preserve"> </w:t>
+      </w:r>
+      <w:r>
+        <w:rPr>
+          <w:u w:val="single" w:color="0000ff"/>
+          <w:rFonts w:ascii="Charis SIL Regular" w:hAnsi="Charis SIL Regular" w:eastAsia="Charis SIL Regular"/>
+          <w:b w:val="0"/>
+          <w:i w:val="0"/>
+          <w:color w:val="000000"/>
+          <w:sz w:val="24"/>
+        </w:rPr>
+        <w:hyperlink r:id="rId12" w:history="1">
+          <w:r>
+            <w:rPr>
+              <w:rStyle w:val="Hyperlink"/>
+            </w:rPr>
+            <w:t>Sci</w:t>
+          </w:r>
+        </w:hyperlink>
+      </w:r>
+      <w:r>
+        <w:rPr>
+          <w:u w:val="single" w:color="0000ff"/>
+          <w:rFonts w:ascii="Charis SIL Regular" w:hAnsi="Charis SIL Regular" w:eastAsia="Charis SIL Regular"/>
+          <w:b w:val="0"/>
+          <w:i w:val="0"/>
+          <w:color w:val="000000"/>
+          <w:sz w:val="24"/>
+        </w:rPr>
+        <w:hyperlink r:id="rId12" w:history="1">
+          <w:r>
+            <w:rPr>
+              <w:rStyle w:val="Hyperlink"/>
+            </w:rPr>
+            <w:t>e</w:t>
+          </w:r>
+        </w:hyperlink>
+      </w:r>
+      <w:r>
+        <w:rPr>
+          <w:u w:val="single" w:color="0000ff"/>
+          <w:rFonts w:ascii="Charis SIL Regular" w:hAnsi="Charis SIL Regular" w:eastAsia="Charis SIL Regular"/>
+          <w:b w:val="0"/>
+          <w:i w:val="0"/>
+          <w:color w:val="000000"/>
+          <w:sz w:val="24"/>
+        </w:rPr>
+        <w:hyperlink r:id="rId12" w:history="1">
+          <w:r>
+            <w:rPr>
+              <w:rStyle w:val="Hyperlink"/>
+            </w:rPr>
+            <w:t>nces (K</w:t>
+          </w:r>
+        </w:hyperlink>
+      </w:r>
+      <w:r>
+        <w:rPr>
+          <w:u w:val="single" w:color="0000ff"/>
+          <w:rFonts w:ascii="Charis SIL Regular" w:hAnsi="Charis SIL Regular" w:eastAsia="Charis SIL Regular"/>
+          <w:b w:val="0"/>
+          <w:i w:val="0"/>
+          <w:color w:val="000000"/>
+          <w:sz w:val="24"/>
+        </w:rPr>
+        <w:t>N</w:t>
+      </w:r>
+      <w:r>
+        <w:rPr>
+          <w:u w:val="single" w:color="0000ff"/>
+          <w:rFonts w:ascii="Charis SIL Regular" w:hAnsi="Charis SIL Regular" w:eastAsia="Charis SIL Regular"/>
+          <w:b w:val="0"/>
+          <w:i w:val="0"/>
+          <w:color w:val="000000"/>
+          <w:sz w:val="24"/>
+        </w:rPr>
+        <w:hyperlink r:id="rId12" w:history="1">
+          <w:r>
+            <w:rPr>
+              <w:rStyle w:val="Hyperlink"/>
+            </w:rPr>
+            <w:t>A</w:t>
+          </w:r>
+        </w:hyperlink>
+      </w:r>
+      <w:r>
+        <w:rPr>
+          <w:u w:val="single" w:color="0000ff"/>
+          <w:rFonts w:ascii="Charis SIL Regular" w:hAnsi="Charis SIL Regular" w:eastAsia="Charis SIL Regular"/>
+          <w:b w:val="0"/>
+          <w:i w:val="0"/>
+          <w:color w:val="000000"/>
+          <w:sz w:val="24"/>
+        </w:rPr>
+        <w:t>W</w:t>
       </w:r>
       <w:r>
         <w:rPr>
@@ -2158,7 +2321,7 @@
           <w:sz w:val="24"/>
           <w:u w:val="single"/>
         </w:rPr>
-        <w:hyperlink r:id="rId12" w:history="1">
+        <w:hyperlink r:id="rId16" w:history="1">
           <w:r>
             <w:rPr>
               <w:rStyle w:val="Hyperlink"/>
@@ -2187,7 +2350,7 @@
           <w:sz w:val="24"/>
           <w:u w:val="single"/>
         </w:rPr>
-        <w:hyperlink r:id="rId12" w:history="1">
+        <w:hyperlink r:id="rId16" w:history="1">
           <w:r>
             <w:rPr>
               <w:rStyle w:val="Hyperlink"/>
@@ -2205,7 +2368,7 @@
           <w:sz w:val="24"/>
           <w:u w:val="single"/>
         </w:rPr>
-        <w:hyperlink r:id="rId12" w:history="1">
+        <w:hyperlink r:id="rId16" w:history="1">
           <w:r>
             <w:rPr>
               <w:rStyle w:val="Hyperlink"/>
@@ -2223,7 +2386,7 @@
           <w:sz w:val="24"/>
           <w:u w:val="single"/>
         </w:rPr>
-        <w:hyperlink r:id="rId12" w:history="1">
+        <w:hyperlink r:id="rId16" w:history="1">
           <w:r>
             <w:rPr>
               <w:rStyle w:val="Hyperlink"/>
@@ -2241,7 +2404,7 @@
           <w:sz w:val="24"/>
           <w:u w:val="single"/>
         </w:rPr>
-        <w:hyperlink r:id="rId12" w:history="1">
+        <w:hyperlink r:id="rId16" w:history="1">
           <w:r>
             <w:rPr>
               <w:rStyle w:val="Hyperlink"/>
@@ -2892,7 +3055,7 @@
           <w:sz w:val="24"/>
           <w:u w:val="single"/>
         </w:rPr>
-        <w:t>Royal Zeeland Scientific So</w:t>
+        <w:t>Royal Zeeland Scientific Soc</w:t>
       </w:r>
       <w:r>
         <w:rPr>
@@ -2903,7 +3066,7 @@
           <w:sz w:val="24"/>
           <w:u w:val="single"/>
         </w:rPr>
-        <w:t>c</w:t>
+        <w:t>iet</w:t>
       </w:r>
       <w:r>
         <w:rPr>
@@ -2912,9 +3075,8 @@
           <w:i w:val="0"/>
           <w:color w:val="0000FF"/>
           <w:sz w:val="24"/>
-          <w:u w:val="single"/>
-        </w:rPr>
-        <w:t>iety</w:t>
+        </w:rPr>
+        <w:t>y</w:t>
       </w:r>
       <w:r>
         <w:br/>

--- a/EXPORTS/DOCX/published/niveau2/English/Science.docx
+++ b/EXPORTS/DOCX/published/niveau2/English/Science.docx
@@ -963,7 +963,7 @@
           <w:sz w:val="24"/>
           <w:u w:val="single"/>
         </w:rPr>
-        <w:hyperlink r:id="rId11" w:history="1">
+        <w:hyperlink r:id="rId12" w:history="1">
           <w:r>
             <w:rPr>
               <w:rStyle w:val="Hyperlink"/>
@@ -981,7 +981,7 @@
           <w:sz w:val="24"/>
           <w:u w:val="single"/>
         </w:rPr>
-        <w:hyperlink r:id="rId11" w:history="1">
+        <w:hyperlink r:id="rId12" w:history="1">
           <w:r>
             <w:rPr>
               <w:rStyle w:val="Hyperlink"/>
@@ -999,7 +999,7 @@
           <w:sz w:val="24"/>
           <w:u w:val="single"/>
         </w:rPr>
-        <w:hyperlink r:id="rId11" w:history="1">
+        <w:hyperlink r:id="rId12" w:history="1">
           <w:r>
             <w:rPr>
               <w:rStyle w:val="Hyperlink"/>
@@ -1308,7 +1308,14 @@
           <w:color w:val="000000"/>
           <w:sz w:val="24"/>
         </w:rPr>
-        <w:t>nds Academ</w:t>
+        <w:hyperlink r:id="rId12" w:history="1">
+          <w:r>
+            <w:rPr>
+              <w:rStyle w:val="Hyperlink"/>
+            </w:rPr>
+            <w:t>nds Academ</w:t>
+          </w:r>
+        </w:hyperlink>
       </w:r>
       <w:r>
         <w:rPr>

--- a/EXPORTS/DOCX/published/niveau2/English/Science.docx
+++ b/EXPORTS/DOCX/published/niveau2/English/Science.docx
@@ -248,25 +248,7 @@
           <w:color w:val="000000"/>
           <w:sz w:val="24"/>
         </w:rPr>
-        <w:t>the end of the nineteenth century, during which 50 f</w:t>
-      </w:r>
-      <w:r>
-        <w:rPr>
-          <w:u w:val="single" w:color="0000ff"/>
-          <w:rFonts w:ascii="Charis SIL Regular" w:hAnsi="Charis SIL Regular" w:eastAsia="Charis SIL Regular"/>
-          <w:b w:val="0"/>
-          <w:i w:val="0"/>
-          <w:color w:val="000000"/>
-          <w:sz w:val="24"/>
-        </w:rPr>
-        <w:hyperlink r:id="rId9" w:history="1">
-          <w:r>
-            <w:rPr>
-              <w:rStyle w:val="Hyperlink"/>
-            </w:rPr>
-            <w:t>orced la</w:t>
-          </w:r>
-        </w:hyperlink>
+        <w:t>the end of the nineteenth century, during which 50 forced la</w:t>
       </w:r>
       <w:r>
         <w:rPr>
@@ -946,6 +928,7 @@
       </w:r>
       <w:r>
         <w:rPr>
+          <w:u w:val="single" w:color="0000ff"/>
           <w:rFonts w:ascii="Charis SIL Regular" w:hAnsi="Charis SIL Regular" w:eastAsia="Charis SIL Regular"/>
           <w:b w:val="0"/>
           <w:i w:val="0"/>
@@ -1158,7 +1141,7 @@
           <w:sz w:val="24"/>
           <w:u w:val="single"/>
         </w:rPr>
-        <w:hyperlink r:id="rId12" w:history="1">
+        <w:hyperlink r:id="rId11" w:history="1">
           <w:r>
             <w:rPr>
               <w:rStyle w:val="Hyperlink"/>
@@ -1176,7 +1159,7 @@
           <w:sz w:val="24"/>
           <w:u w:val="single"/>
         </w:rPr>
-        <w:hyperlink r:id="rId12" w:history="1">
+        <w:hyperlink r:id="rId11" w:history="1">
           <w:r>
             <w:rPr>
               <w:rStyle w:val="Hyperlink"/>
@@ -1205,7 +1188,7 @@
           <w:sz w:val="24"/>
           <w:u w:val="single"/>
         </w:rPr>
-        <w:hyperlink r:id="rId12" w:history="1">
+        <w:hyperlink r:id="rId11" w:history="1">
           <w:r>
             <w:rPr>
               <w:rStyle w:val="Hyperlink"/>
@@ -1223,7 +1206,7 @@
           <w:sz w:val="24"/>
           <w:u w:val="single"/>
         </w:rPr>
-        <w:hyperlink r:id="rId12" w:history="1">
+        <w:hyperlink r:id="rId11" w:history="1">
           <w:r>
             <w:rPr>
               <w:rStyle w:val="Hyperlink"/>
@@ -1297,148 +1280,7 @@
           <w:color w:val="000000"/>
           <w:sz w:val="24"/>
         </w:rPr>
-        <w:t>Netherla</w:t>
-      </w:r>
-      <w:r>
-        <w:rPr>
-          <w:u w:val="single" w:color="0000ff"/>
-          <w:rFonts w:ascii="Charis SIL Regular" w:hAnsi="Charis SIL Regular" w:eastAsia="Charis SIL Regular"/>
-          <w:b w:val="0"/>
-          <w:i w:val="0"/>
-          <w:color w:val="000000"/>
-          <w:sz w:val="24"/>
-        </w:rPr>
-        <w:hyperlink r:id="rId12" w:history="1">
-          <w:r>
-            <w:rPr>
-              <w:rStyle w:val="Hyperlink"/>
-            </w:rPr>
-            <w:t>nds Academ</w:t>
-          </w:r>
-        </w:hyperlink>
-      </w:r>
-      <w:r>
-        <w:rPr>
-          <w:u w:val="single" w:color="0000ff"/>
-          <w:rFonts w:ascii="Charis SIL Regular" w:hAnsi="Charis SIL Regular" w:eastAsia="Charis SIL Regular"/>
-          <w:b w:val="0"/>
-          <w:i w:val="0"/>
-          <w:color w:val="000000"/>
-          <w:sz w:val="24"/>
-        </w:rPr>
-        <w:hyperlink r:id="rId12" w:history="1">
-          <w:r>
-            <w:rPr>
-              <w:rStyle w:val="Hyperlink"/>
-            </w:rPr>
-            <w:t>y of Arts and</w:t>
-          </w:r>
-        </w:hyperlink>
-      </w:r>
-      <w:r>
-        <w:rPr>
-          <w:u w:val="single" w:color="0000ff"/>
-          <w:rFonts w:ascii="Charis SIL Regular" w:hAnsi="Charis SIL Regular" w:eastAsia="Charis SIL Regular"/>
-          <w:b w:val="0"/>
-          <w:i w:val="0"/>
-          <w:color w:val="000000"/>
-          <w:sz w:val="24"/>
-        </w:rPr>
-        <w:t xml:space="preserve"> </w:t>
-      </w:r>
-      <w:r>
-        <w:rPr>
-          <w:u w:val="single" w:color="0000ff"/>
-          <w:rFonts w:ascii="Charis SIL Regular" w:hAnsi="Charis SIL Regular" w:eastAsia="Charis SIL Regular"/>
-          <w:b w:val="0"/>
-          <w:i w:val="0"/>
-          <w:color w:val="000000"/>
-          <w:sz w:val="24"/>
-        </w:rPr>
-        <w:hyperlink r:id="rId12" w:history="1">
-          <w:r>
-            <w:rPr>
-              <w:rStyle w:val="Hyperlink"/>
-            </w:rPr>
-            <w:t>Sci</w:t>
-          </w:r>
-        </w:hyperlink>
-      </w:r>
-      <w:r>
-        <w:rPr>
-          <w:u w:val="single" w:color="0000ff"/>
-          <w:rFonts w:ascii="Charis SIL Regular" w:hAnsi="Charis SIL Regular" w:eastAsia="Charis SIL Regular"/>
-          <w:b w:val="0"/>
-          <w:i w:val="0"/>
-          <w:color w:val="000000"/>
-          <w:sz w:val="24"/>
-        </w:rPr>
-        <w:hyperlink r:id="rId12" w:history="1">
-          <w:r>
-            <w:rPr>
-              <w:rStyle w:val="Hyperlink"/>
-            </w:rPr>
-            <w:t>e</w:t>
-          </w:r>
-        </w:hyperlink>
-      </w:r>
-      <w:r>
-        <w:rPr>
-          <w:u w:val="single" w:color="0000ff"/>
-          <w:rFonts w:ascii="Charis SIL Regular" w:hAnsi="Charis SIL Regular" w:eastAsia="Charis SIL Regular"/>
-          <w:b w:val="0"/>
-          <w:i w:val="0"/>
-          <w:color w:val="000000"/>
-          <w:sz w:val="24"/>
-        </w:rPr>
-        <w:hyperlink r:id="rId12" w:history="1">
-          <w:r>
-            <w:rPr>
-              <w:rStyle w:val="Hyperlink"/>
-            </w:rPr>
-            <w:t>nces (K</w:t>
-          </w:r>
-        </w:hyperlink>
-      </w:r>
-      <w:r>
-        <w:rPr>
-          <w:u w:val="single" w:color="0000ff"/>
-          <w:rFonts w:ascii="Charis SIL Regular" w:hAnsi="Charis SIL Regular" w:eastAsia="Charis SIL Regular"/>
-          <w:b w:val="0"/>
-          <w:i w:val="0"/>
-          <w:color w:val="000000"/>
-          <w:sz w:val="24"/>
-        </w:rPr>
-        <w:t>N</w:t>
-      </w:r>
-      <w:r>
-        <w:rPr>
-          <w:u w:val="single" w:color="0000ff"/>
-          <w:rFonts w:ascii="Charis SIL Regular" w:hAnsi="Charis SIL Regular" w:eastAsia="Charis SIL Regular"/>
-          <w:b w:val="0"/>
-          <w:i w:val="0"/>
-          <w:color w:val="000000"/>
-          <w:sz w:val="24"/>
-        </w:rPr>
-        <w:hyperlink r:id="rId12" w:history="1">
-          <w:r>
-            <w:rPr>
-              <w:rStyle w:val="Hyperlink"/>
-            </w:rPr>
-            <w:t>A</w:t>
-          </w:r>
-        </w:hyperlink>
-      </w:r>
-      <w:r>
-        <w:rPr>
-          <w:u w:val="single" w:color="0000ff"/>
-          <w:rFonts w:ascii="Charis SIL Regular" w:hAnsi="Charis SIL Regular" w:eastAsia="Charis SIL Regular"/>
-          <w:b w:val="0"/>
-          <w:i w:val="0"/>
-          <w:color w:val="000000"/>
-          <w:sz w:val="24"/>
-        </w:rPr>
-        <w:t>W</w:t>
+        <w:t>Netherlands Academy of Arts and Sciences (KNAW</w:t>
       </w:r>
       <w:r>
         <w:rPr>
@@ -2328,7 +2170,7 @@
           <w:sz w:val="24"/>
           <w:u w:val="single"/>
         </w:rPr>
-        <w:hyperlink r:id="rId16" w:history="1">
+        <w:hyperlink r:id="rId12" w:history="1">
           <w:r>
             <w:rPr>
               <w:rStyle w:val="Hyperlink"/>
@@ -2357,7 +2199,7 @@
           <w:sz w:val="24"/>
           <w:u w:val="single"/>
         </w:rPr>
-        <w:hyperlink r:id="rId16" w:history="1">
+        <w:hyperlink r:id="rId12" w:history="1">
           <w:r>
             <w:rPr>
               <w:rStyle w:val="Hyperlink"/>
@@ -2375,7 +2217,7 @@
           <w:sz w:val="24"/>
           <w:u w:val="single"/>
         </w:rPr>
-        <w:hyperlink r:id="rId16" w:history="1">
+        <w:hyperlink r:id="rId12" w:history="1">
           <w:r>
             <w:rPr>
               <w:rStyle w:val="Hyperlink"/>
@@ -2393,7 +2235,7 @@
           <w:sz w:val="24"/>
           <w:u w:val="single"/>
         </w:rPr>
-        <w:hyperlink r:id="rId16" w:history="1">
+        <w:hyperlink r:id="rId12" w:history="1">
           <w:r>
             <w:rPr>
               <w:rStyle w:val="Hyperlink"/>
@@ -2411,7 +2253,7 @@
           <w:sz w:val="24"/>
           <w:u w:val="single"/>
         </w:rPr>
-        <w:hyperlink r:id="rId16" w:history="1">
+        <w:hyperlink r:id="rId12" w:history="1">
           <w:r>
             <w:rPr>
               <w:rStyle w:val="Hyperlink"/>
@@ -3062,7 +2904,7 @@
           <w:sz w:val="24"/>
           <w:u w:val="single"/>
         </w:rPr>
-        <w:t>Royal Zeeland Scientific Soc</w:t>
+        <w:t>Royal Zeeland Scientific So</w:t>
       </w:r>
       <w:r>
         <w:rPr>
@@ -3073,7 +2915,7 @@
           <w:sz w:val="24"/>
           <w:u w:val="single"/>
         </w:rPr>
-        <w:t>iet</w:t>
+        <w:t>c</w:t>
       </w:r>
       <w:r>
         <w:rPr>
@@ -3082,8 +2924,9 @@
           <w:i w:val="0"/>
           <w:color w:val="0000FF"/>
           <w:sz w:val="24"/>
-        </w:rPr>
-        <w:t>y</w:t>
+          <w:u w:val="single"/>
+        </w:rPr>
+        <w:t>iety</w:t>
       </w:r>
       <w:r>
         <w:br/>
@@ -3470,36 +3313,9 @@
             <w:rPr>
               <w:rStyle w:val="Hyperlink"/>
             </w:rPr>
-            <w:t>portalfile</w:t>
+            <w:t>portalfiles</w:t>
           </w:r>
         </w:hyperlink>
-      </w:r>
-      <w:r>
-        <w:rPr>
-          <w:rFonts w:ascii="Charis SIL Regular" w:hAnsi="Charis SIL Regular" w:eastAsia="Charis SIL Regular"/>
-          <w:b w:val="0"/>
-          <w:i w:val="0"/>
-          <w:color w:val="0000FF"/>
-          <w:sz w:val="24"/>
-        </w:rPr>
-        <w:hyperlink r:id="rId17" w:history="1">
-          <w:r>
-            <w:rPr>
-              <w:rStyle w:val="Hyperlink"/>
-            </w:rPr>
-            <w:t>s</w:t>
-          </w:r>
-        </w:hyperlink>
-      </w:r>
-      <w:r>
-        <w:rPr>
-          <w:rFonts w:ascii="Charis SIL Regular" w:hAnsi="Charis SIL Regular" w:eastAsia="Charis SIL Regular"/>
-          <w:b w:val="0"/>
-          <w:i w:val="0"/>
-          <w:color w:val="0000FF"/>
-          <w:sz w:val="24"/>
-        </w:rPr>
-        <w:t>/</w:t>
       </w:r>
       <w:r>
         <w:rPr>
@@ -3510,14 +3326,35 @@
           <w:sz w:val="24"/>
           <w:u w:val="single"/>
         </w:rPr>
+        <w:t>/</w:t>
+      </w:r>
+      <w:r>
+        <w:rPr>
+          <w:rFonts w:ascii="Charis SIL Regular" w:hAnsi="Charis SIL Regular" w:eastAsia="Charis SIL Regular"/>
+          <w:b w:val="0"/>
+          <w:i w:val="0"/>
+          <w:color w:val="0000FF"/>
+          <w:sz w:val="24"/>
+          <w:u w:val="single"/>
+        </w:rPr>
         <w:hyperlink r:id="rId17" w:history="1">
           <w:r>
             <w:rPr>
               <w:rStyle w:val="Hyperlink"/>
             </w:rPr>
-            <w:t xml:space="preserve">portal/1414020/ </w:t>
+            <w:t>portal/1414020</w:t>
           </w:r>
         </w:hyperlink>
+      </w:r>
+      <w:r>
+        <w:rPr>
+          <w:rFonts w:ascii="Charis SIL Regular" w:hAnsi="Charis SIL Regular" w:eastAsia="Charis SIL Regular"/>
+          <w:b w:val="0"/>
+          <w:i w:val="0"/>
+          <w:color w:val="0000FF"/>
+          <w:sz w:val="24"/>
+        </w:rPr>
+        <w:t xml:space="preserve">/ </w:t>
       </w:r>
       <w:r>
         <w:br/>
@@ -3596,6 +3433,7 @@
       </w:r>
       <w:r>
         <w:rPr>
+          <w:u w:val="single" w:color="0000ff"/>
           <w:rFonts w:ascii="Charis SIL Regular" w:hAnsi="Charis SIL Regular" w:eastAsia="Charis SIL Regular"/>
           <w:b w:val="0"/>
           <w:i w:val="0"/>
@@ -3678,6 +3516,7 @@
       </w:r>
       <w:r>
         <w:rPr>
+          <w:u w:val="single" w:color="0000ff"/>
           <w:rFonts w:ascii="Charis SIL Regular" w:hAnsi="Charis SIL Regular" w:eastAsia="Charis SIL Regular"/>
           <w:b w:val="0"/>
           <w:i w:val="0"/>

--- a/EXPORTS/DOCX/published/niveau2/English/Science.docx
+++ b/EXPORTS/DOCX/published/niveau2/English/Science.docx
@@ -248,7 +248,25 @@
           <w:color w:val="000000"/>
           <w:sz w:val="24"/>
         </w:rPr>
-        <w:t>the end of the nineteenth century, during which 50 forced la</w:t>
+        <w:t>the end of the nineteenth century, during which 50 f</w:t>
+      </w:r>
+      <w:r>
+        <w:rPr>
+          <w:u w:val="single" w:color="0000ff"/>
+          <w:rFonts w:ascii="Charis SIL Regular" w:hAnsi="Charis SIL Regular" w:eastAsia="Charis SIL Regular"/>
+          <w:b w:val="0"/>
+          <w:i w:val="0"/>
+          <w:color w:val="000000"/>
+          <w:sz w:val="24"/>
+        </w:rPr>
+        <w:hyperlink r:id="rId9" w:history="1">
+          <w:r>
+            <w:rPr>
+              <w:rStyle w:val="Hyperlink"/>
+            </w:rPr>
+            <w:t>orced la</w:t>
+          </w:r>
+        </w:hyperlink>
       </w:r>
       <w:r>
         <w:rPr>
@@ -924,18 +942,7 @@
           <w:color w:val="000000"/>
           <w:sz w:val="24"/>
         </w:rPr>
-        <w:t>and the</w:t>
-      </w:r>
-      <w:r>
-        <w:rPr>
-          <w:u w:val="single" w:color="0000ff"/>
-          <w:rFonts w:ascii="Charis SIL Regular" w:hAnsi="Charis SIL Regular" w:eastAsia="Charis SIL Regular"/>
-          <w:b w:val="0"/>
-          <w:i w:val="0"/>
-          <w:color w:val="000000"/>
-          <w:sz w:val="24"/>
-        </w:rPr>
-        <w:t xml:space="preserve"> </w:t>
+        <w:t xml:space="preserve">and the </w:t>
       </w:r>
       <w:r>
         <w:rPr>
@@ -1141,7 +1148,7 @@
           <w:sz w:val="24"/>
           <w:u w:val="single"/>
         </w:rPr>
-        <w:hyperlink r:id="rId11" w:history="1">
+        <w:hyperlink r:id="rId12" w:history="1">
           <w:r>
             <w:rPr>
               <w:rStyle w:val="Hyperlink"/>
@@ -1159,7 +1166,7 @@
           <w:sz w:val="24"/>
           <w:u w:val="single"/>
         </w:rPr>
-        <w:hyperlink r:id="rId11" w:history="1">
+        <w:hyperlink r:id="rId12" w:history="1">
           <w:r>
             <w:rPr>
               <w:rStyle w:val="Hyperlink"/>
@@ -1188,7 +1195,7 @@
           <w:sz w:val="24"/>
           <w:u w:val="single"/>
         </w:rPr>
-        <w:hyperlink r:id="rId11" w:history="1">
+        <w:hyperlink r:id="rId12" w:history="1">
           <w:r>
             <w:rPr>
               <w:rStyle w:val="Hyperlink"/>
@@ -1206,7 +1213,7 @@
           <w:sz w:val="24"/>
           <w:u w:val="single"/>
         </w:rPr>
-        <w:hyperlink r:id="rId11" w:history="1">
+        <w:hyperlink r:id="rId12" w:history="1">
           <w:r>
             <w:rPr>
               <w:rStyle w:val="Hyperlink"/>
@@ -1235,7 +1242,7 @@
           <w:sz w:val="24"/>
           <w:u w:val="single"/>
         </w:rPr>
-        <w:hyperlink r:id="rId12" w:history="1">
+        <w:hyperlink r:id="rId11" w:history="1">
           <w:r>
             <w:rPr>
               <w:rStyle w:val="Hyperlink"/>
@@ -1280,7 +1287,148 @@
           <w:color w:val="000000"/>
           <w:sz w:val="24"/>
         </w:rPr>
-        <w:t>Netherlands Academy of Arts and Sciences (KNAW</w:t>
+        <w:t>Netherla</w:t>
+      </w:r>
+      <w:r>
+        <w:rPr>
+          <w:u w:val="single" w:color="0000ff"/>
+          <w:rFonts w:ascii="Charis SIL Regular" w:hAnsi="Charis SIL Regular" w:eastAsia="Charis SIL Regular"/>
+          <w:b w:val="0"/>
+          <w:i w:val="0"/>
+          <w:color w:val="000000"/>
+          <w:sz w:val="24"/>
+        </w:rPr>
+        <w:hyperlink r:id="rId12" w:history="1">
+          <w:r>
+            <w:rPr>
+              <w:rStyle w:val="Hyperlink"/>
+            </w:rPr>
+            <w:t>nds Academ</w:t>
+          </w:r>
+        </w:hyperlink>
+      </w:r>
+      <w:r>
+        <w:rPr>
+          <w:u w:val="single" w:color="0000ff"/>
+          <w:rFonts w:ascii="Charis SIL Regular" w:hAnsi="Charis SIL Regular" w:eastAsia="Charis SIL Regular"/>
+          <w:b w:val="0"/>
+          <w:i w:val="0"/>
+          <w:color w:val="000000"/>
+          <w:sz w:val="24"/>
+        </w:rPr>
+        <w:hyperlink r:id="rId12" w:history="1">
+          <w:r>
+            <w:rPr>
+              <w:rStyle w:val="Hyperlink"/>
+            </w:rPr>
+            <w:t>y of Arts and</w:t>
+          </w:r>
+        </w:hyperlink>
+      </w:r>
+      <w:r>
+        <w:rPr>
+          <w:u w:val="single" w:color="0000ff"/>
+          <w:rFonts w:ascii="Charis SIL Regular" w:hAnsi="Charis SIL Regular" w:eastAsia="Charis SIL Regular"/>
+          <w:b w:val="0"/>
+          <w:i w:val="0"/>
+          <w:color w:val="000000"/>
+          <w:sz w:val="24"/>
+        </w:rPr>
+        <w:t xml:space="preserve"> </w:t>
+      </w:r>
+      <w:r>
+        <w:rPr>
+          <w:u w:val="single" w:color="0000ff"/>
+          <w:rFonts w:ascii="Charis SIL Regular" w:hAnsi="Charis SIL Regular" w:eastAsia="Charis SIL Regular"/>
+          <w:b w:val="0"/>
+          <w:i w:val="0"/>
+          <w:color w:val="000000"/>
+          <w:sz w:val="24"/>
+        </w:rPr>
+        <w:hyperlink r:id="rId12" w:history="1">
+          <w:r>
+            <w:rPr>
+              <w:rStyle w:val="Hyperlink"/>
+            </w:rPr>
+            <w:t>Sci</w:t>
+          </w:r>
+        </w:hyperlink>
+      </w:r>
+      <w:r>
+        <w:rPr>
+          <w:u w:val="single" w:color="0000ff"/>
+          <w:rFonts w:ascii="Charis SIL Regular" w:hAnsi="Charis SIL Regular" w:eastAsia="Charis SIL Regular"/>
+          <w:b w:val="0"/>
+          <w:i w:val="0"/>
+          <w:color w:val="000000"/>
+          <w:sz w:val="24"/>
+        </w:rPr>
+        <w:hyperlink r:id="rId12" w:history="1">
+          <w:r>
+            <w:rPr>
+              <w:rStyle w:val="Hyperlink"/>
+            </w:rPr>
+            <w:t>e</w:t>
+          </w:r>
+        </w:hyperlink>
+      </w:r>
+      <w:r>
+        <w:rPr>
+          <w:u w:val="single" w:color="0000ff"/>
+          <w:rFonts w:ascii="Charis SIL Regular" w:hAnsi="Charis SIL Regular" w:eastAsia="Charis SIL Regular"/>
+          <w:b w:val="0"/>
+          <w:i w:val="0"/>
+          <w:color w:val="000000"/>
+          <w:sz w:val="24"/>
+        </w:rPr>
+        <w:hyperlink r:id="rId12" w:history="1">
+          <w:r>
+            <w:rPr>
+              <w:rStyle w:val="Hyperlink"/>
+            </w:rPr>
+            <w:t>nces (K</w:t>
+          </w:r>
+        </w:hyperlink>
+      </w:r>
+      <w:r>
+        <w:rPr>
+          <w:u w:val="single" w:color="0000ff"/>
+          <w:rFonts w:ascii="Charis SIL Regular" w:hAnsi="Charis SIL Regular" w:eastAsia="Charis SIL Regular"/>
+          <w:b w:val="0"/>
+          <w:i w:val="0"/>
+          <w:color w:val="000000"/>
+          <w:sz w:val="24"/>
+        </w:rPr>
+        <w:t>N</w:t>
+      </w:r>
+      <w:r>
+        <w:rPr>
+          <w:u w:val="single" w:color="0000ff"/>
+          <w:rFonts w:ascii="Charis SIL Regular" w:hAnsi="Charis SIL Regular" w:eastAsia="Charis SIL Regular"/>
+          <w:b w:val="0"/>
+          <w:i w:val="0"/>
+          <w:color w:val="000000"/>
+          <w:sz w:val="24"/>
+        </w:rPr>
+        <w:hyperlink r:id="rId12" w:history="1">
+          <w:r>
+            <w:rPr>
+              <w:rStyle w:val="Hyperlink"/>
+            </w:rPr>
+            <w:t>A</w:t>
+          </w:r>
+        </w:hyperlink>
+      </w:r>
+      <w:r>
+        <w:rPr>
+          <w:u w:val="single" w:color="0000ff"/>
+          <w:rFonts w:ascii="Charis SIL Regular" w:hAnsi="Charis SIL Regular" w:eastAsia="Charis SIL Regular"/>
+          <w:b w:val="0"/>
+          <w:i w:val="0"/>
+          <w:color w:val="000000"/>
+          <w:sz w:val="24"/>
+        </w:rPr>
+        <w:t>W</w:t>
       </w:r>
       <w:r>
         <w:rPr>
@@ -2170,7 +2318,7 @@
           <w:sz w:val="24"/>
           <w:u w:val="single"/>
         </w:rPr>
-        <w:hyperlink r:id="rId12" w:history="1">
+        <w:hyperlink r:id="rId16" w:history="1">
           <w:r>
             <w:rPr>
               <w:rStyle w:val="Hyperlink"/>
@@ -2199,7 +2347,7 @@
           <w:sz w:val="24"/>
           <w:u w:val="single"/>
         </w:rPr>
-        <w:hyperlink r:id="rId12" w:history="1">
+        <w:hyperlink r:id="rId16" w:history="1">
           <w:r>
             <w:rPr>
               <w:rStyle w:val="Hyperlink"/>
@@ -2217,7 +2365,7 @@
           <w:sz w:val="24"/>
           <w:u w:val="single"/>
         </w:rPr>
-        <w:hyperlink r:id="rId12" w:history="1">
+        <w:hyperlink r:id="rId16" w:history="1">
           <w:r>
             <w:rPr>
               <w:rStyle w:val="Hyperlink"/>
@@ -2235,7 +2383,7 @@
           <w:sz w:val="24"/>
           <w:u w:val="single"/>
         </w:rPr>
-        <w:hyperlink r:id="rId12" w:history="1">
+        <w:hyperlink r:id="rId16" w:history="1">
           <w:r>
             <w:rPr>
               <w:rStyle w:val="Hyperlink"/>
@@ -2253,7 +2401,7 @@
           <w:sz w:val="24"/>
           <w:u w:val="single"/>
         </w:rPr>
-        <w:hyperlink r:id="rId12" w:history="1">
+        <w:hyperlink r:id="rId16" w:history="1">
           <w:r>
             <w:rPr>
               <w:rStyle w:val="Hyperlink"/>
@@ -2904,7 +3052,7 @@
           <w:sz w:val="24"/>
           <w:u w:val="single"/>
         </w:rPr>
-        <w:t>Royal Zeeland Scientific So</w:t>
+        <w:t>Royal Zeeland Scientific Soc</w:t>
       </w:r>
       <w:r>
         <w:rPr>
@@ -2915,7 +3063,7 @@
           <w:sz w:val="24"/>
           <w:u w:val="single"/>
         </w:rPr>
-        <w:t>c</w:t>
+        <w:t>iet</w:t>
       </w:r>
       <w:r>
         <w:rPr>
@@ -2924,9 +3072,8 @@
           <w:i w:val="0"/>
           <w:color w:val="0000FF"/>
           <w:sz w:val="24"/>
-          <w:u w:val="single"/>
-        </w:rPr>
-        <w:t>iety</w:t>
+        </w:rPr>
+        <w:t>y</w:t>
       </w:r>
       <w:r>
         <w:br/>
@@ -3433,21 +3580,13 @@
       </w:r>
       <w:r>
         <w:rPr>
-          <w:u w:val="single" w:color="0000ff"/>
           <w:rFonts w:ascii="Charis SIL Regular" w:hAnsi="Charis SIL Regular" w:eastAsia="Charis SIL Regular"/>
           <w:b w:val="0"/>
           <w:i w:val="0"/>
           <w:color w:val="000000"/>
           <w:sz w:val="24"/>
         </w:rPr>
-        <w:hyperlink r:id="rId17" w:history="1">
-          <w:r>
-            <w:rPr>
-              <w:rStyle w:val="Hyperlink"/>
-            </w:rPr>
-            <w:t xml:space="preserve">, </w:t>
-          </w:r>
-        </w:hyperlink>
+        <w:t xml:space="preserve">, </w:t>
       </w:r>
       <w:r>
         <w:rPr>
@@ -3458,7 +3597,7 @@
           <w:sz w:val="24"/>
           <w:u w:val="single"/>
         </w:rPr>
-        <w:hyperlink r:id="rId17" w:history="1">
+        <w:hyperlink r:id="rId18" w:history="1">
           <w:r>
             <w:rPr>
               <w:rStyle w:val="Hyperlink"/>
@@ -3487,7 +3626,7 @@
           <w:sz w:val="24"/>
           <w:u w:val="single"/>
         </w:rPr>
-        <w:hyperlink r:id="rId17" w:history="1">
+        <w:hyperlink r:id="rId18" w:history="1">
           <w:r>
             <w:rPr>
               <w:rStyle w:val="Hyperlink"/>
@@ -3505,7 +3644,7 @@
           <w:sz w:val="24"/>
           <w:u w:val="single"/>
         </w:rPr>
-        <w:hyperlink r:id="rId17" w:history="1">
+        <w:hyperlink r:id="rId18" w:history="1">
           <w:r>
             <w:rPr>
               <w:rStyle w:val="Hyperlink"/>
@@ -3516,21 +3655,13 @@
       </w:r>
       <w:r>
         <w:rPr>
-          <w:u w:val="single" w:color="0000ff"/>
           <w:rFonts w:ascii="Charis SIL Regular" w:hAnsi="Charis SIL Regular" w:eastAsia="Charis SIL Regular"/>
           <w:b w:val="0"/>
           <w:i w:val="0"/>
           <w:color w:val="000000"/>
           <w:sz w:val="24"/>
         </w:rPr>
-        <w:hyperlink r:id="rId17" w:history="1">
-          <w:r>
-            <w:rPr>
-              <w:rStyle w:val="Hyperlink"/>
-            </w:rPr>
-            <w:t xml:space="preserve">, </w:t>
-          </w:r>
-        </w:hyperlink>
+        <w:t xml:space="preserve">, </w:t>
       </w:r>
       <w:r>
         <w:rPr>
@@ -3541,7 +3672,7 @@
           <w:sz w:val="24"/>
           <w:u w:val="single"/>
         </w:rPr>
-        <w:hyperlink r:id="rId18" w:history="1">
+        <w:hyperlink r:id="rId19" w:history="1">
           <w:r>
             <w:rPr>
               <w:rStyle w:val="Hyperlink"/>
@@ -3570,7 +3701,7 @@
           <w:sz w:val="24"/>
           <w:u w:val="single"/>
         </w:rPr>
-        <w:hyperlink r:id="rId18" w:history="1">
+        <w:hyperlink r:id="rId19" w:history="1">
           <w:r>
             <w:rPr>
               <w:rStyle w:val="Hyperlink"/>
@@ -3691,7 +3822,7 @@
           <w:sz w:val="24"/>
           <w:u w:val="single"/>
         </w:rPr>
-        <w:hyperlink r:id="rId19" w:history="1">
+        <w:hyperlink r:id="rId20" w:history="1">
           <w:r>
             <w:rPr>
               <w:rStyle w:val="Hyperlink"/>
@@ -3720,7 +3851,7 @@
           <w:sz w:val="24"/>
           <w:u w:val="single"/>
         </w:rPr>
-        <w:hyperlink r:id="rId19" w:history="1">
+        <w:hyperlink r:id="rId20" w:history="1">
           <w:r>
             <w:rPr>
               <w:rStyle w:val="Hyperlink"/>
@@ -3748,7 +3879,7 @@
           <w:sz w:val="24"/>
           <w:u w:val="single"/>
         </w:rPr>
-        <w:hyperlink r:id="rId20" w:history="1">
+        <w:hyperlink r:id="rId21" w:history="1">
           <w:r>
             <w:rPr>
               <w:rStyle w:val="Hyperlink"/>
@@ -3766,7 +3897,7 @@
           <w:sz w:val="24"/>
           <w:u w:val="single"/>
         </w:rPr>
-        <w:hyperlink r:id="rId20" w:history="1">
+        <w:hyperlink r:id="rId21" w:history="1">
           <w:r>
             <w:rPr>
               <w:rStyle w:val="Hyperlink"/>
@@ -3784,7 +3915,7 @@
           <w:sz w:val="24"/>
           <w:u w:val="single"/>
         </w:rPr>
-        <w:hyperlink r:id="rId20" w:history="1">
+        <w:hyperlink r:id="rId21" w:history="1">
           <w:r>
             <w:rPr>
               <w:rStyle w:val="Hyperlink"/>
@@ -3902,7 +4033,7 @@
           <w:sz w:val="24"/>
           <w:u w:val="single"/>
         </w:rPr>
-        <w:hyperlink r:id="rId21" w:history="1">
+        <w:hyperlink r:id="rId22" w:history="1">
           <w:r>
             <w:rPr>
               <w:rStyle w:val="Hyperlink"/>
@@ -3931,7 +4062,7 @@
           <w:sz w:val="24"/>
           <w:u w:val="single"/>
         </w:rPr>
-        <w:hyperlink r:id="rId21" w:history="1">
+        <w:hyperlink r:id="rId22" w:history="1">
           <w:r>
             <w:rPr>
               <w:rStyle w:val="Hyperlink"/>
@@ -3959,7 +4090,7 @@
           <w:sz w:val="24"/>
           <w:u w:val="single"/>
         </w:rPr>
-        <w:hyperlink r:id="rId22" w:history="1">
+        <w:hyperlink r:id="rId23" w:history="1">
           <w:r>
             <w:rPr>
               <w:rStyle w:val="Hyperlink"/>
@@ -3977,7 +4108,7 @@
           <w:sz w:val="24"/>
           <w:u w:val="single"/>
         </w:rPr>
-        <w:hyperlink r:id="rId22" w:history="1">
+        <w:hyperlink r:id="rId23" w:history="1">
           <w:r>
             <w:rPr>
               <w:rStyle w:val="Hyperlink"/>
@@ -3995,7 +4126,7 @@
           <w:sz w:val="24"/>
           <w:u w:val="single"/>
         </w:rPr>
-        <w:hyperlink r:id="rId22" w:history="1">
+        <w:hyperlink r:id="rId23" w:history="1">
           <w:r>
             <w:rPr>
               <w:rStyle w:val="Hyperlink"/>
@@ -4013,7 +4144,7 @@
           <w:sz w:val="24"/>
           <w:u w:val="single"/>
         </w:rPr>
-        <w:hyperlink r:id="rId22" w:history="1">
+        <w:hyperlink r:id="rId23" w:history="1">
           <w:r>
             <w:rPr>
               <w:rStyle w:val="Hyperlink"/>

--- a/EXPORTS/DOCX/published/niveau2/English/Science.docx
+++ b/EXPORTS/DOCX/published/niveau2/English/Science.docx
@@ -942,7 +942,18 @@
           <w:color w:val="000000"/>
           <w:sz w:val="24"/>
         </w:rPr>
-        <w:t xml:space="preserve">and the </w:t>
+        <w:t>and the</w:t>
+      </w:r>
+      <w:r>
+        <w:rPr>
+          <w:u w:val="single" w:color="0000ff"/>
+          <w:rFonts w:ascii="Charis SIL Regular" w:hAnsi="Charis SIL Regular" w:eastAsia="Charis SIL Regular"/>
+          <w:b w:val="0"/>
+          <w:i w:val="0"/>
+          <w:color w:val="000000"/>
+          <w:sz w:val="24"/>
+        </w:rPr>
+        <w:t xml:space="preserve"> </w:t>
       </w:r>
       <w:r>
         <w:rPr>
@@ -1036,7 +1047,7 @@
           <w:sz w:val="24"/>
           <w:u w:val="single"/>
         </w:rPr>
-        <w:hyperlink r:id="rId12" w:history="1">
+        <w:hyperlink r:id="rId11" w:history="1">
           <w:r>
             <w:rPr>
               <w:rStyle w:val="Hyperlink"/>
@@ -1054,7 +1065,7 @@
           <w:sz w:val="24"/>
           <w:u w:val="single"/>
         </w:rPr>
-        <w:hyperlink r:id="rId12" w:history="1">
+        <w:hyperlink r:id="rId11" w:history="1">
           <w:r>
             <w:rPr>
               <w:rStyle w:val="Hyperlink"/>
@@ -1072,7 +1083,7 @@
           <w:sz w:val="24"/>
           <w:u w:val="single"/>
         </w:rPr>
-        <w:hyperlink r:id="rId12" w:history="1">
+        <w:hyperlink r:id="rId11" w:history="1">
           <w:r>
             <w:rPr>
               <w:rStyle w:val="Hyperlink"/>
@@ -1242,7 +1253,7 @@
           <w:sz w:val="24"/>
           <w:u w:val="single"/>
         </w:rPr>
-        <w:hyperlink r:id="rId11" w:history="1">
+        <w:hyperlink r:id="rId12" w:history="1">
           <w:r>
             <w:rPr>
               <w:rStyle w:val="Hyperlink"/>
@@ -1392,7 +1403,6 @@
       </w:r>
       <w:r>
         <w:rPr>
-          <w:u w:val="single" w:color="0000ff"/>
           <w:rFonts w:ascii="Charis SIL Regular" w:hAnsi="Charis SIL Regular" w:eastAsia="Charis SIL Regular"/>
           <w:b w:val="0"/>
           <w:i w:val="0"/>
@@ -1421,7 +1431,6 @@
       </w:r>
       <w:r>
         <w:rPr>
-          <w:u w:val="single" w:color="0000ff"/>
           <w:rFonts w:ascii="Charis SIL Regular" w:hAnsi="Charis SIL Regular" w:eastAsia="Charis SIL Regular"/>
           <w:b w:val="0"/>
           <w:i w:val="0"/>
@@ -3460,7 +3469,7 @@
             <w:rPr>
               <w:rStyle w:val="Hyperlink"/>
             </w:rPr>
-            <w:t>portalfiles</w:t>
+            <w:t>portalfile</w:t>
           </w:r>
         </w:hyperlink>
       </w:r>
@@ -3471,25 +3480,13 @@
           <w:i w:val="0"/>
           <w:color w:val="0000FF"/>
           <w:sz w:val="24"/>
-          <w:u w:val="single"/>
-        </w:rPr>
-        <w:t>/</w:t>
-      </w:r>
-      <w:r>
-        <w:rPr>
-          <w:rFonts w:ascii="Charis SIL Regular" w:hAnsi="Charis SIL Regular" w:eastAsia="Charis SIL Regular"/>
-          <w:b w:val="0"/>
-          <w:i w:val="0"/>
-          <w:color w:val="0000FF"/>
-          <w:sz w:val="24"/>
-          <w:u w:val="single"/>
         </w:rPr>
         <w:hyperlink r:id="rId17" w:history="1">
           <w:r>
             <w:rPr>
               <w:rStyle w:val="Hyperlink"/>
             </w:rPr>
-            <w:t>portal/1414020</w:t>
+            <w:t>s</w:t>
           </w:r>
         </w:hyperlink>
       </w:r>
@@ -3501,7 +3498,25 @@
           <w:color w:val="0000FF"/>
           <w:sz w:val="24"/>
         </w:rPr>
-        <w:t xml:space="preserve">/ </w:t>
+        <w:t>/</w:t>
+      </w:r>
+      <w:r>
+        <w:rPr>
+          <w:rFonts w:ascii="Charis SIL Regular" w:hAnsi="Charis SIL Regular" w:eastAsia="Charis SIL Regular"/>
+          <w:b w:val="0"/>
+          <w:i w:val="0"/>
+          <w:color w:val="0000FF"/>
+          <w:sz w:val="24"/>
+          <w:u w:val="single"/>
+        </w:rPr>
+        <w:hyperlink r:id="rId17" w:history="1">
+          <w:r>
+            <w:rPr>
+              <w:rStyle w:val="Hyperlink"/>
+            </w:rPr>
+            <w:t xml:space="preserve">portal/1414020/ </w:t>
+          </w:r>
+        </w:hyperlink>
       </w:r>
       <w:r>
         <w:br/>
@@ -3586,7 +3601,14 @@
           <w:color w:val="000000"/>
           <w:sz w:val="24"/>
         </w:rPr>
-        <w:t xml:space="preserve">, </w:t>
+        <w:hyperlink r:id="rId17" w:history="1">
+          <w:r>
+            <w:rPr>
+              <w:rStyle w:val="Hyperlink"/>
+            </w:rPr>
+            <w:t xml:space="preserve">, </w:t>
+          </w:r>
+        </w:hyperlink>
       </w:r>
       <w:r>
         <w:rPr>
@@ -3597,7 +3619,7 @@
           <w:sz w:val="24"/>
           <w:u w:val="single"/>
         </w:rPr>
-        <w:hyperlink r:id="rId18" w:history="1">
+        <w:hyperlink r:id="rId17" w:history="1">
           <w:r>
             <w:rPr>
               <w:rStyle w:val="Hyperlink"/>
@@ -3626,7 +3648,7 @@
           <w:sz w:val="24"/>
           <w:u w:val="single"/>
         </w:rPr>
-        <w:hyperlink r:id="rId18" w:history="1">
+        <w:hyperlink r:id="rId17" w:history="1">
           <w:r>
             <w:rPr>
               <w:rStyle w:val="Hyperlink"/>
@@ -3644,7 +3666,7 @@
           <w:sz w:val="24"/>
           <w:u w:val="single"/>
         </w:rPr>
-        <w:hyperlink r:id="rId18" w:history="1">
+        <w:hyperlink r:id="rId17" w:history="1">
           <w:r>
             <w:rPr>
               <w:rStyle w:val="Hyperlink"/>
@@ -3655,13 +3677,21 @@
       </w:r>
       <w:r>
         <w:rPr>
+          <w:u w:val="single" w:color="0000ff"/>
           <w:rFonts w:ascii="Charis SIL Regular" w:hAnsi="Charis SIL Regular" w:eastAsia="Charis SIL Regular"/>
           <w:b w:val="0"/>
           <w:i w:val="0"/>
           <w:color w:val="000000"/>
           <w:sz w:val="24"/>
         </w:rPr>
-        <w:t xml:space="preserve">, </w:t>
+        <w:hyperlink r:id="rId17" w:history="1">
+          <w:r>
+            <w:rPr>
+              <w:rStyle w:val="Hyperlink"/>
+            </w:rPr>
+            <w:t xml:space="preserve">, </w:t>
+          </w:r>
+        </w:hyperlink>
       </w:r>
       <w:r>
         <w:rPr>
@@ -3672,7 +3702,7 @@
           <w:sz w:val="24"/>
           <w:u w:val="single"/>
         </w:rPr>
-        <w:hyperlink r:id="rId19" w:history="1">
+        <w:hyperlink r:id="rId18" w:history="1">
           <w:r>
             <w:rPr>
               <w:rStyle w:val="Hyperlink"/>
@@ -3701,7 +3731,7 @@
           <w:sz w:val="24"/>
           <w:u w:val="single"/>
         </w:rPr>
-        <w:hyperlink r:id="rId19" w:history="1">
+        <w:hyperlink r:id="rId18" w:history="1">
           <w:r>
             <w:rPr>
               <w:rStyle w:val="Hyperlink"/>
@@ -3822,7 +3852,7 @@
           <w:sz w:val="24"/>
           <w:u w:val="single"/>
         </w:rPr>
-        <w:hyperlink r:id="rId20" w:history="1">
+        <w:hyperlink r:id="rId19" w:history="1">
           <w:r>
             <w:rPr>
               <w:rStyle w:val="Hyperlink"/>
@@ -3851,7 +3881,7 @@
           <w:sz w:val="24"/>
           <w:u w:val="single"/>
         </w:rPr>
-        <w:hyperlink r:id="rId20" w:history="1">
+        <w:hyperlink r:id="rId19" w:history="1">
           <w:r>
             <w:rPr>
               <w:rStyle w:val="Hyperlink"/>
@@ -3879,7 +3909,7 @@
           <w:sz w:val="24"/>
           <w:u w:val="single"/>
         </w:rPr>
-        <w:hyperlink r:id="rId21" w:history="1">
+        <w:hyperlink r:id="rId20" w:history="1">
           <w:r>
             <w:rPr>
               <w:rStyle w:val="Hyperlink"/>
@@ -3897,7 +3927,7 @@
           <w:sz w:val="24"/>
           <w:u w:val="single"/>
         </w:rPr>
-        <w:hyperlink r:id="rId21" w:history="1">
+        <w:hyperlink r:id="rId20" w:history="1">
           <w:r>
             <w:rPr>
               <w:rStyle w:val="Hyperlink"/>
@@ -3915,7 +3945,7 @@
           <w:sz w:val="24"/>
           <w:u w:val="single"/>
         </w:rPr>
-        <w:hyperlink r:id="rId21" w:history="1">
+        <w:hyperlink r:id="rId20" w:history="1">
           <w:r>
             <w:rPr>
               <w:rStyle w:val="Hyperlink"/>
@@ -4033,7 +4063,7 @@
           <w:sz w:val="24"/>
           <w:u w:val="single"/>
         </w:rPr>
-        <w:hyperlink r:id="rId22" w:history="1">
+        <w:hyperlink r:id="rId21" w:history="1">
           <w:r>
             <w:rPr>
               <w:rStyle w:val="Hyperlink"/>
@@ -4062,7 +4092,7 @@
           <w:sz w:val="24"/>
           <w:u w:val="single"/>
         </w:rPr>
-        <w:hyperlink r:id="rId22" w:history="1">
+        <w:hyperlink r:id="rId21" w:history="1">
           <w:r>
             <w:rPr>
               <w:rStyle w:val="Hyperlink"/>
@@ -4090,7 +4120,7 @@
           <w:sz w:val="24"/>
           <w:u w:val="single"/>
         </w:rPr>
-        <w:hyperlink r:id="rId23" w:history="1">
+        <w:hyperlink r:id="rId22" w:history="1">
           <w:r>
             <w:rPr>
               <w:rStyle w:val="Hyperlink"/>
@@ -4108,7 +4138,7 @@
           <w:sz w:val="24"/>
           <w:u w:val="single"/>
         </w:rPr>
-        <w:hyperlink r:id="rId23" w:history="1">
+        <w:hyperlink r:id="rId22" w:history="1">
           <w:r>
             <w:rPr>
               <w:rStyle w:val="Hyperlink"/>
@@ -4126,7 +4156,7 @@
           <w:sz w:val="24"/>
           <w:u w:val="single"/>
         </w:rPr>
-        <w:hyperlink r:id="rId23" w:history="1">
+        <w:hyperlink r:id="rId22" w:history="1">
           <w:r>
             <w:rPr>
               <w:rStyle w:val="Hyperlink"/>
@@ -4144,7 +4174,7 @@
           <w:sz w:val="24"/>
           <w:u w:val="single"/>
         </w:rPr>
-        <w:hyperlink r:id="rId23" w:history="1">
+        <w:hyperlink r:id="rId22" w:history="1">
           <w:r>
             <w:rPr>
               <w:rStyle w:val="Hyperlink"/>

--- a/EXPORTS/DOCX/published/niveau2/English/Science.docx
+++ b/EXPORTS/DOCX/published/niveau2/English/Science.docx
@@ -942,18 +942,7 @@
           <w:color w:val="000000"/>
           <w:sz w:val="24"/>
         </w:rPr>
-        <w:t>and the</w:t>
-      </w:r>
-      <w:r>
-        <w:rPr>
-          <w:u w:val="single" w:color="0000ff"/>
-          <w:rFonts w:ascii="Charis SIL Regular" w:hAnsi="Charis SIL Regular" w:eastAsia="Charis SIL Regular"/>
-          <w:b w:val="0"/>
-          <w:i w:val="0"/>
-          <w:color w:val="000000"/>
-          <w:sz w:val="24"/>
-        </w:rPr>
-        <w:t xml:space="preserve"> </w:t>
+        <w:t xml:space="preserve">and the </w:t>
       </w:r>
       <w:r>
         <w:rPr>
@@ -982,7 +971,7 @@
           <w:sz w:val="24"/>
           <w:u w:val="single"/>
         </w:rPr>
-        <w:hyperlink r:id="rId12" w:history="1">
+        <w:hyperlink r:id="rId11" w:history="1">
           <w:r>
             <w:rPr>
               <w:rStyle w:val="Hyperlink"/>
@@ -1000,7 +989,7 @@
           <w:sz w:val="24"/>
           <w:u w:val="single"/>
         </w:rPr>
-        <w:hyperlink r:id="rId12" w:history="1">
+        <w:hyperlink r:id="rId11" w:history="1">
           <w:r>
             <w:rPr>
               <w:rStyle w:val="Hyperlink"/>
@@ -1047,7 +1036,7 @@
           <w:sz w:val="24"/>
           <w:u w:val="single"/>
         </w:rPr>
-        <w:hyperlink r:id="rId11" w:history="1">
+        <w:hyperlink r:id="rId12" w:history="1">
           <w:r>
             <w:rPr>
               <w:rStyle w:val="Hyperlink"/>
@@ -1065,7 +1054,7 @@
           <w:sz w:val="24"/>
           <w:u w:val="single"/>
         </w:rPr>
-        <w:hyperlink r:id="rId11" w:history="1">
+        <w:hyperlink r:id="rId12" w:history="1">
           <w:r>
             <w:rPr>
               <w:rStyle w:val="Hyperlink"/>
@@ -1083,7 +1072,7 @@
           <w:sz w:val="24"/>
           <w:u w:val="single"/>
         </w:rPr>
-        <w:hyperlink r:id="rId11" w:history="1">
+        <w:hyperlink r:id="rId12" w:history="1">
           <w:r>
             <w:rPr>
               <w:rStyle w:val="Hyperlink"/>
@@ -1403,6 +1392,7 @@
       </w:r>
       <w:r>
         <w:rPr>
+          <w:u w:val="single" w:color="0000ff"/>
           <w:rFonts w:ascii="Charis SIL Regular" w:hAnsi="Charis SIL Regular" w:eastAsia="Charis SIL Regular"/>
           <w:b w:val="0"/>
           <w:i w:val="0"/>
@@ -1431,6 +1421,7 @@
       </w:r>
       <w:r>
         <w:rPr>
+          <w:u w:val="single" w:color="0000ff"/>
           <w:rFonts w:ascii="Charis SIL Regular" w:hAnsi="Charis SIL Regular" w:eastAsia="Charis SIL Regular"/>
           <w:b w:val="0"/>
           <w:i w:val="0"/>
@@ -3497,6 +3488,7 @@
           <w:i w:val="0"/>
           <w:color w:val="0000FF"/>
           <w:sz w:val="24"/>
+          <w:u w:val="single"/>
         </w:rPr>
         <w:t>/</w:t>
       </w:r>
@@ -3595,6 +3587,7 @@
       </w:r>
       <w:r>
         <w:rPr>
+          <w:u w:val="single" w:color="0000ff"/>
           <w:rFonts w:ascii="Charis SIL Regular" w:hAnsi="Charis SIL Regular" w:eastAsia="Charis SIL Regular"/>
           <w:b w:val="0"/>
           <w:i w:val="0"/>

--- a/EXPORTS/DOCX/published/niveau2/English/Science.docx
+++ b/EXPORTS/DOCX/published/niveau2/English/Science.docx
@@ -942,7 +942,17 @@
           <w:color w:val="000000"/>
           <w:sz w:val="24"/>
         </w:rPr>
-        <w:t xml:space="preserve">and the </w:t>
+        <w:t>and the</w:t>
+      </w:r>
+      <w:r>
+        <w:rPr>
+          <w:rFonts w:ascii="Charis SIL Regular" w:hAnsi="Charis SIL Regular" w:eastAsia="Charis SIL Regular"/>
+          <w:b w:val="0"/>
+          <w:i w:val="0"/>
+          <w:color w:val="000000"/>
+          <w:sz w:val="24"/>
+        </w:rPr>
+        <w:t xml:space="preserve"> </w:t>
       </w:r>
       <w:r>
         <w:rPr>
@@ -971,7 +981,7 @@
           <w:sz w:val="24"/>
           <w:u w:val="single"/>
         </w:rPr>
-        <w:hyperlink r:id="rId11" w:history="1">
+        <w:hyperlink r:id="rId12" w:history="1">
           <w:r>
             <w:rPr>
               <w:rStyle w:val="Hyperlink"/>
@@ -989,7 +999,7 @@
           <w:sz w:val="24"/>
           <w:u w:val="single"/>
         </w:rPr>
-        <w:hyperlink r:id="rId11" w:history="1">
+        <w:hyperlink r:id="rId12" w:history="1">
           <w:r>
             <w:rPr>
               <w:rStyle w:val="Hyperlink"/>
@@ -1148,7 +1158,7 @@
           <w:sz w:val="24"/>
           <w:u w:val="single"/>
         </w:rPr>
-        <w:hyperlink r:id="rId12" w:history="1">
+        <w:hyperlink r:id="rId11" w:history="1">
           <w:r>
             <w:rPr>
               <w:rStyle w:val="Hyperlink"/>
@@ -1166,7 +1176,7 @@
           <w:sz w:val="24"/>
           <w:u w:val="single"/>
         </w:rPr>
-        <w:hyperlink r:id="rId12" w:history="1">
+        <w:hyperlink r:id="rId11" w:history="1">
           <w:r>
             <w:rPr>
               <w:rStyle w:val="Hyperlink"/>
@@ -1195,7 +1205,7 @@
           <w:sz w:val="24"/>
           <w:u w:val="single"/>
         </w:rPr>
-        <w:hyperlink r:id="rId12" w:history="1">
+        <w:hyperlink r:id="rId11" w:history="1">
           <w:r>
             <w:rPr>
               <w:rStyle w:val="Hyperlink"/>
@@ -1213,7 +1223,7 @@
           <w:sz w:val="24"/>
           <w:u w:val="single"/>
         </w:rPr>
-        <w:hyperlink r:id="rId12" w:history="1">
+        <w:hyperlink r:id="rId11" w:history="1">
           <w:r>
             <w:rPr>
               <w:rStyle w:val="Hyperlink"/>
@@ -1287,148 +1297,7 @@
           <w:color w:val="000000"/>
           <w:sz w:val="24"/>
         </w:rPr>
-        <w:t>Netherla</w:t>
-      </w:r>
-      <w:r>
-        <w:rPr>
-          <w:u w:val="single" w:color="0000ff"/>
-          <w:rFonts w:ascii="Charis SIL Regular" w:hAnsi="Charis SIL Regular" w:eastAsia="Charis SIL Regular"/>
-          <w:b w:val="0"/>
-          <w:i w:val="0"/>
-          <w:color w:val="000000"/>
-          <w:sz w:val="24"/>
-        </w:rPr>
-        <w:hyperlink r:id="rId12" w:history="1">
-          <w:r>
-            <w:rPr>
-              <w:rStyle w:val="Hyperlink"/>
-            </w:rPr>
-            <w:t>nds Academ</w:t>
-          </w:r>
-        </w:hyperlink>
-      </w:r>
-      <w:r>
-        <w:rPr>
-          <w:u w:val="single" w:color="0000ff"/>
-          <w:rFonts w:ascii="Charis SIL Regular" w:hAnsi="Charis SIL Regular" w:eastAsia="Charis SIL Regular"/>
-          <w:b w:val="0"/>
-          <w:i w:val="0"/>
-          <w:color w:val="000000"/>
-          <w:sz w:val="24"/>
-        </w:rPr>
-        <w:hyperlink r:id="rId12" w:history="1">
-          <w:r>
-            <w:rPr>
-              <w:rStyle w:val="Hyperlink"/>
-            </w:rPr>
-            <w:t>y of Arts and</w:t>
-          </w:r>
-        </w:hyperlink>
-      </w:r>
-      <w:r>
-        <w:rPr>
-          <w:u w:val="single" w:color="0000ff"/>
-          <w:rFonts w:ascii="Charis SIL Regular" w:hAnsi="Charis SIL Regular" w:eastAsia="Charis SIL Regular"/>
-          <w:b w:val="0"/>
-          <w:i w:val="0"/>
-          <w:color w:val="000000"/>
-          <w:sz w:val="24"/>
-        </w:rPr>
-        <w:t xml:space="preserve"> </w:t>
-      </w:r>
-      <w:r>
-        <w:rPr>
-          <w:u w:val="single" w:color="0000ff"/>
-          <w:rFonts w:ascii="Charis SIL Regular" w:hAnsi="Charis SIL Regular" w:eastAsia="Charis SIL Regular"/>
-          <w:b w:val="0"/>
-          <w:i w:val="0"/>
-          <w:color w:val="000000"/>
-          <w:sz w:val="24"/>
-        </w:rPr>
-        <w:hyperlink r:id="rId12" w:history="1">
-          <w:r>
-            <w:rPr>
-              <w:rStyle w:val="Hyperlink"/>
-            </w:rPr>
-            <w:t>Sci</w:t>
-          </w:r>
-        </w:hyperlink>
-      </w:r>
-      <w:r>
-        <w:rPr>
-          <w:u w:val="single" w:color="0000ff"/>
-          <w:rFonts w:ascii="Charis SIL Regular" w:hAnsi="Charis SIL Regular" w:eastAsia="Charis SIL Regular"/>
-          <w:b w:val="0"/>
-          <w:i w:val="0"/>
-          <w:color w:val="000000"/>
-          <w:sz w:val="24"/>
-        </w:rPr>
-        <w:hyperlink r:id="rId12" w:history="1">
-          <w:r>
-            <w:rPr>
-              <w:rStyle w:val="Hyperlink"/>
-            </w:rPr>
-            <w:t>e</w:t>
-          </w:r>
-        </w:hyperlink>
-      </w:r>
-      <w:r>
-        <w:rPr>
-          <w:u w:val="single" w:color="0000ff"/>
-          <w:rFonts w:ascii="Charis SIL Regular" w:hAnsi="Charis SIL Regular" w:eastAsia="Charis SIL Regular"/>
-          <w:b w:val="0"/>
-          <w:i w:val="0"/>
-          <w:color w:val="000000"/>
-          <w:sz w:val="24"/>
-        </w:rPr>
-        <w:hyperlink r:id="rId12" w:history="1">
-          <w:r>
-            <w:rPr>
-              <w:rStyle w:val="Hyperlink"/>
-            </w:rPr>
-            <w:t>nces (K</w:t>
-          </w:r>
-        </w:hyperlink>
-      </w:r>
-      <w:r>
-        <w:rPr>
-          <w:u w:val="single" w:color="0000ff"/>
-          <w:rFonts w:ascii="Charis SIL Regular" w:hAnsi="Charis SIL Regular" w:eastAsia="Charis SIL Regular"/>
-          <w:b w:val="0"/>
-          <w:i w:val="0"/>
-          <w:color w:val="000000"/>
-          <w:sz w:val="24"/>
-        </w:rPr>
-        <w:t>N</w:t>
-      </w:r>
-      <w:r>
-        <w:rPr>
-          <w:u w:val="single" w:color="0000ff"/>
-          <w:rFonts w:ascii="Charis SIL Regular" w:hAnsi="Charis SIL Regular" w:eastAsia="Charis SIL Regular"/>
-          <w:b w:val="0"/>
-          <w:i w:val="0"/>
-          <w:color w:val="000000"/>
-          <w:sz w:val="24"/>
-        </w:rPr>
-        <w:hyperlink r:id="rId12" w:history="1">
-          <w:r>
-            <w:rPr>
-              <w:rStyle w:val="Hyperlink"/>
-            </w:rPr>
-            <w:t>A</w:t>
-          </w:r>
-        </w:hyperlink>
-      </w:r>
-      <w:r>
-        <w:rPr>
-          <w:u w:val="single" w:color="0000ff"/>
-          <w:rFonts w:ascii="Charis SIL Regular" w:hAnsi="Charis SIL Regular" w:eastAsia="Charis SIL Regular"/>
-          <w:b w:val="0"/>
-          <w:i w:val="0"/>
-          <w:color w:val="000000"/>
-          <w:sz w:val="24"/>
-        </w:rPr>
-        <w:t>W</w:t>
+        <w:t>Netherlands Academy of Arts and Sciences (KNAW</w:t>
       </w:r>
       <w:r>
         <w:rPr>
@@ -2318,7 +2187,7 @@
           <w:sz w:val="24"/>
           <w:u w:val="single"/>
         </w:rPr>
-        <w:hyperlink r:id="rId16" w:history="1">
+        <w:hyperlink r:id="rId12" w:history="1">
           <w:r>
             <w:rPr>
               <w:rStyle w:val="Hyperlink"/>
@@ -2347,7 +2216,7 @@
           <w:sz w:val="24"/>
           <w:u w:val="single"/>
         </w:rPr>
-        <w:hyperlink r:id="rId16" w:history="1">
+        <w:hyperlink r:id="rId12" w:history="1">
           <w:r>
             <w:rPr>
               <w:rStyle w:val="Hyperlink"/>
@@ -2365,7 +2234,7 @@
           <w:sz w:val="24"/>
           <w:u w:val="single"/>
         </w:rPr>
-        <w:hyperlink r:id="rId16" w:history="1">
+        <w:hyperlink r:id="rId12" w:history="1">
           <w:r>
             <w:rPr>
               <w:rStyle w:val="Hyperlink"/>
@@ -2383,7 +2252,7 @@
           <w:sz w:val="24"/>
           <w:u w:val="single"/>
         </w:rPr>
-        <w:hyperlink r:id="rId16" w:history="1">
+        <w:hyperlink r:id="rId12" w:history="1">
           <w:r>
             <w:rPr>
               <w:rStyle w:val="Hyperlink"/>
@@ -2401,7 +2270,7 @@
           <w:sz w:val="24"/>
           <w:u w:val="single"/>
         </w:rPr>
-        <w:hyperlink r:id="rId16" w:history="1">
+        <w:hyperlink r:id="rId12" w:history="1">
           <w:r>
             <w:rPr>
               <w:rStyle w:val="Hyperlink"/>
@@ -3052,7 +2921,7 @@
           <w:sz w:val="24"/>
           <w:u w:val="single"/>
         </w:rPr>
-        <w:t>Royal Zeeland Scientific Soc</w:t>
+        <w:t>Royal Zeeland Scientific So</w:t>
       </w:r>
       <w:r>
         <w:rPr>
@@ -3063,7 +2932,7 @@
           <w:sz w:val="24"/>
           <w:u w:val="single"/>
         </w:rPr>
-        <w:t>iet</w:t>
+        <w:t>c</w:t>
       </w:r>
       <w:r>
         <w:rPr>
@@ -3072,8 +2941,9 @@
           <w:i w:val="0"/>
           <w:color w:val="0000FF"/>
           <w:sz w:val="24"/>
-        </w:rPr>
-        <w:t>y</w:t>
+          <w:u w:val="single"/>
+        </w:rPr>
+        <w:t>iety</w:t>
       </w:r>
       <w:r>
         <w:br/>
@@ -3488,7 +3358,6 @@
           <w:i w:val="0"/>
           <w:color w:val="0000FF"/>
           <w:sz w:val="24"/>
-          <w:u w:val="single"/>
         </w:rPr>
         <w:t>/</w:t>
       </w:r>
@@ -3587,7 +3456,6 @@
       </w:r>
       <w:r>
         <w:rPr>
-          <w:u w:val="single" w:color="0000ff"/>
           <w:rFonts w:ascii="Charis SIL Regular" w:hAnsi="Charis SIL Regular" w:eastAsia="Charis SIL Regular"/>
           <w:b w:val="0"/>
           <w:i w:val="0"/>
@@ -3670,7 +3538,6 @@
       </w:r>
       <w:r>
         <w:rPr>
-          <w:u w:val="single" w:color="0000ff"/>
           <w:rFonts w:ascii="Charis SIL Regular" w:hAnsi="Charis SIL Regular" w:eastAsia="Charis SIL Regular"/>
           <w:b w:val="0"/>
           <w:i w:val="0"/>

--- a/EXPORTS/DOCX/published/niveau2/English/Science.docx
+++ b/EXPORTS/DOCX/published/niveau2/English/Science.docx
@@ -946,7 +946,6 @@
       </w:r>
       <w:r>
         <w:rPr>
-          <w:u w:val="single" w:color="0000ff"/>
           <w:rFonts w:ascii="Charis SIL Regular" w:hAnsi="Charis SIL Regular" w:eastAsia="Charis SIL Regular"/>
           <w:b w:val="0"/>
           <w:i w:val="0"/>
@@ -1029,7 +1028,7 @@
           <w:sz w:val="24"/>
           <w:u w:val="single"/>
         </w:rPr>
-        <w:hyperlink r:id="rId11" w:history="1">
+        <w:hyperlink r:id="rId12" w:history="1">
           <w:r>
             <w:rPr>
               <w:rStyle w:val="Hyperlink"/>
@@ -1047,7 +1046,7 @@
           <w:sz w:val="24"/>
           <w:u w:val="single"/>
         </w:rPr>
-        <w:hyperlink r:id="rId11" w:history="1">
+        <w:hyperlink r:id="rId12" w:history="1">
           <w:r>
             <w:rPr>
               <w:rStyle w:val="Hyperlink"/>
@@ -1065,7 +1064,7 @@
           <w:sz w:val="24"/>
           <w:u w:val="single"/>
         </w:rPr>
-        <w:hyperlink r:id="rId11" w:history="1">
+        <w:hyperlink r:id="rId12" w:history="1">
           <w:r>
             <w:rPr>
               <w:rStyle w:val="Hyperlink"/>
@@ -1083,7 +1082,7 @@
           <w:sz w:val="24"/>
           <w:u w:val="single"/>
         </w:rPr>
-        <w:hyperlink r:id="rId11" w:history="1">
+        <w:hyperlink r:id="rId12" w:history="1">
           <w:r>
             <w:rPr>
               <w:rStyle w:val="Hyperlink"/>
@@ -3475,9 +3474,15 @@
           <w:i w:val="0"/>
           <w:color w:val="0000FF"/>
           <w:sz w:val="24"/>
-          <w:u w:val="single"/>
-        </w:rPr>
-        <w:t>s</w:t>
+        </w:rPr>
+        <w:hyperlink r:id="rId17" w:history="1">
+          <w:r>
+            <w:rPr>
+              <w:rStyle w:val="Hyperlink"/>
+            </w:rPr>
+            <w:t>s</w:t>
+          </w:r>
+        </w:hyperlink>
       </w:r>
       <w:r>
         <w:rPr>
@@ -3486,6 +3491,7 @@
           <w:i w:val="0"/>
           <w:color w:val="0000FF"/>
           <w:sz w:val="24"/>
+          <w:u w:val="single"/>
         </w:rPr>
         <w:t>/</w:t>
       </w:r>
@@ -3584,13 +3590,21 @@
       </w:r>
       <w:r>
         <w:rPr>
+          <w:u w:val="single" w:color="0000ff"/>
           <w:rFonts w:ascii="Charis SIL Regular" w:hAnsi="Charis SIL Regular" w:eastAsia="Charis SIL Regular"/>
           <w:b w:val="0"/>
           <w:i w:val="0"/>
           <w:color w:val="000000"/>
           <w:sz w:val="24"/>
         </w:rPr>
-        <w:t xml:space="preserve">, </w:t>
+        <w:hyperlink r:id="rId17" w:history="1">
+          <w:r>
+            <w:rPr>
+              <w:rStyle w:val="Hyperlink"/>
+            </w:rPr>
+            <w:t xml:space="preserve">, </w:t>
+          </w:r>
+        </w:hyperlink>
       </w:r>
       <w:r>
         <w:rPr>
@@ -3601,7 +3615,7 @@
           <w:sz w:val="24"/>
           <w:u w:val="single"/>
         </w:rPr>
-        <w:hyperlink r:id="rId18" w:history="1">
+        <w:hyperlink r:id="rId17" w:history="1">
           <w:r>
             <w:rPr>
               <w:rStyle w:val="Hyperlink"/>
@@ -3648,7 +3662,7 @@
           <w:sz w:val="24"/>
           <w:u w:val="single"/>
         </w:rPr>
-        <w:hyperlink r:id="rId17" w:history="1">
+        <w:hyperlink r:id="rId18" w:history="1">
           <w:r>
             <w:rPr>
               <w:rStyle w:val="Hyperlink"/>
@@ -3659,6 +3673,7 @@
       </w:r>
       <w:r>
         <w:rPr>
+          <w:u w:val="single" w:color="0000ff"/>
           <w:rFonts w:ascii="Charis SIL Regular" w:hAnsi="Charis SIL Regular" w:eastAsia="Charis SIL Regular"/>
           <w:b w:val="0"/>
           <w:i w:val="0"/>

--- a/EXPORTS/DOCX/published/niveau2/English/Science.docx
+++ b/EXPORTS/DOCX/published/niveau2/English/Science.docx
@@ -951,8 +951,16 @@
           <w:i w:val="0"/>
           <w:color w:val="0000FF"/>
           <w:sz w:val="24"/>
-        </w:rPr>
-        <w:t>Bataviaasch Genootschap der Kunsten</w:t>
+          <w:u w:val="single"/>
+        </w:rPr>
+        <w:hyperlink r:id="rId11" w:history="1">
+          <w:r>
+            <w:rPr>
+              <w:rStyle w:val="Hyperlink"/>
+            </w:rPr>
+            <w:t>Bataviaas</w:t>
+          </w:r>
+        </w:hyperlink>
       </w:r>
       <w:r>
         <w:rPr>
@@ -963,7 +971,14 @@
           <w:sz w:val="24"/>
           <w:u w:val="single"/>
         </w:rPr>
-        <w:t xml:space="preserve"> </w:t>
+        <w:hyperlink r:id="rId11" w:history="1">
+          <w:r>
+            <w:rPr>
+              <w:rStyle w:val="Hyperlink"/>
+            </w:rPr>
+            <w:t>c</w:t>
+          </w:r>
+        </w:hyperlink>
       </w:r>
       <w:r>
         <w:rPr>
@@ -973,6 +988,355 @@
           <w:color w:val="0000FF"/>
           <w:sz w:val="24"/>
           <w:u w:val="single"/>
+        </w:rPr>
+        <w:hyperlink r:id="rId11" w:history="1">
+          <w:r>
+            <w:rPr>
+              <w:rStyle w:val="Hyperlink"/>
+            </w:rPr>
+            <w:t>h</w:t>
+          </w:r>
+        </w:hyperlink>
+      </w:r>
+      <w:r>
+        <w:rPr>
+          <w:rFonts w:ascii="Charis SIL Regular" w:hAnsi="Charis SIL Regular" w:eastAsia="Charis SIL Regular"/>
+          <w:b w:val="0"/>
+          <w:i w:val="0"/>
+          <w:color w:val="0000FF"/>
+          <w:sz w:val="24"/>
+          <w:u w:val="single"/>
+        </w:rPr>
+        <w:t xml:space="preserve"> </w:t>
+      </w:r>
+      <w:r>
+        <w:rPr>
+          <w:rFonts w:ascii="Charis SIL Regular" w:hAnsi="Charis SIL Regular" w:eastAsia="Charis SIL Regular"/>
+          <w:b w:val="0"/>
+          <w:i w:val="0"/>
+          <w:color w:val="0000FF"/>
+          <w:sz w:val="24"/>
+          <w:u w:val="single"/>
+        </w:rPr>
+        <w:hyperlink r:id="rId12" w:history="1">
+          <w:r>
+            <w:rPr>
+              <w:rStyle w:val="Hyperlink"/>
+            </w:rPr>
+            <w:t>Genoo</w:t>
+          </w:r>
+        </w:hyperlink>
+      </w:r>
+      <w:r>
+        <w:rPr>
+          <w:rFonts w:ascii="Charis SIL Regular" w:hAnsi="Charis SIL Regular" w:eastAsia="Charis SIL Regular"/>
+          <w:b w:val="0"/>
+          <w:i w:val="0"/>
+          <w:color w:val="0000FF"/>
+          <w:sz w:val="24"/>
+          <w:u w:val="single"/>
+        </w:rPr>
+        <w:hyperlink r:id="rId12" w:history="1">
+          <w:r>
+            <w:rPr>
+              <w:rStyle w:val="Hyperlink"/>
+            </w:rPr>
+            <w:t>t</w:t>
+          </w:r>
+        </w:hyperlink>
+      </w:r>
+      <w:r>
+        <w:rPr>
+          <w:rFonts w:ascii="Charis SIL Regular" w:hAnsi="Charis SIL Regular" w:eastAsia="Charis SIL Regular"/>
+          <w:b w:val="0"/>
+          <w:i w:val="0"/>
+          <w:color w:val="0000FF"/>
+          <w:sz w:val="24"/>
+          <w:u w:val="single"/>
+        </w:rPr>
+        <w:hyperlink r:id="rId12" w:history="1">
+          <w:r>
+            <w:rPr>
+              <w:rStyle w:val="Hyperlink"/>
+            </w:rPr>
+            <w:t>scha</w:t>
+          </w:r>
+        </w:hyperlink>
+      </w:r>
+      <w:r>
+        <w:rPr>
+          <w:rFonts w:ascii="Charis SIL Regular" w:hAnsi="Charis SIL Regular" w:eastAsia="Charis SIL Regular"/>
+          <w:b w:val="0"/>
+          <w:i w:val="0"/>
+          <w:color w:val="0000FF"/>
+          <w:sz w:val="24"/>
+          <w:u w:val="single"/>
+        </w:rPr>
+        <w:hyperlink r:id="rId12" w:history="1">
+          <w:r>
+            <w:rPr>
+              <w:rStyle w:val="Hyperlink"/>
+            </w:rPr>
+            <w:t>p</w:t>
+          </w:r>
+        </w:hyperlink>
+      </w:r>
+      <w:r>
+        <w:rPr>
+          <w:rFonts w:ascii="Charis SIL Regular" w:hAnsi="Charis SIL Regular" w:eastAsia="Charis SIL Regular"/>
+          <w:b w:val="0"/>
+          <w:i w:val="0"/>
+          <w:color w:val="0000FF"/>
+          <w:sz w:val="24"/>
+          <w:u w:val="single"/>
+        </w:rPr>
+        <w:t xml:space="preserve"> </w:t>
+      </w:r>
+      <w:r>
+        <w:rPr>
+          <w:rFonts w:ascii="Charis SIL Regular" w:hAnsi="Charis SIL Regular" w:eastAsia="Charis SIL Regular"/>
+          <w:b w:val="0"/>
+          <w:i w:val="0"/>
+          <w:color w:val="0000FF"/>
+          <w:sz w:val="24"/>
+          <w:u w:val="single"/>
+        </w:rPr>
+        <w:hyperlink r:id="rId12" w:history="1">
+          <w:r>
+            <w:rPr>
+              <w:rStyle w:val="Hyperlink"/>
+            </w:rPr>
+            <w:t>der</w:t>
+          </w:r>
+        </w:hyperlink>
+      </w:r>
+      <w:r>
+        <w:rPr>
+          <w:rFonts w:ascii="Charis SIL Regular" w:hAnsi="Charis SIL Regular" w:eastAsia="Charis SIL Regular"/>
+          <w:b w:val="0"/>
+          <w:i w:val="0"/>
+          <w:color w:val="0000FF"/>
+          <w:sz w:val="24"/>
+          <w:u w:val="single"/>
+        </w:rPr>
+        <w:t xml:space="preserve"> </w:t>
+      </w:r>
+      <w:r>
+        <w:rPr>
+          <w:rFonts w:ascii="Charis SIL Regular" w:hAnsi="Charis SIL Regular" w:eastAsia="Charis SIL Regular"/>
+          <w:b w:val="0"/>
+          <w:i w:val="0"/>
+          <w:color w:val="0000FF"/>
+          <w:sz w:val="24"/>
+          <w:u w:val="single"/>
+        </w:rPr>
+        <w:hyperlink r:id="rId12" w:history="1">
+          <w:r>
+            <w:rPr>
+              <w:rStyle w:val="Hyperlink"/>
+            </w:rPr>
+            <w:t>K</w:t>
+          </w:r>
+        </w:hyperlink>
+      </w:r>
+      <w:r>
+        <w:rPr>
+          <w:rFonts w:ascii="Charis SIL Regular" w:hAnsi="Charis SIL Regular" w:eastAsia="Charis SIL Regular"/>
+          <w:b w:val="0"/>
+          <w:i w:val="0"/>
+          <w:color w:val="0000FF"/>
+          <w:sz w:val="24"/>
+          <w:u w:val="single"/>
+        </w:rPr>
+        <w:hyperlink r:id="rId12" w:history="1">
+          <w:r>
+            <w:rPr>
+              <w:rStyle w:val="Hyperlink"/>
+            </w:rPr>
+            <w:t>unste</w:t>
+          </w:r>
+        </w:hyperlink>
+      </w:r>
+      <w:r>
+        <w:rPr>
+          <w:rFonts w:ascii="Charis SIL Regular" w:hAnsi="Charis SIL Regular" w:eastAsia="Charis SIL Regular"/>
+          <w:b w:val="0"/>
+          <w:i w:val="0"/>
+          <w:color w:val="0000FF"/>
+          <w:sz w:val="24"/>
+          <w:u w:val="single"/>
+        </w:rPr>
+        <w:hyperlink r:id="rId12" w:history="1">
+          <w:r>
+            <w:rPr>
+              <w:rStyle w:val="Hyperlink"/>
+            </w:rPr>
+            <w:t>n</w:t>
+          </w:r>
+        </w:hyperlink>
+      </w:r>
+      <w:r>
+        <w:rPr>
+          <w:rFonts w:ascii="Charis SIL Regular" w:hAnsi="Charis SIL Regular" w:eastAsia="Charis SIL Regular"/>
+          <w:b w:val="0"/>
+          <w:i w:val="0"/>
+          <w:color w:val="0000FF"/>
+          <w:sz w:val="24"/>
+          <w:u w:val="single"/>
+        </w:rPr>
+        <w:t xml:space="preserve"> </w:t>
+      </w:r>
+      <w:r>
+        <w:rPr>
+          <w:rFonts w:ascii="Charis SIL Regular" w:hAnsi="Charis SIL Regular" w:eastAsia="Charis SIL Regular"/>
+          <w:b w:val="0"/>
+          <w:i w:val="0"/>
+          <w:color w:val="0000FF"/>
+          <w:sz w:val="24"/>
+          <w:u w:val="single"/>
+        </w:rPr>
+        <w:hyperlink r:id="rId12" w:history="1">
+          <w:r>
+            <w:rPr>
+              <w:rStyle w:val="Hyperlink"/>
+            </w:rPr>
+            <w:t>en</w:t>
+          </w:r>
+        </w:hyperlink>
+      </w:r>
+      <w:r>
+        <w:rPr>
+          <w:rFonts w:ascii="Charis SIL Regular" w:hAnsi="Charis SIL Regular" w:eastAsia="Charis SIL Regular"/>
+          <w:b w:val="0"/>
+          <w:i w:val="0"/>
+          <w:color w:val="0000FF"/>
+          <w:sz w:val="24"/>
+          <w:u w:val="single"/>
+        </w:rPr>
+        <w:t xml:space="preserve"> </w:t>
+      </w:r>
+      <w:r>
+        <w:rPr>
+          <w:rFonts w:ascii="Charis SIL Regular" w:hAnsi="Charis SIL Regular" w:eastAsia="Charis SIL Regular"/>
+          <w:b w:val="0"/>
+          <w:i w:val="0"/>
+          <w:color w:val="0000FF"/>
+          <w:sz w:val="24"/>
+          <w:u w:val="single"/>
+        </w:rPr>
+        <w:hyperlink r:id="rId12" w:history="1">
+          <w:r>
+            <w:rPr>
+              <w:rStyle w:val="Hyperlink"/>
+            </w:rPr>
+            <w:t>Wetenschap</w:t>
+          </w:r>
+        </w:hyperlink>
+      </w:r>
+      <w:r>
+        <w:rPr>
+          <w:rFonts w:ascii="Charis SIL Regular" w:hAnsi="Charis SIL Regular" w:eastAsia="Charis SIL Regular"/>
+          <w:b w:val="0"/>
+          <w:i w:val="0"/>
+          <w:color w:val="0000FF"/>
+          <w:sz w:val="24"/>
+          <w:u w:val="single"/>
+        </w:rPr>
+        <w:hyperlink r:id="rId12" w:history="1">
+          <w:r>
+            <w:rPr>
+              <w:rStyle w:val="Hyperlink"/>
+            </w:rPr>
+            <w:t>pen</w:t>
+          </w:r>
+        </w:hyperlink>
+      </w:r>
+      <w:r>
+        <w:rPr>
+          <w:rFonts w:ascii="Charis SIL Regular" w:hAnsi="Charis SIL Regular" w:eastAsia="Charis SIL Regular"/>
+          <w:b w:val="0"/>
+          <w:i w:val="0"/>
+          <w:color w:val="000000"/>
+          <w:sz w:val="24"/>
+        </w:rPr>
+        <w:t xml:space="preserve"> in Indonesia. The Royal </w:t>
+      </w:r>
+      <w:r>
+        <w:rPr>
+          <w:rFonts w:ascii="Charis SIL Regular" w:hAnsi="Charis SIL Regular" w:eastAsia="Charis SIL Regular"/>
+          <w:b w:val="0"/>
+          <w:i w:val="0"/>
+          <w:color w:val="000000"/>
+          <w:sz w:val="24"/>
+        </w:rPr>
+        <w:t>Netherla</w:t>
+      </w:r>
+      <w:r>
+        <w:rPr>
+          <w:u w:val="single" w:color="0000ff"/>
+          <w:rFonts w:ascii="Charis SIL Regular" w:hAnsi="Charis SIL Regular" w:eastAsia="Charis SIL Regular"/>
+          <w:b w:val="0"/>
+          <w:i w:val="0"/>
+          <w:color w:val="000000"/>
+          <w:sz w:val="24"/>
+        </w:rPr>
+        <w:t>nds Academ</w:t>
+      </w:r>
+      <w:r>
+        <w:rPr>
+          <w:u w:val="single" w:color="0000ff"/>
+          <w:rFonts w:ascii="Charis SIL Regular" w:hAnsi="Charis SIL Regular" w:eastAsia="Charis SIL Regular"/>
+          <w:b w:val="0"/>
+          <w:i w:val="0"/>
+          <w:color w:val="000000"/>
+          <w:sz w:val="24"/>
+        </w:rPr>
+        <w:hyperlink r:id="rId12" w:history="1">
+          <w:r>
+            <w:rPr>
+              <w:rStyle w:val="Hyperlink"/>
+            </w:rPr>
+            <w:t>y of Arts and</w:t>
+          </w:r>
+        </w:hyperlink>
+      </w:r>
+      <w:r>
+        <w:rPr>
+          <w:u w:val="single" w:color="0000ff"/>
+          <w:rFonts w:ascii="Charis SIL Regular" w:hAnsi="Charis SIL Regular" w:eastAsia="Charis SIL Regular"/>
+          <w:b w:val="0"/>
+          <w:i w:val="0"/>
+          <w:color w:val="000000"/>
+          <w:sz w:val="24"/>
+        </w:rPr>
+        <w:t xml:space="preserve"> </w:t>
+      </w:r>
+      <w:r>
+        <w:rPr>
+          <w:u w:val="single" w:color="0000ff"/>
+          <w:rFonts w:ascii="Charis SIL Regular" w:hAnsi="Charis SIL Regular" w:eastAsia="Charis SIL Regular"/>
+          <w:b w:val="0"/>
+          <w:i w:val="0"/>
+          <w:color w:val="000000"/>
+          <w:sz w:val="24"/>
+        </w:rPr>
+        <w:hyperlink r:id="rId12" w:history="1">
+          <w:r>
+            <w:rPr>
+              <w:rStyle w:val="Hyperlink"/>
+            </w:rPr>
+            <w:t>Sci</w:t>
+          </w:r>
+        </w:hyperlink>
+      </w:r>
+      <w:r>
+        <w:rPr>
+          <w:u w:val="single" w:color="0000ff"/>
+          <w:rFonts w:ascii="Charis SIL Regular" w:hAnsi="Charis SIL Regular" w:eastAsia="Charis SIL Regular"/>
+          <w:b w:val="0"/>
+          <w:i w:val="0"/>
+          <w:color w:val="000000"/>
+          <w:sz w:val="24"/>
         </w:rPr>
         <w:hyperlink r:id="rId12" w:history="1">
           <w:r>
@@ -985,88 +1349,32 @@
       </w:r>
       <w:r>
         <w:rPr>
+          <w:u w:val="single" w:color="0000ff"/>
           <w:rFonts w:ascii="Charis SIL Regular" w:hAnsi="Charis SIL Regular" w:eastAsia="Charis SIL Regular"/>
           <w:b w:val="0"/>
           <w:i w:val="0"/>
-          <w:color w:val="0000FF"/>
-          <w:sz w:val="24"/>
-          <w:u w:val="single"/>
+          <w:color w:val="000000"/>
+          <w:sz w:val="24"/>
         </w:rPr>
         <w:hyperlink r:id="rId12" w:history="1">
           <w:r>
             <w:rPr>
               <w:rStyle w:val="Hyperlink"/>
             </w:rPr>
-            <w:t>n</w:t>
+            <w:t>nces (K</w:t>
           </w:r>
         </w:hyperlink>
       </w:r>
       <w:r>
         <w:rPr>
-          <w:rFonts w:ascii="Charis SIL Regular" w:hAnsi="Charis SIL Regular" w:eastAsia="Charis SIL Regular"/>
-          <w:b w:val="0"/>
-          <w:i w:val="0"/>
-          <w:color w:val="0000FF"/>
-          <w:sz w:val="24"/>
-          <w:u w:val="single"/>
-        </w:rPr>
-        <w:t xml:space="preserve"> </w:t>
-      </w:r>
-      <w:r>
-        <w:rPr>
-          <w:rFonts w:ascii="Charis SIL Regular" w:hAnsi="Charis SIL Regular" w:eastAsia="Charis SIL Regular"/>
-          <w:b w:val="0"/>
-          <w:i w:val="0"/>
-          <w:color w:val="0000FF"/>
-          <w:sz w:val="24"/>
-          <w:u w:val="single"/>
-        </w:rPr>
-        <w:hyperlink r:id="rId12" w:history="1">
-          <w:r>
-            <w:rPr>
-              <w:rStyle w:val="Hyperlink"/>
-            </w:rPr>
-            <w:t>Wetenschap</w:t>
-          </w:r>
-        </w:hyperlink>
-      </w:r>
-      <w:r>
-        <w:rPr>
-          <w:rFonts w:ascii="Charis SIL Regular" w:hAnsi="Charis SIL Regular" w:eastAsia="Charis SIL Regular"/>
-          <w:b w:val="0"/>
-          <w:i w:val="0"/>
-          <w:color w:val="0000FF"/>
-          <w:sz w:val="24"/>
-          <w:u w:val="single"/>
-        </w:rPr>
-        <w:hyperlink r:id="rId12" w:history="1">
-          <w:r>
-            <w:rPr>
-              <w:rStyle w:val="Hyperlink"/>
-            </w:rPr>
-            <w:t>pen</w:t>
-          </w:r>
-        </w:hyperlink>
-      </w:r>
-      <w:r>
-        <w:rPr>
+          <w:u w:val="single" w:color="0000ff"/>
           <w:rFonts w:ascii="Charis SIL Regular" w:hAnsi="Charis SIL Regular" w:eastAsia="Charis SIL Regular"/>
           <w:b w:val="0"/>
           <w:i w:val="0"/>
           <w:color w:val="000000"/>
           <w:sz w:val="24"/>
         </w:rPr>
-        <w:t xml:space="preserve"> in Indonesia. The Royal </w:t>
-      </w:r>
-      <w:r>
-        <w:rPr>
-          <w:rFonts w:ascii="Charis SIL Regular" w:hAnsi="Charis SIL Regular" w:eastAsia="Charis SIL Regular"/>
-          <w:b w:val="0"/>
-          <w:i w:val="0"/>
-          <w:color w:val="000000"/>
-          <w:sz w:val="24"/>
-        </w:rPr>
-        <w:t>Netherlands Academy of Arts and Sciences (KN</w:t>
+        <w:t>N</w:t>
       </w:r>
       <w:r>
         <w:rPr>
@@ -1985,7 +2293,7 @@
           <w:sz w:val="24"/>
           <w:u w:val="single"/>
         </w:rPr>
-        <w:hyperlink r:id="rId16" w:history="1">
+        <w:hyperlink r:id="rId12" w:history="1">
           <w:r>
             <w:rPr>
               <w:rStyle w:val="Hyperlink"/>
@@ -2014,7 +2322,7 @@
           <w:sz w:val="24"/>
           <w:u w:val="single"/>
         </w:rPr>
-        <w:hyperlink r:id="rId16" w:history="1">
+        <w:hyperlink r:id="rId12" w:history="1">
           <w:r>
             <w:rPr>
               <w:rStyle w:val="Hyperlink"/>
@@ -3127,7 +3435,7 @@
             <w:rPr>
               <w:rStyle w:val="Hyperlink"/>
             </w:rPr>
-            <w:t>portalfiles</w:t>
+            <w:t>portalfile</w:t>
           </w:r>
         </w:hyperlink>
       </w:r>
@@ -3139,6 +3447,16 @@
           <w:color w:val="0000FF"/>
           <w:sz w:val="24"/>
           <w:u w:val="single"/>
+        </w:rPr>
+        <w:t>s</w:t>
+      </w:r>
+      <w:r>
+        <w:rPr>
+          <w:rFonts w:ascii="Charis SIL Regular" w:hAnsi="Charis SIL Regular" w:eastAsia="Charis SIL Regular"/>
+          <w:b w:val="0"/>
+          <w:i w:val="0"/>
+          <w:color w:val="0000FF"/>
+          <w:sz w:val="24"/>
         </w:rPr>
         <w:t>/</w:t>
       </w:r>
@@ -3156,19 +3474,9 @@
             <w:rPr>
               <w:rStyle w:val="Hyperlink"/>
             </w:rPr>
-            <w:t>portal/1414020</w:t>
+            <w:t xml:space="preserve">portal/1414020/ </w:t>
           </w:r>
         </w:hyperlink>
-      </w:r>
-      <w:r>
-        <w:rPr>
-          <w:rFonts w:ascii="Charis SIL Regular" w:hAnsi="Charis SIL Regular" w:eastAsia="Charis SIL Regular"/>
-          <w:b w:val="0"/>
-          <w:i w:val="0"/>
-          <w:color w:val="0000FF"/>
-          <w:sz w:val="24"/>
-        </w:rPr>
-        <w:t xml:space="preserve">/ </w:t>
       </w:r>
       <w:r>
         <w:br/>
@@ -3247,7 +3555,81 @@
       </w:r>
       <w:r>
         <w:rPr>
-          <w:u w:val="single" w:color="0000ff"/>
+          <w:rFonts w:ascii="Charis SIL Regular" w:hAnsi="Charis SIL Regular" w:eastAsia="Charis SIL Regular"/>
+          <w:b w:val="0"/>
+          <w:i w:val="0"/>
+          <w:color w:val="000000"/>
+          <w:sz w:val="24"/>
+        </w:rPr>
+        <w:t xml:space="preserve">, </w:t>
+      </w:r>
+      <w:r>
+        <w:rPr>
+          <w:rFonts w:ascii="Charis SIL Regular" w:hAnsi="Charis SIL Regular" w:eastAsia="Charis SIL Regular"/>
+          <w:b w:val="0"/>
+          <w:i w:val="0"/>
+          <w:color w:val="0000FF"/>
+          <w:sz w:val="24"/>
+          <w:u w:val="single"/>
+        </w:rPr>
+        <w:hyperlink r:id="rId18" w:history="1">
+          <w:r>
+            <w:rPr>
+              <w:rStyle w:val="Hyperlink"/>
+            </w:rPr>
+            <w:t>ISBN</w:t>
+          </w:r>
+        </w:hyperlink>
+      </w:r>
+      <w:r>
+        <w:rPr>
+          <w:rFonts w:ascii="Charis SIL Regular" w:hAnsi="Charis SIL Regular" w:eastAsia="Charis SIL Regular"/>
+          <w:b w:val="0"/>
+          <w:i w:val="0"/>
+          <w:color w:val="0000FF"/>
+          <w:sz w:val="24"/>
+          <w:u w:val="single"/>
+        </w:rPr>
+        <w:t xml:space="preserve"> </w:t>
+      </w:r>
+      <w:r>
+        <w:rPr>
+          <w:rFonts w:ascii="Charis SIL Regular" w:hAnsi="Charis SIL Regular" w:eastAsia="Charis SIL Regular"/>
+          <w:b w:val="0"/>
+          <w:i w:val="0"/>
+          <w:color w:val="0000FF"/>
+          <w:sz w:val="24"/>
+          <w:u w:val="single"/>
+        </w:rPr>
+        <w:hyperlink r:id="rId18" w:history="1">
+          <w:r>
+            <w:rPr>
+              <w:rStyle w:val="Hyperlink"/>
+            </w:rPr>
+            <w:t>9</w:t>
+          </w:r>
+        </w:hyperlink>
+      </w:r>
+      <w:r>
+        <w:rPr>
+          <w:rFonts w:ascii="Charis SIL Regular" w:hAnsi="Charis SIL Regular" w:eastAsia="Charis SIL Regular"/>
+          <w:b w:val="0"/>
+          <w:i w:val="0"/>
+          <w:color w:val="0000FF"/>
+          <w:sz w:val="24"/>
+          <w:u w:val="single"/>
+        </w:rPr>
+        <w:hyperlink r:id="rId17" w:history="1">
+          <w:r>
+            <w:rPr>
+              <w:rStyle w:val="Hyperlink"/>
+            </w:rPr>
+            <w:t>789004257870</w:t>
+          </w:r>
+        </w:hyperlink>
+      </w:r>
+      <w:r>
+        <w:rPr>
           <w:rFonts w:ascii="Charis SIL Regular" w:hAnsi="Charis SIL Regular" w:eastAsia="Charis SIL Regular"/>
           <w:b w:val="0"/>
           <w:i w:val="0"/>
@@ -3272,90 +3654,7 @@
           <w:sz w:val="24"/>
           <w:u w:val="single"/>
         </w:rPr>
-        <w:hyperlink r:id="rId17" w:history="1">
-          <w:r>
-            <w:rPr>
-              <w:rStyle w:val="Hyperlink"/>
-            </w:rPr>
-            <w:t>ISBN</w:t>
-          </w:r>
-        </w:hyperlink>
-      </w:r>
-      <w:r>
-        <w:rPr>
-          <w:rFonts w:ascii="Charis SIL Regular" w:hAnsi="Charis SIL Regular" w:eastAsia="Charis SIL Regular"/>
-          <w:b w:val="0"/>
-          <w:i w:val="0"/>
-          <w:color w:val="0000FF"/>
-          <w:sz w:val="24"/>
-          <w:u w:val="single"/>
-        </w:rPr>
-        <w:t xml:space="preserve"> </w:t>
-      </w:r>
-      <w:r>
-        <w:rPr>
-          <w:rFonts w:ascii="Charis SIL Regular" w:hAnsi="Charis SIL Regular" w:eastAsia="Charis SIL Regular"/>
-          <w:b w:val="0"/>
-          <w:i w:val="0"/>
-          <w:color w:val="0000FF"/>
-          <w:sz w:val="24"/>
-          <w:u w:val="single"/>
-        </w:rPr>
-        <w:hyperlink r:id="rId17" w:history="1">
-          <w:r>
-            <w:rPr>
-              <w:rStyle w:val="Hyperlink"/>
-            </w:rPr>
-            <w:t>9</w:t>
-          </w:r>
-        </w:hyperlink>
-      </w:r>
-      <w:r>
-        <w:rPr>
-          <w:rFonts w:ascii="Charis SIL Regular" w:hAnsi="Charis SIL Regular" w:eastAsia="Charis SIL Regular"/>
-          <w:b w:val="0"/>
-          <w:i w:val="0"/>
-          <w:color w:val="0000FF"/>
-          <w:sz w:val="24"/>
-          <w:u w:val="single"/>
-        </w:rPr>
-        <w:hyperlink r:id="rId17" w:history="1">
-          <w:r>
-            <w:rPr>
-              <w:rStyle w:val="Hyperlink"/>
-            </w:rPr>
-            <w:t>789004257870</w:t>
-          </w:r>
-        </w:hyperlink>
-      </w:r>
-      <w:r>
-        <w:rPr>
-          <w:u w:val="single" w:color="0000ff"/>
-          <w:rFonts w:ascii="Charis SIL Regular" w:hAnsi="Charis SIL Regular" w:eastAsia="Charis SIL Regular"/>
-          <w:b w:val="0"/>
-          <w:i w:val="0"/>
-          <w:color w:val="000000"/>
-          <w:sz w:val="24"/>
-        </w:rPr>
-        <w:hyperlink r:id="rId17" w:history="1">
-          <w:r>
-            <w:rPr>
-              <w:rStyle w:val="Hyperlink"/>
-            </w:rPr>
-            <w:t xml:space="preserve">, </w:t>
-          </w:r>
-        </w:hyperlink>
-      </w:r>
-      <w:r>
-        <w:rPr>
-          <w:rFonts w:ascii="Charis SIL Regular" w:hAnsi="Charis SIL Regular" w:eastAsia="Charis SIL Regular"/>
-          <w:b w:val="0"/>
-          <w:i w:val="0"/>
-          <w:color w:val="0000FF"/>
-          <w:sz w:val="24"/>
-          <w:u w:val="single"/>
-        </w:rPr>
-        <w:hyperlink r:id="rId18" w:history="1">
+        <w:hyperlink r:id="rId19" w:history="1">
           <w:r>
             <w:rPr>
               <w:rStyle w:val="Hyperlink"/>
@@ -3384,7 +3683,7 @@
           <w:sz w:val="24"/>
           <w:u w:val="single"/>
         </w:rPr>
-        <w:hyperlink r:id="rId18" w:history="1">
+        <w:hyperlink r:id="rId19" w:history="1">
           <w:r>
             <w:rPr>
               <w:rStyle w:val="Hyperlink"/>
@@ -3505,7 +3804,7 @@
           <w:sz w:val="24"/>
           <w:u w:val="single"/>
         </w:rPr>
-        <w:hyperlink r:id="rId19" w:history="1">
+        <w:hyperlink r:id="rId20" w:history="1">
           <w:r>
             <w:rPr>
               <w:rStyle w:val="Hyperlink"/>
@@ -3534,7 +3833,7 @@
           <w:sz w:val="24"/>
           <w:u w:val="single"/>
         </w:rPr>
-        <w:hyperlink r:id="rId19" w:history="1">
+        <w:hyperlink r:id="rId20" w:history="1">
           <w:r>
             <w:rPr>
               <w:rStyle w:val="Hyperlink"/>
@@ -3562,7 +3861,7 @@
           <w:sz w:val="24"/>
           <w:u w:val="single"/>
         </w:rPr>
-        <w:hyperlink r:id="rId20" w:history="1">
+        <w:hyperlink r:id="rId21" w:history="1">
           <w:r>
             <w:rPr>
               <w:rStyle w:val="Hyperlink"/>
@@ -3580,7 +3879,7 @@
           <w:sz w:val="24"/>
           <w:u w:val="single"/>
         </w:rPr>
-        <w:hyperlink r:id="rId20" w:history="1">
+        <w:hyperlink r:id="rId21" w:history="1">
           <w:r>
             <w:rPr>
               <w:rStyle w:val="Hyperlink"/>
@@ -3598,7 +3897,7 @@
           <w:sz w:val="24"/>
           <w:u w:val="single"/>
         </w:rPr>
-        <w:hyperlink r:id="rId20" w:history="1">
+        <w:hyperlink r:id="rId21" w:history="1">
           <w:r>
             <w:rPr>
               <w:rStyle w:val="Hyperlink"/>
@@ -3716,7 +4015,7 @@
           <w:sz w:val="24"/>
           <w:u w:val="single"/>
         </w:rPr>
-        <w:hyperlink r:id="rId21" w:history="1">
+        <w:hyperlink r:id="rId22" w:history="1">
           <w:r>
             <w:rPr>
               <w:rStyle w:val="Hyperlink"/>
@@ -3745,7 +4044,7 @@
           <w:sz w:val="24"/>
           <w:u w:val="single"/>
         </w:rPr>
-        <w:hyperlink r:id="rId21" w:history="1">
+        <w:hyperlink r:id="rId22" w:history="1">
           <w:r>
             <w:rPr>
               <w:rStyle w:val="Hyperlink"/>
@@ -3773,7 +4072,7 @@
           <w:sz w:val="24"/>
           <w:u w:val="single"/>
         </w:rPr>
-        <w:hyperlink r:id="rId22" w:history="1">
+        <w:hyperlink r:id="rId23" w:history="1">
           <w:r>
             <w:rPr>
               <w:rStyle w:val="Hyperlink"/>
@@ -3791,7 +4090,7 @@
           <w:sz w:val="24"/>
           <w:u w:val="single"/>
         </w:rPr>
-        <w:hyperlink r:id="rId22" w:history="1">
+        <w:hyperlink r:id="rId23" w:history="1">
           <w:r>
             <w:rPr>
               <w:rStyle w:val="Hyperlink"/>
@@ -3809,7 +4108,7 @@
           <w:sz w:val="24"/>
           <w:u w:val="single"/>
         </w:rPr>
-        <w:hyperlink r:id="rId22" w:history="1">
+        <w:hyperlink r:id="rId23" w:history="1">
           <w:r>
             <w:rPr>
               <w:rStyle w:val="Hyperlink"/>
@@ -3827,7 +4126,7 @@
           <w:sz w:val="24"/>
           <w:u w:val="single"/>
         </w:rPr>
-        <w:hyperlink r:id="rId22" w:history="1">
+        <w:hyperlink r:id="rId23" w:history="1">
           <w:r>
             <w:rPr>
               <w:rStyle w:val="Hyperlink"/>

--- a/EXPORTS/DOCX/published/niveau2/English/Science.docx
+++ b/EXPORTS/DOCX/published/niveau2/English/Science.docx
@@ -942,7 +942,18 @@
           <w:color w:val="000000"/>
           <w:sz w:val="24"/>
         </w:rPr>
-        <w:t xml:space="preserve">and the </w:t>
+        <w:t>and the</w:t>
+      </w:r>
+      <w:r>
+        <w:rPr>
+          <w:u w:val="single" w:color="0000ff"/>
+          <w:rFonts w:ascii="Charis SIL Regular" w:hAnsi="Charis SIL Regular" w:eastAsia="Charis SIL Regular"/>
+          <w:b w:val="0"/>
+          <w:i w:val="0"/>
+          <w:color w:val="000000"/>
+          <w:sz w:val="24"/>
+        </w:rPr>
+        <w:t xml:space="preserve"> </w:t>
       </w:r>
       <w:r>
         <w:rPr>
@@ -953,7 +964,7 @@
           <w:sz w:val="24"/>
           <w:u w:val="single"/>
         </w:rPr>
-        <w:hyperlink r:id="rId11" w:history="1">
+        <w:hyperlink r:id="rId12" w:history="1">
           <w:r>
             <w:rPr>
               <w:rStyle w:val="Hyperlink"/>
@@ -971,7 +982,7 @@
           <w:sz w:val="24"/>
           <w:u w:val="single"/>
         </w:rPr>
-        <w:hyperlink r:id="rId11" w:history="1">
+        <w:hyperlink r:id="rId12" w:history="1">
           <w:r>
             <w:rPr>
               <w:rStyle w:val="Hyperlink"/>
@@ -989,7 +1000,7 @@
           <w:sz w:val="24"/>
           <w:u w:val="single"/>
         </w:rPr>
-        <w:hyperlink r:id="rId11" w:history="1">
+        <w:hyperlink r:id="rId12" w:history="1">
           <w:r>
             <w:rPr>
               <w:rStyle w:val="Hyperlink"/>
@@ -1072,7 +1083,7 @@
           <w:sz w:val="24"/>
           <w:u w:val="single"/>
         </w:rPr>
-        <w:hyperlink r:id="rId12" w:history="1">
+        <w:hyperlink r:id="rId11" w:history="1">
           <w:r>
             <w:rPr>
               <w:rStyle w:val="Hyperlink"/>
@@ -1090,7 +1101,24 @@
           <w:sz w:val="24"/>
           <w:u w:val="single"/>
         </w:rPr>
-        <w:t xml:space="preserve"> </w:t>
+        <w:hyperlink r:id="rId11" w:history="1">
+          <w:r>
+            <w:rPr>
+              <w:rStyle w:val="Hyperlink"/>
+            </w:rPr>
+            <w:t xml:space="preserve"> der </w:t>
+          </w:r>
+        </w:hyperlink>
+      </w:r>
+      <w:r>
+        <w:rPr>
+          <w:rFonts w:ascii="Charis SIL Regular" w:hAnsi="Charis SIL Regular" w:eastAsia="Charis SIL Regular"/>
+          <w:b w:val="0"/>
+          <w:i w:val="0"/>
+          <w:color w:val="0000FF"/>
+          <w:sz w:val="24"/>
+        </w:rPr>
+        <w:t>K</w:t>
       </w:r>
       <w:r>
         <w:rPr>
@@ -1101,54 +1129,7 @@
           <w:sz w:val="24"/>
           <w:u w:val="single"/>
         </w:rPr>
-        <w:hyperlink r:id="rId12" w:history="1">
-          <w:r>
-            <w:rPr>
-              <w:rStyle w:val="Hyperlink"/>
-            </w:rPr>
-            <w:t>der</w:t>
-          </w:r>
-        </w:hyperlink>
-      </w:r>
-      <w:r>
-        <w:rPr>
-          <w:rFonts w:ascii="Charis SIL Regular" w:hAnsi="Charis SIL Regular" w:eastAsia="Charis SIL Regular"/>
-          <w:b w:val="0"/>
-          <w:i w:val="0"/>
-          <w:color w:val="0000FF"/>
-          <w:sz w:val="24"/>
-          <w:u w:val="single"/>
-        </w:rPr>
-        <w:t xml:space="preserve"> </w:t>
-      </w:r>
-      <w:r>
-        <w:rPr>
-          <w:rFonts w:ascii="Charis SIL Regular" w:hAnsi="Charis SIL Regular" w:eastAsia="Charis SIL Regular"/>
-          <w:b w:val="0"/>
-          <w:i w:val="0"/>
-          <w:color w:val="0000FF"/>
-          <w:sz w:val="24"/>
-          <w:u w:val="single"/>
-        </w:rPr>
-        <w:hyperlink r:id="rId12" w:history="1">
-          <w:r>
-            <w:rPr>
-              <w:rStyle w:val="Hyperlink"/>
-            </w:rPr>
-            <w:t>K</w:t>
-          </w:r>
-        </w:hyperlink>
-      </w:r>
-      <w:r>
-        <w:rPr>
-          <w:rFonts w:ascii="Charis SIL Regular" w:hAnsi="Charis SIL Regular" w:eastAsia="Charis SIL Regular"/>
-          <w:b w:val="0"/>
-          <w:i w:val="0"/>
-          <w:color w:val="0000FF"/>
-          <w:sz w:val="24"/>
-          <w:u w:val="single"/>
-        </w:rPr>
-        <w:hyperlink r:id="rId12" w:history="1">
+        <w:hyperlink r:id="rId11" w:history="1">
           <w:r>
             <w:rPr>
               <w:rStyle w:val="Hyperlink"/>
@@ -1166,7 +1147,7 @@
           <w:sz w:val="24"/>
           <w:u w:val="single"/>
         </w:rPr>
-        <w:hyperlink r:id="rId12" w:history="1">
+        <w:hyperlink r:id="rId11" w:history="1">
           <w:r>
             <w:rPr>
               <w:rStyle w:val="Hyperlink"/>
@@ -1195,12 +1176,12 @@
           <w:sz w:val="24"/>
           <w:u w:val="single"/>
         </w:rPr>
-        <w:hyperlink r:id="rId12" w:history="1">
+        <w:hyperlink r:id="rId11" w:history="1">
           <w:r>
             <w:rPr>
               <w:rStyle w:val="Hyperlink"/>
             </w:rPr>
-            <w:t>en</w:t>
+            <w:t>e</w:t>
           </w:r>
         </w:hyperlink>
       </w:r>
@@ -1213,7 +1194,14 @@
           <w:sz w:val="24"/>
           <w:u w:val="single"/>
         </w:rPr>
-        <w:t xml:space="preserve"> </w:t>
+        <w:hyperlink r:id="rId11" w:history="1">
+          <w:r>
+            <w:rPr>
+              <w:rStyle w:val="Hyperlink"/>
+            </w:rPr>
+            <w:t>n</w:t>
+          </w:r>
+        </w:hyperlink>
       </w:r>
       <w:r>
         <w:rPr>
@@ -1224,7 +1212,18 @@
           <w:sz w:val="24"/>
           <w:u w:val="single"/>
         </w:rPr>
-        <w:hyperlink r:id="rId12" w:history="1">
+        <w:t xml:space="preserve"> </w:t>
+      </w:r>
+      <w:r>
+        <w:rPr>
+          <w:rFonts w:ascii="Charis SIL Regular" w:hAnsi="Charis SIL Regular" w:eastAsia="Charis SIL Regular"/>
+          <w:b w:val="0"/>
+          <w:i w:val="0"/>
+          <w:color w:val="0000FF"/>
+          <w:sz w:val="24"/>
+          <w:u w:val="single"/>
+        </w:rPr>
+        <w:hyperlink r:id="rId11" w:history="1">
           <w:r>
             <w:rPr>
               <w:rStyle w:val="Hyperlink"/>
@@ -1280,7 +1279,14 @@
           <w:color w:val="000000"/>
           <w:sz w:val="24"/>
         </w:rPr>
-        <w:t>nds Academ</w:t>
+        <w:hyperlink r:id="rId12" w:history="1">
+          <w:r>
+            <w:rPr>
+              <w:rStyle w:val="Hyperlink"/>
+            </w:rPr>
+            <w:t>nds Academ</w:t>
+          </w:r>
+        </w:hyperlink>
       </w:r>
       <w:r>
         <w:rPr>
@@ -1763,100 +1769,7 @@
           <w:color w:val="000000"/>
           <w:sz w:val="24"/>
         </w:rPr>
-        <w:t>archive of Ut</w:t>
-      </w:r>
-      <w:r>
-        <w:rPr>
-          <w:u w:val="single" w:color="0000ff"/>
-          <w:rFonts w:ascii="Charis SIL Regular" w:hAnsi="Charis SIL Regular" w:eastAsia="Charis SIL Regular"/>
-          <w:b w:val="0"/>
-          <w:i w:val="0"/>
-          <w:color w:val="000000"/>
-          <w:sz w:val="24"/>
-        </w:rPr>
-        <w:hyperlink r:id="rId13" w:history="1">
-          <w:r>
-            <w:rPr>
-              <w:rStyle w:val="Hyperlink"/>
-            </w:rPr>
-            <w:t>recht Unive</w:t>
-          </w:r>
-        </w:hyperlink>
-      </w:r>
-      <w:r>
-        <w:rPr>
-          <w:u w:val="single" w:color="0000ff"/>
-          <w:rFonts w:ascii="Charis SIL Regular" w:hAnsi="Charis SIL Regular" w:eastAsia="Charis SIL Regular"/>
-          <w:b w:val="0"/>
-          <w:i w:val="0"/>
-          <w:color w:val="000000"/>
-          <w:sz w:val="24"/>
-        </w:rPr>
-        <w:hyperlink r:id="rId13" w:history="1">
-          <w:r>
-            <w:rPr>
-              <w:rStyle w:val="Hyperlink"/>
-            </w:rPr>
-            <w:t>r</w:t>
-          </w:r>
-        </w:hyperlink>
-      </w:r>
-      <w:r>
-        <w:rPr>
-          <w:u w:val="single" w:color="0000ff"/>
-          <w:rFonts w:ascii="Charis SIL Regular" w:hAnsi="Charis SIL Regular" w:eastAsia="Charis SIL Regular"/>
-          <w:b w:val="0"/>
-          <w:i w:val="0"/>
-          <w:color w:val="000000"/>
-          <w:sz w:val="24"/>
-        </w:rPr>
-        <w:hyperlink r:id="rId13" w:history="1">
-          <w:r>
-            <w:rPr>
-              <w:rStyle w:val="Hyperlink"/>
-            </w:rPr>
-            <w:t>sity</w:t>
-          </w:r>
-        </w:hyperlink>
-      </w:r>
-      <w:r>
-        <w:rPr>
-          <w:u w:val="single" w:color="0000ff"/>
-          <w:rFonts w:ascii="Charis SIL Regular" w:hAnsi="Charis SIL Regular" w:eastAsia="Charis SIL Regular"/>
-          <w:b w:val="0"/>
-          <w:i w:val="0"/>
-          <w:color w:val="000000"/>
-          <w:sz w:val="24"/>
-        </w:rPr>
-        <w:t xml:space="preserve"> </w:t>
-      </w:r>
-      <w:r>
-        <w:rPr>
-          <w:u w:val="single" w:color="0000ff"/>
-          <w:rFonts w:ascii="Charis SIL Regular" w:hAnsi="Charis SIL Regular" w:eastAsia="Charis SIL Regular"/>
-          <w:b w:val="0"/>
-          <w:i w:val="0"/>
-          <w:color w:val="000000"/>
-          <w:sz w:val="24"/>
-        </w:rPr>
-        <w:hyperlink r:id="rId13" w:history="1">
-          <w:r>
-            <w:rPr>
-              <w:rStyle w:val="Hyperlink"/>
-            </w:rPr>
-            <w:t>can be f</w:t>
-          </w:r>
-        </w:hyperlink>
-      </w:r>
-      <w:r>
-        <w:rPr>
-          <w:rFonts w:ascii="Charis SIL Regular" w:hAnsi="Charis SIL Regular" w:eastAsia="Charis SIL Regular"/>
-          <w:b w:val="0"/>
-          <w:i w:val="0"/>
-          <w:color w:val="000000"/>
-          <w:sz w:val="24"/>
-        </w:rPr>
-        <w:t>o</w:t>
+        <w:t>archive of Utrecht University can be fo</w:t>
       </w:r>
       <w:r>
         <w:rPr>
@@ -2340,7 +2253,7 @@
           <w:sz w:val="24"/>
           <w:u w:val="single"/>
         </w:rPr>
-        <w:hyperlink r:id="rId16" w:history="1">
+        <w:hyperlink r:id="rId12" w:history="1">
           <w:r>
             <w:rPr>
               <w:rStyle w:val="Hyperlink"/>
@@ -2358,7 +2271,7 @@
           <w:sz w:val="24"/>
           <w:u w:val="single"/>
         </w:rPr>
-        <w:hyperlink r:id="rId16" w:history="1">
+        <w:hyperlink r:id="rId12" w:history="1">
           <w:r>
             <w:rPr>
               <w:rStyle w:val="Hyperlink"/>
@@ -2376,7 +2289,7 @@
           <w:sz w:val="24"/>
           <w:u w:val="single"/>
         </w:rPr>
-        <w:hyperlink r:id="rId16" w:history="1">
+        <w:hyperlink r:id="rId12" w:history="1">
           <w:r>
             <w:rPr>
               <w:rStyle w:val="Hyperlink"/>
@@ -3027,7 +2940,7 @@
           <w:sz w:val="24"/>
           <w:u w:val="single"/>
         </w:rPr>
-        <w:t>Royal Zeeland Scientific Soc</w:t>
+        <w:t>Royal Zeeland Scientific So</w:t>
       </w:r>
       <w:r>
         <w:rPr>
@@ -3038,7 +2951,7 @@
           <w:sz w:val="24"/>
           <w:u w:val="single"/>
         </w:rPr>
-        <w:t>iet</w:t>
+        <w:t>c</w:t>
       </w:r>
       <w:r>
         <w:rPr>
@@ -3047,8 +2960,9 @@
           <w:i w:val="0"/>
           <w:color w:val="0000FF"/>
           <w:sz w:val="24"/>
-        </w:rPr>
-        <w:t>y</w:t>
+          <w:u w:val="single"/>
+        </w:rPr>
+        <w:t>iety</w:t>
       </w:r>
       <w:r>
         <w:br/>
@@ -3435,7 +3349,7 @@
             <w:rPr>
               <w:rStyle w:val="Hyperlink"/>
             </w:rPr>
-            <w:t>portalfile</w:t>
+            <w:t>portalfiles</w:t>
           </w:r>
         </w:hyperlink>
       </w:r>
@@ -3448,16 +3362,6 @@
           <w:sz w:val="24"/>
           <w:u w:val="single"/>
         </w:rPr>
-        <w:t>s</w:t>
-      </w:r>
-      <w:r>
-        <w:rPr>
-          <w:rFonts w:ascii="Charis SIL Regular" w:hAnsi="Charis SIL Regular" w:eastAsia="Charis SIL Regular"/>
-          <w:b w:val="0"/>
-          <w:i w:val="0"/>
-          <w:color w:val="0000FF"/>
-          <w:sz w:val="24"/>
-        </w:rPr>
         <w:t>/</w:t>
       </w:r>
       <w:r>
@@ -3474,9 +3378,19 @@
             <w:rPr>
               <w:rStyle w:val="Hyperlink"/>
             </w:rPr>
-            <w:t xml:space="preserve">portal/1414020/ </w:t>
+            <w:t>portal/1414020</w:t>
           </w:r>
         </w:hyperlink>
+      </w:r>
+      <w:r>
+        <w:rPr>
+          <w:rFonts w:ascii="Charis SIL Regular" w:hAnsi="Charis SIL Regular" w:eastAsia="Charis SIL Regular"/>
+          <w:b w:val="0"/>
+          <w:i w:val="0"/>
+          <w:color w:val="0000FF"/>
+          <w:sz w:val="24"/>
+        </w:rPr>
+        <w:t xml:space="preserve">/ </w:t>
       </w:r>
       <w:r>
         <w:br/>
@@ -3555,13 +3469,21 @@
       </w:r>
       <w:r>
         <w:rPr>
+          <w:u w:val="single" w:color="0000ff"/>
           <w:rFonts w:ascii="Charis SIL Regular" w:hAnsi="Charis SIL Regular" w:eastAsia="Charis SIL Regular"/>
           <w:b w:val="0"/>
           <w:i w:val="0"/>
           <w:color w:val="000000"/>
           <w:sz w:val="24"/>
         </w:rPr>
-        <w:t xml:space="preserve">, </w:t>
+        <w:hyperlink r:id="rId17" w:history="1">
+          <w:r>
+            <w:rPr>
+              <w:rStyle w:val="Hyperlink"/>
+            </w:rPr>
+            <w:t xml:space="preserve">, </w:t>
+          </w:r>
+        </w:hyperlink>
       </w:r>
       <w:r>
         <w:rPr>
@@ -3572,7 +3494,7 @@
           <w:sz w:val="24"/>
           <w:u w:val="single"/>
         </w:rPr>
-        <w:hyperlink r:id="rId18" w:history="1">
+        <w:hyperlink r:id="rId17" w:history="1">
           <w:r>
             <w:rPr>
               <w:rStyle w:val="Hyperlink"/>
@@ -3601,7 +3523,7 @@
           <w:sz w:val="24"/>
           <w:u w:val="single"/>
         </w:rPr>
-        <w:hyperlink r:id="rId18" w:history="1">
+        <w:hyperlink r:id="rId17" w:history="1">
           <w:r>
             <w:rPr>
               <w:rStyle w:val="Hyperlink"/>
@@ -3630,6 +3552,7 @@
       </w:r>
       <w:r>
         <w:rPr>
+          <w:u w:val="single" w:color="0000ff"/>
           <w:rFonts w:ascii="Charis SIL Regular" w:hAnsi="Charis SIL Regular" w:eastAsia="Charis SIL Regular"/>
           <w:b w:val="0"/>
           <w:i w:val="0"/>
@@ -3654,7 +3577,7 @@
           <w:sz w:val="24"/>
           <w:u w:val="single"/>
         </w:rPr>
-        <w:hyperlink r:id="rId19" w:history="1">
+        <w:hyperlink r:id="rId18" w:history="1">
           <w:r>
             <w:rPr>
               <w:rStyle w:val="Hyperlink"/>
@@ -3683,7 +3606,7 @@
           <w:sz w:val="24"/>
           <w:u w:val="single"/>
         </w:rPr>
-        <w:hyperlink r:id="rId19" w:history="1">
+        <w:hyperlink r:id="rId18" w:history="1">
           <w:r>
             <w:rPr>
               <w:rStyle w:val="Hyperlink"/>
@@ -3804,7 +3727,7 @@
           <w:sz w:val="24"/>
           <w:u w:val="single"/>
         </w:rPr>
-        <w:hyperlink r:id="rId20" w:history="1">
+        <w:hyperlink r:id="rId19" w:history="1">
           <w:r>
             <w:rPr>
               <w:rStyle w:val="Hyperlink"/>
@@ -3833,7 +3756,7 @@
           <w:sz w:val="24"/>
           <w:u w:val="single"/>
         </w:rPr>
-        <w:hyperlink r:id="rId20" w:history="1">
+        <w:hyperlink r:id="rId19" w:history="1">
           <w:r>
             <w:rPr>
               <w:rStyle w:val="Hyperlink"/>
@@ -3861,7 +3784,7 @@
           <w:sz w:val="24"/>
           <w:u w:val="single"/>
         </w:rPr>
-        <w:hyperlink r:id="rId21" w:history="1">
+        <w:hyperlink r:id="rId20" w:history="1">
           <w:r>
             <w:rPr>
               <w:rStyle w:val="Hyperlink"/>
@@ -3879,7 +3802,7 @@
           <w:sz w:val="24"/>
           <w:u w:val="single"/>
         </w:rPr>
-        <w:hyperlink r:id="rId21" w:history="1">
+        <w:hyperlink r:id="rId20" w:history="1">
           <w:r>
             <w:rPr>
               <w:rStyle w:val="Hyperlink"/>
@@ -3897,7 +3820,7 @@
           <w:sz w:val="24"/>
           <w:u w:val="single"/>
         </w:rPr>
-        <w:hyperlink r:id="rId21" w:history="1">
+        <w:hyperlink r:id="rId20" w:history="1">
           <w:r>
             <w:rPr>
               <w:rStyle w:val="Hyperlink"/>
@@ -4015,7 +3938,7 @@
           <w:sz w:val="24"/>
           <w:u w:val="single"/>
         </w:rPr>
-        <w:hyperlink r:id="rId22" w:history="1">
+        <w:hyperlink r:id="rId21" w:history="1">
           <w:r>
             <w:rPr>
               <w:rStyle w:val="Hyperlink"/>
@@ -4044,7 +3967,7 @@
           <w:sz w:val="24"/>
           <w:u w:val="single"/>
         </w:rPr>
-        <w:hyperlink r:id="rId22" w:history="1">
+        <w:hyperlink r:id="rId21" w:history="1">
           <w:r>
             <w:rPr>
               <w:rStyle w:val="Hyperlink"/>
@@ -4072,7 +3995,7 @@
           <w:sz w:val="24"/>
           <w:u w:val="single"/>
         </w:rPr>
-        <w:hyperlink r:id="rId23" w:history="1">
+        <w:hyperlink r:id="rId22" w:history="1">
           <w:r>
             <w:rPr>
               <w:rStyle w:val="Hyperlink"/>
@@ -4090,7 +4013,7 @@
           <w:sz w:val="24"/>
           <w:u w:val="single"/>
         </w:rPr>
-        <w:hyperlink r:id="rId23" w:history="1">
+        <w:hyperlink r:id="rId22" w:history="1">
           <w:r>
             <w:rPr>
               <w:rStyle w:val="Hyperlink"/>
@@ -4108,7 +4031,7 @@
           <w:sz w:val="24"/>
           <w:u w:val="single"/>
         </w:rPr>
-        <w:hyperlink r:id="rId23" w:history="1">
+        <w:hyperlink r:id="rId22" w:history="1">
           <w:r>
             <w:rPr>
               <w:rStyle w:val="Hyperlink"/>
@@ -4126,7 +4049,7 @@
           <w:sz w:val="24"/>
           <w:u w:val="single"/>
         </w:rPr>
-        <w:hyperlink r:id="rId23" w:history="1">
+        <w:hyperlink r:id="rId22" w:history="1">
           <w:r>
             <w:rPr>
               <w:rStyle w:val="Hyperlink"/>
@@ -4141,7 +4064,7 @@
         <w:autoSpaceDN w:val="0"/>
         <w:autoSpaceDE w:val="0"/>
         <w:widowControl/>
-        <w:spacing w:line="538" w:lineRule="exact" w:before="478" w:after="0"/>
+        <w:spacing w:line="538" w:lineRule="exact" w:before="458" w:after="0"/>
         <w:ind w:left="0" w:right="0" w:firstLine="0"/>
         <w:jc w:val="left"/>
       </w:pPr>

--- a/EXPORTS/DOCX/published/niveau2/English/Science.docx
+++ b/EXPORTS/DOCX/published/niveau2/English/Science.docx
@@ -946,7 +946,6 @@
       </w:r>
       <w:r>
         <w:rPr>
-          <w:u w:val="single" w:color="0000ff"/>
           <w:rFonts w:ascii="Charis SIL Regular" w:hAnsi="Charis SIL Regular" w:eastAsia="Charis SIL Regular"/>
           <w:b w:val="0"/>
           <w:i w:val="0"/>
@@ -1083,7 +1082,7 @@
           <w:sz w:val="24"/>
           <w:u w:val="single"/>
         </w:rPr>
-        <w:hyperlink r:id="rId11" w:history="1">
+        <w:hyperlink r:id="rId12" w:history="1">
           <w:r>
             <w:rPr>
               <w:rStyle w:val="Hyperlink"/>
@@ -1101,12 +1100,23 @@
           <w:sz w:val="24"/>
           <w:u w:val="single"/>
         </w:rPr>
-        <w:hyperlink r:id="rId11" w:history="1">
+        <w:t xml:space="preserve"> </w:t>
+      </w:r>
+      <w:r>
+        <w:rPr>
+          <w:rFonts w:ascii="Charis SIL Regular" w:hAnsi="Charis SIL Regular" w:eastAsia="Charis SIL Regular"/>
+          <w:b w:val="0"/>
+          <w:i w:val="0"/>
+          <w:color w:val="0000FF"/>
+          <w:sz w:val="24"/>
+          <w:u w:val="single"/>
+        </w:rPr>
+        <w:hyperlink r:id="rId12" w:history="1">
           <w:r>
             <w:rPr>
               <w:rStyle w:val="Hyperlink"/>
             </w:rPr>
-            <w:t xml:space="preserve"> der </w:t>
+            <w:t>der</w:t>
           </w:r>
         </w:hyperlink>
       </w:r>
@@ -1117,8 +1127,9 @@
           <w:i w:val="0"/>
           <w:color w:val="0000FF"/>
           <w:sz w:val="24"/>
-        </w:rPr>
-        <w:t>K</w:t>
+          <w:u w:val="single"/>
+        </w:rPr>
+        <w:t xml:space="preserve"> </w:t>
       </w:r>
       <w:r>
         <w:rPr>
@@ -1129,7 +1140,25 @@
           <w:sz w:val="24"/>
           <w:u w:val="single"/>
         </w:rPr>
-        <w:hyperlink r:id="rId11" w:history="1">
+        <w:hyperlink r:id="rId12" w:history="1">
+          <w:r>
+            <w:rPr>
+              <w:rStyle w:val="Hyperlink"/>
+            </w:rPr>
+            <w:t>K</w:t>
+          </w:r>
+        </w:hyperlink>
+      </w:r>
+      <w:r>
+        <w:rPr>
+          <w:rFonts w:ascii="Charis SIL Regular" w:hAnsi="Charis SIL Regular" w:eastAsia="Charis SIL Regular"/>
+          <w:b w:val="0"/>
+          <w:i w:val="0"/>
+          <w:color w:val="0000FF"/>
+          <w:sz w:val="24"/>
+          <w:u w:val="single"/>
+        </w:rPr>
+        <w:hyperlink r:id="rId12" w:history="1">
           <w:r>
             <w:rPr>
               <w:rStyle w:val="Hyperlink"/>
@@ -1147,7 +1176,7 @@
           <w:sz w:val="24"/>
           <w:u w:val="single"/>
         </w:rPr>
-        <w:hyperlink r:id="rId11" w:history="1">
+        <w:hyperlink r:id="rId12" w:history="1">
           <w:r>
             <w:rPr>
               <w:rStyle w:val="Hyperlink"/>
@@ -1176,7 +1205,7 @@
           <w:sz w:val="24"/>
           <w:u w:val="single"/>
         </w:rPr>
-        <w:hyperlink r:id="rId11" w:history="1">
+        <w:hyperlink r:id="rId12" w:history="1">
           <w:r>
             <w:rPr>
               <w:rStyle w:val="Hyperlink"/>
@@ -1194,7 +1223,7 @@
           <w:sz w:val="24"/>
           <w:u w:val="single"/>
         </w:rPr>
-        <w:hyperlink r:id="rId11" w:history="1">
+        <w:hyperlink r:id="rId12" w:history="1">
           <w:r>
             <w:rPr>
               <w:rStyle w:val="Hyperlink"/>
@@ -1769,7 +1798,100 @@
           <w:color w:val="000000"/>
           <w:sz w:val="24"/>
         </w:rPr>
-        <w:t>archive of Utrecht University can be fo</w:t>
+        <w:t>archive of Ut</w:t>
+      </w:r>
+      <w:r>
+        <w:rPr>
+          <w:u w:val="single" w:color="0000ff"/>
+          <w:rFonts w:ascii="Charis SIL Regular" w:hAnsi="Charis SIL Regular" w:eastAsia="Charis SIL Regular"/>
+          <w:b w:val="0"/>
+          <w:i w:val="0"/>
+          <w:color w:val="000000"/>
+          <w:sz w:val="24"/>
+        </w:rPr>
+        <w:hyperlink r:id="rId13" w:history="1">
+          <w:r>
+            <w:rPr>
+              <w:rStyle w:val="Hyperlink"/>
+            </w:rPr>
+            <w:t>recht Unive</w:t>
+          </w:r>
+        </w:hyperlink>
+      </w:r>
+      <w:r>
+        <w:rPr>
+          <w:u w:val="single" w:color="0000ff"/>
+          <w:rFonts w:ascii="Charis SIL Regular" w:hAnsi="Charis SIL Regular" w:eastAsia="Charis SIL Regular"/>
+          <w:b w:val="0"/>
+          <w:i w:val="0"/>
+          <w:color w:val="000000"/>
+          <w:sz w:val="24"/>
+        </w:rPr>
+        <w:hyperlink r:id="rId13" w:history="1">
+          <w:r>
+            <w:rPr>
+              <w:rStyle w:val="Hyperlink"/>
+            </w:rPr>
+            <w:t>r</w:t>
+          </w:r>
+        </w:hyperlink>
+      </w:r>
+      <w:r>
+        <w:rPr>
+          <w:u w:val="single" w:color="0000ff"/>
+          <w:rFonts w:ascii="Charis SIL Regular" w:hAnsi="Charis SIL Regular" w:eastAsia="Charis SIL Regular"/>
+          <w:b w:val="0"/>
+          <w:i w:val="0"/>
+          <w:color w:val="000000"/>
+          <w:sz w:val="24"/>
+        </w:rPr>
+        <w:hyperlink r:id="rId13" w:history="1">
+          <w:r>
+            <w:rPr>
+              <w:rStyle w:val="Hyperlink"/>
+            </w:rPr>
+            <w:t>sity</w:t>
+          </w:r>
+        </w:hyperlink>
+      </w:r>
+      <w:r>
+        <w:rPr>
+          <w:u w:val="single" w:color="0000ff"/>
+          <w:rFonts w:ascii="Charis SIL Regular" w:hAnsi="Charis SIL Regular" w:eastAsia="Charis SIL Regular"/>
+          <w:b w:val="0"/>
+          <w:i w:val="0"/>
+          <w:color w:val="000000"/>
+          <w:sz w:val="24"/>
+        </w:rPr>
+        <w:t xml:space="preserve"> </w:t>
+      </w:r>
+      <w:r>
+        <w:rPr>
+          <w:u w:val="single" w:color="0000ff"/>
+          <w:rFonts w:ascii="Charis SIL Regular" w:hAnsi="Charis SIL Regular" w:eastAsia="Charis SIL Regular"/>
+          <w:b w:val="0"/>
+          <w:i w:val="0"/>
+          <w:color w:val="000000"/>
+          <w:sz w:val="24"/>
+        </w:rPr>
+        <w:hyperlink r:id="rId13" w:history="1">
+          <w:r>
+            <w:rPr>
+              <w:rStyle w:val="Hyperlink"/>
+            </w:rPr>
+            <w:t>can be f</w:t>
+          </w:r>
+        </w:hyperlink>
+      </w:r>
+      <w:r>
+        <w:rPr>
+          <w:rFonts w:ascii="Charis SIL Regular" w:hAnsi="Charis SIL Regular" w:eastAsia="Charis SIL Regular"/>
+          <w:b w:val="0"/>
+          <w:i w:val="0"/>
+          <w:color w:val="000000"/>
+          <w:sz w:val="24"/>
+        </w:rPr>
+        <w:t>o</w:t>
       </w:r>
       <w:r>
         <w:rPr>
@@ -2206,7 +2328,7 @@
           <w:sz w:val="24"/>
           <w:u w:val="single"/>
         </w:rPr>
-        <w:hyperlink r:id="rId12" w:history="1">
+        <w:hyperlink r:id="rId16" w:history="1">
           <w:r>
             <w:rPr>
               <w:rStyle w:val="Hyperlink"/>
@@ -2940,7 +3062,7 @@
           <w:sz w:val="24"/>
           <w:u w:val="single"/>
         </w:rPr>
-        <w:t>Royal Zeeland Scientific So</w:t>
+        <w:t>Royal Zeeland Scientific Soc</w:t>
       </w:r>
       <w:r>
         <w:rPr>
@@ -2951,7 +3073,7 @@
           <w:sz w:val="24"/>
           <w:u w:val="single"/>
         </w:rPr>
-        <w:t>c</w:t>
+        <w:t>iet</w:t>
       </w:r>
       <w:r>
         <w:rPr>
@@ -2960,9 +3082,8 @@
           <w:i w:val="0"/>
           <w:color w:val="0000FF"/>
           <w:sz w:val="24"/>
-          <w:u w:val="single"/>
-        </w:rPr>
-        <w:t>iety</w:t>
+        </w:rPr>
+        <w:t>y</w:t>
       </w:r>
       <w:r>
         <w:br/>
@@ -3476,6 +3597,82 @@
           <w:color w:val="000000"/>
           <w:sz w:val="24"/>
         </w:rPr>
+        <w:t xml:space="preserve">, </w:t>
+      </w:r>
+      <w:r>
+        <w:rPr>
+          <w:rFonts w:ascii="Charis SIL Regular" w:hAnsi="Charis SIL Regular" w:eastAsia="Charis SIL Regular"/>
+          <w:b w:val="0"/>
+          <w:i w:val="0"/>
+          <w:color w:val="0000FF"/>
+          <w:sz w:val="24"/>
+          <w:u w:val="single"/>
+        </w:rPr>
+        <w:hyperlink r:id="rId18" w:history="1">
+          <w:r>
+            <w:rPr>
+              <w:rStyle w:val="Hyperlink"/>
+            </w:rPr>
+            <w:t>ISBN</w:t>
+          </w:r>
+        </w:hyperlink>
+      </w:r>
+      <w:r>
+        <w:rPr>
+          <w:rFonts w:ascii="Charis SIL Regular" w:hAnsi="Charis SIL Regular" w:eastAsia="Charis SIL Regular"/>
+          <w:b w:val="0"/>
+          <w:i w:val="0"/>
+          <w:color w:val="0000FF"/>
+          <w:sz w:val="24"/>
+          <w:u w:val="single"/>
+        </w:rPr>
+        <w:t xml:space="preserve"> </w:t>
+      </w:r>
+      <w:r>
+        <w:rPr>
+          <w:rFonts w:ascii="Charis SIL Regular" w:hAnsi="Charis SIL Regular" w:eastAsia="Charis SIL Regular"/>
+          <w:b w:val="0"/>
+          <w:i w:val="0"/>
+          <w:color w:val="0000FF"/>
+          <w:sz w:val="24"/>
+          <w:u w:val="single"/>
+        </w:rPr>
+        <w:hyperlink r:id="rId18" w:history="1">
+          <w:r>
+            <w:rPr>
+              <w:rStyle w:val="Hyperlink"/>
+            </w:rPr>
+            <w:t>9</w:t>
+          </w:r>
+        </w:hyperlink>
+      </w:r>
+      <w:r>
+        <w:rPr>
+          <w:rFonts w:ascii="Charis SIL Regular" w:hAnsi="Charis SIL Regular" w:eastAsia="Charis SIL Regular"/>
+          <w:b w:val="0"/>
+          <w:i w:val="0"/>
+          <w:color w:val="0000FF"/>
+          <w:sz w:val="24"/>
+          <w:u w:val="single"/>
+        </w:rPr>
+        <w:hyperlink r:id="rId18" w:history="1">
+          <w:r>
+            <w:rPr>
+              <w:rStyle w:val="Hyperlink"/>
+            </w:rPr>
+            <w:t>789004257870</w:t>
+          </w:r>
+        </w:hyperlink>
+      </w:r>
+      <w:r>
+        <w:rPr>
+          <w:u w:val="single" w:color="0000ff"/>
+          <w:rFonts w:ascii="Charis SIL Regular" w:hAnsi="Charis SIL Regular" w:eastAsia="Charis SIL Regular"/>
+          <w:b w:val="0"/>
+          <w:i w:val="0"/>
+          <w:color w:val="000000"/>
+          <w:sz w:val="24"/>
+        </w:rPr>
         <w:hyperlink r:id="rId17" w:history="1">
           <w:r>
             <w:rPr>
@@ -3494,90 +3691,7 @@
           <w:sz w:val="24"/>
           <w:u w:val="single"/>
         </w:rPr>
-        <w:hyperlink r:id="rId17" w:history="1">
-          <w:r>
-            <w:rPr>
-              <w:rStyle w:val="Hyperlink"/>
-            </w:rPr>
-            <w:t>ISBN</w:t>
-          </w:r>
-        </w:hyperlink>
-      </w:r>
-      <w:r>
-        <w:rPr>
-          <w:rFonts w:ascii="Charis SIL Regular" w:hAnsi="Charis SIL Regular" w:eastAsia="Charis SIL Regular"/>
-          <w:b w:val="0"/>
-          <w:i w:val="0"/>
-          <w:color w:val="0000FF"/>
-          <w:sz w:val="24"/>
-          <w:u w:val="single"/>
-        </w:rPr>
-        <w:t xml:space="preserve"> </w:t>
-      </w:r>
-      <w:r>
-        <w:rPr>
-          <w:rFonts w:ascii="Charis SIL Regular" w:hAnsi="Charis SIL Regular" w:eastAsia="Charis SIL Regular"/>
-          <w:b w:val="0"/>
-          <w:i w:val="0"/>
-          <w:color w:val="0000FF"/>
-          <w:sz w:val="24"/>
-          <w:u w:val="single"/>
-        </w:rPr>
-        <w:hyperlink r:id="rId17" w:history="1">
-          <w:r>
-            <w:rPr>
-              <w:rStyle w:val="Hyperlink"/>
-            </w:rPr>
-            <w:t>9</w:t>
-          </w:r>
-        </w:hyperlink>
-      </w:r>
-      <w:r>
-        <w:rPr>
-          <w:rFonts w:ascii="Charis SIL Regular" w:hAnsi="Charis SIL Regular" w:eastAsia="Charis SIL Regular"/>
-          <w:b w:val="0"/>
-          <w:i w:val="0"/>
-          <w:color w:val="0000FF"/>
-          <w:sz w:val="24"/>
-          <w:u w:val="single"/>
-        </w:rPr>
-        <w:hyperlink r:id="rId17" w:history="1">
-          <w:r>
-            <w:rPr>
-              <w:rStyle w:val="Hyperlink"/>
-            </w:rPr>
-            <w:t>789004257870</w:t>
-          </w:r>
-        </w:hyperlink>
-      </w:r>
-      <w:r>
-        <w:rPr>
-          <w:u w:val="single" w:color="0000ff"/>
-          <w:rFonts w:ascii="Charis SIL Regular" w:hAnsi="Charis SIL Regular" w:eastAsia="Charis SIL Regular"/>
-          <w:b w:val="0"/>
-          <w:i w:val="0"/>
-          <w:color w:val="000000"/>
-          <w:sz w:val="24"/>
-        </w:rPr>
-        <w:hyperlink r:id="rId17" w:history="1">
-          <w:r>
-            <w:rPr>
-              <w:rStyle w:val="Hyperlink"/>
-            </w:rPr>
-            <w:t xml:space="preserve">, </w:t>
-          </w:r>
-        </w:hyperlink>
-      </w:r>
-      <w:r>
-        <w:rPr>
-          <w:rFonts w:ascii="Charis SIL Regular" w:hAnsi="Charis SIL Regular" w:eastAsia="Charis SIL Regular"/>
-          <w:b w:val="0"/>
-          <w:i w:val="0"/>
-          <w:color w:val="0000FF"/>
-          <w:sz w:val="24"/>
-          <w:u w:val="single"/>
-        </w:rPr>
-        <w:hyperlink r:id="rId18" w:history="1">
+        <w:hyperlink r:id="rId19" w:history="1">
           <w:r>
             <w:rPr>
               <w:rStyle w:val="Hyperlink"/>
@@ -3606,7 +3720,7 @@
           <w:sz w:val="24"/>
           <w:u w:val="single"/>
         </w:rPr>
-        <w:hyperlink r:id="rId18" w:history="1">
+        <w:hyperlink r:id="rId19" w:history="1">
           <w:r>
             <w:rPr>
               <w:rStyle w:val="Hyperlink"/>
@@ -3727,7 +3841,7 @@
           <w:sz w:val="24"/>
           <w:u w:val="single"/>
         </w:rPr>
-        <w:hyperlink r:id="rId19" w:history="1">
+        <w:hyperlink r:id="rId20" w:history="1">
           <w:r>
             <w:rPr>
               <w:rStyle w:val="Hyperlink"/>
@@ -3756,7 +3870,7 @@
           <w:sz w:val="24"/>
           <w:u w:val="single"/>
         </w:rPr>
-        <w:hyperlink r:id="rId19" w:history="1">
+        <w:hyperlink r:id="rId20" w:history="1">
           <w:r>
             <w:rPr>
               <w:rStyle w:val="Hyperlink"/>
@@ -3784,7 +3898,7 @@
           <w:sz w:val="24"/>
           <w:u w:val="single"/>
         </w:rPr>
-        <w:hyperlink r:id="rId20" w:history="1">
+        <w:hyperlink r:id="rId21" w:history="1">
           <w:r>
             <w:rPr>
               <w:rStyle w:val="Hyperlink"/>
@@ -3802,7 +3916,7 @@
           <w:sz w:val="24"/>
           <w:u w:val="single"/>
         </w:rPr>
-        <w:hyperlink r:id="rId20" w:history="1">
+        <w:hyperlink r:id="rId21" w:history="1">
           <w:r>
             <w:rPr>
               <w:rStyle w:val="Hyperlink"/>
@@ -3820,7 +3934,7 @@
           <w:sz w:val="24"/>
           <w:u w:val="single"/>
         </w:rPr>
-        <w:hyperlink r:id="rId20" w:history="1">
+        <w:hyperlink r:id="rId21" w:history="1">
           <w:r>
             <w:rPr>
               <w:rStyle w:val="Hyperlink"/>
@@ -3938,7 +4052,7 @@
           <w:sz w:val="24"/>
           <w:u w:val="single"/>
         </w:rPr>
-        <w:hyperlink r:id="rId21" w:history="1">
+        <w:hyperlink r:id="rId22" w:history="1">
           <w:r>
             <w:rPr>
               <w:rStyle w:val="Hyperlink"/>
@@ -3967,7 +4081,7 @@
           <w:sz w:val="24"/>
           <w:u w:val="single"/>
         </w:rPr>
-        <w:hyperlink r:id="rId21" w:history="1">
+        <w:hyperlink r:id="rId22" w:history="1">
           <w:r>
             <w:rPr>
               <w:rStyle w:val="Hyperlink"/>
@@ -3995,7 +4109,7 @@
           <w:sz w:val="24"/>
           <w:u w:val="single"/>
         </w:rPr>
-        <w:hyperlink r:id="rId22" w:history="1">
+        <w:hyperlink r:id="rId23" w:history="1">
           <w:r>
             <w:rPr>
               <w:rStyle w:val="Hyperlink"/>
@@ -4013,7 +4127,7 @@
           <w:sz w:val="24"/>
           <w:u w:val="single"/>
         </w:rPr>
-        <w:hyperlink r:id="rId22" w:history="1">
+        <w:hyperlink r:id="rId23" w:history="1">
           <w:r>
             <w:rPr>
               <w:rStyle w:val="Hyperlink"/>
@@ -4031,7 +4145,7 @@
           <w:sz w:val="24"/>
           <w:u w:val="single"/>
         </w:rPr>
-        <w:hyperlink r:id="rId22" w:history="1">
+        <w:hyperlink r:id="rId23" w:history="1">
           <w:r>
             <w:rPr>
               <w:rStyle w:val="Hyperlink"/>
@@ -4049,7 +4163,7 @@
           <w:sz w:val="24"/>
           <w:u w:val="single"/>
         </w:rPr>
-        <w:hyperlink r:id="rId22" w:history="1">
+        <w:hyperlink r:id="rId23" w:history="1">
           <w:r>
             <w:rPr>
               <w:rStyle w:val="Hyperlink"/>

--- a/EXPORTS/DOCX/published/niveau2/English/Science.docx
+++ b/EXPORTS/DOCX/published/niveau2/English/Science.docx
@@ -248,25 +248,7 @@
           <w:color w:val="000000"/>
           <w:sz w:val="24"/>
         </w:rPr>
-        <w:t>the end of the nineteenth century, during which 50 f</w:t>
-      </w:r>
-      <w:r>
-        <w:rPr>
-          <w:u w:val="single" w:color="0000ff"/>
-          <w:rFonts w:ascii="Charis SIL Regular" w:hAnsi="Charis SIL Regular" w:eastAsia="Charis SIL Regular"/>
-          <w:b w:val="0"/>
-          <w:i w:val="0"/>
-          <w:color w:val="000000"/>
-          <w:sz w:val="24"/>
-        </w:rPr>
-        <w:hyperlink r:id="rId9" w:history="1">
-          <w:r>
-            <w:rPr>
-              <w:rStyle w:val="Hyperlink"/>
-            </w:rPr>
-            <w:t>orced la</w:t>
-          </w:r>
-        </w:hyperlink>
+        <w:t>the end of the nineteenth century, during which 50 forced la</w:t>
       </w:r>
       <w:r>
         <w:rPr>
@@ -942,17 +924,17 @@
           <w:color w:val="000000"/>
           <w:sz w:val="24"/>
         </w:rPr>
-        <w:t>and the</w:t>
+        <w:t xml:space="preserve">and the </w:t>
       </w:r>
       <w:r>
         <w:rPr>
           <w:rFonts w:ascii="Charis SIL Regular" w:hAnsi="Charis SIL Regular" w:eastAsia="Charis SIL Regular"/>
           <w:b w:val="0"/>
           <w:i w:val="0"/>
-          <w:color w:val="000000"/>
+          <w:color w:val="0000FF"/>
           <w:sz w:val="24"/>
         </w:rPr>
-        <w:t xml:space="preserve"> </w:t>
+        <w:t>Bataviaasch Genootschap der K</w:t>
       </w:r>
       <w:r>
         <w:rPr>
@@ -963,12 +945,12 @@
           <w:sz w:val="24"/>
           <w:u w:val="single"/>
         </w:rPr>
-        <w:hyperlink r:id="rId12" w:history="1">
+        <w:hyperlink r:id="rId11" w:history="1">
           <w:r>
             <w:rPr>
               <w:rStyle w:val="Hyperlink"/>
             </w:rPr>
-            <w:t>Bataviaas</w:t>
+            <w:t>unste</w:t>
           </w:r>
         </w:hyperlink>
       </w:r>
@@ -981,12 +963,12 @@
           <w:sz w:val="24"/>
           <w:u w:val="single"/>
         </w:rPr>
-        <w:hyperlink r:id="rId12" w:history="1">
+        <w:hyperlink r:id="rId11" w:history="1">
           <w:r>
             <w:rPr>
               <w:rStyle w:val="Hyperlink"/>
             </w:rPr>
-            <w:t>c</w:t>
+            <w:t>n</w:t>
           </w:r>
         </w:hyperlink>
       </w:r>
@@ -999,14 +981,7 @@
           <w:sz w:val="24"/>
           <w:u w:val="single"/>
         </w:rPr>
-        <w:hyperlink r:id="rId12" w:history="1">
-          <w:r>
-            <w:rPr>
-              <w:rStyle w:val="Hyperlink"/>
-            </w:rPr>
-            <w:t>h</w:t>
-          </w:r>
-        </w:hyperlink>
+        <w:t xml:space="preserve"> </w:t>
       </w:r>
       <w:r>
         <w:rPr>
@@ -1017,153 +992,12 @@
           <w:sz w:val="24"/>
           <w:u w:val="single"/>
         </w:rPr>
-        <w:t xml:space="preserve"> </w:t>
-      </w:r>
-      <w:r>
-        <w:rPr>
-          <w:rFonts w:ascii="Charis SIL Regular" w:hAnsi="Charis SIL Regular" w:eastAsia="Charis SIL Regular"/>
-          <w:b w:val="0"/>
-          <w:i w:val="0"/>
-          <w:color w:val="0000FF"/>
-          <w:sz w:val="24"/>
-          <w:u w:val="single"/>
-        </w:rPr>
         <w:hyperlink r:id="rId12" w:history="1">
           <w:r>
             <w:rPr>
               <w:rStyle w:val="Hyperlink"/>
             </w:rPr>
-            <w:t>Genoo</w:t>
-          </w:r>
-        </w:hyperlink>
-      </w:r>
-      <w:r>
-        <w:rPr>
-          <w:rFonts w:ascii="Charis SIL Regular" w:hAnsi="Charis SIL Regular" w:eastAsia="Charis SIL Regular"/>
-          <w:b w:val="0"/>
-          <w:i w:val="0"/>
-          <w:color w:val="0000FF"/>
-          <w:sz w:val="24"/>
-          <w:u w:val="single"/>
-        </w:rPr>
-        <w:hyperlink r:id="rId12" w:history="1">
-          <w:r>
-            <w:rPr>
-              <w:rStyle w:val="Hyperlink"/>
-            </w:rPr>
-            <w:t>t</w:t>
-          </w:r>
-        </w:hyperlink>
-      </w:r>
-      <w:r>
-        <w:rPr>
-          <w:rFonts w:ascii="Charis SIL Regular" w:hAnsi="Charis SIL Regular" w:eastAsia="Charis SIL Regular"/>
-          <w:b w:val="0"/>
-          <w:i w:val="0"/>
-          <w:color w:val="0000FF"/>
-          <w:sz w:val="24"/>
-          <w:u w:val="single"/>
-        </w:rPr>
-        <w:hyperlink r:id="rId12" w:history="1">
-          <w:r>
-            <w:rPr>
-              <w:rStyle w:val="Hyperlink"/>
-            </w:rPr>
-            <w:t>scha</w:t>
-          </w:r>
-        </w:hyperlink>
-      </w:r>
-      <w:r>
-        <w:rPr>
-          <w:rFonts w:ascii="Charis SIL Regular" w:hAnsi="Charis SIL Regular" w:eastAsia="Charis SIL Regular"/>
-          <w:b w:val="0"/>
-          <w:i w:val="0"/>
-          <w:color w:val="0000FF"/>
-          <w:sz w:val="24"/>
-          <w:u w:val="single"/>
-        </w:rPr>
-        <w:hyperlink r:id="rId12" w:history="1">
-          <w:r>
-            <w:rPr>
-              <w:rStyle w:val="Hyperlink"/>
-            </w:rPr>
-            <w:t>p</w:t>
-          </w:r>
-        </w:hyperlink>
-      </w:r>
-      <w:r>
-        <w:rPr>
-          <w:rFonts w:ascii="Charis SIL Regular" w:hAnsi="Charis SIL Regular" w:eastAsia="Charis SIL Regular"/>
-          <w:b w:val="0"/>
-          <w:i w:val="0"/>
-          <w:color w:val="0000FF"/>
-          <w:sz w:val="24"/>
-          <w:u w:val="single"/>
-        </w:rPr>
-        <w:t xml:space="preserve"> </w:t>
-      </w:r>
-      <w:r>
-        <w:rPr>
-          <w:rFonts w:ascii="Charis SIL Regular" w:hAnsi="Charis SIL Regular" w:eastAsia="Charis SIL Regular"/>
-          <w:b w:val="0"/>
-          <w:i w:val="0"/>
-          <w:color w:val="0000FF"/>
-          <w:sz w:val="24"/>
-          <w:u w:val="single"/>
-        </w:rPr>
-        <w:hyperlink r:id="rId12" w:history="1">
-          <w:r>
-            <w:rPr>
-              <w:rStyle w:val="Hyperlink"/>
-            </w:rPr>
-            <w:t>der</w:t>
-          </w:r>
-        </w:hyperlink>
-      </w:r>
-      <w:r>
-        <w:rPr>
-          <w:rFonts w:ascii="Charis SIL Regular" w:hAnsi="Charis SIL Regular" w:eastAsia="Charis SIL Regular"/>
-          <w:b w:val="0"/>
-          <w:i w:val="0"/>
-          <w:color w:val="0000FF"/>
-          <w:sz w:val="24"/>
-          <w:u w:val="single"/>
-        </w:rPr>
-        <w:t xml:space="preserve"> </w:t>
-      </w:r>
-      <w:r>
-        <w:rPr>
-          <w:rFonts w:ascii="Charis SIL Regular" w:hAnsi="Charis SIL Regular" w:eastAsia="Charis SIL Regular"/>
-          <w:b w:val="0"/>
-          <w:i w:val="0"/>
-          <w:color w:val="0000FF"/>
-          <w:sz w:val="24"/>
-          <w:u w:val="single"/>
-        </w:rPr>
-        <w:hyperlink r:id="rId12" w:history="1">
-          <w:r>
-            <w:rPr>
-              <w:rStyle w:val="Hyperlink"/>
-            </w:rPr>
-            <w:t>K</w:t>
-          </w:r>
-        </w:hyperlink>
-      </w:r>
-      <w:r>
-        <w:rPr>
-          <w:rFonts w:ascii="Charis SIL Regular" w:hAnsi="Charis SIL Regular" w:eastAsia="Charis SIL Regular"/>
-          <w:b w:val="0"/>
-          <w:i w:val="0"/>
-          <w:color w:val="0000FF"/>
-          <w:sz w:val="24"/>
-          <w:u w:val="single"/>
-        </w:rPr>
-        <w:hyperlink r:id="rId12" w:history="1">
-          <w:r>
-            <w:rPr>
-              <w:rStyle w:val="Hyperlink"/>
-            </w:rPr>
-            <w:t>unste</w:t>
+            <w:t>e</w:t>
           </w:r>
         </w:hyperlink>
       </w:r>
@@ -1210,53 +1044,6 @@
             <w:rPr>
               <w:rStyle w:val="Hyperlink"/>
             </w:rPr>
-            <w:t>e</w:t>
-          </w:r>
-        </w:hyperlink>
-      </w:r>
-      <w:r>
-        <w:rPr>
-          <w:rFonts w:ascii="Charis SIL Regular" w:hAnsi="Charis SIL Regular" w:eastAsia="Charis SIL Regular"/>
-          <w:b w:val="0"/>
-          <w:i w:val="0"/>
-          <w:color w:val="0000FF"/>
-          <w:sz w:val="24"/>
-          <w:u w:val="single"/>
-        </w:rPr>
-        <w:hyperlink r:id="rId12" w:history="1">
-          <w:r>
-            <w:rPr>
-              <w:rStyle w:val="Hyperlink"/>
-            </w:rPr>
-            <w:t>n</w:t>
-          </w:r>
-        </w:hyperlink>
-      </w:r>
-      <w:r>
-        <w:rPr>
-          <w:rFonts w:ascii="Charis SIL Regular" w:hAnsi="Charis SIL Regular" w:eastAsia="Charis SIL Regular"/>
-          <w:b w:val="0"/>
-          <w:i w:val="0"/>
-          <w:color w:val="0000FF"/>
-          <w:sz w:val="24"/>
-          <w:u w:val="single"/>
-        </w:rPr>
-        <w:t xml:space="preserve"> </w:t>
-      </w:r>
-      <w:r>
-        <w:rPr>
-          <w:rFonts w:ascii="Charis SIL Regular" w:hAnsi="Charis SIL Regular" w:eastAsia="Charis SIL Regular"/>
-          <w:b w:val="0"/>
-          <w:i w:val="0"/>
-          <w:color w:val="0000FF"/>
-          <w:sz w:val="24"/>
-          <w:u w:val="single"/>
-        </w:rPr>
-        <w:hyperlink r:id="rId11" w:history="1">
-          <w:r>
-            <w:rPr>
-              <w:rStyle w:val="Hyperlink"/>
-            </w:rPr>
             <w:t>Wetenschap</w:t>
           </w:r>
         </w:hyperlink>
@@ -1431,7 +1218,6 @@
       </w:r>
       <w:r>
         <w:rPr>
-          <w:u w:val="single" w:color="0000ff"/>
           <w:rFonts w:ascii="Charis SIL Regular" w:hAnsi="Charis SIL Regular" w:eastAsia="Charis SIL Regular"/>
           <w:b w:val="0"/>
           <w:i w:val="0"/>
@@ -2357,7 +2143,7 @@
           <w:sz w:val="24"/>
           <w:u w:val="single"/>
         </w:rPr>
-        <w:hyperlink r:id="rId12" w:history="1">
+        <w:hyperlink r:id="rId16" w:history="1">
           <w:r>
             <w:rPr>
               <w:rStyle w:val="Hyperlink"/>
@@ -2375,7 +2161,7 @@
           <w:sz w:val="24"/>
           <w:u w:val="single"/>
         </w:rPr>
-        <w:hyperlink r:id="rId12" w:history="1">
+        <w:hyperlink r:id="rId16" w:history="1">
           <w:r>
             <w:rPr>
               <w:rStyle w:val="Hyperlink"/>
@@ -2393,7 +2179,7 @@
           <w:sz w:val="24"/>
           <w:u w:val="single"/>
         </w:rPr>
-        <w:hyperlink r:id="rId12" w:history="1">
+        <w:hyperlink r:id="rId16" w:history="1">
           <w:r>
             <w:rPr>
               <w:rStyle w:val="Hyperlink"/>
@@ -2411,7 +2197,7 @@
           <w:sz w:val="24"/>
           <w:u w:val="single"/>
         </w:rPr>
-        <w:hyperlink r:id="rId12" w:history="1">
+        <w:hyperlink r:id="rId16" w:history="1">
           <w:r>
             <w:rPr>
               <w:rStyle w:val="Hyperlink"/>
@@ -3590,7 +3376,6 @@
       </w:r>
       <w:r>
         <w:rPr>
-          <w:u w:val="single" w:color="0000ff"/>
           <w:rFonts w:ascii="Charis SIL Regular" w:hAnsi="Charis SIL Regular" w:eastAsia="Charis SIL Regular"/>
           <w:b w:val="0"/>
           <w:i w:val="0"/>
@@ -3673,14 +3458,7 @@
           <w:color w:val="000000"/>
           <w:sz w:val="24"/>
         </w:rPr>
-        <w:hyperlink r:id="rId17" w:history="1">
-          <w:r>
-            <w:rPr>
-              <w:rStyle w:val="Hyperlink"/>
-            </w:rPr>
-            <w:t xml:space="preserve">, </w:t>
-          </w:r>
-        </w:hyperlink>
+        <w:t xml:space="preserve">, </w:t>
       </w:r>
       <w:r>
         <w:rPr>

--- a/EXPORTS/DOCX/published/niveau2/English/Science.docx
+++ b/EXPORTS/DOCX/published/niveau2/English/Science.docx
@@ -924,7 +924,18 @@
           <w:color w:val="000000"/>
           <w:sz w:val="24"/>
         </w:rPr>
-        <w:t xml:space="preserve">and the </w:t>
+        <w:t>and the</w:t>
+      </w:r>
+      <w:r>
+        <w:rPr>
+          <w:u w:val="single" w:color="0000ff"/>
+          <w:rFonts w:ascii="Charis SIL Regular" w:hAnsi="Charis SIL Regular" w:eastAsia="Charis SIL Regular"/>
+          <w:b w:val="0"/>
+          <w:i w:val="0"/>
+          <w:color w:val="000000"/>
+          <w:sz w:val="24"/>
+        </w:rPr>
+        <w:t xml:space="preserve"> </w:t>
       </w:r>
       <w:r>
         <w:rPr>
@@ -933,8 +944,185 @@
           <w:i w:val="0"/>
           <w:color w:val="0000FF"/>
           <w:sz w:val="24"/>
-        </w:rPr>
-        <w:t>Bataviaasch Genootschap der K</w:t>
+          <w:u w:val="single"/>
+        </w:rPr>
+        <w:hyperlink r:id="rId12" w:history="1">
+          <w:r>
+            <w:rPr>
+              <w:rStyle w:val="Hyperlink"/>
+            </w:rPr>
+            <w:t>Bataviaas</w:t>
+          </w:r>
+        </w:hyperlink>
+      </w:r>
+      <w:r>
+        <w:rPr>
+          <w:rFonts w:ascii="Charis SIL Regular" w:hAnsi="Charis SIL Regular" w:eastAsia="Charis SIL Regular"/>
+          <w:b w:val="0"/>
+          <w:i w:val="0"/>
+          <w:color w:val="0000FF"/>
+          <w:sz w:val="24"/>
+          <w:u w:val="single"/>
+        </w:rPr>
+        <w:hyperlink r:id="rId12" w:history="1">
+          <w:r>
+            <w:rPr>
+              <w:rStyle w:val="Hyperlink"/>
+            </w:rPr>
+            <w:t>c</w:t>
+          </w:r>
+        </w:hyperlink>
+      </w:r>
+      <w:r>
+        <w:rPr>
+          <w:rFonts w:ascii="Charis SIL Regular" w:hAnsi="Charis SIL Regular" w:eastAsia="Charis SIL Regular"/>
+          <w:b w:val="0"/>
+          <w:i w:val="0"/>
+          <w:color w:val="0000FF"/>
+          <w:sz w:val="24"/>
+          <w:u w:val="single"/>
+        </w:rPr>
+        <w:hyperlink r:id="rId12" w:history="1">
+          <w:r>
+            <w:rPr>
+              <w:rStyle w:val="Hyperlink"/>
+            </w:rPr>
+            <w:t>h</w:t>
+          </w:r>
+        </w:hyperlink>
+      </w:r>
+      <w:r>
+        <w:rPr>
+          <w:rFonts w:ascii="Charis SIL Regular" w:hAnsi="Charis SIL Regular" w:eastAsia="Charis SIL Regular"/>
+          <w:b w:val="0"/>
+          <w:i w:val="0"/>
+          <w:color w:val="0000FF"/>
+          <w:sz w:val="24"/>
+          <w:u w:val="single"/>
+        </w:rPr>
+        <w:t xml:space="preserve"> </w:t>
+      </w:r>
+      <w:r>
+        <w:rPr>
+          <w:rFonts w:ascii="Charis SIL Regular" w:hAnsi="Charis SIL Regular" w:eastAsia="Charis SIL Regular"/>
+          <w:b w:val="0"/>
+          <w:i w:val="0"/>
+          <w:color w:val="0000FF"/>
+          <w:sz w:val="24"/>
+          <w:u w:val="single"/>
+        </w:rPr>
+        <w:hyperlink r:id="rId12" w:history="1">
+          <w:r>
+            <w:rPr>
+              <w:rStyle w:val="Hyperlink"/>
+            </w:rPr>
+            <w:t>Genoo</w:t>
+          </w:r>
+        </w:hyperlink>
+      </w:r>
+      <w:r>
+        <w:rPr>
+          <w:rFonts w:ascii="Charis SIL Regular" w:hAnsi="Charis SIL Regular" w:eastAsia="Charis SIL Regular"/>
+          <w:b w:val="0"/>
+          <w:i w:val="0"/>
+          <w:color w:val="0000FF"/>
+          <w:sz w:val="24"/>
+          <w:u w:val="single"/>
+        </w:rPr>
+        <w:hyperlink r:id="rId12" w:history="1">
+          <w:r>
+            <w:rPr>
+              <w:rStyle w:val="Hyperlink"/>
+            </w:rPr>
+            <w:t>t</w:t>
+          </w:r>
+        </w:hyperlink>
+      </w:r>
+      <w:r>
+        <w:rPr>
+          <w:rFonts w:ascii="Charis SIL Regular" w:hAnsi="Charis SIL Regular" w:eastAsia="Charis SIL Regular"/>
+          <w:b w:val="0"/>
+          <w:i w:val="0"/>
+          <w:color w:val="0000FF"/>
+          <w:sz w:val="24"/>
+          <w:u w:val="single"/>
+        </w:rPr>
+        <w:hyperlink r:id="rId12" w:history="1">
+          <w:r>
+            <w:rPr>
+              <w:rStyle w:val="Hyperlink"/>
+            </w:rPr>
+            <w:t>scha</w:t>
+          </w:r>
+        </w:hyperlink>
+      </w:r>
+      <w:r>
+        <w:rPr>
+          <w:rFonts w:ascii="Charis SIL Regular" w:hAnsi="Charis SIL Regular" w:eastAsia="Charis SIL Regular"/>
+          <w:b w:val="0"/>
+          <w:i w:val="0"/>
+          <w:color w:val="0000FF"/>
+          <w:sz w:val="24"/>
+          <w:u w:val="single"/>
+        </w:rPr>
+        <w:hyperlink r:id="rId12" w:history="1">
+          <w:r>
+            <w:rPr>
+              <w:rStyle w:val="Hyperlink"/>
+            </w:rPr>
+            <w:t>p</w:t>
+          </w:r>
+        </w:hyperlink>
+      </w:r>
+      <w:r>
+        <w:rPr>
+          <w:rFonts w:ascii="Charis SIL Regular" w:hAnsi="Charis SIL Regular" w:eastAsia="Charis SIL Regular"/>
+          <w:b w:val="0"/>
+          <w:i w:val="0"/>
+          <w:color w:val="0000FF"/>
+          <w:sz w:val="24"/>
+          <w:u w:val="single"/>
+        </w:rPr>
+        <w:t xml:space="preserve"> </w:t>
+      </w:r>
+      <w:r>
+        <w:rPr>
+          <w:rFonts w:ascii="Charis SIL Regular" w:hAnsi="Charis SIL Regular" w:eastAsia="Charis SIL Regular"/>
+          <w:b w:val="0"/>
+          <w:i w:val="0"/>
+          <w:color w:val="0000FF"/>
+          <w:sz w:val="24"/>
+          <w:u w:val="single"/>
+        </w:rPr>
+        <w:hyperlink r:id="rId11" w:history="1">
+          <w:r>
+            <w:rPr>
+              <w:rStyle w:val="Hyperlink"/>
+            </w:rPr>
+            <w:t>der</w:t>
+          </w:r>
+        </w:hyperlink>
+      </w:r>
+      <w:r>
+        <w:rPr>
+          <w:rFonts w:ascii="Charis SIL Regular" w:hAnsi="Charis SIL Regular" w:eastAsia="Charis SIL Regular"/>
+          <w:b w:val="0"/>
+          <w:i w:val="0"/>
+          <w:color w:val="0000FF"/>
+          <w:sz w:val="24"/>
+          <w:u w:val="single"/>
+        </w:rPr>
+        <w:t xml:space="preserve"> </w:t>
+      </w:r>
+      <w:r>
+        <w:rPr>
+          <w:rFonts w:ascii="Charis SIL Regular" w:hAnsi="Charis SIL Regular" w:eastAsia="Charis SIL Regular"/>
+          <w:b w:val="0"/>
+          <w:i w:val="0"/>
+          <w:color w:val="0000FF"/>
+          <w:sz w:val="24"/>
+        </w:rPr>
+        <w:t>K</w:t>
       </w:r>
       <w:r>
         <w:rPr>
@@ -1084,119 +1272,7 @@
           <w:color w:val="000000"/>
           <w:sz w:val="24"/>
         </w:rPr>
-        <w:t>Netherla</w:t>
-      </w:r>
-      <w:r>
-        <w:rPr>
-          <w:u w:val="single" w:color="0000ff"/>
-          <w:rFonts w:ascii="Charis SIL Regular" w:hAnsi="Charis SIL Regular" w:eastAsia="Charis SIL Regular"/>
-          <w:b w:val="0"/>
-          <w:i w:val="0"/>
-          <w:color w:val="000000"/>
-          <w:sz w:val="24"/>
-        </w:rPr>
-        <w:hyperlink r:id="rId12" w:history="1">
-          <w:r>
-            <w:rPr>
-              <w:rStyle w:val="Hyperlink"/>
-            </w:rPr>
-            <w:t>nds Academ</w:t>
-          </w:r>
-        </w:hyperlink>
-      </w:r>
-      <w:r>
-        <w:rPr>
-          <w:u w:val="single" w:color="0000ff"/>
-          <w:rFonts w:ascii="Charis SIL Regular" w:hAnsi="Charis SIL Regular" w:eastAsia="Charis SIL Regular"/>
-          <w:b w:val="0"/>
-          <w:i w:val="0"/>
-          <w:color w:val="000000"/>
-          <w:sz w:val="24"/>
-        </w:rPr>
-        <w:hyperlink r:id="rId12" w:history="1">
-          <w:r>
-            <w:rPr>
-              <w:rStyle w:val="Hyperlink"/>
-            </w:rPr>
-            <w:t>y of Arts and</w:t>
-          </w:r>
-        </w:hyperlink>
-      </w:r>
-      <w:r>
-        <w:rPr>
-          <w:u w:val="single" w:color="0000ff"/>
-          <w:rFonts w:ascii="Charis SIL Regular" w:hAnsi="Charis SIL Regular" w:eastAsia="Charis SIL Regular"/>
-          <w:b w:val="0"/>
-          <w:i w:val="0"/>
-          <w:color w:val="000000"/>
-          <w:sz w:val="24"/>
-        </w:rPr>
-        <w:t xml:space="preserve"> </w:t>
-      </w:r>
-      <w:r>
-        <w:rPr>
-          <w:u w:val="single" w:color="0000ff"/>
-          <w:rFonts w:ascii="Charis SIL Regular" w:hAnsi="Charis SIL Regular" w:eastAsia="Charis SIL Regular"/>
-          <w:b w:val="0"/>
-          <w:i w:val="0"/>
-          <w:color w:val="000000"/>
-          <w:sz w:val="24"/>
-        </w:rPr>
-        <w:hyperlink r:id="rId12" w:history="1">
-          <w:r>
-            <w:rPr>
-              <w:rStyle w:val="Hyperlink"/>
-            </w:rPr>
-            <w:t>Sci</w:t>
-          </w:r>
-        </w:hyperlink>
-      </w:r>
-      <w:r>
-        <w:rPr>
-          <w:u w:val="single" w:color="0000ff"/>
-          <w:rFonts w:ascii="Charis SIL Regular" w:hAnsi="Charis SIL Regular" w:eastAsia="Charis SIL Regular"/>
-          <w:b w:val="0"/>
-          <w:i w:val="0"/>
-          <w:color w:val="000000"/>
-          <w:sz w:val="24"/>
-        </w:rPr>
-        <w:hyperlink r:id="rId12" w:history="1">
-          <w:r>
-            <w:rPr>
-              <w:rStyle w:val="Hyperlink"/>
-            </w:rPr>
-            <w:t>e</w:t>
-          </w:r>
-        </w:hyperlink>
-      </w:r>
-      <w:r>
-        <w:rPr>
-          <w:u w:val="single" w:color="0000ff"/>
-          <w:rFonts w:ascii="Charis SIL Regular" w:hAnsi="Charis SIL Regular" w:eastAsia="Charis SIL Regular"/>
-          <w:b w:val="0"/>
-          <w:i w:val="0"/>
-          <w:color w:val="000000"/>
-          <w:sz w:val="24"/>
-        </w:rPr>
-        <w:hyperlink r:id="rId12" w:history="1">
-          <w:r>
-            <w:rPr>
-              <w:rStyle w:val="Hyperlink"/>
-            </w:rPr>
-            <w:t>nces (K</w:t>
-          </w:r>
-        </w:hyperlink>
-      </w:r>
-      <w:r>
-        <w:rPr>
-          <w:u w:val="single" w:color="0000ff"/>
-          <w:rFonts w:ascii="Charis SIL Regular" w:hAnsi="Charis SIL Regular" w:eastAsia="Charis SIL Regular"/>
-          <w:b w:val="0"/>
-          <w:i w:val="0"/>
-          <w:color w:val="000000"/>
-          <w:sz w:val="24"/>
-        </w:rPr>
-        <w:t>N</w:t>
+        <w:t>Netherlands Academy of Arts and Sciences (KN</w:t>
       </w:r>
       <w:r>
         <w:rPr>
@@ -2076,117 +2152,8 @@
           <w:i w:val="0"/>
           <w:color w:val="0000FF"/>
           <w:sz w:val="24"/>
-          <w:u w:val="single"/>
-        </w:rPr>
-        <w:hyperlink r:id="rId12" w:history="1">
-          <w:r>
-            <w:rPr>
-              <w:rStyle w:val="Hyperlink"/>
-            </w:rPr>
-            <w:t>Bataviaa</w:t>
-          </w:r>
-        </w:hyperlink>
-      </w:r>
-      <w:r>
-        <w:rPr>
-          <w:rFonts w:ascii="Charis SIL Regular" w:hAnsi="Charis SIL Regular" w:eastAsia="Charis SIL Regular"/>
-          <w:b w:val="0"/>
-          <w:i w:val="0"/>
-          <w:color w:val="0000FF"/>
-          <w:sz w:val="24"/>
-          <w:u w:val="single"/>
-        </w:rPr>
-        <w:hyperlink r:id="rId12" w:history="1">
-          <w:r>
-            <w:rPr>
-              <w:rStyle w:val="Hyperlink"/>
-            </w:rPr>
-            <w:t>s</w:t>
-          </w:r>
-        </w:hyperlink>
-      </w:r>
-      <w:r>
-        <w:rPr>
-          <w:rFonts w:ascii="Charis SIL Regular" w:hAnsi="Charis SIL Regular" w:eastAsia="Charis SIL Regular"/>
-          <w:b w:val="0"/>
-          <w:i w:val="0"/>
-          <w:color w:val="0000FF"/>
-          <w:sz w:val="24"/>
-          <w:u w:val="single"/>
-        </w:rPr>
-        <w:hyperlink r:id="rId16" w:history="1">
-          <w:r>
-            <w:rPr>
-              <w:rStyle w:val="Hyperlink"/>
-            </w:rPr>
-            <w:t>ch</w:t>
-          </w:r>
-        </w:hyperlink>
-      </w:r>
-      <w:r>
-        <w:rPr>
-          <w:rFonts w:ascii="Charis SIL Regular" w:hAnsi="Charis SIL Regular" w:eastAsia="Charis SIL Regular"/>
-          <w:b w:val="0"/>
-          <w:i w:val="0"/>
-          <w:color w:val="0000FF"/>
-          <w:sz w:val="24"/>
-          <w:u w:val="single"/>
-        </w:rPr>
-        <w:t xml:space="preserve"> </w:t>
-      </w:r>
-      <w:r>
-        <w:rPr>
-          <w:rFonts w:ascii="Charis SIL Regular" w:hAnsi="Charis SIL Regular" w:eastAsia="Charis SIL Regular"/>
-          <w:b w:val="0"/>
-          <w:i w:val="0"/>
-          <w:color w:val="0000FF"/>
-          <w:sz w:val="24"/>
-          <w:u w:val="single"/>
-        </w:rPr>
-        <w:hyperlink r:id="rId16" w:history="1">
-          <w:r>
-            <w:rPr>
-              <w:rStyle w:val="Hyperlink"/>
-            </w:rPr>
-            <w:t>G</w:t>
-          </w:r>
-        </w:hyperlink>
-      </w:r>
-      <w:r>
-        <w:rPr>
-          <w:rFonts w:ascii="Charis SIL Regular" w:hAnsi="Charis SIL Regular" w:eastAsia="Charis SIL Regular"/>
-          <w:b w:val="0"/>
-          <w:i w:val="0"/>
-          <w:color w:val="0000FF"/>
-          <w:sz w:val="24"/>
-          <w:u w:val="single"/>
-        </w:rPr>
-        <w:hyperlink r:id="rId16" w:history="1">
-          <w:r>
-            <w:rPr>
-              <w:rStyle w:val="Hyperlink"/>
-            </w:rPr>
-            <w:t>e</w:t>
-          </w:r>
-        </w:hyperlink>
-      </w:r>
-      <w:r>
-        <w:rPr>
-          <w:rFonts w:ascii="Charis SIL Regular" w:hAnsi="Charis SIL Regular" w:eastAsia="Charis SIL Regular"/>
-          <w:b w:val="0"/>
-          <w:i w:val="0"/>
-          <w:color w:val="0000FF"/>
-          <w:sz w:val="24"/>
-          <w:u w:val="single"/>
-        </w:rPr>
-        <w:hyperlink r:id="rId16" w:history="1">
-          <w:r>
-            <w:rPr>
-              <w:rStyle w:val="Hyperlink"/>
-            </w:rPr>
-            <w:t>nootscha</w:t>
-          </w:r>
-        </w:hyperlink>
+        </w:rPr>
+        <w:t>Bataviaasch Genootscha</w:t>
       </w:r>
       <w:r>
         <w:rPr>
@@ -2848,7 +2815,7 @@
           <w:sz w:val="24"/>
           <w:u w:val="single"/>
         </w:rPr>
-        <w:t>Royal Zeeland Scientific Soc</w:t>
+        <w:t>Royal Zeeland Scientific So</w:t>
       </w:r>
       <w:r>
         <w:rPr>
@@ -2859,7 +2826,7 @@
           <w:sz w:val="24"/>
           <w:u w:val="single"/>
         </w:rPr>
-        <w:t>iet</w:t>
+        <w:t>c</w:t>
       </w:r>
       <w:r>
         <w:rPr>
@@ -2868,8 +2835,9 @@
           <w:i w:val="0"/>
           <w:color w:val="0000FF"/>
           <w:sz w:val="24"/>
-        </w:rPr>
-        <w:t>y</w:t>
+          <w:u w:val="single"/>
+        </w:rPr>
+        <w:t>iety</w:t>
       </w:r>
       <w:r>
         <w:br/>
@@ -3393,7 +3361,7 @@
           <w:sz w:val="24"/>
           <w:u w:val="single"/>
         </w:rPr>
-        <w:hyperlink r:id="rId18" w:history="1">
+        <w:hyperlink r:id="rId17" w:history="1">
           <w:r>
             <w:rPr>
               <w:rStyle w:val="Hyperlink"/>
@@ -3451,7 +3419,6 @@
       </w:r>
       <w:r>
         <w:rPr>
-          <w:u w:val="single" w:color="0000ff"/>
           <w:rFonts w:ascii="Charis SIL Regular" w:hAnsi="Charis SIL Regular" w:eastAsia="Charis SIL Regular"/>
           <w:b w:val="0"/>
           <w:i w:val="0"/>

--- a/EXPORTS/DOCX/published/niveau2/English/Science.docx
+++ b/EXPORTS/DOCX/published/niveau2/English/Science.docx
@@ -248,7 +248,25 @@
           <w:color w:val="000000"/>
           <w:sz w:val="24"/>
         </w:rPr>
-        <w:t>the end of the nineteenth century, during which 50 forced la</w:t>
+        <w:t>the end of the nineteenth century, during which 50 f</w:t>
+      </w:r>
+      <w:r>
+        <w:rPr>
+          <w:u w:val="single" w:color="0000ff"/>
+          <w:rFonts w:ascii="Charis SIL Regular" w:hAnsi="Charis SIL Regular" w:eastAsia="Charis SIL Regular"/>
+          <w:b w:val="0"/>
+          <w:i w:val="0"/>
+          <w:color w:val="000000"/>
+          <w:sz w:val="24"/>
+        </w:rPr>
+        <w:hyperlink r:id="rId9" w:history="1">
+          <w:r>
+            <w:rPr>
+              <w:rStyle w:val="Hyperlink"/>
+            </w:rPr>
+            <w:t>orced la</w:t>
+          </w:r>
+        </w:hyperlink>
       </w:r>
       <w:r>
         <w:rPr>
@@ -928,7 +946,6 @@
       </w:r>
       <w:r>
         <w:rPr>
-          <w:u w:val="single" w:color="0000ff"/>
           <w:rFonts w:ascii="Charis SIL Regular" w:hAnsi="Charis SIL Regular" w:eastAsia="Charis SIL Regular"/>
           <w:b w:val="0"/>
           <w:i w:val="0"/>
@@ -1094,7 +1111,7 @@
           <w:sz w:val="24"/>
           <w:u w:val="single"/>
         </w:rPr>
-        <w:hyperlink r:id="rId11" w:history="1">
+        <w:hyperlink r:id="rId12" w:history="1">
           <w:r>
             <w:rPr>
               <w:rStyle w:val="Hyperlink"/>
@@ -1121,8 +1138,16 @@
           <w:i w:val="0"/>
           <w:color w:val="0000FF"/>
           <w:sz w:val="24"/>
-        </w:rPr>
-        <w:t>K</w:t>
+          <w:u w:val="single"/>
+        </w:rPr>
+        <w:hyperlink r:id="rId12" w:history="1">
+          <w:r>
+            <w:rPr>
+              <w:rStyle w:val="Hyperlink"/>
+            </w:rPr>
+            <w:t>K</w:t>
+          </w:r>
+        </w:hyperlink>
       </w:r>
       <w:r>
         <w:rPr>
@@ -1133,12 +1158,59 @@
           <w:sz w:val="24"/>
           <w:u w:val="single"/>
         </w:rPr>
-        <w:hyperlink r:id="rId11" w:history="1">
+        <w:hyperlink r:id="rId12" w:history="1">
           <w:r>
             <w:rPr>
               <w:rStyle w:val="Hyperlink"/>
             </w:rPr>
             <w:t>unste</w:t>
+          </w:r>
+        </w:hyperlink>
+      </w:r>
+      <w:r>
+        <w:rPr>
+          <w:rFonts w:ascii="Charis SIL Regular" w:hAnsi="Charis SIL Regular" w:eastAsia="Charis SIL Regular"/>
+          <w:b w:val="0"/>
+          <w:i w:val="0"/>
+          <w:color w:val="0000FF"/>
+          <w:sz w:val="24"/>
+          <w:u w:val="single"/>
+        </w:rPr>
+        <w:hyperlink r:id="rId12" w:history="1">
+          <w:r>
+            <w:rPr>
+              <w:rStyle w:val="Hyperlink"/>
+            </w:rPr>
+            <w:t>n</w:t>
+          </w:r>
+        </w:hyperlink>
+      </w:r>
+      <w:r>
+        <w:rPr>
+          <w:rFonts w:ascii="Charis SIL Regular" w:hAnsi="Charis SIL Regular" w:eastAsia="Charis SIL Regular"/>
+          <w:b w:val="0"/>
+          <w:i w:val="0"/>
+          <w:color w:val="0000FF"/>
+          <w:sz w:val="24"/>
+          <w:u w:val="single"/>
+        </w:rPr>
+        <w:t xml:space="preserve"> </w:t>
+      </w:r>
+      <w:r>
+        <w:rPr>
+          <w:rFonts w:ascii="Charis SIL Regular" w:hAnsi="Charis SIL Regular" w:eastAsia="Charis SIL Regular"/>
+          <w:b w:val="0"/>
+          <w:i w:val="0"/>
+          <w:color w:val="0000FF"/>
+          <w:sz w:val="24"/>
+          <w:u w:val="single"/>
+        </w:rPr>
+        <w:hyperlink r:id="rId12" w:history="1">
+          <w:r>
+            <w:rPr>
+              <w:rStyle w:val="Hyperlink"/>
+            </w:rPr>
+            <w:t>e</w:t>
           </w:r>
         </w:hyperlink>
       </w:r>
@@ -1180,6 +1252,127 @@
           <w:sz w:val="24"/>
           <w:u w:val="single"/>
         </w:rPr>
+        <w:hyperlink r:id="rId11" w:history="1">
+          <w:r>
+            <w:rPr>
+              <w:rStyle w:val="Hyperlink"/>
+            </w:rPr>
+            <w:t>Wetenschap</w:t>
+          </w:r>
+        </w:hyperlink>
+      </w:r>
+      <w:r>
+        <w:rPr>
+          <w:rFonts w:ascii="Charis SIL Regular" w:hAnsi="Charis SIL Regular" w:eastAsia="Charis SIL Regular"/>
+          <w:b w:val="0"/>
+          <w:i w:val="0"/>
+          <w:color w:val="0000FF"/>
+          <w:sz w:val="24"/>
+          <w:u w:val="single"/>
+        </w:rPr>
+        <w:hyperlink r:id="rId12" w:history="1">
+          <w:r>
+            <w:rPr>
+              <w:rStyle w:val="Hyperlink"/>
+            </w:rPr>
+            <w:t>pen</w:t>
+          </w:r>
+        </w:hyperlink>
+      </w:r>
+      <w:r>
+        <w:rPr>
+          <w:rFonts w:ascii="Charis SIL Regular" w:hAnsi="Charis SIL Regular" w:eastAsia="Charis SIL Regular"/>
+          <w:b w:val="0"/>
+          <w:i w:val="0"/>
+          <w:color w:val="000000"/>
+          <w:sz w:val="24"/>
+        </w:rPr>
+        <w:t xml:space="preserve"> in Indonesia. The Royal </w:t>
+      </w:r>
+      <w:r>
+        <w:rPr>
+          <w:rFonts w:ascii="Charis SIL Regular" w:hAnsi="Charis SIL Regular" w:eastAsia="Charis SIL Regular"/>
+          <w:b w:val="0"/>
+          <w:i w:val="0"/>
+          <w:color w:val="000000"/>
+          <w:sz w:val="24"/>
+        </w:rPr>
+        <w:t>Netherla</w:t>
+      </w:r>
+      <w:r>
+        <w:rPr>
+          <w:u w:val="single" w:color="0000ff"/>
+          <w:rFonts w:ascii="Charis SIL Regular" w:hAnsi="Charis SIL Regular" w:eastAsia="Charis SIL Regular"/>
+          <w:b w:val="0"/>
+          <w:i w:val="0"/>
+          <w:color w:val="000000"/>
+          <w:sz w:val="24"/>
+        </w:rPr>
+        <w:hyperlink r:id="rId12" w:history="1">
+          <w:r>
+            <w:rPr>
+              <w:rStyle w:val="Hyperlink"/>
+            </w:rPr>
+            <w:t>nds Academ</w:t>
+          </w:r>
+        </w:hyperlink>
+      </w:r>
+      <w:r>
+        <w:rPr>
+          <w:u w:val="single" w:color="0000ff"/>
+          <w:rFonts w:ascii="Charis SIL Regular" w:hAnsi="Charis SIL Regular" w:eastAsia="Charis SIL Regular"/>
+          <w:b w:val="0"/>
+          <w:i w:val="0"/>
+          <w:color w:val="000000"/>
+          <w:sz w:val="24"/>
+        </w:rPr>
+        <w:hyperlink r:id="rId12" w:history="1">
+          <w:r>
+            <w:rPr>
+              <w:rStyle w:val="Hyperlink"/>
+            </w:rPr>
+            <w:t>y of Arts and</w:t>
+          </w:r>
+        </w:hyperlink>
+      </w:r>
+      <w:r>
+        <w:rPr>
+          <w:u w:val="single" w:color="0000ff"/>
+          <w:rFonts w:ascii="Charis SIL Regular" w:hAnsi="Charis SIL Regular" w:eastAsia="Charis SIL Regular"/>
+          <w:b w:val="0"/>
+          <w:i w:val="0"/>
+          <w:color w:val="000000"/>
+          <w:sz w:val="24"/>
+        </w:rPr>
+        <w:t xml:space="preserve"> </w:t>
+      </w:r>
+      <w:r>
+        <w:rPr>
+          <w:u w:val="single" w:color="0000ff"/>
+          <w:rFonts w:ascii="Charis SIL Regular" w:hAnsi="Charis SIL Regular" w:eastAsia="Charis SIL Regular"/>
+          <w:b w:val="0"/>
+          <w:i w:val="0"/>
+          <w:color w:val="000000"/>
+          <w:sz w:val="24"/>
+        </w:rPr>
+        <w:hyperlink r:id="rId12" w:history="1">
+          <w:r>
+            <w:rPr>
+              <w:rStyle w:val="Hyperlink"/>
+            </w:rPr>
+            <w:t>Sci</w:t>
+          </w:r>
+        </w:hyperlink>
+      </w:r>
+      <w:r>
+        <w:rPr>
+          <w:u w:val="single" w:color="0000ff"/>
+          <w:rFonts w:ascii="Charis SIL Regular" w:hAnsi="Charis SIL Regular" w:eastAsia="Charis SIL Regular"/>
+          <w:b w:val="0"/>
+          <w:i w:val="0"/>
+          <w:color w:val="000000"/>
+          <w:sz w:val="24"/>
+        </w:rPr>
         <w:hyperlink r:id="rId12" w:history="1">
           <w:r>
             <w:rPr>
@@ -1191,88 +1384,32 @@
       </w:r>
       <w:r>
         <w:rPr>
+          <w:u w:val="single" w:color="0000ff"/>
           <w:rFonts w:ascii="Charis SIL Regular" w:hAnsi="Charis SIL Regular" w:eastAsia="Charis SIL Regular"/>
           <w:b w:val="0"/>
           <w:i w:val="0"/>
-          <w:color w:val="0000FF"/>
-          <w:sz w:val="24"/>
-          <w:u w:val="single"/>
+          <w:color w:val="000000"/>
+          <w:sz w:val="24"/>
         </w:rPr>
         <w:hyperlink r:id="rId12" w:history="1">
           <w:r>
             <w:rPr>
               <w:rStyle w:val="Hyperlink"/>
             </w:rPr>
-            <w:t>n</w:t>
+            <w:t>nces (K</w:t>
           </w:r>
         </w:hyperlink>
       </w:r>
       <w:r>
         <w:rPr>
-          <w:rFonts w:ascii="Charis SIL Regular" w:hAnsi="Charis SIL Regular" w:eastAsia="Charis SIL Regular"/>
-          <w:b w:val="0"/>
-          <w:i w:val="0"/>
-          <w:color w:val="0000FF"/>
-          <w:sz w:val="24"/>
-          <w:u w:val="single"/>
-        </w:rPr>
-        <w:t xml:space="preserve"> </w:t>
-      </w:r>
-      <w:r>
-        <w:rPr>
-          <w:rFonts w:ascii="Charis SIL Regular" w:hAnsi="Charis SIL Regular" w:eastAsia="Charis SIL Regular"/>
-          <w:b w:val="0"/>
-          <w:i w:val="0"/>
-          <w:color w:val="0000FF"/>
-          <w:sz w:val="24"/>
-          <w:u w:val="single"/>
-        </w:rPr>
-        <w:hyperlink r:id="rId12" w:history="1">
-          <w:r>
-            <w:rPr>
-              <w:rStyle w:val="Hyperlink"/>
-            </w:rPr>
-            <w:t>Wetenschap</w:t>
-          </w:r>
-        </w:hyperlink>
-      </w:r>
-      <w:r>
-        <w:rPr>
-          <w:rFonts w:ascii="Charis SIL Regular" w:hAnsi="Charis SIL Regular" w:eastAsia="Charis SIL Regular"/>
-          <w:b w:val="0"/>
-          <w:i w:val="0"/>
-          <w:color w:val="0000FF"/>
-          <w:sz w:val="24"/>
-          <w:u w:val="single"/>
-        </w:rPr>
-        <w:hyperlink r:id="rId12" w:history="1">
-          <w:r>
-            <w:rPr>
-              <w:rStyle w:val="Hyperlink"/>
-            </w:rPr>
-            <w:t>pen</w:t>
-          </w:r>
-        </w:hyperlink>
-      </w:r>
-      <w:r>
-        <w:rPr>
+          <w:u w:val="single" w:color="0000ff"/>
           <w:rFonts w:ascii="Charis SIL Regular" w:hAnsi="Charis SIL Regular" w:eastAsia="Charis SIL Regular"/>
           <w:b w:val="0"/>
           <w:i w:val="0"/>
           <w:color w:val="000000"/>
           <w:sz w:val="24"/>
         </w:rPr>
-        <w:t xml:space="preserve"> in Indonesia. The Royal </w:t>
-      </w:r>
-      <w:r>
-        <w:rPr>
-          <w:rFonts w:ascii="Charis SIL Regular" w:hAnsi="Charis SIL Regular" w:eastAsia="Charis SIL Regular"/>
-          <w:b w:val="0"/>
-          <w:i w:val="0"/>
-          <w:color w:val="000000"/>
-          <w:sz w:val="24"/>
-        </w:rPr>
-        <w:t>Netherlands Academy of Arts and Sciences (KN</w:t>
+        <w:t>N</w:t>
       </w:r>
       <w:r>
         <w:rPr>
@@ -1294,6 +1431,7 @@
       </w:r>
       <w:r>
         <w:rPr>
+          <w:u w:val="single" w:color="0000ff"/>
           <w:rFonts w:ascii="Charis SIL Regular" w:hAnsi="Charis SIL Regular" w:eastAsia="Charis SIL Regular"/>
           <w:b w:val="0"/>
           <w:i w:val="0"/>
@@ -2152,8 +2290,117 @@
           <w:i w:val="0"/>
           <w:color w:val="0000FF"/>
           <w:sz w:val="24"/>
-        </w:rPr>
-        <w:t>Bataviaasch Genootscha</w:t>
+          <w:u w:val="single"/>
+        </w:rPr>
+        <w:hyperlink r:id="rId12" w:history="1">
+          <w:r>
+            <w:rPr>
+              <w:rStyle w:val="Hyperlink"/>
+            </w:rPr>
+            <w:t>Bataviaa</w:t>
+          </w:r>
+        </w:hyperlink>
+      </w:r>
+      <w:r>
+        <w:rPr>
+          <w:rFonts w:ascii="Charis SIL Regular" w:hAnsi="Charis SIL Regular" w:eastAsia="Charis SIL Regular"/>
+          <w:b w:val="0"/>
+          <w:i w:val="0"/>
+          <w:color w:val="0000FF"/>
+          <w:sz w:val="24"/>
+          <w:u w:val="single"/>
+        </w:rPr>
+        <w:hyperlink r:id="rId12" w:history="1">
+          <w:r>
+            <w:rPr>
+              <w:rStyle w:val="Hyperlink"/>
+            </w:rPr>
+            <w:t>s</w:t>
+          </w:r>
+        </w:hyperlink>
+      </w:r>
+      <w:r>
+        <w:rPr>
+          <w:rFonts w:ascii="Charis SIL Regular" w:hAnsi="Charis SIL Regular" w:eastAsia="Charis SIL Regular"/>
+          <w:b w:val="0"/>
+          <w:i w:val="0"/>
+          <w:color w:val="0000FF"/>
+          <w:sz w:val="24"/>
+          <w:u w:val="single"/>
+        </w:rPr>
+        <w:hyperlink r:id="rId16" w:history="1">
+          <w:r>
+            <w:rPr>
+              <w:rStyle w:val="Hyperlink"/>
+            </w:rPr>
+            <w:t>ch</w:t>
+          </w:r>
+        </w:hyperlink>
+      </w:r>
+      <w:r>
+        <w:rPr>
+          <w:rFonts w:ascii="Charis SIL Regular" w:hAnsi="Charis SIL Regular" w:eastAsia="Charis SIL Regular"/>
+          <w:b w:val="0"/>
+          <w:i w:val="0"/>
+          <w:color w:val="0000FF"/>
+          <w:sz w:val="24"/>
+          <w:u w:val="single"/>
+        </w:rPr>
+        <w:t xml:space="preserve"> </w:t>
+      </w:r>
+      <w:r>
+        <w:rPr>
+          <w:rFonts w:ascii="Charis SIL Regular" w:hAnsi="Charis SIL Regular" w:eastAsia="Charis SIL Regular"/>
+          <w:b w:val="0"/>
+          <w:i w:val="0"/>
+          <w:color w:val="0000FF"/>
+          <w:sz w:val="24"/>
+          <w:u w:val="single"/>
+        </w:rPr>
+        <w:hyperlink r:id="rId16" w:history="1">
+          <w:r>
+            <w:rPr>
+              <w:rStyle w:val="Hyperlink"/>
+            </w:rPr>
+            <w:t>G</w:t>
+          </w:r>
+        </w:hyperlink>
+      </w:r>
+      <w:r>
+        <w:rPr>
+          <w:rFonts w:ascii="Charis SIL Regular" w:hAnsi="Charis SIL Regular" w:eastAsia="Charis SIL Regular"/>
+          <w:b w:val="0"/>
+          <w:i w:val="0"/>
+          <w:color w:val="0000FF"/>
+          <w:sz w:val="24"/>
+          <w:u w:val="single"/>
+        </w:rPr>
+        <w:hyperlink r:id="rId16" w:history="1">
+          <w:r>
+            <w:rPr>
+              <w:rStyle w:val="Hyperlink"/>
+            </w:rPr>
+            <w:t>e</w:t>
+          </w:r>
+        </w:hyperlink>
+      </w:r>
+      <w:r>
+        <w:rPr>
+          <w:rFonts w:ascii="Charis SIL Regular" w:hAnsi="Charis SIL Regular" w:eastAsia="Charis SIL Regular"/>
+          <w:b w:val="0"/>
+          <w:i w:val="0"/>
+          <w:color w:val="0000FF"/>
+          <w:sz w:val="24"/>
+          <w:u w:val="single"/>
+        </w:rPr>
+        <w:hyperlink r:id="rId16" w:history="1">
+          <w:r>
+            <w:rPr>
+              <w:rStyle w:val="Hyperlink"/>
+            </w:rPr>
+            <w:t>nootscha</w:t>
+          </w:r>
+        </w:hyperlink>
       </w:r>
       <w:r>
         <w:rPr>
@@ -2815,7 +3062,7 @@
           <w:sz w:val="24"/>
           <w:u w:val="single"/>
         </w:rPr>
-        <w:t>Royal Zeeland Scientific So</w:t>
+        <w:t>Royal Zeeland Scientific Soc</w:t>
       </w:r>
       <w:r>
         <w:rPr>
@@ -2826,7 +3073,7 @@
           <w:sz w:val="24"/>
           <w:u w:val="single"/>
         </w:rPr>
-        <w:t>c</w:t>
+        <w:t>iet</w:t>
       </w:r>
       <w:r>
         <w:rPr>
@@ -2835,9 +3082,8 @@
           <w:i w:val="0"/>
           <w:color w:val="0000FF"/>
           <w:sz w:val="24"/>
-          <w:u w:val="single"/>
-        </w:rPr>
-        <w:t>iety</w:t>
+        </w:rPr>
+        <w:t>y</w:t>
       </w:r>
       <w:r>
         <w:br/>
@@ -3361,7 +3607,7 @@
           <w:sz w:val="24"/>
           <w:u w:val="single"/>
         </w:rPr>
-        <w:hyperlink r:id="rId17" w:history="1">
+        <w:hyperlink r:id="rId18" w:history="1">
           <w:r>
             <w:rPr>
               <w:rStyle w:val="Hyperlink"/>

--- a/EXPORTS/DOCX/published/niveau2/English/Science.docx
+++ b/EXPORTS/DOCX/published/niveau2/English/Science.docx
@@ -946,6 +946,7 @@
       </w:r>
       <w:r>
         <w:rPr>
+          <w:u w:val="single" w:color="0000ff"/>
           <w:rFonts w:ascii="Charis SIL Regular" w:hAnsi="Charis SIL Regular" w:eastAsia="Charis SIL Regular"/>
           <w:b w:val="0"/>
           <w:i w:val="0"/>
@@ -1082,7 +1083,7 @@
           <w:sz w:val="24"/>
           <w:u w:val="single"/>
         </w:rPr>
-        <w:hyperlink r:id="rId12" w:history="1">
+        <w:hyperlink r:id="rId11" w:history="1">
           <w:r>
             <w:rPr>
               <w:rStyle w:val="Hyperlink"/>
@@ -1111,7 +1112,7 @@
           <w:sz w:val="24"/>
           <w:u w:val="single"/>
         </w:rPr>
-        <w:hyperlink r:id="rId12" w:history="1">
+        <w:hyperlink r:id="rId11" w:history="1">
           <w:r>
             <w:rPr>
               <w:rStyle w:val="Hyperlink"/>
@@ -1223,7 +1224,7 @@
           <w:sz w:val="24"/>
           <w:u w:val="single"/>
         </w:rPr>
-        <w:hyperlink r:id="rId11" w:history="1">
+        <w:hyperlink r:id="rId12" w:history="1">
           <w:r>
             <w:rPr>
               <w:rStyle w:val="Hyperlink"/>
@@ -1252,7 +1253,7 @@
           <w:sz w:val="24"/>
           <w:u w:val="single"/>
         </w:rPr>
-        <w:hyperlink r:id="rId11" w:history="1">
+        <w:hyperlink r:id="rId12" w:history="1">
           <w:r>
             <w:rPr>
               <w:rStyle w:val="Hyperlink"/>
@@ -1402,7 +1403,6 @@
       </w:r>
       <w:r>
         <w:rPr>
-          <w:u w:val="single" w:color="0000ff"/>
           <w:rFonts w:ascii="Charis SIL Regular" w:hAnsi="Charis SIL Regular" w:eastAsia="Charis SIL Regular"/>
           <w:b w:val="0"/>
           <w:i w:val="0"/>
@@ -1431,7 +1431,6 @@
       </w:r>
       <w:r>
         <w:rPr>
-          <w:u w:val="single" w:color="0000ff"/>
           <w:rFonts w:ascii="Charis SIL Regular" w:hAnsi="Charis SIL Regular" w:eastAsia="Charis SIL Regular"/>
           <w:b w:val="0"/>
           <w:i w:val="0"/>
@@ -2328,7 +2327,7 @@
           <w:sz w:val="24"/>
           <w:u w:val="single"/>
         </w:rPr>
-        <w:hyperlink r:id="rId16" w:history="1">
+        <w:hyperlink r:id="rId12" w:history="1">
           <w:r>
             <w:rPr>
               <w:rStyle w:val="Hyperlink"/>
@@ -2357,7 +2356,7 @@
           <w:sz w:val="24"/>
           <w:u w:val="single"/>
         </w:rPr>
-        <w:hyperlink r:id="rId16" w:history="1">
+        <w:hyperlink r:id="rId12" w:history="1">
           <w:r>
             <w:rPr>
               <w:rStyle w:val="Hyperlink"/>
@@ -2375,7 +2374,7 @@
           <w:sz w:val="24"/>
           <w:u w:val="single"/>
         </w:rPr>
-        <w:hyperlink r:id="rId16" w:history="1">
+        <w:hyperlink r:id="rId12" w:history="1">
           <w:r>
             <w:rPr>
               <w:rStyle w:val="Hyperlink"/>
@@ -3470,7 +3469,7 @@
             <w:rPr>
               <w:rStyle w:val="Hyperlink"/>
             </w:rPr>
-            <w:t>portalfiles</w:t>
+            <w:t>portalfile</w:t>
           </w:r>
         </w:hyperlink>
       </w:r>
@@ -3481,25 +3480,13 @@
           <w:i w:val="0"/>
           <w:color w:val="0000FF"/>
           <w:sz w:val="24"/>
-          <w:u w:val="single"/>
-        </w:rPr>
-        <w:t>/</w:t>
-      </w:r>
-      <w:r>
-        <w:rPr>
-          <w:rFonts w:ascii="Charis SIL Regular" w:hAnsi="Charis SIL Regular" w:eastAsia="Charis SIL Regular"/>
-          <w:b w:val="0"/>
-          <w:i w:val="0"/>
-          <w:color w:val="0000FF"/>
-          <w:sz w:val="24"/>
-          <w:u w:val="single"/>
         </w:rPr>
         <w:hyperlink r:id="rId17" w:history="1">
           <w:r>
             <w:rPr>
               <w:rStyle w:val="Hyperlink"/>
             </w:rPr>
-            <w:t>portal/1414020</w:t>
+            <w:t>s</w:t>
           </w:r>
         </w:hyperlink>
       </w:r>
@@ -3511,7 +3498,25 @@
           <w:color w:val="0000FF"/>
           <w:sz w:val="24"/>
         </w:rPr>
-        <w:t xml:space="preserve">/ </w:t>
+        <w:t>/</w:t>
+      </w:r>
+      <w:r>
+        <w:rPr>
+          <w:rFonts w:ascii="Charis SIL Regular" w:hAnsi="Charis SIL Regular" w:eastAsia="Charis SIL Regular"/>
+          <w:b w:val="0"/>
+          <w:i w:val="0"/>
+          <w:color w:val="0000FF"/>
+          <w:sz w:val="24"/>
+          <w:u w:val="single"/>
+        </w:rPr>
+        <w:hyperlink r:id="rId17" w:history="1">
+          <w:r>
+            <w:rPr>
+              <w:rStyle w:val="Hyperlink"/>
+            </w:rPr>
+            <w:t xml:space="preserve">portal/1414020/ </w:t>
+          </w:r>
+        </w:hyperlink>
       </w:r>
       <w:r>
         <w:br/>
@@ -3596,7 +3601,14 @@
           <w:color w:val="000000"/>
           <w:sz w:val="24"/>
         </w:rPr>
-        <w:t xml:space="preserve">, </w:t>
+        <w:hyperlink r:id="rId17" w:history="1">
+          <w:r>
+            <w:rPr>
+              <w:rStyle w:val="Hyperlink"/>
+            </w:rPr>
+            <w:t xml:space="preserve">, </w:t>
+          </w:r>
+        </w:hyperlink>
       </w:r>
       <w:r>
         <w:rPr>
@@ -3607,7 +3619,7 @@
           <w:sz w:val="24"/>
           <w:u w:val="single"/>
         </w:rPr>
-        <w:hyperlink r:id="rId18" w:history="1">
+        <w:hyperlink r:id="rId17" w:history="1">
           <w:r>
             <w:rPr>
               <w:rStyle w:val="Hyperlink"/>
@@ -3636,7 +3648,7 @@
           <w:sz w:val="24"/>
           <w:u w:val="single"/>
         </w:rPr>
-        <w:hyperlink r:id="rId18" w:history="1">
+        <w:hyperlink r:id="rId17" w:history="1">
           <w:r>
             <w:rPr>
               <w:rStyle w:val="Hyperlink"/>
@@ -3654,7 +3666,7 @@
           <w:sz w:val="24"/>
           <w:u w:val="single"/>
         </w:rPr>
-        <w:hyperlink r:id="rId18" w:history="1">
+        <w:hyperlink r:id="rId17" w:history="1">
           <w:r>
             <w:rPr>
               <w:rStyle w:val="Hyperlink"/>
@@ -3671,7 +3683,14 @@
           <w:color w:val="000000"/>
           <w:sz w:val="24"/>
         </w:rPr>
-        <w:t xml:space="preserve">, </w:t>
+        <w:hyperlink r:id="rId17" w:history="1">
+          <w:r>
+            <w:rPr>
+              <w:rStyle w:val="Hyperlink"/>
+            </w:rPr>
+            <w:t xml:space="preserve">, </w:t>
+          </w:r>
+        </w:hyperlink>
       </w:r>
       <w:r>
         <w:rPr>
@@ -3682,7 +3701,7 @@
           <w:sz w:val="24"/>
           <w:u w:val="single"/>
         </w:rPr>
-        <w:hyperlink r:id="rId19" w:history="1">
+        <w:hyperlink r:id="rId18" w:history="1">
           <w:r>
             <w:rPr>
               <w:rStyle w:val="Hyperlink"/>
@@ -3711,7 +3730,7 @@
           <w:sz w:val="24"/>
           <w:u w:val="single"/>
         </w:rPr>
-        <w:hyperlink r:id="rId19" w:history="1">
+        <w:hyperlink r:id="rId18" w:history="1">
           <w:r>
             <w:rPr>
               <w:rStyle w:val="Hyperlink"/>
@@ -3832,7 +3851,7 @@
           <w:sz w:val="24"/>
           <w:u w:val="single"/>
         </w:rPr>
-        <w:hyperlink r:id="rId20" w:history="1">
+        <w:hyperlink r:id="rId19" w:history="1">
           <w:r>
             <w:rPr>
               <w:rStyle w:val="Hyperlink"/>
@@ -3861,7 +3880,7 @@
           <w:sz w:val="24"/>
           <w:u w:val="single"/>
         </w:rPr>
-        <w:hyperlink r:id="rId20" w:history="1">
+        <w:hyperlink r:id="rId19" w:history="1">
           <w:r>
             <w:rPr>
               <w:rStyle w:val="Hyperlink"/>
@@ -3889,7 +3908,7 @@
           <w:sz w:val="24"/>
           <w:u w:val="single"/>
         </w:rPr>
-        <w:hyperlink r:id="rId21" w:history="1">
+        <w:hyperlink r:id="rId20" w:history="1">
           <w:r>
             <w:rPr>
               <w:rStyle w:val="Hyperlink"/>
@@ -3907,7 +3926,7 @@
           <w:sz w:val="24"/>
           <w:u w:val="single"/>
         </w:rPr>
-        <w:hyperlink r:id="rId21" w:history="1">
+        <w:hyperlink r:id="rId20" w:history="1">
           <w:r>
             <w:rPr>
               <w:rStyle w:val="Hyperlink"/>
@@ -3925,7 +3944,7 @@
           <w:sz w:val="24"/>
           <w:u w:val="single"/>
         </w:rPr>
-        <w:hyperlink r:id="rId21" w:history="1">
+        <w:hyperlink r:id="rId20" w:history="1">
           <w:r>
             <w:rPr>
               <w:rStyle w:val="Hyperlink"/>
@@ -4043,7 +4062,7 @@
           <w:sz w:val="24"/>
           <w:u w:val="single"/>
         </w:rPr>
-        <w:hyperlink r:id="rId22" w:history="1">
+        <w:hyperlink r:id="rId21" w:history="1">
           <w:r>
             <w:rPr>
               <w:rStyle w:val="Hyperlink"/>
@@ -4072,7 +4091,7 @@
           <w:sz w:val="24"/>
           <w:u w:val="single"/>
         </w:rPr>
-        <w:hyperlink r:id="rId22" w:history="1">
+        <w:hyperlink r:id="rId21" w:history="1">
           <w:r>
             <w:rPr>
               <w:rStyle w:val="Hyperlink"/>
@@ -4100,7 +4119,7 @@
           <w:sz w:val="24"/>
           <w:u w:val="single"/>
         </w:rPr>
-        <w:hyperlink r:id="rId23" w:history="1">
+        <w:hyperlink r:id="rId22" w:history="1">
           <w:r>
             <w:rPr>
               <w:rStyle w:val="Hyperlink"/>
@@ -4118,7 +4137,7 @@
           <w:sz w:val="24"/>
           <w:u w:val="single"/>
         </w:rPr>
-        <w:hyperlink r:id="rId23" w:history="1">
+        <w:hyperlink r:id="rId22" w:history="1">
           <w:r>
             <w:rPr>
               <w:rStyle w:val="Hyperlink"/>
@@ -4136,7 +4155,7 @@
           <w:sz w:val="24"/>
           <w:u w:val="single"/>
         </w:rPr>
-        <w:hyperlink r:id="rId23" w:history="1">
+        <w:hyperlink r:id="rId22" w:history="1">
           <w:r>
             <w:rPr>
               <w:rStyle w:val="Hyperlink"/>
@@ -4154,7 +4173,7 @@
           <w:sz w:val="24"/>
           <w:u w:val="single"/>
         </w:rPr>
-        <w:hyperlink r:id="rId23" w:history="1">
+        <w:hyperlink r:id="rId22" w:history="1">
           <w:r>
             <w:rPr>
               <w:rStyle w:val="Hyperlink"/>

--- a/EXPORTS/DOCX/published/niveau2/English/Science.docx
+++ b/EXPORTS/DOCX/published/niveau2/English/Science.docx
@@ -962,16 +962,8 @@
           <w:i w:val="0"/>
           <w:color w:val="0000FF"/>
           <w:sz w:val="24"/>
-          <w:u w:val="single"/>
-        </w:rPr>
-        <w:hyperlink r:id="rId12" w:history="1">
-          <w:r>
-            <w:rPr>
-              <w:rStyle w:val="Hyperlink"/>
-            </w:rPr>
-            <w:t>Bataviaas</w:t>
-          </w:r>
-        </w:hyperlink>
+        </w:rPr>
+        <w:t>Bataviaasch Genootschap der K</w:t>
       </w:r>
       <w:r>
         <w:rPr>
@@ -982,12 +974,12 @@
           <w:sz w:val="24"/>
           <w:u w:val="single"/>
         </w:rPr>
-        <w:hyperlink r:id="rId12" w:history="1">
+        <w:hyperlink r:id="rId11" w:history="1">
           <w:r>
             <w:rPr>
               <w:rStyle w:val="Hyperlink"/>
             </w:rPr>
-            <w:t>c</w:t>
+            <w:t>unste</w:t>
           </w:r>
         </w:hyperlink>
       </w:r>
@@ -1000,12 +992,12 @@
           <w:sz w:val="24"/>
           <w:u w:val="single"/>
         </w:rPr>
-        <w:hyperlink r:id="rId12" w:history="1">
+        <w:hyperlink r:id="rId11" w:history="1">
           <w:r>
             <w:rPr>
               <w:rStyle w:val="Hyperlink"/>
             </w:rPr>
-            <w:t>h</w:t>
+            <w:t>n</w:t>
           </w:r>
         </w:hyperlink>
       </w:r>
@@ -1034,137 +1026,7 @@
             <w:rPr>
               <w:rStyle w:val="Hyperlink"/>
             </w:rPr>
-            <w:t>Genoo</w:t>
-          </w:r>
-        </w:hyperlink>
-      </w:r>
-      <w:r>
-        <w:rPr>
-          <w:rFonts w:ascii="Charis SIL Regular" w:hAnsi="Charis SIL Regular" w:eastAsia="Charis SIL Regular"/>
-          <w:b w:val="0"/>
-          <w:i w:val="0"/>
-          <w:color w:val="0000FF"/>
-          <w:sz w:val="24"/>
-          <w:u w:val="single"/>
-        </w:rPr>
-        <w:hyperlink r:id="rId12" w:history="1">
-          <w:r>
-            <w:rPr>
-              <w:rStyle w:val="Hyperlink"/>
-            </w:rPr>
-            <w:t>t</w:t>
-          </w:r>
-        </w:hyperlink>
-      </w:r>
-      <w:r>
-        <w:rPr>
-          <w:rFonts w:ascii="Charis SIL Regular" w:hAnsi="Charis SIL Regular" w:eastAsia="Charis SIL Regular"/>
-          <w:b w:val="0"/>
-          <w:i w:val="0"/>
-          <w:color w:val="0000FF"/>
-          <w:sz w:val="24"/>
-          <w:u w:val="single"/>
-        </w:rPr>
-        <w:hyperlink r:id="rId12" w:history="1">
-          <w:r>
-            <w:rPr>
-              <w:rStyle w:val="Hyperlink"/>
-            </w:rPr>
-            <w:t>scha</w:t>
-          </w:r>
-        </w:hyperlink>
-      </w:r>
-      <w:r>
-        <w:rPr>
-          <w:rFonts w:ascii="Charis SIL Regular" w:hAnsi="Charis SIL Regular" w:eastAsia="Charis SIL Regular"/>
-          <w:b w:val="0"/>
-          <w:i w:val="0"/>
-          <w:color w:val="0000FF"/>
-          <w:sz w:val="24"/>
-          <w:u w:val="single"/>
-        </w:rPr>
-        <w:hyperlink r:id="rId11" w:history="1">
-          <w:r>
-            <w:rPr>
-              <w:rStyle w:val="Hyperlink"/>
-            </w:rPr>
-            <w:t>p</w:t>
-          </w:r>
-        </w:hyperlink>
-      </w:r>
-      <w:r>
-        <w:rPr>
-          <w:rFonts w:ascii="Charis SIL Regular" w:hAnsi="Charis SIL Regular" w:eastAsia="Charis SIL Regular"/>
-          <w:b w:val="0"/>
-          <w:i w:val="0"/>
-          <w:color w:val="0000FF"/>
-          <w:sz w:val="24"/>
-          <w:u w:val="single"/>
-        </w:rPr>
-        <w:t xml:space="preserve"> </w:t>
-      </w:r>
-      <w:r>
-        <w:rPr>
-          <w:rFonts w:ascii="Charis SIL Regular" w:hAnsi="Charis SIL Regular" w:eastAsia="Charis SIL Regular"/>
-          <w:b w:val="0"/>
-          <w:i w:val="0"/>
-          <w:color w:val="0000FF"/>
-          <w:sz w:val="24"/>
-          <w:u w:val="single"/>
-        </w:rPr>
-        <w:hyperlink r:id="rId11" w:history="1">
-          <w:r>
-            <w:rPr>
-              <w:rStyle w:val="Hyperlink"/>
-            </w:rPr>
-            <w:t>der</w:t>
-          </w:r>
-        </w:hyperlink>
-      </w:r>
-      <w:r>
-        <w:rPr>
-          <w:rFonts w:ascii="Charis SIL Regular" w:hAnsi="Charis SIL Regular" w:eastAsia="Charis SIL Regular"/>
-          <w:b w:val="0"/>
-          <w:i w:val="0"/>
-          <w:color w:val="0000FF"/>
-          <w:sz w:val="24"/>
-          <w:u w:val="single"/>
-        </w:rPr>
-        <w:t xml:space="preserve"> </w:t>
-      </w:r>
-      <w:r>
-        <w:rPr>
-          <w:rFonts w:ascii="Charis SIL Regular" w:hAnsi="Charis SIL Regular" w:eastAsia="Charis SIL Regular"/>
-          <w:b w:val="0"/>
-          <w:i w:val="0"/>
-          <w:color w:val="0000FF"/>
-          <w:sz w:val="24"/>
-          <w:u w:val="single"/>
-        </w:rPr>
-        <w:hyperlink r:id="rId12" w:history="1">
-          <w:r>
-            <w:rPr>
-              <w:rStyle w:val="Hyperlink"/>
-            </w:rPr>
-            <w:t>K</w:t>
-          </w:r>
-        </w:hyperlink>
-      </w:r>
-      <w:r>
-        <w:rPr>
-          <w:rFonts w:ascii="Charis SIL Regular" w:hAnsi="Charis SIL Regular" w:eastAsia="Charis SIL Regular"/>
-          <w:b w:val="0"/>
-          <w:i w:val="0"/>
-          <w:color w:val="0000FF"/>
-          <w:sz w:val="24"/>
-          <w:u w:val="single"/>
-        </w:rPr>
-        <w:hyperlink r:id="rId12" w:history="1">
-          <w:r>
-            <w:rPr>
-              <w:rStyle w:val="Hyperlink"/>
-            </w:rPr>
-            <w:t>unste</w:t>
+            <w:t>e</w:t>
           </w:r>
         </w:hyperlink>
       </w:r>
@@ -1211,53 +1073,6 @@
             <w:rPr>
               <w:rStyle w:val="Hyperlink"/>
             </w:rPr>
-            <w:t>e</w:t>
-          </w:r>
-        </w:hyperlink>
-      </w:r>
-      <w:r>
-        <w:rPr>
-          <w:rFonts w:ascii="Charis SIL Regular" w:hAnsi="Charis SIL Regular" w:eastAsia="Charis SIL Regular"/>
-          <w:b w:val="0"/>
-          <w:i w:val="0"/>
-          <w:color w:val="0000FF"/>
-          <w:sz w:val="24"/>
-          <w:u w:val="single"/>
-        </w:rPr>
-        <w:hyperlink r:id="rId12" w:history="1">
-          <w:r>
-            <w:rPr>
-              <w:rStyle w:val="Hyperlink"/>
-            </w:rPr>
-            <w:t>n</w:t>
-          </w:r>
-        </w:hyperlink>
-      </w:r>
-      <w:r>
-        <w:rPr>
-          <w:rFonts w:ascii="Charis SIL Regular" w:hAnsi="Charis SIL Regular" w:eastAsia="Charis SIL Regular"/>
-          <w:b w:val="0"/>
-          <w:i w:val="0"/>
-          <w:color w:val="0000FF"/>
-          <w:sz w:val="24"/>
-          <w:u w:val="single"/>
-        </w:rPr>
-        <w:t xml:space="preserve"> </w:t>
-      </w:r>
-      <w:r>
-        <w:rPr>
-          <w:rFonts w:ascii="Charis SIL Regular" w:hAnsi="Charis SIL Regular" w:eastAsia="Charis SIL Regular"/>
-          <w:b w:val="0"/>
-          <w:i w:val="0"/>
-          <w:color w:val="0000FF"/>
-          <w:sz w:val="24"/>
-          <w:u w:val="single"/>
-        </w:rPr>
-        <w:hyperlink r:id="rId12" w:history="1">
-          <w:r>
-            <w:rPr>
-              <w:rStyle w:val="Hyperlink"/>
-            </w:rPr>
             <w:t>Wetenschap</w:t>
           </w:r>
         </w:hyperlink>
@@ -1403,6 +1218,7 @@
       </w:r>
       <w:r>
         <w:rPr>
+          <w:u w:val="single" w:color="0000ff"/>
           <w:rFonts w:ascii="Charis SIL Regular" w:hAnsi="Charis SIL Regular" w:eastAsia="Charis SIL Regular"/>
           <w:b w:val="0"/>
           <w:i w:val="0"/>
@@ -2327,7 +2143,7 @@
           <w:sz w:val="24"/>
           <w:u w:val="single"/>
         </w:rPr>
-        <w:hyperlink r:id="rId12" w:history="1">
+        <w:hyperlink r:id="rId16" w:history="1">
           <w:r>
             <w:rPr>
               <w:rStyle w:val="Hyperlink"/>
@@ -2356,7 +2172,7 @@
           <w:sz w:val="24"/>
           <w:u w:val="single"/>
         </w:rPr>
-        <w:hyperlink r:id="rId12" w:history="1">
+        <w:hyperlink r:id="rId16" w:history="1">
           <w:r>
             <w:rPr>
               <w:rStyle w:val="Hyperlink"/>
@@ -2374,7 +2190,7 @@
           <w:sz w:val="24"/>
           <w:u w:val="single"/>
         </w:rPr>
-        <w:hyperlink r:id="rId12" w:history="1">
+        <w:hyperlink r:id="rId16" w:history="1">
           <w:r>
             <w:rPr>
               <w:rStyle w:val="Hyperlink"/>
@@ -3595,6 +3411,7 @@
       </w:r>
       <w:r>
         <w:rPr>
+          <w:u w:val="single" w:color="0000ff"/>
           <w:rFonts w:ascii="Charis SIL Regular" w:hAnsi="Charis SIL Regular" w:eastAsia="Charis SIL Regular"/>
           <w:b w:val="0"/>
           <w:i w:val="0"/>
@@ -3677,6 +3494,7 @@
       </w:r>
       <w:r>
         <w:rPr>
+          <w:u w:val="single" w:color="0000ff"/>
           <w:rFonts w:ascii="Charis SIL Regular" w:hAnsi="Charis SIL Regular" w:eastAsia="Charis SIL Regular"/>
           <w:b w:val="0"/>
           <w:i w:val="0"/>

--- a/EXPORTS/DOCX/published/niveau2/English/Science.docx
+++ b/EXPORTS/DOCX/published/niveau2/English/Science.docx
@@ -962,8 +962,16 @@
           <w:i w:val="0"/>
           <w:color w:val="0000FF"/>
           <w:sz w:val="24"/>
-        </w:rPr>
-        <w:t>Bataviaasch Genootschap der K</w:t>
+          <w:u w:val="single"/>
+        </w:rPr>
+        <w:hyperlink r:id="rId12" w:history="1">
+          <w:r>
+            <w:rPr>
+              <w:rStyle w:val="Hyperlink"/>
+            </w:rPr>
+            <w:t>Bataviaas</w:t>
+          </w:r>
+        </w:hyperlink>
       </w:r>
       <w:r>
         <w:rPr>
@@ -975,6 +983,183 @@
           <w:u w:val="single"/>
         </w:rPr>
         <w:hyperlink r:id="rId11" w:history="1">
+          <w:r>
+            <w:rPr>
+              <w:rStyle w:val="Hyperlink"/>
+            </w:rPr>
+            <w:t>c</w:t>
+          </w:r>
+        </w:hyperlink>
+      </w:r>
+      <w:r>
+        <w:rPr>
+          <w:rFonts w:ascii="Charis SIL Regular" w:hAnsi="Charis SIL Regular" w:eastAsia="Charis SIL Regular"/>
+          <w:b w:val="0"/>
+          <w:i w:val="0"/>
+          <w:color w:val="0000FF"/>
+          <w:sz w:val="24"/>
+          <w:u w:val="single"/>
+        </w:rPr>
+        <w:hyperlink r:id="rId11" w:history="1">
+          <w:r>
+            <w:rPr>
+              <w:rStyle w:val="Hyperlink"/>
+            </w:rPr>
+            <w:t>h</w:t>
+          </w:r>
+        </w:hyperlink>
+      </w:r>
+      <w:r>
+        <w:rPr>
+          <w:rFonts w:ascii="Charis SIL Regular" w:hAnsi="Charis SIL Regular" w:eastAsia="Charis SIL Regular"/>
+          <w:b w:val="0"/>
+          <w:i w:val="0"/>
+          <w:color w:val="0000FF"/>
+          <w:sz w:val="24"/>
+          <w:u w:val="single"/>
+        </w:rPr>
+        <w:t xml:space="preserve"> </w:t>
+      </w:r>
+      <w:r>
+        <w:rPr>
+          <w:rFonts w:ascii="Charis SIL Regular" w:hAnsi="Charis SIL Regular" w:eastAsia="Charis SIL Regular"/>
+          <w:b w:val="0"/>
+          <w:i w:val="0"/>
+          <w:color w:val="0000FF"/>
+          <w:sz w:val="24"/>
+          <w:u w:val="single"/>
+        </w:rPr>
+        <w:hyperlink r:id="rId11" w:history="1">
+          <w:r>
+            <w:rPr>
+              <w:rStyle w:val="Hyperlink"/>
+            </w:rPr>
+            <w:t>Genoo</w:t>
+          </w:r>
+        </w:hyperlink>
+      </w:r>
+      <w:r>
+        <w:rPr>
+          <w:rFonts w:ascii="Charis SIL Regular" w:hAnsi="Charis SIL Regular" w:eastAsia="Charis SIL Regular"/>
+          <w:b w:val="0"/>
+          <w:i w:val="0"/>
+          <w:color w:val="0000FF"/>
+          <w:sz w:val="24"/>
+          <w:u w:val="single"/>
+        </w:rPr>
+        <w:hyperlink r:id="rId11" w:history="1">
+          <w:r>
+            <w:rPr>
+              <w:rStyle w:val="Hyperlink"/>
+            </w:rPr>
+            <w:t>t</w:t>
+          </w:r>
+        </w:hyperlink>
+      </w:r>
+      <w:r>
+        <w:rPr>
+          <w:rFonts w:ascii="Charis SIL Regular" w:hAnsi="Charis SIL Regular" w:eastAsia="Charis SIL Regular"/>
+          <w:b w:val="0"/>
+          <w:i w:val="0"/>
+          <w:color w:val="0000FF"/>
+          <w:sz w:val="24"/>
+          <w:u w:val="single"/>
+        </w:rPr>
+        <w:hyperlink r:id="rId11" w:history="1">
+          <w:r>
+            <w:rPr>
+              <w:rStyle w:val="Hyperlink"/>
+            </w:rPr>
+            <w:t>scha</w:t>
+          </w:r>
+        </w:hyperlink>
+      </w:r>
+      <w:r>
+        <w:rPr>
+          <w:rFonts w:ascii="Charis SIL Regular" w:hAnsi="Charis SIL Regular" w:eastAsia="Charis SIL Regular"/>
+          <w:b w:val="0"/>
+          <w:i w:val="0"/>
+          <w:color w:val="0000FF"/>
+          <w:sz w:val="24"/>
+          <w:u w:val="single"/>
+        </w:rPr>
+        <w:hyperlink r:id="rId11" w:history="1">
+          <w:r>
+            <w:rPr>
+              <w:rStyle w:val="Hyperlink"/>
+            </w:rPr>
+            <w:t>p</w:t>
+          </w:r>
+        </w:hyperlink>
+      </w:r>
+      <w:r>
+        <w:rPr>
+          <w:rFonts w:ascii="Charis SIL Regular" w:hAnsi="Charis SIL Regular" w:eastAsia="Charis SIL Regular"/>
+          <w:b w:val="0"/>
+          <w:i w:val="0"/>
+          <w:color w:val="0000FF"/>
+          <w:sz w:val="24"/>
+          <w:u w:val="single"/>
+        </w:rPr>
+        <w:t xml:space="preserve"> </w:t>
+      </w:r>
+      <w:r>
+        <w:rPr>
+          <w:rFonts w:ascii="Charis SIL Regular" w:hAnsi="Charis SIL Regular" w:eastAsia="Charis SIL Regular"/>
+          <w:b w:val="0"/>
+          <w:i w:val="0"/>
+          <w:color w:val="0000FF"/>
+          <w:sz w:val="24"/>
+          <w:u w:val="single"/>
+        </w:rPr>
+        <w:hyperlink r:id="rId12" w:history="1">
+          <w:r>
+            <w:rPr>
+              <w:rStyle w:val="Hyperlink"/>
+            </w:rPr>
+            <w:t>der</w:t>
+          </w:r>
+        </w:hyperlink>
+      </w:r>
+      <w:r>
+        <w:rPr>
+          <w:rFonts w:ascii="Charis SIL Regular" w:hAnsi="Charis SIL Regular" w:eastAsia="Charis SIL Regular"/>
+          <w:b w:val="0"/>
+          <w:i w:val="0"/>
+          <w:color w:val="0000FF"/>
+          <w:sz w:val="24"/>
+          <w:u w:val="single"/>
+        </w:rPr>
+        <w:t xml:space="preserve"> </w:t>
+      </w:r>
+      <w:r>
+        <w:rPr>
+          <w:rFonts w:ascii="Charis SIL Regular" w:hAnsi="Charis SIL Regular" w:eastAsia="Charis SIL Regular"/>
+          <w:b w:val="0"/>
+          <w:i w:val="0"/>
+          <w:color w:val="0000FF"/>
+          <w:sz w:val="24"/>
+          <w:u w:val="single"/>
+        </w:rPr>
+        <w:hyperlink r:id="rId12" w:history="1">
+          <w:r>
+            <w:rPr>
+              <w:rStyle w:val="Hyperlink"/>
+            </w:rPr>
+            <w:t>K</w:t>
+          </w:r>
+        </w:hyperlink>
+      </w:r>
+      <w:r>
+        <w:rPr>
+          <w:rFonts w:ascii="Charis SIL Regular" w:hAnsi="Charis SIL Regular" w:eastAsia="Charis SIL Regular"/>
+          <w:b w:val="0"/>
+          <w:i w:val="0"/>
+          <w:color w:val="0000FF"/>
+          <w:sz w:val="24"/>
+          <w:u w:val="single"/>
+        </w:rPr>
+        <w:hyperlink r:id="rId12" w:history="1">
           <w:r>
             <w:rPr>
               <w:rStyle w:val="Hyperlink"/>
@@ -992,7 +1177,7 @@
           <w:sz w:val="24"/>
           <w:u w:val="single"/>
         </w:rPr>
-        <w:hyperlink r:id="rId11" w:history="1">
+        <w:hyperlink r:id="rId12" w:history="1">
           <w:r>
             <w:rPr>
               <w:rStyle w:val="Hyperlink"/>
@@ -1218,7 +1403,6 @@
       </w:r>
       <w:r>
         <w:rPr>
-          <w:u w:val="single" w:color="0000ff"/>
           <w:rFonts w:ascii="Charis SIL Regular" w:hAnsi="Charis SIL Regular" w:eastAsia="Charis SIL Regular"/>
           <w:b w:val="0"/>
           <w:i w:val="0"/>
@@ -3285,7 +3469,7 @@
             <w:rPr>
               <w:rStyle w:val="Hyperlink"/>
             </w:rPr>
-            <w:t>portalfile</w:t>
+            <w:t>portalfiles</w:t>
           </w:r>
         </w:hyperlink>
       </w:r>
@@ -3296,13 +3480,25 @@
           <w:i w:val="0"/>
           <w:color w:val="0000FF"/>
           <w:sz w:val="24"/>
+          <w:u w:val="single"/>
+        </w:rPr>
+        <w:t>/</w:t>
+      </w:r>
+      <w:r>
+        <w:rPr>
+          <w:rFonts w:ascii="Charis SIL Regular" w:hAnsi="Charis SIL Regular" w:eastAsia="Charis SIL Regular"/>
+          <w:b w:val="0"/>
+          <w:i w:val="0"/>
+          <w:color w:val="0000FF"/>
+          <w:sz w:val="24"/>
+          <w:u w:val="single"/>
         </w:rPr>
         <w:hyperlink r:id="rId17" w:history="1">
           <w:r>
             <w:rPr>
               <w:rStyle w:val="Hyperlink"/>
             </w:rPr>
-            <w:t>s</w:t>
+            <w:t>portal/1414020</w:t>
           </w:r>
         </w:hyperlink>
       </w:r>
@@ -3314,25 +3510,7 @@
           <w:color w:val="0000FF"/>
           <w:sz w:val="24"/>
         </w:rPr>
-        <w:t>/</w:t>
-      </w:r>
-      <w:r>
-        <w:rPr>
-          <w:rFonts w:ascii="Charis SIL Regular" w:hAnsi="Charis SIL Regular" w:eastAsia="Charis SIL Regular"/>
-          <w:b w:val="0"/>
-          <w:i w:val="0"/>
-          <w:color w:val="0000FF"/>
-          <w:sz w:val="24"/>
-          <w:u w:val="single"/>
-        </w:rPr>
-        <w:hyperlink r:id="rId17" w:history="1">
-          <w:r>
-            <w:rPr>
-              <w:rStyle w:val="Hyperlink"/>
-            </w:rPr>
-            <w:t xml:space="preserve">portal/1414020/ </w:t>
-          </w:r>
-        </w:hyperlink>
+        <w:t xml:space="preserve">/ </w:t>
       </w:r>
       <w:r>
         <w:br/>
@@ -3411,21 +3589,13 @@
       </w:r>
       <w:r>
         <w:rPr>
-          <w:u w:val="single" w:color="0000ff"/>
           <w:rFonts w:ascii="Charis SIL Regular" w:hAnsi="Charis SIL Regular" w:eastAsia="Charis SIL Regular"/>
           <w:b w:val="0"/>
           <w:i w:val="0"/>
           <w:color w:val="000000"/>
           <w:sz w:val="24"/>
         </w:rPr>
-        <w:hyperlink r:id="rId17" w:history="1">
-          <w:r>
-            <w:rPr>
-              <w:rStyle w:val="Hyperlink"/>
-            </w:rPr>
-            <w:t xml:space="preserve">, </w:t>
-          </w:r>
-        </w:hyperlink>
+        <w:t xml:space="preserve">, </w:t>
       </w:r>
       <w:r>
         <w:rPr>
@@ -3436,7 +3606,7 @@
           <w:sz w:val="24"/>
           <w:u w:val="single"/>
         </w:rPr>
-        <w:hyperlink r:id="rId17" w:history="1">
+        <w:hyperlink r:id="rId18" w:history="1">
           <w:r>
             <w:rPr>
               <w:rStyle w:val="Hyperlink"/>
@@ -3465,7 +3635,7 @@
           <w:sz w:val="24"/>
           <w:u w:val="single"/>
         </w:rPr>
-        <w:hyperlink r:id="rId17" w:history="1">
+        <w:hyperlink r:id="rId18" w:history="1">
           <w:r>
             <w:rPr>
               <w:rStyle w:val="Hyperlink"/>
@@ -3483,7 +3653,7 @@
           <w:sz w:val="24"/>
           <w:u w:val="single"/>
         </w:rPr>
-        <w:hyperlink r:id="rId17" w:history="1">
+        <w:hyperlink r:id="rId18" w:history="1">
           <w:r>
             <w:rPr>
               <w:rStyle w:val="Hyperlink"/>
@@ -3494,21 +3664,13 @@
       </w:r>
       <w:r>
         <w:rPr>
-          <w:u w:val="single" w:color="0000ff"/>
           <w:rFonts w:ascii="Charis SIL Regular" w:hAnsi="Charis SIL Regular" w:eastAsia="Charis SIL Regular"/>
           <w:b w:val="0"/>
           <w:i w:val="0"/>
           <w:color w:val="000000"/>
           <w:sz w:val="24"/>
         </w:rPr>
-        <w:hyperlink r:id="rId17" w:history="1">
-          <w:r>
-            <w:rPr>
-              <w:rStyle w:val="Hyperlink"/>
-            </w:rPr>
-            <w:t xml:space="preserve">, </w:t>
-          </w:r>
-        </w:hyperlink>
+        <w:t xml:space="preserve">, </w:t>
       </w:r>
       <w:r>
         <w:rPr>
@@ -3519,7 +3681,7 @@
           <w:sz w:val="24"/>
           <w:u w:val="single"/>
         </w:rPr>
-        <w:hyperlink r:id="rId18" w:history="1">
+        <w:hyperlink r:id="rId19" w:history="1">
           <w:r>
             <w:rPr>
               <w:rStyle w:val="Hyperlink"/>
@@ -3548,7 +3710,7 @@
           <w:sz w:val="24"/>
           <w:u w:val="single"/>
         </w:rPr>
-        <w:hyperlink r:id="rId18" w:history="1">
+        <w:hyperlink r:id="rId19" w:history="1">
           <w:r>
             <w:rPr>
               <w:rStyle w:val="Hyperlink"/>
@@ -3669,7 +3831,7 @@
           <w:sz w:val="24"/>
           <w:u w:val="single"/>
         </w:rPr>
-        <w:hyperlink r:id="rId19" w:history="1">
+        <w:hyperlink r:id="rId20" w:history="1">
           <w:r>
             <w:rPr>
               <w:rStyle w:val="Hyperlink"/>
@@ -3698,7 +3860,7 @@
           <w:sz w:val="24"/>
           <w:u w:val="single"/>
         </w:rPr>
-        <w:hyperlink r:id="rId19" w:history="1">
+        <w:hyperlink r:id="rId20" w:history="1">
           <w:r>
             <w:rPr>
               <w:rStyle w:val="Hyperlink"/>
@@ -3726,7 +3888,7 @@
           <w:sz w:val="24"/>
           <w:u w:val="single"/>
         </w:rPr>
-        <w:hyperlink r:id="rId20" w:history="1">
+        <w:hyperlink r:id="rId21" w:history="1">
           <w:r>
             <w:rPr>
               <w:rStyle w:val="Hyperlink"/>
@@ -3744,7 +3906,7 @@
           <w:sz w:val="24"/>
           <w:u w:val="single"/>
         </w:rPr>
-        <w:hyperlink r:id="rId20" w:history="1">
+        <w:hyperlink r:id="rId21" w:history="1">
           <w:r>
             <w:rPr>
               <w:rStyle w:val="Hyperlink"/>
@@ -3762,7 +3924,7 @@
           <w:sz w:val="24"/>
           <w:u w:val="single"/>
         </w:rPr>
-        <w:hyperlink r:id="rId20" w:history="1">
+        <w:hyperlink r:id="rId21" w:history="1">
           <w:r>
             <w:rPr>
               <w:rStyle w:val="Hyperlink"/>
@@ -3880,7 +4042,7 @@
           <w:sz w:val="24"/>
           <w:u w:val="single"/>
         </w:rPr>
-        <w:hyperlink r:id="rId21" w:history="1">
+        <w:hyperlink r:id="rId22" w:history="1">
           <w:r>
             <w:rPr>
               <w:rStyle w:val="Hyperlink"/>
@@ -3909,7 +4071,7 @@
           <w:sz w:val="24"/>
           <w:u w:val="single"/>
         </w:rPr>
-        <w:hyperlink r:id="rId21" w:history="1">
+        <w:hyperlink r:id="rId22" w:history="1">
           <w:r>
             <w:rPr>
               <w:rStyle w:val="Hyperlink"/>
@@ -3937,7 +4099,7 @@
           <w:sz w:val="24"/>
           <w:u w:val="single"/>
         </w:rPr>
-        <w:hyperlink r:id="rId22" w:history="1">
+        <w:hyperlink r:id="rId23" w:history="1">
           <w:r>
             <w:rPr>
               <w:rStyle w:val="Hyperlink"/>
@@ -3955,7 +4117,7 @@
           <w:sz w:val="24"/>
           <w:u w:val="single"/>
         </w:rPr>
-        <w:hyperlink r:id="rId22" w:history="1">
+        <w:hyperlink r:id="rId23" w:history="1">
           <w:r>
             <w:rPr>
               <w:rStyle w:val="Hyperlink"/>
@@ -3973,7 +4135,7 @@
           <w:sz w:val="24"/>
           <w:u w:val="single"/>
         </w:rPr>
-        <w:hyperlink r:id="rId22" w:history="1">
+        <w:hyperlink r:id="rId23" w:history="1">
           <w:r>
             <w:rPr>
               <w:rStyle w:val="Hyperlink"/>
@@ -3991,7 +4153,7 @@
           <w:sz w:val="24"/>
           <w:u w:val="single"/>
         </w:rPr>
-        <w:hyperlink r:id="rId22" w:history="1">
+        <w:hyperlink r:id="rId23" w:history="1">
           <w:r>
             <w:rPr>
               <w:rStyle w:val="Hyperlink"/>

--- a/EXPORTS/DOCX/published/niveau2/English/Science.docx
+++ b/EXPORTS/DOCX/published/niveau2/English/Science.docx
@@ -982,7 +982,7 @@
           <w:sz w:val="24"/>
           <w:u w:val="single"/>
         </w:rPr>
-        <w:hyperlink r:id="rId11" w:history="1">
+        <w:hyperlink r:id="rId12" w:history="1">
           <w:r>
             <w:rPr>
               <w:rStyle w:val="Hyperlink"/>
@@ -1000,7 +1000,7 @@
           <w:sz w:val="24"/>
           <w:u w:val="single"/>
         </w:rPr>
-        <w:hyperlink r:id="rId11" w:history="1">
+        <w:hyperlink r:id="rId12" w:history="1">
           <w:r>
             <w:rPr>
               <w:rStyle w:val="Hyperlink"/>
@@ -1029,7 +1029,7 @@
           <w:sz w:val="24"/>
           <w:u w:val="single"/>
         </w:rPr>
-        <w:hyperlink r:id="rId11" w:history="1">
+        <w:hyperlink r:id="rId12" w:history="1">
           <w:r>
             <w:rPr>
               <w:rStyle w:val="Hyperlink"/>
@@ -1047,7 +1047,7 @@
           <w:sz w:val="24"/>
           <w:u w:val="single"/>
         </w:rPr>
-        <w:hyperlink r:id="rId11" w:history="1">
+        <w:hyperlink r:id="rId12" w:history="1">
           <w:r>
             <w:rPr>
               <w:rStyle w:val="Hyperlink"/>
@@ -1112,7 +1112,7 @@
           <w:sz w:val="24"/>
           <w:u w:val="single"/>
         </w:rPr>
-        <w:hyperlink r:id="rId12" w:history="1">
+        <w:hyperlink r:id="rId11" w:history="1">
           <w:r>
             <w:rPr>
               <w:rStyle w:val="Hyperlink"/>
@@ -2327,7 +2327,7 @@
           <w:sz w:val="24"/>
           <w:u w:val="single"/>
         </w:rPr>
-        <w:hyperlink r:id="rId16" w:history="1">
+        <w:hyperlink r:id="rId12" w:history="1">
           <w:r>
             <w:rPr>
               <w:rStyle w:val="Hyperlink"/>
@@ -2356,7 +2356,7 @@
           <w:sz w:val="24"/>
           <w:u w:val="single"/>
         </w:rPr>
-        <w:hyperlink r:id="rId16" w:history="1">
+        <w:hyperlink r:id="rId12" w:history="1">
           <w:r>
             <w:rPr>
               <w:rStyle w:val="Hyperlink"/>
@@ -2374,7 +2374,7 @@
           <w:sz w:val="24"/>
           <w:u w:val="single"/>
         </w:rPr>
-        <w:hyperlink r:id="rId16" w:history="1">
+        <w:hyperlink r:id="rId12" w:history="1">
           <w:r>
             <w:rPr>
               <w:rStyle w:val="Hyperlink"/>
@@ -2392,7 +2392,7 @@
           <w:sz w:val="24"/>
           <w:u w:val="single"/>
         </w:rPr>
-        <w:hyperlink r:id="rId16" w:history="1">
+        <w:hyperlink r:id="rId12" w:history="1">
           <w:r>
             <w:rPr>
               <w:rStyle w:val="Hyperlink"/>
@@ -2410,7 +2410,7 @@
           <w:sz w:val="24"/>
           <w:u w:val="single"/>
         </w:rPr>
-        <w:hyperlink r:id="rId16" w:history="1">
+        <w:hyperlink r:id="rId12" w:history="1">
           <w:r>
             <w:rPr>
               <w:rStyle w:val="Hyperlink"/>
@@ -3061,7 +3061,7 @@
           <w:sz w:val="24"/>
           <w:u w:val="single"/>
         </w:rPr>
-        <w:t>Royal Zeeland Scientific Soc</w:t>
+        <w:t>Royal Zeeland Scientific So</w:t>
       </w:r>
       <w:r>
         <w:rPr>
@@ -3072,7 +3072,7 @@
           <w:sz w:val="24"/>
           <w:u w:val="single"/>
         </w:rPr>
-        <w:t>iet</w:t>
+        <w:t>c</w:t>
       </w:r>
       <w:r>
         <w:rPr>
@@ -3081,8 +3081,9 @@
           <w:i w:val="0"/>
           <w:color w:val="0000FF"/>
           <w:sz w:val="24"/>
-        </w:rPr>
-        <w:t>y</w:t>
+          <w:u w:val="single"/>
+        </w:rPr>
+        <w:t>iety</w:t>
       </w:r>
       <w:r>
         <w:br/>
@@ -3469,7 +3470,7 @@
             <w:rPr>
               <w:rStyle w:val="Hyperlink"/>
             </w:rPr>
-            <w:t>portalfiles</w:t>
+            <w:t>portalfile</w:t>
           </w:r>
         </w:hyperlink>
       </w:r>
@@ -3480,25 +3481,13 @@
           <w:i w:val="0"/>
           <w:color w:val="0000FF"/>
           <w:sz w:val="24"/>
-          <w:u w:val="single"/>
-        </w:rPr>
-        <w:t>/</w:t>
-      </w:r>
-      <w:r>
-        <w:rPr>
-          <w:rFonts w:ascii="Charis SIL Regular" w:hAnsi="Charis SIL Regular" w:eastAsia="Charis SIL Regular"/>
-          <w:b w:val="0"/>
-          <w:i w:val="0"/>
-          <w:color w:val="0000FF"/>
-          <w:sz w:val="24"/>
-          <w:u w:val="single"/>
         </w:rPr>
         <w:hyperlink r:id="rId17" w:history="1">
           <w:r>
             <w:rPr>
               <w:rStyle w:val="Hyperlink"/>
             </w:rPr>
-            <w:t>portal/1414020</w:t>
+            <w:t>s</w:t>
           </w:r>
         </w:hyperlink>
       </w:r>
@@ -3509,8 +3498,27 @@
           <w:i w:val="0"/>
           <w:color w:val="0000FF"/>
           <w:sz w:val="24"/>
-        </w:rPr>
-        <w:t xml:space="preserve">/ </w:t>
+          <w:u w:val="single"/>
+        </w:rPr>
+        <w:t>/</w:t>
+      </w:r>
+      <w:r>
+        <w:rPr>
+          <w:rFonts w:ascii="Charis SIL Regular" w:hAnsi="Charis SIL Regular" w:eastAsia="Charis SIL Regular"/>
+          <w:b w:val="0"/>
+          <w:i w:val="0"/>
+          <w:color w:val="0000FF"/>
+          <w:sz w:val="24"/>
+          <w:u w:val="single"/>
+        </w:rPr>
+        <w:hyperlink r:id="rId17" w:history="1">
+          <w:r>
+            <w:rPr>
+              <w:rStyle w:val="Hyperlink"/>
+            </w:rPr>
+            <w:t xml:space="preserve">portal/1414020/ </w:t>
+          </w:r>
+        </w:hyperlink>
       </w:r>
       <w:r>
         <w:br/>
@@ -3589,13 +3597,21 @@
       </w:r>
       <w:r>
         <w:rPr>
+          <w:u w:val="single" w:color="0000ff"/>
           <w:rFonts w:ascii="Charis SIL Regular" w:hAnsi="Charis SIL Regular" w:eastAsia="Charis SIL Regular"/>
           <w:b w:val="0"/>
           <w:i w:val="0"/>
           <w:color w:val="000000"/>
           <w:sz w:val="24"/>
         </w:rPr>
-        <w:t xml:space="preserve">, </w:t>
+        <w:hyperlink r:id="rId17" w:history="1">
+          <w:r>
+            <w:rPr>
+              <w:rStyle w:val="Hyperlink"/>
+            </w:rPr>
+            <w:t xml:space="preserve">, </w:t>
+          </w:r>
+        </w:hyperlink>
       </w:r>
       <w:r>
         <w:rPr>
@@ -3606,7 +3622,7 @@
           <w:sz w:val="24"/>
           <w:u w:val="single"/>
         </w:rPr>
-        <w:hyperlink r:id="rId18" w:history="1">
+        <w:hyperlink r:id="rId17" w:history="1">
           <w:r>
             <w:rPr>
               <w:rStyle w:val="Hyperlink"/>
@@ -3635,7 +3651,7 @@
           <w:sz w:val="24"/>
           <w:u w:val="single"/>
         </w:rPr>
-        <w:hyperlink r:id="rId18" w:history="1">
+        <w:hyperlink r:id="rId17" w:history="1">
           <w:r>
             <w:rPr>
               <w:rStyle w:val="Hyperlink"/>
@@ -3653,7 +3669,7 @@
           <w:sz w:val="24"/>
           <w:u w:val="single"/>
         </w:rPr>
-        <w:hyperlink r:id="rId18" w:history="1">
+        <w:hyperlink r:id="rId17" w:history="1">
           <w:r>
             <w:rPr>
               <w:rStyle w:val="Hyperlink"/>
@@ -3681,7 +3697,7 @@
           <w:sz w:val="24"/>
           <w:u w:val="single"/>
         </w:rPr>
-        <w:hyperlink r:id="rId19" w:history="1">
+        <w:hyperlink r:id="rId18" w:history="1">
           <w:r>
             <w:rPr>
               <w:rStyle w:val="Hyperlink"/>
@@ -3710,7 +3726,7 @@
           <w:sz w:val="24"/>
           <w:u w:val="single"/>
         </w:rPr>
-        <w:hyperlink r:id="rId19" w:history="1">
+        <w:hyperlink r:id="rId18" w:history="1">
           <w:r>
             <w:rPr>
               <w:rStyle w:val="Hyperlink"/>
@@ -3831,7 +3847,7 @@
           <w:sz w:val="24"/>
           <w:u w:val="single"/>
         </w:rPr>
-        <w:hyperlink r:id="rId20" w:history="1">
+        <w:hyperlink r:id="rId19" w:history="1">
           <w:r>
             <w:rPr>
               <w:rStyle w:val="Hyperlink"/>
@@ -3860,7 +3876,7 @@
           <w:sz w:val="24"/>
           <w:u w:val="single"/>
         </w:rPr>
-        <w:hyperlink r:id="rId20" w:history="1">
+        <w:hyperlink r:id="rId19" w:history="1">
           <w:r>
             <w:rPr>
               <w:rStyle w:val="Hyperlink"/>
@@ -3888,7 +3904,7 @@
           <w:sz w:val="24"/>
           <w:u w:val="single"/>
         </w:rPr>
-        <w:hyperlink r:id="rId21" w:history="1">
+        <w:hyperlink r:id="rId20" w:history="1">
           <w:r>
             <w:rPr>
               <w:rStyle w:val="Hyperlink"/>
@@ -3906,7 +3922,7 @@
           <w:sz w:val="24"/>
           <w:u w:val="single"/>
         </w:rPr>
-        <w:hyperlink r:id="rId21" w:history="1">
+        <w:hyperlink r:id="rId20" w:history="1">
           <w:r>
             <w:rPr>
               <w:rStyle w:val="Hyperlink"/>
@@ -3924,7 +3940,7 @@
           <w:sz w:val="24"/>
           <w:u w:val="single"/>
         </w:rPr>
-        <w:hyperlink r:id="rId21" w:history="1">
+        <w:hyperlink r:id="rId20" w:history="1">
           <w:r>
             <w:rPr>
               <w:rStyle w:val="Hyperlink"/>
@@ -4042,7 +4058,7 @@
           <w:sz w:val="24"/>
           <w:u w:val="single"/>
         </w:rPr>
-        <w:hyperlink r:id="rId22" w:history="1">
+        <w:hyperlink r:id="rId21" w:history="1">
           <w:r>
             <w:rPr>
               <w:rStyle w:val="Hyperlink"/>
@@ -4071,7 +4087,7 @@
           <w:sz w:val="24"/>
           <w:u w:val="single"/>
         </w:rPr>
-        <w:hyperlink r:id="rId22" w:history="1">
+        <w:hyperlink r:id="rId21" w:history="1">
           <w:r>
             <w:rPr>
               <w:rStyle w:val="Hyperlink"/>
@@ -4099,7 +4115,7 @@
           <w:sz w:val="24"/>
           <w:u w:val="single"/>
         </w:rPr>
-        <w:hyperlink r:id="rId23" w:history="1">
+        <w:hyperlink r:id="rId22" w:history="1">
           <w:r>
             <w:rPr>
               <w:rStyle w:val="Hyperlink"/>
@@ -4117,7 +4133,7 @@
           <w:sz w:val="24"/>
           <w:u w:val="single"/>
         </w:rPr>
-        <w:hyperlink r:id="rId23" w:history="1">
+        <w:hyperlink r:id="rId22" w:history="1">
           <w:r>
             <w:rPr>
               <w:rStyle w:val="Hyperlink"/>
@@ -4135,7 +4151,7 @@
           <w:sz w:val="24"/>
           <w:u w:val="single"/>
         </w:rPr>
-        <w:hyperlink r:id="rId23" w:history="1">
+        <w:hyperlink r:id="rId22" w:history="1">
           <w:r>
             <w:rPr>
               <w:rStyle w:val="Hyperlink"/>
@@ -4153,7 +4169,7 @@
           <w:sz w:val="24"/>
           <w:u w:val="single"/>
         </w:rPr>
-        <w:hyperlink r:id="rId23" w:history="1">
+        <w:hyperlink r:id="rId22" w:history="1">
           <w:r>
             <w:rPr>
               <w:rStyle w:val="Hyperlink"/>

--- a/EXPORTS/DOCX/published/niveau2/English/Science.docx
+++ b/EXPORTS/DOCX/published/niveau2/English/Science.docx
@@ -946,7 +946,6 @@
       </w:r>
       <w:r>
         <w:rPr>
-          <w:u w:val="single" w:color="0000ff"/>
           <w:rFonts w:ascii="Charis SIL Regular" w:hAnsi="Charis SIL Regular" w:eastAsia="Charis SIL Regular"/>
           <w:b w:val="0"/>
           <w:i w:val="0"/>
@@ -1065,7 +1064,7 @@
           <w:sz w:val="24"/>
           <w:u w:val="single"/>
         </w:rPr>
-        <w:hyperlink r:id="rId11" w:history="1">
+        <w:hyperlink r:id="rId12" w:history="1">
           <w:r>
             <w:rPr>
               <w:rStyle w:val="Hyperlink"/>
@@ -1083,7 +1082,7 @@
           <w:sz w:val="24"/>
           <w:u w:val="single"/>
         </w:rPr>
-        <w:hyperlink r:id="rId11" w:history="1">
+        <w:hyperlink r:id="rId12" w:history="1">
           <w:r>
             <w:rPr>
               <w:rStyle w:val="Hyperlink"/>
@@ -1112,7 +1111,7 @@
           <w:sz w:val="24"/>
           <w:u w:val="single"/>
         </w:rPr>
-        <w:hyperlink r:id="rId11" w:history="1">
+        <w:hyperlink r:id="rId12" w:history="1">
           <w:r>
             <w:rPr>
               <w:rStyle w:val="Hyperlink"/>
@@ -1177,7 +1176,7 @@
           <w:sz w:val="24"/>
           <w:u w:val="single"/>
         </w:rPr>
-        <w:hyperlink r:id="rId12" w:history="1">
+        <w:hyperlink r:id="rId11" w:history="1">
           <w:r>
             <w:rPr>
               <w:rStyle w:val="Hyperlink"/>
@@ -1205,6 +1204,174 @@
           <w:color w:val="0000FF"/>
           <w:sz w:val="24"/>
           <w:u w:val="single"/>
+        </w:rPr>
+        <w:hyperlink r:id="rId11" w:history="1">
+          <w:r>
+            <w:rPr>
+              <w:rStyle w:val="Hyperlink"/>
+            </w:rPr>
+            <w:t>e</w:t>
+          </w:r>
+        </w:hyperlink>
+      </w:r>
+      <w:r>
+        <w:rPr>
+          <w:rFonts w:ascii="Charis SIL Regular" w:hAnsi="Charis SIL Regular" w:eastAsia="Charis SIL Regular"/>
+          <w:b w:val="0"/>
+          <w:i w:val="0"/>
+          <w:color w:val="0000FF"/>
+          <w:sz w:val="24"/>
+          <w:u w:val="single"/>
+        </w:rPr>
+        <w:hyperlink r:id="rId11" w:history="1">
+          <w:r>
+            <w:rPr>
+              <w:rStyle w:val="Hyperlink"/>
+            </w:rPr>
+            <w:t>n</w:t>
+          </w:r>
+        </w:hyperlink>
+      </w:r>
+      <w:r>
+        <w:rPr>
+          <w:rFonts w:ascii="Charis SIL Regular" w:hAnsi="Charis SIL Regular" w:eastAsia="Charis SIL Regular"/>
+          <w:b w:val="0"/>
+          <w:i w:val="0"/>
+          <w:color w:val="0000FF"/>
+          <w:sz w:val="24"/>
+          <w:u w:val="single"/>
+        </w:rPr>
+        <w:t xml:space="preserve"> </w:t>
+      </w:r>
+      <w:r>
+        <w:rPr>
+          <w:rFonts w:ascii="Charis SIL Regular" w:hAnsi="Charis SIL Regular" w:eastAsia="Charis SIL Regular"/>
+          <w:b w:val="0"/>
+          <w:i w:val="0"/>
+          <w:color w:val="0000FF"/>
+          <w:sz w:val="24"/>
+          <w:u w:val="single"/>
+        </w:rPr>
+        <w:hyperlink r:id="rId12" w:history="1">
+          <w:r>
+            <w:rPr>
+              <w:rStyle w:val="Hyperlink"/>
+            </w:rPr>
+            <w:t>Wetenschap</w:t>
+          </w:r>
+        </w:hyperlink>
+      </w:r>
+      <w:r>
+        <w:rPr>
+          <w:rFonts w:ascii="Charis SIL Regular" w:hAnsi="Charis SIL Regular" w:eastAsia="Charis SIL Regular"/>
+          <w:b w:val="0"/>
+          <w:i w:val="0"/>
+          <w:color w:val="0000FF"/>
+          <w:sz w:val="24"/>
+          <w:u w:val="single"/>
+        </w:rPr>
+        <w:hyperlink r:id="rId12" w:history="1">
+          <w:r>
+            <w:rPr>
+              <w:rStyle w:val="Hyperlink"/>
+            </w:rPr>
+            <w:t>pen</w:t>
+          </w:r>
+        </w:hyperlink>
+      </w:r>
+      <w:r>
+        <w:rPr>
+          <w:rFonts w:ascii="Charis SIL Regular" w:hAnsi="Charis SIL Regular" w:eastAsia="Charis SIL Regular"/>
+          <w:b w:val="0"/>
+          <w:i w:val="0"/>
+          <w:color w:val="000000"/>
+          <w:sz w:val="24"/>
+        </w:rPr>
+        <w:t xml:space="preserve"> in Indonesia. The Royal </w:t>
+      </w:r>
+      <w:r>
+        <w:rPr>
+          <w:rFonts w:ascii="Charis SIL Regular" w:hAnsi="Charis SIL Regular" w:eastAsia="Charis SIL Regular"/>
+          <w:b w:val="0"/>
+          <w:i w:val="0"/>
+          <w:color w:val="000000"/>
+          <w:sz w:val="24"/>
+        </w:rPr>
+        <w:t>Netherla</w:t>
+      </w:r>
+      <w:r>
+        <w:rPr>
+          <w:u w:val="single" w:color="0000ff"/>
+          <w:rFonts w:ascii="Charis SIL Regular" w:hAnsi="Charis SIL Regular" w:eastAsia="Charis SIL Regular"/>
+          <w:b w:val="0"/>
+          <w:i w:val="0"/>
+          <w:color w:val="000000"/>
+          <w:sz w:val="24"/>
+        </w:rPr>
+        <w:hyperlink r:id="rId12" w:history="1">
+          <w:r>
+            <w:rPr>
+              <w:rStyle w:val="Hyperlink"/>
+            </w:rPr>
+            <w:t>nds Academ</w:t>
+          </w:r>
+        </w:hyperlink>
+      </w:r>
+      <w:r>
+        <w:rPr>
+          <w:u w:val="single" w:color="0000ff"/>
+          <w:rFonts w:ascii="Charis SIL Regular" w:hAnsi="Charis SIL Regular" w:eastAsia="Charis SIL Regular"/>
+          <w:b w:val="0"/>
+          <w:i w:val="0"/>
+          <w:color w:val="000000"/>
+          <w:sz w:val="24"/>
+        </w:rPr>
+        <w:hyperlink r:id="rId12" w:history="1">
+          <w:r>
+            <w:rPr>
+              <w:rStyle w:val="Hyperlink"/>
+            </w:rPr>
+            <w:t>y of Arts and</w:t>
+          </w:r>
+        </w:hyperlink>
+      </w:r>
+      <w:r>
+        <w:rPr>
+          <w:u w:val="single" w:color="0000ff"/>
+          <w:rFonts w:ascii="Charis SIL Regular" w:hAnsi="Charis SIL Regular" w:eastAsia="Charis SIL Regular"/>
+          <w:b w:val="0"/>
+          <w:i w:val="0"/>
+          <w:color w:val="000000"/>
+          <w:sz w:val="24"/>
+        </w:rPr>
+        <w:t xml:space="preserve"> </w:t>
+      </w:r>
+      <w:r>
+        <w:rPr>
+          <w:u w:val="single" w:color="0000ff"/>
+          <w:rFonts w:ascii="Charis SIL Regular" w:hAnsi="Charis SIL Regular" w:eastAsia="Charis SIL Regular"/>
+          <w:b w:val="0"/>
+          <w:i w:val="0"/>
+          <w:color w:val="000000"/>
+          <w:sz w:val="24"/>
+        </w:rPr>
+        <w:hyperlink r:id="rId12" w:history="1">
+          <w:r>
+            <w:rPr>
+              <w:rStyle w:val="Hyperlink"/>
+            </w:rPr>
+            <w:t>Sci</w:t>
+          </w:r>
+        </w:hyperlink>
+      </w:r>
+      <w:r>
+        <w:rPr>
+          <w:u w:val="single" w:color="0000ff"/>
+          <w:rFonts w:ascii="Charis SIL Regular" w:hAnsi="Charis SIL Regular" w:eastAsia="Charis SIL Regular"/>
+          <w:b w:val="0"/>
+          <w:i w:val="0"/>
+          <w:color w:val="000000"/>
+          <w:sz w:val="24"/>
         </w:rPr>
         <w:hyperlink r:id="rId12" w:history="1">
           <w:r>
@@ -1217,174 +1384,6 @@
       </w:r>
       <w:r>
         <w:rPr>
-          <w:rFonts w:ascii="Charis SIL Regular" w:hAnsi="Charis SIL Regular" w:eastAsia="Charis SIL Regular"/>
-          <w:b w:val="0"/>
-          <w:i w:val="0"/>
-          <w:color w:val="0000FF"/>
-          <w:sz w:val="24"/>
-          <w:u w:val="single"/>
-        </w:rPr>
-        <w:hyperlink r:id="rId12" w:history="1">
-          <w:r>
-            <w:rPr>
-              <w:rStyle w:val="Hyperlink"/>
-            </w:rPr>
-            <w:t>n</w:t>
-          </w:r>
-        </w:hyperlink>
-      </w:r>
-      <w:r>
-        <w:rPr>
-          <w:rFonts w:ascii="Charis SIL Regular" w:hAnsi="Charis SIL Regular" w:eastAsia="Charis SIL Regular"/>
-          <w:b w:val="0"/>
-          <w:i w:val="0"/>
-          <w:color w:val="0000FF"/>
-          <w:sz w:val="24"/>
-          <w:u w:val="single"/>
-        </w:rPr>
-        <w:t xml:space="preserve"> </w:t>
-      </w:r>
-      <w:r>
-        <w:rPr>
-          <w:rFonts w:ascii="Charis SIL Regular" w:hAnsi="Charis SIL Regular" w:eastAsia="Charis SIL Regular"/>
-          <w:b w:val="0"/>
-          <w:i w:val="0"/>
-          <w:color w:val="0000FF"/>
-          <w:sz w:val="24"/>
-          <w:u w:val="single"/>
-        </w:rPr>
-        <w:hyperlink r:id="rId12" w:history="1">
-          <w:r>
-            <w:rPr>
-              <w:rStyle w:val="Hyperlink"/>
-            </w:rPr>
-            <w:t>Wetenschap</w:t>
-          </w:r>
-        </w:hyperlink>
-      </w:r>
-      <w:r>
-        <w:rPr>
-          <w:rFonts w:ascii="Charis SIL Regular" w:hAnsi="Charis SIL Regular" w:eastAsia="Charis SIL Regular"/>
-          <w:b w:val="0"/>
-          <w:i w:val="0"/>
-          <w:color w:val="0000FF"/>
-          <w:sz w:val="24"/>
-          <w:u w:val="single"/>
-        </w:rPr>
-        <w:hyperlink r:id="rId12" w:history="1">
-          <w:r>
-            <w:rPr>
-              <w:rStyle w:val="Hyperlink"/>
-            </w:rPr>
-            <w:t>pen</w:t>
-          </w:r>
-        </w:hyperlink>
-      </w:r>
-      <w:r>
-        <w:rPr>
-          <w:rFonts w:ascii="Charis SIL Regular" w:hAnsi="Charis SIL Regular" w:eastAsia="Charis SIL Regular"/>
-          <w:b w:val="0"/>
-          <w:i w:val="0"/>
-          <w:color w:val="000000"/>
-          <w:sz w:val="24"/>
-        </w:rPr>
-        <w:t xml:space="preserve"> in Indonesia. The Royal </w:t>
-      </w:r>
-      <w:r>
-        <w:rPr>
-          <w:rFonts w:ascii="Charis SIL Regular" w:hAnsi="Charis SIL Regular" w:eastAsia="Charis SIL Regular"/>
-          <w:b w:val="0"/>
-          <w:i w:val="0"/>
-          <w:color w:val="000000"/>
-          <w:sz w:val="24"/>
-        </w:rPr>
-        <w:t>Netherla</w:t>
-      </w:r>
-      <w:r>
-        <w:rPr>
-          <w:u w:val="single" w:color="0000ff"/>
-          <w:rFonts w:ascii="Charis SIL Regular" w:hAnsi="Charis SIL Regular" w:eastAsia="Charis SIL Regular"/>
-          <w:b w:val="0"/>
-          <w:i w:val="0"/>
-          <w:color w:val="000000"/>
-          <w:sz w:val="24"/>
-        </w:rPr>
-        <w:hyperlink r:id="rId12" w:history="1">
-          <w:r>
-            <w:rPr>
-              <w:rStyle w:val="Hyperlink"/>
-            </w:rPr>
-            <w:t>nds Academ</w:t>
-          </w:r>
-        </w:hyperlink>
-      </w:r>
-      <w:r>
-        <w:rPr>
-          <w:u w:val="single" w:color="0000ff"/>
-          <w:rFonts w:ascii="Charis SIL Regular" w:hAnsi="Charis SIL Regular" w:eastAsia="Charis SIL Regular"/>
-          <w:b w:val="0"/>
-          <w:i w:val="0"/>
-          <w:color w:val="000000"/>
-          <w:sz w:val="24"/>
-        </w:rPr>
-        <w:hyperlink r:id="rId12" w:history="1">
-          <w:r>
-            <w:rPr>
-              <w:rStyle w:val="Hyperlink"/>
-            </w:rPr>
-            <w:t>y of Arts and</w:t>
-          </w:r>
-        </w:hyperlink>
-      </w:r>
-      <w:r>
-        <w:rPr>
-          <w:u w:val="single" w:color="0000ff"/>
-          <w:rFonts w:ascii="Charis SIL Regular" w:hAnsi="Charis SIL Regular" w:eastAsia="Charis SIL Regular"/>
-          <w:b w:val="0"/>
-          <w:i w:val="0"/>
-          <w:color w:val="000000"/>
-          <w:sz w:val="24"/>
-        </w:rPr>
-        <w:t xml:space="preserve"> </w:t>
-      </w:r>
-      <w:r>
-        <w:rPr>
-          <w:u w:val="single" w:color="0000ff"/>
-          <w:rFonts w:ascii="Charis SIL Regular" w:hAnsi="Charis SIL Regular" w:eastAsia="Charis SIL Regular"/>
-          <w:b w:val="0"/>
-          <w:i w:val="0"/>
-          <w:color w:val="000000"/>
-          <w:sz w:val="24"/>
-        </w:rPr>
-        <w:hyperlink r:id="rId12" w:history="1">
-          <w:r>
-            <w:rPr>
-              <w:rStyle w:val="Hyperlink"/>
-            </w:rPr>
-            <w:t>Sci</w:t>
-          </w:r>
-        </w:hyperlink>
-      </w:r>
-      <w:r>
-        <w:rPr>
-          <w:u w:val="single" w:color="0000ff"/>
-          <w:rFonts w:ascii="Charis SIL Regular" w:hAnsi="Charis SIL Regular" w:eastAsia="Charis SIL Regular"/>
-          <w:b w:val="0"/>
-          <w:i w:val="0"/>
-          <w:color w:val="000000"/>
-          <w:sz w:val="24"/>
-        </w:rPr>
-        <w:hyperlink r:id="rId12" w:history="1">
-          <w:r>
-            <w:rPr>
-              <w:rStyle w:val="Hyperlink"/>
-            </w:rPr>
-            <w:t>e</w:t>
-          </w:r>
-        </w:hyperlink>
-      </w:r>
-      <w:r>
-        <w:rPr>
           <w:u w:val="single" w:color="0000ff"/>
           <w:rFonts w:ascii="Charis SIL Regular" w:hAnsi="Charis SIL Regular" w:eastAsia="Charis SIL Regular"/>
           <w:b w:val="0"/>
@@ -1403,6 +1402,7 @@
       </w:r>
       <w:r>
         <w:rPr>
+          <w:u w:val="single" w:color="0000ff"/>
           <w:rFonts w:ascii="Charis SIL Regular" w:hAnsi="Charis SIL Regular" w:eastAsia="Charis SIL Regular"/>
           <w:b w:val="0"/>
           <w:i w:val="0"/>
@@ -1431,6 +1431,7 @@
       </w:r>
       <w:r>
         <w:rPr>
+          <w:u w:val="single" w:color="0000ff"/>
           <w:rFonts w:ascii="Charis SIL Regular" w:hAnsi="Charis SIL Regular" w:eastAsia="Charis SIL Regular"/>
           <w:b w:val="0"/>
           <w:i w:val="0"/>
@@ -2327,7 +2328,7 @@
           <w:sz w:val="24"/>
           <w:u w:val="single"/>
         </w:rPr>
-        <w:hyperlink r:id="rId12" w:history="1">
+        <w:hyperlink r:id="rId16" w:history="1">
           <w:r>
             <w:rPr>
               <w:rStyle w:val="Hyperlink"/>
@@ -3481,15 +3482,9 @@
           <w:i w:val="0"/>
           <w:color w:val="0000FF"/>
           <w:sz w:val="24"/>
-        </w:rPr>
-        <w:hyperlink r:id="rId17" w:history="1">
-          <w:r>
-            <w:rPr>
-              <w:rStyle w:val="Hyperlink"/>
-            </w:rPr>
-            <w:t>s</w:t>
-          </w:r>
-        </w:hyperlink>
+          <w:u w:val="single"/>
+        </w:rPr>
+        <w:t>s</w:t>
       </w:r>
       <w:r>
         <w:rPr>
@@ -3498,7 +3493,6 @@
           <w:i w:val="0"/>
           <w:color w:val="0000FF"/>
           <w:sz w:val="24"/>
-          <w:u w:val="single"/>
         </w:rPr>
         <w:t>/</w:t>
       </w:r>
@@ -3597,7 +3591,81 @@
       </w:r>
       <w:r>
         <w:rPr>
-          <w:u w:val="single" w:color="0000ff"/>
+          <w:rFonts w:ascii="Charis SIL Regular" w:hAnsi="Charis SIL Regular" w:eastAsia="Charis SIL Regular"/>
+          <w:b w:val="0"/>
+          <w:i w:val="0"/>
+          <w:color w:val="000000"/>
+          <w:sz w:val="24"/>
+        </w:rPr>
+        <w:t xml:space="preserve">, </w:t>
+      </w:r>
+      <w:r>
+        <w:rPr>
+          <w:rFonts w:ascii="Charis SIL Regular" w:hAnsi="Charis SIL Regular" w:eastAsia="Charis SIL Regular"/>
+          <w:b w:val="0"/>
+          <w:i w:val="0"/>
+          <w:color w:val="0000FF"/>
+          <w:sz w:val="24"/>
+          <w:u w:val="single"/>
+        </w:rPr>
+        <w:hyperlink r:id="rId18" w:history="1">
+          <w:r>
+            <w:rPr>
+              <w:rStyle w:val="Hyperlink"/>
+            </w:rPr>
+            <w:t>ISBN</w:t>
+          </w:r>
+        </w:hyperlink>
+      </w:r>
+      <w:r>
+        <w:rPr>
+          <w:rFonts w:ascii="Charis SIL Regular" w:hAnsi="Charis SIL Regular" w:eastAsia="Charis SIL Regular"/>
+          <w:b w:val="0"/>
+          <w:i w:val="0"/>
+          <w:color w:val="0000FF"/>
+          <w:sz w:val="24"/>
+          <w:u w:val="single"/>
+        </w:rPr>
+        <w:t xml:space="preserve"> </w:t>
+      </w:r>
+      <w:r>
+        <w:rPr>
+          <w:rFonts w:ascii="Charis SIL Regular" w:hAnsi="Charis SIL Regular" w:eastAsia="Charis SIL Regular"/>
+          <w:b w:val="0"/>
+          <w:i w:val="0"/>
+          <w:color w:val="0000FF"/>
+          <w:sz w:val="24"/>
+          <w:u w:val="single"/>
+        </w:rPr>
+        <w:hyperlink r:id="rId18" w:history="1">
+          <w:r>
+            <w:rPr>
+              <w:rStyle w:val="Hyperlink"/>
+            </w:rPr>
+            <w:t>9</w:t>
+          </w:r>
+        </w:hyperlink>
+      </w:r>
+      <w:r>
+        <w:rPr>
+          <w:rFonts w:ascii="Charis SIL Regular" w:hAnsi="Charis SIL Regular" w:eastAsia="Charis SIL Regular"/>
+          <w:b w:val="0"/>
+          <w:i w:val="0"/>
+          <w:color w:val="0000FF"/>
+          <w:sz w:val="24"/>
+          <w:u w:val="single"/>
+        </w:rPr>
+        <w:hyperlink r:id="rId17" w:history="1">
+          <w:r>
+            <w:rPr>
+              <w:rStyle w:val="Hyperlink"/>
+            </w:rPr>
+            <w:t>789004257870</w:t>
+          </w:r>
+        </w:hyperlink>
+      </w:r>
+      <w:r>
+        <w:rPr>
           <w:rFonts w:ascii="Charis SIL Regular" w:hAnsi="Charis SIL Regular" w:eastAsia="Charis SIL Regular"/>
           <w:b w:val="0"/>
           <w:i w:val="0"/>
@@ -3622,82 +3690,7 @@
           <w:sz w:val="24"/>
           <w:u w:val="single"/>
         </w:rPr>
-        <w:hyperlink r:id="rId17" w:history="1">
-          <w:r>
-            <w:rPr>
-              <w:rStyle w:val="Hyperlink"/>
-            </w:rPr>
-            <w:t>ISBN</w:t>
-          </w:r>
-        </w:hyperlink>
-      </w:r>
-      <w:r>
-        <w:rPr>
-          <w:rFonts w:ascii="Charis SIL Regular" w:hAnsi="Charis SIL Regular" w:eastAsia="Charis SIL Regular"/>
-          <w:b w:val="0"/>
-          <w:i w:val="0"/>
-          <w:color w:val="0000FF"/>
-          <w:sz w:val="24"/>
-          <w:u w:val="single"/>
-        </w:rPr>
-        <w:t xml:space="preserve"> </w:t>
-      </w:r>
-      <w:r>
-        <w:rPr>
-          <w:rFonts w:ascii="Charis SIL Regular" w:hAnsi="Charis SIL Regular" w:eastAsia="Charis SIL Regular"/>
-          <w:b w:val="0"/>
-          <w:i w:val="0"/>
-          <w:color w:val="0000FF"/>
-          <w:sz w:val="24"/>
-          <w:u w:val="single"/>
-        </w:rPr>
-        <w:hyperlink r:id="rId17" w:history="1">
-          <w:r>
-            <w:rPr>
-              <w:rStyle w:val="Hyperlink"/>
-            </w:rPr>
-            <w:t>9</w:t>
-          </w:r>
-        </w:hyperlink>
-      </w:r>
-      <w:r>
-        <w:rPr>
-          <w:rFonts w:ascii="Charis SIL Regular" w:hAnsi="Charis SIL Regular" w:eastAsia="Charis SIL Regular"/>
-          <w:b w:val="0"/>
-          <w:i w:val="0"/>
-          <w:color w:val="0000FF"/>
-          <w:sz w:val="24"/>
-          <w:u w:val="single"/>
-        </w:rPr>
-        <w:hyperlink r:id="rId17" w:history="1">
-          <w:r>
-            <w:rPr>
-              <w:rStyle w:val="Hyperlink"/>
-            </w:rPr>
-            <w:t>789004257870</w:t>
-          </w:r>
-        </w:hyperlink>
-      </w:r>
-      <w:r>
-        <w:rPr>
-          <w:rFonts w:ascii="Charis SIL Regular" w:hAnsi="Charis SIL Regular" w:eastAsia="Charis SIL Regular"/>
-          <w:b w:val="0"/>
-          <w:i w:val="0"/>
-          <w:color w:val="000000"/>
-          <w:sz w:val="24"/>
-        </w:rPr>
-        <w:t xml:space="preserve">, </w:t>
-      </w:r>
-      <w:r>
-        <w:rPr>
-          <w:rFonts w:ascii="Charis SIL Regular" w:hAnsi="Charis SIL Regular" w:eastAsia="Charis SIL Regular"/>
-          <w:b w:val="0"/>
-          <w:i w:val="0"/>
-          <w:color w:val="0000FF"/>
-          <w:sz w:val="24"/>
-          <w:u w:val="single"/>
-        </w:rPr>
-        <w:hyperlink r:id="rId18" w:history="1">
+        <w:hyperlink r:id="rId19" w:history="1">
           <w:r>
             <w:rPr>
               <w:rStyle w:val="Hyperlink"/>
@@ -3726,7 +3719,7 @@
           <w:sz w:val="24"/>
           <w:u w:val="single"/>
         </w:rPr>
-        <w:hyperlink r:id="rId18" w:history="1">
+        <w:hyperlink r:id="rId19" w:history="1">
           <w:r>
             <w:rPr>
               <w:rStyle w:val="Hyperlink"/>
@@ -3847,7 +3840,7 @@
           <w:sz w:val="24"/>
           <w:u w:val="single"/>
         </w:rPr>
-        <w:hyperlink r:id="rId19" w:history="1">
+        <w:hyperlink r:id="rId20" w:history="1">
           <w:r>
             <w:rPr>
               <w:rStyle w:val="Hyperlink"/>
@@ -3876,7 +3869,7 @@
           <w:sz w:val="24"/>
           <w:u w:val="single"/>
         </w:rPr>
-        <w:hyperlink r:id="rId19" w:history="1">
+        <w:hyperlink r:id="rId20" w:history="1">
           <w:r>
             <w:rPr>
               <w:rStyle w:val="Hyperlink"/>
@@ -3904,7 +3897,7 @@
           <w:sz w:val="24"/>
           <w:u w:val="single"/>
         </w:rPr>
-        <w:hyperlink r:id="rId20" w:history="1">
+        <w:hyperlink r:id="rId21" w:history="1">
           <w:r>
             <w:rPr>
               <w:rStyle w:val="Hyperlink"/>
@@ -3922,7 +3915,7 @@
           <w:sz w:val="24"/>
           <w:u w:val="single"/>
         </w:rPr>
-        <w:hyperlink r:id="rId20" w:history="1">
+        <w:hyperlink r:id="rId21" w:history="1">
           <w:r>
             <w:rPr>
               <w:rStyle w:val="Hyperlink"/>
@@ -3940,7 +3933,7 @@
           <w:sz w:val="24"/>
           <w:u w:val="single"/>
         </w:rPr>
-        <w:hyperlink r:id="rId20" w:history="1">
+        <w:hyperlink r:id="rId21" w:history="1">
           <w:r>
             <w:rPr>
               <w:rStyle w:val="Hyperlink"/>
@@ -4058,7 +4051,7 @@
           <w:sz w:val="24"/>
           <w:u w:val="single"/>
         </w:rPr>
-        <w:hyperlink r:id="rId21" w:history="1">
+        <w:hyperlink r:id="rId22" w:history="1">
           <w:r>
             <w:rPr>
               <w:rStyle w:val="Hyperlink"/>
@@ -4087,7 +4080,7 @@
           <w:sz w:val="24"/>
           <w:u w:val="single"/>
         </w:rPr>
-        <w:hyperlink r:id="rId21" w:history="1">
+        <w:hyperlink r:id="rId22" w:history="1">
           <w:r>
             <w:rPr>
               <w:rStyle w:val="Hyperlink"/>
@@ -4115,7 +4108,7 @@
           <w:sz w:val="24"/>
           <w:u w:val="single"/>
         </w:rPr>
-        <w:hyperlink r:id="rId22" w:history="1">
+        <w:hyperlink r:id="rId23" w:history="1">
           <w:r>
             <w:rPr>
               <w:rStyle w:val="Hyperlink"/>
@@ -4133,7 +4126,7 @@
           <w:sz w:val="24"/>
           <w:u w:val="single"/>
         </w:rPr>
-        <w:hyperlink r:id="rId22" w:history="1">
+        <w:hyperlink r:id="rId23" w:history="1">
           <w:r>
             <w:rPr>
               <w:rStyle w:val="Hyperlink"/>
@@ -4151,7 +4144,7 @@
           <w:sz w:val="24"/>
           <w:u w:val="single"/>
         </w:rPr>
-        <w:hyperlink r:id="rId22" w:history="1">
+        <w:hyperlink r:id="rId23" w:history="1">
           <w:r>
             <w:rPr>
               <w:rStyle w:val="Hyperlink"/>
@@ -4169,7 +4162,7 @@
           <w:sz w:val="24"/>
           <w:u w:val="single"/>
         </w:rPr>
-        <w:hyperlink r:id="rId22" w:history="1">
+        <w:hyperlink r:id="rId23" w:history="1">
           <w:r>
             <w:rPr>
               <w:rStyle w:val="Hyperlink"/>

--- a/EXPORTS/DOCX/published/niveau2/English/Science.docx
+++ b/EXPORTS/DOCX/published/niveau2/English/Science.docx
@@ -1145,9 +1145,20 @@
             <w:rPr>
               <w:rStyle w:val="Hyperlink"/>
             </w:rPr>
-            <w:t>K</w:t>
+            <w:t>Kunsten</w:t>
           </w:r>
         </w:hyperlink>
+      </w:r>
+      <w:r>
+        <w:rPr>
+          <w:rFonts w:ascii="Charis SIL Regular" w:hAnsi="Charis SIL Regular" w:eastAsia="Charis SIL Regular"/>
+          <w:b w:val="0"/>
+          <w:i w:val="0"/>
+          <w:color w:val="0000FF"/>
+          <w:sz w:val="24"/>
+          <w:u w:val="single"/>
+        </w:rPr>
+        <w:t xml:space="preserve"> </w:t>
       </w:r>
       <w:r>
         <w:rPr>
@@ -1163,7 +1174,7 @@
             <w:rPr>
               <w:rStyle w:val="Hyperlink"/>
             </w:rPr>
-            <w:t>unste</w:t>
+            <w:t>e</w:t>
           </w:r>
         </w:hyperlink>
       </w:r>
@@ -1206,53 +1217,6 @@
           <w:u w:val="single"/>
         </w:rPr>
         <w:hyperlink r:id="rId11" w:history="1">
-          <w:r>
-            <w:rPr>
-              <w:rStyle w:val="Hyperlink"/>
-            </w:rPr>
-            <w:t>e</w:t>
-          </w:r>
-        </w:hyperlink>
-      </w:r>
-      <w:r>
-        <w:rPr>
-          <w:rFonts w:ascii="Charis SIL Regular" w:hAnsi="Charis SIL Regular" w:eastAsia="Charis SIL Regular"/>
-          <w:b w:val="0"/>
-          <w:i w:val="0"/>
-          <w:color w:val="0000FF"/>
-          <w:sz w:val="24"/>
-          <w:u w:val="single"/>
-        </w:rPr>
-        <w:hyperlink r:id="rId11" w:history="1">
-          <w:r>
-            <w:rPr>
-              <w:rStyle w:val="Hyperlink"/>
-            </w:rPr>
-            <w:t>n</w:t>
-          </w:r>
-        </w:hyperlink>
-      </w:r>
-      <w:r>
-        <w:rPr>
-          <w:rFonts w:ascii="Charis SIL Regular" w:hAnsi="Charis SIL Regular" w:eastAsia="Charis SIL Regular"/>
-          <w:b w:val="0"/>
-          <w:i w:val="0"/>
-          <w:color w:val="0000FF"/>
-          <w:sz w:val="24"/>
-          <w:u w:val="single"/>
-        </w:rPr>
-        <w:t xml:space="preserve"> </w:t>
-      </w:r>
-      <w:r>
-        <w:rPr>
-          <w:rFonts w:ascii="Charis SIL Regular" w:hAnsi="Charis SIL Regular" w:eastAsia="Charis SIL Regular"/>
-          <w:b w:val="0"/>
-          <w:i w:val="0"/>
-          <w:color w:val="0000FF"/>
-          <w:sz w:val="24"/>
-          <w:u w:val="single"/>
-        </w:rPr>
-        <w:hyperlink r:id="rId12" w:history="1">
           <w:r>
             <w:rPr>
               <w:rStyle w:val="Hyperlink"/>
@@ -2328,7 +2292,7 @@
           <w:sz w:val="24"/>
           <w:u w:val="single"/>
         </w:rPr>
-        <w:hyperlink r:id="rId16" w:history="1">
+        <w:hyperlink r:id="rId12" w:history="1">
           <w:r>
             <w:rPr>
               <w:rStyle w:val="Hyperlink"/>
@@ -3482,9 +3446,15 @@
           <w:i w:val="0"/>
           <w:color w:val="0000FF"/>
           <w:sz w:val="24"/>
-          <w:u w:val="single"/>
-        </w:rPr>
-        <w:t>s</w:t>
+        </w:rPr>
+        <w:hyperlink r:id="rId17" w:history="1">
+          <w:r>
+            <w:rPr>
+              <w:rStyle w:val="Hyperlink"/>
+            </w:rPr>
+            <w:t>s</w:t>
+          </w:r>
+        </w:hyperlink>
       </w:r>
       <w:r>
         <w:rPr>
@@ -3597,7 +3567,14 @@
           <w:color w:val="000000"/>
           <w:sz w:val="24"/>
         </w:rPr>
-        <w:t xml:space="preserve">, </w:t>
+        <w:hyperlink r:id="rId17" w:history="1">
+          <w:r>
+            <w:rPr>
+              <w:rStyle w:val="Hyperlink"/>
+            </w:rPr>
+            <w:t xml:space="preserve">, </w:t>
+          </w:r>
+        </w:hyperlink>
       </w:r>
       <w:r>
         <w:rPr>
@@ -3608,7 +3585,7 @@
           <w:sz w:val="24"/>
           <w:u w:val="single"/>
         </w:rPr>
-        <w:hyperlink r:id="rId18" w:history="1">
+        <w:hyperlink r:id="rId17" w:history="1">
           <w:r>
             <w:rPr>
               <w:rStyle w:val="Hyperlink"/>
@@ -3637,7 +3614,7 @@
           <w:sz w:val="24"/>
           <w:u w:val="single"/>
         </w:rPr>
-        <w:hyperlink r:id="rId18" w:history="1">
+        <w:hyperlink r:id="rId17" w:history="1">
           <w:r>
             <w:rPr>
               <w:rStyle w:val="Hyperlink"/>
@@ -3666,6 +3643,7 @@
       </w:r>
       <w:r>
         <w:rPr>
+          <w:u w:val="single" w:color="0000ff"/>
           <w:rFonts w:ascii="Charis SIL Regular" w:hAnsi="Charis SIL Regular" w:eastAsia="Charis SIL Regular"/>
           <w:b w:val="0"/>
           <w:i w:val="0"/>
@@ -3690,7 +3668,7 @@
           <w:sz w:val="24"/>
           <w:u w:val="single"/>
         </w:rPr>
-        <w:hyperlink r:id="rId19" w:history="1">
+        <w:hyperlink r:id="rId18" w:history="1">
           <w:r>
             <w:rPr>
               <w:rStyle w:val="Hyperlink"/>
@@ -3719,7 +3697,7 @@
           <w:sz w:val="24"/>
           <w:u w:val="single"/>
         </w:rPr>
-        <w:hyperlink r:id="rId19" w:history="1">
+        <w:hyperlink r:id="rId18" w:history="1">
           <w:r>
             <w:rPr>
               <w:rStyle w:val="Hyperlink"/>
@@ -3840,7 +3818,7 @@
           <w:sz w:val="24"/>
           <w:u w:val="single"/>
         </w:rPr>
-        <w:hyperlink r:id="rId20" w:history="1">
+        <w:hyperlink r:id="rId19" w:history="1">
           <w:r>
             <w:rPr>
               <w:rStyle w:val="Hyperlink"/>
@@ -3869,7 +3847,7 @@
           <w:sz w:val="24"/>
           <w:u w:val="single"/>
         </w:rPr>
-        <w:hyperlink r:id="rId20" w:history="1">
+        <w:hyperlink r:id="rId19" w:history="1">
           <w:r>
             <w:rPr>
               <w:rStyle w:val="Hyperlink"/>
@@ -3897,7 +3875,7 @@
           <w:sz w:val="24"/>
           <w:u w:val="single"/>
         </w:rPr>
-        <w:hyperlink r:id="rId21" w:history="1">
+        <w:hyperlink r:id="rId20" w:history="1">
           <w:r>
             <w:rPr>
               <w:rStyle w:val="Hyperlink"/>
@@ -3915,7 +3893,7 @@
           <w:sz w:val="24"/>
           <w:u w:val="single"/>
         </w:rPr>
-        <w:hyperlink r:id="rId21" w:history="1">
+        <w:hyperlink r:id="rId20" w:history="1">
           <w:r>
             <w:rPr>
               <w:rStyle w:val="Hyperlink"/>
@@ -3933,7 +3911,7 @@
           <w:sz w:val="24"/>
           <w:u w:val="single"/>
         </w:rPr>
-        <w:hyperlink r:id="rId21" w:history="1">
+        <w:hyperlink r:id="rId20" w:history="1">
           <w:r>
             <w:rPr>
               <w:rStyle w:val="Hyperlink"/>
@@ -4051,7 +4029,7 @@
           <w:sz w:val="24"/>
           <w:u w:val="single"/>
         </w:rPr>
-        <w:hyperlink r:id="rId22" w:history="1">
+        <w:hyperlink r:id="rId21" w:history="1">
           <w:r>
             <w:rPr>
               <w:rStyle w:val="Hyperlink"/>
@@ -4080,7 +4058,7 @@
           <w:sz w:val="24"/>
           <w:u w:val="single"/>
         </w:rPr>
-        <w:hyperlink r:id="rId22" w:history="1">
+        <w:hyperlink r:id="rId21" w:history="1">
           <w:r>
             <w:rPr>
               <w:rStyle w:val="Hyperlink"/>
@@ -4108,7 +4086,7 @@
           <w:sz w:val="24"/>
           <w:u w:val="single"/>
         </w:rPr>
-        <w:hyperlink r:id="rId23" w:history="1">
+        <w:hyperlink r:id="rId22" w:history="1">
           <w:r>
             <w:rPr>
               <w:rStyle w:val="Hyperlink"/>
@@ -4126,7 +4104,7 @@
           <w:sz w:val="24"/>
           <w:u w:val="single"/>
         </w:rPr>
-        <w:hyperlink r:id="rId23" w:history="1">
+        <w:hyperlink r:id="rId22" w:history="1">
           <w:r>
             <w:rPr>
               <w:rStyle w:val="Hyperlink"/>
@@ -4144,7 +4122,7 @@
           <w:sz w:val="24"/>
           <w:u w:val="single"/>
         </w:rPr>
-        <w:hyperlink r:id="rId23" w:history="1">
+        <w:hyperlink r:id="rId22" w:history="1">
           <w:r>
             <w:rPr>
               <w:rStyle w:val="Hyperlink"/>
@@ -4162,7 +4140,7 @@
           <w:sz w:val="24"/>
           <w:u w:val="single"/>
         </w:rPr>
-        <w:hyperlink r:id="rId23" w:history="1">
+        <w:hyperlink r:id="rId22" w:history="1">
           <w:r>
             <w:rPr>
               <w:rStyle w:val="Hyperlink"/>

--- a/EXPORTS/DOCX/published/niveau2/English/Science.docx
+++ b/EXPORTS/DOCX/published/niveau2/English/Science.docx
@@ -1145,20 +1145,9 @@
             <w:rPr>
               <w:rStyle w:val="Hyperlink"/>
             </w:rPr>
-            <w:t>Kunsten</w:t>
+            <w:t>K</w:t>
           </w:r>
         </w:hyperlink>
-      </w:r>
-      <w:r>
-        <w:rPr>
-          <w:rFonts w:ascii="Charis SIL Regular" w:hAnsi="Charis SIL Regular" w:eastAsia="Charis SIL Regular"/>
-          <w:b w:val="0"/>
-          <w:i w:val="0"/>
-          <w:color w:val="0000FF"/>
-          <w:sz w:val="24"/>
-          <w:u w:val="single"/>
-        </w:rPr>
-        <w:t xml:space="preserve"> </w:t>
       </w:r>
       <w:r>
         <w:rPr>
@@ -1174,7 +1163,7 @@
             <w:rPr>
               <w:rStyle w:val="Hyperlink"/>
             </w:rPr>
-            <w:t>e</w:t>
+            <w:t>unste</w:t>
           </w:r>
         </w:hyperlink>
       </w:r>
@@ -1217,6 +1206,53 @@
           <w:u w:val="single"/>
         </w:rPr>
         <w:hyperlink r:id="rId11" w:history="1">
+          <w:r>
+            <w:rPr>
+              <w:rStyle w:val="Hyperlink"/>
+            </w:rPr>
+            <w:t>e</w:t>
+          </w:r>
+        </w:hyperlink>
+      </w:r>
+      <w:r>
+        <w:rPr>
+          <w:rFonts w:ascii="Charis SIL Regular" w:hAnsi="Charis SIL Regular" w:eastAsia="Charis SIL Regular"/>
+          <w:b w:val="0"/>
+          <w:i w:val="0"/>
+          <w:color w:val="0000FF"/>
+          <w:sz w:val="24"/>
+          <w:u w:val="single"/>
+        </w:rPr>
+        <w:hyperlink r:id="rId11" w:history="1">
+          <w:r>
+            <w:rPr>
+              <w:rStyle w:val="Hyperlink"/>
+            </w:rPr>
+            <w:t>n</w:t>
+          </w:r>
+        </w:hyperlink>
+      </w:r>
+      <w:r>
+        <w:rPr>
+          <w:rFonts w:ascii="Charis SIL Regular" w:hAnsi="Charis SIL Regular" w:eastAsia="Charis SIL Regular"/>
+          <w:b w:val="0"/>
+          <w:i w:val="0"/>
+          <w:color w:val="0000FF"/>
+          <w:sz w:val="24"/>
+          <w:u w:val="single"/>
+        </w:rPr>
+        <w:t xml:space="preserve"> </w:t>
+      </w:r>
+      <w:r>
+        <w:rPr>
+          <w:rFonts w:ascii="Charis SIL Regular" w:hAnsi="Charis SIL Regular" w:eastAsia="Charis SIL Regular"/>
+          <w:b w:val="0"/>
+          <w:i w:val="0"/>
+          <w:color w:val="0000FF"/>
+          <w:sz w:val="24"/>
+          <w:u w:val="single"/>
+        </w:rPr>
+        <w:hyperlink r:id="rId12" w:history="1">
           <w:r>
             <w:rPr>
               <w:rStyle w:val="Hyperlink"/>
@@ -3435,7 +3471,7 @@
             <w:rPr>
               <w:rStyle w:val="Hyperlink"/>
             </w:rPr>
-            <w:t>portalfile</w:t>
+            <w:t>portalfiles</w:t>
           </w:r>
         </w:hyperlink>
       </w:r>
@@ -3446,13 +3482,25 @@
           <w:i w:val="0"/>
           <w:color w:val="0000FF"/>
           <w:sz w:val="24"/>
+          <w:u w:val="single"/>
+        </w:rPr>
+        <w:t>/</w:t>
+      </w:r>
+      <w:r>
+        <w:rPr>
+          <w:rFonts w:ascii="Charis SIL Regular" w:hAnsi="Charis SIL Regular" w:eastAsia="Charis SIL Regular"/>
+          <w:b w:val="0"/>
+          <w:i w:val="0"/>
+          <w:color w:val="0000FF"/>
+          <w:sz w:val="24"/>
+          <w:u w:val="single"/>
         </w:rPr>
         <w:hyperlink r:id="rId17" w:history="1">
           <w:r>
             <w:rPr>
               <w:rStyle w:val="Hyperlink"/>
             </w:rPr>
-            <w:t>s</w:t>
+            <w:t>portal/1414020</w:t>
           </w:r>
         </w:hyperlink>
       </w:r>
@@ -3464,25 +3512,7 @@
           <w:color w:val="0000FF"/>
           <w:sz w:val="24"/>
         </w:rPr>
-        <w:t>/</w:t>
-      </w:r>
-      <w:r>
-        <w:rPr>
-          <w:rFonts w:ascii="Charis SIL Regular" w:hAnsi="Charis SIL Regular" w:eastAsia="Charis SIL Regular"/>
-          <w:b w:val="0"/>
-          <w:i w:val="0"/>
-          <w:color w:val="0000FF"/>
-          <w:sz w:val="24"/>
-          <w:u w:val="single"/>
-        </w:rPr>
-        <w:hyperlink r:id="rId17" w:history="1">
-          <w:r>
-            <w:rPr>
-              <w:rStyle w:val="Hyperlink"/>
-            </w:rPr>
-            <w:t xml:space="preserve">portal/1414020/ </w:t>
-          </w:r>
-        </w:hyperlink>
+        <w:t xml:space="preserve">/ </w:t>
       </w:r>
       <w:r>
         <w:br/>
@@ -3561,6 +3591,7 @@
       </w:r>
       <w:r>
         <w:rPr>
+          <w:u w:val="single" w:color="0000ff"/>
           <w:rFonts w:ascii="Charis SIL Regular" w:hAnsi="Charis SIL Regular" w:eastAsia="Charis SIL Regular"/>
           <w:b w:val="0"/>
           <w:i w:val="0"/>

--- a/EXPORTS/DOCX/published/niveau2/English/Science.docx
+++ b/EXPORTS/DOCX/published/niveau2/English/Science.docx
@@ -946,6 +946,7 @@
       </w:r>
       <w:r>
         <w:rPr>
+          <w:u w:val="single" w:color="0000ff"/>
           <w:rFonts w:ascii="Charis SIL Regular" w:hAnsi="Charis SIL Regular" w:eastAsia="Charis SIL Regular"/>
           <w:b w:val="0"/>
           <w:i w:val="0"/>
@@ -1111,7 +1112,7 @@
           <w:sz w:val="24"/>
           <w:u w:val="single"/>
         </w:rPr>
-        <w:hyperlink r:id="rId12" w:history="1">
+        <w:hyperlink r:id="rId11" w:history="1">
           <w:r>
             <w:rPr>
               <w:rStyle w:val="Hyperlink"/>
@@ -1176,7 +1177,7 @@
           <w:sz w:val="24"/>
           <w:u w:val="single"/>
         </w:rPr>
-        <w:hyperlink r:id="rId11" w:history="1">
+        <w:hyperlink r:id="rId12" w:history="1">
           <w:r>
             <w:rPr>
               <w:rStyle w:val="Hyperlink"/>
@@ -1205,7 +1206,7 @@
           <w:sz w:val="24"/>
           <w:u w:val="single"/>
         </w:rPr>
-        <w:hyperlink r:id="rId11" w:history="1">
+        <w:hyperlink r:id="rId12" w:history="1">
           <w:r>
             <w:rPr>
               <w:rStyle w:val="Hyperlink"/>
@@ -1223,7 +1224,7 @@
           <w:sz w:val="24"/>
           <w:u w:val="single"/>
         </w:rPr>
-        <w:hyperlink r:id="rId11" w:history="1">
+        <w:hyperlink r:id="rId12" w:history="1">
           <w:r>
             <w:rPr>
               <w:rStyle w:val="Hyperlink"/>
@@ -1402,7 +1403,6 @@
       </w:r>
       <w:r>
         <w:rPr>
-          <w:u w:val="single" w:color="0000ff"/>
           <w:rFonts w:ascii="Charis SIL Regular" w:hAnsi="Charis SIL Regular" w:eastAsia="Charis SIL Regular"/>
           <w:b w:val="0"/>
           <w:i w:val="0"/>
@@ -1431,7 +1431,6 @@
       </w:r>
       <w:r>
         <w:rPr>
-          <w:u w:val="single" w:color="0000ff"/>
           <w:rFonts w:ascii="Charis SIL Regular" w:hAnsi="Charis SIL Regular" w:eastAsia="Charis SIL Regular"/>
           <w:b w:val="0"/>
           <w:i w:val="0"/>
@@ -2328,7 +2327,7 @@
           <w:sz w:val="24"/>
           <w:u w:val="single"/>
         </w:rPr>
-        <w:hyperlink r:id="rId12" w:history="1">
+        <w:hyperlink r:id="rId16" w:history="1">
           <w:r>
             <w:rPr>
               <w:rStyle w:val="Hyperlink"/>
@@ -2357,7 +2356,7 @@
           <w:sz w:val="24"/>
           <w:u w:val="single"/>
         </w:rPr>
-        <w:hyperlink r:id="rId12" w:history="1">
+        <w:hyperlink r:id="rId16" w:history="1">
           <w:r>
             <w:rPr>
               <w:rStyle w:val="Hyperlink"/>

--- a/EXPORTS/DOCX/published/niveau2/English/Science.docx
+++ b/EXPORTS/DOCX/published/niveau2/English/Science.docx
@@ -942,16 +942,63 @@
           <w:color w:val="000000"/>
           <w:sz w:val="24"/>
         </w:rPr>
-        <w:t>and the</w:t>
+        <w:t xml:space="preserve">and the </w:t>
       </w:r>
       <w:r>
         <w:rPr>
-          <w:u w:val="single" w:color="0000ff"/>
           <w:rFonts w:ascii="Charis SIL Regular" w:hAnsi="Charis SIL Regular" w:eastAsia="Charis SIL Regular"/>
           <w:b w:val="0"/>
           <w:i w:val="0"/>
-          <w:color w:val="000000"/>
+          <w:color w:val="0000FF"/>
           <w:sz w:val="24"/>
+          <w:u w:val="single"/>
+        </w:rPr>
+        <w:t>Bataviaasch Genootschap der K</w:t>
+      </w:r>
+      <w:r>
+        <w:rPr>
+          <w:rFonts w:ascii="Charis SIL Regular" w:hAnsi="Charis SIL Regular" w:eastAsia="Charis SIL Regular"/>
+          <w:b w:val="0"/>
+          <w:i w:val="0"/>
+          <w:color w:val="0000FF"/>
+          <w:sz w:val="24"/>
+          <w:u w:val="single"/>
+        </w:rPr>
+        <w:hyperlink r:id="rId11" w:history="1">
+          <w:r>
+            <w:rPr>
+              <w:rStyle w:val="Hyperlink"/>
+            </w:rPr>
+            <w:t>unste</w:t>
+          </w:r>
+        </w:hyperlink>
+      </w:r>
+      <w:r>
+        <w:rPr>
+          <w:rFonts w:ascii="Charis SIL Regular" w:hAnsi="Charis SIL Regular" w:eastAsia="Charis SIL Regular"/>
+          <w:b w:val="0"/>
+          <w:i w:val="0"/>
+          <w:color w:val="0000FF"/>
+          <w:sz w:val="24"/>
+          <w:u w:val="single"/>
+        </w:rPr>
+        <w:hyperlink r:id="rId11" w:history="1">
+          <w:r>
+            <w:rPr>
+              <w:rStyle w:val="Hyperlink"/>
+            </w:rPr>
+            <w:t>n</w:t>
+          </w:r>
+        </w:hyperlink>
+      </w:r>
+      <w:r>
+        <w:rPr>
+          <w:rFonts w:ascii="Charis SIL Regular" w:hAnsi="Charis SIL Regular" w:eastAsia="Charis SIL Regular"/>
+          <w:b w:val="0"/>
+          <w:i w:val="0"/>
+          <w:color w:val="0000FF"/>
+          <w:sz w:val="24"/>
+          <w:u w:val="single"/>
         </w:rPr>
         <w:t xml:space="preserve"> </w:t>
       </w:r>
@@ -969,202 +1016,7 @@
             <w:rPr>
               <w:rStyle w:val="Hyperlink"/>
             </w:rPr>
-            <w:t>Bataviaas</w:t>
-          </w:r>
-        </w:hyperlink>
-      </w:r>
-      <w:r>
-        <w:rPr>
-          <w:rFonts w:ascii="Charis SIL Regular" w:hAnsi="Charis SIL Regular" w:eastAsia="Charis SIL Regular"/>
-          <w:b w:val="0"/>
-          <w:i w:val="0"/>
-          <w:color w:val="0000FF"/>
-          <w:sz w:val="24"/>
-          <w:u w:val="single"/>
-        </w:rPr>
-        <w:hyperlink r:id="rId12" w:history="1">
-          <w:r>
-            <w:rPr>
-              <w:rStyle w:val="Hyperlink"/>
-            </w:rPr>
-            <w:t>c</w:t>
-          </w:r>
-        </w:hyperlink>
-      </w:r>
-      <w:r>
-        <w:rPr>
-          <w:rFonts w:ascii="Charis SIL Regular" w:hAnsi="Charis SIL Regular" w:eastAsia="Charis SIL Regular"/>
-          <w:b w:val="0"/>
-          <w:i w:val="0"/>
-          <w:color w:val="0000FF"/>
-          <w:sz w:val="24"/>
-          <w:u w:val="single"/>
-        </w:rPr>
-        <w:hyperlink r:id="rId12" w:history="1">
-          <w:r>
-            <w:rPr>
-              <w:rStyle w:val="Hyperlink"/>
-            </w:rPr>
-            <w:t>h</w:t>
-          </w:r>
-        </w:hyperlink>
-      </w:r>
-      <w:r>
-        <w:rPr>
-          <w:rFonts w:ascii="Charis SIL Regular" w:hAnsi="Charis SIL Regular" w:eastAsia="Charis SIL Regular"/>
-          <w:b w:val="0"/>
-          <w:i w:val="0"/>
-          <w:color w:val="0000FF"/>
-          <w:sz w:val="24"/>
-          <w:u w:val="single"/>
-        </w:rPr>
-        <w:t xml:space="preserve"> </w:t>
-      </w:r>
-      <w:r>
-        <w:rPr>
-          <w:rFonts w:ascii="Charis SIL Regular" w:hAnsi="Charis SIL Regular" w:eastAsia="Charis SIL Regular"/>
-          <w:b w:val="0"/>
-          <w:i w:val="0"/>
-          <w:color w:val="0000FF"/>
-          <w:sz w:val="24"/>
-          <w:u w:val="single"/>
-        </w:rPr>
-        <w:hyperlink r:id="rId12" w:history="1">
-          <w:r>
-            <w:rPr>
-              <w:rStyle w:val="Hyperlink"/>
-            </w:rPr>
-            <w:t>Genoo</w:t>
-          </w:r>
-        </w:hyperlink>
-      </w:r>
-      <w:r>
-        <w:rPr>
-          <w:rFonts w:ascii="Charis SIL Regular" w:hAnsi="Charis SIL Regular" w:eastAsia="Charis SIL Regular"/>
-          <w:b w:val="0"/>
-          <w:i w:val="0"/>
-          <w:color w:val="0000FF"/>
-          <w:sz w:val="24"/>
-          <w:u w:val="single"/>
-        </w:rPr>
-        <w:hyperlink r:id="rId12" w:history="1">
-          <w:r>
-            <w:rPr>
-              <w:rStyle w:val="Hyperlink"/>
-            </w:rPr>
-            <w:t>t</w:t>
-          </w:r>
-        </w:hyperlink>
-      </w:r>
-      <w:r>
-        <w:rPr>
-          <w:rFonts w:ascii="Charis SIL Regular" w:hAnsi="Charis SIL Regular" w:eastAsia="Charis SIL Regular"/>
-          <w:b w:val="0"/>
-          <w:i w:val="0"/>
-          <w:color w:val="0000FF"/>
-          <w:sz w:val="24"/>
-          <w:u w:val="single"/>
-        </w:rPr>
-        <w:hyperlink r:id="rId12" w:history="1">
-          <w:r>
-            <w:rPr>
-              <w:rStyle w:val="Hyperlink"/>
-            </w:rPr>
-            <w:t>scha</w:t>
-          </w:r>
-        </w:hyperlink>
-      </w:r>
-      <w:r>
-        <w:rPr>
-          <w:rFonts w:ascii="Charis SIL Regular" w:hAnsi="Charis SIL Regular" w:eastAsia="Charis SIL Regular"/>
-          <w:b w:val="0"/>
-          <w:i w:val="0"/>
-          <w:color w:val="0000FF"/>
-          <w:sz w:val="24"/>
-          <w:u w:val="single"/>
-        </w:rPr>
-        <w:hyperlink r:id="rId12" w:history="1">
-          <w:r>
-            <w:rPr>
-              <w:rStyle w:val="Hyperlink"/>
-            </w:rPr>
-            <w:t>p</w:t>
-          </w:r>
-        </w:hyperlink>
-      </w:r>
-      <w:r>
-        <w:rPr>
-          <w:rFonts w:ascii="Charis SIL Regular" w:hAnsi="Charis SIL Regular" w:eastAsia="Charis SIL Regular"/>
-          <w:b w:val="0"/>
-          <w:i w:val="0"/>
-          <w:color w:val="0000FF"/>
-          <w:sz w:val="24"/>
-          <w:u w:val="single"/>
-        </w:rPr>
-        <w:t xml:space="preserve"> </w:t>
-      </w:r>
-      <w:r>
-        <w:rPr>
-          <w:rFonts w:ascii="Charis SIL Regular" w:hAnsi="Charis SIL Regular" w:eastAsia="Charis SIL Regular"/>
-          <w:b w:val="0"/>
-          <w:i w:val="0"/>
-          <w:color w:val="0000FF"/>
-          <w:sz w:val="24"/>
-          <w:u w:val="single"/>
-        </w:rPr>
-        <w:hyperlink r:id="rId11" w:history="1">
-          <w:r>
-            <w:rPr>
-              <w:rStyle w:val="Hyperlink"/>
-            </w:rPr>
-            <w:t>der</w:t>
-          </w:r>
-        </w:hyperlink>
-      </w:r>
-      <w:r>
-        <w:rPr>
-          <w:rFonts w:ascii="Charis SIL Regular" w:hAnsi="Charis SIL Regular" w:eastAsia="Charis SIL Regular"/>
-          <w:b w:val="0"/>
-          <w:i w:val="0"/>
-          <w:color w:val="0000FF"/>
-          <w:sz w:val="24"/>
-          <w:u w:val="single"/>
-        </w:rPr>
-        <w:t xml:space="preserve"> </w:t>
-      </w:r>
-      <w:r>
-        <w:rPr>
-          <w:rFonts w:ascii="Charis SIL Regular" w:hAnsi="Charis SIL Regular" w:eastAsia="Charis SIL Regular"/>
-          <w:b w:val="0"/>
-          <w:i w:val="0"/>
-          <w:color w:val="0000FF"/>
-          <w:sz w:val="24"/>
-          <w:u w:val="single"/>
-        </w:rPr>
-        <w:hyperlink r:id="rId12" w:history="1">
-          <w:r>
-            <w:rPr>
-              <w:rStyle w:val="Hyperlink"/>
-            </w:rPr>
-            <w:t>K</w:t>
-          </w:r>
-        </w:hyperlink>
-      </w:r>
-      <w:r>
-        <w:rPr>
-          <w:rFonts w:ascii="Charis SIL Regular" w:hAnsi="Charis SIL Regular" w:eastAsia="Charis SIL Regular"/>
-          <w:b w:val="0"/>
-          <w:i w:val="0"/>
-          <w:color w:val="0000FF"/>
-          <w:sz w:val="24"/>
-          <w:u w:val="single"/>
-        </w:rPr>
-        <w:hyperlink r:id="rId12" w:history="1">
-          <w:r>
-            <w:rPr>
-              <w:rStyle w:val="Hyperlink"/>
-            </w:rPr>
-            <w:t>unste</w:t>
+            <w:t>e</w:t>
           </w:r>
         </w:hyperlink>
       </w:r>
@@ -1211,53 +1063,6 @@
             <w:rPr>
               <w:rStyle w:val="Hyperlink"/>
             </w:rPr>
-            <w:t>e</w:t>
-          </w:r>
-        </w:hyperlink>
-      </w:r>
-      <w:r>
-        <w:rPr>
-          <w:rFonts w:ascii="Charis SIL Regular" w:hAnsi="Charis SIL Regular" w:eastAsia="Charis SIL Regular"/>
-          <w:b w:val="0"/>
-          <w:i w:val="0"/>
-          <w:color w:val="0000FF"/>
-          <w:sz w:val="24"/>
-          <w:u w:val="single"/>
-        </w:rPr>
-        <w:hyperlink r:id="rId12" w:history="1">
-          <w:r>
-            <w:rPr>
-              <w:rStyle w:val="Hyperlink"/>
-            </w:rPr>
-            <w:t>n</w:t>
-          </w:r>
-        </w:hyperlink>
-      </w:r>
-      <w:r>
-        <w:rPr>
-          <w:rFonts w:ascii="Charis SIL Regular" w:hAnsi="Charis SIL Regular" w:eastAsia="Charis SIL Regular"/>
-          <w:b w:val="0"/>
-          <w:i w:val="0"/>
-          <w:color w:val="0000FF"/>
-          <w:sz w:val="24"/>
-          <w:u w:val="single"/>
-        </w:rPr>
-        <w:t xml:space="preserve"> </w:t>
-      </w:r>
-      <w:r>
-        <w:rPr>
-          <w:rFonts w:ascii="Charis SIL Regular" w:hAnsi="Charis SIL Regular" w:eastAsia="Charis SIL Regular"/>
-          <w:b w:val="0"/>
-          <w:i w:val="0"/>
-          <w:color w:val="0000FF"/>
-          <w:sz w:val="24"/>
-          <w:u w:val="single"/>
-        </w:rPr>
-        <w:hyperlink r:id="rId12" w:history="1">
-          <w:r>
-            <w:rPr>
-              <w:rStyle w:val="Hyperlink"/>
-            </w:rPr>
             <w:t>Wetenschap</w:t>
           </w:r>
         </w:hyperlink>
@@ -1298,118 +1103,7 @@
           <w:color w:val="000000"/>
           <w:sz w:val="24"/>
         </w:rPr>
-        <w:t>Netherla</w:t>
-      </w:r>
-      <w:r>
-        <w:rPr>
-          <w:u w:val="single" w:color="0000ff"/>
-          <w:rFonts w:ascii="Charis SIL Regular" w:hAnsi="Charis SIL Regular" w:eastAsia="Charis SIL Regular"/>
-          <w:b w:val="0"/>
-          <w:i w:val="0"/>
-          <w:color w:val="000000"/>
-          <w:sz w:val="24"/>
-        </w:rPr>
-        <w:hyperlink r:id="rId12" w:history="1">
-          <w:r>
-            <w:rPr>
-              <w:rStyle w:val="Hyperlink"/>
-            </w:rPr>
-            <w:t>nds Academ</w:t>
-          </w:r>
-        </w:hyperlink>
-      </w:r>
-      <w:r>
-        <w:rPr>
-          <w:u w:val="single" w:color="0000ff"/>
-          <w:rFonts w:ascii="Charis SIL Regular" w:hAnsi="Charis SIL Regular" w:eastAsia="Charis SIL Regular"/>
-          <w:b w:val="0"/>
-          <w:i w:val="0"/>
-          <w:color w:val="000000"/>
-          <w:sz w:val="24"/>
-        </w:rPr>
-        <w:hyperlink r:id="rId12" w:history="1">
-          <w:r>
-            <w:rPr>
-              <w:rStyle w:val="Hyperlink"/>
-            </w:rPr>
-            <w:t>y of Arts and</w:t>
-          </w:r>
-        </w:hyperlink>
-      </w:r>
-      <w:r>
-        <w:rPr>
-          <w:u w:val="single" w:color="0000ff"/>
-          <w:rFonts w:ascii="Charis SIL Regular" w:hAnsi="Charis SIL Regular" w:eastAsia="Charis SIL Regular"/>
-          <w:b w:val="0"/>
-          <w:i w:val="0"/>
-          <w:color w:val="000000"/>
-          <w:sz w:val="24"/>
-        </w:rPr>
-        <w:t xml:space="preserve"> </w:t>
-      </w:r>
-      <w:r>
-        <w:rPr>
-          <w:u w:val="single" w:color="0000ff"/>
-          <w:rFonts w:ascii="Charis SIL Regular" w:hAnsi="Charis SIL Regular" w:eastAsia="Charis SIL Regular"/>
-          <w:b w:val="0"/>
-          <w:i w:val="0"/>
-          <w:color w:val="000000"/>
-          <w:sz w:val="24"/>
-        </w:rPr>
-        <w:hyperlink r:id="rId12" w:history="1">
-          <w:r>
-            <w:rPr>
-              <w:rStyle w:val="Hyperlink"/>
-            </w:rPr>
-            <w:t>Sci</w:t>
-          </w:r>
-        </w:hyperlink>
-      </w:r>
-      <w:r>
-        <w:rPr>
-          <w:u w:val="single" w:color="0000ff"/>
-          <w:rFonts w:ascii="Charis SIL Regular" w:hAnsi="Charis SIL Regular" w:eastAsia="Charis SIL Regular"/>
-          <w:b w:val="0"/>
-          <w:i w:val="0"/>
-          <w:color w:val="000000"/>
-          <w:sz w:val="24"/>
-        </w:rPr>
-        <w:hyperlink r:id="rId12" w:history="1">
-          <w:r>
-            <w:rPr>
-              <w:rStyle w:val="Hyperlink"/>
-            </w:rPr>
-            <w:t>e</w:t>
-          </w:r>
-        </w:hyperlink>
-      </w:r>
-      <w:r>
-        <w:rPr>
-          <w:u w:val="single" w:color="0000ff"/>
-          <w:rFonts w:ascii="Charis SIL Regular" w:hAnsi="Charis SIL Regular" w:eastAsia="Charis SIL Regular"/>
-          <w:b w:val="0"/>
-          <w:i w:val="0"/>
-          <w:color w:val="000000"/>
-          <w:sz w:val="24"/>
-        </w:rPr>
-        <w:hyperlink r:id="rId12" w:history="1">
-          <w:r>
-            <w:rPr>
-              <w:rStyle w:val="Hyperlink"/>
-            </w:rPr>
-            <w:t>nces (K</w:t>
-          </w:r>
-        </w:hyperlink>
-      </w:r>
-      <w:r>
-        <w:rPr>
-          <w:rFonts w:ascii="Charis SIL Regular" w:hAnsi="Charis SIL Regular" w:eastAsia="Charis SIL Regular"/>
-          <w:b w:val="0"/>
-          <w:i w:val="0"/>
-          <w:color w:val="000000"/>
-          <w:sz w:val="24"/>
-        </w:rPr>
-        <w:t>N</w:t>
+        <w:t>Netherlands Academy of Arts and Sciences (KN</w:t>
       </w:r>
       <w:r>
         <w:rPr>
@@ -1431,6 +1125,7 @@
       </w:r>
       <w:r>
         <w:rPr>
+          <w:u w:val="single" w:color="0000ff"/>
           <w:rFonts w:ascii="Charis SIL Regular" w:hAnsi="Charis SIL Regular" w:eastAsia="Charis SIL Regular"/>
           <w:b w:val="0"/>
           <w:i w:val="0"/>
@@ -2356,7 +2051,7 @@
           <w:sz w:val="24"/>
           <w:u w:val="single"/>
         </w:rPr>
-        <w:hyperlink r:id="rId16" w:history="1">
+        <w:hyperlink r:id="rId12" w:history="1">
           <w:r>
             <w:rPr>
               <w:rStyle w:val="Hyperlink"/>

--- a/EXPORTS/DOCX/published/niveau2/English/Science.docx
+++ b/EXPORTS/DOCX/published/niveau2/English/Science.docx
@@ -942,7 +942,17 @@
           <w:color w:val="000000"/>
           <w:sz w:val="24"/>
         </w:rPr>
-        <w:t xml:space="preserve">and the </w:t>
+        <w:t>and the</w:t>
+      </w:r>
+      <w:r>
+        <w:rPr>
+          <w:rFonts w:ascii="Charis SIL Regular" w:hAnsi="Charis SIL Regular" w:eastAsia="Charis SIL Regular"/>
+          <w:b w:val="0"/>
+          <w:i w:val="0"/>
+          <w:color w:val="000000"/>
+          <w:sz w:val="24"/>
+        </w:rPr>
+        <w:t xml:space="preserve"> </w:t>
       </w:r>
       <w:r>
         <w:rPr>
@@ -953,7 +963,61 @@
           <w:sz w:val="24"/>
           <w:u w:val="single"/>
         </w:rPr>
-        <w:t>Bataviaasch Genootschap der K</w:t>
+        <w:hyperlink r:id="rId12" w:history="1">
+          <w:r>
+            <w:rPr>
+              <w:rStyle w:val="Hyperlink"/>
+            </w:rPr>
+            <w:t>Bataviaas</w:t>
+          </w:r>
+        </w:hyperlink>
+      </w:r>
+      <w:r>
+        <w:rPr>
+          <w:rFonts w:ascii="Charis SIL Regular" w:hAnsi="Charis SIL Regular" w:eastAsia="Charis SIL Regular"/>
+          <w:b w:val="0"/>
+          <w:i w:val="0"/>
+          <w:color w:val="0000FF"/>
+          <w:sz w:val="24"/>
+          <w:u w:val="single"/>
+        </w:rPr>
+        <w:hyperlink r:id="rId12" w:history="1">
+          <w:r>
+            <w:rPr>
+              <w:rStyle w:val="Hyperlink"/>
+            </w:rPr>
+            <w:t>c</w:t>
+          </w:r>
+        </w:hyperlink>
+      </w:r>
+      <w:r>
+        <w:rPr>
+          <w:rFonts w:ascii="Charis SIL Regular" w:hAnsi="Charis SIL Regular" w:eastAsia="Charis SIL Regular"/>
+          <w:b w:val="0"/>
+          <w:i w:val="0"/>
+          <w:color w:val="0000FF"/>
+          <w:sz w:val="24"/>
+          <w:u w:val="single"/>
+        </w:rPr>
+        <w:hyperlink r:id="rId12" w:history="1">
+          <w:r>
+            <w:rPr>
+              <w:rStyle w:val="Hyperlink"/>
+            </w:rPr>
+            <w:t>h</w:t>
+          </w:r>
+        </w:hyperlink>
+      </w:r>
+      <w:r>
+        <w:rPr>
+          <w:rFonts w:ascii="Charis SIL Regular" w:hAnsi="Charis SIL Regular" w:eastAsia="Charis SIL Regular"/>
+          <w:b w:val="0"/>
+          <w:i w:val="0"/>
+          <w:color w:val="0000FF"/>
+          <w:sz w:val="24"/>
+          <w:u w:val="single"/>
+        </w:rPr>
+        <w:t xml:space="preserve"> </w:t>
       </w:r>
       <w:r>
         <w:rPr>
@@ -969,7 +1033,184 @@
             <w:rPr>
               <w:rStyle w:val="Hyperlink"/>
             </w:rPr>
+            <w:t>Genoo</w:t>
+          </w:r>
+        </w:hyperlink>
+      </w:r>
+      <w:r>
+        <w:rPr>
+          <w:rFonts w:ascii="Charis SIL Regular" w:hAnsi="Charis SIL Regular" w:eastAsia="Charis SIL Regular"/>
+          <w:b w:val="0"/>
+          <w:i w:val="0"/>
+          <w:color w:val="0000FF"/>
+          <w:sz w:val="24"/>
+          <w:u w:val="single"/>
+        </w:rPr>
+        <w:hyperlink r:id="rId12" w:history="1">
+          <w:r>
+            <w:rPr>
+              <w:rStyle w:val="Hyperlink"/>
+            </w:rPr>
+            <w:t>t</w:t>
+          </w:r>
+        </w:hyperlink>
+      </w:r>
+      <w:r>
+        <w:rPr>
+          <w:rFonts w:ascii="Charis SIL Regular" w:hAnsi="Charis SIL Regular" w:eastAsia="Charis SIL Regular"/>
+          <w:b w:val="0"/>
+          <w:i w:val="0"/>
+          <w:color w:val="0000FF"/>
+          <w:sz w:val="24"/>
+          <w:u w:val="single"/>
+        </w:rPr>
+        <w:hyperlink r:id="rId12" w:history="1">
+          <w:r>
+            <w:rPr>
+              <w:rStyle w:val="Hyperlink"/>
+            </w:rPr>
+            <w:t>scha</w:t>
+          </w:r>
+        </w:hyperlink>
+      </w:r>
+      <w:r>
+        <w:rPr>
+          <w:rFonts w:ascii="Charis SIL Regular" w:hAnsi="Charis SIL Regular" w:eastAsia="Charis SIL Regular"/>
+          <w:b w:val="0"/>
+          <w:i w:val="0"/>
+          <w:color w:val="0000FF"/>
+          <w:sz w:val="24"/>
+          <w:u w:val="single"/>
+        </w:rPr>
+        <w:hyperlink r:id="rId12" w:history="1">
+          <w:r>
+            <w:rPr>
+              <w:rStyle w:val="Hyperlink"/>
+            </w:rPr>
+            <w:t>p</w:t>
+          </w:r>
+        </w:hyperlink>
+      </w:r>
+      <w:r>
+        <w:rPr>
+          <w:rFonts w:ascii="Charis SIL Regular" w:hAnsi="Charis SIL Regular" w:eastAsia="Charis SIL Regular"/>
+          <w:b w:val="0"/>
+          <w:i w:val="0"/>
+          <w:color w:val="0000FF"/>
+          <w:sz w:val="24"/>
+          <w:u w:val="single"/>
+        </w:rPr>
+        <w:t xml:space="preserve"> </w:t>
+      </w:r>
+      <w:r>
+        <w:rPr>
+          <w:rFonts w:ascii="Charis SIL Regular" w:hAnsi="Charis SIL Regular" w:eastAsia="Charis SIL Regular"/>
+          <w:b w:val="0"/>
+          <w:i w:val="0"/>
+          <w:color w:val="0000FF"/>
+          <w:sz w:val="24"/>
+          <w:u w:val="single"/>
+        </w:rPr>
+        <w:hyperlink r:id="rId12" w:history="1">
+          <w:r>
+            <w:rPr>
+              <w:rStyle w:val="Hyperlink"/>
+            </w:rPr>
+            <w:t>der</w:t>
+          </w:r>
+        </w:hyperlink>
+      </w:r>
+      <w:r>
+        <w:rPr>
+          <w:rFonts w:ascii="Charis SIL Regular" w:hAnsi="Charis SIL Regular" w:eastAsia="Charis SIL Regular"/>
+          <w:b w:val="0"/>
+          <w:i w:val="0"/>
+          <w:color w:val="0000FF"/>
+          <w:sz w:val="24"/>
+          <w:u w:val="single"/>
+        </w:rPr>
+        <w:t xml:space="preserve"> </w:t>
+      </w:r>
+      <w:r>
+        <w:rPr>
+          <w:rFonts w:ascii="Charis SIL Regular" w:hAnsi="Charis SIL Regular" w:eastAsia="Charis SIL Regular"/>
+          <w:b w:val="0"/>
+          <w:i w:val="0"/>
+          <w:color w:val="0000FF"/>
+          <w:sz w:val="24"/>
+          <w:u w:val="single"/>
+        </w:rPr>
+        <w:hyperlink r:id="rId12" w:history="1">
+          <w:r>
+            <w:rPr>
+              <w:rStyle w:val="Hyperlink"/>
+            </w:rPr>
+            <w:t>K</w:t>
+          </w:r>
+        </w:hyperlink>
+      </w:r>
+      <w:r>
+        <w:rPr>
+          <w:rFonts w:ascii="Charis SIL Regular" w:hAnsi="Charis SIL Regular" w:eastAsia="Charis SIL Regular"/>
+          <w:b w:val="0"/>
+          <w:i w:val="0"/>
+          <w:color w:val="0000FF"/>
+          <w:sz w:val="24"/>
+          <w:u w:val="single"/>
+        </w:rPr>
+        <w:hyperlink r:id="rId12" w:history="1">
+          <w:r>
+            <w:rPr>
+              <w:rStyle w:val="Hyperlink"/>
+            </w:rPr>
             <w:t>unste</w:t>
+          </w:r>
+        </w:hyperlink>
+      </w:r>
+      <w:r>
+        <w:rPr>
+          <w:rFonts w:ascii="Charis SIL Regular" w:hAnsi="Charis SIL Regular" w:eastAsia="Charis SIL Regular"/>
+          <w:b w:val="0"/>
+          <w:i w:val="0"/>
+          <w:color w:val="0000FF"/>
+          <w:sz w:val="24"/>
+          <w:u w:val="single"/>
+        </w:rPr>
+        <w:hyperlink r:id="rId12" w:history="1">
+          <w:r>
+            <w:rPr>
+              <w:rStyle w:val="Hyperlink"/>
+            </w:rPr>
+            <w:t>n</w:t>
+          </w:r>
+        </w:hyperlink>
+      </w:r>
+      <w:r>
+        <w:rPr>
+          <w:rFonts w:ascii="Charis SIL Regular" w:hAnsi="Charis SIL Regular" w:eastAsia="Charis SIL Regular"/>
+          <w:b w:val="0"/>
+          <w:i w:val="0"/>
+          <w:color w:val="0000FF"/>
+          <w:sz w:val="24"/>
+          <w:u w:val="single"/>
+        </w:rPr>
+        <w:t xml:space="preserve"> </w:t>
+      </w:r>
+      <w:r>
+        <w:rPr>
+          <w:rFonts w:ascii="Charis SIL Regular" w:hAnsi="Charis SIL Regular" w:eastAsia="Charis SIL Regular"/>
+          <w:b w:val="0"/>
+          <w:i w:val="0"/>
+          <w:color w:val="0000FF"/>
+          <w:sz w:val="24"/>
+          <w:u w:val="single"/>
+        </w:rPr>
+        <w:hyperlink r:id="rId12" w:history="1">
+          <w:r>
+            <w:rPr>
+              <w:rStyle w:val="Hyperlink"/>
+            </w:rPr>
+            <w:t>e</w:t>
           </w:r>
         </w:hyperlink>
       </w:r>
@@ -1016,53 +1257,6 @@
             <w:rPr>
               <w:rStyle w:val="Hyperlink"/>
             </w:rPr>
-            <w:t>e</w:t>
-          </w:r>
-        </w:hyperlink>
-      </w:r>
-      <w:r>
-        <w:rPr>
-          <w:rFonts w:ascii="Charis SIL Regular" w:hAnsi="Charis SIL Regular" w:eastAsia="Charis SIL Regular"/>
-          <w:b w:val="0"/>
-          <w:i w:val="0"/>
-          <w:color w:val="0000FF"/>
-          <w:sz w:val="24"/>
-          <w:u w:val="single"/>
-        </w:rPr>
-        <w:hyperlink r:id="rId12" w:history="1">
-          <w:r>
-            <w:rPr>
-              <w:rStyle w:val="Hyperlink"/>
-            </w:rPr>
-            <w:t>n</w:t>
-          </w:r>
-        </w:hyperlink>
-      </w:r>
-      <w:r>
-        <w:rPr>
-          <w:rFonts w:ascii="Charis SIL Regular" w:hAnsi="Charis SIL Regular" w:eastAsia="Charis SIL Regular"/>
-          <w:b w:val="0"/>
-          <w:i w:val="0"/>
-          <w:color w:val="0000FF"/>
-          <w:sz w:val="24"/>
-          <w:u w:val="single"/>
-        </w:rPr>
-        <w:t xml:space="preserve"> </w:t>
-      </w:r>
-      <w:r>
-        <w:rPr>
-          <w:rFonts w:ascii="Charis SIL Regular" w:hAnsi="Charis SIL Regular" w:eastAsia="Charis SIL Regular"/>
-          <w:b w:val="0"/>
-          <w:i w:val="0"/>
-          <w:color w:val="0000FF"/>
-          <w:sz w:val="24"/>
-          <w:u w:val="single"/>
-        </w:rPr>
-        <w:hyperlink r:id="rId12" w:history="1">
-          <w:r>
-            <w:rPr>
-              <w:rStyle w:val="Hyperlink"/>
-            </w:rPr>
             <w:t>Wetenschap</w:t>
           </w:r>
         </w:hyperlink>
@@ -1103,7 +1297,119 @@
           <w:color w:val="000000"/>
           <w:sz w:val="24"/>
         </w:rPr>
-        <w:t>Netherlands Academy of Arts and Sciences (KN</w:t>
+        <w:t>Netherla</w:t>
+      </w:r>
+      <w:r>
+        <w:rPr>
+          <w:u w:val="single" w:color="0000ff"/>
+          <w:rFonts w:ascii="Charis SIL Regular" w:hAnsi="Charis SIL Regular" w:eastAsia="Charis SIL Regular"/>
+          <w:b w:val="0"/>
+          <w:i w:val="0"/>
+          <w:color w:val="000000"/>
+          <w:sz w:val="24"/>
+        </w:rPr>
+        <w:hyperlink r:id="rId12" w:history="1">
+          <w:r>
+            <w:rPr>
+              <w:rStyle w:val="Hyperlink"/>
+            </w:rPr>
+            <w:t>nds Academ</w:t>
+          </w:r>
+        </w:hyperlink>
+      </w:r>
+      <w:r>
+        <w:rPr>
+          <w:u w:val="single" w:color="0000ff"/>
+          <w:rFonts w:ascii="Charis SIL Regular" w:hAnsi="Charis SIL Regular" w:eastAsia="Charis SIL Regular"/>
+          <w:b w:val="0"/>
+          <w:i w:val="0"/>
+          <w:color w:val="000000"/>
+          <w:sz w:val="24"/>
+        </w:rPr>
+        <w:hyperlink r:id="rId12" w:history="1">
+          <w:r>
+            <w:rPr>
+              <w:rStyle w:val="Hyperlink"/>
+            </w:rPr>
+            <w:t>y of Arts and</w:t>
+          </w:r>
+        </w:hyperlink>
+      </w:r>
+      <w:r>
+        <w:rPr>
+          <w:u w:val="single" w:color="0000ff"/>
+          <w:rFonts w:ascii="Charis SIL Regular" w:hAnsi="Charis SIL Regular" w:eastAsia="Charis SIL Regular"/>
+          <w:b w:val="0"/>
+          <w:i w:val="0"/>
+          <w:color w:val="000000"/>
+          <w:sz w:val="24"/>
+        </w:rPr>
+        <w:t xml:space="preserve"> </w:t>
+      </w:r>
+      <w:r>
+        <w:rPr>
+          <w:u w:val="single" w:color="0000ff"/>
+          <w:rFonts w:ascii="Charis SIL Regular" w:hAnsi="Charis SIL Regular" w:eastAsia="Charis SIL Regular"/>
+          <w:b w:val="0"/>
+          <w:i w:val="0"/>
+          <w:color w:val="000000"/>
+          <w:sz w:val="24"/>
+        </w:rPr>
+        <w:hyperlink r:id="rId12" w:history="1">
+          <w:r>
+            <w:rPr>
+              <w:rStyle w:val="Hyperlink"/>
+            </w:rPr>
+            <w:t>Sci</w:t>
+          </w:r>
+        </w:hyperlink>
+      </w:r>
+      <w:r>
+        <w:rPr>
+          <w:u w:val="single" w:color="0000ff"/>
+          <w:rFonts w:ascii="Charis SIL Regular" w:hAnsi="Charis SIL Regular" w:eastAsia="Charis SIL Regular"/>
+          <w:b w:val="0"/>
+          <w:i w:val="0"/>
+          <w:color w:val="000000"/>
+          <w:sz w:val="24"/>
+        </w:rPr>
+        <w:hyperlink r:id="rId12" w:history="1">
+          <w:r>
+            <w:rPr>
+              <w:rStyle w:val="Hyperlink"/>
+            </w:rPr>
+            <w:t>e</w:t>
+          </w:r>
+        </w:hyperlink>
+      </w:r>
+      <w:r>
+        <w:rPr>
+          <w:u w:val="single" w:color="0000ff"/>
+          <w:rFonts w:ascii="Charis SIL Regular" w:hAnsi="Charis SIL Regular" w:eastAsia="Charis SIL Regular"/>
+          <w:b w:val="0"/>
+          <w:i w:val="0"/>
+          <w:color w:val="000000"/>
+          <w:sz w:val="24"/>
+        </w:rPr>
+        <w:hyperlink r:id="rId12" w:history="1">
+          <w:r>
+            <w:rPr>
+              <w:rStyle w:val="Hyperlink"/>
+            </w:rPr>
+            <w:t>nces (K</w:t>
+          </w:r>
+        </w:hyperlink>
+      </w:r>
+      <w:r>
+        <w:rPr>
+          <w:u w:val="single" w:color="0000ff"/>
+          <w:rFonts w:ascii="Charis SIL Regular" w:hAnsi="Charis SIL Regular" w:eastAsia="Charis SIL Regular"/>
+          <w:b w:val="0"/>
+          <w:i w:val="0"/>
+          <w:color w:val="000000"/>
+          <w:sz w:val="24"/>
+        </w:rPr>
+        <w:t>N</w:t>
       </w:r>
       <w:r>
         <w:rPr>
@@ -2022,7 +2328,7 @@
           <w:sz w:val="24"/>
           <w:u w:val="single"/>
         </w:rPr>
-        <w:hyperlink r:id="rId16" w:history="1">
+        <w:hyperlink r:id="rId12" w:history="1">
           <w:r>
             <w:rPr>
               <w:rStyle w:val="Hyperlink"/>
@@ -3285,21 +3591,13 @@
       </w:r>
       <w:r>
         <w:rPr>
-          <w:u w:val="single" w:color="0000ff"/>
           <w:rFonts w:ascii="Charis SIL Regular" w:hAnsi="Charis SIL Regular" w:eastAsia="Charis SIL Regular"/>
           <w:b w:val="0"/>
           <w:i w:val="0"/>
           <w:color w:val="000000"/>
           <w:sz w:val="24"/>
         </w:rPr>
-        <w:hyperlink r:id="rId17" w:history="1">
-          <w:r>
-            <w:rPr>
-              <w:rStyle w:val="Hyperlink"/>
-            </w:rPr>
-            <w:t xml:space="preserve">, </w:t>
-          </w:r>
-        </w:hyperlink>
+        <w:t xml:space="preserve">, </w:t>
       </w:r>
       <w:r>
         <w:rPr>
@@ -3310,7 +3608,7 @@
           <w:sz w:val="24"/>
           <w:u w:val="single"/>
         </w:rPr>
-        <w:hyperlink r:id="rId17" w:history="1">
+        <w:hyperlink r:id="rId18" w:history="1">
           <w:r>
             <w:rPr>
               <w:rStyle w:val="Hyperlink"/>
@@ -3339,7 +3637,7 @@
           <w:sz w:val="24"/>
           <w:u w:val="single"/>
         </w:rPr>
-        <w:hyperlink r:id="rId17" w:history="1">
+        <w:hyperlink r:id="rId18" w:history="1">
           <w:r>
             <w:rPr>
               <w:rStyle w:val="Hyperlink"/>
@@ -3357,7 +3655,7 @@
           <w:sz w:val="24"/>
           <w:u w:val="single"/>
         </w:rPr>
-        <w:hyperlink r:id="rId17" w:history="1">
+        <w:hyperlink r:id="rId18" w:history="1">
           <w:r>
             <w:rPr>
               <w:rStyle w:val="Hyperlink"/>
@@ -3368,21 +3666,13 @@
       </w:r>
       <w:r>
         <w:rPr>
-          <w:u w:val="single" w:color="0000ff"/>
           <w:rFonts w:ascii="Charis SIL Regular" w:hAnsi="Charis SIL Regular" w:eastAsia="Charis SIL Regular"/>
           <w:b w:val="0"/>
           <w:i w:val="0"/>
           <w:color w:val="000000"/>
           <w:sz w:val="24"/>
         </w:rPr>
-        <w:hyperlink r:id="rId17" w:history="1">
-          <w:r>
-            <w:rPr>
-              <w:rStyle w:val="Hyperlink"/>
-            </w:rPr>
-            <w:t xml:space="preserve">, </w:t>
-          </w:r>
-        </w:hyperlink>
+        <w:t xml:space="preserve">, </w:t>
       </w:r>
       <w:r>
         <w:rPr>
@@ -3393,7 +3683,7 @@
           <w:sz w:val="24"/>
           <w:u w:val="single"/>
         </w:rPr>
-        <w:hyperlink r:id="rId18" w:history="1">
+        <w:hyperlink r:id="rId19" w:history="1">
           <w:r>
             <w:rPr>
               <w:rStyle w:val="Hyperlink"/>
@@ -3422,7 +3712,7 @@
           <w:sz w:val="24"/>
           <w:u w:val="single"/>
         </w:rPr>
-        <w:hyperlink r:id="rId18" w:history="1">
+        <w:hyperlink r:id="rId19" w:history="1">
           <w:r>
             <w:rPr>
               <w:rStyle w:val="Hyperlink"/>
@@ -3543,7 +3833,7 @@
           <w:sz w:val="24"/>
           <w:u w:val="single"/>
         </w:rPr>
-        <w:hyperlink r:id="rId19" w:history="1">
+        <w:hyperlink r:id="rId20" w:history="1">
           <w:r>
             <w:rPr>
               <w:rStyle w:val="Hyperlink"/>
@@ -3572,7 +3862,7 @@
           <w:sz w:val="24"/>
           <w:u w:val="single"/>
         </w:rPr>
-        <w:hyperlink r:id="rId19" w:history="1">
+        <w:hyperlink r:id="rId20" w:history="1">
           <w:r>
             <w:rPr>
               <w:rStyle w:val="Hyperlink"/>
@@ -3600,7 +3890,7 @@
           <w:sz w:val="24"/>
           <w:u w:val="single"/>
         </w:rPr>
-        <w:hyperlink r:id="rId20" w:history="1">
+        <w:hyperlink r:id="rId21" w:history="1">
           <w:r>
             <w:rPr>
               <w:rStyle w:val="Hyperlink"/>
@@ -3618,7 +3908,7 @@
           <w:sz w:val="24"/>
           <w:u w:val="single"/>
         </w:rPr>
-        <w:hyperlink r:id="rId20" w:history="1">
+        <w:hyperlink r:id="rId21" w:history="1">
           <w:r>
             <w:rPr>
               <w:rStyle w:val="Hyperlink"/>
@@ -3636,7 +3926,7 @@
           <w:sz w:val="24"/>
           <w:u w:val="single"/>
         </w:rPr>
-        <w:hyperlink r:id="rId20" w:history="1">
+        <w:hyperlink r:id="rId21" w:history="1">
           <w:r>
             <w:rPr>
               <w:rStyle w:val="Hyperlink"/>
@@ -3754,7 +4044,7 @@
           <w:sz w:val="24"/>
           <w:u w:val="single"/>
         </w:rPr>
-        <w:hyperlink r:id="rId21" w:history="1">
+        <w:hyperlink r:id="rId22" w:history="1">
           <w:r>
             <w:rPr>
               <w:rStyle w:val="Hyperlink"/>
@@ -3783,7 +4073,7 @@
           <w:sz w:val="24"/>
           <w:u w:val="single"/>
         </w:rPr>
-        <w:hyperlink r:id="rId21" w:history="1">
+        <w:hyperlink r:id="rId22" w:history="1">
           <w:r>
             <w:rPr>
               <w:rStyle w:val="Hyperlink"/>
@@ -3811,7 +4101,7 @@
           <w:sz w:val="24"/>
           <w:u w:val="single"/>
         </w:rPr>
-        <w:hyperlink r:id="rId22" w:history="1">
+        <w:hyperlink r:id="rId23" w:history="1">
           <w:r>
             <w:rPr>
               <w:rStyle w:val="Hyperlink"/>
@@ -3829,7 +4119,7 @@
           <w:sz w:val="24"/>
           <w:u w:val="single"/>
         </w:rPr>
-        <w:hyperlink r:id="rId22" w:history="1">
+        <w:hyperlink r:id="rId23" w:history="1">
           <w:r>
             <w:rPr>
               <w:rStyle w:val="Hyperlink"/>
@@ -3847,7 +4137,7 @@
           <w:sz w:val="24"/>
           <w:u w:val="single"/>
         </w:rPr>
-        <w:hyperlink r:id="rId22" w:history="1">
+        <w:hyperlink r:id="rId23" w:history="1">
           <w:r>
             <w:rPr>
               <w:rStyle w:val="Hyperlink"/>
@@ -3865,7 +4155,7 @@
           <w:sz w:val="24"/>
           <w:u w:val="single"/>
         </w:rPr>
-        <w:hyperlink r:id="rId22" w:history="1">
+        <w:hyperlink r:id="rId23" w:history="1">
           <w:r>
             <w:rPr>
               <w:rStyle w:val="Hyperlink"/>

--- a/EXPORTS/DOCX/published/niveau2/English/Science.docx
+++ b/EXPORTS/DOCX/published/niveau2/English/Science.docx
@@ -946,6 +946,7 @@
       </w:r>
       <w:r>
         <w:rPr>
+          <w:u w:val="single" w:color="0000ff"/>
           <w:rFonts w:ascii="Charis SIL Regular" w:hAnsi="Charis SIL Regular" w:eastAsia="Charis SIL Regular"/>
           <w:b w:val="0"/>
           <w:i w:val="0"/>
@@ -1028,7 +1029,7 @@
           <w:sz w:val="24"/>
           <w:u w:val="single"/>
         </w:rPr>
-        <w:hyperlink r:id="rId11" w:history="1">
+        <w:hyperlink r:id="rId12" w:history="1">
           <w:r>
             <w:rPr>
               <w:rStyle w:val="Hyperlink"/>
@@ -1176,7 +1177,7 @@
           <w:sz w:val="24"/>
           <w:u w:val="single"/>
         </w:rPr>
-        <w:hyperlink r:id="rId12" w:history="1">
+        <w:hyperlink r:id="rId11" w:history="1">
           <w:r>
             <w:rPr>
               <w:rStyle w:val="Hyperlink"/>
@@ -1205,7 +1206,7 @@
           <w:sz w:val="24"/>
           <w:u w:val="single"/>
         </w:rPr>
-        <w:hyperlink r:id="rId12" w:history="1">
+        <w:hyperlink r:id="rId11" w:history="1">
           <w:r>
             <w:rPr>
               <w:rStyle w:val="Hyperlink"/>
@@ -2393,7 +2394,7 @@
           <w:sz w:val="24"/>
           <w:u w:val="single"/>
         </w:rPr>
-        <w:hyperlink r:id="rId12" w:history="1">
+        <w:hyperlink r:id="rId16" w:history="1">
           <w:r>
             <w:rPr>
               <w:rStyle w:val="Hyperlink"/>
@@ -2411,7 +2412,7 @@
           <w:sz w:val="24"/>
           <w:u w:val="single"/>
         </w:rPr>
-        <w:hyperlink r:id="rId12" w:history="1">
+        <w:hyperlink r:id="rId16" w:history="1">
           <w:r>
             <w:rPr>
               <w:rStyle w:val="Hyperlink"/>
@@ -3062,7 +3063,7 @@
           <w:sz w:val="24"/>
           <w:u w:val="single"/>
         </w:rPr>
-        <w:t>Royal Zeeland Scientific So</w:t>
+        <w:t>Royal Zeeland Scientific Soc</w:t>
       </w:r>
       <w:r>
         <w:rPr>
@@ -3073,7 +3074,7 @@
           <w:sz w:val="24"/>
           <w:u w:val="single"/>
         </w:rPr>
-        <w:t>c</w:t>
+        <w:t>iet</w:t>
       </w:r>
       <w:r>
         <w:rPr>
@@ -3082,9 +3083,8 @@
           <w:i w:val="0"/>
           <w:color w:val="0000FF"/>
           <w:sz w:val="24"/>
-          <w:u w:val="single"/>
-        </w:rPr>
-        <w:t>iety</w:t>
+        </w:rPr>
+        <w:t>y</w:t>
       </w:r>
       <w:r>
         <w:br/>

--- a/EXPORTS/DOCX/published/niveau2/English/Science.docx
+++ b/EXPORTS/DOCX/published/niveau2/English/Science.docx
@@ -946,7 +946,6 @@
       </w:r>
       <w:r>
         <w:rPr>
-          <w:u w:val="single" w:color="0000ff"/>
           <w:rFonts w:ascii="Charis SIL Regular" w:hAnsi="Charis SIL Regular" w:eastAsia="Charis SIL Regular"/>
           <w:b w:val="0"/>
           <w:i w:val="0"/>
@@ -964,7 +963,7 @@
           <w:sz w:val="24"/>
           <w:u w:val="single"/>
         </w:rPr>
-        <w:hyperlink r:id="rId12" w:history="1">
+        <w:hyperlink r:id="rId11" w:history="1">
           <w:r>
             <w:rPr>
               <w:rStyle w:val="Hyperlink"/>
@@ -982,7 +981,7 @@
           <w:sz w:val="24"/>
           <w:u w:val="single"/>
         </w:rPr>
-        <w:hyperlink r:id="rId12" w:history="1">
+        <w:hyperlink r:id="rId11" w:history="1">
           <w:r>
             <w:rPr>
               <w:rStyle w:val="Hyperlink"/>
@@ -1029,7 +1028,7 @@
           <w:sz w:val="24"/>
           <w:u w:val="single"/>
         </w:rPr>
-        <w:hyperlink r:id="rId12" w:history="1">
+        <w:hyperlink r:id="rId11" w:history="1">
           <w:r>
             <w:rPr>
               <w:rStyle w:val="Hyperlink"/>
@@ -1047,7 +1046,7 @@
           <w:sz w:val="24"/>
           <w:u w:val="single"/>
         </w:rPr>
-        <w:hyperlink r:id="rId12" w:history="1">
+        <w:hyperlink r:id="rId11" w:history="1">
           <w:r>
             <w:rPr>
               <w:rStyle w:val="Hyperlink"/>
@@ -2329,7 +2328,7 @@
           <w:sz w:val="24"/>
           <w:u w:val="single"/>
         </w:rPr>
-        <w:hyperlink r:id="rId12" w:history="1">
+        <w:hyperlink r:id="rId16" w:history="1">
           <w:r>
             <w:rPr>
               <w:rStyle w:val="Hyperlink"/>
@@ -2358,7 +2357,7 @@
           <w:sz w:val="24"/>
           <w:u w:val="single"/>
         </w:rPr>
-        <w:hyperlink r:id="rId12" w:history="1">
+        <w:hyperlink r:id="rId16" w:history="1">
           <w:r>
             <w:rPr>
               <w:rStyle w:val="Hyperlink"/>
@@ -2376,7 +2375,7 @@
           <w:sz w:val="24"/>
           <w:u w:val="single"/>
         </w:rPr>
-        <w:hyperlink r:id="rId12" w:history="1">
+        <w:hyperlink r:id="rId16" w:history="1">
           <w:r>
             <w:rPr>
               <w:rStyle w:val="Hyperlink"/>

--- a/EXPORTS/DOCX/published/niveau2/English/Science.docx
+++ b/EXPORTS/DOCX/published/niveau2/English/Science.docx
@@ -942,17 +942,7 @@
           <w:color w:val="000000"/>
           <w:sz w:val="24"/>
         </w:rPr>
-        <w:t>and the</w:t>
-      </w:r>
-      <w:r>
-        <w:rPr>
-          <w:rFonts w:ascii="Charis SIL Regular" w:hAnsi="Charis SIL Regular" w:eastAsia="Charis SIL Regular"/>
-          <w:b w:val="0"/>
-          <w:i w:val="0"/>
-          <w:color w:val="000000"/>
-          <w:sz w:val="24"/>
-        </w:rPr>
-        <w:t xml:space="preserve"> </w:t>
+        <w:t xml:space="preserve">and the </w:t>
       </w:r>
       <w:r>
         <w:rPr>
@@ -963,7 +953,7 @@
           <w:sz w:val="24"/>
           <w:u w:val="single"/>
         </w:rPr>
-        <w:hyperlink r:id="rId11" w:history="1">
+        <w:hyperlink r:id="rId12" w:history="1">
           <w:r>
             <w:rPr>
               <w:rStyle w:val="Hyperlink"/>
@@ -981,7 +971,7 @@
           <w:sz w:val="24"/>
           <w:u w:val="single"/>
         </w:rPr>
-        <w:hyperlink r:id="rId11" w:history="1">
+        <w:hyperlink r:id="rId12" w:history="1">
           <w:r>
             <w:rPr>
               <w:rStyle w:val="Hyperlink"/>
@@ -1028,7 +1018,7 @@
           <w:sz w:val="24"/>
           <w:u w:val="single"/>
         </w:rPr>
-        <w:hyperlink r:id="rId11" w:history="1">
+        <w:hyperlink r:id="rId12" w:history="1">
           <w:r>
             <w:rPr>
               <w:rStyle w:val="Hyperlink"/>
@@ -1046,7 +1036,7 @@
           <w:sz w:val="24"/>
           <w:u w:val="single"/>
         </w:rPr>
-        <w:hyperlink r:id="rId11" w:history="1">
+        <w:hyperlink r:id="rId12" w:history="1">
           <w:r>
             <w:rPr>
               <w:rStyle w:val="Hyperlink"/>
@@ -1176,6 +1166,53 @@
           <w:sz w:val="24"/>
           <w:u w:val="single"/>
         </w:rPr>
+        <w:hyperlink r:id="rId12" w:history="1">
+          <w:r>
+            <w:rPr>
+              <w:rStyle w:val="Hyperlink"/>
+            </w:rPr>
+            <w:t>n</w:t>
+          </w:r>
+        </w:hyperlink>
+      </w:r>
+      <w:r>
+        <w:rPr>
+          <w:rFonts w:ascii="Charis SIL Regular" w:hAnsi="Charis SIL Regular" w:eastAsia="Charis SIL Regular"/>
+          <w:b w:val="0"/>
+          <w:i w:val="0"/>
+          <w:color w:val="0000FF"/>
+          <w:sz w:val="24"/>
+          <w:u w:val="single"/>
+        </w:rPr>
+        <w:t xml:space="preserve"> </w:t>
+      </w:r>
+      <w:r>
+        <w:rPr>
+          <w:rFonts w:ascii="Charis SIL Regular" w:hAnsi="Charis SIL Regular" w:eastAsia="Charis SIL Regular"/>
+          <w:b w:val="0"/>
+          <w:i w:val="0"/>
+          <w:color w:val="0000FF"/>
+          <w:sz w:val="24"/>
+          <w:u w:val="single"/>
+        </w:rPr>
+        <w:hyperlink r:id="rId11" w:history="1">
+          <w:r>
+            <w:rPr>
+              <w:rStyle w:val="Hyperlink"/>
+            </w:rPr>
+            <w:t>e</w:t>
+          </w:r>
+        </w:hyperlink>
+      </w:r>
+      <w:r>
+        <w:rPr>
+          <w:rFonts w:ascii="Charis SIL Regular" w:hAnsi="Charis SIL Regular" w:eastAsia="Charis SIL Regular"/>
+          <w:b w:val="0"/>
+          <w:i w:val="0"/>
+          <w:color w:val="0000FF"/>
+          <w:sz w:val="24"/>
+          <w:u w:val="single"/>
+        </w:rPr>
         <w:hyperlink r:id="rId11" w:history="1">
           <w:r>
             <w:rPr>
@@ -1206,53 +1243,6 @@
           <w:u w:val="single"/>
         </w:rPr>
         <w:hyperlink r:id="rId11" w:history="1">
-          <w:r>
-            <w:rPr>
-              <w:rStyle w:val="Hyperlink"/>
-            </w:rPr>
-            <w:t>e</w:t>
-          </w:r>
-        </w:hyperlink>
-      </w:r>
-      <w:r>
-        <w:rPr>
-          <w:rFonts w:ascii="Charis SIL Regular" w:hAnsi="Charis SIL Regular" w:eastAsia="Charis SIL Regular"/>
-          <w:b w:val="0"/>
-          <w:i w:val="0"/>
-          <w:color w:val="0000FF"/>
-          <w:sz w:val="24"/>
-          <w:u w:val="single"/>
-        </w:rPr>
-        <w:hyperlink r:id="rId11" w:history="1">
-          <w:r>
-            <w:rPr>
-              <w:rStyle w:val="Hyperlink"/>
-            </w:rPr>
-            <w:t>n</w:t>
-          </w:r>
-        </w:hyperlink>
-      </w:r>
-      <w:r>
-        <w:rPr>
-          <w:rFonts w:ascii="Charis SIL Regular" w:hAnsi="Charis SIL Regular" w:eastAsia="Charis SIL Regular"/>
-          <w:b w:val="0"/>
-          <w:i w:val="0"/>
-          <w:color w:val="0000FF"/>
-          <w:sz w:val="24"/>
-          <w:u w:val="single"/>
-        </w:rPr>
-        <w:t xml:space="preserve"> </w:t>
-      </w:r>
-      <w:r>
-        <w:rPr>
-          <w:rFonts w:ascii="Charis SIL Regular" w:hAnsi="Charis SIL Regular" w:eastAsia="Charis SIL Regular"/>
-          <w:b w:val="0"/>
-          <w:i w:val="0"/>
-          <w:color w:val="0000FF"/>
-          <w:sz w:val="24"/>
-          <w:u w:val="single"/>
-        </w:rPr>
-        <w:hyperlink r:id="rId12" w:history="1">
           <w:r>
             <w:rPr>
               <w:rStyle w:val="Hyperlink"/>
@@ -2357,7 +2347,7 @@
           <w:sz w:val="24"/>
           <w:u w:val="single"/>
         </w:rPr>
-        <w:hyperlink r:id="rId16" w:history="1">
+        <w:hyperlink r:id="rId12" w:history="1">
           <w:r>
             <w:rPr>
               <w:rStyle w:val="Hyperlink"/>
@@ -2375,7 +2365,7 @@
           <w:sz w:val="24"/>
           <w:u w:val="single"/>
         </w:rPr>
-        <w:hyperlink r:id="rId16" w:history="1">
+        <w:hyperlink r:id="rId12" w:history="1">
           <w:r>
             <w:rPr>
               <w:rStyle w:val="Hyperlink"/>
@@ -2393,7 +2383,7 @@
           <w:sz w:val="24"/>
           <w:u w:val="single"/>
         </w:rPr>
-        <w:hyperlink r:id="rId16" w:history="1">
+        <w:hyperlink r:id="rId12" w:history="1">
           <w:r>
             <w:rPr>
               <w:rStyle w:val="Hyperlink"/>
@@ -2411,7 +2401,7 @@
           <w:sz w:val="24"/>
           <w:u w:val="single"/>
         </w:rPr>
-        <w:hyperlink r:id="rId16" w:history="1">
+        <w:hyperlink r:id="rId12" w:history="1">
           <w:r>
             <w:rPr>
               <w:rStyle w:val="Hyperlink"/>
@@ -3470,7 +3460,7 @@
             <w:rPr>
               <w:rStyle w:val="Hyperlink"/>
             </w:rPr>
-            <w:t>portalfiles</w:t>
+            <w:t>portalfile</w:t>
           </w:r>
         </w:hyperlink>
       </w:r>
@@ -3482,6 +3472,16 @@
           <w:color w:val="0000FF"/>
           <w:sz w:val="24"/>
           <w:u w:val="single"/>
+        </w:rPr>
+        <w:t>s</w:t>
+      </w:r>
+      <w:r>
+        <w:rPr>
+          <w:rFonts w:ascii="Charis SIL Regular" w:hAnsi="Charis SIL Regular" w:eastAsia="Charis SIL Regular"/>
+          <w:b w:val="0"/>
+          <w:i w:val="0"/>
+          <w:color w:val="0000FF"/>
+          <w:sz w:val="24"/>
         </w:rPr>
         <w:t>/</w:t>
       </w:r>
@@ -3499,19 +3499,9 @@
             <w:rPr>
               <w:rStyle w:val="Hyperlink"/>
             </w:rPr>
-            <w:t>portal/1414020</w:t>
+            <w:t xml:space="preserve">portal/1414020/ </w:t>
           </w:r>
         </w:hyperlink>
-      </w:r>
-      <w:r>
-        <w:rPr>
-          <w:rFonts w:ascii="Charis SIL Regular" w:hAnsi="Charis SIL Regular" w:eastAsia="Charis SIL Regular"/>
-          <w:b w:val="0"/>
-          <w:i w:val="0"/>
-          <w:color w:val="0000FF"/>
-          <w:sz w:val="24"/>
-        </w:rPr>
-        <w:t xml:space="preserve">/ </w:t>
       </w:r>
       <w:r>
         <w:br/>
@@ -3654,7 +3644,7 @@
           <w:sz w:val="24"/>
           <w:u w:val="single"/>
         </w:rPr>
-        <w:hyperlink r:id="rId18" w:history="1">
+        <w:hyperlink r:id="rId17" w:history="1">
           <w:r>
             <w:rPr>
               <w:rStyle w:val="Hyperlink"/>
@@ -3671,7 +3661,14 @@
           <w:color w:val="000000"/>
           <w:sz w:val="24"/>
         </w:rPr>
-        <w:t xml:space="preserve">, </w:t>
+        <w:hyperlink r:id="rId17" w:history="1">
+          <w:r>
+            <w:rPr>
+              <w:rStyle w:val="Hyperlink"/>
+            </w:rPr>
+            <w:t xml:space="preserve">, </w:t>
+          </w:r>
+        </w:hyperlink>
       </w:r>
       <w:r>
         <w:rPr>

--- a/EXPORTS/DOCX/published/niveau2/English/Science.docx
+++ b/EXPORTS/DOCX/published/niveau2/English/Science.docx
@@ -942,7 +942,18 @@
           <w:color w:val="000000"/>
           <w:sz w:val="24"/>
         </w:rPr>
-        <w:t xml:space="preserve">and the </w:t>
+        <w:t>and the</w:t>
+      </w:r>
+      <w:r>
+        <w:rPr>
+          <w:u w:val="single" w:color="0000ff"/>
+          <w:rFonts w:ascii="Charis SIL Regular" w:hAnsi="Charis SIL Regular" w:eastAsia="Charis SIL Regular"/>
+          <w:b w:val="0"/>
+          <w:i w:val="0"/>
+          <w:color w:val="000000"/>
+          <w:sz w:val="24"/>
+        </w:rPr>
+        <w:t xml:space="preserve"> </w:t>
       </w:r>
       <w:r>
         <w:rPr>
@@ -1072,7 +1083,7 @@
           <w:sz w:val="24"/>
           <w:u w:val="single"/>
         </w:rPr>
-        <w:hyperlink r:id="rId12" w:history="1">
+        <w:hyperlink r:id="rId11" w:history="1">
           <w:r>
             <w:rPr>
               <w:rStyle w:val="Hyperlink"/>
@@ -1101,7 +1112,7 @@
           <w:sz w:val="24"/>
           <w:u w:val="single"/>
         </w:rPr>
-        <w:hyperlink r:id="rId12" w:history="1">
+        <w:hyperlink r:id="rId11" w:history="1">
           <w:r>
             <w:rPr>
               <w:rStyle w:val="Hyperlink"/>
@@ -1128,7 +1139,6 @@
           <w:i w:val="0"/>
           <w:color w:val="0000FF"/>
           <w:sz w:val="24"/>
-          <w:u w:val="single"/>
         </w:rPr>
         <w:hyperlink r:id="rId12" w:history="1">
           <w:r>
@@ -1195,7 +1205,7 @@
           <w:sz w:val="24"/>
           <w:u w:val="single"/>
         </w:rPr>
-        <w:hyperlink r:id="rId11" w:history="1">
+        <w:hyperlink r:id="rId12" w:history="1">
           <w:r>
             <w:rPr>
               <w:rStyle w:val="Hyperlink"/>
@@ -1213,7 +1223,7 @@
           <w:sz w:val="24"/>
           <w:u w:val="single"/>
         </w:rPr>
-        <w:hyperlink r:id="rId11" w:history="1">
+        <w:hyperlink r:id="rId12" w:history="1">
           <w:r>
             <w:rPr>
               <w:rStyle w:val="Hyperlink"/>
@@ -1242,7 +1252,7 @@
           <w:sz w:val="24"/>
           <w:u w:val="single"/>
         </w:rPr>
-        <w:hyperlink r:id="rId11" w:history="1">
+        <w:hyperlink r:id="rId12" w:history="1">
           <w:r>
             <w:rPr>
               <w:rStyle w:val="Hyperlink"/>
@@ -1392,7 +1402,6 @@
       </w:r>
       <w:r>
         <w:rPr>
-          <w:u w:val="single" w:color="0000ff"/>
           <w:rFonts w:ascii="Charis SIL Regular" w:hAnsi="Charis SIL Regular" w:eastAsia="Charis SIL Regular"/>
           <w:b w:val="0"/>
           <w:i w:val="0"/>
@@ -1421,7 +1430,6 @@
       </w:r>
       <w:r>
         <w:rPr>
-          <w:u w:val="single" w:color="0000ff"/>
           <w:rFonts w:ascii="Charis SIL Regular" w:hAnsi="Charis SIL Regular" w:eastAsia="Charis SIL Regular"/>
           <w:b w:val="0"/>
           <w:i w:val="0"/>
@@ -2318,7 +2326,7 @@
           <w:sz w:val="24"/>
           <w:u w:val="single"/>
         </w:rPr>
-        <w:hyperlink r:id="rId16" w:history="1">
+        <w:hyperlink r:id="rId12" w:history="1">
           <w:r>
             <w:rPr>
               <w:rStyle w:val="Hyperlink"/>
@@ -2401,7 +2409,7 @@
           <w:sz w:val="24"/>
           <w:u w:val="single"/>
         </w:rPr>
-        <w:hyperlink r:id="rId12" w:history="1">
+        <w:hyperlink r:id="rId16" w:history="1">
           <w:r>
             <w:rPr>
               <w:rStyle w:val="Hyperlink"/>
@@ -3052,7 +3060,7 @@
           <w:sz w:val="24"/>
           <w:u w:val="single"/>
         </w:rPr>
-        <w:t>Royal Zeeland Scientific Soc</w:t>
+        <w:t>Royal Zeeland Scientific So</w:t>
       </w:r>
       <w:r>
         <w:rPr>
@@ -3063,7 +3071,7 @@
           <w:sz w:val="24"/>
           <w:u w:val="single"/>
         </w:rPr>
-        <w:t>iet</w:t>
+        <w:t>c</w:t>
       </w:r>
       <w:r>
         <w:rPr>
@@ -3072,8 +3080,9 @@
           <w:i w:val="0"/>
           <w:color w:val="0000FF"/>
           <w:sz w:val="24"/>
-        </w:rPr>
-        <w:t>y</w:t>
+          <w:u w:val="single"/>
+        </w:rPr>
+        <w:t>iety</w:t>
       </w:r>
       <w:r>
         <w:br/>
@@ -3460,7 +3469,7 @@
             <w:rPr>
               <w:rStyle w:val="Hyperlink"/>
             </w:rPr>
-            <w:t>portalfile</w:t>
+            <w:t>portalfiles</w:t>
           </w:r>
         </w:hyperlink>
       </w:r>
@@ -3472,16 +3481,6 @@
           <w:color w:val="0000FF"/>
           <w:sz w:val="24"/>
           <w:u w:val="single"/>
-        </w:rPr>
-        <w:t>s</w:t>
-      </w:r>
-      <w:r>
-        <w:rPr>
-          <w:rFonts w:ascii="Charis SIL Regular" w:hAnsi="Charis SIL Regular" w:eastAsia="Charis SIL Regular"/>
-          <w:b w:val="0"/>
-          <w:i w:val="0"/>
-          <w:color w:val="0000FF"/>
-          <w:sz w:val="24"/>
         </w:rPr>
         <w:t>/</w:t>
       </w:r>
@@ -3499,9 +3498,19 @@
             <w:rPr>
               <w:rStyle w:val="Hyperlink"/>
             </w:rPr>
-            <w:t xml:space="preserve">portal/1414020/ </w:t>
+            <w:t>portal/1414020</w:t>
           </w:r>
         </w:hyperlink>
+      </w:r>
+      <w:r>
+        <w:rPr>
+          <w:rFonts w:ascii="Charis SIL Regular" w:hAnsi="Charis SIL Regular" w:eastAsia="Charis SIL Regular"/>
+          <w:b w:val="0"/>
+          <w:i w:val="0"/>
+          <w:color w:val="0000FF"/>
+          <w:sz w:val="24"/>
+        </w:rPr>
+        <w:t xml:space="preserve">/ </w:t>
       </w:r>
       <w:r>
         <w:br/>
@@ -3580,13 +3589,21 @@
       </w:r>
       <w:r>
         <w:rPr>
+          <w:u w:val="single" w:color="0000ff"/>
           <w:rFonts w:ascii="Charis SIL Regular" w:hAnsi="Charis SIL Regular" w:eastAsia="Charis SIL Regular"/>
           <w:b w:val="0"/>
           <w:i w:val="0"/>
           <w:color w:val="000000"/>
           <w:sz w:val="24"/>
         </w:rPr>
-        <w:t xml:space="preserve">, </w:t>
+        <w:hyperlink r:id="rId17" w:history="1">
+          <w:r>
+            <w:rPr>
+              <w:rStyle w:val="Hyperlink"/>
+            </w:rPr>
+            <w:t xml:space="preserve">, </w:t>
+          </w:r>
+        </w:hyperlink>
       </w:r>
       <w:r>
         <w:rPr>
@@ -3597,7 +3614,7 @@
           <w:sz w:val="24"/>
           <w:u w:val="single"/>
         </w:rPr>
-        <w:hyperlink r:id="rId18" w:history="1">
+        <w:hyperlink r:id="rId17" w:history="1">
           <w:r>
             <w:rPr>
               <w:rStyle w:val="Hyperlink"/>
@@ -3626,7 +3643,7 @@
           <w:sz w:val="24"/>
           <w:u w:val="single"/>
         </w:rPr>
-        <w:hyperlink r:id="rId18" w:history="1">
+        <w:hyperlink r:id="rId17" w:history="1">
           <w:r>
             <w:rPr>
               <w:rStyle w:val="Hyperlink"/>
@@ -3655,6 +3672,7 @@
       </w:r>
       <w:r>
         <w:rPr>
+          <w:u w:val="single" w:color="0000ff"/>
           <w:rFonts w:ascii="Charis SIL Regular" w:hAnsi="Charis SIL Regular" w:eastAsia="Charis SIL Regular"/>
           <w:b w:val="0"/>
           <w:i w:val="0"/>
@@ -3679,7 +3697,7 @@
           <w:sz w:val="24"/>
           <w:u w:val="single"/>
         </w:rPr>
-        <w:hyperlink r:id="rId19" w:history="1">
+        <w:hyperlink r:id="rId18" w:history="1">
           <w:r>
             <w:rPr>
               <w:rStyle w:val="Hyperlink"/>
@@ -3708,7 +3726,7 @@
           <w:sz w:val="24"/>
           <w:u w:val="single"/>
         </w:rPr>
-        <w:hyperlink r:id="rId19" w:history="1">
+        <w:hyperlink r:id="rId18" w:history="1">
           <w:r>
             <w:rPr>
               <w:rStyle w:val="Hyperlink"/>
@@ -3829,7 +3847,7 @@
           <w:sz w:val="24"/>
           <w:u w:val="single"/>
         </w:rPr>
-        <w:hyperlink r:id="rId20" w:history="1">
+        <w:hyperlink r:id="rId19" w:history="1">
           <w:r>
             <w:rPr>
               <w:rStyle w:val="Hyperlink"/>
@@ -3858,7 +3876,7 @@
           <w:sz w:val="24"/>
           <w:u w:val="single"/>
         </w:rPr>
-        <w:hyperlink r:id="rId20" w:history="1">
+        <w:hyperlink r:id="rId19" w:history="1">
           <w:r>
             <w:rPr>
               <w:rStyle w:val="Hyperlink"/>
@@ -3886,7 +3904,7 @@
           <w:sz w:val="24"/>
           <w:u w:val="single"/>
         </w:rPr>
-        <w:hyperlink r:id="rId21" w:history="1">
+        <w:hyperlink r:id="rId20" w:history="1">
           <w:r>
             <w:rPr>
               <w:rStyle w:val="Hyperlink"/>
@@ -3904,7 +3922,7 @@
           <w:sz w:val="24"/>
           <w:u w:val="single"/>
         </w:rPr>
-        <w:hyperlink r:id="rId21" w:history="1">
+        <w:hyperlink r:id="rId20" w:history="1">
           <w:r>
             <w:rPr>
               <w:rStyle w:val="Hyperlink"/>
@@ -3922,7 +3940,7 @@
           <w:sz w:val="24"/>
           <w:u w:val="single"/>
         </w:rPr>
-        <w:hyperlink r:id="rId21" w:history="1">
+        <w:hyperlink r:id="rId20" w:history="1">
           <w:r>
             <w:rPr>
               <w:rStyle w:val="Hyperlink"/>
@@ -4040,7 +4058,7 @@
           <w:sz w:val="24"/>
           <w:u w:val="single"/>
         </w:rPr>
-        <w:hyperlink r:id="rId22" w:history="1">
+        <w:hyperlink r:id="rId21" w:history="1">
           <w:r>
             <w:rPr>
               <w:rStyle w:val="Hyperlink"/>
@@ -4069,7 +4087,7 @@
           <w:sz w:val="24"/>
           <w:u w:val="single"/>
         </w:rPr>
-        <w:hyperlink r:id="rId22" w:history="1">
+        <w:hyperlink r:id="rId21" w:history="1">
           <w:r>
             <w:rPr>
               <w:rStyle w:val="Hyperlink"/>
@@ -4097,7 +4115,7 @@
           <w:sz w:val="24"/>
           <w:u w:val="single"/>
         </w:rPr>
-        <w:hyperlink r:id="rId23" w:history="1">
+        <w:hyperlink r:id="rId22" w:history="1">
           <w:r>
             <w:rPr>
               <w:rStyle w:val="Hyperlink"/>
@@ -4115,7 +4133,7 @@
           <w:sz w:val="24"/>
           <w:u w:val="single"/>
         </w:rPr>
-        <w:hyperlink r:id="rId23" w:history="1">
+        <w:hyperlink r:id="rId22" w:history="1">
           <w:r>
             <w:rPr>
               <w:rStyle w:val="Hyperlink"/>
@@ -4133,7 +4151,7 @@
           <w:sz w:val="24"/>
           <w:u w:val="single"/>
         </w:rPr>
-        <w:hyperlink r:id="rId23" w:history="1">
+        <w:hyperlink r:id="rId22" w:history="1">
           <w:r>
             <w:rPr>
               <w:rStyle w:val="Hyperlink"/>
@@ -4151,7 +4169,7 @@
           <w:sz w:val="24"/>
           <w:u w:val="single"/>
         </w:rPr>
-        <w:hyperlink r:id="rId23" w:history="1">
+        <w:hyperlink r:id="rId22" w:history="1">
           <w:r>
             <w:rPr>
               <w:rStyle w:val="Hyperlink"/>

--- a/EXPORTS/DOCX/published/niveau2/English/Science.docx
+++ b/EXPORTS/DOCX/published/niveau2/English/Science.docx
@@ -259,14 +259,7 @@
           <w:color w:val="000000"/>
           <w:sz w:val="24"/>
         </w:rPr>
-        <w:hyperlink r:id="rId9" w:history="1">
-          <w:r>
-            <w:rPr>
-              <w:rStyle w:val="Hyperlink"/>
-            </w:rPr>
-            <w:t>orced la</w:t>
-          </w:r>
-        </w:hyperlink>
+        <w:t>orced la</w:t>
       </w:r>
       <w:r>
         <w:rPr>
@@ -1083,7 +1076,7 @@
           <w:sz w:val="24"/>
           <w:u w:val="single"/>
         </w:rPr>
-        <w:hyperlink r:id="rId11" w:history="1">
+        <w:hyperlink r:id="rId12" w:history="1">
           <w:r>
             <w:rPr>
               <w:rStyle w:val="Hyperlink"/>
@@ -1112,7 +1105,7 @@
           <w:sz w:val="24"/>
           <w:u w:val="single"/>
         </w:rPr>
-        <w:hyperlink r:id="rId11" w:history="1">
+        <w:hyperlink r:id="rId12" w:history="1">
           <w:r>
             <w:rPr>
               <w:rStyle w:val="Hyperlink"/>
@@ -1139,6 +1132,7 @@
           <w:i w:val="0"/>
           <w:color w:val="0000FF"/>
           <w:sz w:val="24"/>
+          <w:u w:val="single"/>
         </w:rPr>
         <w:hyperlink r:id="rId12" w:history="1">
           <w:r>
@@ -1205,6 +1199,174 @@
           <w:sz w:val="24"/>
           <w:u w:val="single"/>
         </w:rPr>
+        <w:hyperlink r:id="rId11" w:history="1">
+          <w:r>
+            <w:rPr>
+              <w:rStyle w:val="Hyperlink"/>
+            </w:rPr>
+            <w:t>e</w:t>
+          </w:r>
+        </w:hyperlink>
+      </w:r>
+      <w:r>
+        <w:rPr>
+          <w:rFonts w:ascii="Charis SIL Regular" w:hAnsi="Charis SIL Regular" w:eastAsia="Charis SIL Regular"/>
+          <w:b w:val="0"/>
+          <w:i w:val="0"/>
+          <w:color w:val="0000FF"/>
+          <w:sz w:val="24"/>
+          <w:u w:val="single"/>
+        </w:rPr>
+        <w:hyperlink r:id="rId11" w:history="1">
+          <w:r>
+            <w:rPr>
+              <w:rStyle w:val="Hyperlink"/>
+            </w:rPr>
+            <w:t>n</w:t>
+          </w:r>
+        </w:hyperlink>
+      </w:r>
+      <w:r>
+        <w:rPr>
+          <w:rFonts w:ascii="Charis SIL Regular" w:hAnsi="Charis SIL Regular" w:eastAsia="Charis SIL Regular"/>
+          <w:b w:val="0"/>
+          <w:i w:val="0"/>
+          <w:color w:val="0000FF"/>
+          <w:sz w:val="24"/>
+          <w:u w:val="single"/>
+        </w:rPr>
+        <w:t xml:space="preserve"> </w:t>
+      </w:r>
+      <w:r>
+        <w:rPr>
+          <w:rFonts w:ascii="Charis SIL Regular" w:hAnsi="Charis SIL Regular" w:eastAsia="Charis SIL Regular"/>
+          <w:b w:val="0"/>
+          <w:i w:val="0"/>
+          <w:color w:val="0000FF"/>
+          <w:sz w:val="24"/>
+          <w:u w:val="single"/>
+        </w:rPr>
+        <w:hyperlink r:id="rId11" w:history="1">
+          <w:r>
+            <w:rPr>
+              <w:rStyle w:val="Hyperlink"/>
+            </w:rPr>
+            <w:t>Wetenschap</w:t>
+          </w:r>
+        </w:hyperlink>
+      </w:r>
+      <w:r>
+        <w:rPr>
+          <w:rFonts w:ascii="Charis SIL Regular" w:hAnsi="Charis SIL Regular" w:eastAsia="Charis SIL Regular"/>
+          <w:b w:val="0"/>
+          <w:i w:val="0"/>
+          <w:color w:val="0000FF"/>
+          <w:sz w:val="24"/>
+          <w:u w:val="single"/>
+        </w:rPr>
+        <w:hyperlink r:id="rId12" w:history="1">
+          <w:r>
+            <w:rPr>
+              <w:rStyle w:val="Hyperlink"/>
+            </w:rPr>
+            <w:t>pen</w:t>
+          </w:r>
+        </w:hyperlink>
+      </w:r>
+      <w:r>
+        <w:rPr>
+          <w:rFonts w:ascii="Charis SIL Regular" w:hAnsi="Charis SIL Regular" w:eastAsia="Charis SIL Regular"/>
+          <w:b w:val="0"/>
+          <w:i w:val="0"/>
+          <w:color w:val="000000"/>
+          <w:sz w:val="24"/>
+        </w:rPr>
+        <w:t xml:space="preserve"> in Indonesia. The Royal </w:t>
+      </w:r>
+      <w:r>
+        <w:rPr>
+          <w:rFonts w:ascii="Charis SIL Regular" w:hAnsi="Charis SIL Regular" w:eastAsia="Charis SIL Regular"/>
+          <w:b w:val="0"/>
+          <w:i w:val="0"/>
+          <w:color w:val="000000"/>
+          <w:sz w:val="24"/>
+        </w:rPr>
+        <w:t>Netherla</w:t>
+      </w:r>
+      <w:r>
+        <w:rPr>
+          <w:u w:val="single" w:color="0000ff"/>
+          <w:rFonts w:ascii="Charis SIL Regular" w:hAnsi="Charis SIL Regular" w:eastAsia="Charis SIL Regular"/>
+          <w:b w:val="0"/>
+          <w:i w:val="0"/>
+          <w:color w:val="000000"/>
+          <w:sz w:val="24"/>
+        </w:rPr>
+        <w:hyperlink r:id="rId12" w:history="1">
+          <w:r>
+            <w:rPr>
+              <w:rStyle w:val="Hyperlink"/>
+            </w:rPr>
+            <w:t>nds Academ</w:t>
+          </w:r>
+        </w:hyperlink>
+      </w:r>
+      <w:r>
+        <w:rPr>
+          <w:u w:val="single" w:color="0000ff"/>
+          <w:rFonts w:ascii="Charis SIL Regular" w:hAnsi="Charis SIL Regular" w:eastAsia="Charis SIL Regular"/>
+          <w:b w:val="0"/>
+          <w:i w:val="0"/>
+          <w:color w:val="000000"/>
+          <w:sz w:val="24"/>
+        </w:rPr>
+        <w:hyperlink r:id="rId12" w:history="1">
+          <w:r>
+            <w:rPr>
+              <w:rStyle w:val="Hyperlink"/>
+            </w:rPr>
+            <w:t>y of Arts and</w:t>
+          </w:r>
+        </w:hyperlink>
+      </w:r>
+      <w:r>
+        <w:rPr>
+          <w:u w:val="single" w:color="0000ff"/>
+          <w:rFonts w:ascii="Charis SIL Regular" w:hAnsi="Charis SIL Regular" w:eastAsia="Charis SIL Regular"/>
+          <w:b w:val="0"/>
+          <w:i w:val="0"/>
+          <w:color w:val="000000"/>
+          <w:sz w:val="24"/>
+        </w:rPr>
+        <w:t xml:space="preserve"> </w:t>
+      </w:r>
+      <w:r>
+        <w:rPr>
+          <w:u w:val="single" w:color="0000ff"/>
+          <w:rFonts w:ascii="Charis SIL Regular" w:hAnsi="Charis SIL Regular" w:eastAsia="Charis SIL Regular"/>
+          <w:b w:val="0"/>
+          <w:i w:val="0"/>
+          <w:color w:val="000000"/>
+          <w:sz w:val="24"/>
+        </w:rPr>
+        <w:hyperlink r:id="rId12" w:history="1">
+          <w:r>
+            <w:rPr>
+              <w:rStyle w:val="Hyperlink"/>
+            </w:rPr>
+            <w:t>Sci</w:t>
+          </w:r>
+        </w:hyperlink>
+      </w:r>
+      <w:r>
+        <w:rPr>
+          <w:u w:val="single" w:color="0000ff"/>
+          <w:rFonts w:ascii="Charis SIL Regular" w:hAnsi="Charis SIL Regular" w:eastAsia="Charis SIL Regular"/>
+          <w:b w:val="0"/>
+          <w:i w:val="0"/>
+          <w:color w:val="000000"/>
+          <w:sz w:val="24"/>
+        </w:rPr>
         <w:hyperlink r:id="rId12" w:history="1">
           <w:r>
             <w:rPr>
@@ -1216,174 +1378,6 @@
       </w:r>
       <w:r>
         <w:rPr>
-          <w:rFonts w:ascii="Charis SIL Regular" w:hAnsi="Charis SIL Regular" w:eastAsia="Charis SIL Regular"/>
-          <w:b w:val="0"/>
-          <w:i w:val="0"/>
-          <w:color w:val="0000FF"/>
-          <w:sz w:val="24"/>
-          <w:u w:val="single"/>
-        </w:rPr>
-        <w:hyperlink r:id="rId12" w:history="1">
-          <w:r>
-            <w:rPr>
-              <w:rStyle w:val="Hyperlink"/>
-            </w:rPr>
-            <w:t>n</w:t>
-          </w:r>
-        </w:hyperlink>
-      </w:r>
-      <w:r>
-        <w:rPr>
-          <w:rFonts w:ascii="Charis SIL Regular" w:hAnsi="Charis SIL Regular" w:eastAsia="Charis SIL Regular"/>
-          <w:b w:val="0"/>
-          <w:i w:val="0"/>
-          <w:color w:val="0000FF"/>
-          <w:sz w:val="24"/>
-          <w:u w:val="single"/>
-        </w:rPr>
-        <w:t xml:space="preserve"> </w:t>
-      </w:r>
-      <w:r>
-        <w:rPr>
-          <w:rFonts w:ascii="Charis SIL Regular" w:hAnsi="Charis SIL Regular" w:eastAsia="Charis SIL Regular"/>
-          <w:b w:val="0"/>
-          <w:i w:val="0"/>
-          <w:color w:val="0000FF"/>
-          <w:sz w:val="24"/>
-          <w:u w:val="single"/>
-        </w:rPr>
-        <w:hyperlink r:id="rId12" w:history="1">
-          <w:r>
-            <w:rPr>
-              <w:rStyle w:val="Hyperlink"/>
-            </w:rPr>
-            <w:t>Wetenschap</w:t>
-          </w:r>
-        </w:hyperlink>
-      </w:r>
-      <w:r>
-        <w:rPr>
-          <w:rFonts w:ascii="Charis SIL Regular" w:hAnsi="Charis SIL Regular" w:eastAsia="Charis SIL Regular"/>
-          <w:b w:val="0"/>
-          <w:i w:val="0"/>
-          <w:color w:val="0000FF"/>
-          <w:sz w:val="24"/>
-          <w:u w:val="single"/>
-        </w:rPr>
-        <w:hyperlink r:id="rId12" w:history="1">
-          <w:r>
-            <w:rPr>
-              <w:rStyle w:val="Hyperlink"/>
-            </w:rPr>
-            <w:t>pen</w:t>
-          </w:r>
-        </w:hyperlink>
-      </w:r>
-      <w:r>
-        <w:rPr>
-          <w:rFonts w:ascii="Charis SIL Regular" w:hAnsi="Charis SIL Regular" w:eastAsia="Charis SIL Regular"/>
-          <w:b w:val="0"/>
-          <w:i w:val="0"/>
-          <w:color w:val="000000"/>
-          <w:sz w:val="24"/>
-        </w:rPr>
-        <w:t xml:space="preserve"> in Indonesia. The Royal </w:t>
-      </w:r>
-      <w:r>
-        <w:rPr>
-          <w:rFonts w:ascii="Charis SIL Regular" w:hAnsi="Charis SIL Regular" w:eastAsia="Charis SIL Regular"/>
-          <w:b w:val="0"/>
-          <w:i w:val="0"/>
-          <w:color w:val="000000"/>
-          <w:sz w:val="24"/>
-        </w:rPr>
-        <w:t>Netherla</w:t>
-      </w:r>
-      <w:r>
-        <w:rPr>
-          <w:u w:val="single" w:color="0000ff"/>
-          <w:rFonts w:ascii="Charis SIL Regular" w:hAnsi="Charis SIL Regular" w:eastAsia="Charis SIL Regular"/>
-          <w:b w:val="0"/>
-          <w:i w:val="0"/>
-          <w:color w:val="000000"/>
-          <w:sz w:val="24"/>
-        </w:rPr>
-        <w:hyperlink r:id="rId12" w:history="1">
-          <w:r>
-            <w:rPr>
-              <w:rStyle w:val="Hyperlink"/>
-            </w:rPr>
-            <w:t>nds Academ</w:t>
-          </w:r>
-        </w:hyperlink>
-      </w:r>
-      <w:r>
-        <w:rPr>
-          <w:u w:val="single" w:color="0000ff"/>
-          <w:rFonts w:ascii="Charis SIL Regular" w:hAnsi="Charis SIL Regular" w:eastAsia="Charis SIL Regular"/>
-          <w:b w:val="0"/>
-          <w:i w:val="0"/>
-          <w:color w:val="000000"/>
-          <w:sz w:val="24"/>
-        </w:rPr>
-        <w:hyperlink r:id="rId12" w:history="1">
-          <w:r>
-            <w:rPr>
-              <w:rStyle w:val="Hyperlink"/>
-            </w:rPr>
-            <w:t>y of Arts and</w:t>
-          </w:r>
-        </w:hyperlink>
-      </w:r>
-      <w:r>
-        <w:rPr>
-          <w:u w:val="single" w:color="0000ff"/>
-          <w:rFonts w:ascii="Charis SIL Regular" w:hAnsi="Charis SIL Regular" w:eastAsia="Charis SIL Regular"/>
-          <w:b w:val="0"/>
-          <w:i w:val="0"/>
-          <w:color w:val="000000"/>
-          <w:sz w:val="24"/>
-        </w:rPr>
-        <w:t xml:space="preserve"> </w:t>
-      </w:r>
-      <w:r>
-        <w:rPr>
-          <w:u w:val="single" w:color="0000ff"/>
-          <w:rFonts w:ascii="Charis SIL Regular" w:hAnsi="Charis SIL Regular" w:eastAsia="Charis SIL Regular"/>
-          <w:b w:val="0"/>
-          <w:i w:val="0"/>
-          <w:color w:val="000000"/>
-          <w:sz w:val="24"/>
-        </w:rPr>
-        <w:hyperlink r:id="rId12" w:history="1">
-          <w:r>
-            <w:rPr>
-              <w:rStyle w:val="Hyperlink"/>
-            </w:rPr>
-            <w:t>Sci</w:t>
-          </w:r>
-        </w:hyperlink>
-      </w:r>
-      <w:r>
-        <w:rPr>
-          <w:u w:val="single" w:color="0000ff"/>
-          <w:rFonts w:ascii="Charis SIL Regular" w:hAnsi="Charis SIL Regular" w:eastAsia="Charis SIL Regular"/>
-          <w:b w:val="0"/>
-          <w:i w:val="0"/>
-          <w:color w:val="000000"/>
-          <w:sz w:val="24"/>
-        </w:rPr>
-        <w:hyperlink r:id="rId12" w:history="1">
-          <w:r>
-            <w:rPr>
-              <w:rStyle w:val="Hyperlink"/>
-            </w:rPr>
-            <w:t>e</w:t>
-          </w:r>
-        </w:hyperlink>
-      </w:r>
-      <w:r>
-        <w:rPr>
           <w:u w:val="single" w:color="0000ff"/>
           <w:rFonts w:ascii="Charis SIL Regular" w:hAnsi="Charis SIL Regular" w:eastAsia="Charis SIL Regular"/>
           <w:b w:val="0"/>
@@ -1402,6 +1396,7 @@
       </w:r>
       <w:r>
         <w:rPr>
+          <w:u w:val="single" w:color="0000ff"/>
           <w:rFonts w:ascii="Charis SIL Regular" w:hAnsi="Charis SIL Regular" w:eastAsia="Charis SIL Regular"/>
           <w:b w:val="0"/>
           <w:i w:val="0"/>
@@ -1430,6 +1425,7 @@
       </w:r>
       <w:r>
         <w:rPr>
+          <w:u w:val="single" w:color="0000ff"/>
           <w:rFonts w:ascii="Charis SIL Regular" w:hAnsi="Charis SIL Regular" w:eastAsia="Charis SIL Regular"/>
           <w:b w:val="0"/>
           <w:i w:val="0"/>
@@ -2326,7 +2322,7 @@
           <w:sz w:val="24"/>
           <w:u w:val="single"/>
         </w:rPr>
-        <w:hyperlink r:id="rId12" w:history="1">
+        <w:hyperlink r:id="rId16" w:history="1">
           <w:r>
             <w:rPr>
               <w:rStyle w:val="Hyperlink"/>
@@ -2409,7 +2405,7 @@
           <w:sz w:val="24"/>
           <w:u w:val="single"/>
         </w:rPr>
-        <w:hyperlink r:id="rId16" w:history="1">
+        <w:hyperlink r:id="rId12" w:history="1">
           <w:r>
             <w:rPr>
               <w:rStyle w:val="Hyperlink"/>
@@ -3060,7 +3056,7 @@
           <w:sz w:val="24"/>
           <w:u w:val="single"/>
         </w:rPr>
-        <w:t>Royal Zeeland Scientific So</w:t>
+        <w:t>Royal Zeeland Scientific Soc</w:t>
       </w:r>
       <w:r>
         <w:rPr>
@@ -3071,7 +3067,7 @@
           <w:sz w:val="24"/>
           <w:u w:val="single"/>
         </w:rPr>
-        <w:t>c</w:t>
+        <w:t>iet</w:t>
       </w:r>
       <w:r>
         <w:rPr>
@@ -3080,9 +3076,8 @@
           <w:i w:val="0"/>
           <w:color w:val="0000FF"/>
           <w:sz w:val="24"/>
-          <w:u w:val="single"/>
-        </w:rPr>
-        <w:t>iety</w:t>
+        </w:rPr>
+        <w:t>y</w:t>
       </w:r>
       <w:r>
         <w:br/>

--- a/EXPORTS/DOCX/published/niveau2/English/Science.docx
+++ b/EXPORTS/DOCX/published/niveau2/English/Science.docx
@@ -259,7 +259,14 @@
           <w:color w:val="000000"/>
           <w:sz w:val="24"/>
         </w:rPr>
-        <w:t>orced la</w:t>
+        <w:hyperlink r:id="rId9" w:history="1">
+          <w:r>
+            <w:rPr>
+              <w:rStyle w:val="Hyperlink"/>
+            </w:rPr>
+            <w:t>orced la</w:t>
+          </w:r>
+        </w:hyperlink>
       </w:r>
       <w:r>
         <w:rPr>
@@ -935,18 +942,7 @@
           <w:color w:val="000000"/>
           <w:sz w:val="24"/>
         </w:rPr>
-        <w:t>and the</w:t>
-      </w:r>
-      <w:r>
-        <w:rPr>
-          <w:u w:val="single" w:color="0000ff"/>
-          <w:rFonts w:ascii="Charis SIL Regular" w:hAnsi="Charis SIL Regular" w:eastAsia="Charis SIL Regular"/>
-          <w:b w:val="0"/>
-          <w:i w:val="0"/>
-          <w:color w:val="000000"/>
-          <w:sz w:val="24"/>
-        </w:rPr>
-        <w:t xml:space="preserve"> </w:t>
+        <w:t xml:space="preserve">and the </w:t>
       </w:r>
       <w:r>
         <w:rPr>
@@ -1022,7 +1018,7 @@
           <w:sz w:val="24"/>
           <w:u w:val="single"/>
         </w:rPr>
-        <w:hyperlink r:id="rId12" w:history="1">
+        <w:hyperlink r:id="rId11" w:history="1">
           <w:r>
             <w:rPr>
               <w:rStyle w:val="Hyperlink"/>
@@ -1040,7 +1036,7 @@
           <w:sz w:val="24"/>
           <w:u w:val="single"/>
         </w:rPr>
-        <w:hyperlink r:id="rId12" w:history="1">
+        <w:hyperlink r:id="rId11" w:history="1">
           <w:r>
             <w:rPr>
               <w:rStyle w:val="Hyperlink"/>
@@ -1105,7 +1101,7 @@
           <w:sz w:val="24"/>
           <w:u w:val="single"/>
         </w:rPr>
-        <w:hyperlink r:id="rId12" w:history="1">
+        <w:hyperlink r:id="rId11" w:history="1">
           <w:r>
             <w:rPr>
               <w:rStyle w:val="Hyperlink"/>
@@ -1132,16 +1128,8 @@
           <w:i w:val="0"/>
           <w:color w:val="0000FF"/>
           <w:sz w:val="24"/>
-          <w:u w:val="single"/>
-        </w:rPr>
-        <w:hyperlink r:id="rId12" w:history="1">
-          <w:r>
-            <w:rPr>
-              <w:rStyle w:val="Hyperlink"/>
-            </w:rPr>
-            <w:t>K</w:t>
-          </w:r>
-        </w:hyperlink>
+        </w:rPr>
+        <w:t>K</w:t>
       </w:r>
       <w:r>
         <w:rPr>
@@ -1152,7 +1140,7 @@
           <w:sz w:val="24"/>
           <w:u w:val="single"/>
         </w:rPr>
-        <w:hyperlink r:id="rId12" w:history="1">
+        <w:hyperlink r:id="rId11" w:history="1">
           <w:r>
             <w:rPr>
               <w:rStyle w:val="Hyperlink"/>
@@ -1168,16 +1156,8 @@
           <w:i w:val="0"/>
           <w:color w:val="0000FF"/>
           <w:sz w:val="24"/>
-          <w:u w:val="single"/>
-        </w:rPr>
-        <w:hyperlink r:id="rId12" w:history="1">
-          <w:r>
-            <w:rPr>
-              <w:rStyle w:val="Hyperlink"/>
-            </w:rPr>
-            <w:t>n</w:t>
-          </w:r>
-        </w:hyperlink>
+        </w:rPr>
+        <w:t>n en</w:t>
       </w:r>
       <w:r>
         <w:rPr>
@@ -1199,54 +1179,7 @@
           <w:sz w:val="24"/>
           <w:u w:val="single"/>
         </w:rPr>
-        <w:hyperlink r:id="rId11" w:history="1">
-          <w:r>
-            <w:rPr>
-              <w:rStyle w:val="Hyperlink"/>
-            </w:rPr>
-            <w:t>e</w:t>
-          </w:r>
-        </w:hyperlink>
-      </w:r>
-      <w:r>
-        <w:rPr>
-          <w:rFonts w:ascii="Charis SIL Regular" w:hAnsi="Charis SIL Regular" w:eastAsia="Charis SIL Regular"/>
-          <w:b w:val="0"/>
-          <w:i w:val="0"/>
-          <w:color w:val="0000FF"/>
-          <w:sz w:val="24"/>
-          <w:u w:val="single"/>
-        </w:rPr>
-        <w:hyperlink r:id="rId11" w:history="1">
-          <w:r>
-            <w:rPr>
-              <w:rStyle w:val="Hyperlink"/>
-            </w:rPr>
-            <w:t>n</w:t>
-          </w:r>
-        </w:hyperlink>
-      </w:r>
-      <w:r>
-        <w:rPr>
-          <w:rFonts w:ascii="Charis SIL Regular" w:hAnsi="Charis SIL Regular" w:eastAsia="Charis SIL Regular"/>
-          <w:b w:val="0"/>
-          <w:i w:val="0"/>
-          <w:color w:val="0000FF"/>
-          <w:sz w:val="24"/>
-          <w:u w:val="single"/>
-        </w:rPr>
-        <w:t xml:space="preserve"> </w:t>
-      </w:r>
-      <w:r>
-        <w:rPr>
-          <w:rFonts w:ascii="Charis SIL Regular" w:hAnsi="Charis SIL Regular" w:eastAsia="Charis SIL Regular"/>
-          <w:b w:val="0"/>
-          <w:i w:val="0"/>
-          <w:color w:val="0000FF"/>
-          <w:sz w:val="24"/>
-          <w:u w:val="single"/>
-        </w:rPr>
-        <w:hyperlink r:id="rId11" w:history="1">
+        <w:hyperlink r:id="rId12" w:history="1">
           <w:r>
             <w:rPr>
               <w:rStyle w:val="Hyperlink"/>
@@ -1378,61 +1311,13 @@
       </w:r>
       <w:r>
         <w:rPr>
-          <w:u w:val="single" w:color="0000ff"/>
           <w:rFonts w:ascii="Charis SIL Regular" w:hAnsi="Charis SIL Regular" w:eastAsia="Charis SIL Regular"/>
           <w:b w:val="0"/>
           <w:i w:val="0"/>
           <w:color w:val="000000"/>
           <w:sz w:val="24"/>
         </w:rPr>
-        <w:hyperlink r:id="rId12" w:history="1">
-          <w:r>
-            <w:rPr>
-              <w:rStyle w:val="Hyperlink"/>
-            </w:rPr>
-            <w:t>nces (K</w:t>
-          </w:r>
-        </w:hyperlink>
-      </w:r>
-      <w:r>
-        <w:rPr>
-          <w:u w:val="single" w:color="0000ff"/>
-          <w:rFonts w:ascii="Charis SIL Regular" w:hAnsi="Charis SIL Regular" w:eastAsia="Charis SIL Regular"/>
-          <w:b w:val="0"/>
-          <w:i w:val="0"/>
-          <w:color w:val="000000"/>
-          <w:sz w:val="24"/>
-        </w:rPr>
-        <w:t>N</w:t>
-      </w:r>
-      <w:r>
-        <w:rPr>
-          <w:u w:val="single" w:color="0000ff"/>
-          <w:rFonts w:ascii="Charis SIL Regular" w:hAnsi="Charis SIL Regular" w:eastAsia="Charis SIL Regular"/>
-          <w:b w:val="0"/>
-          <w:i w:val="0"/>
-          <w:color w:val="000000"/>
-          <w:sz w:val="24"/>
-        </w:rPr>
-        <w:hyperlink r:id="rId12" w:history="1">
-          <w:r>
-            <w:rPr>
-              <w:rStyle w:val="Hyperlink"/>
-            </w:rPr>
-            <w:t>A</w:t>
-          </w:r>
-        </w:hyperlink>
-      </w:r>
-      <w:r>
-        <w:rPr>
-          <w:u w:val="single" w:color="0000ff"/>
-          <w:rFonts w:ascii="Charis SIL Regular" w:hAnsi="Charis SIL Regular" w:eastAsia="Charis SIL Regular"/>
-          <w:b w:val="0"/>
-          <w:i w:val="0"/>
-          <w:color w:val="000000"/>
-          <w:sz w:val="24"/>
-        </w:rPr>
-        <w:t>W</w:t>
+        <w:t>nces (KNAW</w:t>
       </w:r>
       <w:r>
         <w:rPr>
@@ -2322,7 +2207,7 @@
           <w:sz w:val="24"/>
           <w:u w:val="single"/>
         </w:rPr>
-        <w:hyperlink r:id="rId16" w:history="1">
+        <w:hyperlink r:id="rId12" w:history="1">
           <w:r>
             <w:rPr>
               <w:rStyle w:val="Hyperlink"/>
@@ -2405,7 +2290,7 @@
           <w:sz w:val="24"/>
           <w:u w:val="single"/>
         </w:rPr>
-        <w:hyperlink r:id="rId12" w:history="1">
+        <w:hyperlink r:id="rId16" w:history="1">
           <w:r>
             <w:rPr>
               <w:rStyle w:val="Hyperlink"/>
@@ -3464,7 +3349,24 @@
             <w:rPr>
               <w:rStyle w:val="Hyperlink"/>
             </w:rPr>
-            <w:t>portalfiles</w:t>
+            <w:t>portalfile</w:t>
+          </w:r>
+        </w:hyperlink>
+      </w:r>
+      <w:r>
+        <w:rPr>
+          <w:rFonts w:ascii="Charis SIL Regular" w:hAnsi="Charis SIL Regular" w:eastAsia="Charis SIL Regular"/>
+          <w:b w:val="0"/>
+          <w:i w:val="0"/>
+          <w:color w:val="0000FF"/>
+          <w:sz w:val="24"/>
+        </w:rPr>
+        <w:hyperlink r:id="rId17" w:history="1">
+          <w:r>
+            <w:rPr>
+              <w:rStyle w:val="Hyperlink"/>
+            </w:rPr>
+            <w:t>s</w:t>
           </w:r>
         </w:hyperlink>
       </w:r>
@@ -3493,19 +3395,9 @@
             <w:rPr>
               <w:rStyle w:val="Hyperlink"/>
             </w:rPr>
-            <w:t>portal/1414020</w:t>
+            <w:t xml:space="preserve">portal/1414020/ </w:t>
           </w:r>
         </w:hyperlink>
-      </w:r>
-      <w:r>
-        <w:rPr>
-          <w:rFonts w:ascii="Charis SIL Regular" w:hAnsi="Charis SIL Regular" w:eastAsia="Charis SIL Regular"/>
-          <w:b w:val="0"/>
-          <w:i w:val="0"/>
-          <w:color w:val="0000FF"/>
-          <w:sz w:val="24"/>
-        </w:rPr>
-        <w:t xml:space="preserve">/ </w:t>
       </w:r>
       <w:r>
         <w:br/>
@@ -3584,7 +3476,6 @@
       </w:r>
       <w:r>
         <w:rPr>
-          <w:u w:val="single" w:color="0000ff"/>
           <w:rFonts w:ascii="Charis SIL Regular" w:hAnsi="Charis SIL Regular" w:eastAsia="Charis SIL Regular"/>
           <w:b w:val="0"/>
           <w:i w:val="0"/>

--- a/EXPORTS/DOCX/published/niveau2/English/Science.docx
+++ b/EXPORTS/DOCX/published/niveau2/English/Science.docx
@@ -942,7 +942,17 @@
           <w:color w:val="000000"/>
           <w:sz w:val="24"/>
         </w:rPr>
-        <w:t xml:space="preserve">and the </w:t>
+        <w:t>and the</w:t>
+      </w:r>
+      <w:r>
+        <w:rPr>
+          <w:rFonts w:ascii="Charis SIL Regular" w:hAnsi="Charis SIL Regular" w:eastAsia="Charis SIL Regular"/>
+          <w:b w:val="0"/>
+          <w:i w:val="0"/>
+          <w:color w:val="000000"/>
+          <w:sz w:val="24"/>
+        </w:rPr>
+        <w:t xml:space="preserve"> </w:t>
       </w:r>
       <w:r>
         <w:rPr>
@@ -1018,7 +1028,7 @@
           <w:sz w:val="24"/>
           <w:u w:val="single"/>
         </w:rPr>
-        <w:hyperlink r:id="rId11" w:history="1">
+        <w:hyperlink r:id="rId12" w:history="1">
           <w:r>
             <w:rPr>
               <w:rStyle w:val="Hyperlink"/>
@@ -1036,7 +1046,7 @@
           <w:sz w:val="24"/>
           <w:u w:val="single"/>
         </w:rPr>
-        <w:hyperlink r:id="rId11" w:history="1">
+        <w:hyperlink r:id="rId12" w:history="1">
           <w:r>
             <w:rPr>
               <w:rStyle w:val="Hyperlink"/>
@@ -1101,7 +1111,7 @@
           <w:sz w:val="24"/>
           <w:u w:val="single"/>
         </w:rPr>
-        <w:hyperlink r:id="rId11" w:history="1">
+        <w:hyperlink r:id="rId12" w:history="1">
           <w:r>
             <w:rPr>
               <w:rStyle w:val="Hyperlink"/>
@@ -1128,8 +1138,16 @@
           <w:i w:val="0"/>
           <w:color w:val="0000FF"/>
           <w:sz w:val="24"/>
-        </w:rPr>
-        <w:t>K</w:t>
+          <w:u w:val="single"/>
+        </w:rPr>
+        <w:hyperlink r:id="rId12" w:history="1">
+          <w:r>
+            <w:rPr>
+              <w:rStyle w:val="Hyperlink"/>
+            </w:rPr>
+            <w:t>K</w:t>
+          </w:r>
+        </w:hyperlink>
       </w:r>
       <w:r>
         <w:rPr>
@@ -1140,7 +1158,7 @@
           <w:sz w:val="24"/>
           <w:u w:val="single"/>
         </w:rPr>
-        <w:hyperlink r:id="rId11" w:history="1">
+        <w:hyperlink r:id="rId12" w:history="1">
           <w:r>
             <w:rPr>
               <w:rStyle w:val="Hyperlink"/>
@@ -1156,8 +1174,63 @@
           <w:i w:val="0"/>
           <w:color w:val="0000FF"/>
           <w:sz w:val="24"/>
-        </w:rPr>
-        <w:t>n en</w:t>
+          <w:u w:val="single"/>
+        </w:rPr>
+        <w:hyperlink r:id="rId11" w:history="1">
+          <w:r>
+            <w:rPr>
+              <w:rStyle w:val="Hyperlink"/>
+            </w:rPr>
+            <w:t>n</w:t>
+          </w:r>
+        </w:hyperlink>
+      </w:r>
+      <w:r>
+        <w:rPr>
+          <w:rFonts w:ascii="Charis SIL Regular" w:hAnsi="Charis SIL Regular" w:eastAsia="Charis SIL Regular"/>
+          <w:b w:val="0"/>
+          <w:i w:val="0"/>
+          <w:color w:val="0000FF"/>
+          <w:sz w:val="24"/>
+          <w:u w:val="single"/>
+        </w:rPr>
+        <w:t xml:space="preserve"> </w:t>
+      </w:r>
+      <w:r>
+        <w:rPr>
+          <w:rFonts w:ascii="Charis SIL Regular" w:hAnsi="Charis SIL Regular" w:eastAsia="Charis SIL Regular"/>
+          <w:b w:val="0"/>
+          <w:i w:val="0"/>
+          <w:color w:val="0000FF"/>
+          <w:sz w:val="24"/>
+          <w:u w:val="single"/>
+        </w:rPr>
+        <w:hyperlink r:id="rId11" w:history="1">
+          <w:r>
+            <w:rPr>
+              <w:rStyle w:val="Hyperlink"/>
+            </w:rPr>
+            <w:t>e</w:t>
+          </w:r>
+        </w:hyperlink>
+      </w:r>
+      <w:r>
+        <w:rPr>
+          <w:rFonts w:ascii="Charis SIL Regular" w:hAnsi="Charis SIL Regular" w:eastAsia="Charis SIL Regular"/>
+          <w:b w:val="0"/>
+          <w:i w:val="0"/>
+          <w:color w:val="0000FF"/>
+          <w:sz w:val="24"/>
+          <w:u w:val="single"/>
+        </w:rPr>
+        <w:hyperlink r:id="rId11" w:history="1">
+          <w:r>
+            <w:rPr>
+              <w:rStyle w:val="Hyperlink"/>
+            </w:rPr>
+            <w:t>n</w:t>
+          </w:r>
+        </w:hyperlink>
       </w:r>
       <w:r>
         <w:rPr>
@@ -1224,100 +1297,7 @@
           <w:color w:val="000000"/>
           <w:sz w:val="24"/>
         </w:rPr>
-        <w:t>Netherla</w:t>
-      </w:r>
-      <w:r>
-        <w:rPr>
-          <w:u w:val="single" w:color="0000ff"/>
-          <w:rFonts w:ascii="Charis SIL Regular" w:hAnsi="Charis SIL Regular" w:eastAsia="Charis SIL Regular"/>
-          <w:b w:val="0"/>
-          <w:i w:val="0"/>
-          <w:color w:val="000000"/>
-          <w:sz w:val="24"/>
-        </w:rPr>
-        <w:hyperlink r:id="rId12" w:history="1">
-          <w:r>
-            <w:rPr>
-              <w:rStyle w:val="Hyperlink"/>
-            </w:rPr>
-            <w:t>nds Academ</w:t>
-          </w:r>
-        </w:hyperlink>
-      </w:r>
-      <w:r>
-        <w:rPr>
-          <w:u w:val="single" w:color="0000ff"/>
-          <w:rFonts w:ascii="Charis SIL Regular" w:hAnsi="Charis SIL Regular" w:eastAsia="Charis SIL Regular"/>
-          <w:b w:val="0"/>
-          <w:i w:val="0"/>
-          <w:color w:val="000000"/>
-          <w:sz w:val="24"/>
-        </w:rPr>
-        <w:hyperlink r:id="rId12" w:history="1">
-          <w:r>
-            <w:rPr>
-              <w:rStyle w:val="Hyperlink"/>
-            </w:rPr>
-            <w:t>y of Arts and</w:t>
-          </w:r>
-        </w:hyperlink>
-      </w:r>
-      <w:r>
-        <w:rPr>
-          <w:u w:val="single" w:color="0000ff"/>
-          <w:rFonts w:ascii="Charis SIL Regular" w:hAnsi="Charis SIL Regular" w:eastAsia="Charis SIL Regular"/>
-          <w:b w:val="0"/>
-          <w:i w:val="0"/>
-          <w:color w:val="000000"/>
-          <w:sz w:val="24"/>
-        </w:rPr>
-        <w:t xml:space="preserve"> </w:t>
-      </w:r>
-      <w:r>
-        <w:rPr>
-          <w:u w:val="single" w:color="0000ff"/>
-          <w:rFonts w:ascii="Charis SIL Regular" w:hAnsi="Charis SIL Regular" w:eastAsia="Charis SIL Regular"/>
-          <w:b w:val="0"/>
-          <w:i w:val="0"/>
-          <w:color w:val="000000"/>
-          <w:sz w:val="24"/>
-        </w:rPr>
-        <w:hyperlink r:id="rId12" w:history="1">
-          <w:r>
-            <w:rPr>
-              <w:rStyle w:val="Hyperlink"/>
-            </w:rPr>
-            <w:t>Sci</w:t>
-          </w:r>
-        </w:hyperlink>
-      </w:r>
-      <w:r>
-        <w:rPr>
-          <w:u w:val="single" w:color="0000ff"/>
-          <w:rFonts w:ascii="Charis SIL Regular" w:hAnsi="Charis SIL Regular" w:eastAsia="Charis SIL Regular"/>
-          <w:b w:val="0"/>
-          <w:i w:val="0"/>
-          <w:color w:val="000000"/>
-          <w:sz w:val="24"/>
-        </w:rPr>
-        <w:hyperlink r:id="rId12" w:history="1">
-          <w:r>
-            <w:rPr>
-              <w:rStyle w:val="Hyperlink"/>
-            </w:rPr>
-            <w:t>e</w:t>
-          </w:r>
-        </w:hyperlink>
-      </w:r>
-      <w:r>
-        <w:rPr>
-          <w:rFonts w:ascii="Charis SIL Regular" w:hAnsi="Charis SIL Regular" w:eastAsia="Charis SIL Regular"/>
-          <w:b w:val="0"/>
-          <w:i w:val="0"/>
-          <w:color w:val="000000"/>
-          <w:sz w:val="24"/>
-        </w:rPr>
-        <w:t>nces (KNAW</w:t>
+        <w:t>Netherlands Academy of Arts and Sciences (KNAW</w:t>
       </w:r>
       <w:r>
         <w:rPr>
@@ -2290,7 +2270,7 @@
           <w:sz w:val="24"/>
           <w:u w:val="single"/>
         </w:rPr>
-        <w:hyperlink r:id="rId16" w:history="1">
+        <w:hyperlink r:id="rId12" w:history="1">
           <w:r>
             <w:rPr>
               <w:rStyle w:val="Hyperlink"/>
@@ -2941,7 +2921,7 @@
           <w:sz w:val="24"/>
           <w:u w:val="single"/>
         </w:rPr>
-        <w:t>Royal Zeeland Scientific Soc</w:t>
+        <w:t>Royal Zeeland Scientific So</w:t>
       </w:r>
       <w:r>
         <w:rPr>
@@ -2952,7 +2932,7 @@
           <w:sz w:val="24"/>
           <w:u w:val="single"/>
         </w:rPr>
-        <w:t>iet</w:t>
+        <w:t>c</w:t>
       </w:r>
       <w:r>
         <w:rPr>
@@ -2961,8 +2941,9 @@
           <w:i w:val="0"/>
           <w:color w:val="0000FF"/>
           <w:sz w:val="24"/>
-        </w:rPr>
-        <w:t>y</w:t>
+          <w:u w:val="single"/>
+        </w:rPr>
+        <w:t>iety</w:t>
       </w:r>
       <w:r>
         <w:br/>
@@ -3377,7 +3358,6 @@
           <w:i w:val="0"/>
           <w:color w:val="0000FF"/>
           <w:sz w:val="24"/>
-          <w:u w:val="single"/>
         </w:rPr>
         <w:t>/</w:t>
       </w:r>
@@ -3482,14 +3462,7 @@
           <w:color w:val="000000"/>
           <w:sz w:val="24"/>
         </w:rPr>
-        <w:hyperlink r:id="rId17" w:history="1">
-          <w:r>
-            <w:rPr>
-              <w:rStyle w:val="Hyperlink"/>
-            </w:rPr>
-            <w:t xml:space="preserve">, </w:t>
-          </w:r>
-        </w:hyperlink>
+        <w:t xml:space="preserve">, </w:t>
       </w:r>
       <w:r>
         <w:rPr>
@@ -3500,7 +3473,7 @@
           <w:sz w:val="24"/>
           <w:u w:val="single"/>
         </w:rPr>
-        <w:hyperlink r:id="rId17" w:history="1">
+        <w:hyperlink r:id="rId18" w:history="1">
           <w:r>
             <w:rPr>
               <w:rStyle w:val="Hyperlink"/>
@@ -3529,7 +3502,7 @@
           <w:sz w:val="24"/>
           <w:u w:val="single"/>
         </w:rPr>
-        <w:hyperlink r:id="rId17" w:history="1">
+        <w:hyperlink r:id="rId18" w:history="1">
           <w:r>
             <w:rPr>
               <w:rStyle w:val="Hyperlink"/>
@@ -3547,7 +3520,7 @@
           <w:sz w:val="24"/>
           <w:u w:val="single"/>
         </w:rPr>
-        <w:hyperlink r:id="rId17" w:history="1">
+        <w:hyperlink r:id="rId18" w:history="1">
           <w:r>
             <w:rPr>
               <w:rStyle w:val="Hyperlink"/>
@@ -3558,21 +3531,13 @@
       </w:r>
       <w:r>
         <w:rPr>
-          <w:u w:val="single" w:color="0000ff"/>
           <w:rFonts w:ascii="Charis SIL Regular" w:hAnsi="Charis SIL Regular" w:eastAsia="Charis SIL Regular"/>
           <w:b w:val="0"/>
           <w:i w:val="0"/>
           <w:color w:val="000000"/>
           <w:sz w:val="24"/>
         </w:rPr>
-        <w:hyperlink r:id="rId17" w:history="1">
-          <w:r>
-            <w:rPr>
-              <w:rStyle w:val="Hyperlink"/>
-            </w:rPr>
-            <w:t xml:space="preserve">, </w:t>
-          </w:r>
-        </w:hyperlink>
+        <w:t xml:space="preserve">, </w:t>
       </w:r>
       <w:r>
         <w:rPr>
@@ -3583,7 +3548,7 @@
           <w:sz w:val="24"/>
           <w:u w:val="single"/>
         </w:rPr>
-        <w:hyperlink r:id="rId18" w:history="1">
+        <w:hyperlink r:id="rId19" w:history="1">
           <w:r>
             <w:rPr>
               <w:rStyle w:val="Hyperlink"/>
@@ -3612,7 +3577,7 @@
           <w:sz w:val="24"/>
           <w:u w:val="single"/>
         </w:rPr>
-        <w:hyperlink r:id="rId18" w:history="1">
+        <w:hyperlink r:id="rId19" w:history="1">
           <w:r>
             <w:rPr>
               <w:rStyle w:val="Hyperlink"/>
@@ -3733,7 +3698,7 @@
           <w:sz w:val="24"/>
           <w:u w:val="single"/>
         </w:rPr>
-        <w:hyperlink r:id="rId19" w:history="1">
+        <w:hyperlink r:id="rId20" w:history="1">
           <w:r>
             <w:rPr>
               <w:rStyle w:val="Hyperlink"/>
@@ -3762,7 +3727,7 @@
           <w:sz w:val="24"/>
           <w:u w:val="single"/>
         </w:rPr>
-        <w:hyperlink r:id="rId19" w:history="1">
+        <w:hyperlink r:id="rId20" w:history="1">
           <w:r>
             <w:rPr>
               <w:rStyle w:val="Hyperlink"/>
@@ -3790,7 +3755,7 @@
           <w:sz w:val="24"/>
           <w:u w:val="single"/>
         </w:rPr>
-        <w:hyperlink r:id="rId20" w:history="1">
+        <w:hyperlink r:id="rId21" w:history="1">
           <w:r>
             <w:rPr>
               <w:rStyle w:val="Hyperlink"/>
@@ -3808,7 +3773,7 @@
           <w:sz w:val="24"/>
           <w:u w:val="single"/>
         </w:rPr>
-        <w:hyperlink r:id="rId20" w:history="1">
+        <w:hyperlink r:id="rId21" w:history="1">
           <w:r>
             <w:rPr>
               <w:rStyle w:val="Hyperlink"/>
@@ -3826,7 +3791,7 @@
           <w:sz w:val="24"/>
           <w:u w:val="single"/>
         </w:rPr>
-        <w:hyperlink r:id="rId20" w:history="1">
+        <w:hyperlink r:id="rId21" w:history="1">
           <w:r>
             <w:rPr>
               <w:rStyle w:val="Hyperlink"/>
@@ -3944,7 +3909,7 @@
           <w:sz w:val="24"/>
           <w:u w:val="single"/>
         </w:rPr>
-        <w:hyperlink r:id="rId21" w:history="1">
+        <w:hyperlink r:id="rId22" w:history="1">
           <w:r>
             <w:rPr>
               <w:rStyle w:val="Hyperlink"/>
@@ -3973,7 +3938,7 @@
           <w:sz w:val="24"/>
           <w:u w:val="single"/>
         </w:rPr>
-        <w:hyperlink r:id="rId21" w:history="1">
+        <w:hyperlink r:id="rId22" w:history="1">
           <w:r>
             <w:rPr>
               <w:rStyle w:val="Hyperlink"/>
@@ -4001,7 +3966,7 @@
           <w:sz w:val="24"/>
           <w:u w:val="single"/>
         </w:rPr>
-        <w:hyperlink r:id="rId22" w:history="1">
+        <w:hyperlink r:id="rId23" w:history="1">
           <w:r>
             <w:rPr>
               <w:rStyle w:val="Hyperlink"/>
@@ -4019,7 +3984,7 @@
           <w:sz w:val="24"/>
           <w:u w:val="single"/>
         </w:rPr>
-        <w:hyperlink r:id="rId22" w:history="1">
+        <w:hyperlink r:id="rId23" w:history="1">
           <w:r>
             <w:rPr>
               <w:rStyle w:val="Hyperlink"/>
@@ -4037,7 +4002,7 @@
           <w:sz w:val="24"/>
           <w:u w:val="single"/>
         </w:rPr>
-        <w:hyperlink r:id="rId22" w:history="1">
+        <w:hyperlink r:id="rId23" w:history="1">
           <w:r>
             <w:rPr>
               <w:rStyle w:val="Hyperlink"/>
@@ -4055,7 +4020,7 @@
           <w:sz w:val="24"/>
           <w:u w:val="single"/>
         </w:rPr>
-        <w:hyperlink r:id="rId22" w:history="1">
+        <w:hyperlink r:id="rId23" w:history="1">
           <w:r>
             <w:rPr>
               <w:rStyle w:val="Hyperlink"/>

--- a/EXPORTS/DOCX/published/niveau2/English/Science.docx
+++ b/EXPORTS/DOCX/published/niveau2/English/Science.docx
@@ -963,7 +963,7 @@
           <w:sz w:val="24"/>
           <w:u w:val="single"/>
         </w:rPr>
-        <w:hyperlink r:id="rId12" w:history="1">
+        <w:hyperlink r:id="rId11" w:history="1">
           <w:r>
             <w:rPr>
               <w:rStyle w:val="Hyperlink"/>
@@ -1028,7 +1028,7 @@
           <w:sz w:val="24"/>
           <w:u w:val="single"/>
         </w:rPr>
-        <w:hyperlink r:id="rId12" w:history="1">
+        <w:hyperlink r:id="rId11" w:history="1">
           <w:r>
             <w:rPr>
               <w:rStyle w:val="Hyperlink"/>
@@ -1176,7 +1176,7 @@
           <w:sz w:val="24"/>
           <w:u w:val="single"/>
         </w:rPr>
-        <w:hyperlink r:id="rId11" w:history="1">
+        <w:hyperlink r:id="rId12" w:history="1">
           <w:r>
             <w:rPr>
               <w:rStyle w:val="Hyperlink"/>
@@ -1205,7 +1205,7 @@
           <w:sz w:val="24"/>
           <w:u w:val="single"/>
         </w:rPr>
-        <w:hyperlink r:id="rId11" w:history="1">
+        <w:hyperlink r:id="rId12" w:history="1">
           <w:r>
             <w:rPr>
               <w:rStyle w:val="Hyperlink"/>
@@ -1223,7 +1223,7 @@
           <w:sz w:val="24"/>
           <w:u w:val="single"/>
         </w:rPr>
-        <w:hyperlink r:id="rId11" w:history="1">
+        <w:hyperlink r:id="rId12" w:history="1">
           <w:r>
             <w:rPr>
               <w:rStyle w:val="Hyperlink"/>
@@ -1297,7 +1297,94 @@
           <w:color w:val="000000"/>
           <w:sz w:val="24"/>
         </w:rPr>
-        <w:t>Netherlands Academy of Arts and Sciences (KNAW</w:t>
+        <w:t>Netherla</w:t>
+      </w:r>
+      <w:r>
+        <w:rPr>
+          <w:u w:val="single" w:color="0000ff"/>
+          <w:rFonts w:ascii="Charis SIL Regular" w:hAnsi="Charis SIL Regular" w:eastAsia="Charis SIL Regular"/>
+          <w:b w:val="0"/>
+          <w:i w:val="0"/>
+          <w:color w:val="000000"/>
+          <w:sz w:val="24"/>
+        </w:rPr>
+        <w:t>nds Academ</w:t>
+      </w:r>
+      <w:r>
+        <w:rPr>
+          <w:u w:val="single" w:color="0000ff"/>
+          <w:rFonts w:ascii="Charis SIL Regular" w:hAnsi="Charis SIL Regular" w:eastAsia="Charis SIL Regular"/>
+          <w:b w:val="0"/>
+          <w:i w:val="0"/>
+          <w:color w:val="000000"/>
+          <w:sz w:val="24"/>
+        </w:rPr>
+        <w:hyperlink r:id="rId12" w:history="1">
+          <w:r>
+            <w:rPr>
+              <w:rStyle w:val="Hyperlink"/>
+            </w:rPr>
+            <w:t>y of Arts and</w:t>
+          </w:r>
+        </w:hyperlink>
+      </w:r>
+      <w:r>
+        <w:rPr>
+          <w:u w:val="single" w:color="0000ff"/>
+          <w:rFonts w:ascii="Charis SIL Regular" w:hAnsi="Charis SIL Regular" w:eastAsia="Charis SIL Regular"/>
+          <w:b w:val="0"/>
+          <w:i w:val="0"/>
+          <w:color w:val="000000"/>
+          <w:sz w:val="24"/>
+        </w:rPr>
+        <w:t xml:space="preserve"> </w:t>
+      </w:r>
+      <w:r>
+        <w:rPr>
+          <w:u w:val="single" w:color="0000ff"/>
+          <w:rFonts w:ascii="Charis SIL Regular" w:hAnsi="Charis SIL Regular" w:eastAsia="Charis SIL Regular"/>
+          <w:b w:val="0"/>
+          <w:i w:val="0"/>
+          <w:color w:val="000000"/>
+          <w:sz w:val="24"/>
+        </w:rPr>
+        <w:hyperlink r:id="rId12" w:history="1">
+          <w:r>
+            <w:rPr>
+              <w:rStyle w:val="Hyperlink"/>
+            </w:rPr>
+            <w:t>Sci</w:t>
+          </w:r>
+        </w:hyperlink>
+      </w:r>
+      <w:r>
+        <w:rPr>
+          <w:u w:val="single" w:color="0000ff"/>
+          <w:rFonts w:ascii="Charis SIL Regular" w:hAnsi="Charis SIL Regular" w:eastAsia="Charis SIL Regular"/>
+          <w:b w:val="0"/>
+          <w:i w:val="0"/>
+          <w:color w:val="000000"/>
+          <w:sz w:val="24"/>
+        </w:rPr>
+        <w:hyperlink r:id="rId12" w:history="1">
+          <w:r>
+            <w:rPr>
+              <w:rStyle w:val="Hyperlink"/>
+            </w:rPr>
+            <w:t>e</w:t>
+          </w:r>
+        </w:hyperlink>
+      </w:r>
+      <w:r>
+        <w:rPr>
+          <w:u w:val="single" w:color="0000ff"/>
+          <w:rFonts w:ascii="Charis SIL Regular" w:hAnsi="Charis SIL Regular" w:eastAsia="Charis SIL Regular"/>
+          <w:b w:val="0"/>
+          <w:i w:val="0"/>
+          <w:color w:val="000000"/>
+          <w:sz w:val="24"/>
+        </w:rPr>
+        <w:t>nces (KNAW</w:t>
       </w:r>
       <w:r>
         <w:rPr>
@@ -2187,7 +2274,7 @@
           <w:sz w:val="24"/>
           <w:u w:val="single"/>
         </w:rPr>
-        <w:hyperlink r:id="rId12" w:history="1">
+        <w:hyperlink r:id="rId16" w:history="1">
           <w:r>
             <w:rPr>
               <w:rStyle w:val="Hyperlink"/>
@@ -2216,7 +2303,7 @@
           <w:sz w:val="24"/>
           <w:u w:val="single"/>
         </w:rPr>
-        <w:hyperlink r:id="rId12" w:history="1">
+        <w:hyperlink r:id="rId16" w:history="1">
           <w:r>
             <w:rPr>
               <w:rStyle w:val="Hyperlink"/>
@@ -2234,7 +2321,7 @@
           <w:sz w:val="24"/>
           <w:u w:val="single"/>
         </w:rPr>
-        <w:hyperlink r:id="rId12" w:history="1">
+        <w:hyperlink r:id="rId16" w:history="1">
           <w:r>
             <w:rPr>
               <w:rStyle w:val="Hyperlink"/>
@@ -2252,7 +2339,7 @@
           <w:sz w:val="24"/>
           <w:u w:val="single"/>
         </w:rPr>
-        <w:hyperlink r:id="rId12" w:history="1">
+        <w:hyperlink r:id="rId16" w:history="1">
           <w:r>
             <w:rPr>
               <w:rStyle w:val="Hyperlink"/>
@@ -2270,7 +2357,7 @@
           <w:sz w:val="24"/>
           <w:u w:val="single"/>
         </w:rPr>
-        <w:hyperlink r:id="rId12" w:history="1">
+        <w:hyperlink r:id="rId16" w:history="1">
           <w:r>
             <w:rPr>
               <w:rStyle w:val="Hyperlink"/>
@@ -2921,7 +3008,7 @@
           <w:sz w:val="24"/>
           <w:u w:val="single"/>
         </w:rPr>
-        <w:t>Royal Zeeland Scientific So</w:t>
+        <w:t>Royal Zeeland Scientific Soc</w:t>
       </w:r>
       <w:r>
         <w:rPr>
@@ -2932,7 +3019,7 @@
           <w:sz w:val="24"/>
           <w:u w:val="single"/>
         </w:rPr>
-        <w:t>c</w:t>
+        <w:t>iet</w:t>
       </w:r>
       <w:r>
         <w:rPr>
@@ -2941,9 +3028,8 @@
           <w:i w:val="0"/>
           <w:color w:val="0000FF"/>
           <w:sz w:val="24"/>
-          <w:u w:val="single"/>
-        </w:rPr>
-        <w:t>iety</w:t>
+        </w:rPr>
+        <w:t>y</w:t>
       </w:r>
       <w:r>
         <w:br/>
@@ -3330,7 +3416,7 @@
             <w:rPr>
               <w:rStyle w:val="Hyperlink"/>
             </w:rPr>
-            <w:t>portalfile</w:t>
+            <w:t>portalfiles</w:t>
           </w:r>
         </w:hyperlink>
       </w:r>
@@ -3341,13 +3427,25 @@
           <w:i w:val="0"/>
           <w:color w:val="0000FF"/>
           <w:sz w:val="24"/>
+          <w:u w:val="single"/>
+        </w:rPr>
+        <w:t>/</w:t>
+      </w:r>
+      <w:r>
+        <w:rPr>
+          <w:rFonts w:ascii="Charis SIL Regular" w:hAnsi="Charis SIL Regular" w:eastAsia="Charis SIL Regular"/>
+          <w:b w:val="0"/>
+          <w:i w:val="0"/>
+          <w:color w:val="0000FF"/>
+          <w:sz w:val="24"/>
+          <w:u w:val="single"/>
         </w:rPr>
         <w:hyperlink r:id="rId17" w:history="1">
           <w:r>
             <w:rPr>
               <w:rStyle w:val="Hyperlink"/>
             </w:rPr>
-            <w:t>s</w:t>
+            <w:t>portal/1414020</w:t>
           </w:r>
         </w:hyperlink>
       </w:r>
@@ -3359,25 +3457,7 @@
           <w:color w:val="0000FF"/>
           <w:sz w:val="24"/>
         </w:rPr>
-        <w:t>/</w:t>
-      </w:r>
-      <w:r>
-        <w:rPr>
-          <w:rFonts w:ascii="Charis SIL Regular" w:hAnsi="Charis SIL Regular" w:eastAsia="Charis SIL Regular"/>
-          <w:b w:val="0"/>
-          <w:i w:val="0"/>
-          <w:color w:val="0000FF"/>
-          <w:sz w:val="24"/>
-          <w:u w:val="single"/>
-        </w:rPr>
-        <w:hyperlink r:id="rId17" w:history="1">
-          <w:r>
-            <w:rPr>
-              <w:rStyle w:val="Hyperlink"/>
-            </w:rPr>
-            <w:t xml:space="preserve">portal/1414020/ </w:t>
-          </w:r>
-        </w:hyperlink>
+        <w:t xml:space="preserve">/ </w:t>
       </w:r>
       <w:r>
         <w:br/>

--- a/EXPORTS/DOCX/published/niveau2/English/Science.docx
+++ b/EXPORTS/DOCX/published/niveau2/English/Science.docx
@@ -963,7 +963,7 @@
           <w:sz w:val="24"/>
           <w:u w:val="single"/>
         </w:rPr>
-        <w:hyperlink r:id="rId11" w:history="1">
+        <w:hyperlink r:id="rId12" w:history="1">
           <w:r>
             <w:rPr>
               <w:rStyle w:val="Hyperlink"/>
@@ -1028,7 +1028,7 @@
           <w:sz w:val="24"/>
           <w:u w:val="single"/>
         </w:rPr>
-        <w:hyperlink r:id="rId11" w:history="1">
+        <w:hyperlink r:id="rId12" w:history="1">
           <w:r>
             <w:rPr>
               <w:rStyle w:val="Hyperlink"/>
@@ -1205,6 +1205,174 @@
           <w:sz w:val="24"/>
           <w:u w:val="single"/>
         </w:rPr>
+        <w:hyperlink r:id="rId11" w:history="1">
+          <w:r>
+            <w:rPr>
+              <w:rStyle w:val="Hyperlink"/>
+            </w:rPr>
+            <w:t>e</w:t>
+          </w:r>
+        </w:hyperlink>
+      </w:r>
+      <w:r>
+        <w:rPr>
+          <w:rFonts w:ascii="Charis SIL Regular" w:hAnsi="Charis SIL Regular" w:eastAsia="Charis SIL Regular"/>
+          <w:b w:val="0"/>
+          <w:i w:val="0"/>
+          <w:color w:val="0000FF"/>
+          <w:sz w:val="24"/>
+          <w:u w:val="single"/>
+        </w:rPr>
+        <w:hyperlink r:id="rId11" w:history="1">
+          <w:r>
+            <w:rPr>
+              <w:rStyle w:val="Hyperlink"/>
+            </w:rPr>
+            <w:t>n</w:t>
+          </w:r>
+        </w:hyperlink>
+      </w:r>
+      <w:r>
+        <w:rPr>
+          <w:rFonts w:ascii="Charis SIL Regular" w:hAnsi="Charis SIL Regular" w:eastAsia="Charis SIL Regular"/>
+          <w:b w:val="0"/>
+          <w:i w:val="0"/>
+          <w:color w:val="0000FF"/>
+          <w:sz w:val="24"/>
+          <w:u w:val="single"/>
+        </w:rPr>
+        <w:t xml:space="preserve"> </w:t>
+      </w:r>
+      <w:r>
+        <w:rPr>
+          <w:rFonts w:ascii="Charis SIL Regular" w:hAnsi="Charis SIL Regular" w:eastAsia="Charis SIL Regular"/>
+          <w:b w:val="0"/>
+          <w:i w:val="0"/>
+          <w:color w:val="0000FF"/>
+          <w:sz w:val="24"/>
+          <w:u w:val="single"/>
+        </w:rPr>
+        <w:hyperlink r:id="rId11" w:history="1">
+          <w:r>
+            <w:rPr>
+              <w:rStyle w:val="Hyperlink"/>
+            </w:rPr>
+            <w:t>Wetenschap</w:t>
+          </w:r>
+        </w:hyperlink>
+      </w:r>
+      <w:r>
+        <w:rPr>
+          <w:rFonts w:ascii="Charis SIL Regular" w:hAnsi="Charis SIL Regular" w:eastAsia="Charis SIL Regular"/>
+          <w:b w:val="0"/>
+          <w:i w:val="0"/>
+          <w:color w:val="0000FF"/>
+          <w:sz w:val="24"/>
+          <w:u w:val="single"/>
+        </w:rPr>
+        <w:hyperlink r:id="rId12" w:history="1">
+          <w:r>
+            <w:rPr>
+              <w:rStyle w:val="Hyperlink"/>
+            </w:rPr>
+            <w:t>pen</w:t>
+          </w:r>
+        </w:hyperlink>
+      </w:r>
+      <w:r>
+        <w:rPr>
+          <w:rFonts w:ascii="Charis SIL Regular" w:hAnsi="Charis SIL Regular" w:eastAsia="Charis SIL Regular"/>
+          <w:b w:val="0"/>
+          <w:i w:val="0"/>
+          <w:color w:val="000000"/>
+          <w:sz w:val="24"/>
+        </w:rPr>
+        <w:t xml:space="preserve"> in Indonesia. The Royal </w:t>
+      </w:r>
+      <w:r>
+        <w:rPr>
+          <w:rFonts w:ascii="Charis SIL Regular" w:hAnsi="Charis SIL Regular" w:eastAsia="Charis SIL Regular"/>
+          <w:b w:val="0"/>
+          <w:i w:val="0"/>
+          <w:color w:val="000000"/>
+          <w:sz w:val="24"/>
+        </w:rPr>
+        <w:t>Netherla</w:t>
+      </w:r>
+      <w:r>
+        <w:rPr>
+          <w:u w:val="single" w:color="0000ff"/>
+          <w:rFonts w:ascii="Charis SIL Regular" w:hAnsi="Charis SIL Regular" w:eastAsia="Charis SIL Regular"/>
+          <w:b w:val="0"/>
+          <w:i w:val="0"/>
+          <w:color w:val="000000"/>
+          <w:sz w:val="24"/>
+        </w:rPr>
+        <w:hyperlink r:id="rId12" w:history="1">
+          <w:r>
+            <w:rPr>
+              <w:rStyle w:val="Hyperlink"/>
+            </w:rPr>
+            <w:t>nds Academ</w:t>
+          </w:r>
+        </w:hyperlink>
+      </w:r>
+      <w:r>
+        <w:rPr>
+          <w:u w:val="single" w:color="0000ff"/>
+          <w:rFonts w:ascii="Charis SIL Regular" w:hAnsi="Charis SIL Regular" w:eastAsia="Charis SIL Regular"/>
+          <w:b w:val="0"/>
+          <w:i w:val="0"/>
+          <w:color w:val="000000"/>
+          <w:sz w:val="24"/>
+        </w:rPr>
+        <w:hyperlink r:id="rId12" w:history="1">
+          <w:r>
+            <w:rPr>
+              <w:rStyle w:val="Hyperlink"/>
+            </w:rPr>
+            <w:t>y of Arts and</w:t>
+          </w:r>
+        </w:hyperlink>
+      </w:r>
+      <w:r>
+        <w:rPr>
+          <w:u w:val="single" w:color="0000ff"/>
+          <w:rFonts w:ascii="Charis SIL Regular" w:hAnsi="Charis SIL Regular" w:eastAsia="Charis SIL Regular"/>
+          <w:b w:val="0"/>
+          <w:i w:val="0"/>
+          <w:color w:val="000000"/>
+          <w:sz w:val="24"/>
+        </w:rPr>
+        <w:t xml:space="preserve"> </w:t>
+      </w:r>
+      <w:r>
+        <w:rPr>
+          <w:u w:val="single" w:color="0000ff"/>
+          <w:rFonts w:ascii="Charis SIL Regular" w:hAnsi="Charis SIL Regular" w:eastAsia="Charis SIL Regular"/>
+          <w:b w:val="0"/>
+          <w:i w:val="0"/>
+          <w:color w:val="000000"/>
+          <w:sz w:val="24"/>
+        </w:rPr>
+        <w:hyperlink r:id="rId12" w:history="1">
+          <w:r>
+            <w:rPr>
+              <w:rStyle w:val="Hyperlink"/>
+            </w:rPr>
+            <w:t>Sci</w:t>
+          </w:r>
+        </w:hyperlink>
+      </w:r>
+      <w:r>
+        <w:rPr>
+          <w:u w:val="single" w:color="0000ff"/>
+          <w:rFonts w:ascii="Charis SIL Regular" w:hAnsi="Charis SIL Regular" w:eastAsia="Charis SIL Regular"/>
+          <w:b w:val="0"/>
+          <w:i w:val="0"/>
+          <w:color w:val="000000"/>
+          <w:sz w:val="24"/>
+        </w:rPr>
         <w:hyperlink r:id="rId12" w:history="1">
           <w:r>
             <w:rPr>
@@ -1216,175 +1384,61 @@
       </w:r>
       <w:r>
         <w:rPr>
+          <w:u w:val="single" w:color="0000ff"/>
           <w:rFonts w:ascii="Charis SIL Regular" w:hAnsi="Charis SIL Regular" w:eastAsia="Charis SIL Regular"/>
           <w:b w:val="0"/>
           <w:i w:val="0"/>
-          <w:color w:val="0000FF"/>
-          <w:sz w:val="24"/>
-          <w:u w:val="single"/>
+          <w:color w:val="000000"/>
+          <w:sz w:val="24"/>
         </w:rPr>
         <w:hyperlink r:id="rId12" w:history="1">
           <w:r>
             <w:rPr>
               <w:rStyle w:val="Hyperlink"/>
             </w:rPr>
-            <w:t>n</w:t>
+            <w:t>nces (K</w:t>
           </w:r>
         </w:hyperlink>
       </w:r>
       <w:r>
         <w:rPr>
+          <w:u w:val="single" w:color="0000ff"/>
           <w:rFonts w:ascii="Charis SIL Regular" w:hAnsi="Charis SIL Regular" w:eastAsia="Charis SIL Regular"/>
           <w:b w:val="0"/>
           <w:i w:val="0"/>
-          <w:color w:val="0000FF"/>
-          <w:sz w:val="24"/>
-          <w:u w:val="single"/>
-        </w:rPr>
-        <w:t xml:space="preserve"> </w:t>
-      </w:r>
-      <w:r>
-        <w:rPr>
+          <w:color w:val="000000"/>
+          <w:sz w:val="24"/>
+        </w:rPr>
+        <w:t>N</w:t>
+      </w:r>
+      <w:r>
+        <w:rPr>
+          <w:u w:val="single" w:color="0000ff"/>
           <w:rFonts w:ascii="Charis SIL Regular" w:hAnsi="Charis SIL Regular" w:eastAsia="Charis SIL Regular"/>
           <w:b w:val="0"/>
           <w:i w:val="0"/>
-          <w:color w:val="0000FF"/>
-          <w:sz w:val="24"/>
-          <w:u w:val="single"/>
+          <w:color w:val="000000"/>
+          <w:sz w:val="24"/>
         </w:rPr>
         <w:hyperlink r:id="rId12" w:history="1">
           <w:r>
             <w:rPr>
               <w:rStyle w:val="Hyperlink"/>
             </w:rPr>
-            <w:t>Wetenschap</w:t>
+            <w:t>A</w:t>
           </w:r>
         </w:hyperlink>
       </w:r>
       <w:r>
         <w:rPr>
-          <w:rFonts w:ascii="Charis SIL Regular" w:hAnsi="Charis SIL Regular" w:eastAsia="Charis SIL Regular"/>
-          <w:b w:val="0"/>
-          <w:i w:val="0"/>
-          <w:color w:val="0000FF"/>
-          <w:sz w:val="24"/>
-          <w:u w:val="single"/>
-        </w:rPr>
-        <w:hyperlink r:id="rId12" w:history="1">
-          <w:r>
-            <w:rPr>
-              <w:rStyle w:val="Hyperlink"/>
-            </w:rPr>
-            <w:t>pen</w:t>
-          </w:r>
-        </w:hyperlink>
-      </w:r>
-      <w:r>
-        <w:rPr>
+          <w:u w:val="single" w:color="0000ff"/>
           <w:rFonts w:ascii="Charis SIL Regular" w:hAnsi="Charis SIL Regular" w:eastAsia="Charis SIL Regular"/>
           <w:b w:val="0"/>
           <w:i w:val="0"/>
           <w:color w:val="000000"/>
           <w:sz w:val="24"/>
         </w:rPr>
-        <w:t xml:space="preserve"> in Indonesia. The Royal </w:t>
-      </w:r>
-      <w:r>
-        <w:rPr>
-          <w:rFonts w:ascii="Charis SIL Regular" w:hAnsi="Charis SIL Regular" w:eastAsia="Charis SIL Regular"/>
-          <w:b w:val="0"/>
-          <w:i w:val="0"/>
-          <w:color w:val="000000"/>
-          <w:sz w:val="24"/>
-        </w:rPr>
-        <w:t>Netherla</w:t>
-      </w:r>
-      <w:r>
-        <w:rPr>
-          <w:u w:val="single" w:color="0000ff"/>
-          <w:rFonts w:ascii="Charis SIL Regular" w:hAnsi="Charis SIL Regular" w:eastAsia="Charis SIL Regular"/>
-          <w:b w:val="0"/>
-          <w:i w:val="0"/>
-          <w:color w:val="000000"/>
-          <w:sz w:val="24"/>
-        </w:rPr>
-        <w:t>nds Academ</w:t>
-      </w:r>
-      <w:r>
-        <w:rPr>
-          <w:u w:val="single" w:color="0000ff"/>
-          <w:rFonts w:ascii="Charis SIL Regular" w:hAnsi="Charis SIL Regular" w:eastAsia="Charis SIL Regular"/>
-          <w:b w:val="0"/>
-          <w:i w:val="0"/>
-          <w:color w:val="000000"/>
-          <w:sz w:val="24"/>
-        </w:rPr>
-        <w:hyperlink r:id="rId12" w:history="1">
-          <w:r>
-            <w:rPr>
-              <w:rStyle w:val="Hyperlink"/>
-            </w:rPr>
-            <w:t>y of Arts and</w:t>
-          </w:r>
-        </w:hyperlink>
-      </w:r>
-      <w:r>
-        <w:rPr>
-          <w:u w:val="single" w:color="0000ff"/>
-          <w:rFonts w:ascii="Charis SIL Regular" w:hAnsi="Charis SIL Regular" w:eastAsia="Charis SIL Regular"/>
-          <w:b w:val="0"/>
-          <w:i w:val="0"/>
-          <w:color w:val="000000"/>
-          <w:sz w:val="24"/>
-        </w:rPr>
-        <w:t xml:space="preserve"> </w:t>
-      </w:r>
-      <w:r>
-        <w:rPr>
-          <w:u w:val="single" w:color="0000ff"/>
-          <w:rFonts w:ascii="Charis SIL Regular" w:hAnsi="Charis SIL Regular" w:eastAsia="Charis SIL Regular"/>
-          <w:b w:val="0"/>
-          <w:i w:val="0"/>
-          <w:color w:val="000000"/>
-          <w:sz w:val="24"/>
-        </w:rPr>
-        <w:hyperlink r:id="rId12" w:history="1">
-          <w:r>
-            <w:rPr>
-              <w:rStyle w:val="Hyperlink"/>
-            </w:rPr>
-            <w:t>Sci</w:t>
-          </w:r>
-        </w:hyperlink>
-      </w:r>
-      <w:r>
-        <w:rPr>
-          <w:u w:val="single" w:color="0000ff"/>
-          <w:rFonts w:ascii="Charis SIL Regular" w:hAnsi="Charis SIL Regular" w:eastAsia="Charis SIL Regular"/>
-          <w:b w:val="0"/>
-          <w:i w:val="0"/>
-          <w:color w:val="000000"/>
-          <w:sz w:val="24"/>
-        </w:rPr>
-        <w:hyperlink r:id="rId12" w:history="1">
-          <w:r>
-            <w:rPr>
-              <w:rStyle w:val="Hyperlink"/>
-            </w:rPr>
-            <w:t>e</w:t>
-          </w:r>
-        </w:hyperlink>
-      </w:r>
-      <w:r>
-        <w:rPr>
-          <w:u w:val="single" w:color="0000ff"/>
-          <w:rFonts w:ascii="Charis SIL Regular" w:hAnsi="Charis SIL Regular" w:eastAsia="Charis SIL Regular"/>
-          <w:b w:val="0"/>
-          <w:i w:val="0"/>
-          <w:color w:val="000000"/>
-          <w:sz w:val="24"/>
-        </w:rPr>
-        <w:t>nces (KNAW</w:t>
+        <w:t>W</w:t>
       </w:r>
       <w:r>
         <w:rPr>
@@ -2303,7 +2357,7 @@
           <w:sz w:val="24"/>
           <w:u w:val="single"/>
         </w:rPr>
-        <w:hyperlink r:id="rId16" w:history="1">
+        <w:hyperlink r:id="rId12" w:history="1">
           <w:r>
             <w:rPr>
               <w:rStyle w:val="Hyperlink"/>
@@ -2321,7 +2375,7 @@
           <w:sz w:val="24"/>
           <w:u w:val="single"/>
         </w:rPr>
-        <w:hyperlink r:id="rId16" w:history="1">
+        <w:hyperlink r:id="rId12" w:history="1">
           <w:r>
             <w:rPr>
               <w:rStyle w:val="Hyperlink"/>
@@ -2339,7 +2393,7 @@
           <w:sz w:val="24"/>
           <w:u w:val="single"/>
         </w:rPr>
-        <w:hyperlink r:id="rId16" w:history="1">
+        <w:hyperlink r:id="rId12" w:history="1">
           <w:r>
             <w:rPr>
               <w:rStyle w:val="Hyperlink"/>
@@ -2357,7 +2411,7 @@
           <w:sz w:val="24"/>
           <w:u w:val="single"/>
         </w:rPr>
-        <w:hyperlink r:id="rId16" w:history="1">
+        <w:hyperlink r:id="rId12" w:history="1">
           <w:r>
             <w:rPr>
               <w:rStyle w:val="Hyperlink"/>
@@ -3536,6 +3590,7 @@
       </w:r>
       <w:r>
         <w:rPr>
+          <w:u w:val="single" w:color="0000ff"/>
           <w:rFonts w:ascii="Charis SIL Regular" w:hAnsi="Charis SIL Regular" w:eastAsia="Charis SIL Regular"/>
           <w:b w:val="0"/>
           <w:i w:val="0"/>
@@ -3611,6 +3666,7 @@
       </w:r>
       <w:r>
         <w:rPr>
+          <w:u w:val="single" w:color="0000ff"/>
           <w:rFonts w:ascii="Charis SIL Regular" w:hAnsi="Charis SIL Regular" w:eastAsia="Charis SIL Regular"/>
           <w:b w:val="0"/>
           <w:i w:val="0"/>
